--- a/thesis/ASPNET-DK24TT80171-dangduongthang-quanlytroisinhvien.docx
+++ b/thesis/ASPNET-DK24TT80171-dangduongthang-quanlytroisinhvien.docx
@@ -24,27 +24,18 @@
       </w:r>
     </w:p>
     <w:p>
-      <w:pPr>
-        <w:ind w:left="1440" w:firstLine="720"/>
-        <w:outlineLvl w:val="0"/>
-        <w:rPr>
-          <w:szCs w:val="26"/>
-        </w:rPr>
-      </w:pPr>
-      <w:bookmarkStart w:id="0" w:name="_Toc231566830"/>
-      <w:r>
-        <w:rPr>
-          <w:szCs w:val="26"/>
-        </w:rPr>
+      <w:r>
+        <w:rPr>
+          <w:lang w:val="en-US"/>
+        </w:rPr>
+        <w:t xml:space="preserve">                                 </w:t>
+      </w:r>
+      <w:r>
         <w:t>TRƯỜNG</w:t>
       </w:r>
       <w:r>
-        <w:rPr>
-          <w:szCs w:val="26"/>
-        </w:rPr>
         <w:t xml:space="preserve"> KỸ THUẬT VÀ CÔNG NGHỆ</w:t>
       </w:r>
-      <w:bookmarkEnd w:id="0"/>
     </w:p>
     <w:p>
       <w:pPr>
@@ -53,7 +44,6 @@
           <w:bCs/>
         </w:rPr>
       </w:pPr>
-      <w:bookmarkStart w:id="1" w:name="_Toc231566831"/>
       <w:r>
         <w:rPr>
           <w:b/>
@@ -69,7 +59,6 @@
         </w:rPr>
         <w:t>KHOA CÔNG NGHỆ THÔNG TIN</w:t>
       </w:r>
-      <w:bookmarkEnd w:id="1"/>
     </w:p>
     <w:p>
       <w:pPr>
@@ -185,7 +174,6 @@
           <w:bCs/>
         </w:rPr>
       </w:pPr>
-      <w:bookmarkStart w:id="2" w:name="_Toc231566832"/>
       <w:r>
         <w:rPr>
           <w:b/>
@@ -201,7 +189,6 @@
         </w:rPr>
         <w:t>ĐỒ ÁN MÔN HỌC: CHUYÊN ĐỀ ASP.NET</w:t>
       </w:r>
-      <w:bookmarkEnd w:id="2"/>
     </w:p>
     <w:p>
       <w:pPr>
@@ -311,7 +298,7 @@
         <mc:AlternateContent>
           <mc:Choice Requires="wps">
             <w:drawing>
-              <wp:anchor distT="0" distB="0" distL="114300" distR="114300" simplePos="0" relativeHeight="251655168" behindDoc="0" locked="0" layoutInCell="1" allowOverlap="1" wp14:anchorId="187673F7" wp14:editId="6F4888D2">
+              <wp:anchor distT="0" distB="0" distL="114300" distR="114300" simplePos="0" relativeHeight="251650560" behindDoc="0" locked="0" layoutInCell="1" allowOverlap="1" wp14:anchorId="187673F7" wp14:editId="6F4888D2">
                 <wp:simplePos x="0" y="0"/>
                 <wp:positionH relativeFrom="column">
                   <wp:posOffset>3430905</wp:posOffset>
@@ -423,7 +410,7 @@
                 <v:stroke joinstyle="miter"/>
                 <v:path gradientshapeok="t" o:connecttype="rect"/>
               </v:shapetype>
-              <v:shape id="Hộp Văn bản 36" o:spid="_x0000_s1026" type="#_x0000_t202" style="position:absolute;margin-left:270.15pt;margin-top:28.65pt;width:166.8pt;height:57.6pt;z-index:251655168;visibility:visible;mso-wrap-style:square;mso-width-percent:0;mso-height-percent:0;mso-wrap-distance-left:9pt;mso-wrap-distance-top:0;mso-wrap-distance-right:9pt;mso-wrap-distance-bottom:0;mso-position-horizontal:absolute;mso-position-horizontal-relative:text;mso-position-vertical:absolute;mso-position-vertical-relative:text;mso-width-percent:0;mso-height-percent:0;mso-width-relative:page;mso-height-relative:page;v-text-anchor:top" o:gfxdata="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" stroked="f">
+              <v:shape id="Hộp Văn bản 36" o:spid="_x0000_s1026" type="#_x0000_t202" style="position:absolute;margin-left:270.15pt;margin-top:28.65pt;width:166.8pt;height:57.6pt;z-index:251650560;visibility:visible;mso-wrap-style:square;mso-width-percent:0;mso-height-percent:0;mso-wrap-distance-left:9pt;mso-wrap-distance-top:0;mso-wrap-distance-right:9pt;mso-wrap-distance-bottom:0;mso-position-horizontal:absolute;mso-position-horizontal-relative:text;mso-position-vertical:absolute;mso-position-vertical-relative:text;mso-width-percent:0;mso-height-percent:0;mso-width-relative:page;mso-height-relative:page;v-text-anchor:top" o:gfxdata="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" stroked="f">
                 <v:textbox>
                   <w:txbxContent>
                     <w:p>
@@ -480,7 +467,7 @@
         <mc:AlternateContent>
           <mc:Choice Requires="wps">
             <w:drawing>
-              <wp:anchor distT="0" distB="0" distL="114300" distR="114300" simplePos="0" relativeHeight="251654144" behindDoc="0" locked="0" layoutInCell="1" allowOverlap="1" wp14:anchorId="4E792467" wp14:editId="378067AD">
+              <wp:anchor distT="0" distB="0" distL="114300" distR="114300" simplePos="0" relativeHeight="251648512" behindDoc="0" locked="0" layoutInCell="1" allowOverlap="1" wp14:anchorId="4E792467" wp14:editId="378067AD">
                 <wp:simplePos x="0" y="0"/>
                 <wp:positionH relativeFrom="column">
                   <wp:posOffset>565785</wp:posOffset>
@@ -560,7 +547,21 @@
                                 <w:iCs/>
                                 <w:lang w:val="en-US"/>
                               </w:rPr>
-                              <w:t>TS Đoàn Phước Miền</w:t>
+                              <w:t>TS</w:t>
+                            </w:r>
+                            <w:r>
+                              <w:rPr>
+                                <w:iCs/>
+                                <w:lang w:val="en-US"/>
+                              </w:rPr>
+                              <w:t>:</w:t>
+                            </w:r>
+                            <w:r>
+                              <w:rPr>
+                                <w:iCs/>
+                                <w:lang w:val="en-US"/>
+                              </w:rPr>
+                              <w:t xml:space="preserve"> Đoàn Phước Miền</w:t>
                             </w:r>
                           </w:p>
                         </w:txbxContent>
@@ -582,7 +583,7 @@
           </mc:Choice>
           <mc:Fallback>
             <w:pict>
-              <v:shape w14:anchorId="4E792467" id="Hộp Văn bản 37" o:spid="_x0000_s1027" type="#_x0000_t202" style="position:absolute;margin-left:44.55pt;margin-top:22.75pt;width:145.2pt;height:54pt;z-index:251654144;visibility:visible;mso-wrap-style:square;mso-width-percent:0;mso-height-percent:0;mso-wrap-distance-left:9pt;mso-wrap-distance-top:0;mso-wrap-distance-right:9pt;mso-wrap-distance-bottom:0;mso-position-horizontal:absolute;mso-position-horizontal-relative:text;mso-position-vertical:absolute;mso-position-vertical-relative:text;mso-width-percent:0;mso-height-percent:0;mso-width-relative:page;mso-height-relative:page;v-text-anchor:top" o:gfxdata="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" stroked="f">
+              <v:shape w14:anchorId="4E792467" id="Hộp Văn bản 37" o:spid="_x0000_s1027" type="#_x0000_t202" style="position:absolute;margin-left:44.55pt;margin-top:22.75pt;width:145.2pt;height:54pt;z-index:251648512;visibility:visible;mso-wrap-style:square;mso-width-percent:0;mso-height-percent:0;mso-wrap-distance-left:9pt;mso-wrap-distance-top:0;mso-wrap-distance-right:9pt;mso-wrap-distance-bottom:0;mso-position-horizontal:absolute;mso-position-horizontal-relative:text;mso-position-vertical:absolute;mso-position-vertical-relative:text;mso-width-percent:0;mso-height-percent:0;mso-width-relative:page;mso-height-relative:page;v-text-anchor:top" o:gfxdata="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" stroked="f">
                 <v:textbox>
                   <w:txbxContent>
                     <w:p>
@@ -615,7 +616,21 @@
                           <w:iCs/>
                           <w:lang w:val="en-US"/>
                         </w:rPr>
-                        <w:t>TS Đoàn Phước Miền</w:t>
+                        <w:t>TS</w:t>
+                      </w:r>
+                      <w:r>
+                        <w:rPr>
+                          <w:iCs/>
+                          <w:lang w:val="en-US"/>
+                        </w:rPr>
+                        <w:t>:</w:t>
+                      </w:r>
+                      <w:r>
+                        <w:rPr>
+                          <w:iCs/>
+                          <w:lang w:val="en-US"/>
+                        </w:rPr>
+                        <w:t xml:space="preserve"> Đoàn Phước Miền</w:t>
                       </w:r>
                     </w:p>
                   </w:txbxContent>
@@ -723,7 +738,17 @@
           <w:i/>
           <w:szCs w:val="26"/>
         </w:rPr>
-        <w:t xml:space="preserve"> ….</w:t>
+        <w:t xml:space="preserve"> </w:t>
+      </w:r>
+      <w:r>
+        <w:rPr>
+          <w:b/>
+          <w:bCs/>
+          <w:i/>
+          <w:szCs w:val="26"/>
+          <w:lang w:val="en-US"/>
+        </w:rPr>
+        <w:t>2026</w:t>
       </w:r>
     </w:p>
     <w:p>
@@ -751,7 +776,7 @@
         <mc:AlternateContent>
           <mc:Choice Requires="wpg">
             <w:drawing>
-              <wp:anchor distT="0" distB="0" distL="0" distR="0" simplePos="0" relativeHeight="251653120" behindDoc="1" locked="0" layoutInCell="1" allowOverlap="1" wp14:anchorId="34E3BF22" wp14:editId="032C5817">
+              <wp:anchor distT="0" distB="0" distL="0" distR="0" simplePos="0" relativeHeight="251642368" behindDoc="1" locked="0" layoutInCell="1" allowOverlap="1" wp14:anchorId="34E3BF22" wp14:editId="032C5817">
                 <wp:simplePos x="0" y="0"/>
                 <wp:positionH relativeFrom="page">
                   <wp:posOffset>1077686</wp:posOffset>
@@ -889,7 +914,7 @@
           </mc:Choice>
           <mc:Fallback>
             <w:pict>
-              <v:group w14:anchorId="131D6207" id="Group 7" o:spid="_x0000_s1026" style="position:absolute;margin-left:84.85pt;margin-top:56.55pt;width:446.9pt;height:720.75pt;z-index:-251663360;mso-wrap-distance-left:0;mso-wrap-distance-right:0;mso-position-horizontal-relative:page;mso-position-vertical-relative:page;mso-width-relative:margin;mso-height-relative:margin" coordsize="53816,91535" o:gfxdata="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">
+              <v:group w14:anchorId="068DA1C3" id="Group 7" o:spid="_x0000_s1026" style="position:absolute;margin-left:84.85pt;margin-top:56.55pt;width:446.9pt;height:720.75pt;z-index:-251674112;mso-wrap-distance-left:0;mso-wrap-distance-right:0;mso-position-horizontal-relative:page;mso-position-vertical-relative:page;mso-width-relative:margin;mso-height-relative:margin" coordsize="53816,91535" o:gfxdata="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">
                 <v:shape id="Graphic 8" o:spid="_x0000_s1027" style="position:absolute;left:47;top:47;width:53721;height:91440;visibility:visible;mso-wrap-style:square;v-text-anchor:top" coordsize="5372100,9144000" o:gfxdata="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" path="m5372100,l,,,9144000r5372100,l5372100,xe" stroked="f">
                   <v:path arrowok="t"/>
                 </v:shape>
@@ -1558,7 +1583,7 @@
         <mc:AlternateContent>
           <mc:Choice Requires="wps">
             <w:drawing>
-              <wp:anchor distT="0" distB="0" distL="0" distR="0" simplePos="0" relativeHeight="251656192" behindDoc="1" locked="0" layoutInCell="1" allowOverlap="1" wp14:anchorId="64BCC4FC" wp14:editId="622EB1BC">
+              <wp:anchor distT="0" distB="0" distL="0" distR="0" simplePos="0" relativeHeight="251668992" behindDoc="1" locked="0" layoutInCell="1" allowOverlap="1" wp14:anchorId="64BCC4FC" wp14:editId="622EB1BC">
                 <wp:simplePos x="0" y="0"/>
                 <wp:positionH relativeFrom="page">
                   <wp:posOffset>1112520</wp:posOffset>
@@ -1635,7 +1660,7 @@
           </mc:Choice>
           <mc:Fallback>
             <w:pict>
-              <v:shape w14:anchorId="6141F62C" id="Graphic 11" o:spid="_x0000_s1026" style="position:absolute;margin-left:87.6pt;margin-top:69.6pt;width:447pt;height:10in;z-index:-251660288;visibility:visible;mso-wrap-style:square;mso-width-percent:0;mso-wrap-distance-left:0;mso-wrap-distance-top:0;mso-wrap-distance-right:0;mso-wrap-distance-bottom:0;mso-position-horizontal:absolute;mso-position-horizontal-relative:page;mso-position-vertical:absolute;mso-position-vertical-relative:page;mso-width-percent:0;mso-width-relative:margin;v-text-anchor:top" coordsize="5372100,9144000" o:gfxdata="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" path="m,9144000r5372100,l5372100,,,,,9144000xe" filled="f">
+              <v:shape w14:anchorId="65FB3FA7" id="Graphic 11" o:spid="_x0000_s1026" style="position:absolute;margin-left:87.6pt;margin-top:69.6pt;width:447pt;height:10in;z-index:-251647488;visibility:visible;mso-wrap-style:square;mso-width-percent:0;mso-wrap-distance-left:0;mso-wrap-distance-top:0;mso-wrap-distance-right:0;mso-wrap-distance-bottom:0;mso-position-horizontal:absolute;mso-position-horizontal-relative:page;mso-position-vertical:absolute;mso-position-vertical-relative:page;mso-width-percent:0;mso-width-relative:margin;v-text-anchor:top" coordsize="5372100,9144000" o:gfxdata="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" path="m,9144000r5372100,l5372100,,,,,9144000xe" filled="f">
                 <v:path arrowok="t"/>
                 <w10:wrap anchorx="page" anchory="page"/>
               </v:shape>
@@ -2486,68 +2511,6 @@
           <w:spacing w:val="-5"/>
         </w:rPr>
         <w:t>LỤC</w:t>
-      </w:r>
-    </w:p>
-    <w:p>
-      <w:pPr>
-        <w:pStyle w:val="ThnVnban"/>
-        <w:spacing w:before="239"/>
-        <w:ind w:left="285"/>
-        <w:rPr>
-          <w:spacing w:val="-2"/>
-          <w:lang w:val="en-US"/>
-        </w:rPr>
-      </w:pPr>
-      <w:r>
-        <w:t>(SV</w:t>
-      </w:r>
-      <w:r>
-        <w:rPr>
-          <w:spacing w:val="-5"/>
-        </w:rPr>
-        <w:t xml:space="preserve"> </w:t>
-      </w:r>
-      <w:r>
-        <w:t>tạo</w:t>
-      </w:r>
-      <w:r>
-        <w:rPr>
-          <w:spacing w:val="-2"/>
-        </w:rPr>
-        <w:t xml:space="preserve"> </w:t>
-      </w:r>
-      <w:r>
-        <w:t>mục</w:t>
-      </w:r>
-      <w:r>
-        <w:rPr>
-          <w:spacing w:val="-5"/>
-        </w:rPr>
-        <w:t xml:space="preserve"> </w:t>
-      </w:r>
-      <w:r>
-        <w:t>lục</w:t>
-      </w:r>
-      <w:r>
-        <w:rPr>
-          <w:spacing w:val="-5"/>
-        </w:rPr>
-        <w:t xml:space="preserve"> </w:t>
-      </w:r>
-      <w:r>
-        <w:t>tự</w:t>
-      </w:r>
-      <w:r>
-        <w:rPr>
-          <w:spacing w:val="-4"/>
-        </w:rPr>
-        <w:t xml:space="preserve"> </w:t>
-      </w:r>
-      <w:r>
-        <w:rPr>
-          <w:spacing w:val="-2"/>
-        </w:rPr>
-        <w:t>động)</w:t>
       </w:r>
     </w:p>
     <w:sdt>
@@ -2603,13 +2566,13 @@
           <w:r>
             <w:fldChar w:fldCharType="separate"/>
           </w:r>
-          <w:hyperlink w:anchor="_Toc231566830" w:history="1">
+          <w:hyperlink w:anchor="_Toc231572116" w:history="1">
             <w:r>
               <w:rPr>
                 <w:rStyle w:val="Siuktni"/>
                 <w:noProof/>
               </w:rPr>
-              <w:t>TRƯỜNG KỸ THUẬT VÀ CÔNG NGHỆ</w:t>
+              <w:t>MỞ ĐẦU</w:t>
             </w:r>
             <w:r>
               <w:rPr>
@@ -2630,7 +2593,7 @@
                 <w:noProof/>
                 <w:webHidden/>
               </w:rPr>
-              <w:instrText xml:space="preserve"> PAGEREF _Toc231566830 \h </w:instrText>
+              <w:instrText xml:space="preserve"> PAGEREF _Toc231572116 \h </w:instrText>
             </w:r>
             <w:r>
               <w:rPr>
@@ -2650,247 +2613,7 @@
                 <w:noProof/>
                 <w:webHidden/>
               </w:rPr>
-              <w:t>1</w:t>
-            </w:r>
-            <w:r>
-              <w:rPr>
-                <w:noProof/>
-                <w:webHidden/>
-              </w:rPr>
-              <w:fldChar w:fldCharType="end"/>
-            </w:r>
-          </w:hyperlink>
-        </w:p>
-        <w:p>
-          <w:pPr>
-            <w:pStyle w:val="Mucluc1"/>
-            <w:tabs>
-              <w:tab w:val="right" w:leader="dot" w:pos="9065"/>
-            </w:tabs>
-            <w:rPr>
-              <w:rFonts w:asciiTheme="minorHAnsi" w:eastAsiaTheme="minorEastAsia" w:hAnsiTheme="minorHAnsi" w:cstheme="minorBidi"/>
-              <w:noProof/>
-              <w:kern w:val="2"/>
-              <w:sz w:val="24"/>
-              <w:szCs w:val="24"/>
-              <w:lang w:val="en-US"/>
-              <w14:ligatures w14:val="standardContextual"/>
-            </w:rPr>
-          </w:pPr>
-          <w:hyperlink w:anchor="_Toc231566831" w:history="1">
-            <w:r>
-              <w:rPr>
-                <w:rStyle w:val="Siuktni"/>
-                <w:b/>
-                <w:noProof/>
-              </w:rPr>
-              <w:t>KHOA CÔNG NGHỆ THÔNG TIN</w:t>
-            </w:r>
-            <w:r>
-              <w:rPr>
-                <w:noProof/>
-                <w:webHidden/>
-              </w:rPr>
-              <w:tab/>
-            </w:r>
-            <w:r>
-              <w:rPr>
-                <w:noProof/>
-                <w:webHidden/>
-              </w:rPr>
-              <w:fldChar w:fldCharType="begin"/>
-            </w:r>
-            <w:r>
-              <w:rPr>
-                <w:noProof/>
-                <w:webHidden/>
-              </w:rPr>
-              <w:instrText xml:space="preserve"> PAGEREF _Toc231566831 \h </w:instrText>
-            </w:r>
-            <w:r>
-              <w:rPr>
-                <w:noProof/>
-                <w:webHidden/>
-              </w:rPr>
-            </w:r>
-            <w:r>
-              <w:rPr>
-                <w:noProof/>
-                <w:webHidden/>
-              </w:rPr>
-              <w:fldChar w:fldCharType="separate"/>
-            </w:r>
-            <w:r>
-              <w:rPr>
-                <w:noProof/>
-                <w:webHidden/>
-              </w:rPr>
-              <w:t>1</w:t>
-            </w:r>
-            <w:r>
-              <w:rPr>
-                <w:noProof/>
-                <w:webHidden/>
-              </w:rPr>
-              <w:fldChar w:fldCharType="end"/>
-            </w:r>
-          </w:hyperlink>
-        </w:p>
-        <w:p>
-          <w:pPr>
-            <w:pStyle w:val="Mucluc1"/>
-            <w:tabs>
-              <w:tab w:val="right" w:leader="dot" w:pos="9065"/>
-            </w:tabs>
-            <w:rPr>
-              <w:rFonts w:asciiTheme="minorHAnsi" w:eastAsiaTheme="minorEastAsia" w:hAnsiTheme="minorHAnsi" w:cstheme="minorBidi"/>
-              <w:noProof/>
-              <w:kern w:val="2"/>
-              <w:sz w:val="24"/>
-              <w:szCs w:val="24"/>
-              <w:lang w:val="en-US"/>
-              <w14:ligatures w14:val="standardContextual"/>
-            </w:rPr>
-          </w:pPr>
-          <w:hyperlink w:anchor="_Toc231566832" w:history="1">
-            <w:r>
-              <w:rPr>
-                <w:rStyle w:val="Siuktni"/>
-                <w:b/>
-                <w:noProof/>
-              </w:rPr>
-              <w:t>ĐỒ ÁN MÔN HỌC: CHUYÊN ĐỀ ASP</w:t>
-            </w:r>
-            <w:r>
-              <w:rPr>
-                <w:rStyle w:val="Siuktni"/>
-                <w:b/>
-                <w:noProof/>
-              </w:rPr>
-              <w:t>.</w:t>
-            </w:r>
-            <w:r>
-              <w:rPr>
-                <w:rStyle w:val="Siuktni"/>
-                <w:b/>
-                <w:noProof/>
-              </w:rPr>
-              <w:t>NET</w:t>
-            </w:r>
-            <w:r>
-              <w:rPr>
-                <w:noProof/>
-                <w:webHidden/>
-              </w:rPr>
-              <w:tab/>
-            </w:r>
-            <w:r>
-              <w:rPr>
-                <w:noProof/>
-                <w:webHidden/>
-              </w:rPr>
-              <w:fldChar w:fldCharType="begin"/>
-            </w:r>
-            <w:r>
-              <w:rPr>
-                <w:noProof/>
-                <w:webHidden/>
-              </w:rPr>
-              <w:instrText xml:space="preserve"> PAGEREF _Toc231566832 \h </w:instrText>
-            </w:r>
-            <w:r>
-              <w:rPr>
-                <w:noProof/>
-                <w:webHidden/>
-              </w:rPr>
-            </w:r>
-            <w:r>
-              <w:rPr>
-                <w:noProof/>
-                <w:webHidden/>
-              </w:rPr>
-              <w:fldChar w:fldCharType="separate"/>
-            </w:r>
-            <w:r>
-              <w:rPr>
-                <w:noProof/>
-                <w:webHidden/>
-              </w:rPr>
-              <w:t>1</w:t>
-            </w:r>
-            <w:r>
-              <w:rPr>
-                <w:noProof/>
-                <w:webHidden/>
-              </w:rPr>
-              <w:fldChar w:fldCharType="end"/>
-            </w:r>
-          </w:hyperlink>
-        </w:p>
-        <w:p>
-          <w:pPr>
-            <w:pStyle w:val="Mucluc1"/>
-            <w:tabs>
-              <w:tab w:val="right" w:leader="dot" w:pos="9065"/>
-            </w:tabs>
-            <w:rPr>
-              <w:rFonts w:asciiTheme="minorHAnsi" w:eastAsiaTheme="minorEastAsia" w:hAnsiTheme="minorHAnsi" w:cstheme="minorBidi"/>
-              <w:noProof/>
-              <w:kern w:val="2"/>
-              <w:sz w:val="24"/>
-              <w:szCs w:val="24"/>
-              <w:lang w:val="en-US"/>
-              <w14:ligatures w14:val="standardContextual"/>
-            </w:rPr>
-          </w:pPr>
-          <w:hyperlink w:anchor="_Toc231566833" w:history="1">
-            <w:r>
-              <w:rPr>
-                <w:rStyle w:val="Siuktni"/>
-                <w:noProof/>
-              </w:rPr>
-              <w:t>MỞ ĐẦU</w:t>
-            </w:r>
-            <w:r>
-              <w:rPr>
-                <w:noProof/>
-                <w:webHidden/>
-              </w:rPr>
-              <w:tab/>
-            </w:r>
-            <w:r>
-              <w:rPr>
-                <w:noProof/>
-                <w:webHidden/>
-              </w:rPr>
-              <w:fldChar w:fldCharType="begin"/>
-            </w:r>
-            <w:r>
-              <w:rPr>
-                <w:noProof/>
-                <w:webHidden/>
-              </w:rPr>
-              <w:instrText xml:space="preserve"> PAGEREF _Toc231566833 \h </w:instrText>
-            </w:r>
-            <w:r>
-              <w:rPr>
-                <w:noProof/>
-                <w:webHidden/>
-              </w:rPr>
-            </w:r>
-            <w:r>
-              <w:rPr>
-                <w:noProof/>
-                <w:webHidden/>
-              </w:rPr>
-              <w:fldChar w:fldCharType="separate"/>
-            </w:r>
-            <w:r>
-              <w:rPr>
-                <w:noProof/>
-                <w:webHidden/>
-              </w:rPr>
-              <w:t>9</w:t>
+              <w:t>11</w:t>
             </w:r>
             <w:r>
               <w:rPr>
@@ -2918,7 +2641,7 @@
               <w14:ligatures w14:val="standardContextual"/>
             </w:rPr>
           </w:pPr>
-          <w:hyperlink w:anchor="_Toc231566834" w:history="1">
+          <w:hyperlink w:anchor="_Toc231572117" w:history="1">
             <w:r>
               <w:rPr>
                 <w:rStyle w:val="Siuktni"/>
@@ -3025,7 +2748,7 @@
                 <w:noProof/>
                 <w:webHidden/>
               </w:rPr>
-              <w:instrText xml:space="preserve"> PAGEREF _Toc231566834 \h </w:instrText>
+              <w:instrText xml:space="preserve"> PAGEREF _Toc231572117 \h </w:instrText>
             </w:r>
             <w:r>
               <w:rPr>
@@ -3045,7 +2768,7 @@
                 <w:noProof/>
                 <w:webHidden/>
               </w:rPr>
-              <w:t>9</w:t>
+              <w:t>11</w:t>
             </w:r>
             <w:r>
               <w:rPr>
@@ -3073,7 +2796,7 @@
               <w14:ligatures w14:val="standardContextual"/>
             </w:rPr>
           </w:pPr>
-          <w:hyperlink w:anchor="_Toc231566835" w:history="1">
+          <w:hyperlink w:anchor="_Toc231572118" w:history="1">
             <w:r>
               <w:rPr>
                 <w:rStyle w:val="Siuktni"/>
@@ -3202,7 +2925,7 @@
                 <w:noProof/>
                 <w:webHidden/>
               </w:rPr>
-              <w:instrText xml:space="preserve"> PAGEREF _Toc231566835 \h </w:instrText>
+              <w:instrText xml:space="preserve"> PAGEREF _Toc231572118 \h </w:instrText>
             </w:r>
             <w:r>
               <w:rPr>
@@ -3222,7 +2945,7 @@
                 <w:noProof/>
                 <w:webHidden/>
               </w:rPr>
-              <w:t>9</w:t>
+              <w:t>11</w:t>
             </w:r>
             <w:r>
               <w:rPr>
@@ -3250,7 +2973,7 @@
               <w14:ligatures w14:val="standardContextual"/>
             </w:rPr>
           </w:pPr>
-          <w:hyperlink w:anchor="_Toc231566836" w:history="1">
+          <w:hyperlink w:anchor="_Toc231572119" w:history="1">
             <w:r>
               <w:rPr>
                 <w:rStyle w:val="Siuktni"/>
@@ -3313,7 +3036,7 @@
                 <w:noProof/>
                 <w:webHidden/>
               </w:rPr>
-              <w:instrText xml:space="preserve"> PAGEREF _Toc231566836 \h </w:instrText>
+              <w:instrText xml:space="preserve"> PAGEREF _Toc231572119 \h </w:instrText>
             </w:r>
             <w:r>
               <w:rPr>
@@ -3333,7 +3056,7 @@
                 <w:noProof/>
                 <w:webHidden/>
               </w:rPr>
-              <w:t>9</w:t>
+              <w:t>11</w:t>
             </w:r>
             <w:r>
               <w:rPr>
@@ -3361,7 +3084,7 @@
               <w14:ligatures w14:val="standardContextual"/>
             </w:rPr>
           </w:pPr>
-          <w:hyperlink w:anchor="_Toc231566837" w:history="1">
+          <w:hyperlink w:anchor="_Toc231572120" w:history="1">
             <w:r>
               <w:rPr>
                 <w:rStyle w:val="Siuktni"/>
@@ -3409,7 +3132,7 @@
                 <w:noProof/>
                 <w:webHidden/>
               </w:rPr>
-              <w:instrText xml:space="preserve"> PAGEREF _Toc231566837 \h </w:instrText>
+              <w:instrText xml:space="preserve"> PAGEREF _Toc231572120 \h </w:instrText>
             </w:r>
             <w:r>
               <w:rPr>
@@ -3429,7 +3152,7 @@
                 <w:noProof/>
                 <w:webHidden/>
               </w:rPr>
-              <w:t>9</w:t>
+              <w:t>11</w:t>
             </w:r>
             <w:r>
               <w:rPr>
@@ -3457,7 +3180,7 @@
               <w14:ligatures w14:val="standardContextual"/>
             </w:rPr>
           </w:pPr>
-          <w:hyperlink w:anchor="_Toc231566838" w:history="1">
+          <w:hyperlink w:anchor="_Toc231572121" w:history="1">
             <w:r>
               <w:rPr>
                 <w:rStyle w:val="Siuktni"/>
@@ -3549,7 +3272,7 @@
                 <w:noProof/>
                 <w:webHidden/>
               </w:rPr>
-              <w:instrText xml:space="preserve"> PAGEREF _Toc231566838 \h </w:instrText>
+              <w:instrText xml:space="preserve"> PAGEREF _Toc231572121 \h </w:instrText>
             </w:r>
             <w:r>
               <w:rPr>
@@ -3569,7 +3292,7 @@
                 <w:noProof/>
                 <w:webHidden/>
               </w:rPr>
-              <w:t>10</w:t>
+              <w:t>12</w:t>
             </w:r>
             <w:r>
               <w:rPr>
@@ -3597,7 +3320,7 @@
               <w14:ligatures w14:val="standardContextual"/>
             </w:rPr>
           </w:pPr>
-          <w:hyperlink w:anchor="_Toc231566839" w:history="1">
+          <w:hyperlink w:anchor="_Toc231572122" w:history="1">
             <w:r>
               <w:rPr>
                 <w:rStyle w:val="Siuktni"/>
@@ -3645,7 +3368,7 @@
                 <w:noProof/>
                 <w:webHidden/>
               </w:rPr>
-              <w:instrText xml:space="preserve"> PAGEREF _Toc231566839 \h </w:instrText>
+              <w:instrText xml:space="preserve"> PAGEREF _Toc231572122 \h </w:instrText>
             </w:r>
             <w:r>
               <w:rPr>
@@ -3665,7 +3388,7 @@
                 <w:noProof/>
                 <w:webHidden/>
               </w:rPr>
-              <w:t>10</w:t>
+              <w:t>12</w:t>
             </w:r>
             <w:r>
               <w:rPr>
@@ -3693,7 +3416,7 @@
               <w14:ligatures w14:val="standardContextual"/>
             </w:rPr>
           </w:pPr>
-          <w:hyperlink w:anchor="_Toc231566840" w:history="1">
+          <w:hyperlink w:anchor="_Toc231572123" w:history="1">
             <w:r>
               <w:rPr>
                 <w:rStyle w:val="Siuktni"/>
@@ -3741,7 +3464,7 @@
                 <w:noProof/>
                 <w:webHidden/>
               </w:rPr>
-              <w:instrText xml:space="preserve"> PAGEREF _Toc231566840 \h </w:instrText>
+              <w:instrText xml:space="preserve"> PAGEREF _Toc231572123 \h </w:instrText>
             </w:r>
             <w:r>
               <w:rPr>
@@ -3761,7 +3484,7 @@
                 <w:noProof/>
                 <w:webHidden/>
               </w:rPr>
-              <w:t>10</w:t>
+              <w:t>12</w:t>
             </w:r>
             <w:r>
               <w:rPr>
@@ -3789,7 +3512,7 @@
               <w14:ligatures w14:val="standardContextual"/>
             </w:rPr>
           </w:pPr>
-          <w:hyperlink w:anchor="_Toc231566841" w:history="1">
+          <w:hyperlink w:anchor="_Toc231572124" w:history="1">
             <w:r>
               <w:rPr>
                 <w:rStyle w:val="Siuktni"/>
@@ -3837,7 +3560,7 @@
                 <w:noProof/>
                 <w:webHidden/>
               </w:rPr>
-              <w:instrText xml:space="preserve"> PAGEREF _Toc231566841 \h </w:instrText>
+              <w:instrText xml:space="preserve"> PAGEREF _Toc231572124 \h </w:instrText>
             </w:r>
             <w:r>
               <w:rPr>
@@ -3857,7 +3580,7 @@
                 <w:noProof/>
                 <w:webHidden/>
               </w:rPr>
-              <w:t>10</w:t>
+              <w:t>12</w:t>
             </w:r>
             <w:r>
               <w:rPr>
@@ -3885,7 +3608,7 @@
               <w14:ligatures w14:val="standardContextual"/>
             </w:rPr>
           </w:pPr>
-          <w:hyperlink w:anchor="_Toc231566842" w:history="1">
+          <w:hyperlink w:anchor="_Toc231572125" w:history="1">
             <w:r>
               <w:rPr>
                 <w:rStyle w:val="Siuktni"/>
@@ -3933,7 +3656,7 @@
                 <w:noProof/>
                 <w:webHidden/>
               </w:rPr>
-              <w:instrText xml:space="preserve"> PAGEREF _Toc231566842 \h </w:instrText>
+              <w:instrText xml:space="preserve"> PAGEREF _Toc231572125 \h </w:instrText>
             </w:r>
             <w:r>
               <w:rPr>
@@ -3953,7 +3676,7 @@
                 <w:noProof/>
                 <w:webHidden/>
               </w:rPr>
-              <w:t>10</w:t>
+              <w:t>12</w:t>
             </w:r>
             <w:r>
               <w:rPr>
@@ -3980,7 +3703,7 @@
               <w14:ligatures w14:val="standardContextual"/>
             </w:rPr>
           </w:pPr>
-          <w:hyperlink w:anchor="_Toc231566843" w:history="1">
+          <w:hyperlink w:anchor="_Toc231572126" w:history="1">
             <w:r>
               <w:rPr>
                 <w:rStyle w:val="Siuktni"/>
@@ -4100,7 +3823,7 @@
                 <w:noProof/>
                 <w:webHidden/>
               </w:rPr>
-              <w:instrText xml:space="preserve"> PAGEREF _Toc231566843 \h </w:instrText>
+              <w:instrText xml:space="preserve"> PAGEREF _Toc231572126 \h </w:instrText>
             </w:r>
             <w:r>
               <w:rPr>
@@ -4120,7 +3843,7 @@
                 <w:noProof/>
                 <w:webHidden/>
               </w:rPr>
-              <w:t>11</w:t>
+              <w:t>13</w:t>
             </w:r>
             <w:r>
               <w:rPr>
@@ -4148,7 +3871,7 @@
               <w14:ligatures w14:val="standardContextual"/>
             </w:rPr>
           </w:pPr>
-          <w:hyperlink w:anchor="_Toc231566844" w:history="1">
+          <w:hyperlink w:anchor="_Toc231572127" w:history="1">
             <w:r>
               <w:rPr>
                 <w:rStyle w:val="Siuktni"/>
@@ -4195,7 +3918,7 @@
                 <w:noProof/>
                 <w:webHidden/>
               </w:rPr>
-              <w:instrText xml:space="preserve"> PAGEREF _Toc231566844 \h </w:instrText>
+              <w:instrText xml:space="preserve"> PAGEREF _Toc231572127 \h </w:instrText>
             </w:r>
             <w:r>
               <w:rPr>
@@ -4215,7 +3938,7 @@
                 <w:noProof/>
                 <w:webHidden/>
               </w:rPr>
-              <w:t>11</w:t>
+              <w:t>13</w:t>
             </w:r>
             <w:r>
               <w:rPr>
@@ -4243,7 +3966,7 @@
               <w14:ligatures w14:val="standardContextual"/>
             </w:rPr>
           </w:pPr>
-          <w:hyperlink w:anchor="_Toc231566845" w:history="1">
+          <w:hyperlink w:anchor="_Toc231572128" w:history="1">
             <w:r>
               <w:rPr>
                 <w:rStyle w:val="Siuktni"/>
@@ -4290,7 +4013,7 @@
                 <w:noProof/>
                 <w:webHidden/>
               </w:rPr>
-              <w:instrText xml:space="preserve"> PAGEREF _Toc231566845 \h </w:instrText>
+              <w:instrText xml:space="preserve"> PAGEREF _Toc231572128 \h </w:instrText>
             </w:r>
             <w:r>
               <w:rPr>
@@ -4310,7 +4033,7 @@
                 <w:noProof/>
                 <w:webHidden/>
               </w:rPr>
-              <w:t>11</w:t>
+              <w:t>13</w:t>
             </w:r>
             <w:r>
               <w:rPr>
@@ -4338,7 +4061,7 @@
               <w14:ligatures w14:val="standardContextual"/>
             </w:rPr>
           </w:pPr>
-          <w:hyperlink w:anchor="_Toc231566846" w:history="1">
+          <w:hyperlink w:anchor="_Toc231572129" w:history="1">
             <w:r>
               <w:rPr>
                 <w:rStyle w:val="Siuktni"/>
@@ -4385,7 +4108,7 @@
                 <w:noProof/>
                 <w:webHidden/>
               </w:rPr>
-              <w:instrText xml:space="preserve"> PAGEREF _Toc231566846 \h </w:instrText>
+              <w:instrText xml:space="preserve"> PAGEREF _Toc231572129 \h </w:instrText>
             </w:r>
             <w:r>
               <w:rPr>
@@ -4405,7 +4128,7 @@
                 <w:noProof/>
                 <w:webHidden/>
               </w:rPr>
-              <w:t>12</w:t>
+              <w:t>14</w:t>
             </w:r>
             <w:r>
               <w:rPr>
@@ -4433,7 +4156,7 @@
               <w14:ligatures w14:val="standardContextual"/>
             </w:rPr>
           </w:pPr>
-          <w:hyperlink w:anchor="_Toc231566847" w:history="1">
+          <w:hyperlink w:anchor="_Toc231572130" w:history="1">
             <w:r>
               <w:rPr>
                 <w:rStyle w:val="Siuktni"/>
@@ -4480,7 +4203,7 @@
                 <w:noProof/>
                 <w:webHidden/>
               </w:rPr>
-              <w:instrText xml:space="preserve"> PAGEREF _Toc231566847 \h </w:instrText>
+              <w:instrText xml:space="preserve"> PAGEREF _Toc231572130 \h </w:instrText>
             </w:r>
             <w:r>
               <w:rPr>
@@ -4500,7 +4223,7 @@
                 <w:noProof/>
                 <w:webHidden/>
               </w:rPr>
-              <w:t>12</w:t>
+              <w:t>14</w:t>
             </w:r>
             <w:r>
               <w:rPr>
@@ -4528,7 +4251,7 @@
               <w14:ligatures w14:val="standardContextual"/>
             </w:rPr>
           </w:pPr>
-          <w:hyperlink w:anchor="_Toc231566848" w:history="1">
+          <w:hyperlink w:anchor="_Toc231572131" w:history="1">
             <w:r>
               <w:rPr>
                 <w:rStyle w:val="Siuktni"/>
@@ -4575,7 +4298,7 @@
                 <w:noProof/>
                 <w:webHidden/>
               </w:rPr>
-              <w:instrText xml:space="preserve"> PAGEREF _Toc231566848 \h </w:instrText>
+              <w:instrText xml:space="preserve"> PAGEREF _Toc231572131 \h </w:instrText>
             </w:r>
             <w:r>
               <w:rPr>
@@ -4595,7 +4318,7 @@
                 <w:noProof/>
                 <w:webHidden/>
               </w:rPr>
-              <w:t>12</w:t>
+              <w:t>14</w:t>
             </w:r>
             <w:r>
               <w:rPr>
@@ -4623,7 +4346,7 @@
               <w14:ligatures w14:val="standardContextual"/>
             </w:rPr>
           </w:pPr>
-          <w:hyperlink w:anchor="_Toc231566849" w:history="1">
+          <w:hyperlink w:anchor="_Toc231572132" w:history="1">
             <w:r>
               <w:rPr>
                 <w:rStyle w:val="Siuktni"/>
@@ -4670,7 +4393,7 @@
                 <w:noProof/>
                 <w:webHidden/>
               </w:rPr>
-              <w:instrText xml:space="preserve"> PAGEREF _Toc231566849 \h </w:instrText>
+              <w:instrText xml:space="preserve"> PAGEREF _Toc231572132 \h </w:instrText>
             </w:r>
             <w:r>
               <w:rPr>
@@ -4690,7 +4413,7 @@
                 <w:noProof/>
                 <w:webHidden/>
               </w:rPr>
-              <w:t>12</w:t>
+              <w:t>14</w:t>
             </w:r>
             <w:r>
               <w:rPr>
@@ -4718,7 +4441,7 @@
               <w14:ligatures w14:val="standardContextual"/>
             </w:rPr>
           </w:pPr>
-          <w:hyperlink w:anchor="_Toc231566850" w:history="1">
+          <w:hyperlink w:anchor="_Toc231572133" w:history="1">
             <w:r>
               <w:rPr>
                 <w:rStyle w:val="Siuktni"/>
@@ -4765,7 +4488,7 @@
                 <w:noProof/>
                 <w:webHidden/>
               </w:rPr>
-              <w:instrText xml:space="preserve"> PAGEREF _Toc231566850 \h </w:instrText>
+              <w:instrText xml:space="preserve"> PAGEREF _Toc231572133 \h </w:instrText>
             </w:r>
             <w:r>
               <w:rPr>
@@ -4785,7 +4508,7 @@
                 <w:noProof/>
                 <w:webHidden/>
               </w:rPr>
-              <w:t>13</w:t>
+              <w:t>15</w:t>
             </w:r>
             <w:r>
               <w:rPr>
@@ -4813,7 +4536,7 @@
               <w14:ligatures w14:val="standardContextual"/>
             </w:rPr>
           </w:pPr>
-          <w:hyperlink w:anchor="_Toc231566851" w:history="1">
+          <w:hyperlink w:anchor="_Toc231572134" w:history="1">
             <w:r>
               <w:rPr>
                 <w:rStyle w:val="Siuktni"/>
@@ -4861,7 +4584,7 @@
                 <w:noProof/>
                 <w:webHidden/>
               </w:rPr>
-              <w:instrText xml:space="preserve"> PAGEREF _Toc231566851 \h </w:instrText>
+              <w:instrText xml:space="preserve"> PAGEREF _Toc231572134 \h </w:instrText>
             </w:r>
             <w:r>
               <w:rPr>
@@ -4881,7 +4604,7 @@
                 <w:noProof/>
                 <w:webHidden/>
               </w:rPr>
-              <w:t>13</w:t>
+              <w:t>15</w:t>
             </w:r>
             <w:r>
               <w:rPr>
@@ -4908,7 +4631,7 @@
               <w14:ligatures w14:val="standardContextual"/>
             </w:rPr>
           </w:pPr>
-          <w:hyperlink w:anchor="_Toc231566852" w:history="1">
+          <w:hyperlink w:anchor="_Toc231572135" w:history="1">
             <w:r>
               <w:rPr>
                 <w:rStyle w:val="Siuktni"/>
@@ -5034,7 +4757,7 @@
                 <w:noProof/>
                 <w:webHidden/>
               </w:rPr>
-              <w:instrText xml:space="preserve"> PAGEREF _Toc231566852 \h </w:instrText>
+              <w:instrText xml:space="preserve"> PAGEREF _Toc231572135 \h </w:instrText>
             </w:r>
             <w:r>
               <w:rPr>
@@ -5054,7 +4777,7 @@
                 <w:noProof/>
                 <w:webHidden/>
               </w:rPr>
-              <w:t>14</w:t>
+              <w:t>16</w:t>
             </w:r>
             <w:r>
               <w:rPr>
@@ -5082,7 +4805,7 @@
               <w14:ligatures w14:val="standardContextual"/>
             </w:rPr>
           </w:pPr>
-          <w:hyperlink w:anchor="_Toc231566853" w:history="1">
+          <w:hyperlink w:anchor="_Toc231572136" w:history="1">
             <w:r>
               <w:rPr>
                 <w:rStyle w:val="Siuktni"/>
@@ -5129,7 +4852,7 @@
                 <w:noProof/>
                 <w:webHidden/>
               </w:rPr>
-              <w:instrText xml:space="preserve"> PAGEREF _Toc231566853 \h </w:instrText>
+              <w:instrText xml:space="preserve"> PAGEREF _Toc231572136 \h </w:instrText>
             </w:r>
             <w:r>
               <w:rPr>
@@ -5149,7 +4872,7 @@
                 <w:noProof/>
                 <w:webHidden/>
               </w:rPr>
-              <w:t>14</w:t>
+              <w:t>16</w:t>
             </w:r>
             <w:r>
               <w:rPr>
@@ -5177,7 +4900,7 @@
               <w14:ligatures w14:val="standardContextual"/>
             </w:rPr>
           </w:pPr>
-          <w:hyperlink w:anchor="_Toc231566854" w:history="1">
+          <w:hyperlink w:anchor="_Toc231572137" w:history="1">
             <w:r>
               <w:rPr>
                 <w:rStyle w:val="Siuktni"/>
@@ -5231,7 +4954,7 @@
                 <w:noProof/>
                 <w:webHidden/>
               </w:rPr>
-              <w:instrText xml:space="preserve"> PAGEREF _Toc231566854 \h </w:instrText>
+              <w:instrText xml:space="preserve"> PAGEREF _Toc231572137 \h </w:instrText>
             </w:r>
             <w:r>
               <w:rPr>
@@ -5251,7 +4974,7 @@
                 <w:noProof/>
                 <w:webHidden/>
               </w:rPr>
-              <w:t>15</w:t>
+              <w:t>17</w:t>
             </w:r>
             <w:r>
               <w:rPr>
@@ -5279,7 +5002,7 @@
               <w14:ligatures w14:val="standardContextual"/>
             </w:rPr>
           </w:pPr>
-          <w:hyperlink w:anchor="_Toc231566855" w:history="1">
+          <w:hyperlink w:anchor="_Toc231572138" w:history="1">
             <w:r>
               <w:rPr>
                 <w:rStyle w:val="Siuktni"/>
@@ -5326,7 +5049,7 @@
                 <w:noProof/>
                 <w:webHidden/>
               </w:rPr>
-              <w:instrText xml:space="preserve"> PAGEREF _Toc231566855 \h </w:instrText>
+              <w:instrText xml:space="preserve"> PAGEREF _Toc231572138 \h </w:instrText>
             </w:r>
             <w:r>
               <w:rPr>
@@ -5346,7 +5069,7 @@
                 <w:noProof/>
                 <w:webHidden/>
               </w:rPr>
-              <w:t>16</w:t>
+              <w:t>18</w:t>
             </w:r>
             <w:r>
               <w:rPr>
@@ -5374,7 +5097,7 @@
               <w14:ligatures w14:val="standardContextual"/>
             </w:rPr>
           </w:pPr>
-          <w:hyperlink w:anchor="_Toc231566856" w:history="1">
+          <w:hyperlink w:anchor="_Toc231572139" w:history="1">
             <w:r>
               <w:rPr>
                 <w:rStyle w:val="Siuktni"/>
@@ -5421,7 +5144,7 @@
                 <w:noProof/>
                 <w:webHidden/>
               </w:rPr>
-              <w:instrText xml:space="preserve"> PAGEREF _Toc231566856 \h </w:instrText>
+              <w:instrText xml:space="preserve"> PAGEREF _Toc231572139 \h </w:instrText>
             </w:r>
             <w:r>
               <w:rPr>
@@ -5441,7 +5164,7 @@
                 <w:noProof/>
                 <w:webHidden/>
               </w:rPr>
-              <w:t>17</w:t>
+              <w:t>19</w:t>
             </w:r>
             <w:r>
               <w:rPr>
@@ -5469,7 +5192,7 @@
               <w14:ligatures w14:val="standardContextual"/>
             </w:rPr>
           </w:pPr>
-          <w:hyperlink w:anchor="_Toc231566857" w:history="1">
+          <w:hyperlink w:anchor="_Toc231572140" w:history="1">
             <w:r>
               <w:rPr>
                 <w:rStyle w:val="Siuktni"/>
@@ -5516,7 +5239,7 @@
                 <w:noProof/>
                 <w:webHidden/>
               </w:rPr>
-              <w:instrText xml:space="preserve"> PAGEREF _Toc231566857 \h </w:instrText>
+              <w:instrText xml:space="preserve"> PAGEREF _Toc231572140 \h </w:instrText>
             </w:r>
             <w:r>
               <w:rPr>
@@ -5536,7 +5259,7 @@
                 <w:noProof/>
                 <w:webHidden/>
               </w:rPr>
-              <w:t>19</w:t>
+              <w:t>21</w:t>
             </w:r>
             <w:r>
               <w:rPr>
@@ -5563,7 +5286,7 @@
               <w14:ligatures w14:val="standardContextual"/>
             </w:rPr>
           </w:pPr>
-          <w:hyperlink w:anchor="_Toc231566858" w:history="1">
+          <w:hyperlink w:anchor="_Toc231572141" w:history="1">
             <w:r>
               <w:rPr>
                 <w:rStyle w:val="Siuktni"/>
@@ -5674,7 +5397,7 @@
                 <w:noProof/>
                 <w:webHidden/>
               </w:rPr>
-              <w:instrText xml:space="preserve"> PAGEREF _Toc231566858 \h </w:instrText>
+              <w:instrText xml:space="preserve"> PAGEREF _Toc231572141 \h </w:instrText>
             </w:r>
             <w:r>
               <w:rPr>
@@ -5694,7 +5417,7 @@
                 <w:noProof/>
                 <w:webHidden/>
               </w:rPr>
-              <w:t>24</w:t>
+              <w:t>26</w:t>
             </w:r>
             <w:r>
               <w:rPr>
@@ -5722,7 +5445,7 @@
               <w14:ligatures w14:val="standardContextual"/>
             </w:rPr>
           </w:pPr>
-          <w:hyperlink w:anchor="_Toc231566859" w:history="1">
+          <w:hyperlink w:anchor="_Toc231572142" w:history="1">
             <w:r>
               <w:rPr>
                 <w:rStyle w:val="Siuktni"/>
@@ -5769,7 +5492,7 @@
                 <w:noProof/>
                 <w:webHidden/>
               </w:rPr>
-              <w:instrText xml:space="preserve"> PAGEREF _Toc231566859 \h </w:instrText>
+              <w:instrText xml:space="preserve"> PAGEREF _Toc231572142 \h </w:instrText>
             </w:r>
             <w:r>
               <w:rPr>
@@ -5789,7 +5512,7 @@
                 <w:noProof/>
                 <w:webHidden/>
               </w:rPr>
-              <w:t>24</w:t>
+              <w:t>26</w:t>
             </w:r>
             <w:r>
               <w:rPr>
@@ -5816,7 +5539,7 @@
               <w14:ligatures w14:val="standardContextual"/>
             </w:rPr>
           </w:pPr>
-          <w:hyperlink w:anchor="_Toc231566860" w:history="1">
+          <w:hyperlink w:anchor="_Toc231572143" w:history="1">
             <w:r>
               <w:rPr>
                 <w:rStyle w:val="Siuktni"/>
@@ -5957,7 +5680,7 @@
                 <w:noProof/>
                 <w:webHidden/>
               </w:rPr>
-              <w:instrText xml:space="preserve"> PAGEREF _Toc231566860 \h </w:instrText>
+              <w:instrText xml:space="preserve"> PAGEREF _Toc231572143 \h </w:instrText>
             </w:r>
             <w:r>
               <w:rPr>
@@ -5977,7 +5700,197 @@
                 <w:noProof/>
                 <w:webHidden/>
               </w:rPr>
-              <w:t>33</w:t>
+              <w:t>35</w:t>
+            </w:r>
+            <w:r>
+              <w:rPr>
+                <w:noProof/>
+                <w:webHidden/>
+              </w:rPr>
+              <w:fldChar w:fldCharType="end"/>
+            </w:r>
+          </w:hyperlink>
+        </w:p>
+        <w:p>
+          <w:pPr>
+            <w:pStyle w:val="Mucluc3"/>
+            <w:tabs>
+              <w:tab w:val="left" w:pos="1200"/>
+              <w:tab w:val="right" w:leader="dot" w:pos="9065"/>
+            </w:tabs>
+            <w:rPr>
+              <w:rFonts w:asciiTheme="minorHAnsi" w:eastAsiaTheme="minorEastAsia" w:hAnsiTheme="minorHAnsi" w:cstheme="minorBidi"/>
+              <w:noProof/>
+              <w:kern w:val="2"/>
+              <w:sz w:val="24"/>
+              <w:szCs w:val="24"/>
+              <w:lang w:val="en-US"/>
+              <w14:ligatures w14:val="standardContextual"/>
+            </w:rPr>
+          </w:pPr>
+          <w:hyperlink w:anchor="_Toc231572144" w:history="1">
+            <w:r>
+              <w:rPr>
+                <w:rStyle w:val="Siuktni"/>
+                <w:noProof/>
+              </w:rPr>
+              <w:t>4.1.</w:t>
+            </w:r>
+            <w:r>
+              <w:rPr>
+                <w:rFonts w:asciiTheme="minorHAnsi" w:eastAsiaTheme="minorEastAsia" w:hAnsiTheme="minorHAnsi" w:cstheme="minorBidi"/>
+                <w:noProof/>
+                <w:kern w:val="2"/>
+                <w:sz w:val="24"/>
+                <w:szCs w:val="24"/>
+                <w:lang w:val="en-US"/>
+                <w14:ligatures w14:val="standardContextual"/>
+              </w:rPr>
+              <w:tab/>
+            </w:r>
+            <w:r>
+              <w:rPr>
+                <w:rStyle w:val="Siuktni"/>
+                <w:noProof/>
+                <w:lang w:val="en-US"/>
+              </w:rPr>
+              <w:t>Kết luận</w:t>
+            </w:r>
+            <w:r>
+              <w:rPr>
+                <w:noProof/>
+                <w:webHidden/>
+              </w:rPr>
+              <w:tab/>
+            </w:r>
+            <w:r>
+              <w:rPr>
+                <w:noProof/>
+                <w:webHidden/>
+              </w:rPr>
+              <w:fldChar w:fldCharType="begin"/>
+            </w:r>
+            <w:r>
+              <w:rPr>
+                <w:noProof/>
+                <w:webHidden/>
+              </w:rPr>
+              <w:instrText xml:space="preserve"> PAGEREF _Toc231572144 \h </w:instrText>
+            </w:r>
+            <w:r>
+              <w:rPr>
+                <w:noProof/>
+                <w:webHidden/>
+              </w:rPr>
+            </w:r>
+            <w:r>
+              <w:rPr>
+                <w:noProof/>
+                <w:webHidden/>
+              </w:rPr>
+              <w:fldChar w:fldCharType="separate"/>
+            </w:r>
+            <w:r>
+              <w:rPr>
+                <w:noProof/>
+                <w:webHidden/>
+              </w:rPr>
+              <w:t>35</w:t>
+            </w:r>
+            <w:r>
+              <w:rPr>
+                <w:noProof/>
+                <w:webHidden/>
+              </w:rPr>
+              <w:fldChar w:fldCharType="end"/>
+            </w:r>
+          </w:hyperlink>
+        </w:p>
+        <w:p>
+          <w:pPr>
+            <w:pStyle w:val="Mucluc3"/>
+            <w:tabs>
+              <w:tab w:val="left" w:pos="1200"/>
+              <w:tab w:val="right" w:leader="dot" w:pos="9065"/>
+            </w:tabs>
+            <w:rPr>
+              <w:rFonts w:asciiTheme="minorHAnsi" w:eastAsiaTheme="minorEastAsia" w:hAnsiTheme="minorHAnsi" w:cstheme="minorBidi"/>
+              <w:noProof/>
+              <w:kern w:val="2"/>
+              <w:sz w:val="24"/>
+              <w:szCs w:val="24"/>
+              <w:lang w:val="en-US"/>
+              <w14:ligatures w14:val="standardContextual"/>
+            </w:rPr>
+          </w:pPr>
+          <w:hyperlink w:anchor="_Toc231572145" w:history="1">
+            <w:r>
+              <w:rPr>
+                <w:rStyle w:val="Siuktni"/>
+                <w:noProof/>
+              </w:rPr>
+              <w:t>4.2.</w:t>
+            </w:r>
+            <w:r>
+              <w:rPr>
+                <w:rFonts w:asciiTheme="minorHAnsi" w:eastAsiaTheme="minorEastAsia" w:hAnsiTheme="minorHAnsi" w:cstheme="minorBidi"/>
+                <w:noProof/>
+                <w:kern w:val="2"/>
+                <w:sz w:val="24"/>
+                <w:szCs w:val="24"/>
+                <w:lang w:val="en-US"/>
+                <w14:ligatures w14:val="standardContextual"/>
+              </w:rPr>
+              <w:tab/>
+            </w:r>
+            <w:r>
+              <w:rPr>
+                <w:rStyle w:val="Siuktni"/>
+                <w:noProof/>
+                <w:lang w:val="en-US"/>
+              </w:rPr>
+              <w:t>Hướng phát triển</w:t>
+            </w:r>
+            <w:r>
+              <w:rPr>
+                <w:noProof/>
+                <w:webHidden/>
+              </w:rPr>
+              <w:tab/>
+            </w:r>
+            <w:r>
+              <w:rPr>
+                <w:noProof/>
+                <w:webHidden/>
+              </w:rPr>
+              <w:fldChar w:fldCharType="begin"/>
+            </w:r>
+            <w:r>
+              <w:rPr>
+                <w:noProof/>
+                <w:webHidden/>
+              </w:rPr>
+              <w:instrText xml:space="preserve"> PAGEREF _Toc231572145 \h </w:instrText>
+            </w:r>
+            <w:r>
+              <w:rPr>
+                <w:noProof/>
+                <w:webHidden/>
+              </w:rPr>
+            </w:r>
+            <w:r>
+              <w:rPr>
+                <w:noProof/>
+                <w:webHidden/>
+              </w:rPr>
+              <w:fldChar w:fldCharType="separate"/>
+            </w:r>
+            <w:r>
+              <w:rPr>
+                <w:noProof/>
+                <w:webHidden/>
+              </w:rPr>
+              <w:t>35</w:t>
             </w:r>
             <w:r>
               <w:rPr>
@@ -6117,7 +6030,7 @@
         </w:rPr>
         <w:fldChar w:fldCharType="separate"/>
       </w:r>
-      <w:hyperlink w:anchor="_Toc231566943" w:history="1">
+      <w:hyperlink w:anchor="_Toc231572563" w:history="1">
         <w:r>
           <w:rPr>
             <w:rStyle w:val="Siuktni"/>
@@ -6152,89 +6065,7 @@
             <w:noProof/>
             <w:webHidden/>
           </w:rPr>
-          <w:instrText xml:space="preserve"> PAGEREF _Toc231566943 \h </w:instrText>
-        </w:r>
-        <w:r>
-          <w:rPr>
-            <w:noProof/>
-            <w:webHidden/>
-          </w:rPr>
-        </w:r>
-        <w:r>
-          <w:rPr>
-            <w:noProof/>
-            <w:webHidden/>
-          </w:rPr>
-          <w:fldChar w:fldCharType="separate"/>
-        </w:r>
-        <w:r>
-          <w:rPr>
-            <w:noProof/>
-            <w:webHidden/>
-          </w:rPr>
-          <w:t>16</w:t>
-        </w:r>
-        <w:r>
-          <w:rPr>
-            <w:noProof/>
-            <w:webHidden/>
-          </w:rPr>
-          <w:fldChar w:fldCharType="end"/>
-        </w:r>
-      </w:hyperlink>
-    </w:p>
-    <w:p>
-      <w:pPr>
-        <w:pStyle w:val="Banghinhminhhoa"/>
-        <w:tabs>
-          <w:tab w:val="right" w:leader="dot" w:pos="9065"/>
-        </w:tabs>
-        <w:rPr>
-          <w:rFonts w:asciiTheme="minorHAnsi" w:eastAsiaTheme="minorEastAsia" w:hAnsiTheme="minorHAnsi" w:cstheme="minorBidi"/>
-          <w:noProof/>
-          <w:kern w:val="2"/>
-          <w:sz w:val="24"/>
-          <w:szCs w:val="24"/>
-          <w:lang w:val="en-US"/>
-          <w14:ligatures w14:val="standardContextual"/>
-        </w:rPr>
-      </w:pPr>
-      <w:hyperlink w:anchor="_Toc231566944" w:history="1">
-        <w:r>
-          <w:rPr>
-            <w:rStyle w:val="Siuktni"/>
-            <w:noProof/>
-          </w:rPr>
-          <w:t>Hình 2</w:t>
-        </w:r>
-        <w:r>
-          <w:rPr>
-            <w:rStyle w:val="Siuktni"/>
-            <w:noProof/>
-            <w:lang w:val="en-US"/>
-          </w:rPr>
-          <w:t xml:space="preserve"> usecase admin</w:t>
-        </w:r>
-        <w:r>
-          <w:rPr>
-            <w:noProof/>
-            <w:webHidden/>
-          </w:rPr>
-          <w:tab/>
-        </w:r>
-        <w:r>
-          <w:rPr>
-            <w:noProof/>
-            <w:webHidden/>
-          </w:rPr>
-          <w:fldChar w:fldCharType="begin"/>
-        </w:r>
-        <w:r>
-          <w:rPr>
-            <w:noProof/>
-            <w:webHidden/>
-          </w:rPr>
-          <w:instrText xml:space="preserve"> PAGEREF _Toc231566944 \h </w:instrText>
+          <w:instrText xml:space="preserve"> PAGEREF _Toc231572563 \h </w:instrText>
         </w:r>
         <w:r>
           <w:rPr>
@@ -6281,13 +6112,13 @@
           <w14:ligatures w14:val="standardContextual"/>
         </w:rPr>
       </w:pPr>
-      <w:hyperlink w:anchor="_Toc231566945" w:history="1">
+      <w:hyperlink w:anchor="_Toc231572564" w:history="1">
         <w:r>
           <w:rPr>
             <w:rStyle w:val="Siuktni"/>
             <w:noProof/>
           </w:rPr>
-          <w:t>Hình 3</w:t>
+          <w:t>Hình 2</w:t>
         </w:r>
         <w:r>
           <w:rPr>
@@ -6295,7 +6126,7 @@
             <w:noProof/>
             <w:lang w:val="en-US"/>
           </w:rPr>
-          <w:t xml:space="preserve"> usecase người thuê</w:t>
+          <w:t xml:space="preserve"> Usecase admin</w:t>
         </w:r>
         <w:r>
           <w:rPr>
@@ -6316,7 +6147,7 @@
             <w:noProof/>
             <w:webHidden/>
           </w:rPr>
-          <w:instrText xml:space="preserve"> PAGEREF _Toc231566945 \h </w:instrText>
+          <w:instrText xml:space="preserve"> PAGEREF _Toc231572564 \h </w:instrText>
         </w:r>
         <w:r>
           <w:rPr>
@@ -6336,7 +6167,7 @@
             <w:noProof/>
             <w:webHidden/>
           </w:rPr>
-          <w:t>18</w:t>
+          <w:t>20</w:t>
         </w:r>
         <w:r>
           <w:rPr>
@@ -6363,7 +6194,89 @@
           <w14:ligatures w14:val="standardContextual"/>
         </w:rPr>
       </w:pPr>
-      <w:hyperlink w:anchor="_Toc231566946" w:history="1">
+      <w:hyperlink w:anchor="_Toc231572565" w:history="1">
+        <w:r>
+          <w:rPr>
+            <w:rStyle w:val="Siuktni"/>
+            <w:noProof/>
+          </w:rPr>
+          <w:t>Hình 3</w:t>
+        </w:r>
+        <w:r>
+          <w:rPr>
+            <w:rStyle w:val="Siuktni"/>
+            <w:noProof/>
+            <w:lang w:val="en-US"/>
+          </w:rPr>
+          <w:t xml:space="preserve"> Usecase người thuê</w:t>
+        </w:r>
+        <w:r>
+          <w:rPr>
+            <w:noProof/>
+            <w:webHidden/>
+          </w:rPr>
+          <w:tab/>
+        </w:r>
+        <w:r>
+          <w:rPr>
+            <w:noProof/>
+            <w:webHidden/>
+          </w:rPr>
+          <w:fldChar w:fldCharType="begin"/>
+        </w:r>
+        <w:r>
+          <w:rPr>
+            <w:noProof/>
+            <w:webHidden/>
+          </w:rPr>
+          <w:instrText xml:space="preserve"> PAGEREF _Toc231572565 \h </w:instrText>
+        </w:r>
+        <w:r>
+          <w:rPr>
+            <w:noProof/>
+            <w:webHidden/>
+          </w:rPr>
+        </w:r>
+        <w:r>
+          <w:rPr>
+            <w:noProof/>
+            <w:webHidden/>
+          </w:rPr>
+          <w:fldChar w:fldCharType="separate"/>
+        </w:r>
+        <w:r>
+          <w:rPr>
+            <w:noProof/>
+            <w:webHidden/>
+          </w:rPr>
+          <w:t>20</w:t>
+        </w:r>
+        <w:r>
+          <w:rPr>
+            <w:noProof/>
+            <w:webHidden/>
+          </w:rPr>
+          <w:fldChar w:fldCharType="end"/>
+        </w:r>
+      </w:hyperlink>
+    </w:p>
+    <w:p>
+      <w:pPr>
+        <w:pStyle w:val="Banghinhminhhoa"/>
+        <w:tabs>
+          <w:tab w:val="right" w:leader="dot" w:pos="9065"/>
+        </w:tabs>
+        <w:rPr>
+          <w:rFonts w:asciiTheme="minorHAnsi" w:eastAsiaTheme="minorEastAsia" w:hAnsiTheme="minorHAnsi" w:cstheme="minorBidi"/>
+          <w:noProof/>
+          <w:kern w:val="2"/>
+          <w:sz w:val="24"/>
+          <w:szCs w:val="24"/>
+          <w:lang w:val="en-US"/>
+          <w14:ligatures w14:val="standardContextual"/>
+        </w:rPr>
+      </w:pPr>
+      <w:hyperlink w:anchor="_Toc231572566" w:history="1">
         <w:r>
           <w:rPr>
             <w:rStyle w:val="Siuktni"/>
@@ -6398,7 +6311,7 @@
             <w:noProof/>
             <w:webHidden/>
           </w:rPr>
-          <w:instrText xml:space="preserve"> PAGEREF _Toc231566946 \h </w:instrText>
+          <w:instrText xml:space="preserve"> PAGEREF _Toc231572566 \h </w:instrText>
         </w:r>
         <w:r>
           <w:rPr>
@@ -6418,7 +6331,7 @@
             <w:noProof/>
             <w:webHidden/>
           </w:rPr>
-          <w:t>21</w:t>
+          <w:t>23</w:t>
         </w:r>
         <w:r>
           <w:rPr>
@@ -6445,7 +6358,7 @@
           <w14:ligatures w14:val="standardContextual"/>
         </w:rPr>
       </w:pPr>
-      <w:hyperlink w:anchor="_Toc231566947" w:history="1">
+      <w:hyperlink w:anchor="_Toc231572567" w:history="1">
         <w:r>
           <w:rPr>
             <w:rStyle w:val="Siuktni"/>
@@ -6480,7 +6393,7 @@
             <w:noProof/>
             <w:webHidden/>
           </w:rPr>
-          <w:instrText xml:space="preserve"> PAGEREF _Toc231566947 \h </w:instrText>
+          <w:instrText xml:space="preserve"> PAGEREF _Toc231572567 \h </w:instrText>
         </w:r>
         <w:r>
           <w:rPr>
@@ -6500,7 +6413,7 @@
             <w:noProof/>
             <w:webHidden/>
           </w:rPr>
-          <w:t>22</w:t>
+          <w:t>24</w:t>
         </w:r>
         <w:r>
           <w:rPr>
@@ -6527,7 +6440,7 @@
           <w14:ligatures w14:val="standardContextual"/>
         </w:rPr>
       </w:pPr>
-      <w:hyperlink w:anchor="_Toc231566948" w:history="1">
+      <w:hyperlink w:anchor="_Toc231572568" w:history="1">
         <w:r>
           <w:rPr>
             <w:rStyle w:val="Siuktni"/>
@@ -6562,7 +6475,7 @@
             <w:noProof/>
             <w:webHidden/>
           </w:rPr>
-          <w:instrText xml:space="preserve"> PAGEREF _Toc231566948 \h </w:instrText>
+          <w:instrText xml:space="preserve"> PAGEREF _Toc231572568 \h </w:instrText>
         </w:r>
         <w:r>
           <w:rPr>
@@ -6582,7 +6495,7 @@
             <w:noProof/>
             <w:webHidden/>
           </w:rPr>
-          <w:t>24</w:t>
+          <w:t>26</w:t>
         </w:r>
         <w:r>
           <w:rPr>
@@ -6609,7 +6522,7 @@
           <w14:ligatures w14:val="standardContextual"/>
         </w:rPr>
       </w:pPr>
-      <w:hyperlink w:anchor="_Toc231566949" w:history="1">
+      <w:hyperlink w:anchor="_Toc231572569" w:history="1">
         <w:r>
           <w:rPr>
             <w:rStyle w:val="Siuktni"/>
@@ -6644,7 +6557,7 @@
             <w:noProof/>
             <w:webHidden/>
           </w:rPr>
-          <w:instrText xml:space="preserve"> PAGEREF _Toc231566949 \h </w:instrText>
+          <w:instrText xml:space="preserve"> PAGEREF _Toc231572569 \h </w:instrText>
         </w:r>
         <w:r>
           <w:rPr>
@@ -6664,7 +6577,7 @@
             <w:noProof/>
             <w:webHidden/>
           </w:rPr>
-          <w:t>25</w:t>
+          <w:t>27</w:t>
         </w:r>
         <w:r>
           <w:rPr>
@@ -6691,7 +6604,7 @@
           <w14:ligatures w14:val="standardContextual"/>
         </w:rPr>
       </w:pPr>
-      <w:hyperlink w:anchor="_Toc231566950" w:history="1">
+      <w:hyperlink w:anchor="_Toc231572570" w:history="1">
         <w:r>
           <w:rPr>
             <w:rStyle w:val="Siuktni"/>
@@ -6726,7 +6639,7 @@
             <w:noProof/>
             <w:webHidden/>
           </w:rPr>
-          <w:instrText xml:space="preserve"> PAGEREF _Toc231566950 \h </w:instrText>
+          <w:instrText xml:space="preserve"> PAGEREF _Toc231572570 \h </w:instrText>
         </w:r>
         <w:r>
           <w:rPr>
@@ -6746,7 +6659,7 @@
             <w:noProof/>
             <w:webHidden/>
           </w:rPr>
-          <w:t>25</w:t>
+          <w:t>27</w:t>
         </w:r>
         <w:r>
           <w:rPr>
@@ -6773,7 +6686,7 @@
           <w14:ligatures w14:val="standardContextual"/>
         </w:rPr>
       </w:pPr>
-      <w:hyperlink w:anchor="_Toc231566951" w:history="1">
+      <w:hyperlink w:anchor="_Toc231572571" w:history="1">
         <w:r>
           <w:rPr>
             <w:rStyle w:val="Siuktni"/>
@@ -6808,7 +6721,7 @@
             <w:noProof/>
             <w:webHidden/>
           </w:rPr>
-          <w:instrText xml:space="preserve"> PAGEREF _Toc231566951 \h </w:instrText>
+          <w:instrText xml:space="preserve"> PAGEREF _Toc231572571 \h </w:instrText>
         </w:r>
         <w:r>
           <w:rPr>
@@ -6828,7 +6741,7 @@
             <w:noProof/>
             <w:webHidden/>
           </w:rPr>
-          <w:t>26</w:t>
+          <w:t>28</w:t>
         </w:r>
         <w:r>
           <w:rPr>
@@ -6855,7 +6768,7 @@
           <w14:ligatures w14:val="standardContextual"/>
         </w:rPr>
       </w:pPr>
-      <w:hyperlink w:anchor="_Toc231566952" w:history="1">
+      <w:hyperlink w:anchor="_Toc231572572" w:history="1">
         <w:r>
           <w:rPr>
             <w:rStyle w:val="Siuktni"/>
@@ -6890,7 +6803,7 @@
             <w:noProof/>
             <w:webHidden/>
           </w:rPr>
-          <w:instrText xml:space="preserve"> PAGEREF _Toc231566952 \h </w:instrText>
+          <w:instrText xml:space="preserve"> PAGEREF _Toc231572572 \h </w:instrText>
         </w:r>
         <w:r>
           <w:rPr>
@@ -6910,7 +6823,7 @@
             <w:noProof/>
             <w:webHidden/>
           </w:rPr>
-          <w:t>27</w:t>
+          <w:t>29</w:t>
         </w:r>
         <w:r>
           <w:rPr>
@@ -6937,7 +6850,7 @@
           <w14:ligatures w14:val="standardContextual"/>
         </w:rPr>
       </w:pPr>
-      <w:hyperlink w:anchor="_Toc231566953" w:history="1">
+      <w:hyperlink w:anchor="_Toc231572573" w:history="1">
         <w:r>
           <w:rPr>
             <w:rStyle w:val="Siuktni"/>
@@ -6972,7 +6885,7 @@
             <w:noProof/>
             <w:webHidden/>
           </w:rPr>
-          <w:instrText xml:space="preserve"> PAGEREF _Toc231566953 \h </w:instrText>
+          <w:instrText xml:space="preserve"> PAGEREF _Toc231572573 \h </w:instrText>
         </w:r>
         <w:r>
           <w:rPr>
@@ -6992,7 +6905,7 @@
             <w:noProof/>
             <w:webHidden/>
           </w:rPr>
-          <w:t>27</w:t>
+          <w:t>29</w:t>
         </w:r>
         <w:r>
           <w:rPr>
@@ -7019,7 +6932,7 @@
           <w14:ligatures w14:val="standardContextual"/>
         </w:rPr>
       </w:pPr>
-      <w:hyperlink w:anchor="_Toc231566954" w:history="1">
+      <w:hyperlink w:anchor="_Toc231572574" w:history="1">
         <w:r>
           <w:rPr>
             <w:rStyle w:val="Siuktni"/>
@@ -7054,7 +6967,7 @@
             <w:noProof/>
             <w:webHidden/>
           </w:rPr>
-          <w:instrText xml:space="preserve"> PAGEREF _Toc231566954 \h </w:instrText>
+          <w:instrText xml:space="preserve"> PAGEREF _Toc231572574 \h </w:instrText>
         </w:r>
         <w:r>
           <w:rPr>
@@ -7074,7 +6987,7 @@
             <w:noProof/>
             <w:webHidden/>
           </w:rPr>
-          <w:t>28</w:t>
+          <w:t>30</w:t>
         </w:r>
         <w:r>
           <w:rPr>
@@ -7101,7 +7014,7 @@
           <w14:ligatures w14:val="standardContextual"/>
         </w:rPr>
       </w:pPr>
-      <w:hyperlink w:anchor="_Toc231566955" w:history="1">
+      <w:hyperlink w:anchor="_Toc231572575" w:history="1">
         <w:r>
           <w:rPr>
             <w:rStyle w:val="Siuktni"/>
@@ -7136,7 +7049,7 @@
             <w:noProof/>
             <w:webHidden/>
           </w:rPr>
-          <w:instrText xml:space="preserve"> PAGEREF _Toc231566955 \h </w:instrText>
+          <w:instrText xml:space="preserve"> PAGEREF _Toc231572575 \h </w:instrText>
         </w:r>
         <w:r>
           <w:rPr>
@@ -7156,7 +7069,7 @@
             <w:noProof/>
             <w:webHidden/>
           </w:rPr>
-          <w:t>29</w:t>
+          <w:t>31</w:t>
         </w:r>
         <w:r>
           <w:rPr>
@@ -7183,7 +7096,7 @@
           <w14:ligatures w14:val="standardContextual"/>
         </w:rPr>
       </w:pPr>
-      <w:hyperlink w:anchor="_Toc231566956" w:history="1">
+      <w:hyperlink w:anchor="_Toc231572576" w:history="1">
         <w:r>
           <w:rPr>
             <w:rStyle w:val="Siuktni"/>
@@ -7218,7 +7131,7 @@
             <w:noProof/>
             <w:webHidden/>
           </w:rPr>
-          <w:instrText xml:space="preserve"> PAGEREF _Toc231566956 \h </w:instrText>
+          <w:instrText xml:space="preserve"> PAGEREF _Toc231572576 \h </w:instrText>
         </w:r>
         <w:r>
           <w:rPr>
@@ -7238,7 +7151,7 @@
             <w:noProof/>
             <w:webHidden/>
           </w:rPr>
-          <w:t>29</w:t>
+          <w:t>31</w:t>
         </w:r>
         <w:r>
           <w:rPr>
@@ -7265,7 +7178,7 @@
           <w14:ligatures w14:val="standardContextual"/>
         </w:rPr>
       </w:pPr>
-      <w:hyperlink w:anchor="_Toc231566957" w:history="1">
+      <w:hyperlink w:anchor="_Toc231572577" w:history="1">
         <w:r>
           <w:rPr>
             <w:rStyle w:val="Siuktni"/>
@@ -7300,7 +7213,7 @@
             <w:noProof/>
             <w:webHidden/>
           </w:rPr>
-          <w:instrText xml:space="preserve"> PAGEREF _Toc231566957 \h </w:instrText>
+          <w:instrText xml:space="preserve"> PAGEREF _Toc231572577 \h </w:instrText>
         </w:r>
         <w:r>
           <w:rPr>
@@ -7320,7 +7233,7 @@
             <w:noProof/>
             <w:webHidden/>
           </w:rPr>
-          <w:t>30</w:t>
+          <w:t>32</w:t>
         </w:r>
         <w:r>
           <w:rPr>
@@ -7347,7 +7260,7 @@
           <w14:ligatures w14:val="standardContextual"/>
         </w:rPr>
       </w:pPr>
-      <w:hyperlink w:anchor="_Toc231566958" w:history="1">
+      <w:hyperlink w:anchor="_Toc231572578" w:history="1">
         <w:r>
           <w:rPr>
             <w:rStyle w:val="Siuktni"/>
@@ -7382,7 +7295,7 @@
             <w:noProof/>
             <w:webHidden/>
           </w:rPr>
-          <w:instrText xml:space="preserve"> PAGEREF _Toc231566958 \h </w:instrText>
+          <w:instrText xml:space="preserve"> PAGEREF _Toc231572578 \h </w:instrText>
         </w:r>
         <w:r>
           <w:rPr>
@@ -7402,7 +7315,7 @@
             <w:noProof/>
             <w:webHidden/>
           </w:rPr>
-          <w:t>31</w:t>
+          <w:t>33</w:t>
         </w:r>
         <w:r>
           <w:rPr>
@@ -7429,7 +7342,7 @@
           <w14:ligatures w14:val="standardContextual"/>
         </w:rPr>
       </w:pPr>
-      <w:hyperlink w:anchor="_Toc231566959" w:history="1">
+      <w:hyperlink w:anchor="_Toc231572579" w:history="1">
         <w:r>
           <w:rPr>
             <w:rStyle w:val="Siuktni"/>
@@ -7464,7 +7377,7 @@
             <w:noProof/>
             <w:webHidden/>
           </w:rPr>
-          <w:instrText xml:space="preserve"> PAGEREF _Toc231566959 \h </w:instrText>
+          <w:instrText xml:space="preserve"> PAGEREF _Toc231572579 \h </w:instrText>
         </w:r>
         <w:r>
           <w:rPr>
@@ -7484,7 +7397,7 @@
             <w:noProof/>
             <w:webHidden/>
           </w:rPr>
-          <w:t>32</w:t>
+          <w:t>34</w:t>
         </w:r>
         <w:r>
           <w:rPr>
@@ -7688,7 +7601,7 @@
         </w:rPr>
         <w:fldChar w:fldCharType="separate"/>
       </w:r>
-      <w:hyperlink w:anchor="_Toc231566973" w:history="1">
+      <w:hyperlink w:anchor="_Toc231572083" w:history="1">
         <w:r>
           <w:rPr>
             <w:rStyle w:val="Siuktni"/>
@@ -7723,7 +7636,7 @@
             <w:noProof/>
             <w:webHidden/>
           </w:rPr>
-          <w:instrText xml:space="preserve"> PAGEREF _Toc231566973 \h </w:instrText>
+          <w:instrText xml:space="preserve"> PAGEREF _Toc231572083 \h </w:instrText>
         </w:r>
         <w:r>
           <w:rPr>
@@ -7770,7 +7683,7 @@
           <w14:ligatures w14:val="standardContextual"/>
         </w:rPr>
       </w:pPr>
-      <w:hyperlink w:anchor="_Toc231566974" w:history="1">
+      <w:hyperlink w:anchor="_Toc231572084" w:history="1">
         <w:r>
           <w:rPr>
             <w:rStyle w:val="Siuktni"/>
@@ -7805,7 +7718,7 @@
             <w:noProof/>
             <w:webHidden/>
           </w:rPr>
-          <w:instrText xml:space="preserve"> PAGEREF _Toc231566974 \h </w:instrText>
+          <w:instrText xml:space="preserve"> PAGEREF _Toc231572084 \h </w:instrText>
         </w:r>
         <w:r>
           <w:rPr>
@@ -7825,7 +7738,7 @@
             <w:noProof/>
             <w:webHidden/>
           </w:rPr>
-          <w:t>17</w:t>
+          <w:t>19</w:t>
         </w:r>
         <w:r>
           <w:rPr>
@@ -7852,7 +7765,7 @@
           <w14:ligatures w14:val="standardContextual"/>
         </w:rPr>
       </w:pPr>
-      <w:hyperlink w:anchor="_Toc231566975" w:history="1">
+      <w:hyperlink w:anchor="_Toc231572085" w:history="1">
         <w:r>
           <w:rPr>
             <w:rStyle w:val="Siuktni"/>
@@ -7887,7 +7800,7 @@
             <w:noProof/>
             <w:webHidden/>
           </w:rPr>
-          <w:instrText xml:space="preserve"> PAGEREF _Toc231566975 \h </w:instrText>
+          <w:instrText xml:space="preserve"> PAGEREF _Toc231572085 \h </w:instrText>
         </w:r>
         <w:r>
           <w:rPr>
@@ -7907,7 +7820,7 @@
             <w:noProof/>
             <w:webHidden/>
           </w:rPr>
-          <w:t>20</w:t>
+          <w:t>22</w:t>
         </w:r>
         <w:r>
           <w:rPr>
@@ -9123,7 +9036,7 @@
           <w:cols w:space="720"/>
         </w:sectPr>
       </w:pPr>
-      <w:bookmarkStart w:id="3" w:name="_Toc231566973"/>
+      <w:bookmarkStart w:id="0" w:name="_Toc231572083"/>
       <w:r>
         <w:rPr>
           <w:color w:val="000000" w:themeColor="text1"/>
@@ -9168,7 +9081,7 @@
         </w:rPr>
         <w:t xml:space="preserve"> Bảng ký hiệu và chữ viết tắt</w:t>
       </w:r>
-      <w:bookmarkEnd w:id="3"/>
+      <w:bookmarkEnd w:id="0"/>
     </w:p>
     <w:p>
       <w:pPr>
@@ -9310,21 +9223,21 @@
       <w:pPr>
         <w:pStyle w:val="u1"/>
       </w:pPr>
-      <w:bookmarkStart w:id="4" w:name="_Toc231479977"/>
-      <w:bookmarkStart w:id="5" w:name="_Toc231566833"/>
+      <w:bookmarkStart w:id="1" w:name="_Toc231479977"/>
+      <w:bookmarkStart w:id="2" w:name="_Toc231572116"/>
       <w:r>
         <w:lastRenderedPageBreak/>
         <w:t>MỞ ĐẦU</w:t>
       </w:r>
-      <w:bookmarkEnd w:id="4"/>
-      <w:bookmarkEnd w:id="5"/>
+      <w:bookmarkEnd w:id="1"/>
+      <w:bookmarkEnd w:id="2"/>
     </w:p>
     <w:p>
       <w:pPr>
         <w:pStyle w:val="u2"/>
         <w:ind w:left="426" w:hanging="426"/>
       </w:pPr>
-      <w:bookmarkStart w:id="6" w:name="_Toc231566834"/>
+      <w:bookmarkStart w:id="3" w:name="_Toc231572117"/>
       <w:r>
         <w:t>Lý</w:t>
       </w:r>
@@ -9367,7 +9280,7 @@
         </w:rPr>
         <w:t>tài</w:t>
       </w:r>
-      <w:bookmarkEnd w:id="6"/>
+      <w:bookmarkEnd w:id="3"/>
     </w:p>
     <w:p>
       <w:pPr>
@@ -9415,7 +9328,7 @@
         </w:rPr>
         <w:t xml:space="preserve"> </w:t>
       </w:r>
-      <w:bookmarkStart w:id="7" w:name="_Toc231566835"/>
+      <w:bookmarkStart w:id="4" w:name="_Toc231572118"/>
       <w:r>
         <w:t>Đối</w:t>
       </w:r>
@@ -9470,7 +9383,7 @@
         </w:rPr>
         <w:t xml:space="preserve"> cứu</w:t>
       </w:r>
-      <w:bookmarkEnd w:id="7"/>
+      <w:bookmarkEnd w:id="4"/>
     </w:p>
     <w:p>
       <w:pPr>
@@ -9483,7 +9396,7 @@
           <w:lang w:val="en-US"/>
         </w:rPr>
       </w:pPr>
-      <w:bookmarkStart w:id="8" w:name="_Toc231566836"/>
+      <w:bookmarkStart w:id="5" w:name="_Toc231572119"/>
       <w:r>
         <w:rPr>
           <w:lang w:val="en-US"/>
@@ -9499,7 +9412,7 @@
         </w:rPr>
         <w:t xml:space="preserve"> nghiên cứu</w:t>
       </w:r>
-      <w:bookmarkEnd w:id="8"/>
+      <w:bookmarkEnd w:id="5"/>
     </w:p>
     <w:p>
       <w:pPr>
@@ -9525,14 +9438,14 @@
           <w:lang w:val="en-US"/>
         </w:rPr>
       </w:pPr>
-      <w:bookmarkStart w:id="9" w:name="_Toc231566837"/>
+      <w:bookmarkStart w:id="6" w:name="_Toc231572120"/>
       <w:r>
         <w:rPr>
           <w:lang w:val="en-US"/>
         </w:rPr>
         <w:t>Phạm vi nghiên cứu</w:t>
       </w:r>
-      <w:bookmarkEnd w:id="9"/>
+      <w:bookmarkEnd w:id="6"/>
     </w:p>
     <w:p>
       <w:pPr>
@@ -9648,7 +9561,7 @@
         <w:pStyle w:val="u2"/>
         <w:ind w:left="0" w:firstLine="0"/>
       </w:pPr>
-      <w:bookmarkStart w:id="10" w:name="_Toc231566838"/>
+      <w:bookmarkStart w:id="7" w:name="_Toc231572121"/>
       <w:r>
         <w:t>Phương</w:t>
       </w:r>
@@ -9682,7 +9595,7 @@
         </w:rPr>
         <w:t>cứu</w:t>
       </w:r>
-      <w:bookmarkEnd w:id="10"/>
+      <w:bookmarkEnd w:id="7"/>
     </w:p>
     <w:p>
       <w:pPr>
@@ -9695,14 +9608,14 @@
           <w:lang w:val="en-US"/>
         </w:rPr>
       </w:pPr>
-      <w:bookmarkStart w:id="11" w:name="_Toc231566839"/>
+      <w:bookmarkStart w:id="8" w:name="_Toc231572122"/>
       <w:r>
         <w:rPr>
           <w:lang w:val="en-US"/>
         </w:rPr>
         <w:t>Phương pháp thu thập và phân tích tài liệu</w:t>
       </w:r>
-      <w:bookmarkEnd w:id="11"/>
+      <w:bookmarkEnd w:id="8"/>
     </w:p>
     <w:p>
       <w:pPr>
@@ -9728,14 +9641,14 @@
           <w:lang w:val="en-US"/>
         </w:rPr>
       </w:pPr>
-      <w:bookmarkStart w:id="12" w:name="_Toc231566840"/>
+      <w:bookmarkStart w:id="9" w:name="_Toc231572123"/>
       <w:r>
         <w:rPr>
           <w:lang w:val="en-US"/>
         </w:rPr>
         <w:t>Phương pháp khảo sát thực tế</w:t>
       </w:r>
-      <w:bookmarkEnd w:id="12"/>
+      <w:bookmarkEnd w:id="9"/>
     </w:p>
     <w:p>
       <w:pPr>
@@ -9761,14 +9674,14 @@
           <w:lang w:val="en-US"/>
         </w:rPr>
       </w:pPr>
-      <w:bookmarkStart w:id="13" w:name="_Toc231566841"/>
+      <w:bookmarkStart w:id="10" w:name="_Toc231572124"/>
       <w:r>
         <w:rPr>
           <w:lang w:val="en-US"/>
         </w:rPr>
         <w:t>Phương pháp phân tích và thiết kế hệ thống</w:t>
       </w:r>
-      <w:bookmarkEnd w:id="13"/>
+      <w:bookmarkEnd w:id="10"/>
     </w:p>
     <w:p>
       <w:pPr>
@@ -9794,14 +9707,14 @@
           <w:lang w:val="en-US"/>
         </w:rPr>
       </w:pPr>
-      <w:bookmarkStart w:id="14" w:name="_Toc231566842"/>
+      <w:bookmarkStart w:id="11" w:name="_Toc231572125"/>
       <w:r>
         <w:rPr>
           <w:lang w:val="en-US"/>
         </w:rPr>
         <w:t>Phương pháp xây dựng và kiểm thử hệ thống</w:t>
       </w:r>
-      <w:bookmarkEnd w:id="14"/>
+      <w:bookmarkEnd w:id="11"/>
     </w:p>
     <w:p>
       <w:pPr>
@@ -9826,7 +9739,7 @@
           <w:footerReference w:type="default" r:id="rId12"/>
           <w:pgSz w:w="11910" w:h="16850"/>
           <w:pgMar w:top="1134" w:right="1134" w:bottom="1134" w:left="1701" w:header="561" w:footer="680" w:gutter="0"/>
-          <w:pgNumType w:start="9"/>
+          <w:pgNumType w:start="11"/>
           <w:cols w:space="720"/>
         </w:sectPr>
       </w:pPr>
@@ -9840,8 +9753,8 @@
           <w:lang w:val="en-US"/>
         </w:rPr>
       </w:pPr>
-      <w:bookmarkStart w:id="15" w:name="_Toc231479978"/>
-      <w:bookmarkStart w:id="16" w:name="_Toc231566843"/>
+      <w:bookmarkStart w:id="12" w:name="_Toc231479978"/>
+      <w:bookmarkStart w:id="13" w:name="_Toc231572126"/>
       <w:r>
         <w:rPr>
           <w:color w:val="000000" w:themeColor="text1"/>
@@ -9912,8 +9825,8 @@
         </w:rPr>
         <w:t>THUYẾT</w:t>
       </w:r>
-      <w:bookmarkEnd w:id="15"/>
-      <w:bookmarkEnd w:id="16"/>
+      <w:bookmarkEnd w:id="12"/>
+      <w:bookmarkEnd w:id="13"/>
     </w:p>
     <w:p>
       <w:pPr>
@@ -9942,14 +9855,14 @@
         </w:rPr>
         <w:t xml:space="preserve"> </w:t>
       </w:r>
-      <w:bookmarkStart w:id="17" w:name="_Toc231566844"/>
+      <w:bookmarkStart w:id="14" w:name="_Toc231572127"/>
       <w:r>
         <w:rPr>
           <w:lang w:val="en-US"/>
         </w:rPr>
         <w:t>Tổng quan về hệ thống quản lý phòng trọ sinh viên</w:t>
       </w:r>
-      <w:bookmarkEnd w:id="17"/>
+      <w:bookmarkEnd w:id="14"/>
     </w:p>
     <w:p>
       <w:pPr>
@@ -9993,14 +9906,14 @@
           <w:lang w:val="en-US"/>
         </w:rPr>
       </w:pPr>
-      <w:bookmarkStart w:id="18" w:name="_Toc231566845"/>
+      <w:bookmarkStart w:id="15" w:name="_Toc231572128"/>
       <w:r>
         <w:rPr>
           <w:lang w:val="en-US"/>
         </w:rPr>
         <w:t>Mô hình kiến trúc MVC</w:t>
       </w:r>
-      <w:bookmarkEnd w:id="18"/>
+      <w:bookmarkEnd w:id="15"/>
     </w:p>
     <w:p>
       <w:pPr>
@@ -10193,7 +10106,7 @@
           <w:lang w:val="en-US"/>
         </w:rPr>
       </w:pPr>
-      <w:bookmarkStart w:id="19" w:name="_Toc231566846"/>
+      <w:bookmarkStart w:id="16" w:name="_Toc231572129"/>
       <w:r>
         <w:rPr>
           <w:lang w:val="en-US"/>
@@ -10201,7 +10114,7 @@
         <w:lastRenderedPageBreak/>
         <w:t>Hệ quản trị cơ sở dữ liệu SQL Server</w:t>
       </w:r>
-      <w:bookmarkEnd w:id="19"/>
+      <w:bookmarkEnd w:id="16"/>
     </w:p>
     <w:p>
       <w:pPr>
@@ -10214,14 +10127,14 @@
           <w:lang w:val="en-US"/>
         </w:rPr>
       </w:pPr>
-      <w:bookmarkStart w:id="20" w:name="_Toc231566847"/>
+      <w:bookmarkStart w:id="17" w:name="_Toc231572130"/>
       <w:r>
         <w:rPr>
           <w:lang w:val="en-US"/>
         </w:rPr>
         <w:t>Khái niệm</w:t>
       </w:r>
-      <w:bookmarkEnd w:id="20"/>
+      <w:bookmarkEnd w:id="17"/>
     </w:p>
     <w:p>
       <w:pPr>
@@ -10410,14 +10323,14 @@
           <w:lang w:val="en-US"/>
         </w:rPr>
       </w:pPr>
-      <w:bookmarkStart w:id="21" w:name="_Toc231566848"/>
+      <w:bookmarkStart w:id="18" w:name="_Toc231572131"/>
       <w:r>
         <w:rPr>
           <w:lang w:val="en-US"/>
         </w:rPr>
         <w:t>Entity Framework Core</w:t>
       </w:r>
-      <w:bookmarkEnd w:id="21"/>
+      <w:bookmarkEnd w:id="18"/>
     </w:p>
     <w:p>
       <w:pPr>
@@ -10566,14 +10479,14 @@
           <w:lang w:val="en-US"/>
         </w:rPr>
       </w:pPr>
-      <w:bookmarkStart w:id="22" w:name="_Toc231566849"/>
+      <w:bookmarkStart w:id="19" w:name="_Toc231572132"/>
       <w:r>
         <w:rPr>
           <w:lang w:val="en-US"/>
         </w:rPr>
         <w:t>ASP.NET Core MVC</w:t>
       </w:r>
-      <w:bookmarkEnd w:id="22"/>
+      <w:bookmarkEnd w:id="19"/>
     </w:p>
     <w:p>
       <w:pPr>
@@ -10740,14 +10653,14 @@
           <w:lang w:val="en-US"/>
         </w:rPr>
       </w:pPr>
-      <w:bookmarkStart w:id="23" w:name="_Toc231566850"/>
+      <w:bookmarkStart w:id="20" w:name="_Toc231572133"/>
       <w:r>
         <w:rPr>
           <w:lang w:val="en-US"/>
         </w:rPr>
         <w:t>Xác thực và phân quyền người dùng</w:t>
       </w:r>
-      <w:bookmarkEnd w:id="23"/>
+      <w:bookmarkEnd w:id="20"/>
     </w:p>
     <w:p>
       <w:pPr>
@@ -10989,14 +10902,14 @@
           <w:color w:val="FFFFFF" w:themeColor="background1"/>
         </w:rPr>
       </w:pPr>
-      <w:bookmarkStart w:id="24" w:name="_Toc231566851"/>
+      <w:bookmarkStart w:id="21" w:name="_Toc231572134"/>
       <w:r>
         <w:rPr>
           <w:color w:val="FFFFFF" w:themeColor="background1"/>
         </w:rPr>
         <w:t>Mô tả bài toán</w:t>
       </w:r>
-      <w:bookmarkEnd w:id="24"/>
+      <w:bookmarkEnd w:id="21"/>
     </w:p>
     <w:p>
       <w:pPr>
@@ -11052,8 +10965,8 @@
           <w:lang w:val="en-US"/>
         </w:rPr>
       </w:pPr>
-      <w:bookmarkStart w:id="25" w:name="_Toc231479979"/>
-      <w:bookmarkStart w:id="26" w:name="_Toc231566852"/>
+      <w:bookmarkStart w:id="22" w:name="_Toc231479979"/>
+      <w:bookmarkStart w:id="23" w:name="_Toc231572135"/>
       <w:r>
         <w:lastRenderedPageBreak/>
         <w:t>CHƯƠNG</w:t>
@@ -11121,8 +11034,8 @@
         </w:rPr>
         <w:t>CỨU</w:t>
       </w:r>
-      <w:bookmarkEnd w:id="25"/>
-      <w:bookmarkEnd w:id="26"/>
+      <w:bookmarkEnd w:id="22"/>
+      <w:bookmarkEnd w:id="23"/>
     </w:p>
     <w:p>
       <w:pPr>
@@ -11144,14 +11057,14 @@
           <w:lang w:val="en-US"/>
         </w:rPr>
       </w:pPr>
-      <w:bookmarkStart w:id="27" w:name="_Toc231566853"/>
+      <w:bookmarkStart w:id="24" w:name="_Toc231572136"/>
       <w:r>
         <w:rPr>
           <w:lang w:val="en-US"/>
         </w:rPr>
         <w:t>Mô tả bài toán</w:t>
       </w:r>
-      <w:bookmarkEnd w:id="27"/>
+      <w:bookmarkEnd w:id="24"/>
     </w:p>
     <w:p>
       <w:pPr>
@@ -11257,7 +11170,7 @@
           <w:lang w:val="en-US"/>
         </w:rPr>
       </w:pPr>
-      <w:bookmarkStart w:id="28" w:name="_Toc231566854"/>
+      <w:bookmarkStart w:id="25" w:name="_Toc231572137"/>
       <w:r>
         <w:rPr>
           <w:lang w:val="en-US"/>
@@ -11268,7 +11181,7 @@
       <w:r>
         <w:t>êu cầu chức năng của hệ thống</w:t>
       </w:r>
-      <w:bookmarkEnd w:id="28"/>
+      <w:bookmarkEnd w:id="25"/>
     </w:p>
     <w:p>
       <w:pPr>
@@ -11932,14 +11845,14 @@
           <w:lang w:val="en-US"/>
         </w:rPr>
       </w:pPr>
-      <w:bookmarkStart w:id="29" w:name="_Toc231566855"/>
+      <w:bookmarkStart w:id="26" w:name="_Toc231572138"/>
       <w:r>
         <w:rPr>
           <w:lang w:val="en-US"/>
         </w:rPr>
         <w:t>Hình ảnh và mô tả chức năng ERD khách hàng</w:t>
       </w:r>
-      <w:bookmarkEnd w:id="29"/>
+      <w:bookmarkEnd w:id="26"/>
     </w:p>
     <w:p>
       <w:pPr>
@@ -11999,8 +11912,8 @@
           <w:lang w:val="en-US"/>
         </w:rPr>
       </w:pPr>
-      <w:bookmarkStart w:id="30" w:name="_Toc231486761"/>
-      <w:bookmarkStart w:id="31" w:name="_Toc231566943"/>
+      <w:bookmarkStart w:id="27" w:name="_Toc231486761"/>
+      <w:bookmarkStart w:id="28" w:name="_Toc231572563"/>
       <w:r>
         <w:rPr>
           <w:color w:val="000000" w:themeColor="text1"/>
@@ -12045,8 +11958,8 @@
         </w:rPr>
         <w:t xml:space="preserve"> Liên kết giữa các bảng</w:t>
       </w:r>
-      <w:bookmarkEnd w:id="30"/>
-      <w:bookmarkEnd w:id="31"/>
+      <w:bookmarkEnd w:id="27"/>
+      <w:bookmarkEnd w:id="28"/>
     </w:p>
     <w:p>
       <w:pPr>
@@ -12779,7 +12692,7 @@
           <w:color w:val="000000" w:themeColor="text1"/>
         </w:rPr>
       </w:pPr>
-      <w:bookmarkStart w:id="32" w:name="_Toc231566974"/>
+      <w:bookmarkStart w:id="29" w:name="_Toc231572084"/>
       <w:r>
         <w:rPr>
           <w:color w:val="000000" w:themeColor="text1"/>
@@ -12824,7 +12737,7 @@
         </w:rPr>
         <w:t xml:space="preserve"> Các bảng, cột và chức năng trong database</w:t>
       </w:r>
-      <w:bookmarkEnd w:id="32"/>
+      <w:bookmarkEnd w:id="29"/>
     </w:p>
     <w:p>
       <w:pPr>
@@ -12938,14 +12851,14 @@
           <w:lang w:val="en-US"/>
         </w:rPr>
       </w:pPr>
-      <w:bookmarkStart w:id="33" w:name="_Toc231566856"/>
+      <w:bookmarkStart w:id="30" w:name="_Toc231572139"/>
       <w:r>
         <w:rPr>
           <w:lang w:val="en-US"/>
         </w:rPr>
         <w:t>Sơ đồ usecase</w:t>
       </w:r>
-      <w:bookmarkEnd w:id="33"/>
+      <w:bookmarkEnd w:id="30"/>
     </w:p>
     <w:p>
       <w:pPr>
@@ -13016,7 +12929,7 @@
           <w:lang w:val="en-US"/>
         </w:rPr>
       </w:pPr>
-      <w:bookmarkStart w:id="34" w:name="_Toc231566944"/>
+      <w:bookmarkStart w:id="31" w:name="_Toc231572564"/>
       <w:r>
         <w:rPr>
           <w:color w:val="000000" w:themeColor="text1"/>
@@ -13059,9 +12972,23 @@
           <w:color w:val="000000" w:themeColor="text1"/>
           <w:lang w:val="en-US"/>
         </w:rPr>
-        <w:t xml:space="preserve"> usecase admin</w:t>
-      </w:r>
-      <w:bookmarkEnd w:id="34"/>
+        <w:t xml:space="preserve"> </w:t>
+      </w:r>
+      <w:r>
+        <w:rPr>
+          <w:color w:val="000000" w:themeColor="text1"/>
+          <w:lang w:val="en-US"/>
+        </w:rPr>
+        <w:t>U</w:t>
+      </w:r>
+      <w:r>
+        <w:rPr>
+          <w:color w:val="000000" w:themeColor="text1"/>
+          <w:lang w:val="en-US"/>
+        </w:rPr>
+        <w:t>secase admin</w:t>
+      </w:r>
+      <w:bookmarkEnd w:id="31"/>
     </w:p>
     <w:p>
       <w:pPr>
@@ -13121,7 +13048,7 @@
           <w:lang w:val="en-US"/>
         </w:rPr>
       </w:pPr>
-      <w:bookmarkStart w:id="35" w:name="_Toc231566945"/>
+      <w:bookmarkStart w:id="32" w:name="_Toc231572565"/>
       <w:r>
         <w:rPr>
           <w:color w:val="000000" w:themeColor="text1"/>
@@ -13164,9 +13091,23 @@
           <w:color w:val="000000" w:themeColor="text1"/>
           <w:lang w:val="en-US"/>
         </w:rPr>
-        <w:t xml:space="preserve"> usecase người thuê</w:t>
-      </w:r>
-      <w:bookmarkEnd w:id="35"/>
+        <w:t xml:space="preserve"> </w:t>
+      </w:r>
+      <w:r>
+        <w:rPr>
+          <w:color w:val="000000" w:themeColor="text1"/>
+          <w:lang w:val="en-US"/>
+        </w:rPr>
+        <w:t>U</w:t>
+      </w:r>
+      <w:r>
+        <w:rPr>
+          <w:color w:val="000000" w:themeColor="text1"/>
+          <w:lang w:val="en-US"/>
+        </w:rPr>
+        <w:t>secase người thuê</w:t>
+      </w:r>
+      <w:bookmarkEnd w:id="32"/>
     </w:p>
     <w:p>
       <w:pPr>
@@ -13296,14 +13237,14 @@
           <w:lang w:val="en-US"/>
         </w:rPr>
       </w:pPr>
-      <w:bookmarkStart w:id="36" w:name="_Toc231566857"/>
+      <w:bookmarkStart w:id="33" w:name="_Toc231572140"/>
       <w:r>
         <w:rPr>
           <w:lang w:val="en-US"/>
         </w:rPr>
         <w:t>Kiến trúc hệ thống</w:t>
       </w:r>
-      <w:bookmarkEnd w:id="36"/>
+      <w:bookmarkEnd w:id="33"/>
     </w:p>
     <w:p>
       <w:pPr>
@@ -13894,7 +13835,7 @@
           <w:lang w:val="en-US"/>
         </w:rPr>
       </w:pPr>
-      <w:bookmarkStart w:id="37" w:name="_Toc231566975"/>
+      <w:bookmarkStart w:id="34" w:name="_Toc231572085"/>
       <w:r>
         <w:rPr>
           <w:color w:val="000000" w:themeColor="text1"/>
@@ -13939,7 +13880,7 @@
         </w:rPr>
         <w:t xml:space="preserve"> Các công nghệ được sử dụng</w:t>
       </w:r>
-      <w:bookmarkEnd w:id="37"/>
+      <w:bookmarkEnd w:id="34"/>
     </w:p>
     <w:p>
       <w:pPr>
@@ -14014,7 +13955,7 @@
           <w:lang w:val="en-US"/>
         </w:rPr>
       </w:pPr>
-      <w:bookmarkStart w:id="38" w:name="_Toc231566946"/>
+      <w:bookmarkStart w:id="35" w:name="_Toc231572566"/>
       <w:r>
         <w:rPr>
           <w:color w:val="000000" w:themeColor="text1"/>
@@ -14059,7 +14000,7 @@
         </w:rPr>
         <w:t xml:space="preserve"> Sơ đồ kiến trúc</w:t>
       </w:r>
-      <w:bookmarkEnd w:id="38"/>
+      <w:bookmarkEnd w:id="35"/>
     </w:p>
     <w:p>
       <w:pPr>
@@ -14198,7 +14139,7 @@
           <w:lang w:val="en-US"/>
         </w:rPr>
       </w:pPr>
-      <w:bookmarkStart w:id="39" w:name="_Toc231566947"/>
+      <w:bookmarkStart w:id="36" w:name="_Toc231572567"/>
       <w:r>
         <w:rPr>
           <w:color w:val="000000" w:themeColor="text1"/>
@@ -14243,7 +14184,7 @@
         </w:rPr>
         <w:t xml:space="preserve"> Sơ đồ MVC</w:t>
       </w:r>
-      <w:bookmarkEnd w:id="39"/>
+      <w:bookmarkEnd w:id="36"/>
     </w:p>
     <w:p>
       <w:pPr>
@@ -14605,8 +14546,8 @@
       <w:pPr>
         <w:pStyle w:val="u1"/>
       </w:pPr>
-      <w:bookmarkStart w:id="40" w:name="_Toc231479980"/>
-      <w:bookmarkStart w:id="41" w:name="_Toc231566858"/>
+      <w:bookmarkStart w:id="37" w:name="_Toc231479980"/>
+      <w:bookmarkStart w:id="38" w:name="_Toc231572141"/>
       <w:r>
         <w:lastRenderedPageBreak/>
         <w:t>CHƯƠNG</w:t>
@@ -14665,8 +14606,8 @@
         </w:rPr>
         <w:t>CỨU</w:t>
       </w:r>
-      <w:bookmarkEnd w:id="40"/>
-      <w:bookmarkEnd w:id="41"/>
+      <w:bookmarkEnd w:id="37"/>
+      <w:bookmarkEnd w:id="38"/>
     </w:p>
     <w:p>
       <w:pPr>
@@ -14679,14 +14620,14 @@
           <w:lang w:val="en-US"/>
         </w:rPr>
       </w:pPr>
-      <w:bookmarkStart w:id="42" w:name="_Toc231566859"/>
+      <w:bookmarkStart w:id="39" w:name="_Toc231572142"/>
       <w:r>
         <w:rPr>
           <w:lang w:val="en-US"/>
         </w:rPr>
         <w:t>Hình ảnh giao diện</w:t>
       </w:r>
-      <w:bookmarkEnd w:id="42"/>
+      <w:bookmarkEnd w:id="39"/>
     </w:p>
     <w:p>
       <w:pPr>
@@ -14760,7 +14701,7 @@
           <w:lang w:val="en-US"/>
         </w:rPr>
       </w:pPr>
-      <w:bookmarkStart w:id="43" w:name="_Toc231566948"/>
+      <w:bookmarkStart w:id="40" w:name="_Toc231572568"/>
       <w:r>
         <w:rPr>
           <w:color w:val="000000" w:themeColor="text1"/>
@@ -14805,7 +14746,7 @@
         </w:rPr>
         <w:t xml:space="preserve"> Trang giao diện cho thuê</w:t>
       </w:r>
-      <w:bookmarkEnd w:id="43"/>
+      <w:bookmarkEnd w:id="40"/>
     </w:p>
     <w:p>
       <w:pPr>
@@ -15184,7 +15125,7 @@
           <w:lang w:val="en-US"/>
         </w:rPr>
       </w:pPr>
-      <w:bookmarkStart w:id="44" w:name="_Toc231566949"/>
+      <w:bookmarkStart w:id="41" w:name="_Toc231572569"/>
       <w:r>
         <w:rPr>
           <w:color w:val="000000" w:themeColor="text1"/>
@@ -15243,7 +15184,7 @@
         </w:rPr>
         <w:t>ác nhận thuê và tích hợp đăng ký</w:t>
       </w:r>
-      <w:bookmarkEnd w:id="44"/>
+      <w:bookmarkEnd w:id="41"/>
     </w:p>
     <w:p>
       <w:pPr>
@@ -15378,7 +15319,7 @@
           <w:lang w:val="en-US"/>
         </w:rPr>
       </w:pPr>
-      <w:bookmarkStart w:id="45" w:name="_Toc231566950"/>
+      <w:bookmarkStart w:id="42" w:name="_Toc231572570"/>
       <w:r>
         <w:rPr>
           <w:color w:val="000000" w:themeColor="text1"/>
@@ -15423,7 +15364,7 @@
         </w:rPr>
         <w:t xml:space="preserve"> Modal đăng nhập</w:t>
       </w:r>
-      <w:bookmarkEnd w:id="45"/>
+      <w:bookmarkEnd w:id="42"/>
     </w:p>
     <w:p>
       <w:pPr>
@@ -15579,7 +15520,7 @@
           <w:lang w:val="en-US"/>
         </w:rPr>
       </w:pPr>
-      <w:bookmarkStart w:id="46" w:name="_Toc231566951"/>
+      <w:bookmarkStart w:id="43" w:name="_Toc231572571"/>
       <w:r>
         <w:rPr>
           <w:color w:val="000000" w:themeColor="text1"/>
@@ -15624,7 +15565,7 @@
         </w:rPr>
         <w:t xml:space="preserve"> Trang dành cho người sỡ hữu</w:t>
       </w:r>
-      <w:bookmarkEnd w:id="46"/>
+      <w:bookmarkEnd w:id="43"/>
     </w:p>
     <w:p>
       <w:pPr>
@@ -15906,7 +15847,7 @@
           <w:lang w:val="en-US"/>
         </w:rPr>
       </w:pPr>
-      <w:bookmarkStart w:id="47" w:name="_Toc231566952"/>
+      <w:bookmarkStart w:id="44" w:name="_Toc231572572"/>
       <w:r>
         <w:rPr>
           <w:color w:val="000000" w:themeColor="text1"/>
@@ -15951,7 +15892,7 @@
         </w:rPr>
         <w:t xml:space="preserve"> Modal yêu cầu sửa chữa</w:t>
       </w:r>
-      <w:bookmarkEnd w:id="47"/>
+      <w:bookmarkEnd w:id="44"/>
     </w:p>
     <w:p>
       <w:pPr>
@@ -16080,7 +16021,7 @@
           <w:lang w:val="en-US"/>
         </w:rPr>
       </w:pPr>
-      <w:bookmarkStart w:id="48" w:name="_Toc231566953"/>
+      <w:bookmarkStart w:id="45" w:name="_Toc231572573"/>
       <w:r>
         <w:rPr>
           <w:color w:val="000000" w:themeColor="text1"/>
@@ -16125,7 +16066,7 @@
         </w:rPr>
         <w:t xml:space="preserve"> Modal kiểm tra hoá đơn</w:t>
       </w:r>
-      <w:bookmarkEnd w:id="48"/>
+      <w:bookmarkEnd w:id="45"/>
     </w:p>
     <w:p>
       <w:pPr>
@@ -16292,7 +16233,7 @@
           <w:lang w:val="en-US"/>
         </w:rPr>
       </w:pPr>
-      <w:bookmarkStart w:id="49" w:name="_Toc231566954"/>
+      <w:bookmarkStart w:id="46" w:name="_Toc231572574"/>
       <w:r>
         <w:rPr>
           <w:color w:val="000000" w:themeColor="text1"/>
@@ -16337,7 +16278,7 @@
         </w:rPr>
         <w:t xml:space="preserve"> Modal thanh toán</w:t>
       </w:r>
-      <w:bookmarkEnd w:id="49"/>
+      <w:bookmarkEnd w:id="46"/>
     </w:p>
     <w:p>
       <w:pPr>
@@ -16498,7 +16439,7 @@
           <w:lang w:val="en-US"/>
         </w:rPr>
       </w:pPr>
-      <w:bookmarkStart w:id="50" w:name="_Toc231566955"/>
+      <w:bookmarkStart w:id="47" w:name="_Toc231572575"/>
       <w:r>
         <w:rPr>
           <w:color w:val="000000" w:themeColor="text1"/>
@@ -16543,7 +16484,7 @@
         </w:rPr>
         <w:t xml:space="preserve"> Modal hoá đơn thanh toán</w:t>
       </w:r>
-      <w:bookmarkEnd w:id="50"/>
+      <w:bookmarkEnd w:id="47"/>
     </w:p>
     <w:p>
       <w:pPr>
@@ -16703,7 +16644,7 @@
           <w:lang w:val="en-US"/>
         </w:rPr>
       </w:pPr>
-      <w:bookmarkStart w:id="51" w:name="_Toc231566956"/>
+      <w:bookmarkStart w:id="48" w:name="_Toc231572576"/>
       <w:r>
         <w:rPr>
           <w:color w:val="000000" w:themeColor="text1"/>
@@ -16748,7 +16689,7 @@
         </w:rPr>
         <w:t xml:space="preserve"> Trang quản lý phòng</w:t>
       </w:r>
-      <w:bookmarkEnd w:id="51"/>
+      <w:bookmarkEnd w:id="48"/>
     </w:p>
     <w:p>
       <w:pPr>
@@ -16909,7 +16850,7 @@
           <w:lang w:val="en-US"/>
         </w:rPr>
       </w:pPr>
-      <w:bookmarkStart w:id="52" w:name="_Toc231566957"/>
+      <w:bookmarkStart w:id="49" w:name="_Toc231572577"/>
       <w:r>
         <w:rPr>
           <w:color w:val="000000" w:themeColor="text1"/>
@@ -16954,7 +16895,7 @@
         </w:rPr>
         <w:t xml:space="preserve"> Modal setting phòng</w:t>
       </w:r>
-      <w:bookmarkEnd w:id="52"/>
+      <w:bookmarkEnd w:id="49"/>
     </w:p>
     <w:p>
       <w:pPr>
@@ -17303,7 +17244,7 @@
           <w:lang w:val="en-US"/>
         </w:rPr>
       </w:pPr>
-      <w:bookmarkStart w:id="53" w:name="_Toc231566958"/>
+      <w:bookmarkStart w:id="50" w:name="_Toc231572578"/>
       <w:r>
         <w:rPr>
           <w:color w:val="000000" w:themeColor="text1"/>
@@ -17348,7 +17289,7 @@
         </w:rPr>
         <w:t xml:space="preserve"> Trang danh sách yêu cầu sữa chữa</w:t>
       </w:r>
-      <w:bookmarkEnd w:id="53"/>
+      <w:bookmarkEnd w:id="50"/>
     </w:p>
     <w:p>
       <w:pPr>
@@ -17542,7 +17483,7 @@
           <w:lang w:val="en-US"/>
         </w:rPr>
       </w:pPr>
-      <w:bookmarkStart w:id="54" w:name="_Toc231566959"/>
+      <w:bookmarkStart w:id="51" w:name="_Toc231572579"/>
       <w:r>
         <w:rPr>
           <w:color w:val="000000" w:themeColor="text1"/>
@@ -17587,7 +17528,7 @@
         </w:rPr>
         <w:t xml:space="preserve"> Chi tiết yêu cầu sữa chữa</w:t>
       </w:r>
-      <w:bookmarkEnd w:id="54"/>
+      <w:bookmarkEnd w:id="51"/>
     </w:p>
     <w:p>
       <w:pPr>
@@ -17821,8 +17762,8 @@
         <w:pStyle w:val="u1"/>
         <w:ind w:right="716"/>
       </w:pPr>
-      <w:bookmarkStart w:id="55" w:name="_Toc231479981"/>
-      <w:bookmarkStart w:id="56" w:name="_Toc231566860"/>
+      <w:bookmarkStart w:id="52" w:name="_Toc231479981"/>
+      <w:bookmarkStart w:id="53" w:name="_Toc231572143"/>
       <w:r>
         <w:lastRenderedPageBreak/>
         <w:t>CHƯƠNG</w:t>
@@ -17899,8 +17840,8 @@
         </w:rPr>
         <w:t>TRIỂN</w:t>
       </w:r>
-      <w:bookmarkEnd w:id="55"/>
-      <w:bookmarkEnd w:id="56"/>
+      <w:bookmarkEnd w:id="52"/>
+      <w:bookmarkEnd w:id="53"/>
     </w:p>
     <w:p>
       <w:pPr>
@@ -17921,12 +17862,14 @@
           <w:lang w:val="en-US"/>
         </w:rPr>
       </w:pPr>
+      <w:bookmarkStart w:id="54" w:name="_Toc231572144"/>
       <w:r>
         <w:rPr>
           <w:lang w:val="en-US"/>
         </w:rPr>
         <w:t>Kết luận</w:t>
       </w:r>
+      <w:bookmarkEnd w:id="54"/>
     </w:p>
     <w:p>
       <w:pPr>
@@ -17978,12 +17921,14 @@
           <w:lang w:val="en-US"/>
         </w:rPr>
       </w:pPr>
+      <w:bookmarkStart w:id="55" w:name="_Toc231572145"/>
       <w:r>
         <w:rPr>
           <w:lang w:val="en-US"/>
         </w:rPr>
         <w:t>Hướng phát triển</w:t>
       </w:r>
+      <w:bookmarkEnd w:id="55"/>
     </w:p>
     <w:p>
       <w:pPr>
@@ -18257,17 +18202,26 @@
         </w:rPr>
         <w:t>KHẢ</w:t>
       </w:r>
-    </w:p>
-    <w:p>
-      <w:pPr>
-        <w:ind w:left="155" w:right="715"/>
-        <w:jc w:val="center"/>
+      <w:r>
         <w:rPr>
           <w:b/>
           <w:spacing w:val="-4"/>
           <w:sz w:val="28"/>
           <w:lang w:val="en-US"/>
         </w:rPr>
+        <w:t>O</w:t>
+      </w:r>
+    </w:p>
+    <w:p>
+      <w:pPr>
+        <w:ind w:left="155" w:right="715"/>
+        <w:jc w:val="center"/>
+        <w:rPr>
+          <w:b/>
+          <w:spacing w:val="-4"/>
+          <w:sz w:val="28"/>
+          <w:lang w:val="en-US"/>
+        </w:rPr>
       </w:pPr>
     </w:p>
     <w:p>
@@ -18276,6 +18230,7 @@
         <w:rPr>
           <w:bCs/>
           <w:szCs w:val="26"/>
+          <w:lang w:val="en-US"/>
         </w:rPr>
       </w:pPr>
       <w:r>
@@ -18284,74 +18239,61 @@
           <w:szCs w:val="26"/>
           <w:lang w:val="en-US"/>
         </w:rPr>
-        <w:t>[</w:t>
-      </w:r>
-      <w:r>
+        <w:t>[1] Adam Freeman, Pro ASP.NET Core MVC, Apress Publishing, New York, 2023.</w:t>
+      </w:r>
+    </w:p>
+    <w:p>
+      <w:pPr>
+        <w:ind w:left="155" w:right="715"/>
         <w:rPr>
           <w:bCs/>
           <w:szCs w:val="26"/>
           <w:lang w:val="en-US"/>
         </w:rPr>
-        <w:t xml:space="preserve">1] </w:t>
-      </w:r>
+      </w:pPr>
       <w:r>
         <w:rPr>
           <w:bCs/>
           <w:szCs w:val="26"/>
-        </w:rPr>
-        <w:t xml:space="preserve">Adam Freeman, </w:t>
-      </w:r>
-      <w:r>
-        <w:rPr>
-          <w:bCs/>
-          <w:i/>
-          <w:iCs/>
-          <w:szCs w:val="26"/>
-        </w:rPr>
-        <w:t>Pr ASP.NET Cre MVC</w:t>
-      </w:r>
-      <w:r>
+          <w:lang w:val="en-US"/>
+        </w:rPr>
+        <w:t>[2] Andrew Troelsen, Philip Japikse, Pro C# 10 with .NET 6: Foundational Principles and Practices in Programming, Apress Publishing, New York, 2022.</w:t>
+      </w:r>
+    </w:p>
+    <w:p>
+      <w:pPr>
+        <w:ind w:left="155" w:right="715"/>
         <w:rPr>
           <w:bCs/>
           <w:szCs w:val="26"/>
-        </w:rPr>
-        <w:t>, Apress Publishing, New Yrk, 2023.</w:t>
-      </w:r>
-    </w:p>
-    <w:p>
-      <w:pPr>
-        <w:ind w:left="155" w:right="715"/>
+          <w:lang w:val="en-US"/>
+        </w:rPr>
+      </w:pPr>
+      <w:r>
         <w:rPr>
           <w:bCs/>
           <w:szCs w:val="26"/>
           <w:lang w:val="en-US"/>
         </w:rPr>
-      </w:pPr>
-      <w:r>
+        <w:t>[3] Ian Sommerville, Software Engineering, Tenth Edition, Pearson Education Limited, London, 2016.</w:t>
+      </w:r>
+    </w:p>
+    <w:p>
+      <w:pPr>
+        <w:ind w:left="155" w:right="715"/>
         <w:rPr>
           <w:bCs/>
           <w:szCs w:val="26"/>
           <w:lang w:val="en-US"/>
         </w:rPr>
-        <w:t xml:space="preserve">[2] Andrew Trelsen, Philip Japikse, </w:t>
-      </w:r>
-      <w:r>
-        <w:rPr>
-          <w:bCs/>
-          <w:i/>
-          <w:iCs/>
-          <w:szCs w:val="26"/>
-          <w:lang w:val="en-US"/>
-        </w:rPr>
-        <w:t>Pr C# 10 with .NET 6: Fundatinal Principles and Practices in Prgramming</w:t>
-      </w:r>
+      </w:pPr>
       <w:r>
         <w:rPr>
           <w:bCs/>
           <w:szCs w:val="26"/>
           <w:lang w:val="en-US"/>
         </w:rPr>
-        <w:t>, Apress Publishing, New Yrk, 2022.</w:t>
+        <w:t>[4] Thomas Connolly, Carolyn Begg, Database Systems: A Practical Approach to Design, Implementation and Management, Sixth Edition, Pearson Education, London, 2015.</w:t>
       </w:r>
     </w:p>
     <w:p>
@@ -18369,97 +18311,43 @@
           <w:szCs w:val="26"/>
           <w:lang w:val="en-US"/>
         </w:rPr>
-        <w:t xml:space="preserve">[3] Ian Smmerville, </w:t>
-      </w:r>
-      <w:r>
-        <w:rPr>
-          <w:bCs/>
-          <w:i/>
-          <w:iCs/>
-          <w:szCs w:val="26"/>
-          <w:lang w:val="en-US"/>
-        </w:rPr>
-        <w:t>Sftware Engineering</w:t>
-      </w:r>
-      <w:r>
+        <w:t>[5] Roger S. Pressman, Bruce R. Maxim, Software Engineering: A Practitioner's Approach, Eighth Edition, McGraw-Hill Education, New York, 2014.</w:t>
+      </w:r>
+    </w:p>
+    <w:p>
+      <w:pPr>
+        <w:ind w:left="155" w:right="715"/>
         <w:rPr>
           <w:bCs/>
           <w:szCs w:val="26"/>
           <w:lang w:val="en-US"/>
         </w:rPr>
-        <w:t>, Tenth Editin, Pearsn Educatin Limited, Lndn, 2016.</w:t>
-      </w:r>
-    </w:p>
-    <w:p>
-      <w:pPr>
-        <w:ind w:left="155" w:right="715"/>
+      </w:pPr>
+      <w:r>
         <w:rPr>
           <w:bCs/>
           <w:szCs w:val="26"/>
           <w:lang w:val="en-US"/>
         </w:rPr>
-      </w:pPr>
-      <w:r>
+        <w:t>[6] Jeffrey A. Hoffer, Joey F. George, Joseph S. Valacich, Modern Systems Analysis and Design, Eighth Edition, Pearson Education, London, 2016.</w:t>
+      </w:r>
+    </w:p>
+    <w:p>
+      <w:pPr>
+        <w:ind w:left="155" w:right="715"/>
         <w:rPr>
           <w:bCs/>
           <w:szCs w:val="26"/>
           <w:lang w:val="en-US"/>
         </w:rPr>
-        <w:t xml:space="preserve">[4] Thmas Cnnlly, Carlyn Begg, </w:t>
-      </w:r>
-      <w:r>
-        <w:rPr>
-          <w:bCs/>
-          <w:i/>
-          <w:iCs/>
-          <w:szCs w:val="26"/>
-          <w:lang w:val="en-US"/>
-        </w:rPr>
-        <w:t>Database Systems: A Practical Apprach t Design, Implementatin and Management</w:t>
-      </w:r>
+      </w:pPr>
       <w:r>
         <w:rPr>
           <w:bCs/>
           <w:szCs w:val="26"/>
           <w:lang w:val="en-US"/>
         </w:rPr>
-        <w:t>, Sixth Editin, Pearsn Educatin, Lndn, 2015.</w:t>
-      </w:r>
-    </w:p>
-    <w:p>
-      <w:pPr>
-        <w:ind w:left="155" w:right="715"/>
-        <w:rPr>
-          <w:bCs/>
-          <w:szCs w:val="26"/>
-          <w:lang w:val="en-US"/>
-        </w:rPr>
-      </w:pPr>
-      <w:r>
-        <w:rPr>
-          <w:bCs/>
-          <w:szCs w:val="26"/>
-          <w:lang w:val="en-US"/>
-        </w:rPr>
-        <w:t xml:space="preserve">[5] Micrsft Crpratin, </w:t>
-      </w:r>
-      <w:r>
-        <w:rPr>
-          <w:bCs/>
-          <w:i/>
-          <w:iCs/>
-          <w:szCs w:val="26"/>
-          <w:lang w:val="en-US"/>
-        </w:rPr>
-        <w:t>ASP.NET Cre MVC Dcumentatin</w:t>
-      </w:r>
-      <w:r>
-        <w:rPr>
-          <w:bCs/>
-          <w:szCs w:val="26"/>
-          <w:lang w:val="en-US"/>
-        </w:rPr>
-        <w:t xml:space="preserve">, Micrsft Learn. Truy cập tại: </w:t>
+        <w:t xml:space="preserve">[7] Microsoft Corporation, ASP.NET Core MVC Documentation, Microsoft Learn. Truy cập tại: </w:t>
       </w:r>
       <w:hyperlink r:id="rId30" w:history="1">
         <w:r>
@@ -18469,7 +18357,7 @@
             <w:szCs w:val="26"/>
             <w:lang w:val="en-US"/>
           </w:rPr>
-          <w:t>https://learn.micrsft.cm/aspnet/cre/mvc</w:t>
+          <w:t>https://learn.microsoft.com/aspnet/core/mvc</w:t>
         </w:r>
       </w:hyperlink>
       <w:r>
@@ -18478,7 +18366,7 @@
           <w:szCs w:val="26"/>
           <w:lang w:val="en-US"/>
         </w:rPr>
-        <w:t xml:space="preserve"> (Truy cập ngày 04/06/2026).</w:t>
+        <w:t xml:space="preserve"> </w:t>
       </w:r>
     </w:p>
     <w:p>
@@ -18496,25 +18384,7 @@
           <w:szCs w:val="26"/>
           <w:lang w:val="en-US"/>
         </w:rPr>
-        <w:t xml:space="preserve">[6] Micrsft Crpratin, </w:t>
-      </w:r>
-      <w:r>
-        <w:rPr>
-          <w:bCs/>
-          <w:i/>
-          <w:iCs/>
-          <w:szCs w:val="26"/>
-          <w:lang w:val="en-US"/>
-        </w:rPr>
-        <w:t>Entity Framewrk Cre Dcumentatin</w:t>
-      </w:r>
-      <w:r>
-        <w:rPr>
-          <w:bCs/>
-          <w:szCs w:val="26"/>
-          <w:lang w:val="en-US"/>
-        </w:rPr>
-        <w:t xml:space="preserve">, Micrsft Learn. Truy cập tại: </w:t>
+        <w:t xml:space="preserve">[8] Microsoft Corporation, Entity Framework Core Documentation, Microsoft Learn. Truy cập tại: </w:t>
       </w:r>
       <w:hyperlink r:id="rId31" w:history="1">
         <w:r>
@@ -18524,7 +18394,7 @@
             <w:szCs w:val="26"/>
             <w:lang w:val="en-US"/>
           </w:rPr>
-          <w:t>https://learn.micrsft.cm/ef/cre</w:t>
+          <w:t>https://learn.microsoft.com/ef/core</w:t>
         </w:r>
       </w:hyperlink>
       <w:r>
@@ -18533,7 +18403,7 @@
           <w:szCs w:val="26"/>
           <w:lang w:val="en-US"/>
         </w:rPr>
-        <w:t xml:space="preserve"> (Truy cập ngày 04/06/2026).</w:t>
+        <w:t xml:space="preserve"> </w:t>
       </w:r>
     </w:p>
     <w:p>
@@ -18551,25 +18421,7 @@
           <w:szCs w:val="26"/>
           <w:lang w:val="en-US"/>
         </w:rPr>
-        <w:t xml:space="preserve">[7] Micrsft Crpratin, </w:t>
-      </w:r>
-      <w:r>
-        <w:rPr>
-          <w:bCs/>
-          <w:i/>
-          <w:iCs/>
-          <w:szCs w:val="26"/>
-          <w:lang w:val="en-US"/>
-        </w:rPr>
-        <w:t>SQL Server Dcumentatin</w:t>
-      </w:r>
-      <w:r>
-        <w:rPr>
-          <w:bCs/>
-          <w:szCs w:val="26"/>
-          <w:lang w:val="en-US"/>
-        </w:rPr>
-        <w:t xml:space="preserve">, Micrsft Learn. Truy cập tại: </w:t>
+        <w:t xml:space="preserve">[9] Microsoft Corporation, SQL Server Documentation, Microsoft Learn. Truy cập tại: </w:t>
       </w:r>
       <w:hyperlink r:id="rId32" w:history="1">
         <w:r>
@@ -18579,7 +18431,7 @@
             <w:szCs w:val="26"/>
             <w:lang w:val="en-US"/>
           </w:rPr>
-          <w:t>https://learn.micrsft.cm/sql</w:t>
+          <w:t>https://learn.microsoft.com/sql</w:t>
         </w:r>
       </w:hyperlink>
       <w:r>
@@ -18606,25 +18458,7 @@
           <w:szCs w:val="26"/>
           <w:lang w:val="en-US"/>
         </w:rPr>
-        <w:t xml:space="preserve">[8] Micrsft Crpratin, </w:t>
-      </w:r>
-      <w:r>
-        <w:rPr>
-          <w:bCs/>
-          <w:i/>
-          <w:iCs/>
-          <w:szCs w:val="26"/>
-          <w:lang w:val="en-US"/>
-        </w:rPr>
-        <w:t>Visual Studi Cde Dcumentatin</w:t>
-      </w:r>
-      <w:r>
-        <w:rPr>
-          <w:bCs/>
-          <w:szCs w:val="26"/>
-          <w:lang w:val="en-US"/>
-        </w:rPr>
-        <w:t xml:space="preserve">, Micrsft Learn. Truy cập tại: </w:t>
+        <w:t xml:space="preserve">[10] Microsoft Corporation, Visual Studio Code Documentation, Microsoft Learn. Truy cập tại: </w:t>
       </w:r>
       <w:hyperlink r:id="rId33" w:history="1">
         <w:r>
@@ -18634,7 +18468,7 @@
             <w:szCs w:val="26"/>
             <w:lang w:val="en-US"/>
           </w:rPr>
-          <w:t>https://cde.visualstudi.cm/dcs</w:t>
+          <w:t>https://code.visualstudio.com/docs</w:t>
         </w:r>
       </w:hyperlink>
       <w:r>
@@ -18643,7 +18477,7 @@
           <w:szCs w:val="26"/>
           <w:lang w:val="en-US"/>
         </w:rPr>
-        <w:t xml:space="preserve"> (Truy cập ngày 04/06/2026).</w:t>
+        <w:t xml:space="preserve"> </w:t>
       </w:r>
     </w:p>
     <w:p>
@@ -18661,25 +18495,7 @@
           <w:szCs w:val="26"/>
           <w:lang w:val="en-US"/>
         </w:rPr>
-        <w:t xml:space="preserve">[9] W3Schls, </w:t>
-      </w:r>
-      <w:r>
-        <w:rPr>
-          <w:bCs/>
-          <w:i/>
-          <w:iCs/>
-          <w:szCs w:val="26"/>
-          <w:lang w:val="en-US"/>
-        </w:rPr>
-        <w:t>HTML Tutrial, CSS Tutrial, JavaScript Tutrial</w:t>
-      </w:r>
-      <w:r>
-        <w:rPr>
-          <w:bCs/>
-          <w:szCs w:val="26"/>
-          <w:lang w:val="en-US"/>
-        </w:rPr>
-        <w:t xml:space="preserve">. Truy cập tại: </w:t>
+        <w:t xml:space="preserve">[11] W3Schools, HTML Tutorial, CSS Tutorial, JavaScript Tutorial. Truy cập tại: </w:t>
       </w:r>
       <w:hyperlink r:id="rId34" w:history="1">
         <w:r>
@@ -18689,7 +18505,7 @@
             <w:szCs w:val="26"/>
             <w:lang w:val="en-US"/>
           </w:rPr>
-          <w:t>https://www.w3schls.cm</w:t>
+          <w:t>https://www.w3schools.com</w:t>
         </w:r>
       </w:hyperlink>
       <w:r>
@@ -18698,7 +18514,7 @@
           <w:szCs w:val="26"/>
           <w:lang w:val="en-US"/>
         </w:rPr>
-        <w:t xml:space="preserve"> (Truy cập ngày 04/06/2026).</w:t>
+        <w:t xml:space="preserve"> </w:t>
       </w:r>
     </w:p>
     <w:p>
@@ -18716,25 +18532,8 @@
           <w:szCs w:val="26"/>
           <w:lang w:val="en-US"/>
         </w:rPr>
-        <w:t xml:space="preserve">[10] GitHub Inc., </w:t>
-      </w:r>
-      <w:r>
-        <w:rPr>
-          <w:bCs/>
-          <w:i/>
-          <w:iCs/>
-          <w:szCs w:val="26"/>
-          <w:lang w:val="en-US"/>
-        </w:rPr>
-        <w:t>GitHub Dcumentatin</w:t>
-      </w:r>
-      <w:r>
-        <w:rPr>
-          <w:bCs/>
-          <w:szCs w:val="26"/>
-          <w:lang w:val="en-US"/>
-        </w:rPr>
-        <w:t xml:space="preserve">. Truy cập tại: </w:t>
+        <w:lastRenderedPageBreak/>
+        <w:t xml:space="preserve">[12] GitHub Inc., GitHub Documentation. Truy cập tại: </w:t>
       </w:r>
       <w:hyperlink r:id="rId35" w:history="1">
         <w:r>
@@ -18744,7 +18543,7 @@
             <w:szCs w:val="26"/>
             <w:lang w:val="en-US"/>
           </w:rPr>
-          <w:t>https://dcs.github.cm</w:t>
+          <w:t>https://docs.github.com</w:t>
         </w:r>
       </w:hyperlink>
       <w:r>
@@ -18753,7 +18552,81 @@
           <w:szCs w:val="26"/>
           <w:lang w:val="en-US"/>
         </w:rPr>
-        <w:t xml:space="preserve"> (Truy cập ngày 04/06/2026).</w:t>
+        <w:t xml:space="preserve"> </w:t>
+      </w:r>
+    </w:p>
+    <w:p>
+      <w:pPr>
+        <w:ind w:left="155" w:right="715"/>
+        <w:rPr>
+          <w:bCs/>
+          <w:szCs w:val="26"/>
+          <w:lang w:val="en-US"/>
+        </w:rPr>
+      </w:pPr>
+      <w:r>
+        <w:rPr>
+          <w:bCs/>
+          <w:szCs w:val="26"/>
+          <w:lang w:val="en-US"/>
+        </w:rPr>
+        <w:t xml:space="preserve">[13] Lucid Software Inc., UML Use Case Diagram Guide. Truy cập tại: </w:t>
+      </w:r>
+      <w:hyperlink r:id="rId36" w:history="1">
+        <w:r>
+          <w:rPr>
+            <w:rStyle w:val="Siuktni"/>
+            <w:bCs/>
+            <w:szCs w:val="26"/>
+            <w:lang w:val="en-US"/>
+          </w:rPr>
+          <w:t>https://www.lucidchart.com/pages/uml-use-case-diagram</w:t>
+        </w:r>
+      </w:hyperlink>
+      <w:r>
+        <w:rPr>
+          <w:bCs/>
+          <w:szCs w:val="26"/>
+          <w:lang w:val="en-US"/>
+        </w:rPr>
+        <w:t xml:space="preserve"> </w:t>
+      </w:r>
+    </w:p>
+    <w:p>
+      <w:pPr>
+        <w:ind w:left="155" w:right="715"/>
+        <w:rPr>
+          <w:bCs/>
+          <w:szCs w:val="26"/>
+          <w:lang w:val="en-US"/>
+        </w:rPr>
+      </w:pPr>
+      <w:r>
+        <w:rPr>
+          <w:bCs/>
+          <w:szCs w:val="26"/>
+          <w:lang w:val="en-US"/>
+        </w:rPr>
+        <w:t xml:space="preserve">[14] Oracle Corporation, Database Design Concepts. Truy cập tại: </w:t>
+      </w:r>
+      <w:hyperlink r:id="rId37" w:history="1">
+        <w:r>
+          <w:rPr>
+            <w:rStyle w:val="Siuktni"/>
+            <w:bCs/>
+            <w:szCs w:val="26"/>
+            <w:lang w:val="en-US"/>
+          </w:rPr>
+          <w:t>https://docs.oracle.com</w:t>
+        </w:r>
+      </w:hyperlink>
+      <w:r>
+        <w:rPr>
+          <w:bCs/>
+          <w:szCs w:val="26"/>
+          <w:lang w:val="en-US"/>
+        </w:rPr>
+        <w:t xml:space="preserve"> </w:t>
       </w:r>
     </w:p>
     <w:p>
@@ -18812,18 +18685,18 @@
       <mc:AlternateContent>
         <mc:Choice Requires="wps">
           <w:drawing>
-            <wp:anchor distT="0" distB="0" distL="0" distR="0" simplePos="0" relativeHeight="251640832" behindDoc="1" locked="0" layoutInCell="1" allowOverlap="1" wp14:anchorId="3A3573CA" wp14:editId="55B5CF46">
+            <wp:anchor distT="0" distB="0" distL="0" distR="0" simplePos="0" relativeHeight="251676160" behindDoc="1" locked="0" layoutInCell="1" allowOverlap="1" wp14:anchorId="2DA44A5C" wp14:editId="12C57E12">
               <wp:simplePos x="0" y="0"/>
               <wp:positionH relativeFrom="page">
-                <wp:posOffset>1242364</wp:posOffset>
+                <wp:posOffset>1080135</wp:posOffset>
               </wp:positionH>
               <wp:positionV relativeFrom="page">
-                <wp:posOffset>10082479</wp:posOffset>
+                <wp:posOffset>10106660</wp:posOffset>
               </wp:positionV>
-              <wp:extent cx="5389880" cy="57150"/>
-              <wp:effectExtent l="0" t="0" r="0" b="0"/>
+              <wp:extent cx="5810250" cy="66675"/>
+              <wp:effectExtent l="0" t="0" r="0" b="9525"/>
               <wp:wrapNone/>
-              <wp:docPr id="4" name="Graphic 4"/>
+              <wp:docPr id="43" name="Graphic 12"/>
               <wp:cNvGraphicFramePr>
                 <a:graphicFrameLocks xmlns:a="http://schemas.openxmlformats.org/drawingml/2006/main"/>
               </wp:cNvGraphicFramePr>
@@ -18836,7 +18709,7 @@
                     <wps:spPr>
                       <a:xfrm>
                         <a:off x="0" y="0"/>
-                        <a:ext cx="5389880" cy="57150"/>
+                        <a:ext cx="5810250" cy="66675"/>
                       </a:xfrm>
                       <a:custGeom>
                         <a:avLst/>
@@ -18845,39 +18718,39 @@
                         <a:cxnLst/>
                         <a:rect l="l" t="t" r="r" b="b"/>
                         <a:pathLst>
-                          <a:path w="5389880" h="57150">
+                          <a:path w="5618480" h="56515">
                             <a:moveTo>
-                              <a:pt x="5389740" y="47256"/>
+                              <a:pt x="5618353" y="18288"/>
                             </a:moveTo>
                             <a:lnTo>
-                              <a:pt x="0" y="47256"/>
+                              <a:pt x="0" y="18288"/>
                             </a:lnTo>
                             <a:lnTo>
-                              <a:pt x="0" y="56692"/>
+                              <a:pt x="0" y="56388"/>
                             </a:lnTo>
                             <a:lnTo>
-                              <a:pt x="5389740" y="56692"/>
+                              <a:pt x="5618353" y="56388"/>
                             </a:lnTo>
                             <a:lnTo>
-                              <a:pt x="5389740" y="47256"/>
+                              <a:pt x="5618353" y="18288"/>
                             </a:lnTo>
                             <a:close/>
                           </a:path>
-                          <a:path w="5389880" h="57150">
+                          <a:path w="5618480" h="56515">
                             <a:moveTo>
-                              <a:pt x="5389740" y="0"/>
+                              <a:pt x="5618353" y="0"/>
                             </a:moveTo>
                             <a:lnTo>
                               <a:pt x="0" y="0"/>
                             </a:lnTo>
                             <a:lnTo>
-                              <a:pt x="0" y="38100"/>
+                              <a:pt x="0" y="9144"/>
                             </a:lnTo>
                             <a:lnTo>
-                              <a:pt x="5389740" y="38100"/>
+                              <a:pt x="5618353" y="9144"/>
                             </a:lnTo>
                             <a:lnTo>
-                              <a:pt x="5389740" y="0"/>
+                              <a:pt x="5618353" y="0"/>
                             </a:lnTo>
                             <a:close/>
                           </a:path>
@@ -18896,12 +18769,18 @@
                   </wps:wsp>
                 </a:graphicData>
               </a:graphic>
+              <wp14:sizeRelH relativeFrom="margin">
+                <wp14:pctWidth>0</wp14:pctWidth>
+              </wp14:sizeRelH>
+              <wp14:sizeRelV relativeFrom="margin">
+                <wp14:pctHeight>0</wp14:pctHeight>
+              </wp14:sizeRelV>
             </wp:anchor>
           </w:drawing>
         </mc:Choice>
         <mc:Fallback>
           <w:pict>
-            <v:shape w14:anchorId="0AABC8C9" id="Graphic 4" o:spid="_x0000_s1026" style="position:absolute;margin-left:97.8pt;margin-top:793.9pt;width:424.4pt;height:4.5pt;z-index:-251675648;visibility:visible;mso-wrap-style:square;mso-wrap-distance-left:0;mso-wrap-distance-top:0;mso-wrap-distance-right:0;mso-wrap-distance-bottom:0;mso-position-horizontal:absolute;mso-position-horizontal-relative:page;mso-position-vertical:absolute;mso-position-vertical-relative:page;v-text-anchor:top" coordsize="5389880,57150" o:gfxdata="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" path="m5389740,47256l,47256r,9436l5389740,56692r,-9436xem5389740,l,,,38100r5389740,l5389740,xe" fillcolor="black" stroked="f">
+            <v:shape w14:anchorId="63BE6E08" id="Graphic 12" o:spid="_x0000_s1026" style="position:absolute;margin-left:85.05pt;margin-top:795.8pt;width:457.5pt;height:5.25pt;z-index:-251640320;visibility:visible;mso-wrap-style:square;mso-width-percent:0;mso-height-percent:0;mso-wrap-distance-left:0;mso-wrap-distance-top:0;mso-wrap-distance-right:0;mso-wrap-distance-bottom:0;mso-position-horizontal:absolute;mso-position-horizontal-relative:page;mso-position-vertical:absolute;mso-position-vertical-relative:page;mso-width-percent:0;mso-height-percent:0;mso-width-relative:margin;mso-height-relative:margin;v-text-anchor:top" coordsize="5618480,56515" o:gfxdata="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" path="m5618353,18288l,18288,,56388r5618353,l5618353,18288xem5618353,l,,,9144r5618353,l5618353,xe" fillcolor="black" stroked="f">
               <v:path arrowok="t"/>
               <w10:wrap anchorx="page" anchory="page"/>
             </v:shape>
@@ -18917,7 +18796,7 @@
       <mc:AlternateContent>
         <mc:Choice Requires="wps">
           <w:drawing>
-            <wp:anchor distT="0" distB="0" distL="0" distR="0" simplePos="0" relativeHeight="251646976" behindDoc="1" locked="0" layoutInCell="1" allowOverlap="1" wp14:anchorId="56FB8D18" wp14:editId="3ADD8E04">
+            <wp:anchor distT="0" distB="0" distL="0" distR="0" simplePos="0" relativeHeight="251649024" behindDoc="1" locked="0" layoutInCell="1" allowOverlap="1" wp14:anchorId="56FB8D18" wp14:editId="456879DC">
               <wp:simplePos x="0" y="0"/>
               <wp:positionH relativeFrom="page">
                 <wp:posOffset>1247952</wp:posOffset>
@@ -18983,7 +18862,7 @@
               <v:stroke joinstyle="miter"/>
               <v:path gradientshapeok="t" o:connecttype="rect"/>
             </v:shapetype>
-            <v:shape id="Textbox 5" o:spid="_x0000_s1030" type="#_x0000_t202" style="position:absolute;margin-left:98.25pt;margin-top:798.55pt;width:114.7pt;height:15.3pt;z-index:-251669504;visibility:visible;mso-wrap-style:square;mso-wrap-distance-left:0;mso-wrap-distance-top:0;mso-wrap-distance-right:0;mso-wrap-distance-bottom:0;mso-position-horizontal:absolute;mso-position-horizontal-relative:page;mso-position-vertical:absolute;mso-position-vertical-relative:page;v-text-anchor:top" o:gfxdata="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" filled="f" stroked="f">
+            <v:shape id="Textbox 5" o:spid="_x0000_s1030" type="#_x0000_t202" style="position:absolute;margin-left:98.25pt;margin-top:798.55pt;width:114.7pt;height:15.3pt;z-index:-251667456;visibility:visible;mso-wrap-style:square;mso-wrap-distance-left:0;mso-wrap-distance-top:0;mso-wrap-distance-right:0;mso-wrap-distance-bottom:0;mso-position-horizontal:absolute;mso-position-horizontal-relative:page;mso-position-vertical:absolute;mso-position-vertical-relative:page;v-text-anchor:top" o:gfxdata="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" filled="f" stroked="f">
               <v:textbox inset="0,0,0,0">
                 <w:txbxContent>
                   <w:p>
@@ -19019,7 +18898,7 @@
       <mc:AlternateContent>
         <mc:Choice Requires="wps">
           <w:drawing>
-            <wp:anchor distT="0" distB="0" distL="0" distR="0" simplePos="0" relativeHeight="251673600" behindDoc="1" locked="0" layoutInCell="1" allowOverlap="1" wp14:anchorId="1809AE75" wp14:editId="7B57E005">
+            <wp:anchor distT="0" distB="0" distL="0" distR="0" simplePos="0" relativeHeight="251687936" behindDoc="1" locked="0" layoutInCell="1" allowOverlap="1" wp14:anchorId="1809AE75" wp14:editId="007C289F">
               <wp:simplePos x="0" y="0"/>
               <wp:positionH relativeFrom="page">
                 <wp:posOffset>6409690</wp:posOffset>
@@ -19115,7 +18994,7 @@
         </mc:Choice>
         <mc:Fallback>
           <w:pict>
-            <v:shape w14:anchorId="1809AE75" id="Textbox 6" o:spid="_x0000_s1031" type="#_x0000_t202" style="position:absolute;margin-left:504.7pt;margin-top:800.95pt;width:16.7pt;height:15.3pt;z-index:-251642880;visibility:visible;mso-wrap-style:square;mso-width-percent:0;mso-height-percent:0;mso-wrap-distance-left:0;mso-wrap-distance-top:0;mso-wrap-distance-right:0;mso-wrap-distance-bottom:0;mso-position-horizontal:absolute;mso-position-horizontal-relative:page;mso-position-vertical:absolute;mso-position-vertical-relative:page;mso-width-percent:0;mso-height-percent:0;mso-width-relative:margin;mso-height-relative:margin;v-text-anchor:top" o:gfxdata="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" filled="f" stroked="f">
+            <v:shape w14:anchorId="1809AE75" id="Textbox 6" o:spid="_x0000_s1031" type="#_x0000_t202" style="position:absolute;margin-left:504.7pt;margin-top:800.95pt;width:16.7pt;height:15.3pt;z-index:-251628544;visibility:visible;mso-wrap-style:square;mso-width-percent:0;mso-height-percent:0;mso-wrap-distance-left:0;mso-wrap-distance-top:0;mso-wrap-distance-right:0;mso-wrap-distance-bottom:0;mso-position-horizontal:absolute;mso-position-horizontal-relative:page;mso-position-vertical:absolute;mso-position-vertical-relative:page;mso-width-percent:0;mso-height-percent:0;mso-width-relative:margin;mso-height-relative:margin;v-text-anchor:top" o:gfxdata="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" filled="f" stroked="f">
               <v:textbox inset="0,0,0,0">
                 <w:txbxContent>
                   <w:p>
@@ -19193,7 +19072,118 @@
       <mc:AlternateContent>
         <mc:Choice Requires="wps">
           <w:drawing>
-            <wp:anchor distT="0" distB="0" distL="0" distR="0" simplePos="0" relativeHeight="251672576" behindDoc="1" locked="0" layoutInCell="1" allowOverlap="1" wp14:anchorId="1B06748B" wp14:editId="09430C77">
+            <wp:anchor distT="0" distB="0" distL="0" distR="0" simplePos="0" relativeHeight="251669504" behindDoc="1" locked="0" layoutInCell="1" allowOverlap="1" wp14:anchorId="05E6F002" wp14:editId="1032B657">
+              <wp:simplePos x="0" y="0"/>
+              <wp:positionH relativeFrom="page">
+                <wp:posOffset>1076324</wp:posOffset>
+              </wp:positionH>
+              <wp:positionV relativeFrom="page">
+                <wp:posOffset>10077451</wp:posOffset>
+              </wp:positionV>
+              <wp:extent cx="5762625" cy="57150"/>
+              <wp:effectExtent l="0" t="0" r="9525" b="0"/>
+              <wp:wrapNone/>
+              <wp:docPr id="15" name="Graphic 15"/>
+              <wp:cNvGraphicFramePr>
+                <a:graphicFrameLocks xmlns:a="http://schemas.openxmlformats.org/drawingml/2006/main"/>
+              </wp:cNvGraphicFramePr>
+              <a:graphic xmlns:a="http://schemas.openxmlformats.org/drawingml/2006/main">
+                <a:graphicData uri="http://schemas.microsoft.com/office/word/2010/wordprocessingShape">
+                  <wps:wsp>
+                    <wps:cNvSpPr>
+                      <a:spLocks/>
+                    </wps:cNvSpPr>
+                    <wps:spPr>
+                      <a:xfrm>
+                        <a:off x="0" y="0"/>
+                        <a:ext cx="5762625" cy="57150"/>
+                      </a:xfrm>
+                      <a:custGeom>
+                        <a:avLst/>
+                        <a:gdLst/>
+                        <a:ahLst/>
+                        <a:cxnLst/>
+                        <a:rect l="l" t="t" r="r" b="b"/>
+                        <a:pathLst>
+                          <a:path w="5389880" h="57150">
+                            <a:moveTo>
+                              <a:pt x="5389740" y="47256"/>
+                            </a:moveTo>
+                            <a:lnTo>
+                              <a:pt x="0" y="47256"/>
+                            </a:lnTo>
+                            <a:lnTo>
+                              <a:pt x="0" y="56692"/>
+                            </a:lnTo>
+                            <a:lnTo>
+                              <a:pt x="5389740" y="56692"/>
+                            </a:lnTo>
+                            <a:lnTo>
+                              <a:pt x="5389740" y="47256"/>
+                            </a:lnTo>
+                            <a:close/>
+                          </a:path>
+                          <a:path w="5389880" h="57150">
+                            <a:moveTo>
+                              <a:pt x="5389740" y="0"/>
+                            </a:moveTo>
+                            <a:lnTo>
+                              <a:pt x="0" y="0"/>
+                            </a:lnTo>
+                            <a:lnTo>
+                              <a:pt x="0" y="38100"/>
+                            </a:lnTo>
+                            <a:lnTo>
+                              <a:pt x="5389740" y="38100"/>
+                            </a:lnTo>
+                            <a:lnTo>
+                              <a:pt x="5389740" y="0"/>
+                            </a:lnTo>
+                            <a:close/>
+                          </a:path>
+                        </a:pathLst>
+                      </a:custGeom>
+                      <a:solidFill>
+                        <a:srgbClr val="000000"/>
+                      </a:solidFill>
+                    </wps:spPr>
+                    <wps:bodyPr wrap="square" lIns="0" tIns="0" rIns="0" bIns="0" rtlCol="0">
+                      <a:prstTxWarp prst="textNoShape">
+                        <a:avLst/>
+                      </a:prstTxWarp>
+                      <a:noAutofit/>
+                    </wps:bodyPr>
+                  </wps:wsp>
+                </a:graphicData>
+              </a:graphic>
+              <wp14:sizeRelH relativeFrom="margin">
+                <wp14:pctWidth>0</wp14:pctWidth>
+              </wp14:sizeRelH>
+              <wp14:sizeRelV relativeFrom="margin">
+                <wp14:pctHeight>0</wp14:pctHeight>
+              </wp14:sizeRelV>
+            </wp:anchor>
+          </w:drawing>
+        </mc:Choice>
+        <mc:Fallback>
+          <w:pict>
+            <v:shape w14:anchorId="2AE226FA" id="Graphic 15" o:spid="_x0000_s1026" style="position:absolute;margin-left:84.75pt;margin-top:793.5pt;width:453.75pt;height:4.5pt;z-index:-251646976;visibility:visible;mso-wrap-style:square;mso-width-percent:0;mso-height-percent:0;mso-wrap-distance-left:0;mso-wrap-distance-top:0;mso-wrap-distance-right:0;mso-wrap-distance-bottom:0;mso-position-horizontal:absolute;mso-position-horizontal-relative:page;mso-position-vertical:absolute;mso-position-vertical-relative:page;mso-width-percent:0;mso-height-percent:0;mso-width-relative:margin;mso-height-relative:margin;v-text-anchor:top" coordsize="5389880,57150" o:gfxdata="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" path="m5389740,47256l,47256r,9436l5389740,56692r,-9436xem5389740,l,,,38100r5389740,l5389740,xe" fillcolor="black" stroked="f">
+              <v:path arrowok="t"/>
+              <w10:wrap anchorx="page" anchory="page"/>
+            </v:shape>
+          </w:pict>
+        </mc:Fallback>
+      </mc:AlternateContent>
+    </w:r>
+    <w:r>
+      <w:rPr>
+        <w:noProof/>
+        <w:sz w:val="20"/>
+      </w:rPr>
+      <mc:AlternateContent>
+        <mc:Choice Requires="wps">
+          <w:drawing>
+            <wp:anchor distT="0" distB="0" distL="0" distR="0" simplePos="0" relativeHeight="251677696" behindDoc="1" locked="0" layoutInCell="1" allowOverlap="1" wp14:anchorId="1B06748B" wp14:editId="388C7BF5">
               <wp:simplePos x="0" y="0"/>
               <wp:positionH relativeFrom="page">
                 <wp:posOffset>6343649</wp:posOffset>
@@ -19293,7 +19283,7 @@
               <v:stroke joinstyle="miter"/>
               <v:path gradientshapeok="t" o:connecttype="rect"/>
             </v:shapetype>
-            <v:shape id="Textbox 17" o:spid="_x0000_s1034" type="#_x0000_t202" style="position:absolute;margin-left:499.5pt;margin-top:801pt;width:24.75pt;height:20.25pt;z-index:-251643904;visibility:visible;mso-wrap-style:square;mso-width-percent:0;mso-height-percent:0;mso-wrap-distance-left:0;mso-wrap-distance-top:0;mso-wrap-distance-right:0;mso-wrap-distance-bottom:0;mso-position-horizontal:absolute;mso-position-horizontal-relative:page;mso-position-vertical:absolute;mso-position-vertical-relative:page;mso-width-percent:0;mso-height-percent:0;mso-width-relative:margin;mso-height-relative:margin;v-text-anchor:top" o:gfxdata="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" filled="f" stroked="f">
+            <v:shape id="Textbox 17" o:spid="_x0000_s1034" type="#_x0000_t202" style="position:absolute;margin-left:499.5pt;margin-top:801pt;width:24.75pt;height:20.25pt;z-index:-251638784;visibility:visible;mso-wrap-style:square;mso-width-percent:0;mso-height-percent:0;mso-wrap-distance-left:0;mso-wrap-distance-top:0;mso-wrap-distance-right:0;mso-wrap-distance-bottom:0;mso-position-horizontal:absolute;mso-position-horizontal-relative:page;mso-position-vertical:absolute;mso-position-vertical-relative:page;mso-width-percent:0;mso-height-percent:0;mso-width-relative:margin;mso-height-relative:margin;v-text-anchor:top" o:gfxdata="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" filled="f" stroked="f">
               <v:textbox inset="0,0,0,0">
                 <w:txbxContent>
                   <w:p>
@@ -19357,112 +19347,7 @@
       <mc:AlternateContent>
         <mc:Choice Requires="wps">
           <w:drawing>
-            <wp:anchor distT="0" distB="0" distL="0" distR="0" simplePos="0" relativeHeight="251662336" behindDoc="1" locked="0" layoutInCell="1" allowOverlap="1" wp14:anchorId="05E6F002" wp14:editId="6F0EA6EE">
-              <wp:simplePos x="0" y="0"/>
-              <wp:positionH relativeFrom="page">
-                <wp:posOffset>1242364</wp:posOffset>
-              </wp:positionH>
-              <wp:positionV relativeFrom="page">
-                <wp:posOffset>10082479</wp:posOffset>
-              </wp:positionV>
-              <wp:extent cx="5389880" cy="57150"/>
-              <wp:effectExtent l="0" t="0" r="0" b="0"/>
-              <wp:wrapNone/>
-              <wp:docPr id="15" name="Graphic 15"/>
-              <wp:cNvGraphicFramePr>
-                <a:graphicFrameLocks xmlns:a="http://schemas.openxmlformats.org/drawingml/2006/main"/>
-              </wp:cNvGraphicFramePr>
-              <a:graphic xmlns:a="http://schemas.openxmlformats.org/drawingml/2006/main">
-                <a:graphicData uri="http://schemas.microsoft.com/office/word/2010/wordprocessingShape">
-                  <wps:wsp>
-                    <wps:cNvSpPr>
-                      <a:spLocks/>
-                    </wps:cNvSpPr>
-                    <wps:spPr>
-                      <a:xfrm>
-                        <a:off x="0" y="0"/>
-                        <a:ext cx="5389880" cy="57150"/>
-                      </a:xfrm>
-                      <a:custGeom>
-                        <a:avLst/>
-                        <a:gdLst/>
-                        <a:ahLst/>
-                        <a:cxnLst/>
-                        <a:rect l="l" t="t" r="r" b="b"/>
-                        <a:pathLst>
-                          <a:path w="5389880" h="57150">
-                            <a:moveTo>
-                              <a:pt x="5389740" y="47256"/>
-                            </a:moveTo>
-                            <a:lnTo>
-                              <a:pt x="0" y="47256"/>
-                            </a:lnTo>
-                            <a:lnTo>
-                              <a:pt x="0" y="56692"/>
-                            </a:lnTo>
-                            <a:lnTo>
-                              <a:pt x="5389740" y="56692"/>
-                            </a:lnTo>
-                            <a:lnTo>
-                              <a:pt x="5389740" y="47256"/>
-                            </a:lnTo>
-                            <a:close/>
-                          </a:path>
-                          <a:path w="5389880" h="57150">
-                            <a:moveTo>
-                              <a:pt x="5389740" y="0"/>
-                            </a:moveTo>
-                            <a:lnTo>
-                              <a:pt x="0" y="0"/>
-                            </a:lnTo>
-                            <a:lnTo>
-                              <a:pt x="0" y="38100"/>
-                            </a:lnTo>
-                            <a:lnTo>
-                              <a:pt x="5389740" y="38100"/>
-                            </a:lnTo>
-                            <a:lnTo>
-                              <a:pt x="5389740" y="0"/>
-                            </a:lnTo>
-                            <a:close/>
-                          </a:path>
-                        </a:pathLst>
-                      </a:custGeom>
-                      <a:solidFill>
-                        <a:srgbClr val="000000"/>
-                      </a:solidFill>
-                    </wps:spPr>
-                    <wps:bodyPr wrap="square" lIns="0" tIns="0" rIns="0" bIns="0" rtlCol="0">
-                      <a:prstTxWarp prst="textNoShape">
-                        <a:avLst/>
-                      </a:prstTxWarp>
-                      <a:noAutofit/>
-                    </wps:bodyPr>
-                  </wps:wsp>
-                </a:graphicData>
-              </a:graphic>
-            </wp:anchor>
-          </w:drawing>
-        </mc:Choice>
-        <mc:Fallback>
-          <w:pict>
-            <v:shape w14:anchorId="210B5663" id="Graphic 15" o:spid="_x0000_s1026" style="position:absolute;margin-left:97.8pt;margin-top:793.9pt;width:424.4pt;height:4.5pt;z-index:-251654144;visibility:visible;mso-wrap-style:square;mso-wrap-distance-left:0;mso-wrap-distance-top:0;mso-wrap-distance-right:0;mso-wrap-distance-bottom:0;mso-position-horizontal:absolute;mso-position-horizontal-relative:page;mso-position-vertical:absolute;mso-position-vertical-relative:page;v-text-anchor:top" coordsize="5389880,57150" o:gfxdata="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" path="m5389740,47256l,47256r,9436l5389740,56692r,-9436xem5389740,l,,,38100r5389740,l5389740,xe" fillcolor="black" stroked="f">
-              <v:path arrowok="t"/>
-              <w10:wrap anchorx="page" anchory="page"/>
-            </v:shape>
-          </w:pict>
-        </mc:Fallback>
-      </mc:AlternateContent>
-    </w:r>
-    <w:r>
-      <w:rPr>
-        <w:noProof/>
-        <w:sz w:val="20"/>
-      </w:rPr>
-      <mc:AlternateContent>
-        <mc:Choice Requires="wps">
-          <w:drawing>
-            <wp:anchor distT="0" distB="0" distL="0" distR="0" simplePos="0" relativeHeight="251667456" behindDoc="1" locked="0" layoutInCell="1" allowOverlap="1" wp14:anchorId="0ECBBE00" wp14:editId="3EACE111">
+            <wp:anchor distT="0" distB="0" distL="0" distR="0" simplePos="0" relativeHeight="251685888" behindDoc="1" locked="0" layoutInCell="1" allowOverlap="1" wp14:anchorId="0ECBBE00" wp14:editId="0489E114">
               <wp:simplePos x="0" y="0"/>
               <wp:positionH relativeFrom="page">
                 <wp:posOffset>1247952</wp:posOffset>
@@ -19524,7 +19409,7 @@
         </mc:Choice>
         <mc:Fallback>
           <w:pict>
-            <v:shape w14:anchorId="0ECBBE00" id="Textbox 16" o:spid="_x0000_s1035" type="#_x0000_t202" style="position:absolute;margin-left:98.25pt;margin-top:798.55pt;width:114.7pt;height:15.3pt;z-index:-251649024;visibility:visible;mso-wrap-style:square;mso-wrap-distance-left:0;mso-wrap-distance-top:0;mso-wrap-distance-right:0;mso-wrap-distance-bottom:0;mso-position-horizontal:absolute;mso-position-horizontal-relative:page;mso-position-vertical:absolute;mso-position-vertical-relative:page;v-text-anchor:top" o:gfxdata="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" filled="f" stroked="f">
+            <v:shape w14:anchorId="0ECBBE00" id="Textbox 16" o:spid="_x0000_s1035" type="#_x0000_t202" style="position:absolute;margin-left:98.25pt;margin-top:798.55pt;width:114.7pt;height:15.3pt;z-index:-251630592;visibility:visible;mso-wrap-style:square;mso-wrap-distance-left:0;mso-wrap-distance-top:0;mso-wrap-distance-right:0;mso-wrap-distance-bottom:0;mso-position-horizontal:absolute;mso-position-horizontal-relative:page;mso-position-vertical:absolute;mso-position-vertical-relative:page;v-text-anchor:top" o:gfxdata="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" filled="f" stroked="f">
               <v:textbox inset="0,0,0,0">
                 <w:txbxContent>
                   <w:p>
@@ -19593,18 +19478,18 @@
       <mc:AlternateContent>
         <mc:Choice Requires="wps">
           <w:drawing>
-            <wp:anchor distT="0" distB="0" distL="0" distR="0" simplePos="0" relativeHeight="251675648" behindDoc="1" locked="0" layoutInCell="1" allowOverlap="1" wp14:anchorId="396C7069" wp14:editId="4E4ABB43">
+            <wp:anchor distT="0" distB="0" distL="0" distR="0" simplePos="0" relativeHeight="251628544" behindDoc="1" locked="0" layoutInCell="1" allowOverlap="1" wp14:anchorId="648CE87D" wp14:editId="61C4C44A">
               <wp:simplePos x="0" y="0"/>
               <wp:positionH relativeFrom="page">
-                <wp:posOffset>1110071</wp:posOffset>
+                <wp:posOffset>5438775</wp:posOffset>
               </wp:positionH>
               <wp:positionV relativeFrom="page">
-                <wp:posOffset>314144</wp:posOffset>
+                <wp:posOffset>332740</wp:posOffset>
               </wp:positionV>
-              <wp:extent cx="2427514" cy="217714"/>
+              <wp:extent cx="1403350" cy="219655"/>
               <wp:effectExtent l="0" t="0" r="0" b="0"/>
               <wp:wrapNone/>
-              <wp:docPr id="2" name="Textbox 2"/>
+              <wp:docPr id="3" name="Textbox 3"/>
               <wp:cNvGraphicFramePr>
                 <a:graphicFrameLocks xmlns:a="http://schemas.openxmlformats.org/drawingml/2006/main"/>
               </wp:cNvGraphicFramePr>
@@ -19617,7 +19502,7 @@
                     <wps:spPr>
                       <a:xfrm>
                         <a:off x="0" y="0"/>
-                        <a:ext cx="2427514" cy="217714"/>
+                        <a:ext cx="1403350" cy="219655"/>
                       </a:xfrm>
                       <a:prstGeom prst="rect">
                         <a:avLst/>
@@ -19639,7 +19524,14 @@
                               <w:sz w:val="24"/>
                               <w:lang w:val="en-US"/>
                             </w:rPr>
-                            <w:t>Wedsite quản lý phòng trọ sinh viên</w:t>
+                            <w:t>TS:</w:t>
+                          </w:r>
+                          <w:r>
+                            <w:rPr>
+                              <w:sz w:val="24"/>
+                              <w:lang w:val="en-US"/>
+                            </w:rPr>
+                            <w:t>Đoàn Phước Miền</w:t>
                           </w:r>
                         </w:p>
                       </w:txbxContent>
@@ -19661,11 +19553,11 @@
         </mc:Choice>
         <mc:Fallback>
           <w:pict>
-            <v:shapetype w14:anchorId="396C7069" id="_x0000_t202" coordsize="21600,21600" o:spt="202" path="m,l,21600r21600,l21600,xe">
+            <v:shapetype w14:anchorId="648CE87D" id="_x0000_t202" coordsize="21600,21600" o:spt="202" path="m,l,21600r21600,l21600,xe">
               <v:stroke joinstyle="miter"/>
               <v:path gradientshapeok="t" o:connecttype="rect"/>
             </v:shapetype>
-            <v:shape id="Textbox 2" o:spid="_x0000_s1028" type="#_x0000_t202" style="position:absolute;margin-left:87.4pt;margin-top:24.75pt;width:191.15pt;height:17.15pt;z-index:-251640832;visibility:visible;mso-wrap-style:square;mso-width-percent:0;mso-height-percent:0;mso-wrap-distance-left:0;mso-wrap-distance-top:0;mso-wrap-distance-right:0;mso-wrap-distance-bottom:0;mso-position-horizontal:absolute;mso-position-horizontal-relative:page;mso-position-vertical:absolute;mso-position-vertical-relative:page;mso-width-percent:0;mso-height-percent:0;mso-width-relative:margin;mso-height-relative:margin;v-text-anchor:top" o:gfxdata="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" filled="f" stroked="f">
+            <v:shape id="Textbox 3" o:spid="_x0000_s1028" type="#_x0000_t202" style="position:absolute;margin-left:428.25pt;margin-top:26.2pt;width:110.5pt;height:17.3pt;z-index:-251687936;visibility:visible;mso-wrap-style:square;mso-width-percent:0;mso-height-percent:0;mso-wrap-distance-left:0;mso-wrap-distance-top:0;mso-wrap-distance-right:0;mso-wrap-distance-bottom:0;mso-position-horizontal:absolute;mso-position-horizontal-relative:page;mso-position-vertical:absolute;mso-position-vertical-relative:page;mso-width-percent:0;mso-height-percent:0;mso-width-relative:margin;mso-height-relative:margin;v-text-anchor:top" o:gfxdata="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" filled="f" stroked="f">
               <v:textbox inset="0,0,0,0">
                 <w:txbxContent>
                   <w:p>
@@ -19682,7 +19574,14 @@
                         <w:sz w:val="24"/>
                         <w:lang w:val="en-US"/>
                       </w:rPr>
-                      <w:t>Wedsite quản lý phòng trọ sinh viên</w:t>
+                      <w:t>TS:</w:t>
+                    </w:r>
+                    <w:r>
+                      <w:rPr>
+                        <w:sz w:val="24"/>
+                        <w:lang w:val="en-US"/>
+                      </w:rPr>
+                      <w:t>Đoàn Phước Miền</w:t>
                     </w:r>
                   </w:p>
                 </w:txbxContent>
@@ -19701,18 +19600,18 @@
       <mc:AlternateContent>
         <mc:Choice Requires="wps">
           <w:drawing>
-            <wp:anchor distT="0" distB="0" distL="0" distR="0" simplePos="0" relativeHeight="251674624" behindDoc="1" locked="0" layoutInCell="1" allowOverlap="1" wp14:anchorId="725C2D14" wp14:editId="2916BC96">
+            <wp:anchor distT="0" distB="0" distL="0" distR="0" simplePos="0" relativeHeight="251682304" behindDoc="1" locked="0" layoutInCell="1" allowOverlap="1" wp14:anchorId="7BFFD3D3" wp14:editId="5701E9A8">
               <wp:simplePos x="0" y="0"/>
               <wp:positionH relativeFrom="page">
-                <wp:posOffset>1077686</wp:posOffset>
+                <wp:posOffset>1080135</wp:posOffset>
               </wp:positionH>
               <wp:positionV relativeFrom="page">
-                <wp:posOffset>544286</wp:posOffset>
+                <wp:posOffset>556260</wp:posOffset>
               </wp:positionV>
-              <wp:extent cx="5781765" cy="56515"/>
-              <wp:effectExtent l="0" t="0" r="9525" b="635"/>
+              <wp:extent cx="5810250" cy="66675"/>
+              <wp:effectExtent l="0" t="0" r="0" b="9525"/>
               <wp:wrapNone/>
-              <wp:docPr id="1" name="Graphic 1"/>
+              <wp:docPr id="44" name="Graphic 12"/>
               <wp:cNvGraphicFramePr>
                 <a:graphicFrameLocks xmlns:a="http://schemas.openxmlformats.org/drawingml/2006/main"/>
               </wp:cNvGraphicFramePr>
@@ -19725,7 +19624,7 @@
                     <wps:spPr>
                       <a:xfrm>
                         <a:off x="0" y="0"/>
-                        <a:ext cx="5781765" cy="56515"/>
+                        <a:ext cx="5810250" cy="66675"/>
                       </a:xfrm>
                       <a:custGeom>
                         <a:avLst/>
@@ -19788,12 +19687,15 @@
               <wp14:sizeRelH relativeFrom="margin">
                 <wp14:pctWidth>0</wp14:pctWidth>
               </wp14:sizeRelH>
+              <wp14:sizeRelV relativeFrom="margin">
+                <wp14:pctHeight>0</wp14:pctHeight>
+              </wp14:sizeRelV>
             </wp:anchor>
           </w:drawing>
         </mc:Choice>
         <mc:Fallback>
           <w:pict>
-            <v:shape w14:anchorId="7E5D3581" id="Graphic 1" o:spid="_x0000_s1026" style="position:absolute;margin-left:84.85pt;margin-top:42.85pt;width:455.25pt;height:4.45pt;z-index:-251641856;visibility:visible;mso-wrap-style:square;mso-width-percent:0;mso-wrap-distance-left:0;mso-wrap-distance-top:0;mso-wrap-distance-right:0;mso-wrap-distance-bottom:0;mso-position-horizontal:absolute;mso-position-horizontal-relative:page;mso-position-vertical:absolute;mso-position-vertical-relative:page;mso-width-percent:0;mso-width-relative:margin;v-text-anchor:top" coordsize="5618480,56515" o:gfxdata="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" path="m5618353,18288l,18288,,56388r5618353,l5618353,18288xem5618353,l,,,9144r5618353,l5618353,xe" fillcolor="black" stroked="f">
+            <v:shape w14:anchorId="74C75044" id="Graphic 12" o:spid="_x0000_s1026" style="position:absolute;margin-left:85.05pt;margin-top:43.8pt;width:457.5pt;height:5.25pt;z-index:-251634176;visibility:visible;mso-wrap-style:square;mso-width-percent:0;mso-height-percent:0;mso-wrap-distance-left:0;mso-wrap-distance-top:0;mso-wrap-distance-right:0;mso-wrap-distance-bottom:0;mso-position-horizontal:absolute;mso-position-horizontal-relative:page;mso-position-vertical:absolute;mso-position-vertical-relative:page;mso-width-percent:0;mso-height-percent:0;mso-width-relative:margin;mso-height-relative:margin;v-text-anchor:top" coordsize="5618480,56515" o:gfxdata="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" path="m5618353,18288l,18288,,56388r5618353,l5618353,18288xem5618353,l,,,9144r5618353,l5618353,xe" fillcolor="black" stroked="f">
               <v:path arrowok="t"/>
               <w10:wrap anchorx="page" anchory="page"/>
             </v:shape>
@@ -19809,18 +19711,18 @@
       <mc:AlternateContent>
         <mc:Choice Requires="wps">
           <w:drawing>
-            <wp:anchor distT="0" distB="0" distL="0" distR="0" simplePos="0" relativeHeight="251639808" behindDoc="1" locked="0" layoutInCell="1" allowOverlap="1" wp14:anchorId="648CE87D" wp14:editId="5F21C500">
+            <wp:anchor distT="0" distB="0" distL="0" distR="0" simplePos="0" relativeHeight="251661312" behindDoc="1" locked="0" layoutInCell="1" allowOverlap="1" wp14:anchorId="396C7069" wp14:editId="600814A4">
               <wp:simplePos x="0" y="0"/>
               <wp:positionH relativeFrom="page">
-                <wp:posOffset>5517260</wp:posOffset>
+                <wp:posOffset>1114425</wp:posOffset>
               </wp:positionH>
               <wp:positionV relativeFrom="page">
-                <wp:posOffset>345270</wp:posOffset>
+                <wp:posOffset>314325</wp:posOffset>
               </wp:positionV>
-              <wp:extent cx="1241425" cy="194310"/>
+              <wp:extent cx="3086100" cy="190500"/>
               <wp:effectExtent l="0" t="0" r="0" b="0"/>
               <wp:wrapNone/>
-              <wp:docPr id="3" name="Textbox 3"/>
+              <wp:docPr id="2" name="Textbox 2"/>
               <wp:cNvGraphicFramePr>
                 <a:graphicFrameLocks xmlns:a="http://schemas.openxmlformats.org/drawingml/2006/main"/>
               </wp:cNvGraphicFramePr>
@@ -19833,7 +19735,137 @@
                     <wps:spPr>
                       <a:xfrm>
                         <a:off x="0" y="0"/>
-                        <a:ext cx="1241425" cy="194310"/>
+                        <a:ext cx="3086100" cy="190500"/>
+                      </a:xfrm>
+                      <a:prstGeom prst="rect">
+                        <a:avLst/>
+                      </a:prstGeom>
+                    </wps:spPr>
+                    <wps:txbx>
+                      <w:txbxContent>
+                        <w:p>
+                          <w:pPr>
+                            <w:spacing w:before="10"/>
+                            <w:ind w:left="20"/>
+                            <w:rPr>
+                              <w:b/>
+                              <w:bCs/>
+                              <w:sz w:val="24"/>
+                              <w:szCs w:val="24"/>
+                              <w:lang w:val="en-US"/>
+                            </w:rPr>
+                          </w:pPr>
+                          <w:r>
+                            <w:rPr>
+                              <w:rStyle w:val="Manh"/>
+                              <w:b w:val="0"/>
+                              <w:bCs w:val="0"/>
+                              <w:sz w:val="24"/>
+                              <w:szCs w:val="24"/>
+                            </w:rPr>
+                            <w:t>Xây dựng Website Quản lý Phòng trọ Sinh viên</w:t>
+                          </w:r>
+                        </w:p>
+                      </w:txbxContent>
+                    </wps:txbx>
+                    <wps:bodyPr wrap="square" lIns="0" tIns="0" rIns="0" bIns="0" rtlCol="0">
+                      <a:noAutofit/>
+                    </wps:bodyPr>
+                  </wps:wsp>
+                </a:graphicData>
+              </a:graphic>
+              <wp14:sizeRelH relativeFrom="margin">
+                <wp14:pctWidth>0</wp14:pctWidth>
+              </wp14:sizeRelH>
+              <wp14:sizeRelV relativeFrom="margin">
+                <wp14:pctHeight>0</wp14:pctHeight>
+              </wp14:sizeRelV>
+            </wp:anchor>
+          </w:drawing>
+        </mc:Choice>
+        <mc:Fallback>
+          <w:pict>
+            <v:shape w14:anchorId="396C7069" id="Textbox 2" o:spid="_x0000_s1029" type="#_x0000_t202" style="position:absolute;margin-left:87.75pt;margin-top:24.75pt;width:243pt;height:15pt;z-index:-251655168;visibility:visible;mso-wrap-style:square;mso-width-percent:0;mso-height-percent:0;mso-wrap-distance-left:0;mso-wrap-distance-top:0;mso-wrap-distance-right:0;mso-wrap-distance-bottom:0;mso-position-horizontal:absolute;mso-position-horizontal-relative:page;mso-position-vertical:absolute;mso-position-vertical-relative:page;mso-width-percent:0;mso-height-percent:0;mso-width-relative:margin;mso-height-relative:margin;v-text-anchor:top" o:gfxdata="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" filled="f" stroked="f">
+              <v:textbox inset="0,0,0,0">
+                <w:txbxContent>
+                  <w:p>
+                    <w:pPr>
+                      <w:spacing w:before="10"/>
+                      <w:ind w:left="20"/>
+                      <w:rPr>
+                        <w:b/>
+                        <w:bCs/>
+                        <w:sz w:val="24"/>
+                        <w:szCs w:val="24"/>
+                        <w:lang w:val="en-US"/>
+                      </w:rPr>
+                    </w:pPr>
+                    <w:r>
+                      <w:rPr>
+                        <w:rStyle w:val="Manh"/>
+                        <w:b w:val="0"/>
+                        <w:bCs w:val="0"/>
+                        <w:sz w:val="24"/>
+                        <w:szCs w:val="24"/>
+                      </w:rPr>
+                      <w:t>Xây dựng Website Quản lý Phòng trọ Sinh viên</w:t>
+                    </w:r>
+                  </w:p>
+                </w:txbxContent>
+              </v:textbox>
+              <w10:wrap anchorx="page" anchory="page"/>
+            </v:shape>
+          </w:pict>
+        </mc:Fallback>
+      </mc:AlternateContent>
+    </w:r>
+  </w:p>
+</w:hdr>
+</file>
+
+<file path=word/header2.xml><?xml version="1.0" encoding="utf-8"?>
+<w:hdr xmlns:wpc="http://schemas.microsoft.com/office/word/2010/wordprocessingCanvas" xmlns:cx="http://schemas.microsoft.com/office/drawing/2014/chartex" xmlns:cx1="http://schemas.microsoft.com/office/drawing/2015/9/8/chartex" xmlns:cx2="http://schemas.microsoft.com/office/drawing/2015/10/21/chartex" xmlns:cx3="http://schemas.microsoft.com/office/drawing/2016/5/9/chartex" xmlns:cx4="http://schemas.microsoft.com/office/drawing/2016/5/10/chartex" xmlns:cx5="http://schemas.microsoft.com/office/drawing/2016/5/11/chartex" xmlns:cx6="http://schemas.microsoft.com/office/drawing/2016/5/12/chartex" xmlns:cx7="http://schemas.microsoft.com/office/drawing/2016/5/13/chartex" xmlns:cx8="http://schemas.microsoft.com/office/drawing/2016/5/14/chartex" xmlns:mc="http://schemas.openxmlformats.org/markup-compatibility/2006" xmlns:aink="http://schemas.microsoft.com/office/drawing/2016/ink" xmlns:am3d="http://schemas.microsoft.com/office/drawing/2017/model3d" xmlns:o="urn:schemas-microsoft-com:office:office" xmlns:oel="http://schemas.microsoft.com/office/2019/extlst" xmlns:r="http://schemas.openxmlformats.org/officeDocument/2006/relationships" xmlns:m="http://schemas.openxmlformats.org/officeDocument/2006/math" xmlns:v="urn:schemas-microsoft-com:vml" xmlns:wp14="http://schemas.microsoft.com/office/word/2010/wordprocessingDrawing" xmlns:wp="http://schemas.openxmlformats.org/drawingml/2006/wordprocessingDrawing" xmlns:w10="urn:schemas-microsoft-com:office:word" xmlns:w="http://schemas.openxmlformats.org/wordprocessingml/2006/main" xmlns:w14="http://schemas.microsoft.com/office/word/2010/wordml" xmlns:w15="http://schemas.microsoft.com/office/word/2012/wordml" xmlns:w16cex="http://schemas.microsoft.com/office/word/2018/wordml/cex" xmlns:w16cid="http://schemas.microsoft.com/office/word/2016/wordml/cid" xmlns:w16="http://schemas.microsoft.com/office/word/2018/wordml" xmlns:w16sdtdh="http://schemas.microsoft.com/office/word/2020/wordml/sdtdatahash" xmlns:w16se="http://schemas.microsoft.com/office/word/2015/wordml/symex" xmlns:wpg="http://schemas.microsoft.com/office/word/2010/wordprocessingGroup" xmlns:wpi="http://schemas.microsoft.com/office/word/2010/wordprocessingInk" xmlns:wne="http://schemas.microsoft.com/office/word/2006/wordml" xmlns:wps="http://schemas.microsoft.com/office/word/2010/wordprocessingShape" mc:Ignorable="w14 w15 w16se w16cid w16 w16cex w16sdtdh wp14">
+  <w:p>
+    <w:pPr>
+      <w:pStyle w:val="ThnVnban"/>
+      <w:spacing w:line="14" w:lineRule="auto"/>
+      <w:rPr>
+        <w:sz w:val="20"/>
+      </w:rPr>
+    </w:pPr>
+    <w:r>
+      <w:rPr>
+        <w:noProof/>
+        <w:sz w:val="20"/>
+      </w:rPr>
+      <mc:AlternateContent>
+        <mc:Choice Requires="wps">
+          <w:drawing>
+            <wp:anchor distT="0" distB="0" distL="0" distR="0" simplePos="0" relativeHeight="251675136" behindDoc="1" locked="0" layoutInCell="1" allowOverlap="1" wp14:anchorId="3F15147F" wp14:editId="6C805BD6">
+              <wp:simplePos x="0" y="0"/>
+              <wp:positionH relativeFrom="page">
+                <wp:posOffset>5439410</wp:posOffset>
+              </wp:positionH>
+              <wp:positionV relativeFrom="page">
+                <wp:posOffset>346710</wp:posOffset>
+              </wp:positionV>
+              <wp:extent cx="1403350" cy="219655"/>
+              <wp:effectExtent l="0" t="0" r="0" b="0"/>
+              <wp:wrapNone/>
+              <wp:docPr id="42" name="Textbox 3"/>
+              <wp:cNvGraphicFramePr>
+                <a:graphicFrameLocks xmlns:a="http://schemas.openxmlformats.org/drawingml/2006/main"/>
+              </wp:cNvGraphicFramePr>
+              <a:graphic xmlns:a="http://schemas.openxmlformats.org/drawingml/2006/main">
+                <a:graphicData uri="http://schemas.microsoft.com/office/word/2010/wordprocessingShape">
+                  <wps:wsp>
+                    <wps:cNvSpPr txBox="1">
+                      <a:spLocks/>
+                    </wps:cNvSpPr>
+                    <wps:spPr>
+                      <a:xfrm>
+                        <a:off x="0" y="0"/>
+                        <a:ext cx="1403350" cy="219655"/>
                       </a:xfrm>
                       <a:prstGeom prst="rect">
                         <a:avLst/>
@@ -19855,119 +19887,7 @@
                               <w:sz w:val="24"/>
                               <w:lang w:val="en-US"/>
                             </w:rPr>
-                            <w:t>Đoàn Phước Miền</w:t>
-                          </w:r>
-                        </w:p>
-                      </w:txbxContent>
-                    </wps:txbx>
-                    <wps:bodyPr wrap="square" lIns="0" tIns="0" rIns="0" bIns="0" rtlCol="0">
-                      <a:noAutofit/>
-                    </wps:bodyPr>
-                  </wps:wsp>
-                </a:graphicData>
-              </a:graphic>
-            </wp:anchor>
-          </w:drawing>
-        </mc:Choice>
-        <mc:Fallback>
-          <w:pict>
-            <v:shape w14:anchorId="648CE87D" id="Textbox 3" o:spid="_x0000_s1029" type="#_x0000_t202" style="position:absolute;margin-left:434.45pt;margin-top:27.2pt;width:97.75pt;height:15.3pt;z-index:-251676672;visibility:visible;mso-wrap-style:square;mso-wrap-distance-left:0;mso-wrap-distance-top:0;mso-wrap-distance-right:0;mso-wrap-distance-bottom:0;mso-position-horizontal:absolute;mso-position-horizontal-relative:page;mso-position-vertical:absolute;mso-position-vertical-relative:page;v-text-anchor:top" o:gfxdata="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" filled="f" stroked="f">
-              <v:textbox inset="0,0,0,0">
-                <w:txbxContent>
-                  <w:p>
-                    <w:pPr>
-                      <w:spacing w:before="10"/>
-                      <w:ind w:left="20"/>
-                      <w:rPr>
-                        <w:sz w:val="24"/>
-                        <w:lang w:val="en-US"/>
-                      </w:rPr>
-                    </w:pPr>
-                    <w:r>
-                      <w:rPr>
-                        <w:sz w:val="24"/>
-                        <w:lang w:val="en-US"/>
-                      </w:rPr>
-                      <w:t>Đoàn Phước Miền</w:t>
-                    </w:r>
-                  </w:p>
-                </w:txbxContent>
-              </v:textbox>
-              <w10:wrap anchorx="page" anchory="page"/>
-            </v:shape>
-          </w:pict>
-        </mc:Fallback>
-      </mc:AlternateContent>
-    </w:r>
-  </w:p>
-</w:hdr>
-</file>
-
-<file path=word/header2.xml><?xml version="1.0" encoding="utf-8"?>
-<w:hdr xmlns:wpc="http://schemas.microsoft.com/office/word/2010/wordprocessingCanvas" xmlns:cx="http://schemas.microsoft.com/office/drawing/2014/chartex" xmlns:cx1="http://schemas.microsoft.com/office/drawing/2015/9/8/chartex" xmlns:cx2="http://schemas.microsoft.com/office/drawing/2015/10/21/chartex" xmlns:cx3="http://schemas.microsoft.com/office/drawing/2016/5/9/chartex" xmlns:cx4="http://schemas.microsoft.com/office/drawing/2016/5/10/chartex" xmlns:cx5="http://schemas.microsoft.com/office/drawing/2016/5/11/chartex" xmlns:cx6="http://schemas.microsoft.com/office/drawing/2016/5/12/chartex" xmlns:cx7="http://schemas.microsoft.com/office/drawing/2016/5/13/chartex" xmlns:cx8="http://schemas.microsoft.com/office/drawing/2016/5/14/chartex" xmlns:mc="http://schemas.openxmlformats.org/markup-compatibility/2006" xmlns:aink="http://schemas.microsoft.com/office/drawing/2016/ink" xmlns:am3d="http://schemas.microsoft.com/office/drawing/2017/model3d" xmlns:o="urn:schemas-microsoft-com:office:office" xmlns:oel="http://schemas.microsoft.com/office/2019/extlst" xmlns:r="http://schemas.openxmlformats.org/officeDocument/2006/relationships" xmlns:m="http://schemas.openxmlformats.org/officeDocument/2006/math" xmlns:v="urn:schemas-microsoft-com:vml" xmlns:wp14="http://schemas.microsoft.com/office/word/2010/wordprocessingDrawing" xmlns:wp="http://schemas.openxmlformats.org/drawingml/2006/wordprocessingDrawing" xmlns:w10="urn:schemas-microsoft-com:office:word" xmlns:w="http://schemas.openxmlformats.org/wordprocessingml/2006/main" xmlns:w14="http://schemas.microsoft.com/office/word/2010/wordml" xmlns:w15="http://schemas.microsoft.com/office/word/2012/wordml" xmlns:w16cex="http://schemas.microsoft.com/office/word/2018/wordml/cex" xmlns:w16cid="http://schemas.microsoft.com/office/word/2016/wordml/cid" xmlns:w16="http://schemas.microsoft.com/office/word/2018/wordml" xmlns:w16sdtdh="http://schemas.microsoft.com/office/word/2020/wordml/sdtdatahash" xmlns:w16se="http://schemas.microsoft.com/office/word/2015/wordml/symex" xmlns:wpg="http://schemas.microsoft.com/office/word/2010/wordprocessingGroup" xmlns:wpi="http://schemas.microsoft.com/office/word/2010/wordprocessingInk" xmlns:wne="http://schemas.microsoft.com/office/word/2006/wordml" xmlns:wps="http://schemas.microsoft.com/office/word/2010/wordprocessingShape" mc:Ignorable="w14 w15 w16se w16cid w16 w16cex w16sdtdh wp14">
-  <w:p>
-    <w:pPr>
-      <w:pStyle w:val="ThnVnban"/>
-      <w:spacing w:line="14" w:lineRule="auto"/>
-      <w:rPr>
-        <w:sz w:val="20"/>
-      </w:rPr>
-    </w:pPr>
-    <w:r>
-      <w:rPr>
-        <w:noProof/>
-        <w:sz w:val="20"/>
-      </w:rPr>
-      <mc:AlternateContent>
-        <mc:Choice Requires="wps">
-          <w:drawing>
-            <wp:anchor distT="0" distB="0" distL="0" distR="0" simplePos="0" relativeHeight="251651072" behindDoc="1" locked="0" layoutInCell="1" allowOverlap="1" wp14:anchorId="27F877B3" wp14:editId="01027736">
-              <wp:simplePos x="0" y="0"/>
-              <wp:positionH relativeFrom="page">
-                <wp:posOffset>1251856</wp:posOffset>
-              </wp:positionH>
-              <wp:positionV relativeFrom="page">
-                <wp:posOffset>326571</wp:posOffset>
-              </wp:positionV>
-              <wp:extent cx="2329543" cy="216082"/>
-              <wp:effectExtent l="0" t="0" r="0" b="0"/>
-              <wp:wrapNone/>
-              <wp:docPr id="13" name="Textbox 13"/>
-              <wp:cNvGraphicFramePr>
-                <a:graphicFrameLocks xmlns:a="http://schemas.openxmlformats.org/drawingml/2006/main"/>
-              </wp:cNvGraphicFramePr>
-              <a:graphic xmlns:a="http://schemas.openxmlformats.org/drawingml/2006/main">
-                <a:graphicData uri="http://schemas.microsoft.com/office/word/2010/wordprocessingShape">
-                  <wps:wsp>
-                    <wps:cNvSpPr txBox="1">
-                      <a:spLocks/>
-                    </wps:cNvSpPr>
-                    <wps:spPr>
-                      <a:xfrm>
-                        <a:off x="0" y="0"/>
-                        <a:ext cx="2329543" cy="216082"/>
-                      </a:xfrm>
-                      <a:prstGeom prst="rect">
-                        <a:avLst/>
-                      </a:prstGeom>
-                    </wps:spPr>
-                    <wps:txbx>
-                      <w:txbxContent>
-                        <w:p>
-                          <w:pPr>
-                            <w:spacing w:before="10"/>
-                            <w:ind w:left="20"/>
-                            <w:rPr>
-                              <w:sz w:val="24"/>
-                              <w:lang w:val="en-US"/>
-                            </w:rPr>
-                          </w:pPr>
-                          <w:r>
-                            <w:rPr>
-                              <w:sz w:val="24"/>
-                              <w:lang w:val="en-US"/>
-                            </w:rPr>
-                            <w:t>Wedsite quản lý phòng trọ sinh viên</w:t>
+                            <w:t>TS:Đoàn Phước Miền</w:t>
                           </w:r>
                         </w:p>
                       </w:txbxContent>
@@ -19989,11 +19909,11 @@
         </mc:Choice>
         <mc:Fallback>
           <w:pict>
-            <v:shapetype w14:anchorId="27F877B3" id="_x0000_t202" coordsize="21600,21600" o:spt="202" path="m,l,21600r21600,l21600,xe">
+            <v:shapetype w14:anchorId="3F15147F" id="_x0000_t202" coordsize="21600,21600" o:spt="202" path="m,l,21600r21600,l21600,xe">
               <v:stroke joinstyle="miter"/>
               <v:path gradientshapeok="t" o:connecttype="rect"/>
             </v:shapetype>
-            <v:shape id="Textbox 13" o:spid="_x0000_s1032" type="#_x0000_t202" style="position:absolute;margin-left:98.55pt;margin-top:25.7pt;width:183.45pt;height:17pt;z-index:-251665408;visibility:visible;mso-wrap-style:square;mso-width-percent:0;mso-height-percent:0;mso-wrap-distance-left:0;mso-wrap-distance-top:0;mso-wrap-distance-right:0;mso-wrap-distance-bottom:0;mso-position-horizontal:absolute;mso-position-horizontal-relative:page;mso-position-vertical:absolute;mso-position-vertical-relative:page;mso-width-percent:0;mso-height-percent:0;mso-width-relative:margin;mso-height-relative:margin;v-text-anchor:top" o:gfxdata="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" filled="f" stroked="f">
+            <v:shape id="_x0000_s1032" type="#_x0000_t202" style="position:absolute;margin-left:428.3pt;margin-top:27.3pt;width:110.5pt;height:17.3pt;z-index:-251641344;visibility:visible;mso-wrap-style:square;mso-width-percent:0;mso-height-percent:0;mso-wrap-distance-left:0;mso-wrap-distance-top:0;mso-wrap-distance-right:0;mso-wrap-distance-bottom:0;mso-position-horizontal:absolute;mso-position-horizontal-relative:page;mso-position-vertical:absolute;mso-position-vertical-relative:page;mso-width-percent:0;mso-height-percent:0;mso-width-relative:margin;mso-height-relative:margin;v-text-anchor:top" o:gfxdata="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" filled="f" stroked="f">
               <v:textbox inset="0,0,0,0">
                 <w:txbxContent>
                   <w:p>
@@ -20010,7 +19930,7 @@
                         <w:sz w:val="24"/>
                         <w:lang w:val="en-US"/>
                       </w:rPr>
-                      <w:t>Wedsite quản lý phòng trọ sinh viên</w:t>
+                      <w:t>TS:Đoàn Phước Miền</w:t>
                     </w:r>
                   </w:p>
                 </w:txbxContent>
@@ -20029,16 +19949,132 @@
       <mc:AlternateContent>
         <mc:Choice Requires="wps">
           <w:drawing>
-            <wp:anchor distT="0" distB="0" distL="0" distR="0" simplePos="0" relativeHeight="251644928" behindDoc="1" locked="0" layoutInCell="1" allowOverlap="1" wp14:anchorId="4C3876BD" wp14:editId="6A8164BC">
+            <wp:anchor distT="0" distB="0" distL="0" distR="0" simplePos="0" relativeHeight="251674112" behindDoc="1" locked="0" layoutInCell="1" allowOverlap="1" wp14:anchorId="53F818AE" wp14:editId="3D91A58F">
               <wp:simplePos x="0" y="0"/>
               <wp:positionH relativeFrom="page">
-                <wp:posOffset>1242364</wp:posOffset>
+                <wp:posOffset>1080135</wp:posOffset>
               </wp:positionH>
               <wp:positionV relativeFrom="page">
-                <wp:posOffset>544067</wp:posOffset>
+                <wp:posOffset>337185</wp:posOffset>
               </wp:positionV>
-              <wp:extent cx="5618480" cy="56515"/>
+              <wp:extent cx="3086100" cy="190500"/>
               <wp:effectExtent l="0" t="0" r="0" b="0"/>
+              <wp:wrapNone/>
+              <wp:docPr id="40" name="Textbox 2"/>
+              <wp:cNvGraphicFramePr>
+                <a:graphicFrameLocks xmlns:a="http://schemas.openxmlformats.org/drawingml/2006/main"/>
+              </wp:cNvGraphicFramePr>
+              <a:graphic xmlns:a="http://schemas.openxmlformats.org/drawingml/2006/main">
+                <a:graphicData uri="http://schemas.microsoft.com/office/word/2010/wordprocessingShape">
+                  <wps:wsp>
+                    <wps:cNvSpPr txBox="1">
+                      <a:spLocks/>
+                    </wps:cNvSpPr>
+                    <wps:spPr>
+                      <a:xfrm>
+                        <a:off x="0" y="0"/>
+                        <a:ext cx="3086100" cy="190500"/>
+                      </a:xfrm>
+                      <a:prstGeom prst="rect">
+                        <a:avLst/>
+                      </a:prstGeom>
+                    </wps:spPr>
+                    <wps:txbx>
+                      <w:txbxContent>
+                        <w:p>
+                          <w:pPr>
+                            <w:spacing w:before="10"/>
+                            <w:ind w:left="20"/>
+                            <w:rPr>
+                              <w:b/>
+                              <w:bCs/>
+                              <w:sz w:val="24"/>
+                              <w:szCs w:val="24"/>
+                              <w:lang w:val="en-US"/>
+                            </w:rPr>
+                          </w:pPr>
+                          <w:r>
+                            <w:rPr>
+                              <w:rStyle w:val="Manh"/>
+                              <w:b w:val="0"/>
+                              <w:bCs w:val="0"/>
+                              <w:sz w:val="24"/>
+                              <w:szCs w:val="24"/>
+                            </w:rPr>
+                            <w:t>Xây dựng Website Quản lý Phòng trọ Sinh viên</w:t>
+                          </w:r>
+                        </w:p>
+                      </w:txbxContent>
+                    </wps:txbx>
+                    <wps:bodyPr wrap="square" lIns="0" tIns="0" rIns="0" bIns="0" rtlCol="0">
+                      <a:noAutofit/>
+                    </wps:bodyPr>
+                  </wps:wsp>
+                </a:graphicData>
+              </a:graphic>
+              <wp14:sizeRelH relativeFrom="margin">
+                <wp14:pctWidth>0</wp14:pctWidth>
+              </wp14:sizeRelH>
+              <wp14:sizeRelV relativeFrom="margin">
+                <wp14:pctHeight>0</wp14:pctHeight>
+              </wp14:sizeRelV>
+            </wp:anchor>
+          </w:drawing>
+        </mc:Choice>
+        <mc:Fallback>
+          <w:pict>
+            <v:shape w14:anchorId="53F818AE" id="_x0000_s1033" type="#_x0000_t202" style="position:absolute;margin-left:85.05pt;margin-top:26.55pt;width:243pt;height:15pt;z-index:-251642368;visibility:visible;mso-wrap-style:square;mso-width-percent:0;mso-height-percent:0;mso-wrap-distance-left:0;mso-wrap-distance-top:0;mso-wrap-distance-right:0;mso-wrap-distance-bottom:0;mso-position-horizontal:absolute;mso-position-horizontal-relative:page;mso-position-vertical:absolute;mso-position-vertical-relative:page;mso-width-percent:0;mso-height-percent:0;mso-width-relative:margin;mso-height-relative:margin;v-text-anchor:top" o:gfxdata="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" filled="f" stroked="f">
+              <v:textbox inset="0,0,0,0">
+                <w:txbxContent>
+                  <w:p>
+                    <w:pPr>
+                      <w:spacing w:before="10"/>
+                      <w:ind w:left="20"/>
+                      <w:rPr>
+                        <w:b/>
+                        <w:bCs/>
+                        <w:sz w:val="24"/>
+                        <w:szCs w:val="24"/>
+                        <w:lang w:val="en-US"/>
+                      </w:rPr>
+                    </w:pPr>
+                    <w:r>
+                      <w:rPr>
+                        <w:rStyle w:val="Manh"/>
+                        <w:b w:val="0"/>
+                        <w:bCs w:val="0"/>
+                        <w:sz w:val="24"/>
+                        <w:szCs w:val="24"/>
+                      </w:rPr>
+                      <w:t>Xây dựng Website Quản lý Phòng trọ Sinh viên</w:t>
+                    </w:r>
+                  </w:p>
+                </w:txbxContent>
+              </v:textbox>
+              <w10:wrap anchorx="page" anchory="page"/>
+            </v:shape>
+          </w:pict>
+        </mc:Fallback>
+      </mc:AlternateContent>
+    </w:r>
+    <w:r>
+      <w:rPr>
+        <w:noProof/>
+        <w:sz w:val="20"/>
+      </w:rPr>
+      <mc:AlternateContent>
+        <mc:Choice Requires="wps">
+          <w:drawing>
+            <wp:anchor distT="0" distB="0" distL="0" distR="0" simplePos="0" relativeHeight="251638784" behindDoc="1" locked="0" layoutInCell="1" allowOverlap="1" wp14:anchorId="4C3876BD" wp14:editId="46B14902">
+              <wp:simplePos x="0" y="0"/>
+              <wp:positionH relativeFrom="page">
+                <wp:posOffset>1076326</wp:posOffset>
+              </wp:positionH>
+              <wp:positionV relativeFrom="page">
+                <wp:posOffset>542925</wp:posOffset>
+              </wp:positionV>
+              <wp:extent cx="5810250" cy="66675"/>
+              <wp:effectExtent l="0" t="0" r="0" b="9525"/>
               <wp:wrapNone/>
               <wp:docPr id="12" name="Graphic 12"/>
               <wp:cNvGraphicFramePr>
@@ -20053,7 +20089,7 @@
                     <wps:spPr>
                       <a:xfrm>
                         <a:off x="0" y="0"/>
-                        <a:ext cx="5618480" cy="56515"/>
+                        <a:ext cx="5810250" cy="66675"/>
                       </a:xfrm>
                       <a:custGeom>
                         <a:avLst/>
@@ -20113,111 +20149,19 @@
                   </wps:wsp>
                 </a:graphicData>
               </a:graphic>
+              <wp14:sizeRelH relativeFrom="margin">
+                <wp14:pctWidth>0</wp14:pctWidth>
+              </wp14:sizeRelH>
+              <wp14:sizeRelV relativeFrom="margin">
+                <wp14:pctHeight>0</wp14:pctHeight>
+              </wp14:sizeRelV>
             </wp:anchor>
           </w:drawing>
         </mc:Choice>
         <mc:Fallback>
           <w:pict>
-            <v:shape w14:anchorId="16165A4A" id="Graphic 12" o:spid="_x0000_s1026" style="position:absolute;margin-left:97.8pt;margin-top:42.85pt;width:442.4pt;height:4.45pt;z-index:-251671552;visibility:visible;mso-wrap-style:square;mso-wrap-distance-left:0;mso-wrap-distance-top:0;mso-wrap-distance-right:0;mso-wrap-distance-bottom:0;mso-position-horizontal:absolute;mso-position-horizontal-relative:page;mso-position-vertical:absolute;mso-position-vertical-relative:page;v-text-anchor:top" coordsize="5618480,56515" o:gfxdata="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" path="m5618353,18288l,18288,,56388r5618353,l5618353,18288xem5618353,l,,,9144r5618353,l5618353,xe" fillcolor="black" stroked="f">
+            <v:shape w14:anchorId="22C96EBB" id="Graphic 12" o:spid="_x0000_s1026" style="position:absolute;margin-left:84.75pt;margin-top:42.75pt;width:457.5pt;height:5.25pt;z-index:-251677696;visibility:visible;mso-wrap-style:square;mso-width-percent:0;mso-height-percent:0;mso-wrap-distance-left:0;mso-wrap-distance-top:0;mso-wrap-distance-right:0;mso-wrap-distance-bottom:0;mso-position-horizontal:absolute;mso-position-horizontal-relative:page;mso-position-vertical:absolute;mso-position-vertical-relative:page;mso-width-percent:0;mso-height-percent:0;mso-width-relative:margin;mso-height-relative:margin;v-text-anchor:top" coordsize="5618480,56515" o:gfxdata="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" path="m5618353,18288l,18288,,56388r5618353,l5618353,18288xem5618353,l,,,9144r5618353,l5618353,xe" fillcolor="black" stroked="f">
               <v:path arrowok="t"/>
-              <w10:wrap anchorx="page" anchory="page"/>
-            </v:shape>
-          </w:pict>
-        </mc:Fallback>
-      </mc:AlternateContent>
-    </w:r>
-    <w:r>
-      <w:rPr>
-        <w:noProof/>
-        <w:sz w:val="20"/>
-      </w:rPr>
-      <mc:AlternateContent>
-        <mc:Choice Requires="wps">
-          <w:drawing>
-            <wp:anchor distT="0" distB="0" distL="0" distR="0" simplePos="0" relativeHeight="251657216" behindDoc="1" locked="0" layoutInCell="1" allowOverlap="1" wp14:anchorId="72F6D085" wp14:editId="56A41035">
-              <wp:simplePos x="0" y="0"/>
-              <wp:positionH relativeFrom="page">
-                <wp:posOffset>5517260</wp:posOffset>
-              </wp:positionH>
-              <wp:positionV relativeFrom="page">
-                <wp:posOffset>345270</wp:posOffset>
-              </wp:positionV>
-              <wp:extent cx="1241425" cy="194310"/>
-              <wp:effectExtent l="0" t="0" r="0" b="0"/>
-              <wp:wrapNone/>
-              <wp:docPr id="14" name="Textbox 14"/>
-              <wp:cNvGraphicFramePr>
-                <a:graphicFrameLocks xmlns:a="http://schemas.openxmlformats.org/drawingml/2006/main"/>
-              </wp:cNvGraphicFramePr>
-              <a:graphic xmlns:a="http://schemas.openxmlformats.org/drawingml/2006/main">
-                <a:graphicData uri="http://schemas.microsoft.com/office/word/2010/wordprocessingShape">
-                  <wps:wsp>
-                    <wps:cNvSpPr txBox="1">
-                      <a:spLocks/>
-                    </wps:cNvSpPr>
-                    <wps:spPr>
-                      <a:xfrm>
-                        <a:off x="0" y="0"/>
-                        <a:ext cx="1241425" cy="194310"/>
-                      </a:xfrm>
-                      <a:prstGeom prst="rect">
-                        <a:avLst/>
-                      </a:prstGeom>
-                    </wps:spPr>
-                    <wps:txbx>
-                      <w:txbxContent>
-                        <w:p>
-                          <w:pPr>
-                            <w:spacing w:before="10"/>
-                            <w:ind w:left="20"/>
-                            <w:rPr>
-                              <w:sz w:val="24"/>
-                              <w:lang w:val="en-US"/>
-                            </w:rPr>
-                          </w:pPr>
-                          <w:r>
-                            <w:rPr>
-                              <w:sz w:val="24"/>
-                              <w:lang w:val="en-US"/>
-                            </w:rPr>
-                            <w:t>Đoàn Phước Miền</w:t>
-                          </w:r>
-                        </w:p>
-                      </w:txbxContent>
-                    </wps:txbx>
-                    <wps:bodyPr wrap="square" lIns="0" tIns="0" rIns="0" bIns="0" rtlCol="0">
-                      <a:noAutofit/>
-                    </wps:bodyPr>
-                  </wps:wsp>
-                </a:graphicData>
-              </a:graphic>
-            </wp:anchor>
-          </w:drawing>
-        </mc:Choice>
-        <mc:Fallback>
-          <w:pict>
-            <v:shape w14:anchorId="72F6D085" id="Textbox 14" o:spid="_x0000_s1033" type="#_x0000_t202" style="position:absolute;margin-left:434.45pt;margin-top:27.2pt;width:97.75pt;height:15.3pt;z-index:-251659264;visibility:visible;mso-wrap-style:square;mso-wrap-distance-left:0;mso-wrap-distance-top:0;mso-wrap-distance-right:0;mso-wrap-distance-bottom:0;mso-position-horizontal:absolute;mso-position-horizontal-relative:page;mso-position-vertical:absolute;mso-position-vertical-relative:page;v-text-anchor:top" o:gfxdata="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" filled="f" stroked="f">
-              <v:textbox inset="0,0,0,0">
-                <w:txbxContent>
-                  <w:p>
-                    <w:pPr>
-                      <w:spacing w:before="10"/>
-                      <w:ind w:left="20"/>
-                      <w:rPr>
-                        <w:sz w:val="24"/>
-                        <w:lang w:val="en-US"/>
-                      </w:rPr>
-                    </w:pPr>
-                    <w:r>
-                      <w:rPr>
-                        <w:sz w:val="24"/>
-                        <w:lang w:val="en-US"/>
-                      </w:rPr>
-                      <w:t>Đoàn Phước Miền</w:t>
-                    </w:r>
-                  </w:p>
-                </w:txbxContent>
-              </v:textbox>
               <w10:wrap anchorx="page" anchory="page"/>
             </v:shape>
           </w:pict>
@@ -28325,6 +28269,7 @@
   <w:style w:type="character" w:default="1" w:styleId="Phngmcinhcuaoanvn">
     <w:name w:val="Default Paragraph Font"/>
     <w:uiPriority w:val="1"/>
+    <w:semiHidden/>
     <w:unhideWhenUsed/>
   </w:style>
   <w:style w:type="table" w:default="1" w:styleId="BangThngthng">

--- a/thesis/ASPNET-DK24TT80171-dangduongthang-quanlytroisinhvien.docx
+++ b/thesis/ASPNET-DK24TT80171-dangduongthang-quanlytroisinhvien.docx
@@ -19,6 +19,20 @@
       <w:r>
         <w:rPr>
           <w:szCs w:val="26"/>
+          <w:lang w:val="en-US"/>
+        </w:rPr>
+        <w:t xml:space="preserve"> </w:t>
+      </w:r>
+      <w:r>
+        <w:rPr>
+          <w:szCs w:val="26"/>
+          <w:lang w:val="en-US"/>
+        </w:rPr>
+        <w:t xml:space="preserve">  </w:t>
+      </w:r>
+      <w:r>
+        <w:rPr>
+          <w:szCs w:val="26"/>
         </w:rPr>
         <w:t>ĐẠI HỌC TRÀ VINH</w:t>
       </w:r>
@@ -28,7 +42,25 @@
         <w:rPr>
           <w:lang w:val="en-US"/>
         </w:rPr>
-        <w:t xml:space="preserve">                                 </w:t>
+        <w:t xml:space="preserve">                                </w:t>
+      </w:r>
+      <w:r>
+        <w:rPr>
+          <w:lang w:val="en-US"/>
+        </w:rPr>
+        <w:t xml:space="preserve">  </w:t>
+      </w:r>
+      <w:r>
+        <w:rPr>
+          <w:lang w:val="en-US"/>
+        </w:rPr>
+        <w:t xml:space="preserve"> </w:t>
+      </w:r>
+      <w:r>
+        <w:rPr>
+          <w:lang w:val="en-US"/>
+        </w:rPr>
+        <w:t xml:space="preserve"> </w:t>
       </w:r>
       <w:r>
         <w:t>TRƯỜNG</w:t>
@@ -50,12 +82,28 @@
           <w:bCs/>
           <w:lang w:val="en-US"/>
         </w:rPr>
-        <w:t xml:space="preserve">                                      </w:t>
+        <w:t xml:space="preserve">                                     </w:t>
       </w:r>
       <w:r>
         <w:rPr>
           <w:b/>
           <w:bCs/>
+          <w:lang w:val="en-US"/>
+        </w:rPr>
+        <w:t xml:space="preserve">  </w:t>
+      </w:r>
+      <w:r>
+        <w:rPr>
+          <w:b/>
+          <w:bCs/>
+          <w:lang w:val="en-US"/>
+        </w:rPr>
+        <w:t xml:space="preserve"> </w:t>
+      </w:r>
+      <w:r>
+        <w:rPr>
+          <w:b/>
+          <w:bCs/>
         </w:rPr>
         <w:t>KHOA CÔNG NGHỆ THÔNG TIN</w:t>
       </w:r>
@@ -83,6 +131,15 @@
           <w:szCs w:val="26"/>
         </w:rPr>
       </w:pPr>
+      <w:r>
+        <w:rPr>
+          <w:b/>
+          <w:noProof/>
+          <w:sz w:val="48"/>
+          <w:lang w:val="en-US" w:eastAsia="vi-VN"/>
+        </w:rPr>
+        <w:t xml:space="preserve"> </w:t>
+      </w:r>
       <w:r>
         <w:rPr>
           <w:b/>
@@ -186,6 +243,14 @@
         <w:rPr>
           <w:b/>
           <w:bCs/>
+          <w:lang w:val="en-US"/>
+        </w:rPr>
+        <w:t xml:space="preserve"> </w:t>
+      </w:r>
+      <w:r>
+        <w:rPr>
+          <w:b/>
+          <w:bCs/>
         </w:rPr>
         <w:t>ĐỒ ÁN MÔN HỌC: CHUYÊN ĐỀ ASP.NET</w:t>
       </w:r>
@@ -196,6 +261,7 @@
         <w:rPr>
           <w:b/>
           <w:szCs w:val="26"/>
+          <w:lang w:val="en-US"/>
         </w:rPr>
       </w:pPr>
       <w:r>
@@ -210,8 +276,39 @@
         <w:rPr>
           <w:b/>
           <w:szCs w:val="26"/>
-        </w:rPr>
-        <w:t>HỌC KỲ I, NĂM HỌC 2024-2025</w:t>
+          <w:lang w:val="en-US"/>
+        </w:rPr>
+        <w:t xml:space="preserve">  </w:t>
+      </w:r>
+      <w:r>
+        <w:rPr>
+          <w:b/>
+          <w:szCs w:val="26"/>
+        </w:rPr>
+        <w:t xml:space="preserve">HỌC KỲ </w:t>
+      </w:r>
+      <w:r>
+        <w:rPr>
+          <w:b/>
+          <w:szCs w:val="26"/>
+          <w:lang w:val="en-US"/>
+        </w:rPr>
+        <w:t>III</w:t>
+      </w:r>
+      <w:r>
+        <w:rPr>
+          <w:b/>
+          <w:szCs w:val="26"/>
+        </w:rPr>
+        <w:t>, NĂM HỌC 2024-202</w:t>
+      </w:r>
+      <w:r>
+        <w:rPr>
+          <w:b/>
+          <w:szCs w:val="26"/>
+          <w:lang w:val="en-US"/>
+        </w:rPr>
+        <w:t>6</w:t>
       </w:r>
     </w:p>
     <w:p>
@@ -231,6 +328,15 @@
           <w:lang w:val="en-US"/>
         </w:rPr>
         <w:t xml:space="preserve">          </w:t>
+      </w:r>
+      <w:r>
+        <w:rPr>
+          <w:b/>
+          <w:sz w:val="36"/>
+          <w:szCs w:val="36"/>
+          <w:lang w:val="en-US"/>
+        </w:rPr>
+        <w:t xml:space="preserve"> </w:t>
       </w:r>
       <w:r>
         <w:rPr>
@@ -720,7 +826,36 @@
           <w:i/>
           <w:szCs w:val="26"/>
         </w:rPr>
-        <w:t>Vĩnh long</w:t>
+        <w:t>V</w:t>
+      </w:r>
+      <w:r>
+        <w:rPr>
+          <w:b/>
+          <w:bCs/>
+          <w:i/>
+          <w:szCs w:val="26"/>
+          <w:lang w:val="en-US"/>
+        </w:rPr>
+        <w:t>ĨNH</w:t>
+      </w:r>
+      <w:r>
+        <w:rPr>
+          <w:b/>
+          <w:bCs/>
+          <w:i/>
+          <w:szCs w:val="26"/>
+        </w:rPr>
+        <w:t xml:space="preserve"> </w:t>
+      </w:r>
+      <w:r>
+        <w:rPr>
+          <w:b/>
+          <w:bCs/>
+          <w:i/>
+          <w:szCs w:val="26"/>
+          <w:lang w:val="en-US"/>
+        </w:rPr>
+        <w:t>LONG</w:t>
       </w:r>
       <w:r>
         <w:rPr>
@@ -914,7 +1049,7 @@
           </mc:Choice>
           <mc:Fallback>
             <w:pict>
-              <v:group w14:anchorId="068DA1C3" id="Group 7" o:spid="_x0000_s1026" style="position:absolute;margin-left:84.85pt;margin-top:56.55pt;width:446.9pt;height:720.75pt;z-index:-251674112;mso-wrap-distance-left:0;mso-wrap-distance-right:0;mso-position-horizontal-relative:page;mso-position-vertical-relative:page;mso-width-relative:margin;mso-height-relative:margin" coordsize="53816,91535" o:gfxdata="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">
+              <v:group w14:anchorId="099D6E87" id="Group 7" o:spid="_x0000_s1026" style="position:absolute;margin-left:84.85pt;margin-top:56.55pt;width:446.9pt;height:720.75pt;z-index:-251674112;mso-wrap-distance-left:0;mso-wrap-distance-right:0;mso-position-horizontal-relative:page;mso-position-vertical-relative:page;mso-width-relative:margin;mso-height-relative:margin" coordsize="53816,91535" o:gfxdata="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">
                 <v:shape id="Graphic 8" o:spid="_x0000_s1027" style="position:absolute;left:47;top:47;width:53721;height:91440;visibility:visible;mso-wrap-style:square;v-text-anchor:top" coordsize="5372100,9144000" o:gfxdata="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" path="m5372100,l,,,9144000r5372100,l5372100,xe" stroked="f">
                   <v:path arrowok="t"/>
                 </v:shape>
@@ -1660,7 +1795,7 @@
           </mc:Choice>
           <mc:Fallback>
             <w:pict>
-              <v:shape w14:anchorId="65FB3FA7" id="Graphic 11" o:spid="_x0000_s1026" style="position:absolute;margin-left:87.6pt;margin-top:69.6pt;width:447pt;height:10in;z-index:-251647488;visibility:visible;mso-wrap-style:square;mso-width-percent:0;mso-wrap-distance-left:0;mso-wrap-distance-top:0;mso-wrap-distance-right:0;mso-wrap-distance-bottom:0;mso-position-horizontal:absolute;mso-position-horizontal-relative:page;mso-position-vertical:absolute;mso-position-vertical-relative:page;mso-width-percent:0;mso-width-relative:margin;v-text-anchor:top" coordsize="5372100,9144000" o:gfxdata="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" path="m,9144000r5372100,l5372100,,,,,9144000xe" filled="f">
+              <v:shape w14:anchorId="73160F2A" id="Graphic 11" o:spid="_x0000_s1026" style="position:absolute;margin-left:87.6pt;margin-top:69.6pt;width:447pt;height:10in;z-index:-251647488;visibility:visible;mso-wrap-style:square;mso-width-percent:0;mso-wrap-distance-left:0;mso-wrap-distance-top:0;mso-wrap-distance-right:0;mso-wrap-distance-bottom:0;mso-position-horizontal:absolute;mso-position-horizontal-relative:page;mso-position-vertical:absolute;mso-position-vertical-relative:page;mso-width-percent:0;mso-width-relative:margin;v-text-anchor:top" coordsize="5372100,9144000" o:gfxdata="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" path="m,9144000r5372100,l5372100,,,,,9144000xe" filled="f">
                 <v:path arrowok="t"/>
                 <w10:wrap anchorx="page" anchory="page"/>
               </v:shape>
@@ -18780,7 +18915,7 @@
         </mc:Choice>
         <mc:Fallback>
           <w:pict>
-            <v:shape w14:anchorId="63BE6E08" id="Graphic 12" o:spid="_x0000_s1026" style="position:absolute;margin-left:85.05pt;margin-top:795.8pt;width:457.5pt;height:5.25pt;z-index:-251640320;visibility:visible;mso-wrap-style:square;mso-width-percent:0;mso-height-percent:0;mso-wrap-distance-left:0;mso-wrap-distance-top:0;mso-wrap-distance-right:0;mso-wrap-distance-bottom:0;mso-position-horizontal:absolute;mso-position-horizontal-relative:page;mso-position-vertical:absolute;mso-position-vertical-relative:page;mso-width-percent:0;mso-height-percent:0;mso-width-relative:margin;mso-height-relative:margin;v-text-anchor:top" coordsize="5618480,56515" o:gfxdata="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" path="m5618353,18288l,18288,,56388r5618353,l5618353,18288xem5618353,l,,,9144r5618353,l5618353,xe" fillcolor="black" stroked="f">
+            <v:shape w14:anchorId="66C53CE5" id="Graphic 12" o:spid="_x0000_s1026" style="position:absolute;margin-left:85.05pt;margin-top:795.8pt;width:457.5pt;height:5.25pt;z-index:-251640320;visibility:visible;mso-wrap-style:square;mso-width-percent:0;mso-height-percent:0;mso-wrap-distance-left:0;mso-wrap-distance-top:0;mso-wrap-distance-right:0;mso-wrap-distance-bottom:0;mso-position-horizontal:absolute;mso-position-horizontal-relative:page;mso-position-vertical:absolute;mso-position-vertical-relative:page;mso-width-percent:0;mso-height-percent:0;mso-width-relative:margin;mso-height-relative:margin;v-text-anchor:top" coordsize="5618480,56515" o:gfxdata="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" path="m5618353,18288l,18288,,56388r5618353,l5618353,18288xem5618353,l,,,9144r5618353,l5618353,xe" fillcolor="black" stroked="f">
               <v:path arrowok="t"/>
               <w10:wrap anchorx="page" anchory="page"/>
             </v:shape>
@@ -19167,7 +19302,7 @@
         </mc:Choice>
         <mc:Fallback>
           <w:pict>
-            <v:shape w14:anchorId="2AE226FA" id="Graphic 15" o:spid="_x0000_s1026" style="position:absolute;margin-left:84.75pt;margin-top:793.5pt;width:453.75pt;height:4.5pt;z-index:-251646976;visibility:visible;mso-wrap-style:square;mso-width-percent:0;mso-height-percent:0;mso-wrap-distance-left:0;mso-wrap-distance-top:0;mso-wrap-distance-right:0;mso-wrap-distance-bottom:0;mso-position-horizontal:absolute;mso-position-horizontal-relative:page;mso-position-vertical:absolute;mso-position-vertical-relative:page;mso-width-percent:0;mso-height-percent:0;mso-width-relative:margin;mso-height-relative:margin;v-text-anchor:top" coordsize="5389880,57150" o:gfxdata="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" path="m5389740,47256l,47256r,9436l5389740,56692r,-9436xem5389740,l,,,38100r5389740,l5389740,xe" fillcolor="black" stroked="f">
+            <v:shape w14:anchorId="54B7EBA0" id="Graphic 15" o:spid="_x0000_s1026" style="position:absolute;margin-left:84.75pt;margin-top:793.5pt;width:453.75pt;height:4.5pt;z-index:-251646976;visibility:visible;mso-wrap-style:square;mso-width-percent:0;mso-height-percent:0;mso-wrap-distance-left:0;mso-wrap-distance-top:0;mso-wrap-distance-right:0;mso-wrap-distance-bottom:0;mso-position-horizontal:absolute;mso-position-horizontal-relative:page;mso-position-vertical:absolute;mso-position-vertical-relative:page;mso-width-percent:0;mso-height-percent:0;mso-width-relative:margin;mso-height-relative:margin;v-text-anchor:top" coordsize="5389880,57150" o:gfxdata="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" path="m5389740,47256l,47256r,9436l5389740,56692r,-9436xem5389740,l,,,38100r5389740,l5389740,xe" fillcolor="black" stroked="f">
               <v:path arrowok="t"/>
               <w10:wrap anchorx="page" anchory="page"/>
             </v:shape>
@@ -19695,7 +19830,7 @@
         </mc:Choice>
         <mc:Fallback>
           <w:pict>
-            <v:shape w14:anchorId="74C75044" id="Graphic 12" o:spid="_x0000_s1026" style="position:absolute;margin-left:85.05pt;margin-top:43.8pt;width:457.5pt;height:5.25pt;z-index:-251634176;visibility:visible;mso-wrap-style:square;mso-width-percent:0;mso-height-percent:0;mso-wrap-distance-left:0;mso-wrap-distance-top:0;mso-wrap-distance-right:0;mso-wrap-distance-bottom:0;mso-position-horizontal:absolute;mso-position-horizontal-relative:page;mso-position-vertical:absolute;mso-position-vertical-relative:page;mso-width-percent:0;mso-height-percent:0;mso-width-relative:margin;mso-height-relative:margin;v-text-anchor:top" coordsize="5618480,56515" o:gfxdata="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" path="m5618353,18288l,18288,,56388r5618353,l5618353,18288xem5618353,l,,,9144r5618353,l5618353,xe" fillcolor="black" stroked="f">
+            <v:shape w14:anchorId="1548217E" id="Graphic 12" o:spid="_x0000_s1026" style="position:absolute;margin-left:85.05pt;margin-top:43.8pt;width:457.5pt;height:5.25pt;z-index:-251634176;visibility:visible;mso-wrap-style:square;mso-width-percent:0;mso-height-percent:0;mso-wrap-distance-left:0;mso-wrap-distance-top:0;mso-wrap-distance-right:0;mso-wrap-distance-bottom:0;mso-position-horizontal:absolute;mso-position-horizontal-relative:page;mso-position-vertical:absolute;mso-position-vertical-relative:page;mso-width-percent:0;mso-height-percent:0;mso-width-relative:margin;mso-height-relative:margin;v-text-anchor:top" coordsize="5618480,56515" o:gfxdata="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" path="m5618353,18288l,18288,,56388r5618353,l5618353,18288xem5618353,l,,,9144r5618353,l5618353,xe" fillcolor="black" stroked="f">
               <v:path arrowok="t"/>
               <w10:wrap anchorx="page" anchory="page"/>
             </v:shape>
@@ -20160,7 +20295,7 @@
         </mc:Choice>
         <mc:Fallback>
           <w:pict>
-            <v:shape w14:anchorId="22C96EBB" id="Graphic 12" o:spid="_x0000_s1026" style="position:absolute;margin-left:84.75pt;margin-top:42.75pt;width:457.5pt;height:5.25pt;z-index:-251677696;visibility:visible;mso-wrap-style:square;mso-width-percent:0;mso-height-percent:0;mso-wrap-distance-left:0;mso-wrap-distance-top:0;mso-wrap-distance-right:0;mso-wrap-distance-bottom:0;mso-position-horizontal:absolute;mso-position-horizontal-relative:page;mso-position-vertical:absolute;mso-position-vertical-relative:page;mso-width-percent:0;mso-height-percent:0;mso-width-relative:margin;mso-height-relative:margin;v-text-anchor:top" coordsize="5618480,56515" o:gfxdata="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" path="m5618353,18288l,18288,,56388r5618353,l5618353,18288xem5618353,l,,,9144r5618353,l5618353,xe" fillcolor="black" stroked="f">
+            <v:shape w14:anchorId="01FE99A1" id="Graphic 12" o:spid="_x0000_s1026" style="position:absolute;margin-left:84.75pt;margin-top:42.75pt;width:457.5pt;height:5.25pt;z-index:-251677696;visibility:visible;mso-wrap-style:square;mso-width-percent:0;mso-height-percent:0;mso-wrap-distance-left:0;mso-wrap-distance-top:0;mso-wrap-distance-right:0;mso-wrap-distance-bottom:0;mso-position-horizontal:absolute;mso-position-horizontal-relative:page;mso-position-vertical:absolute;mso-position-vertical-relative:page;mso-width-percent:0;mso-height-percent:0;mso-width-relative:margin;mso-height-relative:margin;v-text-anchor:top" coordsize="5618480,56515" o:gfxdata="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" path="m5618353,18288l,18288,,56388r5618353,l5618353,18288xem5618353,l,,,9144r5618353,l5618353,xe" fillcolor="black" stroked="f">
               <v:path arrowok="t"/>
               <w10:wrap anchorx="page" anchory="page"/>
             </v:shape>

--- a/thesis/ASPNET-DK24TT80171-dangduongthang-quanlytroisinhvien.docx
+++ b/thesis/ASPNET-DK24TT80171-dangduongthang-quanlytroisinhvien.docx
@@ -1049,7 +1049,7 @@
           </mc:Choice>
           <mc:Fallback>
             <w:pict>
-              <v:group w14:anchorId="099D6E87" id="Group 7" o:spid="_x0000_s1026" style="position:absolute;margin-left:84.85pt;margin-top:56.55pt;width:446.9pt;height:720.75pt;z-index:-251674112;mso-wrap-distance-left:0;mso-wrap-distance-right:0;mso-position-horizontal-relative:page;mso-position-vertical-relative:page;mso-width-relative:margin;mso-height-relative:margin" coordsize="53816,91535" o:gfxdata="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">
+              <v:group w14:anchorId="552581D7" id="Group 7" o:spid="_x0000_s1026" style="position:absolute;margin-left:84.85pt;margin-top:56.55pt;width:446.9pt;height:720.75pt;z-index:-251674112;mso-wrap-distance-left:0;mso-wrap-distance-right:0;mso-position-horizontal-relative:page;mso-position-vertical-relative:page;mso-width-relative:margin;mso-height-relative:margin" coordsize="53816,91535" o:gfxdata="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">
                 <v:shape id="Graphic 8" o:spid="_x0000_s1027" style="position:absolute;left:47;top:47;width:53721;height:91440;visibility:visible;mso-wrap-style:square;v-text-anchor:top" coordsize="5372100,9144000" o:gfxdata="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" path="m5372100,l,,,9144000r5372100,l5372100,xe" stroked="f">
                   <v:path arrowok="t"/>
                 </v:shape>
@@ -1693,7 +1693,7 @@
             <w:bottom w:val="thickThinSmallGap" w:sz="24" w:space="24" w:color="auto"/>
             <w:right w:val="thickThinSmallGap" w:sz="24" w:space="24" w:color="auto"/>
           </w:pgBorders>
-          <w:pgNumType w:start="1"/>
+          <w:pgNumType w:start="0"/>
           <w:cols w:space="720"/>
           <w:titlePg/>
           <w:docGrid w:linePitch="354"/>
@@ -1795,7 +1795,7 @@
           </mc:Choice>
           <mc:Fallback>
             <w:pict>
-              <v:shape w14:anchorId="73160F2A" id="Graphic 11" o:spid="_x0000_s1026" style="position:absolute;margin-left:87.6pt;margin-top:69.6pt;width:447pt;height:10in;z-index:-251647488;visibility:visible;mso-wrap-style:square;mso-width-percent:0;mso-wrap-distance-left:0;mso-wrap-distance-top:0;mso-wrap-distance-right:0;mso-wrap-distance-bottom:0;mso-position-horizontal:absolute;mso-position-horizontal-relative:page;mso-position-vertical:absolute;mso-position-vertical-relative:page;mso-width-percent:0;mso-width-relative:margin;v-text-anchor:top" coordsize="5372100,9144000" o:gfxdata="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" path="m,9144000r5372100,l5372100,,,,,9144000xe" filled="f">
+              <v:shape w14:anchorId="2663EBD8" id="Graphic 11" o:spid="_x0000_s1026" style="position:absolute;margin-left:87.6pt;margin-top:69.6pt;width:447pt;height:10in;z-index:-251647488;visibility:visible;mso-wrap-style:square;mso-width-percent:0;mso-wrap-distance-left:0;mso-wrap-distance-top:0;mso-wrap-distance-right:0;mso-wrap-distance-bottom:0;mso-position-horizontal:absolute;mso-position-horizontal-relative:page;mso-position-vertical:absolute;mso-position-vertical-relative:page;mso-width-percent:0;mso-width-relative:margin;v-text-anchor:top" coordsize="5372100,9144000" o:gfxdata="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" path="m,9144000r5372100,l5372100,,,,,9144000xe" filled="f">
                 <v:path arrowok="t"/>
                 <w10:wrap anchorx="page" anchory="page"/>
               </v:shape>
@@ -2701,7 +2701,7 @@
           <w:r>
             <w:fldChar w:fldCharType="separate"/>
           </w:r>
-          <w:hyperlink w:anchor="_Toc231572116" w:history="1">
+          <w:hyperlink w:anchor="_Toc232024905" w:history="1">
             <w:r>
               <w:rPr>
                 <w:rStyle w:val="Siuktni"/>
@@ -2728,7 +2728,7 @@
                 <w:noProof/>
                 <w:webHidden/>
               </w:rPr>
-              <w:instrText xml:space="preserve"> PAGEREF _Toc231572116 \h </w:instrText>
+              <w:instrText xml:space="preserve"> PAGEREF _Toc232024905 \h </w:instrText>
             </w:r>
             <w:r>
               <w:rPr>
@@ -2748,7 +2748,7 @@
                 <w:noProof/>
                 <w:webHidden/>
               </w:rPr>
-              <w:t>11</w:t>
+              <w:t>10</w:t>
             </w:r>
             <w:r>
               <w:rPr>
@@ -2776,7 +2776,7 @@
               <w14:ligatures w14:val="standardContextual"/>
             </w:rPr>
           </w:pPr>
-          <w:hyperlink w:anchor="_Toc231572117" w:history="1">
+          <w:hyperlink w:anchor="_Toc232024906" w:history="1">
             <w:r>
               <w:rPr>
                 <w:rStyle w:val="Siuktni"/>
@@ -2883,7 +2883,7 @@
                 <w:noProof/>
                 <w:webHidden/>
               </w:rPr>
-              <w:instrText xml:space="preserve"> PAGEREF _Toc231572117 \h </w:instrText>
+              <w:instrText xml:space="preserve"> PAGEREF _Toc232024906 \h </w:instrText>
             </w:r>
             <w:r>
               <w:rPr>
@@ -2903,7 +2903,7 @@
                 <w:noProof/>
                 <w:webHidden/>
               </w:rPr>
-              <w:t>11</w:t>
+              <w:t>10</w:t>
             </w:r>
             <w:r>
               <w:rPr>
@@ -2931,7 +2931,7 @@
               <w14:ligatures w14:val="standardContextual"/>
             </w:rPr>
           </w:pPr>
-          <w:hyperlink w:anchor="_Toc231572118" w:history="1">
+          <w:hyperlink w:anchor="_Toc232024907" w:history="1">
             <w:r>
               <w:rPr>
                 <w:rStyle w:val="Siuktni"/>
@@ -3060,7 +3060,7 @@
                 <w:noProof/>
                 <w:webHidden/>
               </w:rPr>
-              <w:instrText xml:space="preserve"> PAGEREF _Toc231572118 \h </w:instrText>
+              <w:instrText xml:space="preserve"> PAGEREF _Toc232024907 \h </w:instrText>
             </w:r>
             <w:r>
               <w:rPr>
@@ -3080,7 +3080,7 @@
                 <w:noProof/>
                 <w:webHidden/>
               </w:rPr>
-              <w:t>11</w:t>
+              <w:t>10</w:t>
             </w:r>
             <w:r>
               <w:rPr>
@@ -3108,7 +3108,7 @@
               <w14:ligatures w14:val="standardContextual"/>
             </w:rPr>
           </w:pPr>
-          <w:hyperlink w:anchor="_Toc231572119" w:history="1">
+          <w:hyperlink w:anchor="_Toc232024908" w:history="1">
             <w:r>
               <w:rPr>
                 <w:rStyle w:val="Siuktni"/>
@@ -3171,7 +3171,7 @@
                 <w:noProof/>
                 <w:webHidden/>
               </w:rPr>
-              <w:instrText xml:space="preserve"> PAGEREF _Toc231572119 \h </w:instrText>
+              <w:instrText xml:space="preserve"> PAGEREF _Toc232024908 \h </w:instrText>
             </w:r>
             <w:r>
               <w:rPr>
@@ -3191,7 +3191,7 @@
                 <w:noProof/>
                 <w:webHidden/>
               </w:rPr>
-              <w:t>11</w:t>
+              <w:t>10</w:t>
             </w:r>
             <w:r>
               <w:rPr>
@@ -3219,7 +3219,7 @@
               <w14:ligatures w14:val="standardContextual"/>
             </w:rPr>
           </w:pPr>
-          <w:hyperlink w:anchor="_Toc231572120" w:history="1">
+          <w:hyperlink w:anchor="_Toc232024909" w:history="1">
             <w:r>
               <w:rPr>
                 <w:rStyle w:val="Siuktni"/>
@@ -3267,7 +3267,7 @@
                 <w:noProof/>
                 <w:webHidden/>
               </w:rPr>
-              <w:instrText xml:space="preserve"> PAGEREF _Toc231572120 \h </w:instrText>
+              <w:instrText xml:space="preserve"> PAGEREF _Toc232024909 \h </w:instrText>
             </w:r>
             <w:r>
               <w:rPr>
@@ -3287,7 +3287,7 @@
                 <w:noProof/>
                 <w:webHidden/>
               </w:rPr>
-              <w:t>11</w:t>
+              <w:t>10</w:t>
             </w:r>
             <w:r>
               <w:rPr>
@@ -3315,7 +3315,7 @@
               <w14:ligatures w14:val="standardContextual"/>
             </w:rPr>
           </w:pPr>
-          <w:hyperlink w:anchor="_Toc231572121" w:history="1">
+          <w:hyperlink w:anchor="_Toc232024910" w:history="1">
             <w:r>
               <w:rPr>
                 <w:rStyle w:val="Siuktni"/>
@@ -3407,7 +3407,7 @@
                 <w:noProof/>
                 <w:webHidden/>
               </w:rPr>
-              <w:instrText xml:space="preserve"> PAGEREF _Toc231572121 \h </w:instrText>
+              <w:instrText xml:space="preserve"> PAGEREF _Toc232024910 \h </w:instrText>
             </w:r>
             <w:r>
               <w:rPr>
@@ -3427,7 +3427,7 @@
                 <w:noProof/>
                 <w:webHidden/>
               </w:rPr>
-              <w:t>12</w:t>
+              <w:t>11</w:t>
             </w:r>
             <w:r>
               <w:rPr>
@@ -3455,7 +3455,7 @@
               <w14:ligatures w14:val="standardContextual"/>
             </w:rPr>
           </w:pPr>
-          <w:hyperlink w:anchor="_Toc231572122" w:history="1">
+          <w:hyperlink w:anchor="_Toc232024911" w:history="1">
             <w:r>
               <w:rPr>
                 <w:rStyle w:val="Siuktni"/>
@@ -3503,7 +3503,7 @@
                 <w:noProof/>
                 <w:webHidden/>
               </w:rPr>
-              <w:instrText xml:space="preserve"> PAGEREF _Toc231572122 \h </w:instrText>
+              <w:instrText xml:space="preserve"> PAGEREF _Toc232024911 \h </w:instrText>
             </w:r>
             <w:r>
               <w:rPr>
@@ -3523,7 +3523,7 @@
                 <w:noProof/>
                 <w:webHidden/>
               </w:rPr>
-              <w:t>12</w:t>
+              <w:t>11</w:t>
             </w:r>
             <w:r>
               <w:rPr>
@@ -3551,7 +3551,7 @@
               <w14:ligatures w14:val="standardContextual"/>
             </w:rPr>
           </w:pPr>
-          <w:hyperlink w:anchor="_Toc231572123" w:history="1">
+          <w:hyperlink w:anchor="_Toc232024912" w:history="1">
             <w:r>
               <w:rPr>
                 <w:rStyle w:val="Siuktni"/>
@@ -3599,7 +3599,7 @@
                 <w:noProof/>
                 <w:webHidden/>
               </w:rPr>
-              <w:instrText xml:space="preserve"> PAGEREF _Toc231572123 \h </w:instrText>
+              <w:instrText xml:space="preserve"> PAGEREF _Toc232024912 \h </w:instrText>
             </w:r>
             <w:r>
               <w:rPr>
@@ -3619,7 +3619,7 @@
                 <w:noProof/>
                 <w:webHidden/>
               </w:rPr>
-              <w:t>12</w:t>
+              <w:t>11</w:t>
             </w:r>
             <w:r>
               <w:rPr>
@@ -3647,7 +3647,7 @@
               <w14:ligatures w14:val="standardContextual"/>
             </w:rPr>
           </w:pPr>
-          <w:hyperlink w:anchor="_Toc231572124" w:history="1">
+          <w:hyperlink w:anchor="_Toc232024913" w:history="1">
             <w:r>
               <w:rPr>
                 <w:rStyle w:val="Siuktni"/>
@@ -3695,7 +3695,7 @@
                 <w:noProof/>
                 <w:webHidden/>
               </w:rPr>
-              <w:instrText xml:space="preserve"> PAGEREF _Toc231572124 \h </w:instrText>
+              <w:instrText xml:space="preserve"> PAGEREF _Toc232024913 \h </w:instrText>
             </w:r>
             <w:r>
               <w:rPr>
@@ -3715,7 +3715,7 @@
                 <w:noProof/>
                 <w:webHidden/>
               </w:rPr>
-              <w:t>12</w:t>
+              <w:t>11</w:t>
             </w:r>
             <w:r>
               <w:rPr>
@@ -3743,7 +3743,7 @@
               <w14:ligatures w14:val="standardContextual"/>
             </w:rPr>
           </w:pPr>
-          <w:hyperlink w:anchor="_Toc231572125" w:history="1">
+          <w:hyperlink w:anchor="_Toc232024914" w:history="1">
             <w:r>
               <w:rPr>
                 <w:rStyle w:val="Siuktni"/>
@@ -3791,7 +3791,7 @@
                 <w:noProof/>
                 <w:webHidden/>
               </w:rPr>
-              <w:instrText xml:space="preserve"> PAGEREF _Toc231572125 \h </w:instrText>
+              <w:instrText xml:space="preserve"> PAGEREF _Toc232024914 \h </w:instrText>
             </w:r>
             <w:r>
               <w:rPr>
@@ -3811,7 +3811,7 @@
                 <w:noProof/>
                 <w:webHidden/>
               </w:rPr>
-              <w:t>12</w:t>
+              <w:t>11</w:t>
             </w:r>
             <w:r>
               <w:rPr>
@@ -3838,7 +3838,7 @@
               <w14:ligatures w14:val="standardContextual"/>
             </w:rPr>
           </w:pPr>
-          <w:hyperlink w:anchor="_Toc231572126" w:history="1">
+          <w:hyperlink w:anchor="_Toc232024915" w:history="1">
             <w:r>
               <w:rPr>
                 <w:rStyle w:val="Siuktni"/>
@@ -3958,7 +3958,7 @@
                 <w:noProof/>
                 <w:webHidden/>
               </w:rPr>
-              <w:instrText xml:space="preserve"> PAGEREF _Toc231572126 \h </w:instrText>
+              <w:instrText xml:space="preserve"> PAGEREF _Toc232024915 \h </w:instrText>
             </w:r>
             <w:r>
               <w:rPr>
@@ -3978,7 +3978,7 @@
                 <w:noProof/>
                 <w:webHidden/>
               </w:rPr>
-              <w:t>13</w:t>
+              <w:t>12</w:t>
             </w:r>
             <w:r>
               <w:rPr>
@@ -4006,7 +4006,7 @@
               <w14:ligatures w14:val="standardContextual"/>
             </w:rPr>
           </w:pPr>
-          <w:hyperlink w:anchor="_Toc231572127" w:history="1">
+          <w:hyperlink w:anchor="_Toc232024916" w:history="1">
             <w:r>
               <w:rPr>
                 <w:rStyle w:val="Siuktni"/>
@@ -4053,7 +4053,7 @@
                 <w:noProof/>
                 <w:webHidden/>
               </w:rPr>
-              <w:instrText xml:space="preserve"> PAGEREF _Toc231572127 \h </w:instrText>
+              <w:instrText xml:space="preserve"> PAGEREF _Toc232024916 \h </w:instrText>
             </w:r>
             <w:r>
               <w:rPr>
@@ -4073,7 +4073,7 @@
                 <w:noProof/>
                 <w:webHidden/>
               </w:rPr>
-              <w:t>13</w:t>
+              <w:t>12</w:t>
             </w:r>
             <w:r>
               <w:rPr>
@@ -4101,7 +4101,7 @@
               <w14:ligatures w14:val="standardContextual"/>
             </w:rPr>
           </w:pPr>
-          <w:hyperlink w:anchor="_Toc231572128" w:history="1">
+          <w:hyperlink w:anchor="_Toc232024917" w:history="1">
             <w:r>
               <w:rPr>
                 <w:rStyle w:val="Siuktni"/>
@@ -4148,7 +4148,7 @@
                 <w:noProof/>
                 <w:webHidden/>
               </w:rPr>
-              <w:instrText xml:space="preserve"> PAGEREF _Toc231572128 \h </w:instrText>
+              <w:instrText xml:space="preserve"> PAGEREF _Toc232024917 \h </w:instrText>
             </w:r>
             <w:r>
               <w:rPr>
@@ -4168,7 +4168,7 @@
                 <w:noProof/>
                 <w:webHidden/>
               </w:rPr>
-              <w:t>13</w:t>
+              <w:t>12</w:t>
             </w:r>
             <w:r>
               <w:rPr>
@@ -4196,7 +4196,7 @@
               <w14:ligatures w14:val="standardContextual"/>
             </w:rPr>
           </w:pPr>
-          <w:hyperlink w:anchor="_Toc231572129" w:history="1">
+          <w:hyperlink w:anchor="_Toc232024918" w:history="1">
             <w:r>
               <w:rPr>
                 <w:rStyle w:val="Siuktni"/>
@@ -4243,7 +4243,7 @@
                 <w:noProof/>
                 <w:webHidden/>
               </w:rPr>
-              <w:instrText xml:space="preserve"> PAGEREF _Toc231572129 \h </w:instrText>
+              <w:instrText xml:space="preserve"> PAGEREF _Toc232024918 \h </w:instrText>
             </w:r>
             <w:r>
               <w:rPr>
@@ -4263,7 +4263,7 @@
                 <w:noProof/>
                 <w:webHidden/>
               </w:rPr>
-              <w:t>14</w:t>
+              <w:t>13</w:t>
             </w:r>
             <w:r>
               <w:rPr>
@@ -4291,7 +4291,7 @@
               <w14:ligatures w14:val="standardContextual"/>
             </w:rPr>
           </w:pPr>
-          <w:hyperlink w:anchor="_Toc231572130" w:history="1">
+          <w:hyperlink w:anchor="_Toc232024919" w:history="1">
             <w:r>
               <w:rPr>
                 <w:rStyle w:val="Siuktni"/>
@@ -4338,7 +4338,7 @@
                 <w:noProof/>
                 <w:webHidden/>
               </w:rPr>
-              <w:instrText xml:space="preserve"> PAGEREF _Toc231572130 \h </w:instrText>
+              <w:instrText xml:space="preserve"> PAGEREF _Toc232024919 \h </w:instrText>
             </w:r>
             <w:r>
               <w:rPr>
@@ -4358,7 +4358,7 @@
                 <w:noProof/>
                 <w:webHidden/>
               </w:rPr>
-              <w:t>14</w:t>
+              <w:t>13</w:t>
             </w:r>
             <w:r>
               <w:rPr>
@@ -4386,7 +4386,7 @@
               <w14:ligatures w14:val="standardContextual"/>
             </w:rPr>
           </w:pPr>
-          <w:hyperlink w:anchor="_Toc231572131" w:history="1">
+          <w:hyperlink w:anchor="_Toc232024920" w:history="1">
             <w:r>
               <w:rPr>
                 <w:rStyle w:val="Siuktni"/>
@@ -4433,7 +4433,7 @@
                 <w:noProof/>
                 <w:webHidden/>
               </w:rPr>
-              <w:instrText xml:space="preserve"> PAGEREF _Toc231572131 \h </w:instrText>
+              <w:instrText xml:space="preserve"> PAGEREF _Toc232024920 \h </w:instrText>
             </w:r>
             <w:r>
               <w:rPr>
@@ -4453,7 +4453,7 @@
                 <w:noProof/>
                 <w:webHidden/>
               </w:rPr>
-              <w:t>14</w:t>
+              <w:t>13</w:t>
             </w:r>
             <w:r>
               <w:rPr>
@@ -4481,7 +4481,7 @@
               <w14:ligatures w14:val="standardContextual"/>
             </w:rPr>
           </w:pPr>
-          <w:hyperlink w:anchor="_Toc231572132" w:history="1">
+          <w:hyperlink w:anchor="_Toc232024921" w:history="1">
             <w:r>
               <w:rPr>
                 <w:rStyle w:val="Siuktni"/>
@@ -4528,7 +4528,7 @@
                 <w:noProof/>
                 <w:webHidden/>
               </w:rPr>
-              <w:instrText xml:space="preserve"> PAGEREF _Toc231572132 \h </w:instrText>
+              <w:instrText xml:space="preserve"> PAGEREF _Toc232024921 \h </w:instrText>
             </w:r>
             <w:r>
               <w:rPr>
@@ -4548,7 +4548,7 @@
                 <w:noProof/>
                 <w:webHidden/>
               </w:rPr>
-              <w:t>14</w:t>
+              <w:t>13</w:t>
             </w:r>
             <w:r>
               <w:rPr>
@@ -4576,7 +4576,7 @@
               <w14:ligatures w14:val="standardContextual"/>
             </w:rPr>
           </w:pPr>
-          <w:hyperlink w:anchor="_Toc231572133" w:history="1">
+          <w:hyperlink w:anchor="_Toc232024922" w:history="1">
             <w:r>
               <w:rPr>
                 <w:rStyle w:val="Siuktni"/>
@@ -4623,7 +4623,7 @@
                 <w:noProof/>
                 <w:webHidden/>
               </w:rPr>
-              <w:instrText xml:space="preserve"> PAGEREF _Toc231572133 \h </w:instrText>
+              <w:instrText xml:space="preserve"> PAGEREF _Toc232024922 \h </w:instrText>
             </w:r>
             <w:r>
               <w:rPr>
@@ -4643,7 +4643,7 @@
                 <w:noProof/>
                 <w:webHidden/>
               </w:rPr>
-              <w:t>15</w:t>
+              <w:t>14</w:t>
             </w:r>
             <w:r>
               <w:rPr>
@@ -4671,7 +4671,7 @@
               <w14:ligatures w14:val="standardContextual"/>
             </w:rPr>
           </w:pPr>
-          <w:hyperlink w:anchor="_Toc231572134" w:history="1">
+          <w:hyperlink w:anchor="_Toc232024923" w:history="1">
             <w:r>
               <w:rPr>
                 <w:rStyle w:val="Siuktni"/>
@@ -4719,7 +4719,7 @@
                 <w:noProof/>
                 <w:webHidden/>
               </w:rPr>
-              <w:instrText xml:space="preserve"> PAGEREF _Toc231572134 \h </w:instrText>
+              <w:instrText xml:space="preserve"> PAGEREF _Toc232024923 \h </w:instrText>
             </w:r>
             <w:r>
               <w:rPr>
@@ -4739,7 +4739,7 @@
                 <w:noProof/>
                 <w:webHidden/>
               </w:rPr>
-              <w:t>15</w:t>
+              <w:t>14</w:t>
             </w:r>
             <w:r>
               <w:rPr>
@@ -4766,7 +4766,7 @@
               <w14:ligatures w14:val="standardContextual"/>
             </w:rPr>
           </w:pPr>
-          <w:hyperlink w:anchor="_Toc231572135" w:history="1">
+          <w:hyperlink w:anchor="_Toc232024924" w:history="1">
             <w:r>
               <w:rPr>
                 <w:rStyle w:val="Siuktni"/>
@@ -4892,7 +4892,7 @@
                 <w:noProof/>
                 <w:webHidden/>
               </w:rPr>
-              <w:instrText xml:space="preserve"> PAGEREF _Toc231572135 \h </w:instrText>
+              <w:instrText xml:space="preserve"> PAGEREF _Toc232024924 \h </w:instrText>
             </w:r>
             <w:r>
               <w:rPr>
@@ -4912,7 +4912,7 @@
                 <w:noProof/>
                 <w:webHidden/>
               </w:rPr>
-              <w:t>16</w:t>
+              <w:t>15</w:t>
             </w:r>
             <w:r>
               <w:rPr>
@@ -4940,7 +4940,7 @@
               <w14:ligatures w14:val="standardContextual"/>
             </w:rPr>
           </w:pPr>
-          <w:hyperlink w:anchor="_Toc231572136" w:history="1">
+          <w:hyperlink w:anchor="_Toc232024925" w:history="1">
             <w:r>
               <w:rPr>
                 <w:rStyle w:val="Siuktni"/>
@@ -4987,7 +4987,7 @@
                 <w:noProof/>
                 <w:webHidden/>
               </w:rPr>
-              <w:instrText xml:space="preserve"> PAGEREF _Toc231572136 \h </w:instrText>
+              <w:instrText xml:space="preserve"> PAGEREF _Toc232024925 \h </w:instrText>
             </w:r>
             <w:r>
               <w:rPr>
@@ -5007,7 +5007,7 @@
                 <w:noProof/>
                 <w:webHidden/>
               </w:rPr>
-              <w:t>16</w:t>
+              <w:t>15</w:t>
             </w:r>
             <w:r>
               <w:rPr>
@@ -5035,7 +5035,7 @@
               <w14:ligatures w14:val="standardContextual"/>
             </w:rPr>
           </w:pPr>
-          <w:hyperlink w:anchor="_Toc231572137" w:history="1">
+          <w:hyperlink w:anchor="_Toc232024926" w:history="1">
             <w:r>
               <w:rPr>
                 <w:rStyle w:val="Siuktni"/>
@@ -5089,7 +5089,7 @@
                 <w:noProof/>
                 <w:webHidden/>
               </w:rPr>
-              <w:instrText xml:space="preserve"> PAGEREF _Toc231572137 \h </w:instrText>
+              <w:instrText xml:space="preserve"> PAGEREF _Toc232024926 \h </w:instrText>
             </w:r>
             <w:r>
               <w:rPr>
@@ -5109,7 +5109,7 @@
                 <w:noProof/>
                 <w:webHidden/>
               </w:rPr>
-              <w:t>17</w:t>
+              <w:t>16</w:t>
             </w:r>
             <w:r>
               <w:rPr>
@@ -5137,7 +5137,7 @@
               <w14:ligatures w14:val="standardContextual"/>
             </w:rPr>
           </w:pPr>
-          <w:hyperlink w:anchor="_Toc231572138" w:history="1">
+          <w:hyperlink w:anchor="_Toc232024927" w:history="1">
             <w:r>
               <w:rPr>
                 <w:rStyle w:val="Siuktni"/>
@@ -5184,7 +5184,7 @@
                 <w:noProof/>
                 <w:webHidden/>
               </w:rPr>
-              <w:instrText xml:space="preserve"> PAGEREF _Toc231572138 \h </w:instrText>
+              <w:instrText xml:space="preserve"> PAGEREF _Toc232024927 \h </w:instrText>
             </w:r>
             <w:r>
               <w:rPr>
@@ -5232,7 +5232,7 @@
               <w14:ligatures w14:val="standardContextual"/>
             </w:rPr>
           </w:pPr>
-          <w:hyperlink w:anchor="_Toc231572139" w:history="1">
+          <w:hyperlink w:anchor="_Toc232024928" w:history="1">
             <w:r>
               <w:rPr>
                 <w:rStyle w:val="Siuktni"/>
@@ -5279,7 +5279,7 @@
                 <w:noProof/>
                 <w:webHidden/>
               </w:rPr>
-              <w:instrText xml:space="preserve"> PAGEREF _Toc231572139 \h </w:instrText>
+              <w:instrText xml:space="preserve"> PAGEREF _Toc232024928 \h </w:instrText>
             </w:r>
             <w:r>
               <w:rPr>
@@ -5327,7 +5327,7 @@
               <w14:ligatures w14:val="standardContextual"/>
             </w:rPr>
           </w:pPr>
-          <w:hyperlink w:anchor="_Toc231572140" w:history="1">
+          <w:hyperlink w:anchor="_Toc232024929" w:history="1">
             <w:r>
               <w:rPr>
                 <w:rStyle w:val="Siuktni"/>
@@ -5374,7 +5374,7 @@
                 <w:noProof/>
                 <w:webHidden/>
               </w:rPr>
-              <w:instrText xml:space="preserve"> PAGEREF _Toc231572140 \h </w:instrText>
+              <w:instrText xml:space="preserve"> PAGEREF _Toc232024929 \h </w:instrText>
             </w:r>
             <w:r>
               <w:rPr>
@@ -5394,7 +5394,7 @@
                 <w:noProof/>
                 <w:webHidden/>
               </w:rPr>
-              <w:t>21</w:t>
+              <w:t>20</w:t>
             </w:r>
             <w:r>
               <w:rPr>
@@ -5421,7 +5421,7 @@
               <w14:ligatures w14:val="standardContextual"/>
             </w:rPr>
           </w:pPr>
-          <w:hyperlink w:anchor="_Toc231572141" w:history="1">
+          <w:hyperlink w:anchor="_Toc232024930" w:history="1">
             <w:r>
               <w:rPr>
                 <w:rStyle w:val="Siuktni"/>
@@ -5532,7 +5532,7 @@
                 <w:noProof/>
                 <w:webHidden/>
               </w:rPr>
-              <w:instrText xml:space="preserve"> PAGEREF _Toc231572141 \h </w:instrText>
+              <w:instrText xml:space="preserve"> PAGEREF _Toc232024930 \h </w:instrText>
             </w:r>
             <w:r>
               <w:rPr>
@@ -5580,7 +5580,7 @@
               <w14:ligatures w14:val="standardContextual"/>
             </w:rPr>
           </w:pPr>
-          <w:hyperlink w:anchor="_Toc231572142" w:history="1">
+          <w:hyperlink w:anchor="_Toc232024931" w:history="1">
             <w:r>
               <w:rPr>
                 <w:rStyle w:val="Siuktni"/>
@@ -5627,7 +5627,7 @@
                 <w:noProof/>
                 <w:webHidden/>
               </w:rPr>
-              <w:instrText xml:space="preserve"> PAGEREF _Toc231572142 \h </w:instrText>
+              <w:instrText xml:space="preserve"> PAGEREF _Toc232024931 \h </w:instrText>
             </w:r>
             <w:r>
               <w:rPr>
@@ -5674,7 +5674,7 @@
               <w14:ligatures w14:val="standardContextual"/>
             </w:rPr>
           </w:pPr>
-          <w:hyperlink w:anchor="_Toc231572143" w:history="1">
+          <w:hyperlink w:anchor="_Toc232024932" w:history="1">
             <w:r>
               <w:rPr>
                 <w:rStyle w:val="Siuktni"/>
@@ -5815,7 +5815,7 @@
                 <w:noProof/>
                 <w:webHidden/>
               </w:rPr>
-              <w:instrText xml:space="preserve"> PAGEREF _Toc231572143 \h </w:instrText>
+              <w:instrText xml:space="preserve"> PAGEREF _Toc232024932 \h </w:instrText>
             </w:r>
             <w:r>
               <w:rPr>
@@ -5835,7 +5835,7 @@
                 <w:noProof/>
                 <w:webHidden/>
               </w:rPr>
-              <w:t>35</w:t>
+              <w:t>37</w:t>
             </w:r>
             <w:r>
               <w:rPr>
@@ -5863,7 +5863,7 @@
               <w14:ligatures w14:val="standardContextual"/>
             </w:rPr>
           </w:pPr>
-          <w:hyperlink w:anchor="_Toc231572144" w:history="1">
+          <w:hyperlink w:anchor="_Toc232024933" w:history="1">
             <w:r>
               <w:rPr>
                 <w:rStyle w:val="Siuktni"/>
@@ -5910,7 +5910,7 @@
                 <w:noProof/>
                 <w:webHidden/>
               </w:rPr>
-              <w:instrText xml:space="preserve"> PAGEREF _Toc231572144 \h </w:instrText>
+              <w:instrText xml:space="preserve"> PAGEREF _Toc232024933 \h </w:instrText>
             </w:r>
             <w:r>
               <w:rPr>
@@ -5930,7 +5930,7 @@
                 <w:noProof/>
                 <w:webHidden/>
               </w:rPr>
-              <w:t>35</w:t>
+              <w:t>37</w:t>
             </w:r>
             <w:r>
               <w:rPr>
@@ -5958,7 +5958,7 @@
               <w14:ligatures w14:val="standardContextual"/>
             </w:rPr>
           </w:pPr>
-          <w:hyperlink w:anchor="_Toc231572145" w:history="1">
+          <w:hyperlink w:anchor="_Toc232024934" w:history="1">
             <w:r>
               <w:rPr>
                 <w:rStyle w:val="Siuktni"/>
@@ -6005,7 +6005,7 @@
                 <w:noProof/>
                 <w:webHidden/>
               </w:rPr>
-              <w:instrText xml:space="preserve"> PAGEREF _Toc231572145 \h </w:instrText>
+              <w:instrText xml:space="preserve"> PAGEREF _Toc232024934 \h </w:instrText>
             </w:r>
             <w:r>
               <w:rPr>
@@ -6025,7 +6025,7 @@
                 <w:noProof/>
                 <w:webHidden/>
               </w:rPr>
-              <w:t>35</w:t>
+              <w:t>39</w:t>
             </w:r>
             <w:r>
               <w:rPr>
@@ -6165,7 +6165,7 @@
         </w:rPr>
         <w:fldChar w:fldCharType="separate"/>
       </w:r>
-      <w:hyperlink w:anchor="_Toc231572563" w:history="1">
+      <w:hyperlink w:anchor="_Toc232024620" w:history="1">
         <w:r>
           <w:rPr>
             <w:rStyle w:val="Siuktni"/>
@@ -6200,7 +6200,7 @@
             <w:noProof/>
             <w:webHidden/>
           </w:rPr>
-          <w:instrText xml:space="preserve"> PAGEREF _Toc231572563 \h </w:instrText>
+          <w:instrText xml:space="preserve"> PAGEREF _Toc232024620 \h </w:instrText>
         </w:r>
         <w:r>
           <w:rPr>
@@ -6247,7 +6247,7 @@
           <w14:ligatures w14:val="standardContextual"/>
         </w:rPr>
       </w:pPr>
-      <w:hyperlink w:anchor="_Toc231572564" w:history="1">
+      <w:hyperlink w:anchor="_Toc232024621" w:history="1">
         <w:r>
           <w:rPr>
             <w:rStyle w:val="Siuktni"/>
@@ -6282,7 +6282,7 @@
             <w:noProof/>
             <w:webHidden/>
           </w:rPr>
-          <w:instrText xml:space="preserve"> PAGEREF _Toc231572564 \h </w:instrText>
+          <w:instrText xml:space="preserve"> PAGEREF _Toc232024621 \h </w:instrText>
         </w:r>
         <w:r>
           <w:rPr>
@@ -6302,7 +6302,7 @@
             <w:noProof/>
             <w:webHidden/>
           </w:rPr>
-          <w:t>20</w:t>
+          <w:t>19</w:t>
         </w:r>
         <w:r>
           <w:rPr>
@@ -6329,7 +6329,7 @@
           <w14:ligatures w14:val="standardContextual"/>
         </w:rPr>
       </w:pPr>
-      <w:hyperlink w:anchor="_Toc231572565" w:history="1">
+      <w:hyperlink w:anchor="_Toc232024622" w:history="1">
         <w:r>
           <w:rPr>
             <w:rStyle w:val="Siuktni"/>
@@ -6364,7 +6364,7 @@
             <w:noProof/>
             <w:webHidden/>
           </w:rPr>
-          <w:instrText xml:space="preserve"> PAGEREF _Toc231572565 \h </w:instrText>
+          <w:instrText xml:space="preserve"> PAGEREF _Toc232024622 \h </w:instrText>
         </w:r>
         <w:r>
           <w:rPr>
@@ -6411,7 +6411,7 @@
           <w14:ligatures w14:val="standardContextual"/>
         </w:rPr>
       </w:pPr>
-      <w:hyperlink w:anchor="_Toc231572566" w:history="1">
+      <w:hyperlink w:anchor="_Toc232024623" w:history="1">
         <w:r>
           <w:rPr>
             <w:rStyle w:val="Siuktni"/>
@@ -6446,7 +6446,7 @@
             <w:noProof/>
             <w:webHidden/>
           </w:rPr>
-          <w:instrText xml:space="preserve"> PAGEREF _Toc231572566 \h </w:instrText>
+          <w:instrText xml:space="preserve"> PAGEREF _Toc232024623 \h </w:instrText>
         </w:r>
         <w:r>
           <w:rPr>
@@ -6466,7 +6466,7 @@
             <w:noProof/>
             <w:webHidden/>
           </w:rPr>
-          <w:t>23</w:t>
+          <w:t>22</w:t>
         </w:r>
         <w:r>
           <w:rPr>
@@ -6493,7 +6493,7 @@
           <w14:ligatures w14:val="standardContextual"/>
         </w:rPr>
       </w:pPr>
-      <w:hyperlink w:anchor="_Toc231572567" w:history="1">
+      <w:hyperlink w:anchor="_Toc232024624" w:history="1">
         <w:r>
           <w:rPr>
             <w:rStyle w:val="Siuktni"/>
@@ -6528,7 +6528,7 @@
             <w:noProof/>
             <w:webHidden/>
           </w:rPr>
-          <w:instrText xml:space="preserve"> PAGEREF _Toc231572567 \h </w:instrText>
+          <w:instrText xml:space="preserve"> PAGEREF _Toc232024624 \h </w:instrText>
         </w:r>
         <w:r>
           <w:rPr>
@@ -6575,7 +6575,7 @@
           <w14:ligatures w14:val="standardContextual"/>
         </w:rPr>
       </w:pPr>
-      <w:hyperlink w:anchor="_Toc231572568" w:history="1">
+      <w:hyperlink w:anchor="_Toc232024625" w:history="1">
         <w:r>
           <w:rPr>
             <w:rStyle w:val="Siuktni"/>
@@ -6610,7 +6610,7 @@
             <w:noProof/>
             <w:webHidden/>
           </w:rPr>
-          <w:instrText xml:space="preserve"> PAGEREF _Toc231572568 \h </w:instrText>
+          <w:instrText xml:space="preserve"> PAGEREF _Toc232024625 \h </w:instrText>
         </w:r>
         <w:r>
           <w:rPr>
@@ -6657,7 +6657,7 @@
           <w14:ligatures w14:val="standardContextual"/>
         </w:rPr>
       </w:pPr>
-      <w:hyperlink w:anchor="_Toc231572569" w:history="1">
+      <w:hyperlink w:anchor="_Toc232024626" w:history="1">
         <w:r>
           <w:rPr>
             <w:rStyle w:val="Siuktni"/>
@@ -6692,7 +6692,7 @@
             <w:noProof/>
             <w:webHidden/>
           </w:rPr>
-          <w:instrText xml:space="preserve"> PAGEREF _Toc231572569 \h </w:instrText>
+          <w:instrText xml:space="preserve"> PAGEREF _Toc232024626 \h </w:instrText>
         </w:r>
         <w:r>
           <w:rPr>
@@ -6739,7 +6739,7 @@
           <w14:ligatures w14:val="standardContextual"/>
         </w:rPr>
       </w:pPr>
-      <w:hyperlink w:anchor="_Toc231572570" w:history="1">
+      <w:hyperlink w:anchor="_Toc232024627" w:history="1">
         <w:r>
           <w:rPr>
             <w:rStyle w:val="Siuktni"/>
@@ -6774,7 +6774,7 @@
             <w:noProof/>
             <w:webHidden/>
           </w:rPr>
-          <w:instrText xml:space="preserve"> PAGEREF _Toc231572570 \h </w:instrText>
+          <w:instrText xml:space="preserve"> PAGEREF _Toc232024627 \h </w:instrText>
         </w:r>
         <w:r>
           <w:rPr>
@@ -6794,7 +6794,7 @@
             <w:noProof/>
             <w:webHidden/>
           </w:rPr>
-          <w:t>27</w:t>
+          <w:t>28</w:t>
         </w:r>
         <w:r>
           <w:rPr>
@@ -6821,7 +6821,7 @@
           <w14:ligatures w14:val="standardContextual"/>
         </w:rPr>
       </w:pPr>
-      <w:hyperlink w:anchor="_Toc231572571" w:history="1">
+      <w:hyperlink w:anchor="_Toc232024628" w:history="1">
         <w:r>
           <w:rPr>
             <w:rStyle w:val="Siuktni"/>
@@ -6856,7 +6856,7 @@
             <w:noProof/>
             <w:webHidden/>
           </w:rPr>
-          <w:instrText xml:space="preserve"> PAGEREF _Toc231572571 \h </w:instrText>
+          <w:instrText xml:space="preserve"> PAGEREF _Toc232024628 \h </w:instrText>
         </w:r>
         <w:r>
           <w:rPr>
@@ -6876,7 +6876,7 @@
             <w:noProof/>
             <w:webHidden/>
           </w:rPr>
-          <w:t>28</w:t>
+          <w:t>29</w:t>
         </w:r>
         <w:r>
           <w:rPr>
@@ -6903,7 +6903,7 @@
           <w14:ligatures w14:val="standardContextual"/>
         </w:rPr>
       </w:pPr>
-      <w:hyperlink w:anchor="_Toc231572572" w:history="1">
+      <w:hyperlink w:anchor="_Toc232024629" w:history="1">
         <w:r>
           <w:rPr>
             <w:rStyle w:val="Siuktni"/>
@@ -6938,7 +6938,7 @@
             <w:noProof/>
             <w:webHidden/>
           </w:rPr>
-          <w:instrText xml:space="preserve"> PAGEREF _Toc231572572 \h </w:instrText>
+          <w:instrText xml:space="preserve"> PAGEREF _Toc232024629 \h </w:instrText>
         </w:r>
         <w:r>
           <w:rPr>
@@ -6958,7 +6958,7 @@
             <w:noProof/>
             <w:webHidden/>
           </w:rPr>
-          <w:t>29</w:t>
+          <w:t>30</w:t>
         </w:r>
         <w:r>
           <w:rPr>
@@ -6985,7 +6985,7 @@
           <w14:ligatures w14:val="standardContextual"/>
         </w:rPr>
       </w:pPr>
-      <w:hyperlink w:anchor="_Toc231572573" w:history="1">
+      <w:hyperlink w:anchor="_Toc232024630" w:history="1">
         <w:r>
           <w:rPr>
             <w:rStyle w:val="Siuktni"/>
@@ -7020,7 +7020,7 @@
             <w:noProof/>
             <w:webHidden/>
           </w:rPr>
-          <w:instrText xml:space="preserve"> PAGEREF _Toc231572573 \h </w:instrText>
+          <w:instrText xml:space="preserve"> PAGEREF _Toc232024630 \h </w:instrText>
         </w:r>
         <w:r>
           <w:rPr>
@@ -7040,7 +7040,7 @@
             <w:noProof/>
             <w:webHidden/>
           </w:rPr>
-          <w:t>29</w:t>
+          <w:t>30</w:t>
         </w:r>
         <w:r>
           <w:rPr>
@@ -7067,7 +7067,7 @@
           <w14:ligatures w14:val="standardContextual"/>
         </w:rPr>
       </w:pPr>
-      <w:hyperlink w:anchor="_Toc231572574" w:history="1">
+      <w:hyperlink w:anchor="_Toc232024631" w:history="1">
         <w:r>
           <w:rPr>
             <w:rStyle w:val="Siuktni"/>
@@ -7102,7 +7102,7 @@
             <w:noProof/>
             <w:webHidden/>
           </w:rPr>
-          <w:instrText xml:space="preserve"> PAGEREF _Toc231572574 \h </w:instrText>
+          <w:instrText xml:space="preserve"> PAGEREF _Toc232024631 \h </w:instrText>
         </w:r>
         <w:r>
           <w:rPr>
@@ -7122,7 +7122,7 @@
             <w:noProof/>
             <w:webHidden/>
           </w:rPr>
-          <w:t>30</w:t>
+          <w:t>31</w:t>
         </w:r>
         <w:r>
           <w:rPr>
@@ -7149,7 +7149,7 @@
           <w14:ligatures w14:val="standardContextual"/>
         </w:rPr>
       </w:pPr>
-      <w:hyperlink w:anchor="_Toc231572575" w:history="1">
+      <w:hyperlink w:anchor="_Toc232024632" w:history="1">
         <w:r>
           <w:rPr>
             <w:rStyle w:val="Siuktni"/>
@@ -7184,7 +7184,7 @@
             <w:noProof/>
             <w:webHidden/>
           </w:rPr>
-          <w:instrText xml:space="preserve"> PAGEREF _Toc231572575 \h </w:instrText>
+          <w:instrText xml:space="preserve"> PAGEREF _Toc232024632 \h </w:instrText>
         </w:r>
         <w:r>
           <w:rPr>
@@ -7204,7 +7204,7 @@
             <w:noProof/>
             <w:webHidden/>
           </w:rPr>
-          <w:t>31</w:t>
+          <w:t>32</w:t>
         </w:r>
         <w:r>
           <w:rPr>
@@ -7231,7 +7231,7 @@
           <w14:ligatures w14:val="standardContextual"/>
         </w:rPr>
       </w:pPr>
-      <w:hyperlink w:anchor="_Toc231572576" w:history="1">
+      <w:hyperlink w:anchor="_Toc232024633" w:history="1">
         <w:r>
           <w:rPr>
             <w:rStyle w:val="Siuktni"/>
@@ -7266,7 +7266,7 @@
             <w:noProof/>
             <w:webHidden/>
           </w:rPr>
-          <w:instrText xml:space="preserve"> PAGEREF _Toc231572576 \h </w:instrText>
+          <w:instrText xml:space="preserve"> PAGEREF _Toc232024633 \h </w:instrText>
         </w:r>
         <w:r>
           <w:rPr>
@@ -7286,7 +7286,7 @@
             <w:noProof/>
             <w:webHidden/>
           </w:rPr>
-          <w:t>31</w:t>
+          <w:t>33</w:t>
         </w:r>
         <w:r>
           <w:rPr>
@@ -7313,7 +7313,7 @@
           <w14:ligatures w14:val="standardContextual"/>
         </w:rPr>
       </w:pPr>
-      <w:hyperlink w:anchor="_Toc231572577" w:history="1">
+      <w:hyperlink w:anchor="_Toc232024634" w:history="1">
         <w:r>
           <w:rPr>
             <w:rStyle w:val="Siuktni"/>
@@ -7348,7 +7348,7 @@
             <w:noProof/>
             <w:webHidden/>
           </w:rPr>
-          <w:instrText xml:space="preserve"> PAGEREF _Toc231572577 \h </w:instrText>
+          <w:instrText xml:space="preserve"> PAGEREF _Toc232024634 \h </w:instrText>
         </w:r>
         <w:r>
           <w:rPr>
@@ -7368,7 +7368,7 @@
             <w:noProof/>
             <w:webHidden/>
           </w:rPr>
-          <w:t>32</w:t>
+          <w:t>34</w:t>
         </w:r>
         <w:r>
           <w:rPr>
@@ -7395,7 +7395,7 @@
           <w14:ligatures w14:val="standardContextual"/>
         </w:rPr>
       </w:pPr>
-      <w:hyperlink w:anchor="_Toc231572578" w:history="1">
+      <w:hyperlink w:anchor="_Toc232024635" w:history="1">
         <w:r>
           <w:rPr>
             <w:rStyle w:val="Siuktni"/>
@@ -7430,7 +7430,7 @@
             <w:noProof/>
             <w:webHidden/>
           </w:rPr>
-          <w:instrText xml:space="preserve"> PAGEREF _Toc231572578 \h </w:instrText>
+          <w:instrText xml:space="preserve"> PAGEREF _Toc232024635 \h </w:instrText>
         </w:r>
         <w:r>
           <w:rPr>
@@ -7450,7 +7450,7 @@
             <w:noProof/>
             <w:webHidden/>
           </w:rPr>
-          <w:t>33</w:t>
+          <w:t>35</w:t>
         </w:r>
         <w:r>
           <w:rPr>
@@ -7477,7 +7477,7 @@
           <w14:ligatures w14:val="standardContextual"/>
         </w:rPr>
       </w:pPr>
-      <w:hyperlink w:anchor="_Toc231572579" w:history="1">
+      <w:hyperlink w:anchor="_Toc232024636" w:history="1">
         <w:r>
           <w:rPr>
             <w:rStyle w:val="Siuktni"/>
@@ -7512,7 +7512,7 @@
             <w:noProof/>
             <w:webHidden/>
           </w:rPr>
-          <w:instrText xml:space="preserve"> PAGEREF _Toc231572579 \h </w:instrText>
+          <w:instrText xml:space="preserve"> PAGEREF _Toc232024636 \h </w:instrText>
         </w:r>
         <w:r>
           <w:rPr>
@@ -7532,7 +7532,7 @@
             <w:noProof/>
             <w:webHidden/>
           </w:rPr>
-          <w:t>34</w:t>
+          <w:t>36</w:t>
         </w:r>
         <w:r>
           <w:rPr>
@@ -7736,7 +7736,7 @@
         </w:rPr>
         <w:fldChar w:fldCharType="separate"/>
       </w:r>
-      <w:hyperlink w:anchor="_Toc231572083" w:history="1">
+      <w:hyperlink w:anchor="_Toc232024637" w:history="1">
         <w:r>
           <w:rPr>
             <w:rStyle w:val="Siuktni"/>
@@ -7771,7 +7771,7 @@
             <w:noProof/>
             <w:webHidden/>
           </w:rPr>
-          <w:instrText xml:space="preserve"> PAGEREF _Toc231572083 \h </w:instrText>
+          <w:instrText xml:space="preserve"> PAGEREF _Toc232024637 \h </w:instrText>
         </w:r>
         <w:r>
           <w:rPr>
@@ -7791,7 +7791,7 @@
             <w:noProof/>
             <w:webHidden/>
           </w:rPr>
-          <w:t>9</w:t>
+          <w:t>8</w:t>
         </w:r>
         <w:r>
           <w:rPr>
@@ -7818,7 +7818,7 @@
           <w14:ligatures w14:val="standardContextual"/>
         </w:rPr>
       </w:pPr>
-      <w:hyperlink w:anchor="_Toc231572084" w:history="1">
+      <w:hyperlink w:anchor="_Toc232024638" w:history="1">
         <w:r>
           <w:rPr>
             <w:rStyle w:val="Siuktni"/>
@@ -7853,7 +7853,7 @@
             <w:noProof/>
             <w:webHidden/>
           </w:rPr>
-          <w:instrText xml:space="preserve"> PAGEREF _Toc231572084 \h </w:instrText>
+          <w:instrText xml:space="preserve"> PAGEREF _Toc232024638 \h </w:instrText>
         </w:r>
         <w:r>
           <w:rPr>
@@ -7900,7 +7900,7 @@
           <w14:ligatures w14:val="standardContextual"/>
         </w:rPr>
       </w:pPr>
-      <w:hyperlink w:anchor="_Toc231572085" w:history="1">
+      <w:hyperlink w:anchor="_Toc232024639" w:history="1">
         <w:r>
           <w:rPr>
             <w:rStyle w:val="Siuktni"/>
@@ -7935,7 +7935,7 @@
             <w:noProof/>
             <w:webHidden/>
           </w:rPr>
-          <w:instrText xml:space="preserve"> PAGEREF _Toc231572085 \h </w:instrText>
+          <w:instrText xml:space="preserve"> PAGEREF _Toc232024639 \h </w:instrText>
         </w:r>
         <w:r>
           <w:rPr>
@@ -9171,7 +9171,7 @@
           <w:cols w:space="720"/>
         </w:sectPr>
       </w:pPr>
-      <w:bookmarkStart w:id="0" w:name="_Toc231572083"/>
+      <w:bookmarkStart w:id="0" w:name="_Toc232024637"/>
       <w:r>
         <w:rPr>
           <w:color w:val="000000" w:themeColor="text1"/>
@@ -9359,7 +9359,7 @@
         <w:pStyle w:val="u1"/>
       </w:pPr>
       <w:bookmarkStart w:id="1" w:name="_Toc231479977"/>
-      <w:bookmarkStart w:id="2" w:name="_Toc231572116"/>
+      <w:bookmarkStart w:id="2" w:name="_Toc232024905"/>
       <w:r>
         <w:lastRenderedPageBreak/>
         <w:t>MỞ ĐẦU</w:t>
@@ -9372,7 +9372,7 @@
         <w:pStyle w:val="u2"/>
         <w:ind w:left="426" w:hanging="426"/>
       </w:pPr>
-      <w:bookmarkStart w:id="3" w:name="_Toc231572117"/>
+      <w:bookmarkStart w:id="3" w:name="_Toc232024906"/>
       <w:r>
         <w:t>Lý</w:t>
       </w:r>
@@ -9463,7 +9463,7 @@
         </w:rPr>
         <w:t xml:space="preserve"> </w:t>
       </w:r>
-      <w:bookmarkStart w:id="4" w:name="_Toc231572118"/>
+      <w:bookmarkStart w:id="4" w:name="_Toc232024907"/>
       <w:r>
         <w:t>Đối</w:t>
       </w:r>
@@ -9531,7 +9531,7 @@
           <w:lang w:val="en-US"/>
         </w:rPr>
       </w:pPr>
-      <w:bookmarkStart w:id="5" w:name="_Toc231572119"/>
+      <w:bookmarkStart w:id="5" w:name="_Toc232024908"/>
       <w:r>
         <w:rPr>
           <w:lang w:val="en-US"/>
@@ -9573,7 +9573,7 @@
           <w:lang w:val="en-US"/>
         </w:rPr>
       </w:pPr>
-      <w:bookmarkStart w:id="6" w:name="_Toc231572120"/>
+      <w:bookmarkStart w:id="6" w:name="_Toc232024909"/>
       <w:r>
         <w:rPr>
           <w:lang w:val="en-US"/>
@@ -9696,7 +9696,7 @@
         <w:pStyle w:val="u2"/>
         <w:ind w:left="0" w:firstLine="0"/>
       </w:pPr>
-      <w:bookmarkStart w:id="7" w:name="_Toc231572121"/>
+      <w:bookmarkStart w:id="7" w:name="_Toc232024910"/>
       <w:r>
         <w:t>Phương</w:t>
       </w:r>
@@ -9743,7 +9743,7 @@
           <w:lang w:val="en-US"/>
         </w:rPr>
       </w:pPr>
-      <w:bookmarkStart w:id="8" w:name="_Toc231572122"/>
+      <w:bookmarkStart w:id="8" w:name="_Toc232024911"/>
       <w:r>
         <w:rPr>
           <w:lang w:val="en-US"/>
@@ -9776,7 +9776,7 @@
           <w:lang w:val="en-US"/>
         </w:rPr>
       </w:pPr>
-      <w:bookmarkStart w:id="9" w:name="_Toc231572123"/>
+      <w:bookmarkStart w:id="9" w:name="_Toc232024912"/>
       <w:r>
         <w:rPr>
           <w:lang w:val="en-US"/>
@@ -9809,7 +9809,7 @@
           <w:lang w:val="en-US"/>
         </w:rPr>
       </w:pPr>
-      <w:bookmarkStart w:id="10" w:name="_Toc231572124"/>
+      <w:bookmarkStart w:id="10" w:name="_Toc232024913"/>
       <w:r>
         <w:rPr>
           <w:lang w:val="en-US"/>
@@ -9842,7 +9842,7 @@
           <w:lang w:val="en-US"/>
         </w:rPr>
       </w:pPr>
-      <w:bookmarkStart w:id="11" w:name="_Toc231572125"/>
+      <w:bookmarkStart w:id="11" w:name="_Toc232024914"/>
       <w:r>
         <w:rPr>
           <w:lang w:val="en-US"/>
@@ -9874,7 +9874,7 @@
           <w:footerReference w:type="default" r:id="rId12"/>
           <w:pgSz w:w="11910" w:h="16850"/>
           <w:pgMar w:top="1134" w:right="1134" w:bottom="1134" w:left="1701" w:header="561" w:footer="680" w:gutter="0"/>
-          <w:pgNumType w:start="11"/>
+          <w:pgNumType w:start="10"/>
           <w:cols w:space="720"/>
         </w:sectPr>
       </w:pPr>
@@ -9889,7 +9889,7 @@
         </w:rPr>
       </w:pPr>
       <w:bookmarkStart w:id="12" w:name="_Toc231479978"/>
-      <w:bookmarkStart w:id="13" w:name="_Toc231572126"/>
+      <w:bookmarkStart w:id="13" w:name="_Toc232024915"/>
       <w:r>
         <w:rPr>
           <w:color w:val="000000" w:themeColor="text1"/>
@@ -9990,7 +9990,7 @@
         </w:rPr>
         <w:t xml:space="preserve"> </w:t>
       </w:r>
-      <w:bookmarkStart w:id="14" w:name="_Toc231572127"/>
+      <w:bookmarkStart w:id="14" w:name="_Toc232024916"/>
       <w:r>
         <w:rPr>
           <w:lang w:val="en-US"/>
@@ -10041,7 +10041,7 @@
           <w:lang w:val="en-US"/>
         </w:rPr>
       </w:pPr>
-      <w:bookmarkStart w:id="15" w:name="_Toc231572128"/>
+      <w:bookmarkStart w:id="15" w:name="_Toc232024917"/>
       <w:r>
         <w:rPr>
           <w:lang w:val="en-US"/>
@@ -10241,7 +10241,7 @@
           <w:lang w:val="en-US"/>
         </w:rPr>
       </w:pPr>
-      <w:bookmarkStart w:id="16" w:name="_Toc231572129"/>
+      <w:bookmarkStart w:id="16" w:name="_Toc232024918"/>
       <w:r>
         <w:rPr>
           <w:lang w:val="en-US"/>
@@ -10262,7 +10262,7 @@
           <w:lang w:val="en-US"/>
         </w:rPr>
       </w:pPr>
-      <w:bookmarkStart w:id="17" w:name="_Toc231572130"/>
+      <w:bookmarkStart w:id="17" w:name="_Toc232024919"/>
       <w:r>
         <w:rPr>
           <w:lang w:val="en-US"/>
@@ -10458,7 +10458,7 @@
           <w:lang w:val="en-US"/>
         </w:rPr>
       </w:pPr>
-      <w:bookmarkStart w:id="18" w:name="_Toc231572131"/>
+      <w:bookmarkStart w:id="18" w:name="_Toc232024920"/>
       <w:r>
         <w:rPr>
           <w:lang w:val="en-US"/>
@@ -10614,7 +10614,7 @@
           <w:lang w:val="en-US"/>
         </w:rPr>
       </w:pPr>
-      <w:bookmarkStart w:id="19" w:name="_Toc231572132"/>
+      <w:bookmarkStart w:id="19" w:name="_Toc232024921"/>
       <w:r>
         <w:rPr>
           <w:lang w:val="en-US"/>
@@ -10788,7 +10788,7 @@
           <w:lang w:val="en-US"/>
         </w:rPr>
       </w:pPr>
-      <w:bookmarkStart w:id="20" w:name="_Toc231572133"/>
+      <w:bookmarkStart w:id="20" w:name="_Toc232024922"/>
       <w:r>
         <w:rPr>
           <w:lang w:val="en-US"/>
@@ -11037,7 +11037,7 @@
           <w:color w:val="FFFFFF" w:themeColor="background1"/>
         </w:rPr>
       </w:pPr>
-      <w:bookmarkStart w:id="21" w:name="_Toc231572134"/>
+      <w:bookmarkStart w:id="21" w:name="_Toc232024923"/>
       <w:r>
         <w:rPr>
           <w:color w:val="FFFFFF" w:themeColor="background1"/>
@@ -11101,7 +11101,7 @@
         </w:rPr>
       </w:pPr>
       <w:bookmarkStart w:id="22" w:name="_Toc231479979"/>
-      <w:bookmarkStart w:id="23" w:name="_Toc231572135"/>
+      <w:bookmarkStart w:id="23" w:name="_Toc232024924"/>
       <w:r>
         <w:lastRenderedPageBreak/>
         <w:t>CHƯƠNG</w:t>
@@ -11192,7 +11192,7 @@
           <w:lang w:val="en-US"/>
         </w:rPr>
       </w:pPr>
-      <w:bookmarkStart w:id="24" w:name="_Toc231572136"/>
+      <w:bookmarkStart w:id="24" w:name="_Toc232024925"/>
       <w:r>
         <w:rPr>
           <w:lang w:val="en-US"/>
@@ -11278,6 +11278,20 @@
         </w:rPr>
         <w:t>Việc xây dựng hệ thống giúp đơn giản hóa quá trình quản lý nhà trọ, giảm thiểu các thao tác thủ công, nâng cao hiệu quả quản lý cũng như mang lại sự thuận tiện cho cả người thuê và chủ nhà.</w:t>
       </w:r>
+    </w:p>
+    <w:p>
+      <w:pPr>
+        <w:rPr>
+          <w:lang w:val="en-US"/>
+        </w:rPr>
+      </w:pPr>
+    </w:p>
+    <w:p>
+      <w:pPr>
+        <w:rPr>
+          <w:lang w:val="en-US"/>
+        </w:rPr>
+      </w:pPr>
     </w:p>
     <w:p>
       <w:pPr>
@@ -11305,12 +11319,11 @@
           <w:lang w:val="en-US"/>
         </w:rPr>
       </w:pPr>
-      <w:bookmarkStart w:id="25" w:name="_Toc231572137"/>
-      <w:r>
-        <w:rPr>
-          <w:lang w:val="en-US"/>
-        </w:rPr>
-        <w:lastRenderedPageBreak/>
+      <w:bookmarkStart w:id="25" w:name="_Toc232024926"/>
+      <w:r>
+        <w:rPr>
+          <w:lang w:val="en-US"/>
+        </w:rPr>
         <w:t>Y</w:t>
       </w:r>
       <w:r>
@@ -11765,7 +11778,6 @@
         </w:rPr>
       </w:pPr>
       <w:r>
-        <w:lastRenderedPageBreak/>
         <w:t>Chức năng của hệ thống</w:t>
       </w:r>
     </w:p>
@@ -11958,6 +11970,16 @@
         </w:rPr>
         <w:t xml:space="preserve">  Thông báo lỗi khi đăng nhập không thành công hoặc dữ liệu nhập không hợp lệ</w:t>
       </w:r>
+    </w:p>
+    <w:p>
+      <w:pPr>
+        <w:pStyle w:val="ThnVnban"/>
+        <w:jc w:val="both"/>
+        <w:rPr>
+          <w:color w:val="FF0000"/>
+          <w:lang w:val="en-US"/>
+        </w:rPr>
+      </w:pPr>
     </w:p>
     <w:p>
       <w:pPr>
@@ -11980,11 +12002,12 @@
           <w:lang w:val="en-US"/>
         </w:rPr>
       </w:pPr>
-      <w:bookmarkStart w:id="26" w:name="_Toc231572138"/>
-      <w:r>
-        <w:rPr>
-          <w:lang w:val="en-US"/>
-        </w:rPr>
+      <w:bookmarkStart w:id="26" w:name="_Toc232024927"/>
+      <w:r>
+        <w:rPr>
+          <w:lang w:val="en-US"/>
+        </w:rPr>
+        <w:lastRenderedPageBreak/>
         <w:t>Hình ảnh và mô tả chức năng ERD khách hàng</w:t>
       </w:r>
       <w:bookmarkEnd w:id="26"/>
@@ -12048,7 +12071,7 @@
         </w:rPr>
       </w:pPr>
       <w:bookmarkStart w:id="27" w:name="_Toc231486761"/>
-      <w:bookmarkStart w:id="28" w:name="_Toc231572563"/>
+      <w:bookmarkStart w:id="28" w:name="_Toc232024620"/>
       <w:r>
         <w:rPr>
           <w:color w:val="000000" w:themeColor="text1"/>
@@ -12822,12 +12845,12 @@
     <w:p>
       <w:pPr>
         <w:pStyle w:val="Chuthich"/>
-        <w:framePr w:hSpace="180" w:wrap="around" w:vAnchor="text" w:hAnchor="page" w:x="3973" w:y="8299"/>
+        <w:framePr w:hSpace="180" w:wrap="around" w:vAnchor="text" w:hAnchor="page" w:x="4072" w:y="2381"/>
         <w:rPr>
           <w:color w:val="000000" w:themeColor="text1"/>
         </w:rPr>
       </w:pPr>
-      <w:bookmarkStart w:id="29" w:name="_Toc231572084"/>
+      <w:bookmarkStart w:id="29" w:name="_Toc232024638"/>
       <w:r>
         <w:rPr>
           <w:color w:val="000000" w:themeColor="text1"/>
@@ -12986,7 +13009,7 @@
           <w:lang w:val="en-US"/>
         </w:rPr>
       </w:pPr>
-      <w:bookmarkStart w:id="30" w:name="_Toc231572139"/>
+      <w:bookmarkStart w:id="30" w:name="_Toc232024928"/>
       <w:r>
         <w:rPr>
           <w:lang w:val="en-US"/>
@@ -13004,23 +13027,14 @@
           <w:lang w:val="en-US"/>
         </w:rPr>
       </w:pPr>
-    </w:p>
-    <w:p>
-      <w:pPr>
-        <w:pStyle w:val="ThnVnban"/>
-        <w:keepNext/>
-        <w:spacing w:before="6"/>
-        <w:jc w:val="center"/>
-      </w:pPr>
       <w:r>
         <w:rPr>
           <w:noProof/>
         </w:rPr>
-        <w:lastRenderedPageBreak/>
         <w:drawing>
-          <wp:inline distT="0" distB="0" distL="0" distR="0" wp14:anchorId="7240ADD0" wp14:editId="314F5BD2">
-            <wp:extent cx="4480181" cy="4571954"/>
-            <wp:effectExtent l="0" t="0" r="0" b="635"/>
+          <wp:inline distT="0" distB="0" distL="0" distR="0" wp14:anchorId="3ADE01AE" wp14:editId="2487B11C">
+            <wp:extent cx="5704114" cy="5820963"/>
+            <wp:effectExtent l="0" t="0" r="0" b="8890"/>
             <wp:docPr id="22" name="Hình ảnh 22"/>
             <wp:cNvGraphicFramePr>
               <a:graphicFrameLocks xmlns:a="http://schemas.openxmlformats.org/drawingml/2006/main" noChangeAspect="1"/>
@@ -13041,7 +13055,7 @@
                   <pic:spPr>
                     <a:xfrm>
                       <a:off x="0" y="0"/>
-                      <a:ext cx="4494739" cy="4586810"/>
+                      <a:ext cx="5865469" cy="5985624"/>
                     </a:xfrm>
                     <a:prstGeom prst="rect">
                       <a:avLst/>
@@ -13064,7 +13078,7 @@
           <w:lang w:val="en-US"/>
         </w:rPr>
       </w:pPr>
-      <w:bookmarkStart w:id="31" w:name="_Toc231572564"/>
+      <w:bookmarkStart w:id="31" w:name="_Toc232024621"/>
       <w:r>
         <w:rPr>
           <w:color w:val="000000" w:themeColor="text1"/>
@@ -13136,9 +13150,10 @@
         <w:rPr>
           <w:noProof/>
         </w:rPr>
+        <w:lastRenderedPageBreak/>
         <w:drawing>
-          <wp:inline distT="0" distB="0" distL="0" distR="0" wp14:anchorId="73BB3A48" wp14:editId="422F0ECC">
-            <wp:extent cx="4808538" cy="3474720"/>
+          <wp:inline distT="0" distB="0" distL="0" distR="0" wp14:anchorId="73BB3A48" wp14:editId="5E4217FB">
+            <wp:extent cx="5780314" cy="4176941"/>
             <wp:effectExtent l="0" t="0" r="0" b="0"/>
             <wp:docPr id="23" name="Hình ảnh 23"/>
             <wp:cNvGraphicFramePr>
@@ -13160,7 +13175,7 @@
                   <pic:spPr>
                     <a:xfrm>
                       <a:off x="0" y="0"/>
-                      <a:ext cx="4815461" cy="3479723"/>
+                      <a:ext cx="5806280" cy="4195704"/>
                     </a:xfrm>
                     <a:prstGeom prst="rect">
                       <a:avLst/>
@@ -13183,7 +13198,7 @@
           <w:lang w:val="en-US"/>
         </w:rPr>
       </w:pPr>
-      <w:bookmarkStart w:id="32" w:name="_Toc231572565"/>
+      <w:bookmarkStart w:id="32" w:name="_Toc232024622"/>
       <w:r>
         <w:rPr>
           <w:color w:val="000000" w:themeColor="text1"/>
@@ -13264,7 +13279,6 @@
         <w:rPr>
           <w:lang w:val="en-US"/>
         </w:rPr>
-        <w:lastRenderedPageBreak/>
         <w:t>Actor chính:</w:t>
       </w:r>
     </w:p>
@@ -13372,7 +13386,7 @@
           <w:lang w:val="en-US"/>
         </w:rPr>
       </w:pPr>
-      <w:bookmarkStart w:id="33" w:name="_Toc231572140"/>
+      <w:bookmarkStart w:id="33" w:name="_Toc232024929"/>
       <w:r>
         <w:rPr>
           <w:lang w:val="en-US"/>
@@ -13437,6 +13451,7 @@
           <w:bCs/>
           <w:lang w:val="en-US"/>
         </w:rPr>
+        <w:lastRenderedPageBreak/>
         <w:t>Client (Front-end):</w:t>
       </w:r>
       <w:r>
@@ -13555,6 +13570,13 @@
         </w:rPr>
         <w:t xml:space="preserve"> Windows và môi trường hỗ trợ ASP.NET Core.</w:t>
       </w:r>
+    </w:p>
+    <w:p>
+      <w:pPr>
+        <w:rPr>
+          <w:lang w:val="en-US"/>
+        </w:rPr>
+      </w:pPr>
     </w:p>
     <w:p>
       <w:pPr>
@@ -13614,7 +13636,6 @@
                 <w:bCs/>
                 <w:lang w:val="en-US"/>
               </w:rPr>
-              <w:lastRenderedPageBreak/>
               <w:t>Thành phần</w:t>
             </w:r>
           </w:p>
@@ -13934,6 +13955,7 @@
               <w:rPr>
                 <w:lang w:val="en-US"/>
               </w:rPr>
+              <w:lastRenderedPageBreak/>
               <w:t>Quản lý mã nguồn</w:t>
             </w:r>
           </w:p>
@@ -13970,7 +13992,7 @@
           <w:lang w:val="en-US"/>
         </w:rPr>
       </w:pPr>
-      <w:bookmarkStart w:id="34" w:name="_Toc231572085"/>
+      <w:bookmarkStart w:id="34" w:name="_Toc232024639"/>
       <w:r>
         <w:rPr>
           <w:color w:val="000000" w:themeColor="text1"/>
@@ -14043,11 +14065,10 @@
         <w:rPr>
           <w:noProof/>
         </w:rPr>
-        <w:lastRenderedPageBreak/>
         <w:drawing>
-          <wp:inline distT="0" distB="0" distL="0" distR="0" wp14:anchorId="6F873D4A" wp14:editId="324730E0">
-            <wp:extent cx="2724150" cy="6448425"/>
-            <wp:effectExtent l="0" t="0" r="0" b="9525"/>
+          <wp:inline distT="0" distB="0" distL="0" distR="0" wp14:anchorId="6F873D4A" wp14:editId="63E4C66E">
+            <wp:extent cx="3053531" cy="7228114"/>
+            <wp:effectExtent l="0" t="0" r="0" b="0"/>
             <wp:docPr id="24" name="Hình ảnh 24"/>
             <wp:cNvGraphicFramePr>
               <a:graphicFrameLocks xmlns:a="http://schemas.openxmlformats.org/drawingml/2006/main" noChangeAspect="1"/>
@@ -14068,7 +14089,7 @@
                   <pic:spPr>
                     <a:xfrm>
                       <a:off x="0" y="0"/>
-                      <a:ext cx="2724150" cy="6448425"/>
+                      <a:ext cx="3083465" cy="7298973"/>
                     </a:xfrm>
                     <a:prstGeom prst="rect">
                       <a:avLst/>
@@ -14090,7 +14111,7 @@
           <w:lang w:val="en-US"/>
         </w:rPr>
       </w:pPr>
-      <w:bookmarkStart w:id="35" w:name="_Toc231572566"/>
+      <w:bookmarkStart w:id="35" w:name="_Toc232024623"/>
       <w:r>
         <w:rPr>
           <w:color w:val="000000" w:themeColor="text1"/>
@@ -14164,6 +14185,7 @@
         <w:rPr>
           <w:lang w:val="en-US"/>
         </w:rPr>
+        <w:lastRenderedPageBreak/>
         <w:t>Client Layer sử dụng trình duyệt Chrome hoặc Microsoft Edge để truy cập hệ thống. Giao diện được xây dựng bằng HTML5, CSS3, JavaScript và Razor View.</w:t>
       </w:r>
     </w:p>
@@ -14198,7 +14220,6 @@
         <w:rPr>
           <w:lang w:val="en-US"/>
         </w:rPr>
-        <w:lastRenderedPageBreak/>
         <w:t>Database Server sử dụng Microsoft SQL Server để lưu trữ dữ liệu của hệ thống. Các bảng dữ liệu chính bao gồm NguoiThue, PhongTro, HoaDon và SuaChua.</w:t>
       </w:r>
     </w:p>
@@ -14228,9 +14249,10 @@
         <w:rPr>
           <w:noProof/>
         </w:rPr>
+        <w:lastRenderedPageBreak/>
         <w:drawing>
-          <wp:inline distT="0" distB="0" distL="0" distR="0" wp14:anchorId="7E682F15" wp14:editId="7DE33DA0">
-            <wp:extent cx="2781300" cy="7486650"/>
+          <wp:inline distT="0" distB="0" distL="0" distR="0" wp14:anchorId="7E682F15" wp14:editId="65E0CD8E">
+            <wp:extent cx="3283774" cy="8839200"/>
             <wp:effectExtent l="0" t="0" r="0" b="0"/>
             <wp:docPr id="25" name="Hình ảnh 25"/>
             <wp:cNvGraphicFramePr>
@@ -14252,7 +14274,7 @@
                   <pic:spPr>
                     <a:xfrm>
                       <a:off x="0" y="0"/>
-                      <a:ext cx="2781300" cy="7486650"/>
+                      <a:ext cx="3291996" cy="8861333"/>
                     </a:xfrm>
                     <a:prstGeom prst="rect">
                       <a:avLst/>
@@ -14274,7 +14296,7 @@
           <w:lang w:val="en-US"/>
         </w:rPr>
       </w:pPr>
-      <w:bookmarkStart w:id="36" w:name="_Toc231572567"/>
+      <w:bookmarkStart w:id="36" w:name="_Toc232024624"/>
       <w:r>
         <w:rPr>
           <w:color w:val="000000" w:themeColor="text1"/>
@@ -14682,7 +14704,7 @@
         <w:pStyle w:val="u1"/>
       </w:pPr>
       <w:bookmarkStart w:id="37" w:name="_Toc231479980"/>
-      <w:bookmarkStart w:id="38" w:name="_Toc231572141"/>
+      <w:bookmarkStart w:id="38" w:name="_Toc232024930"/>
       <w:r>
         <w:lastRenderedPageBreak/>
         <w:t>CHƯƠNG</w:t>
@@ -14755,7 +14777,7 @@
           <w:lang w:val="en-US"/>
         </w:rPr>
       </w:pPr>
-      <w:bookmarkStart w:id="39" w:name="_Toc231572142"/>
+      <w:bookmarkStart w:id="39" w:name="_Toc232024931"/>
       <w:r>
         <w:rPr>
           <w:lang w:val="en-US"/>
@@ -14836,7 +14858,7 @@
           <w:lang w:val="en-US"/>
         </w:rPr>
       </w:pPr>
-      <w:bookmarkStart w:id="40" w:name="_Toc231572568"/>
+      <w:bookmarkStart w:id="40" w:name="_Toc232024625"/>
       <w:r>
         <w:rPr>
           <w:color w:val="000000" w:themeColor="text1"/>
@@ -15260,7 +15282,7 @@
           <w:lang w:val="en-US"/>
         </w:rPr>
       </w:pPr>
-      <w:bookmarkStart w:id="41" w:name="_Toc231572569"/>
+      <w:bookmarkStart w:id="41" w:name="_Toc232024626"/>
       <w:r>
         <w:rPr>
           <w:color w:val="000000" w:themeColor="text1"/>
@@ -15386,6 +15408,13 @@
     <w:p>
       <w:pPr>
         <w:rPr>
+          <w:lang w:val="en-US"/>
+        </w:rPr>
+      </w:pPr>
+    </w:p>
+    <w:p>
+      <w:pPr>
+        <w:rPr>
           <w:b/>
           <w:bCs/>
           <w:lang w:val="en-US"/>
@@ -15408,6 +15437,7 @@
         <w:rPr>
           <w:noProof/>
         </w:rPr>
+        <w:lastRenderedPageBreak/>
         <w:drawing>
           <wp:inline distT="0" distB="0" distL="0" distR="0" wp14:anchorId="054D0F5D" wp14:editId="3295DE13">
             <wp:extent cx="5762625" cy="3241675"/>
@@ -15454,7 +15484,7 @@
           <w:lang w:val="en-US"/>
         </w:rPr>
       </w:pPr>
-      <w:bookmarkStart w:id="42" w:name="_Toc231572570"/>
+      <w:bookmarkStart w:id="42" w:name="_Toc232024627"/>
       <w:r>
         <w:rPr>
           <w:color w:val="000000" w:themeColor="text1"/>
@@ -15511,7 +15541,6 @@
         <w:rPr>
           <w:lang w:val="en-US"/>
         </w:rPr>
-        <w:lastRenderedPageBreak/>
         <w:t>-</w:t>
       </w:r>
       <w:r>
@@ -15582,6 +15611,13 @@
         </w:rPr>
         <w:t>Giao diện được xây dựng bằng HTML5, CSS3 và JavaScript, đảm bảo khả năng hiển thị tốt trên các trình duyệt phổ biến như Google Chrome và Microsoft Edge.</w:t>
       </w:r>
+    </w:p>
+    <w:p>
+      <w:pPr>
+        <w:rPr>
+          <w:lang w:val="en-US"/>
+        </w:rPr>
+      </w:pPr>
     </w:p>
     <w:p>
       <w:pPr>
@@ -15598,6 +15634,7 @@
         <w:rPr>
           <w:lang w:val="en-US"/>
         </w:rPr>
+        <w:lastRenderedPageBreak/>
         <w:t>Trang phòng sỡ hữu</w:t>
       </w:r>
     </w:p>
@@ -15655,7 +15692,7 @@
           <w:lang w:val="en-US"/>
         </w:rPr>
       </w:pPr>
-      <w:bookmarkStart w:id="43" w:name="_Toc231572571"/>
+      <w:bookmarkStart w:id="43" w:name="_Toc232024628"/>
       <w:r>
         <w:rPr>
           <w:color w:val="000000" w:themeColor="text1"/>
@@ -15924,18 +15961,18 @@
           <w:bCs/>
           <w:lang w:val="en-US"/>
         </w:rPr>
+        <w:t>Chức năng gửi yêu cầu sửa chữa:</w:t>
+      </w:r>
+    </w:p>
+    <w:p>
+      <w:pPr>
+        <w:keepNext/>
+      </w:pPr>
+      <w:r>
+        <w:rPr>
+          <w:noProof/>
+        </w:rPr>
         <w:lastRenderedPageBreak/>
-        <w:t>Chức năng gửi yêu cầu sửa chữa:</w:t>
-      </w:r>
-    </w:p>
-    <w:p>
-      <w:pPr>
-        <w:keepNext/>
-      </w:pPr>
-      <w:r>
-        <w:rPr>
-          <w:noProof/>
-        </w:rPr>
         <w:drawing>
           <wp:inline distT="0" distB="0" distL="0" distR="0" wp14:anchorId="5A5D9113" wp14:editId="7084775A">
             <wp:extent cx="5762625" cy="3241675"/>
@@ -15982,7 +16019,7 @@
           <w:lang w:val="en-US"/>
         </w:rPr>
       </w:pPr>
-      <w:bookmarkStart w:id="44" w:name="_Toc231572572"/>
+      <w:bookmarkStart w:id="44" w:name="_Toc232024629"/>
       <w:r>
         <w:rPr>
           <w:color w:val="000000" w:themeColor="text1"/>
@@ -16084,6 +16121,13 @@
         </w:rPr>
         <w:t>Hệ thống hiển thị biểu mẫu nhập nội dung yêu cầu sửa chữa.</w:t>
       </w:r>
+    </w:p>
+    <w:p>
+      <w:pPr>
+        <w:rPr>
+          <w:lang w:val="en-US"/>
+        </w:rPr>
+      </w:pPr>
     </w:p>
     <w:p>
       <w:pPr>
@@ -16156,7 +16200,7 @@
           <w:lang w:val="en-US"/>
         </w:rPr>
       </w:pPr>
-      <w:bookmarkStart w:id="45" w:name="_Toc231572573"/>
+      <w:bookmarkStart w:id="45" w:name="_Toc232024630"/>
       <w:r>
         <w:rPr>
           <w:color w:val="000000" w:themeColor="text1"/>
@@ -16296,6 +16340,13 @@
         </w:rPr>
         <w:t>Hỗ trợ phân trang khi số lượng hóa đơn lớn.</w:t>
       </w:r>
+    </w:p>
+    <w:p>
+      <w:pPr>
+        <w:rPr>
+          <w:lang w:val="en-US"/>
+        </w:rPr>
+      </w:pPr>
     </w:p>
     <w:p>
       <w:pPr>
@@ -16368,7 +16419,7 @@
           <w:lang w:val="en-US"/>
         </w:rPr>
       </w:pPr>
-      <w:bookmarkStart w:id="46" w:name="_Toc231572574"/>
+      <w:bookmarkStart w:id="46" w:name="_Toc232024631"/>
       <w:r>
         <w:rPr>
           <w:color w:val="000000" w:themeColor="text1"/>
@@ -16574,7 +16625,7 @@
           <w:lang w:val="en-US"/>
         </w:rPr>
       </w:pPr>
-      <w:bookmarkStart w:id="47" w:name="_Toc231572575"/>
+      <w:bookmarkStart w:id="47" w:name="_Toc232024632"/>
       <w:r>
         <w:rPr>
           <w:color w:val="000000" w:themeColor="text1"/>
@@ -16688,6 +16739,13 @@
         </w:rPr>
         <w:t>Sau khi đăng ký phòng thành công thì trang cũng sẽ tự chuyển tới trang phòng sỡ hữu và hiện hoá đơn tương tự</w:t>
       </w:r>
+    </w:p>
+    <w:p>
+      <w:pPr>
+        <w:rPr>
+          <w:lang w:val="en-US"/>
+        </w:rPr>
+      </w:pPr>
     </w:p>
     <w:p>
       <w:pPr>
@@ -16704,6 +16762,7 @@
         <w:rPr>
           <w:lang w:val="en-US"/>
         </w:rPr>
+        <w:lastRenderedPageBreak/>
         <w:t>Trang Admin</w:t>
       </w:r>
     </w:p>
@@ -16779,7 +16838,7 @@
           <w:lang w:val="en-US"/>
         </w:rPr>
       </w:pPr>
-      <w:bookmarkStart w:id="48" w:name="_Toc231572576"/>
+      <w:bookmarkStart w:id="48" w:name="_Toc232024633"/>
       <w:r>
         <w:rPr>
           <w:color w:val="000000" w:themeColor="text1"/>
@@ -16836,7 +16895,6 @@
         <w:rPr>
           <w:lang w:val="en-US"/>
         </w:rPr>
-        <w:lastRenderedPageBreak/>
         <w:t>Giao diện quản lý nhà trọ được thiết kế dành cho quản trị viên (Admin), giúp theo dõi tình trạng thuê phòng, thông tin người thuê và quản lý các khoản thanh toán một cách thuận tiện.</w:t>
       </w:r>
     </w:p>
@@ -16927,6 +16985,7 @@
           <w:bCs/>
           <w:lang w:val="en-US"/>
         </w:rPr>
+        <w:lastRenderedPageBreak/>
         <w:t>Khu vực quản lý phòng trọ:</w:t>
       </w:r>
       <w:r>
@@ -16985,7 +17044,7 @@
           <w:lang w:val="en-US"/>
         </w:rPr>
       </w:pPr>
-      <w:bookmarkStart w:id="49" w:name="_Toc231572577"/>
+      <w:bookmarkStart w:id="49" w:name="_Toc232024634"/>
       <w:r>
         <w:rPr>
           <w:color w:val="000000" w:themeColor="text1"/>
@@ -17319,6 +17378,7 @@
         <w:rPr>
           <w:lang w:val="en-US"/>
         </w:rPr>
+        <w:lastRenderedPageBreak/>
         <w:t>Trang yêu cầu sữa chữa</w:t>
       </w:r>
     </w:p>
@@ -17379,7 +17439,7 @@
           <w:lang w:val="en-US"/>
         </w:rPr>
       </w:pPr>
-      <w:bookmarkStart w:id="50" w:name="_Toc231572578"/>
+      <w:bookmarkStart w:id="50" w:name="_Toc232024635"/>
       <w:r>
         <w:rPr>
           <w:color w:val="000000" w:themeColor="text1"/>
@@ -17618,7 +17678,7 @@
           <w:lang w:val="en-US"/>
         </w:rPr>
       </w:pPr>
-      <w:bookmarkStart w:id="51" w:name="_Toc231572579"/>
+      <w:bookmarkStart w:id="51" w:name="_Toc232024636"/>
       <w:r>
         <w:rPr>
           <w:color w:val="000000" w:themeColor="text1"/>
@@ -17898,7 +17958,7 @@
         <w:ind w:right="716"/>
       </w:pPr>
       <w:bookmarkStart w:id="52" w:name="_Toc231479981"/>
-      <w:bookmarkStart w:id="53" w:name="_Toc231572143"/>
+      <w:bookmarkStart w:id="53" w:name="_Toc232024932"/>
       <w:r>
         <w:lastRenderedPageBreak/>
         <w:t>CHƯƠNG</w:t>
@@ -17997,7 +18057,7 @@
           <w:lang w:val="en-US"/>
         </w:rPr>
       </w:pPr>
-      <w:bookmarkStart w:id="54" w:name="_Toc231572144"/>
+      <w:bookmarkStart w:id="54" w:name="_Toc232024933"/>
       <w:r>
         <w:rPr>
           <w:lang w:val="en-US"/>
@@ -18016,34 +18076,189 @@
         <w:rPr>
           <w:lang w:val="en-US"/>
         </w:rPr>
-        <w:t>Đồ án đã nghiên cứu và xây dựng thành công hệ thống Website Quản Lý Phòng Trọ Sinh Viên trên nền tảng ASP.NET MVC kết hợp với Microsoft SQL Server. Hệ thống đáp ứng được các yêu cầu cơ bản trong việc quản lý nhà trọ, giúp số hóa quy trình quản lý và giảm bớt các công việc thực hiện thủ công.</w:t>
-      </w:r>
-    </w:p>
-    <w:p>
-      <w:pPr>
-        <w:rPr>
-          <w:lang w:val="en-US"/>
-        </w:rPr>
-      </w:pPr>
-      <w:r>
-        <w:rPr>
-          <w:lang w:val="en-US"/>
-        </w:rPr>
-        <w:t>Các chức năng chính đã được hoàn thành bao gồm quản lý phòng trọ, quản lý người thuê, quản lý hóa đơn thanh toán, quản lý yêu cầu sửa chữa, đăng nhập và phân quyền người dùng. Người thuê có thể xem thông tin phòng, thanh toán tiền phòng, xem lịch sử hóa đơn và gửi yêu cầu sửa chữa. Quản trị viên có thể theo dõi tình trạng thuê phòng, cập nhật thông tin điện nước, quản lý hóa đơn và xử lý các yêu cầu sửa chữa từ người thuê.</w:t>
-      </w:r>
-    </w:p>
-    <w:p>
-      <w:pPr>
-        <w:rPr>
-          <w:lang w:val="en-US"/>
-        </w:rPr>
-      </w:pPr>
-      <w:r>
-        <w:rPr>
-          <w:lang w:val="en-US"/>
-        </w:rPr>
-        <w:t>Thông qua quá trình thực hiện đồ án, tác giả đã vận dụng được các kiến thức về lập trình web với ASP.NET MVC, Entity Framework Core, SQL Server, HTML, CSS và JavaScript vào việc xây dựng một hệ thống quản lý hoàn chỉnh. Kết quả đạt được là một ứng dụng có giao diện trực quan, dễ sử dụng và đáp ứng được các chức năng quản lý phòng trọ cơ bản.</w:t>
-      </w:r>
+        <w:t>Sau quá trình nghiên cứu, phân tích yêu cầu, thiết kế và triển khai hệ thống, đồ án đã hoàn thành việc xây dựng Website Quản Lý Phòng Trọ Sinh Viên trên nền tảng ASP.NET MVC kết hợp với Microsoft SQL Server. Hệ thống được xây dựng nhằm hỗ trợ công tác quản lý phòng trọ theo hướng số hóa, giúp giảm bớt các thao tác thủ công, tăng tính chính xác trong quản lý dữ liệu và nâng cao hiệu quả vận hành cho người quản lý phòng trọ.</w:t>
+      </w:r>
+    </w:p>
+    <w:p>
+      <w:pPr>
+        <w:rPr>
+          <w:lang w:val="en-US"/>
+        </w:rPr>
+      </w:pPr>
+      <w:r>
+        <w:rPr>
+          <w:lang w:val="en-US"/>
+        </w:rPr>
+        <w:t>Trong thực tế, việc quản lý phòng trọ theo phương pháp truyền thống thường gặp nhiều khó khăn như lưu trữ thông tin người thuê bằng giấy tờ, theo dõi tình trạng phòng bằng sổ sách, quản lý hóa đơn thủ công hoặc khó kiểm soát lịch sử thanh toán của người thuê. Những hạn chế này có thể dẫn đến sai sót trong quá trình quản lý, gây mất thời gian và ảnh hưởng đến hiệu quả vận hành. Xuất phát từ những vấn đề đó, đồ án đã đề xuất và xây dựng một hệ thống quản lý phòng trọ trực tuyến nhằm hỗ trợ giải quyết các khó khăn nêu trên.</w:t>
+      </w:r>
+    </w:p>
+    <w:p>
+      <w:pPr>
+        <w:rPr>
+          <w:lang w:val="en-US"/>
+        </w:rPr>
+      </w:pPr>
+      <w:r>
+        <w:rPr>
+          <w:lang w:val="en-US"/>
+        </w:rPr>
+        <w:t>Kết quả thực hiện cho thấy hệ thống đã đáp ứng được các yêu cầu chức năng cơ bản đặt ra ban đầu. Hệ thống cho phép quản trị viên quản lý danh sách phòng trọ, cập nhật thông tin tiền điện, tiền nước, tiền thuê hàng tháng cũng như theo dõi tình trạng thuê phòng. Đồng thời, người quản lý có thể xem danh sách người thuê, kiểm tra lịch sử hóa đơn và xử lý các yêu cầu sửa chữa được gửi từ người thuê. Việc tập trung toàn bộ dữ liệu trên cùng một hệ thống giúp quá trình quản lý trở nên thuận tiện và hiệu quả hơn.</w:t>
+      </w:r>
+    </w:p>
+    <w:p>
+      <w:pPr>
+        <w:rPr>
+          <w:lang w:val="en-US"/>
+        </w:rPr>
+      </w:pPr>
+      <w:r>
+        <w:rPr>
+          <w:lang w:val="en-US"/>
+        </w:rPr>
+        <w:t>Đối với người thuê phòng, hệ thống cung cấp các chức năng cần thiết như đăng ký thuê phòng, đăng nhập hệ thống, xem thông tin phòng đang thuê, theo dõi hóa đơn thanh toán và gửi yêu cầu sửa chữa khi phát sinh sự cố trong quá trình sử dụng phòng. Các chức năng này giúp tăng tính tương tác giữa người thuê và người quản lý, đồng thời nâng cao trải nghiệm sử dụng dịch vụ.</w:t>
+      </w:r>
+    </w:p>
+    <w:p>
+      <w:pPr>
+        <w:rPr>
+          <w:lang w:val="en-US"/>
+        </w:rPr>
+      </w:pPr>
+      <w:r>
+        <w:rPr>
+          <w:lang w:val="en-US"/>
+        </w:rPr>
+        <w:t xml:space="preserve">Trong quá trình phát triển hệ thống, mô hình ASP.NET MVC đã được áp dụng để tổ chức mã nguồn theo hướng tách biệt giữa dữ liệu, giao diện và xử lý nghiệp vụ. Việc </w:t>
+      </w:r>
+      <w:r>
+        <w:rPr>
+          <w:lang w:val="en-US"/>
+        </w:rPr>
+        <w:lastRenderedPageBreak/>
+        <w:t>áp dụng mô hình MVC giúp hệ thống dễ bảo trì, dễ mở rộng và thuận lợi cho quá trình phát triển về sau. Bên cạnh đó, Entity Framework Core được sử dụng để thao tác với cơ sở dữ liệu theo phương pháp ORM, giúp giảm khối lượng mã SQL thủ công và tăng hiệu quả lập trình.</w:t>
+      </w:r>
+    </w:p>
+    <w:p>
+      <w:pPr>
+        <w:rPr>
+          <w:lang w:val="en-US"/>
+        </w:rPr>
+      </w:pPr>
+      <w:r>
+        <w:rPr>
+          <w:lang w:val="en-US"/>
+        </w:rPr>
+        <w:t>Cơ sở dữ liệu của hệ thống được thiết kế dựa trên mô hình quan hệ với các bảng chính như PhongTro, NguoiThue, HoaDon và SuaChua. Các bảng được liên kết với nhau thông qua khóa chính và khóa ngoại nhằm đảm bảo tính toàn vẹn dữ liệu. Việc thiết kế cơ sở dữ liệu theo hướng chuẩn hóa giúp hạn chế trùng lặp thông tin, đồng thời tạo điều kiện thuận lợi cho việc truy xuất và quản lý dữ liệu.</w:t>
+      </w:r>
+    </w:p>
+    <w:p>
+      <w:pPr>
+        <w:rPr>
+          <w:lang w:val="en-US"/>
+        </w:rPr>
+      </w:pPr>
+      <w:r>
+        <w:rPr>
+          <w:lang w:val="en-US"/>
+        </w:rPr>
+        <w:t>Về mặt giao diện, hệ thống được xây dựng bằng HTML, CSS và JavaScript nhằm tạo ra môi trường sử dụng trực quan và thân thiện với người dùng. Các biểu mẫu nhập liệu, bảng dữ liệu, hộp thoại xác nhận và chức năng phân trang được triển khai nhằm nâng cao trải nghiệm sử dụng. Người dùng có thể dễ dàng thao tác với các chức năng của hệ thống mà không cần nhiều kiến thức kỹ thuật.</w:t>
+      </w:r>
+    </w:p>
+    <w:p>
+      <w:pPr>
+        <w:rPr>
+          <w:lang w:val="en-US"/>
+        </w:rPr>
+      </w:pPr>
+      <w:r>
+        <w:rPr>
+          <w:lang w:val="en-US"/>
+        </w:rPr>
+        <w:t>Bên cạnh các chức năng chính, hệ thống còn hỗ trợ cơ chế phân quyền giữa quản trị viên và người thuê. Điều này giúp đảm bảo mỗi nhóm người dùng chỉ được phép truy cập các chức năng phù hợp với vai trò của mình. Quản trị viên có toàn quyền quản lý dữ liệu, trong khi người thuê chỉ có thể truy cập các chức năng liên quan đến thông tin cá nhân và phòng đang thuê.</w:t>
+      </w:r>
+    </w:p>
+    <w:p>
+      <w:pPr>
+        <w:rPr>
+          <w:lang w:val="en-US"/>
+        </w:rPr>
+      </w:pPr>
+      <w:r>
+        <w:rPr>
+          <w:lang w:val="en-US"/>
+        </w:rPr>
+        <w:t xml:space="preserve">Trong quá trình thực hiện đồ án, </w:t>
+      </w:r>
+      <w:r>
+        <w:rPr>
+          <w:lang w:val="en-US"/>
+        </w:rPr>
+        <w:t>em</w:t>
+      </w:r>
+      <w:r>
+        <w:rPr>
+          <w:lang w:val="en-US"/>
+        </w:rPr>
+        <w:t xml:space="preserve"> đã có cơ hội vận dụng và củng cố nhiều kiến thức đã học như lập trình hướng đối tượng, phát triển ứng dụng web với ASP.NET MVC, thiết kế cơ sở dữ liệu SQL Server, sử dụng Entity Framework Core, quản lý phiên đăng nhập (Session), xử lý biểu mẫu, xây dựng giao diện người dùng và triển khai các chức năng CRUD. Đây là những kiến thức quan trọng đối với lĩnh vực phát triển phần mềm và có giá trị thực tiễn cao trong môi trường làm việc sau này.</w:t>
+      </w:r>
+    </w:p>
+    <w:p>
+      <w:pPr>
+        <w:rPr>
+          <w:lang w:val="en-US"/>
+        </w:rPr>
+      </w:pPr>
+      <w:r>
+        <w:rPr>
+          <w:lang w:val="en-US"/>
+        </w:rPr>
+        <w:t xml:space="preserve">Ngoài những kết quả đạt được, quá trình thực hiện đồ án cũng giúp </w:t>
+      </w:r>
+      <w:r>
+        <w:rPr>
+          <w:lang w:val="en-US"/>
+        </w:rPr>
+        <w:t>em</w:t>
+      </w:r>
+      <w:r>
+        <w:rPr>
+          <w:lang w:val="en-US"/>
+        </w:rPr>
+        <w:t xml:space="preserve"> rèn luyện kỹ năng phân tích yêu cầu, thiết kế hệ thống, giải quyết lỗi phát sinh và tối ưu hóa chương trình. Thông qua việc xây dựng một hệ thống hoàn chỉnh từ giai đoạn khảo sát yêu cầu đến triển khai thực tế, </w:t>
+      </w:r>
+      <w:r>
+        <w:rPr>
+          <w:lang w:val="en-US"/>
+        </w:rPr>
+        <w:t>em</w:t>
+      </w:r>
+      <w:r>
+        <w:rPr>
+          <w:lang w:val="en-US"/>
+        </w:rPr>
+        <w:t xml:space="preserve"> đã tích lũy được nhiều kinh nghiệm quý báu trong quy trình phát triển phần mềm.</w:t>
+      </w:r>
+    </w:p>
+    <w:p>
+      <w:pPr>
+        <w:rPr>
+          <w:lang w:val="en-US"/>
+        </w:rPr>
+      </w:pPr>
+      <w:r>
+        <w:rPr>
+          <w:lang w:val="en-US"/>
+        </w:rPr>
+        <w:lastRenderedPageBreak/>
+        <w:t>Nhìn chung, đồ án đã hoàn thành các mục tiêu đề ra và xây dựng được một hệ thống quản lý phòng trọ có khả năng vận hành ổn định, đáp ứng được các nhu cầu quản lý cơ bản của mô hình phòng trọ sinh viên. Kết quả đạt được là nền tảng quan trọng để tiếp tục nghiên cứu, mở rộng và phát triển hệ thống trong tương lai nhằm đáp ứng tốt hơn các yêu cầu thực tế.</w:t>
+      </w:r>
+    </w:p>
+    <w:p>
+      <w:pPr>
+        <w:rPr>
+          <w:lang w:val="en-US"/>
+        </w:rPr>
+      </w:pPr>
     </w:p>
     <w:p>
       <w:pPr>
@@ -18056,7 +18271,7 @@
           <w:lang w:val="en-US"/>
         </w:rPr>
       </w:pPr>
-      <w:bookmarkStart w:id="55" w:name="_Toc231572145"/>
+      <w:bookmarkStart w:id="55" w:name="_Toc232024934"/>
       <w:r>
         <w:rPr>
           <w:lang w:val="en-US"/>
@@ -18211,7 +18426,6 @@
         <w:rPr>
           <w:lang w:val="en-US"/>
         </w:rPr>
-        <w:lastRenderedPageBreak/>
         <w:t>Tối ưu giao diện trên thiết bị di động và phát triển phiên bản ứng dụng di động trong tương lai.</w:t>
       </w:r>
     </w:p>
@@ -18820,7 +19034,269 @@
       <mc:AlternateContent>
         <mc:Choice Requires="wps">
           <w:drawing>
-            <wp:anchor distT="0" distB="0" distL="0" distR="0" simplePos="0" relativeHeight="251676160" behindDoc="1" locked="0" layoutInCell="1" allowOverlap="1" wp14:anchorId="2DA44A5C" wp14:editId="12C57E12">
+            <wp:anchor distT="0" distB="0" distL="0" distR="0" simplePos="0" relativeHeight="251659264" behindDoc="1" locked="0" layoutInCell="1" allowOverlap="1" wp14:anchorId="1809AE75" wp14:editId="69CCF445">
+              <wp:simplePos x="0" y="0"/>
+              <wp:positionH relativeFrom="page">
+                <wp:posOffset>6409690</wp:posOffset>
+              </wp:positionH>
+              <wp:positionV relativeFrom="page">
+                <wp:posOffset>10207643</wp:posOffset>
+              </wp:positionV>
+              <wp:extent cx="212090" cy="194310"/>
+              <wp:effectExtent l="0" t="0" r="0" b="0"/>
+              <wp:wrapNone/>
+              <wp:docPr id="6" name="Textbox 6"/>
+              <wp:cNvGraphicFramePr>
+                <a:graphicFrameLocks xmlns:a="http://schemas.openxmlformats.org/drawingml/2006/main"/>
+              </wp:cNvGraphicFramePr>
+              <a:graphic xmlns:a="http://schemas.openxmlformats.org/drawingml/2006/main">
+                <a:graphicData uri="http://schemas.microsoft.com/office/word/2010/wordprocessingShape">
+                  <wps:wsp>
+                    <wps:cNvSpPr txBox="1">
+                      <a:spLocks/>
+                    </wps:cNvSpPr>
+                    <wps:spPr>
+                      <a:xfrm>
+                        <a:off x="0" y="0"/>
+                        <a:ext cx="212090" cy="194310"/>
+                      </a:xfrm>
+                      <a:prstGeom prst="rect">
+                        <a:avLst/>
+                      </a:prstGeom>
+                    </wps:spPr>
+                    <wps:txbx>
+                      <w:txbxContent>
+                        <w:p>
+                          <w:pPr>
+                            <w:spacing w:before="10"/>
+                            <w:ind w:left="60"/>
+                            <w:rPr>
+                              <w:sz w:val="24"/>
+                            </w:rPr>
+                          </w:pPr>
+                          <w:r>
+                            <w:rPr>
+                              <w:spacing w:val="-5"/>
+                              <w:sz w:val="24"/>
+                            </w:rPr>
+                            <w:fldChar w:fldCharType="begin"/>
+                          </w:r>
+                          <w:r>
+                            <w:rPr>
+                              <w:spacing w:val="-5"/>
+                              <w:sz w:val="24"/>
+                            </w:rPr>
+                            <w:instrText>PAGE   \* MERGEFORMAT</w:instrText>
+                          </w:r>
+                          <w:r>
+                            <w:rPr>
+                              <w:spacing w:val="-5"/>
+                              <w:sz w:val="24"/>
+                            </w:rPr>
+                            <w:fldChar w:fldCharType="separate"/>
+                          </w:r>
+                          <w:r>
+                            <w:rPr>
+                              <w:spacing w:val="-5"/>
+                              <w:sz w:val="24"/>
+                              <w:lang w:val="vi-VN"/>
+                            </w:rPr>
+                            <w:t>1</w:t>
+                          </w:r>
+                          <w:r>
+                            <w:rPr>
+                              <w:spacing w:val="-5"/>
+                              <w:sz w:val="24"/>
+                            </w:rPr>
+                            <w:fldChar w:fldCharType="end"/>
+                          </w:r>
+                        </w:p>
+                      </w:txbxContent>
+                    </wps:txbx>
+                    <wps:bodyPr wrap="square" lIns="0" tIns="0" rIns="0" bIns="0" rtlCol="0">
+                      <a:noAutofit/>
+                    </wps:bodyPr>
+                  </wps:wsp>
+                </a:graphicData>
+              </a:graphic>
+              <wp14:sizeRelH relativeFrom="margin">
+                <wp14:pctWidth>0</wp14:pctWidth>
+              </wp14:sizeRelH>
+              <wp14:sizeRelV relativeFrom="margin">
+                <wp14:pctHeight>0</wp14:pctHeight>
+              </wp14:sizeRelV>
+            </wp:anchor>
+          </w:drawing>
+        </mc:Choice>
+        <mc:Fallback>
+          <w:pict>
+            <v:shapetype w14:anchorId="1809AE75" id="_x0000_t202" coordsize="21600,21600" o:spt="202" path="m,l,21600r21600,l21600,xe">
+              <v:stroke joinstyle="miter"/>
+              <v:path gradientshapeok="t" o:connecttype="rect"/>
+            </v:shapetype>
+            <v:shape id="Textbox 6" o:spid="_x0000_s1030" type="#_x0000_t202" style="position:absolute;margin-left:504.7pt;margin-top:803.75pt;width:16.7pt;height:15.3pt;z-index:-251657216;visibility:visible;mso-wrap-style:square;mso-width-percent:0;mso-height-percent:0;mso-wrap-distance-left:0;mso-wrap-distance-top:0;mso-wrap-distance-right:0;mso-wrap-distance-bottom:0;mso-position-horizontal:absolute;mso-position-horizontal-relative:page;mso-position-vertical:absolute;mso-position-vertical-relative:page;mso-width-percent:0;mso-height-percent:0;mso-width-relative:margin;mso-height-relative:margin;v-text-anchor:top" o:gfxdata="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" filled="f" stroked="f">
+              <v:textbox inset="0,0,0,0">
+                <w:txbxContent>
+                  <w:p>
+                    <w:pPr>
+                      <w:spacing w:before="10"/>
+                      <w:ind w:left="60"/>
+                      <w:rPr>
+                        <w:sz w:val="24"/>
+                      </w:rPr>
+                    </w:pPr>
+                    <w:r>
+                      <w:rPr>
+                        <w:spacing w:val="-5"/>
+                        <w:sz w:val="24"/>
+                      </w:rPr>
+                      <w:fldChar w:fldCharType="begin"/>
+                    </w:r>
+                    <w:r>
+                      <w:rPr>
+                        <w:spacing w:val="-5"/>
+                        <w:sz w:val="24"/>
+                      </w:rPr>
+                      <w:instrText>PAGE   \* MERGEFORMAT</w:instrText>
+                    </w:r>
+                    <w:r>
+                      <w:rPr>
+                        <w:spacing w:val="-5"/>
+                        <w:sz w:val="24"/>
+                      </w:rPr>
+                      <w:fldChar w:fldCharType="separate"/>
+                    </w:r>
+                    <w:r>
+                      <w:rPr>
+                        <w:spacing w:val="-5"/>
+                        <w:sz w:val="24"/>
+                        <w:lang w:val="vi-VN"/>
+                      </w:rPr>
+                      <w:t>1</w:t>
+                    </w:r>
+                    <w:r>
+                      <w:rPr>
+                        <w:spacing w:val="-5"/>
+                        <w:sz w:val="24"/>
+                      </w:rPr>
+                      <w:fldChar w:fldCharType="end"/>
+                    </w:r>
+                  </w:p>
+                </w:txbxContent>
+              </v:textbox>
+              <w10:wrap anchorx="page" anchory="page"/>
+            </v:shape>
+          </w:pict>
+        </mc:Fallback>
+      </mc:AlternateContent>
+    </w:r>
+    <w:r>
+      <w:rPr>
+        <w:noProof/>
+        <w:sz w:val="20"/>
+      </w:rPr>
+      <mc:AlternateContent>
+        <mc:Choice Requires="wps">
+          <w:drawing>
+            <wp:anchor distT="0" distB="0" distL="0" distR="0" simplePos="0" relativeHeight="251652096" behindDoc="1" locked="0" layoutInCell="1" allowOverlap="1" wp14:anchorId="56FB8D18" wp14:editId="30B70429">
+              <wp:simplePos x="0" y="0"/>
+              <wp:positionH relativeFrom="page">
+                <wp:posOffset>1196259</wp:posOffset>
+              </wp:positionH>
+              <wp:positionV relativeFrom="page">
+                <wp:posOffset>10205345</wp:posOffset>
+              </wp:positionV>
+              <wp:extent cx="1456690" cy="194310"/>
+              <wp:effectExtent l="0" t="0" r="0" b="0"/>
+              <wp:wrapNone/>
+              <wp:docPr id="5" name="Textbox 5"/>
+              <wp:cNvGraphicFramePr>
+                <a:graphicFrameLocks xmlns:a="http://schemas.openxmlformats.org/drawingml/2006/main"/>
+              </wp:cNvGraphicFramePr>
+              <a:graphic xmlns:a="http://schemas.openxmlformats.org/drawingml/2006/main">
+                <a:graphicData uri="http://schemas.microsoft.com/office/word/2010/wordprocessingShape">
+                  <wps:wsp>
+                    <wps:cNvSpPr txBox="1">
+                      <a:spLocks/>
+                    </wps:cNvSpPr>
+                    <wps:spPr>
+                      <a:xfrm>
+                        <a:off x="0" y="0"/>
+                        <a:ext cx="1456690" cy="194310"/>
+                      </a:xfrm>
+                      <a:prstGeom prst="rect">
+                        <a:avLst/>
+                      </a:prstGeom>
+                    </wps:spPr>
+                    <wps:txbx>
+                      <w:txbxContent>
+                        <w:p>
+                          <w:pPr>
+                            <w:spacing w:before="10"/>
+                            <w:ind w:left="20"/>
+                            <w:rPr>
+                              <w:sz w:val="24"/>
+                              <w:lang w:val="en-US"/>
+                            </w:rPr>
+                          </w:pPr>
+                          <w:r>
+                            <w:rPr>
+                              <w:sz w:val="24"/>
+                              <w:lang w:val="en-US"/>
+                            </w:rPr>
+                            <w:t>Đặng Dương Thắng</w:t>
+                          </w:r>
+                        </w:p>
+                      </w:txbxContent>
+                    </wps:txbx>
+                    <wps:bodyPr wrap="square" lIns="0" tIns="0" rIns="0" bIns="0" rtlCol="0">
+                      <a:noAutofit/>
+                    </wps:bodyPr>
+                  </wps:wsp>
+                </a:graphicData>
+              </a:graphic>
+            </wp:anchor>
+          </w:drawing>
+        </mc:Choice>
+        <mc:Fallback>
+          <w:pict>
+            <v:shape w14:anchorId="56FB8D18" id="Textbox 5" o:spid="_x0000_s1031" type="#_x0000_t202" style="position:absolute;margin-left:94.2pt;margin-top:803.55pt;width:114.7pt;height:15.3pt;z-index:-251664384;visibility:visible;mso-wrap-style:square;mso-wrap-distance-left:0;mso-wrap-distance-top:0;mso-wrap-distance-right:0;mso-wrap-distance-bottom:0;mso-position-horizontal:absolute;mso-position-horizontal-relative:page;mso-position-vertical:absolute;mso-position-vertical-relative:page;v-text-anchor:top" o:gfxdata="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" filled="f" stroked="f">
+              <v:textbox inset="0,0,0,0">
+                <w:txbxContent>
+                  <w:p>
+                    <w:pPr>
+                      <w:spacing w:before="10"/>
+                      <w:ind w:left="20"/>
+                      <w:rPr>
+                        <w:sz w:val="24"/>
+                        <w:lang w:val="en-US"/>
+                      </w:rPr>
+                    </w:pPr>
+                    <w:r>
+                      <w:rPr>
+                        <w:sz w:val="24"/>
+                        <w:lang w:val="en-US"/>
+                      </w:rPr>
+                      <w:t>Đặng Dương Thắng</w:t>
+                    </w:r>
+                  </w:p>
+                </w:txbxContent>
+              </v:textbox>
+              <w10:wrap anchorx="page" anchory="page"/>
+            </v:shape>
+          </w:pict>
+        </mc:Fallback>
+      </mc:AlternateContent>
+    </w:r>
+    <w:r>
+      <w:rPr>
+        <w:noProof/>
+        <w:sz w:val="20"/>
+      </w:rPr>
+      <mc:AlternateContent>
+        <mc:Choice Requires="wps">
+          <w:drawing>
+            <wp:anchor distT="0" distB="0" distL="0" distR="0" simplePos="0" relativeHeight="251658240" behindDoc="1" locked="0" layoutInCell="1" allowOverlap="1" wp14:anchorId="2DA44A5C" wp14:editId="4A102E4C">
               <wp:simplePos x="0" y="0"/>
               <wp:positionH relativeFrom="page">
                 <wp:posOffset>1080135</wp:posOffset>
@@ -18915,270 +19391,8 @@
         </mc:Choice>
         <mc:Fallback>
           <w:pict>
-            <v:shape w14:anchorId="66C53CE5" id="Graphic 12" o:spid="_x0000_s1026" style="position:absolute;margin-left:85.05pt;margin-top:795.8pt;width:457.5pt;height:5.25pt;z-index:-251640320;visibility:visible;mso-wrap-style:square;mso-width-percent:0;mso-height-percent:0;mso-wrap-distance-left:0;mso-wrap-distance-top:0;mso-wrap-distance-right:0;mso-wrap-distance-bottom:0;mso-position-horizontal:absolute;mso-position-horizontal-relative:page;mso-position-vertical:absolute;mso-position-vertical-relative:page;mso-width-percent:0;mso-height-percent:0;mso-width-relative:margin;mso-height-relative:margin;v-text-anchor:top" coordsize="5618480,56515" o:gfxdata="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" path="m5618353,18288l,18288,,56388r5618353,l5618353,18288xem5618353,l,,,9144r5618353,l5618353,xe" fillcolor="black" stroked="f">
+            <v:shape w14:anchorId="65A48F5E" id="Graphic 12" o:spid="_x0000_s1026" style="position:absolute;margin-left:85.05pt;margin-top:795.8pt;width:457.5pt;height:5.25pt;z-index:-251658240;visibility:visible;mso-wrap-style:square;mso-width-percent:0;mso-height-percent:0;mso-wrap-distance-left:0;mso-wrap-distance-top:0;mso-wrap-distance-right:0;mso-wrap-distance-bottom:0;mso-position-horizontal:absolute;mso-position-horizontal-relative:page;mso-position-vertical:absolute;mso-position-vertical-relative:page;mso-width-percent:0;mso-height-percent:0;mso-width-relative:margin;mso-height-relative:margin;v-text-anchor:top" coordsize="5618480,56515" o:gfxdata="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" path="m5618353,18288l,18288,,56388r5618353,l5618353,18288xem5618353,l,,,9144r5618353,l5618353,xe" fillcolor="black" stroked="f">
               <v:path arrowok="t"/>
-              <w10:wrap anchorx="page" anchory="page"/>
-            </v:shape>
-          </w:pict>
-        </mc:Fallback>
-      </mc:AlternateContent>
-    </w:r>
-    <w:r>
-      <w:rPr>
-        <w:noProof/>
-        <w:sz w:val="20"/>
-      </w:rPr>
-      <mc:AlternateContent>
-        <mc:Choice Requires="wps">
-          <w:drawing>
-            <wp:anchor distT="0" distB="0" distL="0" distR="0" simplePos="0" relativeHeight="251649024" behindDoc="1" locked="0" layoutInCell="1" allowOverlap="1" wp14:anchorId="56FB8D18" wp14:editId="456879DC">
-              <wp:simplePos x="0" y="0"/>
-              <wp:positionH relativeFrom="page">
-                <wp:posOffset>1247952</wp:posOffset>
-              </wp:positionH>
-              <wp:positionV relativeFrom="page">
-                <wp:posOffset>10141542</wp:posOffset>
-              </wp:positionV>
-              <wp:extent cx="1456690" cy="194310"/>
-              <wp:effectExtent l="0" t="0" r="0" b="0"/>
-              <wp:wrapNone/>
-              <wp:docPr id="5" name="Textbox 5"/>
-              <wp:cNvGraphicFramePr>
-                <a:graphicFrameLocks xmlns:a="http://schemas.openxmlformats.org/drawingml/2006/main"/>
-              </wp:cNvGraphicFramePr>
-              <a:graphic xmlns:a="http://schemas.openxmlformats.org/drawingml/2006/main">
-                <a:graphicData uri="http://schemas.microsoft.com/office/word/2010/wordprocessingShape">
-                  <wps:wsp>
-                    <wps:cNvSpPr txBox="1">
-                      <a:spLocks/>
-                    </wps:cNvSpPr>
-                    <wps:spPr>
-                      <a:xfrm>
-                        <a:off x="0" y="0"/>
-                        <a:ext cx="1456690" cy="194310"/>
-                      </a:xfrm>
-                      <a:prstGeom prst="rect">
-                        <a:avLst/>
-                      </a:prstGeom>
-                    </wps:spPr>
-                    <wps:txbx>
-                      <w:txbxContent>
-                        <w:p>
-                          <w:pPr>
-                            <w:spacing w:before="10"/>
-                            <w:ind w:left="20"/>
-                            <w:rPr>
-                              <w:sz w:val="24"/>
-                              <w:lang w:val="en-US"/>
-                            </w:rPr>
-                          </w:pPr>
-                          <w:r>
-                            <w:rPr>
-                              <w:sz w:val="24"/>
-                              <w:lang w:val="en-US"/>
-                            </w:rPr>
-                            <w:t>Đặng Dương Thắng</w:t>
-                          </w:r>
-                        </w:p>
-                      </w:txbxContent>
-                    </wps:txbx>
-                    <wps:bodyPr wrap="square" lIns="0" tIns="0" rIns="0" bIns="0" rtlCol="0">
-                      <a:noAutofit/>
-                    </wps:bodyPr>
-                  </wps:wsp>
-                </a:graphicData>
-              </a:graphic>
-            </wp:anchor>
-          </w:drawing>
-        </mc:Choice>
-        <mc:Fallback>
-          <w:pict>
-            <v:shapetype w14:anchorId="56FB8D18" id="_x0000_t202" coordsize="21600,21600" o:spt="202" path="m,l,21600r21600,l21600,xe">
-              <v:stroke joinstyle="miter"/>
-              <v:path gradientshapeok="t" o:connecttype="rect"/>
-            </v:shapetype>
-            <v:shape id="Textbox 5" o:spid="_x0000_s1030" type="#_x0000_t202" style="position:absolute;margin-left:98.25pt;margin-top:798.55pt;width:114.7pt;height:15.3pt;z-index:-251667456;visibility:visible;mso-wrap-style:square;mso-wrap-distance-left:0;mso-wrap-distance-top:0;mso-wrap-distance-right:0;mso-wrap-distance-bottom:0;mso-position-horizontal:absolute;mso-position-horizontal-relative:page;mso-position-vertical:absolute;mso-position-vertical-relative:page;v-text-anchor:top" o:gfxdata="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" filled="f" stroked="f">
-              <v:textbox inset="0,0,0,0">
-                <w:txbxContent>
-                  <w:p>
-                    <w:pPr>
-                      <w:spacing w:before="10"/>
-                      <w:ind w:left="20"/>
-                      <w:rPr>
-                        <w:sz w:val="24"/>
-                        <w:lang w:val="en-US"/>
-                      </w:rPr>
-                    </w:pPr>
-                    <w:r>
-                      <w:rPr>
-                        <w:sz w:val="24"/>
-                        <w:lang w:val="en-US"/>
-                      </w:rPr>
-                      <w:t>Đặng Dương Thắng</w:t>
-                    </w:r>
-                  </w:p>
-                </w:txbxContent>
-              </v:textbox>
-              <w10:wrap anchorx="page" anchory="page"/>
-            </v:shape>
-          </w:pict>
-        </mc:Fallback>
-      </mc:AlternateContent>
-    </w:r>
-    <w:r>
-      <w:rPr>
-        <w:noProof/>
-        <w:sz w:val="20"/>
-      </w:rPr>
-      <mc:AlternateContent>
-        <mc:Choice Requires="wps">
-          <w:drawing>
-            <wp:anchor distT="0" distB="0" distL="0" distR="0" simplePos="0" relativeHeight="251687936" behindDoc="1" locked="0" layoutInCell="1" allowOverlap="1" wp14:anchorId="1809AE75" wp14:editId="007C289F">
-              <wp:simplePos x="0" y="0"/>
-              <wp:positionH relativeFrom="page">
-                <wp:posOffset>6409690</wp:posOffset>
-              </wp:positionH>
-              <wp:positionV relativeFrom="page">
-                <wp:posOffset>10172021</wp:posOffset>
-              </wp:positionV>
-              <wp:extent cx="212090" cy="194310"/>
-              <wp:effectExtent l="0" t="0" r="0" b="0"/>
-              <wp:wrapNone/>
-              <wp:docPr id="6" name="Textbox 6"/>
-              <wp:cNvGraphicFramePr>
-                <a:graphicFrameLocks xmlns:a="http://schemas.openxmlformats.org/drawingml/2006/main"/>
-              </wp:cNvGraphicFramePr>
-              <a:graphic xmlns:a="http://schemas.openxmlformats.org/drawingml/2006/main">
-                <a:graphicData uri="http://schemas.microsoft.com/office/word/2010/wordprocessingShape">
-                  <wps:wsp>
-                    <wps:cNvSpPr txBox="1">
-                      <a:spLocks/>
-                    </wps:cNvSpPr>
-                    <wps:spPr>
-                      <a:xfrm>
-                        <a:off x="0" y="0"/>
-                        <a:ext cx="212090" cy="194310"/>
-                      </a:xfrm>
-                      <a:prstGeom prst="rect">
-                        <a:avLst/>
-                      </a:prstGeom>
-                    </wps:spPr>
-                    <wps:txbx>
-                      <w:txbxContent>
-                        <w:p>
-                          <w:pPr>
-                            <w:spacing w:before="10"/>
-                            <w:ind w:left="60"/>
-                            <w:rPr>
-                              <w:sz w:val="24"/>
-                            </w:rPr>
-                          </w:pPr>
-                          <w:r>
-                            <w:rPr>
-                              <w:spacing w:val="-5"/>
-                              <w:sz w:val="24"/>
-                            </w:rPr>
-                            <w:fldChar w:fldCharType="begin"/>
-                          </w:r>
-                          <w:r>
-                            <w:rPr>
-                              <w:spacing w:val="-5"/>
-                              <w:sz w:val="24"/>
-                            </w:rPr>
-                            <w:instrText>PAGE   \* MERGEFORMAT</w:instrText>
-                          </w:r>
-                          <w:r>
-                            <w:rPr>
-                              <w:spacing w:val="-5"/>
-                              <w:sz w:val="24"/>
-                            </w:rPr>
-                            <w:fldChar w:fldCharType="separate"/>
-                          </w:r>
-                          <w:r>
-                            <w:rPr>
-                              <w:spacing w:val="-5"/>
-                              <w:sz w:val="24"/>
-                              <w:lang w:val="vi-VN"/>
-                            </w:rPr>
-                            <w:t>1</w:t>
-                          </w:r>
-                          <w:r>
-                            <w:rPr>
-                              <w:spacing w:val="-5"/>
-                              <w:sz w:val="24"/>
-                            </w:rPr>
-                            <w:fldChar w:fldCharType="end"/>
-                          </w:r>
-                        </w:p>
-                      </w:txbxContent>
-                    </wps:txbx>
-                    <wps:bodyPr wrap="square" lIns="0" tIns="0" rIns="0" bIns="0" rtlCol="0">
-                      <a:noAutofit/>
-                    </wps:bodyPr>
-                  </wps:wsp>
-                </a:graphicData>
-              </a:graphic>
-              <wp14:sizeRelH relativeFrom="margin">
-                <wp14:pctWidth>0</wp14:pctWidth>
-              </wp14:sizeRelH>
-              <wp14:sizeRelV relativeFrom="margin">
-                <wp14:pctHeight>0</wp14:pctHeight>
-              </wp14:sizeRelV>
-            </wp:anchor>
-          </w:drawing>
-        </mc:Choice>
-        <mc:Fallback>
-          <w:pict>
-            <v:shape w14:anchorId="1809AE75" id="Textbox 6" o:spid="_x0000_s1031" type="#_x0000_t202" style="position:absolute;margin-left:504.7pt;margin-top:800.95pt;width:16.7pt;height:15.3pt;z-index:-251628544;visibility:visible;mso-wrap-style:square;mso-width-percent:0;mso-height-percent:0;mso-wrap-distance-left:0;mso-wrap-distance-top:0;mso-wrap-distance-right:0;mso-wrap-distance-bottom:0;mso-position-horizontal:absolute;mso-position-horizontal-relative:page;mso-position-vertical:absolute;mso-position-vertical-relative:page;mso-width-percent:0;mso-height-percent:0;mso-width-relative:margin;mso-height-relative:margin;v-text-anchor:top" o:gfxdata="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" filled="f" stroked="f">
-              <v:textbox inset="0,0,0,0">
-                <w:txbxContent>
-                  <w:p>
-                    <w:pPr>
-                      <w:spacing w:before="10"/>
-                      <w:ind w:left="60"/>
-                      <w:rPr>
-                        <w:sz w:val="24"/>
-                      </w:rPr>
-                    </w:pPr>
-                    <w:r>
-                      <w:rPr>
-                        <w:spacing w:val="-5"/>
-                        <w:sz w:val="24"/>
-                      </w:rPr>
-                      <w:fldChar w:fldCharType="begin"/>
-                    </w:r>
-                    <w:r>
-                      <w:rPr>
-                        <w:spacing w:val="-5"/>
-                        <w:sz w:val="24"/>
-                      </w:rPr>
-                      <w:instrText>PAGE   \* MERGEFORMAT</w:instrText>
-                    </w:r>
-                    <w:r>
-                      <w:rPr>
-                        <w:spacing w:val="-5"/>
-                        <w:sz w:val="24"/>
-                      </w:rPr>
-                      <w:fldChar w:fldCharType="separate"/>
-                    </w:r>
-                    <w:r>
-                      <w:rPr>
-                        <w:spacing w:val="-5"/>
-                        <w:sz w:val="24"/>
-                        <w:lang w:val="vi-VN"/>
-                      </w:rPr>
-                      <w:t>1</w:t>
-                    </w:r>
-                    <w:r>
-                      <w:rPr>
-                        <w:spacing w:val="-5"/>
-                        <w:sz w:val="24"/>
-                      </w:rPr>
-                      <w:fldChar w:fldCharType="end"/>
-                    </w:r>
-                  </w:p>
-                </w:txbxContent>
-              </v:textbox>
               <w10:wrap anchorx="page" anchory="page"/>
             </v:shape>
           </w:pict>
@@ -19207,7 +19421,7 @@
       <mc:AlternateContent>
         <mc:Choice Requires="wps">
           <w:drawing>
-            <wp:anchor distT="0" distB="0" distL="0" distR="0" simplePos="0" relativeHeight="251669504" behindDoc="1" locked="0" layoutInCell="1" allowOverlap="1" wp14:anchorId="05E6F002" wp14:editId="1032B657">
+            <wp:anchor distT="0" distB="0" distL="0" distR="0" simplePos="0" relativeHeight="251651072" behindDoc="1" locked="0" layoutInCell="1" allowOverlap="1" wp14:anchorId="05E6F002" wp14:editId="6F5AA5C7">
               <wp:simplePos x="0" y="0"/>
               <wp:positionH relativeFrom="page">
                 <wp:posOffset>1076324</wp:posOffset>
@@ -19302,7 +19516,7 @@
         </mc:Choice>
         <mc:Fallback>
           <w:pict>
-            <v:shape w14:anchorId="54B7EBA0" id="Graphic 15" o:spid="_x0000_s1026" style="position:absolute;margin-left:84.75pt;margin-top:793.5pt;width:453.75pt;height:4.5pt;z-index:-251646976;visibility:visible;mso-wrap-style:square;mso-width-percent:0;mso-height-percent:0;mso-wrap-distance-left:0;mso-wrap-distance-top:0;mso-wrap-distance-right:0;mso-wrap-distance-bottom:0;mso-position-horizontal:absolute;mso-position-horizontal-relative:page;mso-position-vertical:absolute;mso-position-vertical-relative:page;mso-width-percent:0;mso-height-percent:0;mso-width-relative:margin;mso-height-relative:margin;v-text-anchor:top" coordsize="5389880,57150" o:gfxdata="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" path="m5389740,47256l,47256r,9436l5389740,56692r,-9436xem5389740,l,,,38100r5389740,l5389740,xe" fillcolor="black" stroked="f">
+            <v:shape w14:anchorId="3D83E7AC" id="Graphic 15" o:spid="_x0000_s1026" style="position:absolute;margin-left:84.75pt;margin-top:793.5pt;width:453.75pt;height:4.5pt;z-index:-251665408;visibility:visible;mso-wrap-style:square;mso-width-percent:0;mso-height-percent:0;mso-wrap-distance-left:0;mso-wrap-distance-top:0;mso-wrap-distance-right:0;mso-wrap-distance-bottom:0;mso-position-horizontal:absolute;mso-position-horizontal-relative:page;mso-position-vertical:absolute;mso-position-vertical-relative:page;mso-width-percent:0;mso-height-percent:0;mso-width-relative:margin;mso-height-relative:margin;v-text-anchor:top" coordsize="5389880,57150" o:gfxdata="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" path="m5389740,47256l,47256r,9436l5389740,56692r,-9436xem5389740,l,,,38100r5389740,l5389740,xe" fillcolor="black" stroked="f">
               <v:path arrowok="t"/>
               <w10:wrap anchorx="page" anchory="page"/>
             </v:shape>
@@ -19318,7 +19532,7 @@
       <mc:AlternateContent>
         <mc:Choice Requires="wps">
           <w:drawing>
-            <wp:anchor distT="0" distB="0" distL="0" distR="0" simplePos="0" relativeHeight="251677696" behindDoc="1" locked="0" layoutInCell="1" allowOverlap="1" wp14:anchorId="1B06748B" wp14:editId="388C7BF5">
+            <wp:anchor distT="0" distB="0" distL="0" distR="0" simplePos="0" relativeHeight="251669504" behindDoc="1" locked="0" layoutInCell="1" allowOverlap="1" wp14:anchorId="1B06748B" wp14:editId="564F25F7">
               <wp:simplePos x="0" y="0"/>
               <wp:positionH relativeFrom="page">
                 <wp:posOffset>6343649</wp:posOffset>
@@ -19418,7 +19632,7 @@
               <v:stroke joinstyle="miter"/>
               <v:path gradientshapeok="t" o:connecttype="rect"/>
             </v:shapetype>
-            <v:shape id="Textbox 17" o:spid="_x0000_s1034" type="#_x0000_t202" style="position:absolute;margin-left:499.5pt;margin-top:801pt;width:24.75pt;height:20.25pt;z-index:-251638784;visibility:visible;mso-wrap-style:square;mso-width-percent:0;mso-height-percent:0;mso-wrap-distance-left:0;mso-wrap-distance-top:0;mso-wrap-distance-right:0;mso-wrap-distance-bottom:0;mso-position-horizontal:absolute;mso-position-horizontal-relative:page;mso-position-vertical:absolute;mso-position-vertical-relative:page;mso-width-percent:0;mso-height-percent:0;mso-width-relative:margin;mso-height-relative:margin;v-text-anchor:top" o:gfxdata="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" filled="f" stroked="f">
+            <v:shape id="Textbox 17" o:spid="_x0000_s1034" type="#_x0000_t202" style="position:absolute;margin-left:499.5pt;margin-top:801pt;width:24.75pt;height:20.25pt;z-index:-251646976;visibility:visible;mso-wrap-style:square;mso-width-percent:0;mso-height-percent:0;mso-wrap-distance-left:0;mso-wrap-distance-top:0;mso-wrap-distance-right:0;mso-wrap-distance-bottom:0;mso-position-horizontal:absolute;mso-position-horizontal-relative:page;mso-position-vertical:absolute;mso-position-vertical-relative:page;mso-width-percent:0;mso-height-percent:0;mso-width-relative:margin;mso-height-relative:margin;v-text-anchor:top" o:gfxdata="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" filled="f" stroked="f">
               <v:textbox inset="0,0,0,0">
                 <w:txbxContent>
                   <w:p>
@@ -19482,7 +19696,7 @@
       <mc:AlternateContent>
         <mc:Choice Requires="wps">
           <w:drawing>
-            <wp:anchor distT="0" distB="0" distL="0" distR="0" simplePos="0" relativeHeight="251685888" behindDoc="1" locked="0" layoutInCell="1" allowOverlap="1" wp14:anchorId="0ECBBE00" wp14:editId="0489E114">
+            <wp:anchor distT="0" distB="0" distL="0" distR="0" simplePos="0" relativeHeight="251675648" behindDoc="1" locked="0" layoutInCell="1" allowOverlap="1" wp14:anchorId="0ECBBE00" wp14:editId="2F6395A5">
               <wp:simplePos x="0" y="0"/>
               <wp:positionH relativeFrom="page">
                 <wp:posOffset>1247952</wp:posOffset>
@@ -19544,7 +19758,7 @@
         </mc:Choice>
         <mc:Fallback>
           <w:pict>
-            <v:shape w14:anchorId="0ECBBE00" id="Textbox 16" o:spid="_x0000_s1035" type="#_x0000_t202" style="position:absolute;margin-left:98.25pt;margin-top:798.55pt;width:114.7pt;height:15.3pt;z-index:-251630592;visibility:visible;mso-wrap-style:square;mso-wrap-distance-left:0;mso-wrap-distance-top:0;mso-wrap-distance-right:0;mso-wrap-distance-bottom:0;mso-position-horizontal:absolute;mso-position-horizontal-relative:page;mso-position-vertical:absolute;mso-position-vertical-relative:page;v-text-anchor:top" o:gfxdata="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" filled="f" stroked="f">
+            <v:shape w14:anchorId="0ECBBE00" id="Textbox 16" o:spid="_x0000_s1035" type="#_x0000_t202" style="position:absolute;margin-left:98.25pt;margin-top:798.55pt;width:114.7pt;height:15.3pt;z-index:-251640832;visibility:visible;mso-wrap-style:square;mso-wrap-distance-left:0;mso-wrap-distance-top:0;mso-wrap-distance-right:0;mso-wrap-distance-bottom:0;mso-position-horizontal:absolute;mso-position-horizontal-relative:page;mso-position-vertical:absolute;mso-position-vertical-relative:page;v-text-anchor:top" o:gfxdata="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" filled="f" stroked="f">
               <v:textbox inset="0,0,0,0">
                 <w:txbxContent>
                   <w:p>
@@ -19613,7 +19827,7 @@
       <mc:AlternateContent>
         <mc:Choice Requires="wps">
           <w:drawing>
-            <wp:anchor distT="0" distB="0" distL="0" distR="0" simplePos="0" relativeHeight="251628544" behindDoc="1" locked="0" layoutInCell="1" allowOverlap="1" wp14:anchorId="648CE87D" wp14:editId="61C4C44A">
+            <wp:anchor distT="0" distB="0" distL="0" distR="0" simplePos="0" relativeHeight="251639808" behindDoc="1" locked="0" layoutInCell="1" allowOverlap="1" wp14:anchorId="648CE87D" wp14:editId="3DD1F6C9">
               <wp:simplePos x="0" y="0"/>
               <wp:positionH relativeFrom="page">
                 <wp:posOffset>5438775</wp:posOffset>
@@ -19692,7 +19906,7 @@
               <v:stroke joinstyle="miter"/>
               <v:path gradientshapeok="t" o:connecttype="rect"/>
             </v:shapetype>
-            <v:shape id="Textbox 3" o:spid="_x0000_s1028" type="#_x0000_t202" style="position:absolute;margin-left:428.25pt;margin-top:26.2pt;width:110.5pt;height:17.3pt;z-index:-251687936;visibility:visible;mso-wrap-style:square;mso-width-percent:0;mso-height-percent:0;mso-wrap-distance-left:0;mso-wrap-distance-top:0;mso-wrap-distance-right:0;mso-wrap-distance-bottom:0;mso-position-horizontal:absolute;mso-position-horizontal-relative:page;mso-position-vertical:absolute;mso-position-vertical-relative:page;mso-width-percent:0;mso-height-percent:0;mso-width-relative:margin;mso-height-relative:margin;v-text-anchor:top" o:gfxdata="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" filled="f" stroked="f">
+            <v:shape id="Textbox 3" o:spid="_x0000_s1028" type="#_x0000_t202" style="position:absolute;margin-left:428.25pt;margin-top:26.2pt;width:110.5pt;height:17.3pt;z-index:-251676672;visibility:visible;mso-wrap-style:square;mso-width-percent:0;mso-height-percent:0;mso-wrap-distance-left:0;mso-wrap-distance-top:0;mso-wrap-distance-right:0;mso-wrap-distance-bottom:0;mso-position-horizontal:absolute;mso-position-horizontal-relative:page;mso-position-vertical:absolute;mso-position-vertical-relative:page;mso-width-percent:0;mso-height-percent:0;mso-width-relative:margin;mso-height-relative:margin;v-text-anchor:top" o:gfxdata="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" filled="f" stroked="f">
               <v:textbox inset="0,0,0,0">
                 <w:txbxContent>
                   <w:p>
@@ -19735,7 +19949,7 @@
       <mc:AlternateContent>
         <mc:Choice Requires="wps">
           <w:drawing>
-            <wp:anchor distT="0" distB="0" distL="0" distR="0" simplePos="0" relativeHeight="251682304" behindDoc="1" locked="0" layoutInCell="1" allowOverlap="1" wp14:anchorId="7BFFD3D3" wp14:editId="5701E9A8">
+            <wp:anchor distT="0" distB="0" distL="0" distR="0" simplePos="0" relativeHeight="251670528" behindDoc="1" locked="0" layoutInCell="1" allowOverlap="1" wp14:anchorId="7BFFD3D3" wp14:editId="35704714">
               <wp:simplePos x="0" y="0"/>
               <wp:positionH relativeFrom="page">
                 <wp:posOffset>1080135</wp:posOffset>
@@ -19830,7 +20044,7 @@
         </mc:Choice>
         <mc:Fallback>
           <w:pict>
-            <v:shape w14:anchorId="1548217E" id="Graphic 12" o:spid="_x0000_s1026" style="position:absolute;margin-left:85.05pt;margin-top:43.8pt;width:457.5pt;height:5.25pt;z-index:-251634176;visibility:visible;mso-wrap-style:square;mso-width-percent:0;mso-height-percent:0;mso-wrap-distance-left:0;mso-wrap-distance-top:0;mso-wrap-distance-right:0;mso-wrap-distance-bottom:0;mso-position-horizontal:absolute;mso-position-horizontal-relative:page;mso-position-vertical:absolute;mso-position-vertical-relative:page;mso-width-percent:0;mso-height-percent:0;mso-width-relative:margin;mso-height-relative:margin;v-text-anchor:top" coordsize="5618480,56515" o:gfxdata="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" path="m5618353,18288l,18288,,56388r5618353,l5618353,18288xem5618353,l,,,9144r5618353,l5618353,xe" fillcolor="black" stroked="f">
+            <v:shape w14:anchorId="1350C306" id="Graphic 12" o:spid="_x0000_s1026" style="position:absolute;margin-left:85.05pt;margin-top:43.8pt;width:457.5pt;height:5.25pt;z-index:-251645952;visibility:visible;mso-wrap-style:square;mso-width-percent:0;mso-height-percent:0;mso-wrap-distance-left:0;mso-wrap-distance-top:0;mso-wrap-distance-right:0;mso-wrap-distance-bottom:0;mso-position-horizontal:absolute;mso-position-horizontal-relative:page;mso-position-vertical:absolute;mso-position-vertical-relative:page;mso-width-percent:0;mso-height-percent:0;mso-width-relative:margin;mso-height-relative:margin;v-text-anchor:top" coordsize="5618480,56515" o:gfxdata="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" path="m5618353,18288l,18288,,56388r5618353,l5618353,18288xem5618353,l,,,9144r5618353,l5618353,xe" fillcolor="black" stroked="f">
               <v:path arrowok="t"/>
               <w10:wrap anchorx="page" anchory="page"/>
             </v:shape>
@@ -19846,7 +20060,7 @@
       <mc:AlternateContent>
         <mc:Choice Requires="wps">
           <w:drawing>
-            <wp:anchor distT="0" distB="0" distL="0" distR="0" simplePos="0" relativeHeight="251661312" behindDoc="1" locked="0" layoutInCell="1" allowOverlap="1" wp14:anchorId="396C7069" wp14:editId="600814A4">
+            <wp:anchor distT="0" distB="0" distL="0" distR="0" simplePos="0" relativeHeight="251645952" behindDoc="1" locked="0" layoutInCell="1" allowOverlap="1" wp14:anchorId="396C7069" wp14:editId="7176A311">
               <wp:simplePos x="0" y="0"/>
               <wp:positionH relativeFrom="page">
                 <wp:posOffset>1114425</wp:posOffset>
@@ -19920,7 +20134,7 @@
         </mc:Choice>
         <mc:Fallback>
           <w:pict>
-            <v:shape w14:anchorId="396C7069" id="Textbox 2" o:spid="_x0000_s1029" type="#_x0000_t202" style="position:absolute;margin-left:87.75pt;margin-top:24.75pt;width:243pt;height:15pt;z-index:-251655168;visibility:visible;mso-wrap-style:square;mso-width-percent:0;mso-height-percent:0;mso-wrap-distance-left:0;mso-wrap-distance-top:0;mso-wrap-distance-right:0;mso-wrap-distance-bottom:0;mso-position-horizontal:absolute;mso-position-horizontal-relative:page;mso-position-vertical:absolute;mso-position-vertical-relative:page;mso-width-percent:0;mso-height-percent:0;mso-width-relative:margin;mso-height-relative:margin;v-text-anchor:top" o:gfxdata="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" filled="f" stroked="f">
+            <v:shape w14:anchorId="396C7069" id="Textbox 2" o:spid="_x0000_s1029" type="#_x0000_t202" style="position:absolute;margin-left:87.75pt;margin-top:24.75pt;width:243pt;height:15pt;z-index:-251670528;visibility:visible;mso-wrap-style:square;mso-width-percent:0;mso-height-percent:0;mso-wrap-distance-left:0;mso-wrap-distance-top:0;mso-wrap-distance-right:0;mso-wrap-distance-bottom:0;mso-position-horizontal:absolute;mso-position-horizontal-relative:page;mso-position-vertical:absolute;mso-position-vertical-relative:page;mso-width-percent:0;mso-height-percent:0;mso-width-relative:margin;mso-height-relative:margin;v-text-anchor:top" o:gfxdata="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" filled="f" stroked="f">
               <v:textbox inset="0,0,0,0">
                 <w:txbxContent>
                   <w:p>
@@ -19976,7 +20190,7 @@
       <mc:AlternateContent>
         <mc:Choice Requires="wps">
           <w:drawing>
-            <wp:anchor distT="0" distB="0" distL="0" distR="0" simplePos="0" relativeHeight="251675136" behindDoc="1" locked="0" layoutInCell="1" allowOverlap="1" wp14:anchorId="3F15147F" wp14:editId="6C805BD6">
+            <wp:anchor distT="0" distB="0" distL="0" distR="0" simplePos="0" relativeHeight="251664384" behindDoc="1" locked="0" layoutInCell="1" allowOverlap="1" wp14:anchorId="3F15147F" wp14:editId="76C3F306">
               <wp:simplePos x="0" y="0"/>
               <wp:positionH relativeFrom="page">
                 <wp:posOffset>5439410</wp:posOffset>
@@ -20048,7 +20262,7 @@
               <v:stroke joinstyle="miter"/>
               <v:path gradientshapeok="t" o:connecttype="rect"/>
             </v:shapetype>
-            <v:shape id="_x0000_s1032" type="#_x0000_t202" style="position:absolute;margin-left:428.3pt;margin-top:27.3pt;width:110.5pt;height:17.3pt;z-index:-251641344;visibility:visible;mso-wrap-style:square;mso-width-percent:0;mso-height-percent:0;mso-wrap-distance-left:0;mso-wrap-distance-top:0;mso-wrap-distance-right:0;mso-wrap-distance-bottom:0;mso-position-horizontal:absolute;mso-position-horizontal-relative:page;mso-position-vertical:absolute;mso-position-vertical-relative:page;mso-width-percent:0;mso-height-percent:0;mso-width-relative:margin;mso-height-relative:margin;v-text-anchor:top" o:gfxdata="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" filled="f" stroked="f">
+            <v:shape id="_x0000_s1032" type="#_x0000_t202" style="position:absolute;margin-left:428.3pt;margin-top:27.3pt;width:110.5pt;height:17.3pt;z-index:-251652096;visibility:visible;mso-wrap-style:square;mso-width-percent:0;mso-height-percent:0;mso-wrap-distance-left:0;mso-wrap-distance-top:0;mso-wrap-distance-right:0;mso-wrap-distance-bottom:0;mso-position-horizontal:absolute;mso-position-horizontal-relative:page;mso-position-vertical:absolute;mso-position-vertical-relative:page;mso-width-percent:0;mso-height-percent:0;mso-width-relative:margin;mso-height-relative:margin;v-text-anchor:top" o:gfxdata="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" filled="f" stroked="f">
               <v:textbox inset="0,0,0,0">
                 <w:txbxContent>
                   <w:p>
@@ -20084,7 +20298,7 @@
       <mc:AlternateContent>
         <mc:Choice Requires="wps">
           <w:drawing>
-            <wp:anchor distT="0" distB="0" distL="0" distR="0" simplePos="0" relativeHeight="251674112" behindDoc="1" locked="0" layoutInCell="1" allowOverlap="1" wp14:anchorId="53F818AE" wp14:editId="3D91A58F">
+            <wp:anchor distT="0" distB="0" distL="0" distR="0" simplePos="0" relativeHeight="251656192" behindDoc="1" locked="0" layoutInCell="1" allowOverlap="1" wp14:anchorId="53F818AE" wp14:editId="0396C4FF">
               <wp:simplePos x="0" y="0"/>
               <wp:positionH relativeFrom="page">
                 <wp:posOffset>1080135</wp:posOffset>
@@ -20158,7 +20372,7 @@
         </mc:Choice>
         <mc:Fallback>
           <w:pict>
-            <v:shape w14:anchorId="53F818AE" id="_x0000_s1033" type="#_x0000_t202" style="position:absolute;margin-left:85.05pt;margin-top:26.55pt;width:243pt;height:15pt;z-index:-251642368;visibility:visible;mso-wrap-style:square;mso-width-percent:0;mso-height-percent:0;mso-wrap-distance-left:0;mso-wrap-distance-top:0;mso-wrap-distance-right:0;mso-wrap-distance-bottom:0;mso-position-horizontal:absolute;mso-position-horizontal-relative:page;mso-position-vertical:absolute;mso-position-vertical-relative:page;mso-width-percent:0;mso-height-percent:0;mso-width-relative:margin;mso-height-relative:margin;v-text-anchor:top" o:gfxdata="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" filled="f" stroked="f">
+            <v:shape w14:anchorId="53F818AE" id="_x0000_s1033" type="#_x0000_t202" style="position:absolute;margin-left:85.05pt;margin-top:26.55pt;width:243pt;height:15pt;z-index:-251660288;visibility:visible;mso-wrap-style:square;mso-width-percent:0;mso-height-percent:0;mso-wrap-distance-left:0;mso-wrap-distance-top:0;mso-wrap-distance-right:0;mso-wrap-distance-bottom:0;mso-position-horizontal:absolute;mso-position-horizontal-relative:page;mso-position-vertical:absolute;mso-position-vertical-relative:page;mso-width-percent:0;mso-height-percent:0;mso-width-relative:margin;mso-height-relative:margin;v-text-anchor:top" o:gfxdata="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" filled="f" stroked="f">
               <v:textbox inset="0,0,0,0">
                 <w:txbxContent>
                   <w:p>
@@ -20200,7 +20414,7 @@
       <mc:AlternateContent>
         <mc:Choice Requires="wps">
           <w:drawing>
-            <wp:anchor distT="0" distB="0" distL="0" distR="0" simplePos="0" relativeHeight="251638784" behindDoc="1" locked="0" layoutInCell="1" allowOverlap="1" wp14:anchorId="4C3876BD" wp14:editId="46B14902">
+            <wp:anchor distT="0" distB="0" distL="0" distR="0" simplePos="0" relativeHeight="251644928" behindDoc="1" locked="0" layoutInCell="1" allowOverlap="1" wp14:anchorId="4C3876BD" wp14:editId="3AF5597B">
               <wp:simplePos x="0" y="0"/>
               <wp:positionH relativeFrom="page">
                 <wp:posOffset>1076326</wp:posOffset>
@@ -20295,7 +20509,7 @@
         </mc:Choice>
         <mc:Fallback>
           <w:pict>
-            <v:shape w14:anchorId="01FE99A1" id="Graphic 12" o:spid="_x0000_s1026" style="position:absolute;margin-left:84.75pt;margin-top:42.75pt;width:457.5pt;height:5.25pt;z-index:-251677696;visibility:visible;mso-wrap-style:square;mso-width-percent:0;mso-height-percent:0;mso-wrap-distance-left:0;mso-wrap-distance-top:0;mso-wrap-distance-right:0;mso-wrap-distance-bottom:0;mso-position-horizontal:absolute;mso-position-horizontal-relative:page;mso-position-vertical:absolute;mso-position-vertical-relative:page;mso-width-percent:0;mso-height-percent:0;mso-width-relative:margin;mso-height-relative:margin;v-text-anchor:top" coordsize="5618480,56515" o:gfxdata="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" path="m5618353,18288l,18288,,56388r5618353,l5618353,18288xem5618353,l,,,9144r5618353,l5618353,xe" fillcolor="black" stroked="f">
+            <v:shape w14:anchorId="296AB475" id="Graphic 12" o:spid="_x0000_s1026" style="position:absolute;margin-left:84.75pt;margin-top:42.75pt;width:457.5pt;height:5.25pt;z-index:-251671552;visibility:visible;mso-wrap-style:square;mso-width-percent:0;mso-height-percent:0;mso-wrap-distance-left:0;mso-wrap-distance-top:0;mso-wrap-distance-right:0;mso-wrap-distance-bottom:0;mso-position-horizontal:absolute;mso-position-horizontal-relative:page;mso-position-vertical:absolute;mso-position-vertical-relative:page;mso-width-percent:0;mso-height-percent:0;mso-width-relative:margin;mso-height-relative:margin;v-text-anchor:top" coordsize="5618480,56515" o:gfxdata="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" path="m5618353,18288l,18288,,56388r5618353,l5618353,18288xem5618353,l,,,9144r5618353,l5618353,xe" fillcolor="black" stroked="f">
               <v:path arrowok="t"/>
               <w10:wrap anchorx="page" anchory="page"/>
             </v:shape>
@@ -26591,7 +26805,7 @@
   <w:abstractNum w:abstractNumId="54" w15:restartNumberingAfterBreak="0">
     <w:nsid w:val="76C53327"/>
     <w:multiLevelType w:val="multilevel"/>
-    <w:tmpl w:val="912E0432"/>
+    <w:tmpl w:val="B420BC52"/>
     <w:lvl w:ilvl="0">
       <w:start w:val="1"/>
       <w:numFmt w:val="decimal"/>
@@ -26620,7 +26834,7 @@
       <w:lvlText w:val="%1.%2."/>
       <w:lvlJc w:val="left"/>
       <w:pPr>
-        <w:ind w:left="792" w:hanging="432"/>
+        <w:ind w:left="792" w:hanging="792"/>
       </w:pPr>
       <w:rPr>
         <w:rFonts w:hint="default"/>
@@ -28911,6 +29125,19 @@
       <w:shd w:val="clear" w:color="auto" w:fill="E1DFDD"/>
     </w:rPr>
   </w:style>
+  <w:style w:type="paragraph" w:customStyle="1" w:styleId="isselectedend">
+    <w:name w:val="isselectedend"/>
+    <w:basedOn w:val="Binhthng"/>
+    <w:rsid w:val="002042C0"/>
+    <w:pPr>
+      <w:spacing w:before="100" w:beforeAutospacing="1" w:after="100" w:afterAutospacing="1" w:line="240" w:lineRule="auto"/>
+    </w:pPr>
+    <w:rPr>
+      <w:sz w:val="24"/>
+      <w:szCs w:val="24"/>
+      <w:lang w:val="en-US"/>
+    </w:rPr>
+  </w:style>
 </w:styles>
 </file>
 

--- a/thesis/ASPNET-DK24TT80171-dangduongthang-quanlytroisinhvien.docx
+++ b/thesis/ASPNET-DK24TT80171-dangduongthang-quanlytroisinhvien.docx
@@ -1049,7 +1049,7 @@
           </mc:Choice>
           <mc:Fallback>
             <w:pict>
-              <v:group w14:anchorId="552581D7" id="Group 7" o:spid="_x0000_s1026" style="position:absolute;margin-left:84.85pt;margin-top:56.55pt;width:446.9pt;height:720.75pt;z-index:-251674112;mso-wrap-distance-left:0;mso-wrap-distance-right:0;mso-position-horizontal-relative:page;mso-position-vertical-relative:page;mso-width-relative:margin;mso-height-relative:margin" coordsize="53816,91535" o:gfxdata="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">
+              <v:group w14:anchorId="5D13C27D" id="Group 7" o:spid="_x0000_s1026" style="position:absolute;margin-left:84.85pt;margin-top:56.55pt;width:446.9pt;height:720.75pt;z-index:-251674112;mso-wrap-distance-left:0;mso-wrap-distance-right:0;mso-position-horizontal-relative:page;mso-position-vertical-relative:page;mso-width-relative:margin;mso-height-relative:margin" coordsize="53816,91535" o:gfxdata="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">
                 <v:shape id="Graphic 8" o:spid="_x0000_s1027" style="position:absolute;left:47;top:47;width:53721;height:91440;visibility:visible;mso-wrap-style:square;v-text-anchor:top" coordsize="5372100,9144000" o:gfxdata="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" path="m5372100,l,,,9144000r5372100,l5372100,xe" stroked="f">
                   <v:path arrowok="t"/>
                 </v:shape>
@@ -1795,7 +1795,7 @@
           </mc:Choice>
           <mc:Fallback>
             <w:pict>
-              <v:shape w14:anchorId="2663EBD8" id="Graphic 11" o:spid="_x0000_s1026" style="position:absolute;margin-left:87.6pt;margin-top:69.6pt;width:447pt;height:10in;z-index:-251647488;visibility:visible;mso-wrap-style:square;mso-width-percent:0;mso-wrap-distance-left:0;mso-wrap-distance-top:0;mso-wrap-distance-right:0;mso-wrap-distance-bottom:0;mso-position-horizontal:absolute;mso-position-horizontal-relative:page;mso-position-vertical:absolute;mso-position-vertical-relative:page;mso-width-percent:0;mso-width-relative:margin;v-text-anchor:top" coordsize="5372100,9144000" o:gfxdata="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" path="m,9144000r5372100,l5372100,,,,,9144000xe" filled="f">
+              <v:shape w14:anchorId="2AF3B3FA" id="Graphic 11" o:spid="_x0000_s1026" style="position:absolute;margin-left:87.6pt;margin-top:69.6pt;width:447pt;height:10in;z-index:-251647488;visibility:visible;mso-wrap-style:square;mso-width-percent:0;mso-wrap-distance-left:0;mso-wrap-distance-top:0;mso-wrap-distance-right:0;mso-wrap-distance-bottom:0;mso-position-horizontal:absolute;mso-position-horizontal-relative:page;mso-position-vertical:absolute;mso-position-vertical-relative:page;mso-width-percent:0;mso-width-relative:margin;v-text-anchor:top" coordsize="5372100,9144000" o:gfxdata="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" path="m,9144000r5372100,l5372100,,,,,9144000xe" filled="f">
                 <v:path arrowok="t"/>
                 <w10:wrap anchorx="page" anchory="page"/>
               </v:shape>
@@ -9525,7 +9525,7 @@
         <w:pStyle w:val="u3"/>
         <w:numPr>
           <w:ilvl w:val="1"/>
-          <w:numId w:val="34"/>
+          <w:numId w:val="6"/>
         </w:numPr>
         <w:rPr>
           <w:lang w:val="en-US"/>
@@ -9567,7 +9567,7 @@
         <w:pStyle w:val="u3"/>
         <w:numPr>
           <w:ilvl w:val="1"/>
-          <w:numId w:val="34"/>
+          <w:numId w:val="6"/>
         </w:numPr>
         <w:rPr>
           <w:lang w:val="en-US"/>
@@ -9737,7 +9737,7 @@
         <w:pStyle w:val="u3"/>
         <w:numPr>
           <w:ilvl w:val="1"/>
-          <w:numId w:val="34"/>
+          <w:numId w:val="6"/>
         </w:numPr>
         <w:rPr>
           <w:lang w:val="en-US"/>
@@ -9770,7 +9770,7 @@
         <w:pStyle w:val="u3"/>
         <w:numPr>
           <w:ilvl w:val="1"/>
-          <w:numId w:val="34"/>
+          <w:numId w:val="6"/>
         </w:numPr>
         <w:rPr>
           <w:lang w:val="en-US"/>
@@ -9803,7 +9803,7 @@
         <w:pStyle w:val="u3"/>
         <w:numPr>
           <w:ilvl w:val="1"/>
-          <w:numId w:val="34"/>
+          <w:numId w:val="6"/>
         </w:numPr>
         <w:rPr>
           <w:lang w:val="en-US"/>
@@ -9836,7 +9836,7 @@
         <w:pStyle w:val="u3"/>
         <w:numPr>
           <w:ilvl w:val="1"/>
-          <w:numId w:val="34"/>
+          <w:numId w:val="6"/>
         </w:numPr>
         <w:rPr>
           <w:lang w:val="en-US"/>
@@ -9977,7 +9977,7 @@
         <w:pStyle w:val="u2"/>
         <w:numPr>
           <w:ilvl w:val="1"/>
-          <w:numId w:val="40"/>
+          <w:numId w:val="7"/>
         </w:numPr>
         <w:ind w:left="0" w:firstLine="0"/>
         <w:rPr>
@@ -10034,7 +10034,7 @@
         <w:pStyle w:val="u3"/>
         <w:numPr>
           <w:ilvl w:val="1"/>
-          <w:numId w:val="40"/>
+          <w:numId w:val="7"/>
         </w:numPr>
         <w:ind w:left="0" w:firstLine="0"/>
         <w:rPr>
@@ -10055,7 +10055,7 @@
         <w:pStyle w:val="u4"/>
         <w:numPr>
           <w:ilvl w:val="2"/>
-          <w:numId w:val="40"/>
+          <w:numId w:val="7"/>
         </w:numPr>
       </w:pPr>
       <w:r>
@@ -10085,7 +10085,7 @@
         <w:pStyle w:val="u4"/>
         <w:numPr>
           <w:ilvl w:val="2"/>
-          <w:numId w:val="40"/>
+          <w:numId w:val="7"/>
         </w:numPr>
         <w:rPr>
           <w:lang w:val="en-US"/>
@@ -10234,7 +10234,7 @@
         <w:pStyle w:val="u2"/>
         <w:numPr>
           <w:ilvl w:val="1"/>
-          <w:numId w:val="40"/>
+          <w:numId w:val="7"/>
         </w:numPr>
         <w:ind w:left="0" w:firstLine="0"/>
         <w:rPr>
@@ -10256,7 +10256,7 @@
         <w:pStyle w:val="u3"/>
         <w:numPr>
           <w:ilvl w:val="2"/>
-          <w:numId w:val="40"/>
+          <w:numId w:val="7"/>
         </w:numPr>
         <w:rPr>
           <w:lang w:val="en-US"/>
@@ -10294,7 +10294,7 @@
         <w:pStyle w:val="u4"/>
         <w:numPr>
           <w:ilvl w:val="2"/>
-          <w:numId w:val="40"/>
+          <w:numId w:val="7"/>
         </w:numPr>
         <w:rPr>
           <w:lang w:val="en-US"/>
@@ -10330,7 +10330,7 @@
         <w:widowControl w:val="0"/>
         <w:numPr>
           <w:ilvl w:val="0"/>
-          <w:numId w:val="12"/>
+          <w:numId w:val="1"/>
         </w:numPr>
         <w:autoSpaceDE w:val="0"/>
         <w:autoSpaceDN w:val="0"/>
@@ -10352,7 +10352,7 @@
         <w:widowControl w:val="0"/>
         <w:numPr>
           <w:ilvl w:val="0"/>
-          <w:numId w:val="12"/>
+          <w:numId w:val="1"/>
         </w:numPr>
         <w:autoSpaceDE w:val="0"/>
         <w:autoSpaceDN w:val="0"/>
@@ -10374,7 +10374,7 @@
         <w:widowControl w:val="0"/>
         <w:numPr>
           <w:ilvl w:val="0"/>
-          <w:numId w:val="12"/>
+          <w:numId w:val="1"/>
         </w:numPr>
         <w:autoSpaceDE w:val="0"/>
         <w:autoSpaceDN w:val="0"/>
@@ -10396,7 +10396,7 @@
         <w:widowControl w:val="0"/>
         <w:numPr>
           <w:ilvl w:val="0"/>
-          <w:numId w:val="12"/>
+          <w:numId w:val="1"/>
         </w:numPr>
         <w:autoSpaceDE w:val="0"/>
         <w:autoSpaceDN w:val="0"/>
@@ -10418,7 +10418,7 @@
         <w:widowControl w:val="0"/>
         <w:numPr>
           <w:ilvl w:val="0"/>
-          <w:numId w:val="12"/>
+          <w:numId w:val="1"/>
         </w:numPr>
         <w:autoSpaceDE w:val="0"/>
         <w:autoSpaceDN w:val="0"/>
@@ -10451,7 +10451,7 @@
         <w:pStyle w:val="u3"/>
         <w:numPr>
           <w:ilvl w:val="1"/>
-          <w:numId w:val="40"/>
+          <w:numId w:val="7"/>
         </w:numPr>
         <w:ind w:left="0" w:firstLine="0"/>
         <w:rPr>
@@ -10508,7 +10508,7 @@
         <w:widowControl w:val="0"/>
         <w:numPr>
           <w:ilvl w:val="0"/>
-          <w:numId w:val="13"/>
+          <w:numId w:val="2"/>
         </w:numPr>
         <w:autoSpaceDE w:val="0"/>
         <w:autoSpaceDN w:val="0"/>
@@ -10530,7 +10530,7 @@
         <w:widowControl w:val="0"/>
         <w:numPr>
           <w:ilvl w:val="0"/>
-          <w:numId w:val="13"/>
+          <w:numId w:val="2"/>
         </w:numPr>
         <w:autoSpaceDE w:val="0"/>
         <w:autoSpaceDN w:val="0"/>
@@ -10552,7 +10552,7 @@
         <w:widowControl w:val="0"/>
         <w:numPr>
           <w:ilvl w:val="0"/>
-          <w:numId w:val="13"/>
+          <w:numId w:val="2"/>
         </w:numPr>
         <w:autoSpaceDE w:val="0"/>
         <w:autoSpaceDN w:val="0"/>
@@ -10574,7 +10574,7 @@
         <w:widowControl w:val="0"/>
         <w:numPr>
           <w:ilvl w:val="0"/>
-          <w:numId w:val="13"/>
+          <w:numId w:val="2"/>
         </w:numPr>
         <w:autoSpaceDE w:val="0"/>
         <w:autoSpaceDN w:val="0"/>
@@ -10607,7 +10607,7 @@
         <w:pStyle w:val="u3"/>
         <w:numPr>
           <w:ilvl w:val="1"/>
-          <w:numId w:val="40"/>
+          <w:numId w:val="7"/>
         </w:numPr>
         <w:ind w:left="0" w:firstLine="0"/>
         <w:rPr>
@@ -10664,7 +10664,7 @@
         <w:widowControl w:val="0"/>
         <w:numPr>
           <w:ilvl w:val="0"/>
-          <w:numId w:val="14"/>
+          <w:numId w:val="3"/>
         </w:numPr>
         <w:autoSpaceDE w:val="0"/>
         <w:autoSpaceDN w:val="0"/>
@@ -10687,7 +10687,7 @@
         <w:widowControl w:val="0"/>
         <w:numPr>
           <w:ilvl w:val="0"/>
-          <w:numId w:val="14"/>
+          <w:numId w:val="3"/>
         </w:numPr>
         <w:autoSpaceDE w:val="0"/>
         <w:autoSpaceDN w:val="0"/>
@@ -10709,7 +10709,7 @@
         <w:widowControl w:val="0"/>
         <w:numPr>
           <w:ilvl w:val="0"/>
-          <w:numId w:val="14"/>
+          <w:numId w:val="3"/>
         </w:numPr>
         <w:autoSpaceDE w:val="0"/>
         <w:autoSpaceDN w:val="0"/>
@@ -10731,7 +10731,7 @@
         <w:widowControl w:val="0"/>
         <w:numPr>
           <w:ilvl w:val="0"/>
-          <w:numId w:val="14"/>
+          <w:numId w:val="3"/>
         </w:numPr>
         <w:autoSpaceDE w:val="0"/>
         <w:autoSpaceDN w:val="0"/>
@@ -10752,7 +10752,7 @@
       <w:pPr>
         <w:numPr>
           <w:ilvl w:val="0"/>
-          <w:numId w:val="14"/>
+          <w:numId w:val="3"/>
         </w:numPr>
         <w:rPr>
           <w:szCs w:val="26"/>
@@ -10781,7 +10781,7 @@
         <w:pStyle w:val="u3"/>
         <w:numPr>
           <w:ilvl w:val="1"/>
-          <w:numId w:val="40"/>
+          <w:numId w:val="7"/>
         </w:numPr>
         <w:ind w:left="0" w:firstLine="0"/>
         <w:rPr>
@@ -10838,7 +10838,7 @@
         <w:widowControl w:val="0"/>
         <w:numPr>
           <w:ilvl w:val="0"/>
-          <w:numId w:val="17"/>
+          <w:numId w:val="4"/>
         </w:numPr>
         <w:autoSpaceDE w:val="0"/>
         <w:autoSpaceDN w:val="0"/>
@@ -10860,7 +10860,7 @@
         <w:widowControl w:val="0"/>
         <w:numPr>
           <w:ilvl w:val="0"/>
-          <w:numId w:val="17"/>
+          <w:numId w:val="4"/>
         </w:numPr>
         <w:autoSpaceDE w:val="0"/>
         <w:autoSpaceDN w:val="0"/>
@@ -10900,7 +10900,7 @@
         <w:pStyle w:val="oancuaDanhsach"/>
         <w:numPr>
           <w:ilvl w:val="1"/>
-          <w:numId w:val="40"/>
+          <w:numId w:val="7"/>
         </w:numPr>
         <w:spacing w:before="120"/>
         <w:ind w:left="0" w:firstLine="0"/>
@@ -10942,7 +10942,7 @@
         <w:widowControl w:val="0"/>
         <w:numPr>
           <w:ilvl w:val="0"/>
-          <w:numId w:val="18"/>
+          <w:numId w:val="5"/>
         </w:numPr>
         <w:autoSpaceDE w:val="0"/>
         <w:autoSpaceDN w:val="0"/>
@@ -10964,7 +10964,7 @@
         <w:widowControl w:val="0"/>
         <w:numPr>
           <w:ilvl w:val="0"/>
-          <w:numId w:val="18"/>
+          <w:numId w:val="5"/>
         </w:numPr>
         <w:autoSpaceDE w:val="0"/>
         <w:autoSpaceDN w:val="0"/>
@@ -10986,7 +10986,7 @@
         <w:widowControl w:val="0"/>
         <w:numPr>
           <w:ilvl w:val="0"/>
-          <w:numId w:val="18"/>
+          <w:numId w:val="5"/>
         </w:numPr>
         <w:autoSpaceDE w:val="0"/>
         <w:autoSpaceDN w:val="0"/>
@@ -11008,7 +11008,7 @@
         <w:widowControl w:val="0"/>
         <w:numPr>
           <w:ilvl w:val="0"/>
-          <w:numId w:val="18"/>
+          <w:numId w:val="5"/>
         </w:numPr>
         <w:autoSpaceDE w:val="0"/>
         <w:autoSpaceDN w:val="0"/>
@@ -11030,7 +11030,7 @@
         <w:pStyle w:val="u3"/>
         <w:numPr>
           <w:ilvl w:val="0"/>
-          <w:numId w:val="40"/>
+          <w:numId w:val="7"/>
         </w:numPr>
         <w:shd w:val="clear" w:color="auto" w:fill="FFFFFF" w:themeFill="background1"/>
         <w:rPr>
@@ -11185,7 +11185,7 @@
         <w:pStyle w:val="u3"/>
         <w:numPr>
           <w:ilvl w:val="1"/>
-          <w:numId w:val="40"/>
+          <w:numId w:val="7"/>
         </w:numPr>
         <w:ind w:left="0" w:firstLine="0"/>
         <w:rPr>
@@ -11312,7 +11312,7 @@
         <w:pStyle w:val="u3"/>
         <w:numPr>
           <w:ilvl w:val="1"/>
-          <w:numId w:val="40"/>
+          <w:numId w:val="7"/>
         </w:numPr>
         <w:ind w:left="284" w:firstLine="0"/>
         <w:rPr>
@@ -11336,7 +11336,7 @@
         <w:pStyle w:val="u4"/>
         <w:numPr>
           <w:ilvl w:val="2"/>
-          <w:numId w:val="40"/>
+          <w:numId w:val="7"/>
         </w:numPr>
         <w:rPr>
           <w:lang w:val="en-US"/>
@@ -11503,7 +11503,7 @@
         <w:pStyle w:val="u4"/>
         <w:numPr>
           <w:ilvl w:val="2"/>
-          <w:numId w:val="40"/>
+          <w:numId w:val="7"/>
         </w:numPr>
         <w:rPr>
           <w:lang w:val="en-US"/>
@@ -11593,7 +11593,7 @@
       <w:pPr>
         <w:numPr>
           <w:ilvl w:val="0"/>
-          <w:numId w:val="52"/>
+          <w:numId w:val="8"/>
         </w:numPr>
         <w:rPr>
           <w:lang w:val="en-US"/>
@@ -11610,7 +11610,7 @@
       <w:pPr>
         <w:numPr>
           <w:ilvl w:val="0"/>
-          <w:numId w:val="52"/>
+          <w:numId w:val="8"/>
         </w:numPr>
         <w:rPr>
           <w:lang w:val="en-US"/>
@@ -11627,7 +11627,7 @@
       <w:pPr>
         <w:numPr>
           <w:ilvl w:val="0"/>
-          <w:numId w:val="52"/>
+          <w:numId w:val="8"/>
         </w:numPr>
         <w:rPr>
           <w:lang w:val="en-US"/>
@@ -11644,7 +11644,7 @@
       <w:pPr>
         <w:numPr>
           <w:ilvl w:val="0"/>
-          <w:numId w:val="52"/>
+          <w:numId w:val="8"/>
         </w:numPr>
         <w:rPr>
           <w:lang w:val="en-US"/>
@@ -11771,7 +11771,7 @@
         <w:pStyle w:val="u4"/>
         <w:numPr>
           <w:ilvl w:val="2"/>
-          <w:numId w:val="40"/>
+          <w:numId w:val="7"/>
         </w:numPr>
         <w:rPr>
           <w:lang w:val="en-US"/>
@@ -11996,7 +11996,7 @@
         <w:pStyle w:val="u3"/>
         <w:numPr>
           <w:ilvl w:val="1"/>
-          <w:numId w:val="40"/>
+          <w:numId w:val="7"/>
         </w:numPr>
         <w:rPr>
           <w:lang w:val="en-US"/>
@@ -13003,7 +13003,7 @@
         <w:pStyle w:val="u3"/>
         <w:numPr>
           <w:ilvl w:val="1"/>
-          <w:numId w:val="40"/>
+          <w:numId w:val="7"/>
         </w:numPr>
         <w:rPr>
           <w:lang w:val="en-US"/>
@@ -13380,7 +13380,7 @@
         <w:pStyle w:val="u3"/>
         <w:numPr>
           <w:ilvl w:val="1"/>
-          <w:numId w:val="40"/>
+          <w:numId w:val="7"/>
         </w:numPr>
         <w:rPr>
           <w:lang w:val="en-US"/>
@@ -14175,7 +14175,7 @@
       <w:pPr>
         <w:numPr>
           <w:ilvl w:val="0"/>
-          <w:numId w:val="56"/>
+          <w:numId w:val="9"/>
         </w:numPr>
         <w:rPr>
           <w:lang w:val="en-US"/>
@@ -14193,7 +14193,7 @@
       <w:pPr>
         <w:numPr>
           <w:ilvl w:val="0"/>
-          <w:numId w:val="56"/>
+          <w:numId w:val="9"/>
         </w:numPr>
         <w:rPr>
           <w:lang w:val="en-US"/>
@@ -14210,7 +14210,7 @@
       <w:pPr>
         <w:numPr>
           <w:ilvl w:val="0"/>
-          <w:numId w:val="56"/>
+          <w:numId w:val="9"/>
         </w:numPr>
         <w:rPr>
           <w:lang w:val="en-US"/>
@@ -14227,7 +14227,7 @@
       <w:pPr>
         <w:numPr>
           <w:ilvl w:val="0"/>
-          <w:numId w:val="56"/>
+          <w:numId w:val="9"/>
         </w:numPr>
         <w:rPr>
           <w:lang w:val="en-US"/>
@@ -14571,7 +14571,7 @@
         <w:pStyle w:val="ThnVnban"/>
         <w:numPr>
           <w:ilvl w:val="0"/>
-          <w:numId w:val="40"/>
+          <w:numId w:val="7"/>
         </w:numPr>
         <w:spacing w:before="6"/>
         <w:rPr>
@@ -14771,7 +14771,7 @@
         <w:pStyle w:val="u3"/>
         <w:numPr>
           <w:ilvl w:val="1"/>
-          <w:numId w:val="40"/>
+          <w:numId w:val="7"/>
         </w:numPr>
         <w:rPr>
           <w:lang w:val="en-US"/>
@@ -14791,7 +14791,7 @@
         <w:pStyle w:val="u4"/>
         <w:numPr>
           <w:ilvl w:val="2"/>
-          <w:numId w:val="40"/>
+          <w:numId w:val="7"/>
         </w:numPr>
         <w:rPr>
           <w:lang w:val="en-US"/>
@@ -15624,7 +15624,7 @@
         <w:pStyle w:val="u4"/>
         <w:numPr>
           <w:ilvl w:val="2"/>
-          <w:numId w:val="40"/>
+          <w:numId w:val="7"/>
         </w:numPr>
         <w:rPr>
           <w:lang w:val="en-US"/>
@@ -16752,7 +16752,7 @@
         <w:pStyle w:val="u4"/>
         <w:numPr>
           <w:ilvl w:val="2"/>
-          <w:numId w:val="40"/>
+          <w:numId w:val="7"/>
         </w:numPr>
         <w:rPr>
           <w:lang w:val="en-US"/>
@@ -16771,7 +16771,7 @@
         <w:pStyle w:val="u4"/>
         <w:numPr>
           <w:ilvl w:val="3"/>
-          <w:numId w:val="40"/>
+          <w:numId w:val="7"/>
         </w:numPr>
         <w:rPr>
           <w:lang w:val="en-US"/>
@@ -17368,7 +17368,7 @@
         <w:pStyle w:val="u4"/>
         <w:numPr>
           <w:ilvl w:val="3"/>
-          <w:numId w:val="40"/>
+          <w:numId w:val="7"/>
         </w:numPr>
         <w:rPr>
           <w:lang w:val="en-US"/>
@@ -17874,7 +17874,7 @@
         <w:pStyle w:val="ThnVnban"/>
         <w:numPr>
           <w:ilvl w:val="0"/>
-          <w:numId w:val="40"/>
+          <w:numId w:val="7"/>
         </w:numPr>
         <w:spacing w:before="6"/>
         <w:rPr>
@@ -18051,7 +18051,7 @@
         <w:pStyle w:val="u3"/>
         <w:numPr>
           <w:ilvl w:val="1"/>
-          <w:numId w:val="40"/>
+          <w:numId w:val="7"/>
         </w:numPr>
         <w:rPr>
           <w:lang w:val="en-US"/>
@@ -18265,7 +18265,7 @@
         <w:pStyle w:val="u3"/>
         <w:numPr>
           <w:ilvl w:val="1"/>
-          <w:numId w:val="40"/>
+          <w:numId w:val="7"/>
         </w:numPr>
         <w:rPr>
           <w:lang w:val="en-US"/>
@@ -18297,7 +18297,7 @@
       <w:pPr>
         <w:numPr>
           <w:ilvl w:val="0"/>
-          <w:numId w:val="62"/>
+          <w:numId w:val="10"/>
         </w:numPr>
         <w:rPr>
           <w:lang w:val="en-US"/>
@@ -18314,7 +18314,7 @@
       <w:pPr>
         <w:numPr>
           <w:ilvl w:val="0"/>
-          <w:numId w:val="62"/>
+          <w:numId w:val="10"/>
         </w:numPr>
         <w:rPr>
           <w:lang w:val="en-US"/>
@@ -18331,7 +18331,7 @@
       <w:pPr>
         <w:numPr>
           <w:ilvl w:val="0"/>
-          <w:numId w:val="62"/>
+          <w:numId w:val="10"/>
         </w:numPr>
         <w:rPr>
           <w:lang w:val="en-US"/>
@@ -18348,7 +18348,7 @@
       <w:pPr>
         <w:numPr>
           <w:ilvl w:val="0"/>
-          <w:numId w:val="62"/>
+          <w:numId w:val="10"/>
         </w:numPr>
         <w:rPr>
           <w:lang w:val="en-US"/>
@@ -18365,7 +18365,7 @@
       <w:pPr>
         <w:numPr>
           <w:ilvl w:val="0"/>
-          <w:numId w:val="62"/>
+          <w:numId w:val="10"/>
         </w:numPr>
         <w:rPr>
           <w:lang w:val="en-US"/>
@@ -18382,7 +18382,7 @@
       <w:pPr>
         <w:numPr>
           <w:ilvl w:val="0"/>
-          <w:numId w:val="62"/>
+          <w:numId w:val="10"/>
         </w:numPr>
         <w:rPr>
           <w:lang w:val="en-US"/>
@@ -18399,7 +18399,7 @@
       <w:pPr>
         <w:numPr>
           <w:ilvl w:val="0"/>
-          <w:numId w:val="62"/>
+          <w:numId w:val="10"/>
         </w:numPr>
         <w:rPr>
           <w:lang w:val="en-US"/>
@@ -18416,7 +18416,7 @@
       <w:pPr>
         <w:numPr>
           <w:ilvl w:val="0"/>
-          <w:numId w:val="62"/>
+          <w:numId w:val="10"/>
         </w:numPr>
         <w:rPr>
           <w:lang w:val="en-US"/>
@@ -19391,7 +19391,7 @@
         </mc:Choice>
         <mc:Fallback>
           <w:pict>
-            <v:shape w14:anchorId="65A48F5E" id="Graphic 12" o:spid="_x0000_s1026" style="position:absolute;margin-left:85.05pt;margin-top:795.8pt;width:457.5pt;height:5.25pt;z-index:-251658240;visibility:visible;mso-wrap-style:square;mso-width-percent:0;mso-height-percent:0;mso-wrap-distance-left:0;mso-wrap-distance-top:0;mso-wrap-distance-right:0;mso-wrap-distance-bottom:0;mso-position-horizontal:absolute;mso-position-horizontal-relative:page;mso-position-vertical:absolute;mso-position-vertical-relative:page;mso-width-percent:0;mso-height-percent:0;mso-width-relative:margin;mso-height-relative:margin;v-text-anchor:top" coordsize="5618480,56515" o:gfxdata="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" path="m5618353,18288l,18288,,56388r5618353,l5618353,18288xem5618353,l,,,9144r5618353,l5618353,xe" fillcolor="black" stroked="f">
+            <v:shape w14:anchorId="7F9E6460" id="Graphic 12" o:spid="_x0000_s1026" style="position:absolute;margin-left:85.05pt;margin-top:795.8pt;width:457.5pt;height:5.25pt;z-index:-251658240;visibility:visible;mso-wrap-style:square;mso-width-percent:0;mso-height-percent:0;mso-wrap-distance-left:0;mso-wrap-distance-top:0;mso-wrap-distance-right:0;mso-wrap-distance-bottom:0;mso-position-horizontal:absolute;mso-position-horizontal-relative:page;mso-position-vertical:absolute;mso-position-vertical-relative:page;mso-width-percent:0;mso-height-percent:0;mso-width-relative:margin;mso-height-relative:margin;v-text-anchor:top" coordsize="5618480,56515" o:gfxdata="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" path="m5618353,18288l,18288,,56388r5618353,l5618353,18288xem5618353,l,,,9144r5618353,l5618353,xe" fillcolor="black" stroked="f">
               <v:path arrowok="t"/>
               <w10:wrap anchorx="page" anchory="page"/>
             </v:shape>
@@ -19516,7 +19516,7 @@
         </mc:Choice>
         <mc:Fallback>
           <w:pict>
-            <v:shape w14:anchorId="3D83E7AC" id="Graphic 15" o:spid="_x0000_s1026" style="position:absolute;margin-left:84.75pt;margin-top:793.5pt;width:453.75pt;height:4.5pt;z-index:-251665408;visibility:visible;mso-wrap-style:square;mso-width-percent:0;mso-height-percent:0;mso-wrap-distance-left:0;mso-wrap-distance-top:0;mso-wrap-distance-right:0;mso-wrap-distance-bottom:0;mso-position-horizontal:absolute;mso-position-horizontal-relative:page;mso-position-vertical:absolute;mso-position-vertical-relative:page;mso-width-percent:0;mso-height-percent:0;mso-width-relative:margin;mso-height-relative:margin;v-text-anchor:top" coordsize="5389880,57150" o:gfxdata="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" path="m5389740,47256l,47256r,9436l5389740,56692r,-9436xem5389740,l,,,38100r5389740,l5389740,xe" fillcolor="black" stroked="f">
+            <v:shape w14:anchorId="1C1091A4" id="Graphic 15" o:spid="_x0000_s1026" style="position:absolute;margin-left:84.75pt;margin-top:793.5pt;width:453.75pt;height:4.5pt;z-index:-251665408;visibility:visible;mso-wrap-style:square;mso-width-percent:0;mso-height-percent:0;mso-wrap-distance-left:0;mso-wrap-distance-top:0;mso-wrap-distance-right:0;mso-wrap-distance-bottom:0;mso-position-horizontal:absolute;mso-position-horizontal-relative:page;mso-position-vertical:absolute;mso-position-vertical-relative:page;mso-width-percent:0;mso-height-percent:0;mso-width-relative:margin;mso-height-relative:margin;v-text-anchor:top" coordsize="5389880,57150" o:gfxdata="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" path="m5389740,47256l,47256r,9436l5389740,56692r,-9436xem5389740,l,,,38100r5389740,l5389740,xe" fillcolor="black" stroked="f">
               <v:path arrowok="t"/>
               <w10:wrap anchorx="page" anchory="page"/>
             </v:shape>
@@ -20044,7 +20044,7 @@
         </mc:Choice>
         <mc:Fallback>
           <w:pict>
-            <v:shape w14:anchorId="1350C306" id="Graphic 12" o:spid="_x0000_s1026" style="position:absolute;margin-left:85.05pt;margin-top:43.8pt;width:457.5pt;height:5.25pt;z-index:-251645952;visibility:visible;mso-wrap-style:square;mso-width-percent:0;mso-height-percent:0;mso-wrap-distance-left:0;mso-wrap-distance-top:0;mso-wrap-distance-right:0;mso-wrap-distance-bottom:0;mso-position-horizontal:absolute;mso-position-horizontal-relative:page;mso-position-vertical:absolute;mso-position-vertical-relative:page;mso-width-percent:0;mso-height-percent:0;mso-width-relative:margin;mso-height-relative:margin;v-text-anchor:top" coordsize="5618480,56515" o:gfxdata="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" path="m5618353,18288l,18288,,56388r5618353,l5618353,18288xem5618353,l,,,9144r5618353,l5618353,xe" fillcolor="black" stroked="f">
+            <v:shape w14:anchorId="7D95DAA5" id="Graphic 12" o:spid="_x0000_s1026" style="position:absolute;margin-left:85.05pt;margin-top:43.8pt;width:457.5pt;height:5.25pt;z-index:-251645952;visibility:visible;mso-wrap-style:square;mso-width-percent:0;mso-height-percent:0;mso-wrap-distance-left:0;mso-wrap-distance-top:0;mso-wrap-distance-right:0;mso-wrap-distance-bottom:0;mso-position-horizontal:absolute;mso-position-horizontal-relative:page;mso-position-vertical:absolute;mso-position-vertical-relative:page;mso-width-percent:0;mso-height-percent:0;mso-width-relative:margin;mso-height-relative:margin;v-text-anchor:top" coordsize="5618480,56515" o:gfxdata="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" path="m5618353,18288l,18288,,56388r5618353,l5618353,18288xem5618353,l,,,9144r5618353,l5618353,xe" fillcolor="black" stroked="f">
               <v:path arrowok="t"/>
               <w10:wrap anchorx="page" anchory="page"/>
             </v:shape>
@@ -20509,7 +20509,7 @@
         </mc:Choice>
         <mc:Fallback>
           <w:pict>
-            <v:shape w14:anchorId="296AB475" id="Graphic 12" o:spid="_x0000_s1026" style="position:absolute;margin-left:84.75pt;margin-top:42.75pt;width:457.5pt;height:5.25pt;z-index:-251671552;visibility:visible;mso-wrap-style:square;mso-width-percent:0;mso-height-percent:0;mso-wrap-distance-left:0;mso-wrap-distance-top:0;mso-wrap-distance-right:0;mso-wrap-distance-bottom:0;mso-position-horizontal:absolute;mso-position-horizontal-relative:page;mso-position-vertical:absolute;mso-position-vertical-relative:page;mso-width-percent:0;mso-height-percent:0;mso-width-relative:margin;mso-height-relative:margin;v-text-anchor:top" coordsize="5618480,56515" o:gfxdata="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" path="m5618353,18288l,18288,,56388r5618353,l5618353,18288xem5618353,l,,,9144r5618353,l5618353,xe" fillcolor="black" stroked="f">
+            <v:shape w14:anchorId="5B7468DE" id="Graphic 12" o:spid="_x0000_s1026" style="position:absolute;margin-left:84.75pt;margin-top:42.75pt;width:457.5pt;height:5.25pt;z-index:-251671552;visibility:visible;mso-wrap-style:square;mso-width-percent:0;mso-height-percent:0;mso-wrap-distance-left:0;mso-wrap-distance-top:0;mso-wrap-distance-right:0;mso-wrap-distance-bottom:0;mso-position-horizontal:absolute;mso-position-horizontal-relative:page;mso-position-vertical:absolute;mso-position-vertical-relative:page;mso-width-percent:0;mso-height-percent:0;mso-width-relative:margin;mso-height-relative:margin;v-text-anchor:top" coordsize="5618480,56515" o:gfxdata="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" path="m5618353,18288l,18288,,56388r5618353,l5618353,18288xem5618353,l,,,9144r5618353,l5618353,xe" fillcolor="black" stroked="f">
               <v:path arrowok="t"/>
               <w10:wrap anchorx="page" anchory="page"/>
             </v:shape>
@@ -20524,208 +20524,154 @@
 <file path=word/numbering.xml><?xml version="1.0" encoding="utf-8"?>
 <w:numbering xmlns:wpc="http://schemas.microsoft.com/office/word/2010/wordprocessingCanvas" xmlns:cx="http://schemas.microsoft.com/office/drawing/2014/chartex" xmlns:cx1="http://schemas.microsoft.com/office/drawing/2015/9/8/chartex" xmlns:cx2="http://schemas.microsoft.com/office/drawing/2015/10/21/chartex" xmlns:cx3="http://schemas.microsoft.com/office/drawing/2016/5/9/chartex" xmlns:cx4="http://schemas.microsoft.com/office/drawing/2016/5/10/chartex" xmlns:cx5="http://schemas.microsoft.com/office/drawing/2016/5/11/chartex" xmlns:cx6="http://schemas.microsoft.com/office/drawing/2016/5/12/chartex" xmlns:cx7="http://schemas.microsoft.com/office/drawing/2016/5/13/chartex" xmlns:cx8="http://schemas.microsoft.com/office/drawing/2016/5/14/chartex" xmlns:mc="http://schemas.openxmlformats.org/markup-compatibility/2006" xmlns:aink="http://schemas.microsoft.com/office/drawing/2016/ink" xmlns:am3d="http://schemas.microsoft.com/office/drawing/2017/model3d" xmlns:o="urn:schemas-microsoft-com:office:office" xmlns:oel="http://schemas.microsoft.com/office/2019/extlst" xmlns:r="http://schemas.openxmlformats.org/officeDocument/2006/relationships" xmlns:m="http://schemas.openxmlformats.org/officeDocument/2006/math" xmlns:v="urn:schemas-microsoft-com:vml" xmlns:wp14="http://schemas.microsoft.com/office/word/2010/wordprocessingDrawing" xmlns:wp="http://schemas.openxmlformats.org/drawingml/2006/wordprocessingDrawing" xmlns:w10="urn:schemas-microsoft-com:office:word" xmlns:w="http://schemas.openxmlformats.org/wordprocessingml/2006/main" xmlns:w14="http://schemas.microsoft.com/office/word/2010/wordml" xmlns:w15="http://schemas.microsoft.com/office/word/2012/wordml" xmlns:w16cex="http://schemas.microsoft.com/office/word/2018/wordml/cex" xmlns:w16cid="http://schemas.microsoft.com/office/word/2016/wordml/cid" xmlns:w16="http://schemas.microsoft.com/office/word/2018/wordml" xmlns:w16sdtdh="http://schemas.microsoft.com/office/word/2020/wordml/sdtdatahash" xmlns:w16se="http://schemas.microsoft.com/office/word/2015/wordml/symex" xmlns:wpg="http://schemas.microsoft.com/office/word/2010/wordprocessingGroup" xmlns:wpi="http://schemas.microsoft.com/office/word/2010/wordprocessingInk" xmlns:wne="http://schemas.microsoft.com/office/word/2006/wordml" xmlns:wps="http://schemas.microsoft.com/office/word/2010/wordprocessingShape" mc:Ignorable="w14 w15 w16se w16cid w16 w16cex w16sdtdh wp14">
   <w:abstractNum w:abstractNumId="0" w15:restartNumberingAfterBreak="0">
-    <w:nsid w:val="00C4077C"/>
-    <w:multiLevelType w:val="hybridMultilevel"/>
-    <w:tmpl w:val="BF28E64A"/>
-    <w:lvl w:ilvl="0" w:tplc="0409000F">
+    <w:nsid w:val="238B4233"/>
+    <w:multiLevelType w:val="multilevel"/>
+    <w:tmpl w:val="749E300A"/>
+    <w:lvl w:ilvl="0">
       <w:start w:val="1"/>
-      <w:numFmt w:val="decimal"/>
-      <w:lvlText w:val="%1."/>
+      <w:numFmt w:val="bullet"/>
+      <w:lvlText w:val=""/>
       <w:lvlJc w:val="left"/>
       <w:pPr>
+        <w:tabs>
+          <w:tab w:val="num" w:pos="720"/>
+        </w:tabs>
         <w:ind w:left="720" w:hanging="360"/>
       </w:pPr>
+      <w:rPr>
+        <w:rFonts w:ascii="Symbol" w:hAnsi="Symbol" w:hint="default"/>
+        <w:sz w:val="20"/>
+      </w:rPr>
     </w:lvl>
-    <w:lvl w:ilvl="1" w:tplc="04090019" w:tentative="1">
+    <w:lvl w:ilvl="1">
+      <w:start w:val="2"/>
+      <w:numFmt w:val="bullet"/>
+      <w:lvlText w:val="-"/>
+      <w:lvlJc w:val="left"/>
+      <w:pPr>
+        <w:ind w:left="1440" w:hanging="360"/>
+      </w:pPr>
+      <w:rPr>
+        <w:rFonts w:ascii="Times New Roman" w:eastAsia="Times New Roman" w:hAnsi="Times New Roman" w:cs="Times New Roman" w:hint="default"/>
+      </w:rPr>
+    </w:lvl>
+    <w:lvl w:ilvl="2" w:tentative="1">
       <w:start w:val="1"/>
-      <w:numFmt w:val="lowerLetter"/>
-      <w:lvlText w:val="%2."/>
+      <w:numFmt w:val="bullet"/>
+      <w:lvlText w:val=""/>
       <w:lvlJc w:val="left"/>
       <w:pPr>
-        <w:ind w:left="1440" w:hanging="360"/>
-      </w:pPr>
+        <w:tabs>
+          <w:tab w:val="num" w:pos="2160"/>
+        </w:tabs>
+        <w:ind w:left="2160" w:hanging="360"/>
+      </w:pPr>
+      <w:rPr>
+        <w:rFonts w:ascii="Wingdings" w:hAnsi="Wingdings" w:hint="default"/>
+        <w:sz w:val="20"/>
+      </w:rPr>
     </w:lvl>
-    <w:lvl w:ilvl="2" w:tplc="0409001B" w:tentative="1">
+    <w:lvl w:ilvl="3" w:tentative="1">
       <w:start w:val="1"/>
-      <w:numFmt w:val="lowerRoman"/>
-      <w:lvlText w:val="%3."/>
-      <w:lvlJc w:val="right"/>
-      <w:pPr>
-        <w:ind w:left="2160" w:hanging="180"/>
-      </w:pPr>
+      <w:numFmt w:val="bullet"/>
+      <w:lvlText w:val=""/>
+      <w:lvlJc w:val="left"/>
+      <w:pPr>
+        <w:tabs>
+          <w:tab w:val="num" w:pos="2880"/>
+        </w:tabs>
+        <w:ind w:left="2880" w:hanging="360"/>
+      </w:pPr>
+      <w:rPr>
+        <w:rFonts w:ascii="Wingdings" w:hAnsi="Wingdings" w:hint="default"/>
+        <w:sz w:val="20"/>
+      </w:rPr>
     </w:lvl>
-    <w:lvl w:ilvl="3" w:tplc="0409000F" w:tentative="1">
+    <w:lvl w:ilvl="4" w:tentative="1">
       <w:start w:val="1"/>
-      <w:numFmt w:val="decimal"/>
-      <w:lvlText w:val="%4."/>
+      <w:numFmt w:val="bullet"/>
+      <w:lvlText w:val=""/>
       <w:lvlJc w:val="left"/>
       <w:pPr>
-        <w:ind w:left="2880" w:hanging="360"/>
-      </w:pPr>
+        <w:tabs>
+          <w:tab w:val="num" w:pos="3600"/>
+        </w:tabs>
+        <w:ind w:left="3600" w:hanging="360"/>
+      </w:pPr>
+      <w:rPr>
+        <w:rFonts w:ascii="Wingdings" w:hAnsi="Wingdings" w:hint="default"/>
+        <w:sz w:val="20"/>
+      </w:rPr>
     </w:lvl>
-    <w:lvl w:ilvl="4" w:tplc="04090019" w:tentative="1">
+    <w:lvl w:ilvl="5" w:tentative="1">
       <w:start w:val="1"/>
-      <w:numFmt w:val="lowerLetter"/>
-      <w:lvlText w:val="%5."/>
+      <w:numFmt w:val="bullet"/>
+      <w:lvlText w:val=""/>
       <w:lvlJc w:val="left"/>
       <w:pPr>
-        <w:ind w:left="3600" w:hanging="360"/>
-      </w:pPr>
+        <w:tabs>
+          <w:tab w:val="num" w:pos="4320"/>
+        </w:tabs>
+        <w:ind w:left="4320" w:hanging="360"/>
+      </w:pPr>
+      <w:rPr>
+        <w:rFonts w:ascii="Wingdings" w:hAnsi="Wingdings" w:hint="default"/>
+        <w:sz w:val="20"/>
+      </w:rPr>
     </w:lvl>
-    <w:lvl w:ilvl="5" w:tplc="0409001B" w:tentative="1">
+    <w:lvl w:ilvl="6" w:tentative="1">
       <w:start w:val="1"/>
-      <w:numFmt w:val="lowerRoman"/>
-      <w:lvlText w:val="%6."/>
-      <w:lvlJc w:val="right"/>
-      <w:pPr>
-        <w:ind w:left="4320" w:hanging="180"/>
-      </w:pPr>
+      <w:numFmt w:val="bullet"/>
+      <w:lvlText w:val=""/>
+      <w:lvlJc w:val="left"/>
+      <w:pPr>
+        <w:tabs>
+          <w:tab w:val="num" w:pos="5040"/>
+        </w:tabs>
+        <w:ind w:left="5040" w:hanging="360"/>
+      </w:pPr>
+      <w:rPr>
+        <w:rFonts w:ascii="Wingdings" w:hAnsi="Wingdings" w:hint="default"/>
+        <w:sz w:val="20"/>
+      </w:rPr>
     </w:lvl>
-    <w:lvl w:ilvl="6" w:tplc="0409000F" w:tentative="1">
+    <w:lvl w:ilvl="7" w:tentative="1">
       <w:start w:val="1"/>
-      <w:numFmt w:val="decimal"/>
-      <w:lvlText w:val="%7."/>
+      <w:numFmt w:val="bullet"/>
+      <w:lvlText w:val=""/>
       <w:lvlJc w:val="left"/>
       <w:pPr>
-        <w:ind w:left="5040" w:hanging="360"/>
-      </w:pPr>
+        <w:tabs>
+          <w:tab w:val="num" w:pos="5760"/>
+        </w:tabs>
+        <w:ind w:left="5760" w:hanging="360"/>
+      </w:pPr>
+      <w:rPr>
+        <w:rFonts w:ascii="Wingdings" w:hAnsi="Wingdings" w:hint="default"/>
+        <w:sz w:val="20"/>
+      </w:rPr>
     </w:lvl>
-    <w:lvl w:ilvl="7" w:tplc="04090019" w:tentative="1">
+    <w:lvl w:ilvl="8" w:tentative="1">
       <w:start w:val="1"/>
-      <w:numFmt w:val="lowerLetter"/>
-      <w:lvlText w:val="%8."/>
+      <w:numFmt w:val="bullet"/>
+      <w:lvlText w:val=""/>
       <w:lvlJc w:val="left"/>
       <w:pPr>
-        <w:ind w:left="5760" w:hanging="360"/>
-      </w:pPr>
-    </w:lvl>
-    <w:lvl w:ilvl="8" w:tplc="0409001B" w:tentative="1">
-      <w:start w:val="1"/>
-      <w:numFmt w:val="lowerRoman"/>
-      <w:lvlText w:val="%9."/>
-      <w:lvlJc w:val="right"/>
-      <w:pPr>
-        <w:ind w:left="6480" w:hanging="180"/>
-      </w:pPr>
+        <w:tabs>
+          <w:tab w:val="num" w:pos="6480"/>
+        </w:tabs>
+        <w:ind w:left="6480" w:hanging="360"/>
+      </w:pPr>
+      <w:rPr>
+        <w:rFonts w:ascii="Wingdings" w:hAnsi="Wingdings" w:hint="default"/>
+        <w:sz w:val="20"/>
+      </w:rPr>
     </w:lvl>
   </w:abstractNum>
   <w:abstractNum w:abstractNumId="1" w15:restartNumberingAfterBreak="0">
-    <w:nsid w:val="03434D16"/>
+    <w:nsid w:val="2CA7448C"/>
     <w:multiLevelType w:val="multilevel"/>
-    <w:tmpl w:val="E996C11C"/>
-    <w:lvl w:ilvl="0">
-      <w:start w:val="1"/>
-      <w:numFmt w:val="decimal"/>
-      <w:lvlText w:val="%1."/>
-      <w:lvlJc w:val="left"/>
-      <w:pPr>
-        <w:ind w:left="456" w:hanging="456"/>
-      </w:pPr>
-      <w:rPr>
-        <w:rFonts w:hint="default"/>
-      </w:rPr>
-    </w:lvl>
-    <w:lvl w:ilvl="1">
-      <w:start w:val="1"/>
-      <w:numFmt w:val="decimal"/>
-      <w:lvlText w:val="%1.%2."/>
-      <w:lvlJc w:val="left"/>
-      <w:pPr>
-        <w:ind w:left="397" w:hanging="397"/>
-      </w:pPr>
-      <w:rPr>
-        <w:rFonts w:hint="default"/>
-      </w:rPr>
-    </w:lvl>
-    <w:lvl w:ilvl="2">
-      <w:start w:val="1"/>
-      <w:numFmt w:val="decimal"/>
-      <w:lvlText w:val="%1.%2.%3."/>
-      <w:lvlJc w:val="left"/>
-      <w:pPr>
-        <w:ind w:left="720" w:hanging="720"/>
-      </w:pPr>
-      <w:rPr>
-        <w:rFonts w:hint="default"/>
-      </w:rPr>
-    </w:lvl>
-    <w:lvl w:ilvl="3">
-      <w:start w:val="1"/>
-      <w:numFmt w:val="decimal"/>
-      <w:lvlText w:val="%1.%2.%3.%4."/>
-      <w:lvlJc w:val="left"/>
-      <w:pPr>
-        <w:ind w:left="1080" w:hanging="1080"/>
-      </w:pPr>
-      <w:rPr>
-        <w:rFonts w:hint="default"/>
-      </w:rPr>
-    </w:lvl>
-    <w:lvl w:ilvl="4">
-      <w:start w:val="1"/>
-      <w:numFmt w:val="decimal"/>
-      <w:lvlText w:val="%1.%2.%3.%4.%5."/>
-      <w:lvlJc w:val="left"/>
-      <w:pPr>
-        <w:ind w:left="1080" w:hanging="1080"/>
-      </w:pPr>
-      <w:rPr>
-        <w:rFonts w:hint="default"/>
-      </w:rPr>
-    </w:lvl>
-    <w:lvl w:ilvl="5">
-      <w:start w:val="1"/>
-      <w:numFmt w:val="decimal"/>
-      <w:lvlText w:val="%1.%2.%3.%4.%5.%6."/>
-      <w:lvlJc w:val="left"/>
-      <w:pPr>
-        <w:ind w:left="1440" w:hanging="1440"/>
-      </w:pPr>
-      <w:rPr>
-        <w:rFonts w:hint="default"/>
-      </w:rPr>
-    </w:lvl>
-    <w:lvl w:ilvl="6">
-      <w:start w:val="1"/>
-      <w:numFmt w:val="decimal"/>
-      <w:lvlText w:val="%1.%2.%3.%4.%5.%6.%7."/>
-      <w:lvlJc w:val="left"/>
-      <w:pPr>
-        <w:ind w:left="1440" w:hanging="1440"/>
-      </w:pPr>
-      <w:rPr>
-        <w:rFonts w:hint="default"/>
-      </w:rPr>
-    </w:lvl>
-    <w:lvl w:ilvl="7">
-      <w:start w:val="1"/>
-      <w:numFmt w:val="decimal"/>
-      <w:lvlText w:val="%1.%2.%3.%4.%5.%6.%7.%8."/>
-      <w:lvlJc w:val="left"/>
-      <w:pPr>
-        <w:ind w:left="1800" w:hanging="1800"/>
-      </w:pPr>
-      <w:rPr>
-        <w:rFonts w:hint="default"/>
-      </w:rPr>
-    </w:lvl>
-    <w:lvl w:ilvl="8">
-      <w:start w:val="1"/>
-      <w:numFmt w:val="decimal"/>
-      <w:lvlText w:val="%1.%2.%3.%4.%5.%6.%7.%8.%9."/>
-      <w:lvlJc w:val="left"/>
-      <w:pPr>
-        <w:ind w:left="1800" w:hanging="1800"/>
-      </w:pPr>
-      <w:rPr>
-        <w:rFonts w:hint="default"/>
-      </w:rPr>
-    </w:lvl>
-  </w:abstractNum>
-  <w:abstractNum w:abstractNumId="2" w15:restartNumberingAfterBreak="0">
-    <w:nsid w:val="04D93BAD"/>
-    <w:multiLevelType w:val="multilevel"/>
-    <w:tmpl w:val="3E0CE5EA"/>
+    <w:tmpl w:val="ED6004D0"/>
     <w:lvl w:ilvl="0">
       <w:start w:val="1"/>
       <w:numFmt w:val="bullet"/>
@@ -20871,32 +20817,496 @@
       </w:rPr>
     </w:lvl>
   </w:abstractNum>
+  <w:abstractNum w:abstractNumId="2" w15:restartNumberingAfterBreak="0">
+    <w:nsid w:val="311A011A"/>
+    <w:multiLevelType w:val="multilevel"/>
+    <w:tmpl w:val="DCA8AD98"/>
+    <w:lvl w:ilvl="0">
+      <w:start w:val="1"/>
+      <w:numFmt w:val="bullet"/>
+      <w:lvlText w:val=""/>
+      <w:lvlJc w:val="left"/>
+      <w:pPr>
+        <w:tabs>
+          <w:tab w:val="num" w:pos="720"/>
+        </w:tabs>
+        <w:ind w:left="720" w:hanging="360"/>
+      </w:pPr>
+      <w:rPr>
+        <w:rFonts w:ascii="Symbol" w:hAnsi="Symbol" w:hint="default"/>
+        <w:sz w:val="20"/>
+      </w:rPr>
+    </w:lvl>
+    <w:lvl w:ilvl="1" w:tentative="1">
+      <w:start w:val="1"/>
+      <w:numFmt w:val="bullet"/>
+      <w:lvlText w:val="o"/>
+      <w:lvlJc w:val="left"/>
+      <w:pPr>
+        <w:tabs>
+          <w:tab w:val="num" w:pos="1440"/>
+        </w:tabs>
+        <w:ind w:left="1440" w:hanging="360"/>
+      </w:pPr>
+      <w:rPr>
+        <w:rFonts w:ascii="Courier New" w:hAnsi="Courier New" w:hint="default"/>
+        <w:sz w:val="20"/>
+      </w:rPr>
+    </w:lvl>
+    <w:lvl w:ilvl="2" w:tentative="1">
+      <w:start w:val="1"/>
+      <w:numFmt w:val="bullet"/>
+      <w:lvlText w:val=""/>
+      <w:lvlJc w:val="left"/>
+      <w:pPr>
+        <w:tabs>
+          <w:tab w:val="num" w:pos="2160"/>
+        </w:tabs>
+        <w:ind w:left="2160" w:hanging="360"/>
+      </w:pPr>
+      <w:rPr>
+        <w:rFonts w:ascii="Wingdings" w:hAnsi="Wingdings" w:hint="default"/>
+        <w:sz w:val="20"/>
+      </w:rPr>
+    </w:lvl>
+    <w:lvl w:ilvl="3" w:tentative="1">
+      <w:start w:val="1"/>
+      <w:numFmt w:val="bullet"/>
+      <w:lvlText w:val=""/>
+      <w:lvlJc w:val="left"/>
+      <w:pPr>
+        <w:tabs>
+          <w:tab w:val="num" w:pos="2880"/>
+        </w:tabs>
+        <w:ind w:left="2880" w:hanging="360"/>
+      </w:pPr>
+      <w:rPr>
+        <w:rFonts w:ascii="Wingdings" w:hAnsi="Wingdings" w:hint="default"/>
+        <w:sz w:val="20"/>
+      </w:rPr>
+    </w:lvl>
+    <w:lvl w:ilvl="4" w:tentative="1">
+      <w:start w:val="1"/>
+      <w:numFmt w:val="bullet"/>
+      <w:lvlText w:val=""/>
+      <w:lvlJc w:val="left"/>
+      <w:pPr>
+        <w:tabs>
+          <w:tab w:val="num" w:pos="3600"/>
+        </w:tabs>
+        <w:ind w:left="3600" w:hanging="360"/>
+      </w:pPr>
+      <w:rPr>
+        <w:rFonts w:ascii="Wingdings" w:hAnsi="Wingdings" w:hint="default"/>
+        <w:sz w:val="20"/>
+      </w:rPr>
+    </w:lvl>
+    <w:lvl w:ilvl="5" w:tentative="1">
+      <w:start w:val="1"/>
+      <w:numFmt w:val="bullet"/>
+      <w:lvlText w:val=""/>
+      <w:lvlJc w:val="left"/>
+      <w:pPr>
+        <w:tabs>
+          <w:tab w:val="num" w:pos="4320"/>
+        </w:tabs>
+        <w:ind w:left="4320" w:hanging="360"/>
+      </w:pPr>
+      <w:rPr>
+        <w:rFonts w:ascii="Wingdings" w:hAnsi="Wingdings" w:hint="default"/>
+        <w:sz w:val="20"/>
+      </w:rPr>
+    </w:lvl>
+    <w:lvl w:ilvl="6" w:tentative="1">
+      <w:start w:val="1"/>
+      <w:numFmt w:val="bullet"/>
+      <w:lvlText w:val=""/>
+      <w:lvlJc w:val="left"/>
+      <w:pPr>
+        <w:tabs>
+          <w:tab w:val="num" w:pos="5040"/>
+        </w:tabs>
+        <w:ind w:left="5040" w:hanging="360"/>
+      </w:pPr>
+      <w:rPr>
+        <w:rFonts w:ascii="Wingdings" w:hAnsi="Wingdings" w:hint="default"/>
+        <w:sz w:val="20"/>
+      </w:rPr>
+    </w:lvl>
+    <w:lvl w:ilvl="7" w:tentative="1">
+      <w:start w:val="1"/>
+      <w:numFmt w:val="bullet"/>
+      <w:lvlText w:val=""/>
+      <w:lvlJc w:val="left"/>
+      <w:pPr>
+        <w:tabs>
+          <w:tab w:val="num" w:pos="5760"/>
+        </w:tabs>
+        <w:ind w:left="5760" w:hanging="360"/>
+      </w:pPr>
+      <w:rPr>
+        <w:rFonts w:ascii="Wingdings" w:hAnsi="Wingdings" w:hint="default"/>
+        <w:sz w:val="20"/>
+      </w:rPr>
+    </w:lvl>
+    <w:lvl w:ilvl="8" w:tentative="1">
+      <w:start w:val="1"/>
+      <w:numFmt w:val="bullet"/>
+      <w:lvlText w:val=""/>
+      <w:lvlJc w:val="left"/>
+      <w:pPr>
+        <w:tabs>
+          <w:tab w:val="num" w:pos="6480"/>
+        </w:tabs>
+        <w:ind w:left="6480" w:hanging="360"/>
+      </w:pPr>
+      <w:rPr>
+        <w:rFonts w:ascii="Wingdings" w:hAnsi="Wingdings" w:hint="default"/>
+        <w:sz w:val="20"/>
+      </w:rPr>
+    </w:lvl>
+  </w:abstractNum>
   <w:abstractNum w:abstractNumId="3" w15:restartNumberingAfterBreak="0">
-    <w:nsid w:val="0539065F"/>
+    <w:nsid w:val="42B56930"/>
     <w:multiLevelType w:val="multilevel"/>
-    <w:tmpl w:val="5A468A3C"/>
+    <w:tmpl w:val="3E0CE5EA"/>
+    <w:lvl w:ilvl="0">
+      <w:start w:val="1"/>
+      <w:numFmt w:val="bullet"/>
+      <w:lvlText w:val=""/>
+      <w:lvlJc w:val="left"/>
+      <w:pPr>
+        <w:tabs>
+          <w:tab w:val="num" w:pos="720"/>
+        </w:tabs>
+        <w:ind w:left="720" w:hanging="360"/>
+      </w:pPr>
+      <w:rPr>
+        <w:rFonts w:ascii="Symbol" w:hAnsi="Symbol" w:hint="default"/>
+        <w:sz w:val="20"/>
+      </w:rPr>
+    </w:lvl>
+    <w:lvl w:ilvl="1" w:tentative="1">
+      <w:start w:val="1"/>
+      <w:numFmt w:val="bullet"/>
+      <w:lvlText w:val="o"/>
+      <w:lvlJc w:val="left"/>
+      <w:pPr>
+        <w:tabs>
+          <w:tab w:val="num" w:pos="1440"/>
+        </w:tabs>
+        <w:ind w:left="1440" w:hanging="360"/>
+      </w:pPr>
+      <w:rPr>
+        <w:rFonts w:ascii="Courier New" w:hAnsi="Courier New" w:hint="default"/>
+        <w:sz w:val="20"/>
+      </w:rPr>
+    </w:lvl>
+    <w:lvl w:ilvl="2" w:tentative="1">
+      <w:start w:val="1"/>
+      <w:numFmt w:val="bullet"/>
+      <w:lvlText w:val=""/>
+      <w:lvlJc w:val="left"/>
+      <w:pPr>
+        <w:tabs>
+          <w:tab w:val="num" w:pos="2160"/>
+        </w:tabs>
+        <w:ind w:left="2160" w:hanging="360"/>
+      </w:pPr>
+      <w:rPr>
+        <w:rFonts w:ascii="Wingdings" w:hAnsi="Wingdings" w:hint="default"/>
+        <w:sz w:val="20"/>
+      </w:rPr>
+    </w:lvl>
+    <w:lvl w:ilvl="3" w:tentative="1">
+      <w:start w:val="1"/>
+      <w:numFmt w:val="bullet"/>
+      <w:lvlText w:val=""/>
+      <w:lvlJc w:val="left"/>
+      <w:pPr>
+        <w:tabs>
+          <w:tab w:val="num" w:pos="2880"/>
+        </w:tabs>
+        <w:ind w:left="2880" w:hanging="360"/>
+      </w:pPr>
+      <w:rPr>
+        <w:rFonts w:ascii="Wingdings" w:hAnsi="Wingdings" w:hint="default"/>
+        <w:sz w:val="20"/>
+      </w:rPr>
+    </w:lvl>
+    <w:lvl w:ilvl="4" w:tentative="1">
+      <w:start w:val="1"/>
+      <w:numFmt w:val="bullet"/>
+      <w:lvlText w:val=""/>
+      <w:lvlJc w:val="left"/>
+      <w:pPr>
+        <w:tabs>
+          <w:tab w:val="num" w:pos="3600"/>
+        </w:tabs>
+        <w:ind w:left="3600" w:hanging="360"/>
+      </w:pPr>
+      <w:rPr>
+        <w:rFonts w:ascii="Wingdings" w:hAnsi="Wingdings" w:hint="default"/>
+        <w:sz w:val="20"/>
+      </w:rPr>
+    </w:lvl>
+    <w:lvl w:ilvl="5" w:tentative="1">
+      <w:start w:val="1"/>
+      <w:numFmt w:val="bullet"/>
+      <w:lvlText w:val=""/>
+      <w:lvlJc w:val="left"/>
+      <w:pPr>
+        <w:tabs>
+          <w:tab w:val="num" w:pos="4320"/>
+        </w:tabs>
+        <w:ind w:left="4320" w:hanging="360"/>
+      </w:pPr>
+      <w:rPr>
+        <w:rFonts w:ascii="Wingdings" w:hAnsi="Wingdings" w:hint="default"/>
+        <w:sz w:val="20"/>
+      </w:rPr>
+    </w:lvl>
+    <w:lvl w:ilvl="6" w:tentative="1">
+      <w:start w:val="1"/>
+      <w:numFmt w:val="bullet"/>
+      <w:lvlText w:val=""/>
+      <w:lvlJc w:val="left"/>
+      <w:pPr>
+        <w:tabs>
+          <w:tab w:val="num" w:pos="5040"/>
+        </w:tabs>
+        <w:ind w:left="5040" w:hanging="360"/>
+      </w:pPr>
+      <w:rPr>
+        <w:rFonts w:ascii="Wingdings" w:hAnsi="Wingdings" w:hint="default"/>
+        <w:sz w:val="20"/>
+      </w:rPr>
+    </w:lvl>
+    <w:lvl w:ilvl="7" w:tentative="1">
+      <w:start w:val="1"/>
+      <w:numFmt w:val="bullet"/>
+      <w:lvlText w:val=""/>
+      <w:lvlJc w:val="left"/>
+      <w:pPr>
+        <w:tabs>
+          <w:tab w:val="num" w:pos="5760"/>
+        </w:tabs>
+        <w:ind w:left="5760" w:hanging="360"/>
+      </w:pPr>
+      <w:rPr>
+        <w:rFonts w:ascii="Wingdings" w:hAnsi="Wingdings" w:hint="default"/>
+        <w:sz w:val="20"/>
+      </w:rPr>
+    </w:lvl>
+    <w:lvl w:ilvl="8" w:tentative="1">
+      <w:start w:val="1"/>
+      <w:numFmt w:val="bullet"/>
+      <w:lvlText w:val=""/>
+      <w:lvlJc w:val="left"/>
+      <w:pPr>
+        <w:tabs>
+          <w:tab w:val="num" w:pos="6480"/>
+        </w:tabs>
+        <w:ind w:left="6480" w:hanging="360"/>
+      </w:pPr>
+      <w:rPr>
+        <w:rFonts w:ascii="Wingdings" w:hAnsi="Wingdings" w:hint="default"/>
+        <w:sz w:val="20"/>
+      </w:rPr>
+    </w:lvl>
+  </w:abstractNum>
+  <w:abstractNum w:abstractNumId="4" w15:restartNumberingAfterBreak="0">
+    <w:nsid w:val="4EE44CEC"/>
+    <w:multiLevelType w:val="multilevel"/>
+    <w:tmpl w:val="599C0B4E"/>
+    <w:lvl w:ilvl="0">
+      <w:start w:val="1"/>
+      <w:numFmt w:val="bullet"/>
+      <w:lvlText w:val=""/>
+      <w:lvlJc w:val="left"/>
+      <w:pPr>
+        <w:tabs>
+          <w:tab w:val="num" w:pos="720"/>
+        </w:tabs>
+        <w:ind w:left="720" w:hanging="360"/>
+      </w:pPr>
+      <w:rPr>
+        <w:rFonts w:ascii="Symbol" w:hAnsi="Symbol" w:hint="default"/>
+        <w:sz w:val="20"/>
+      </w:rPr>
+    </w:lvl>
+    <w:lvl w:ilvl="1" w:tentative="1">
+      <w:start w:val="1"/>
+      <w:numFmt w:val="bullet"/>
+      <w:lvlText w:val="o"/>
+      <w:lvlJc w:val="left"/>
+      <w:pPr>
+        <w:tabs>
+          <w:tab w:val="num" w:pos="1440"/>
+        </w:tabs>
+        <w:ind w:left="1440" w:hanging="360"/>
+      </w:pPr>
+      <w:rPr>
+        <w:rFonts w:ascii="Courier New" w:hAnsi="Courier New" w:hint="default"/>
+        <w:sz w:val="20"/>
+      </w:rPr>
+    </w:lvl>
+    <w:lvl w:ilvl="2" w:tentative="1">
+      <w:start w:val="1"/>
+      <w:numFmt w:val="bullet"/>
+      <w:lvlText w:val=""/>
+      <w:lvlJc w:val="left"/>
+      <w:pPr>
+        <w:tabs>
+          <w:tab w:val="num" w:pos="2160"/>
+        </w:tabs>
+        <w:ind w:left="2160" w:hanging="360"/>
+      </w:pPr>
+      <w:rPr>
+        <w:rFonts w:ascii="Wingdings" w:hAnsi="Wingdings" w:hint="default"/>
+        <w:sz w:val="20"/>
+      </w:rPr>
+    </w:lvl>
+    <w:lvl w:ilvl="3" w:tentative="1">
+      <w:start w:val="1"/>
+      <w:numFmt w:val="bullet"/>
+      <w:lvlText w:val=""/>
+      <w:lvlJc w:val="left"/>
+      <w:pPr>
+        <w:tabs>
+          <w:tab w:val="num" w:pos="2880"/>
+        </w:tabs>
+        <w:ind w:left="2880" w:hanging="360"/>
+      </w:pPr>
+      <w:rPr>
+        <w:rFonts w:ascii="Wingdings" w:hAnsi="Wingdings" w:hint="default"/>
+        <w:sz w:val="20"/>
+      </w:rPr>
+    </w:lvl>
+    <w:lvl w:ilvl="4" w:tentative="1">
+      <w:start w:val="1"/>
+      <w:numFmt w:val="bullet"/>
+      <w:lvlText w:val=""/>
+      <w:lvlJc w:val="left"/>
+      <w:pPr>
+        <w:tabs>
+          <w:tab w:val="num" w:pos="3600"/>
+        </w:tabs>
+        <w:ind w:left="3600" w:hanging="360"/>
+      </w:pPr>
+      <w:rPr>
+        <w:rFonts w:ascii="Wingdings" w:hAnsi="Wingdings" w:hint="default"/>
+        <w:sz w:val="20"/>
+      </w:rPr>
+    </w:lvl>
+    <w:lvl w:ilvl="5" w:tentative="1">
+      <w:start w:val="1"/>
+      <w:numFmt w:val="bullet"/>
+      <w:lvlText w:val=""/>
+      <w:lvlJc w:val="left"/>
+      <w:pPr>
+        <w:tabs>
+          <w:tab w:val="num" w:pos="4320"/>
+        </w:tabs>
+        <w:ind w:left="4320" w:hanging="360"/>
+      </w:pPr>
+      <w:rPr>
+        <w:rFonts w:ascii="Wingdings" w:hAnsi="Wingdings" w:hint="default"/>
+        <w:sz w:val="20"/>
+      </w:rPr>
+    </w:lvl>
+    <w:lvl w:ilvl="6" w:tentative="1">
+      <w:start w:val="1"/>
+      <w:numFmt w:val="bullet"/>
+      <w:lvlText w:val=""/>
+      <w:lvlJc w:val="left"/>
+      <w:pPr>
+        <w:tabs>
+          <w:tab w:val="num" w:pos="5040"/>
+        </w:tabs>
+        <w:ind w:left="5040" w:hanging="360"/>
+      </w:pPr>
+      <w:rPr>
+        <w:rFonts w:ascii="Wingdings" w:hAnsi="Wingdings" w:hint="default"/>
+        <w:sz w:val="20"/>
+      </w:rPr>
+    </w:lvl>
+    <w:lvl w:ilvl="7" w:tentative="1">
+      <w:start w:val="1"/>
+      <w:numFmt w:val="bullet"/>
+      <w:lvlText w:val=""/>
+      <w:lvlJc w:val="left"/>
+      <w:pPr>
+        <w:tabs>
+          <w:tab w:val="num" w:pos="5760"/>
+        </w:tabs>
+        <w:ind w:left="5760" w:hanging="360"/>
+      </w:pPr>
+      <w:rPr>
+        <w:rFonts w:ascii="Wingdings" w:hAnsi="Wingdings" w:hint="default"/>
+        <w:sz w:val="20"/>
+      </w:rPr>
+    </w:lvl>
+    <w:lvl w:ilvl="8" w:tentative="1">
+      <w:start w:val="1"/>
+      <w:numFmt w:val="bullet"/>
+      <w:lvlText w:val=""/>
+      <w:lvlJc w:val="left"/>
+      <w:pPr>
+        <w:tabs>
+          <w:tab w:val="num" w:pos="6480"/>
+        </w:tabs>
+        <w:ind w:left="6480" w:hanging="360"/>
+      </w:pPr>
+      <w:rPr>
+        <w:rFonts w:ascii="Wingdings" w:hAnsi="Wingdings" w:hint="default"/>
+        <w:sz w:val="20"/>
+      </w:rPr>
+    </w:lvl>
+  </w:abstractNum>
+  <w:abstractNum w:abstractNumId="5" w15:restartNumberingAfterBreak="0">
+    <w:nsid w:val="5A4F4D49"/>
+    <w:multiLevelType w:val="multilevel"/>
+    <w:tmpl w:val="30629F48"/>
     <w:lvl w:ilvl="0">
       <w:start w:val="1"/>
       <w:numFmt w:val="decimal"/>
+      <w:pStyle w:val="u2"/>
       <w:lvlText w:val="%1."/>
-      <w:lvlJc w:val="left"/>
-      <w:pPr>
-        <w:ind w:left="360" w:hanging="360"/>
+      <w:lvlJc w:val="center"/>
+      <w:pPr>
+        <w:tabs>
+          <w:tab w:val="num" w:pos="340"/>
+        </w:tabs>
+        <w:ind w:left="0" w:firstLine="284"/>
       </w:pPr>
       <w:rPr>
         <w:rFonts w:hint="default"/>
+        <w:b/>
+        <w:bCs/>
+        <w:i w:val="0"/>
+        <w:iCs w:val="0"/>
+        <w:spacing w:val="0"/>
+        <w:w w:val="99"/>
+        <w:sz w:val="26"/>
+        <w:szCs w:val="26"/>
+        <w:lang w:val="vi" w:eastAsia="en-US" w:bidi="ar-SA"/>
       </w:rPr>
     </w:lvl>
     <w:lvl w:ilvl="1">
-      <w:start w:val="2"/>
+      <w:start w:val="1"/>
       <w:numFmt w:val="decimal"/>
       <w:lvlText w:val="%1.%2."/>
       <w:lvlJc w:val="left"/>
       <w:pPr>
-        <w:ind w:left="792" w:hanging="432"/>
+        <w:tabs>
+          <w:tab w:val="num" w:pos="0"/>
+        </w:tabs>
+        <w:ind w:left="-284" w:firstLine="284"/>
       </w:pPr>
       <w:rPr>
         <w:rFonts w:hint="default"/>
+        <w:lang w:val="vi" w:eastAsia="en-US" w:bidi="ar-SA"/>
       </w:rPr>
     </w:lvl>
     <w:lvl w:ilvl="2">
@@ -20905,10 +21315,14 @@
       <w:lvlText w:val="%1.%2.%3."/>
       <w:lvlJc w:val="left"/>
       <w:pPr>
-        <w:ind w:left="1224" w:hanging="504"/>
+        <w:tabs>
+          <w:tab w:val="num" w:pos="-284"/>
+        </w:tabs>
+        <w:ind w:left="-568" w:firstLine="284"/>
       </w:pPr>
       <w:rPr>
         <w:rFonts w:hint="default"/>
+        <w:lang w:val="vi" w:eastAsia="en-US" w:bidi="ar-SA"/>
       </w:rPr>
     </w:lvl>
     <w:lvl w:ilvl="3">
@@ -20917,10 +21331,14 @@
       <w:lvlText w:val="%1.%2.%3.%4."/>
       <w:lvlJc w:val="left"/>
       <w:pPr>
-        <w:ind w:left="1728" w:hanging="648"/>
+        <w:tabs>
+          <w:tab w:val="num" w:pos="-568"/>
+        </w:tabs>
+        <w:ind w:left="-852" w:firstLine="284"/>
       </w:pPr>
       <w:rPr>
         <w:rFonts w:hint="default"/>
+        <w:lang w:val="vi" w:eastAsia="en-US" w:bidi="ar-SA"/>
       </w:rPr>
     </w:lvl>
     <w:lvl w:ilvl="4">
@@ -20929,10 +21347,14 @@
       <w:lvlText w:val="%1.%2.%3.%4.%5."/>
       <w:lvlJc w:val="left"/>
       <w:pPr>
-        <w:ind w:left="2232" w:hanging="792"/>
+        <w:tabs>
+          <w:tab w:val="num" w:pos="-852"/>
+        </w:tabs>
+        <w:ind w:left="-1136" w:firstLine="284"/>
       </w:pPr>
       <w:rPr>
         <w:rFonts w:hint="default"/>
+        <w:lang w:val="vi" w:eastAsia="en-US" w:bidi="ar-SA"/>
       </w:rPr>
     </w:lvl>
     <w:lvl w:ilvl="5">
@@ -20941,10 +21363,14 @@
       <w:lvlText w:val="%1.%2.%3.%4.%5.%6."/>
       <w:lvlJc w:val="left"/>
       <w:pPr>
-        <w:ind w:left="2736" w:hanging="936"/>
+        <w:tabs>
+          <w:tab w:val="num" w:pos="-1136"/>
+        </w:tabs>
+        <w:ind w:left="-1420" w:firstLine="284"/>
       </w:pPr>
       <w:rPr>
         <w:rFonts w:hint="default"/>
+        <w:lang w:val="vi" w:eastAsia="en-US" w:bidi="ar-SA"/>
       </w:rPr>
     </w:lvl>
     <w:lvl w:ilvl="6">
@@ -20953,10 +21379,14 @@
       <w:lvlText w:val="%1.%2.%3.%4.%5.%6.%7."/>
       <w:lvlJc w:val="left"/>
       <w:pPr>
-        <w:ind w:left="3240" w:hanging="1080"/>
+        <w:tabs>
+          <w:tab w:val="num" w:pos="-1420"/>
+        </w:tabs>
+        <w:ind w:left="-1704" w:firstLine="284"/>
       </w:pPr>
       <w:rPr>
         <w:rFonts w:hint="default"/>
+        <w:lang w:val="vi" w:eastAsia="en-US" w:bidi="ar-SA"/>
       </w:rPr>
     </w:lvl>
     <w:lvl w:ilvl="7">
@@ -20965,10 +21395,14 @@
       <w:lvlText w:val="%1.%2.%3.%4.%5.%6.%7.%8."/>
       <w:lvlJc w:val="left"/>
       <w:pPr>
-        <w:ind w:left="3744" w:hanging="1224"/>
+        <w:tabs>
+          <w:tab w:val="num" w:pos="-1704"/>
+        </w:tabs>
+        <w:ind w:left="-1988" w:firstLine="284"/>
       </w:pPr>
       <w:rPr>
         <w:rFonts w:hint="default"/>
+        <w:lang w:val="vi" w:eastAsia="en-US" w:bidi="ar-SA"/>
       </w:rPr>
     </w:lvl>
     <w:lvl w:ilvl="8">
@@ -20977,216 +21411,468 @@
       <w:lvlText w:val="%1.%2.%3.%4.%5.%6.%7.%8.%9."/>
       <w:lvlJc w:val="left"/>
       <w:pPr>
-        <w:ind w:left="4320" w:hanging="1440"/>
+        <w:tabs>
+          <w:tab w:val="num" w:pos="-1988"/>
+        </w:tabs>
+        <w:ind w:left="-2272" w:firstLine="284"/>
       </w:pPr>
       <w:rPr>
         <w:rFonts w:hint="default"/>
+        <w:lang w:val="vi" w:eastAsia="en-US" w:bidi="ar-SA"/>
       </w:rPr>
     </w:lvl>
   </w:abstractNum>
-  <w:abstractNum w:abstractNumId="4" w15:restartNumberingAfterBreak="0">
-    <w:nsid w:val="064777D1"/>
-    <w:multiLevelType w:val="hybridMultilevel"/>
-    <w:tmpl w:val="9F28569C"/>
-    <w:lvl w:ilvl="0" w:tplc="CCF43196">
-      <w:start w:val="2"/>
+  <w:abstractNum w:abstractNumId="6" w15:restartNumberingAfterBreak="0">
+    <w:nsid w:val="605C0211"/>
+    <w:multiLevelType w:val="multilevel"/>
+    <w:tmpl w:val="DF94CD8A"/>
+    <w:lvl w:ilvl="0">
+      <w:start w:val="1"/>
       <w:numFmt w:val="bullet"/>
-      <w:lvlText w:val="-"/>
+      <w:lvlText w:val=""/>
       <w:lvlJc w:val="left"/>
       <w:pPr>
+        <w:tabs>
+          <w:tab w:val="num" w:pos="720"/>
+        </w:tabs>
         <w:ind w:left="720" w:hanging="360"/>
       </w:pPr>
       <w:rPr>
-        <w:rFonts w:ascii="Times New Roman" w:eastAsia="Times New Roman" w:hAnsi="Times New Roman" w:cs="Times New Roman" w:hint="default"/>
+        <w:rFonts w:ascii="Symbol" w:hAnsi="Symbol" w:hint="default"/>
+        <w:sz w:val="20"/>
       </w:rPr>
     </w:lvl>
-    <w:lvl w:ilvl="1" w:tplc="04090003" w:tentative="1">
+    <w:lvl w:ilvl="1" w:tentative="1">
       <w:start w:val="1"/>
       <w:numFmt w:val="bullet"/>
       <w:lvlText w:val="o"/>
       <w:lvlJc w:val="left"/>
       <w:pPr>
+        <w:tabs>
+          <w:tab w:val="num" w:pos="1440"/>
+        </w:tabs>
         <w:ind w:left="1440" w:hanging="360"/>
       </w:pPr>
       <w:rPr>
-        <w:rFonts w:ascii="Courier New" w:hAnsi="Courier New" w:cs="Courier New" w:hint="default"/>
+        <w:rFonts w:ascii="Courier New" w:hAnsi="Courier New" w:hint="default"/>
+        <w:sz w:val="20"/>
       </w:rPr>
     </w:lvl>
-    <w:lvl w:ilvl="2" w:tplc="04090005" w:tentative="1">
+    <w:lvl w:ilvl="2" w:tentative="1">
       <w:start w:val="1"/>
       <w:numFmt w:val="bullet"/>
       <w:lvlText w:val=""/>
       <w:lvlJc w:val="left"/>
       <w:pPr>
+        <w:tabs>
+          <w:tab w:val="num" w:pos="2160"/>
+        </w:tabs>
         <w:ind w:left="2160" w:hanging="360"/>
       </w:pPr>
       <w:rPr>
         <w:rFonts w:ascii="Wingdings" w:hAnsi="Wingdings" w:hint="default"/>
+        <w:sz w:val="20"/>
       </w:rPr>
     </w:lvl>
-    <w:lvl w:ilvl="3" w:tplc="04090001" w:tentative="1">
+    <w:lvl w:ilvl="3" w:tentative="1">
+      <w:start w:val="1"/>
+      <w:numFmt w:val="bullet"/>
+      <w:lvlText w:val=""/>
+      <w:lvlJc w:val="left"/>
+      <w:pPr>
+        <w:tabs>
+          <w:tab w:val="num" w:pos="2880"/>
+        </w:tabs>
+        <w:ind w:left="2880" w:hanging="360"/>
+      </w:pPr>
+      <w:rPr>
+        <w:rFonts w:ascii="Wingdings" w:hAnsi="Wingdings" w:hint="default"/>
+        <w:sz w:val="20"/>
+      </w:rPr>
+    </w:lvl>
+    <w:lvl w:ilvl="4" w:tentative="1">
+      <w:start w:val="1"/>
+      <w:numFmt w:val="bullet"/>
+      <w:lvlText w:val=""/>
+      <w:lvlJc w:val="left"/>
+      <w:pPr>
+        <w:tabs>
+          <w:tab w:val="num" w:pos="3600"/>
+        </w:tabs>
+        <w:ind w:left="3600" w:hanging="360"/>
+      </w:pPr>
+      <w:rPr>
+        <w:rFonts w:ascii="Wingdings" w:hAnsi="Wingdings" w:hint="default"/>
+        <w:sz w:val="20"/>
+      </w:rPr>
+    </w:lvl>
+    <w:lvl w:ilvl="5" w:tentative="1">
+      <w:start w:val="1"/>
+      <w:numFmt w:val="bullet"/>
+      <w:lvlText w:val=""/>
+      <w:lvlJc w:val="left"/>
+      <w:pPr>
+        <w:tabs>
+          <w:tab w:val="num" w:pos="4320"/>
+        </w:tabs>
+        <w:ind w:left="4320" w:hanging="360"/>
+      </w:pPr>
+      <w:rPr>
+        <w:rFonts w:ascii="Wingdings" w:hAnsi="Wingdings" w:hint="default"/>
+        <w:sz w:val="20"/>
+      </w:rPr>
+    </w:lvl>
+    <w:lvl w:ilvl="6" w:tentative="1">
+      <w:start w:val="1"/>
+      <w:numFmt w:val="bullet"/>
+      <w:lvlText w:val=""/>
+      <w:lvlJc w:val="left"/>
+      <w:pPr>
+        <w:tabs>
+          <w:tab w:val="num" w:pos="5040"/>
+        </w:tabs>
+        <w:ind w:left="5040" w:hanging="360"/>
+      </w:pPr>
+      <w:rPr>
+        <w:rFonts w:ascii="Wingdings" w:hAnsi="Wingdings" w:hint="default"/>
+        <w:sz w:val="20"/>
+      </w:rPr>
+    </w:lvl>
+    <w:lvl w:ilvl="7" w:tentative="1">
+      <w:start w:val="1"/>
+      <w:numFmt w:val="bullet"/>
+      <w:lvlText w:val=""/>
+      <w:lvlJc w:val="left"/>
+      <w:pPr>
+        <w:tabs>
+          <w:tab w:val="num" w:pos="5760"/>
+        </w:tabs>
+        <w:ind w:left="5760" w:hanging="360"/>
+      </w:pPr>
+      <w:rPr>
+        <w:rFonts w:ascii="Wingdings" w:hAnsi="Wingdings" w:hint="default"/>
+        <w:sz w:val="20"/>
+      </w:rPr>
+    </w:lvl>
+    <w:lvl w:ilvl="8" w:tentative="1">
+      <w:start w:val="1"/>
+      <w:numFmt w:val="bullet"/>
+      <w:lvlText w:val=""/>
+      <w:lvlJc w:val="left"/>
+      <w:pPr>
+        <w:tabs>
+          <w:tab w:val="num" w:pos="6480"/>
+        </w:tabs>
+        <w:ind w:left="6480" w:hanging="360"/>
+      </w:pPr>
+      <w:rPr>
+        <w:rFonts w:ascii="Wingdings" w:hAnsi="Wingdings" w:hint="default"/>
+        <w:sz w:val="20"/>
+      </w:rPr>
+    </w:lvl>
+  </w:abstractNum>
+  <w:abstractNum w:abstractNumId="7" w15:restartNumberingAfterBreak="0">
+    <w:nsid w:val="6EE230F5"/>
+    <w:multiLevelType w:val="multilevel"/>
+    <w:tmpl w:val="AA7CE40A"/>
+    <w:lvl w:ilvl="0">
       <w:start w:val="1"/>
       <w:numFmt w:val="bullet"/>
       <w:lvlText w:val=""/>
       <w:lvlJc w:val="left"/>
       <w:pPr>
-        <w:ind w:left="2880" w:hanging="360"/>
+        <w:tabs>
+          <w:tab w:val="num" w:pos="720"/>
+        </w:tabs>
+        <w:ind w:left="720" w:hanging="360"/>
       </w:pPr>
       <w:rPr>
         <w:rFonts w:ascii="Symbol" w:hAnsi="Symbol" w:hint="default"/>
+        <w:sz w:val="20"/>
       </w:rPr>
     </w:lvl>
-    <w:lvl w:ilvl="4" w:tplc="04090003" w:tentative="1">
+    <w:lvl w:ilvl="1" w:tentative="1">
       <w:start w:val="1"/>
       <w:numFmt w:val="bullet"/>
       <w:lvlText w:val="o"/>
       <w:lvlJc w:val="left"/>
       <w:pPr>
-        <w:ind w:left="3600" w:hanging="360"/>
+        <w:tabs>
+          <w:tab w:val="num" w:pos="1440"/>
+        </w:tabs>
+        <w:ind w:left="1440" w:hanging="360"/>
       </w:pPr>
       <w:rPr>
-        <w:rFonts w:ascii="Courier New" w:hAnsi="Courier New" w:cs="Courier New" w:hint="default"/>
+        <w:rFonts w:ascii="Courier New" w:hAnsi="Courier New" w:hint="default"/>
+        <w:sz w:val="20"/>
       </w:rPr>
     </w:lvl>
-    <w:lvl w:ilvl="5" w:tplc="04090005" w:tentative="1">
+    <w:lvl w:ilvl="2" w:tentative="1">
       <w:start w:val="1"/>
       <w:numFmt w:val="bullet"/>
       <w:lvlText w:val=""/>
       <w:lvlJc w:val="left"/>
       <w:pPr>
-        <w:ind w:left="4320" w:hanging="360"/>
+        <w:tabs>
+          <w:tab w:val="num" w:pos="2160"/>
+        </w:tabs>
+        <w:ind w:left="2160" w:hanging="360"/>
       </w:pPr>
       <w:rPr>
         <w:rFonts w:ascii="Wingdings" w:hAnsi="Wingdings" w:hint="default"/>
+        <w:sz w:val="20"/>
       </w:rPr>
     </w:lvl>
-    <w:lvl w:ilvl="6" w:tplc="04090001" w:tentative="1">
+    <w:lvl w:ilvl="3" w:tentative="1">
+      <w:start w:val="1"/>
+      <w:numFmt w:val="bullet"/>
+      <w:lvlText w:val=""/>
+      <w:lvlJc w:val="left"/>
+      <w:pPr>
+        <w:tabs>
+          <w:tab w:val="num" w:pos="2880"/>
+        </w:tabs>
+        <w:ind w:left="2880" w:hanging="360"/>
+      </w:pPr>
+      <w:rPr>
+        <w:rFonts w:ascii="Wingdings" w:hAnsi="Wingdings" w:hint="default"/>
+        <w:sz w:val="20"/>
+      </w:rPr>
+    </w:lvl>
+    <w:lvl w:ilvl="4" w:tentative="1">
+      <w:start w:val="1"/>
+      <w:numFmt w:val="bullet"/>
+      <w:lvlText w:val=""/>
+      <w:lvlJc w:val="left"/>
+      <w:pPr>
+        <w:tabs>
+          <w:tab w:val="num" w:pos="3600"/>
+        </w:tabs>
+        <w:ind w:left="3600" w:hanging="360"/>
+      </w:pPr>
+      <w:rPr>
+        <w:rFonts w:ascii="Wingdings" w:hAnsi="Wingdings" w:hint="default"/>
+        <w:sz w:val="20"/>
+      </w:rPr>
+    </w:lvl>
+    <w:lvl w:ilvl="5" w:tentative="1">
+      <w:start w:val="1"/>
+      <w:numFmt w:val="bullet"/>
+      <w:lvlText w:val=""/>
+      <w:lvlJc w:val="left"/>
+      <w:pPr>
+        <w:tabs>
+          <w:tab w:val="num" w:pos="4320"/>
+        </w:tabs>
+        <w:ind w:left="4320" w:hanging="360"/>
+      </w:pPr>
+      <w:rPr>
+        <w:rFonts w:ascii="Wingdings" w:hAnsi="Wingdings" w:hint="default"/>
+        <w:sz w:val="20"/>
+      </w:rPr>
+    </w:lvl>
+    <w:lvl w:ilvl="6" w:tentative="1">
+      <w:start w:val="1"/>
+      <w:numFmt w:val="bullet"/>
+      <w:lvlText w:val=""/>
+      <w:lvlJc w:val="left"/>
+      <w:pPr>
+        <w:tabs>
+          <w:tab w:val="num" w:pos="5040"/>
+        </w:tabs>
+        <w:ind w:left="5040" w:hanging="360"/>
+      </w:pPr>
+      <w:rPr>
+        <w:rFonts w:ascii="Wingdings" w:hAnsi="Wingdings" w:hint="default"/>
+        <w:sz w:val="20"/>
+      </w:rPr>
+    </w:lvl>
+    <w:lvl w:ilvl="7" w:tentative="1">
+      <w:start w:val="1"/>
+      <w:numFmt w:val="bullet"/>
+      <w:lvlText w:val=""/>
+      <w:lvlJc w:val="left"/>
+      <w:pPr>
+        <w:tabs>
+          <w:tab w:val="num" w:pos="5760"/>
+        </w:tabs>
+        <w:ind w:left="5760" w:hanging="360"/>
+      </w:pPr>
+      <w:rPr>
+        <w:rFonts w:ascii="Wingdings" w:hAnsi="Wingdings" w:hint="default"/>
+        <w:sz w:val="20"/>
+      </w:rPr>
+    </w:lvl>
+    <w:lvl w:ilvl="8" w:tentative="1">
+      <w:start w:val="1"/>
+      <w:numFmt w:val="bullet"/>
+      <w:lvlText w:val=""/>
+      <w:lvlJc w:val="left"/>
+      <w:pPr>
+        <w:tabs>
+          <w:tab w:val="num" w:pos="6480"/>
+        </w:tabs>
+        <w:ind w:left="6480" w:hanging="360"/>
+      </w:pPr>
+      <w:rPr>
+        <w:rFonts w:ascii="Wingdings" w:hAnsi="Wingdings" w:hint="default"/>
+        <w:sz w:val="20"/>
+      </w:rPr>
+    </w:lvl>
+  </w:abstractNum>
+  <w:abstractNum w:abstractNumId="8" w15:restartNumberingAfterBreak="0">
+    <w:nsid w:val="75161A05"/>
+    <w:multiLevelType w:val="multilevel"/>
+    <w:tmpl w:val="BC2686C4"/>
+    <w:lvl w:ilvl="0">
       <w:start w:val="1"/>
       <w:numFmt w:val="bullet"/>
       <w:lvlText w:val=""/>
       <w:lvlJc w:val="left"/>
       <w:pPr>
-        <w:ind w:left="5040" w:hanging="360"/>
+        <w:tabs>
+          <w:tab w:val="num" w:pos="720"/>
+        </w:tabs>
+        <w:ind w:left="720" w:hanging="360"/>
       </w:pPr>
       <w:rPr>
         <w:rFonts w:ascii="Symbol" w:hAnsi="Symbol" w:hint="default"/>
+        <w:sz w:val="20"/>
       </w:rPr>
     </w:lvl>
-    <w:lvl w:ilvl="7" w:tplc="04090003" w:tentative="1">
+    <w:lvl w:ilvl="1" w:tentative="1">
       <w:start w:val="1"/>
       <w:numFmt w:val="bullet"/>
       <w:lvlText w:val="o"/>
       <w:lvlJc w:val="left"/>
       <w:pPr>
-        <w:ind w:left="5760" w:hanging="360"/>
+        <w:tabs>
+          <w:tab w:val="num" w:pos="1440"/>
+        </w:tabs>
+        <w:ind w:left="1440" w:hanging="360"/>
       </w:pPr>
       <w:rPr>
-        <w:rFonts w:ascii="Courier New" w:hAnsi="Courier New" w:cs="Courier New" w:hint="default"/>
+        <w:rFonts w:ascii="Courier New" w:hAnsi="Courier New" w:hint="default"/>
+        <w:sz w:val="20"/>
       </w:rPr>
     </w:lvl>
-    <w:lvl w:ilvl="8" w:tplc="04090005" w:tentative="1">
+    <w:lvl w:ilvl="2" w:tentative="1">
       <w:start w:val="1"/>
       <w:numFmt w:val="bullet"/>
       <w:lvlText w:val=""/>
       <w:lvlJc w:val="left"/>
       <w:pPr>
-        <w:ind w:left="6480" w:hanging="360"/>
+        <w:tabs>
+          <w:tab w:val="num" w:pos="2160"/>
+        </w:tabs>
+        <w:ind w:left="2160" w:hanging="360"/>
       </w:pPr>
       <w:rPr>
         <w:rFonts w:ascii="Wingdings" w:hAnsi="Wingdings" w:hint="default"/>
+        <w:sz w:val="20"/>
+      </w:rPr>
+    </w:lvl>
+    <w:lvl w:ilvl="3" w:tentative="1">
+      <w:start w:val="1"/>
+      <w:numFmt w:val="bullet"/>
+      <w:lvlText w:val=""/>
+      <w:lvlJc w:val="left"/>
+      <w:pPr>
+        <w:tabs>
+          <w:tab w:val="num" w:pos="2880"/>
+        </w:tabs>
+        <w:ind w:left="2880" w:hanging="360"/>
+      </w:pPr>
+      <w:rPr>
+        <w:rFonts w:ascii="Wingdings" w:hAnsi="Wingdings" w:hint="default"/>
+        <w:sz w:val="20"/>
+      </w:rPr>
+    </w:lvl>
+    <w:lvl w:ilvl="4" w:tentative="1">
+      <w:start w:val="1"/>
+      <w:numFmt w:val="bullet"/>
+      <w:lvlText w:val=""/>
+      <w:lvlJc w:val="left"/>
+      <w:pPr>
+        <w:tabs>
+          <w:tab w:val="num" w:pos="3600"/>
+        </w:tabs>
+        <w:ind w:left="3600" w:hanging="360"/>
+      </w:pPr>
+      <w:rPr>
+        <w:rFonts w:ascii="Wingdings" w:hAnsi="Wingdings" w:hint="default"/>
+        <w:sz w:val="20"/>
+      </w:rPr>
+    </w:lvl>
+    <w:lvl w:ilvl="5" w:tentative="1">
+      <w:start w:val="1"/>
+      <w:numFmt w:val="bullet"/>
+      <w:lvlText w:val=""/>
+      <w:lvlJc w:val="left"/>
+      <w:pPr>
+        <w:tabs>
+          <w:tab w:val="num" w:pos="4320"/>
+        </w:tabs>
+        <w:ind w:left="4320" w:hanging="360"/>
+      </w:pPr>
+      <w:rPr>
+        <w:rFonts w:ascii="Wingdings" w:hAnsi="Wingdings" w:hint="default"/>
+        <w:sz w:val="20"/>
+      </w:rPr>
+    </w:lvl>
+    <w:lvl w:ilvl="6" w:tentative="1">
+      <w:start w:val="1"/>
+      <w:numFmt w:val="bullet"/>
+      <w:lvlText w:val=""/>
+      <w:lvlJc w:val="left"/>
+      <w:pPr>
+        <w:tabs>
+          <w:tab w:val="num" w:pos="5040"/>
+        </w:tabs>
+        <w:ind w:left="5040" w:hanging="360"/>
+      </w:pPr>
+      <w:rPr>
+        <w:rFonts w:ascii="Wingdings" w:hAnsi="Wingdings" w:hint="default"/>
+        <w:sz w:val="20"/>
+      </w:rPr>
+    </w:lvl>
+    <w:lvl w:ilvl="7" w:tentative="1">
+      <w:start w:val="1"/>
+      <w:numFmt w:val="bullet"/>
+      <w:lvlText w:val=""/>
+      <w:lvlJc w:val="left"/>
+      <w:pPr>
+        <w:tabs>
+          <w:tab w:val="num" w:pos="5760"/>
+        </w:tabs>
+        <w:ind w:left="5760" w:hanging="360"/>
+      </w:pPr>
+      <w:rPr>
+        <w:rFonts w:ascii="Wingdings" w:hAnsi="Wingdings" w:hint="default"/>
+        <w:sz w:val="20"/>
+      </w:rPr>
+    </w:lvl>
+    <w:lvl w:ilvl="8" w:tentative="1">
+      <w:start w:val="1"/>
+      <w:numFmt w:val="bullet"/>
+      <w:lvlText w:val=""/>
+      <w:lvlJc w:val="left"/>
+      <w:pPr>
+        <w:tabs>
+          <w:tab w:val="num" w:pos="6480"/>
+        </w:tabs>
+        <w:ind w:left="6480" w:hanging="360"/>
+      </w:pPr>
+      <w:rPr>
+        <w:rFonts w:ascii="Wingdings" w:hAnsi="Wingdings" w:hint="default"/>
+        <w:sz w:val="20"/>
       </w:rPr>
     </w:lvl>
   </w:abstractNum>
-  <w:abstractNum w:abstractNumId="5" w15:restartNumberingAfterBreak="0">
-    <w:nsid w:val="069C3356"/>
-    <w:multiLevelType w:val="hybridMultilevel"/>
-    <w:tmpl w:val="3D46F366"/>
-    <w:lvl w:ilvl="0" w:tplc="0409000F">
-      <w:start w:val="1"/>
-      <w:numFmt w:val="decimal"/>
-      <w:lvlText w:val="%1."/>
-      <w:lvlJc w:val="left"/>
-      <w:pPr>
-        <w:ind w:left="720" w:hanging="360"/>
-      </w:pPr>
-    </w:lvl>
-    <w:lvl w:ilvl="1" w:tplc="04090019" w:tentative="1">
-      <w:start w:val="1"/>
-      <w:numFmt w:val="lowerLetter"/>
-      <w:lvlText w:val="%2."/>
-      <w:lvlJc w:val="left"/>
-      <w:pPr>
-        <w:ind w:left="1440" w:hanging="360"/>
-      </w:pPr>
-    </w:lvl>
-    <w:lvl w:ilvl="2" w:tplc="0409001B" w:tentative="1">
-      <w:start w:val="1"/>
-      <w:numFmt w:val="lowerRoman"/>
-      <w:lvlText w:val="%3."/>
-      <w:lvlJc w:val="right"/>
-      <w:pPr>
-        <w:ind w:left="2160" w:hanging="180"/>
-      </w:pPr>
-    </w:lvl>
-    <w:lvl w:ilvl="3" w:tplc="0409000F" w:tentative="1">
-      <w:start w:val="1"/>
-      <w:numFmt w:val="decimal"/>
-      <w:lvlText w:val="%4."/>
-      <w:lvlJc w:val="left"/>
-      <w:pPr>
-        <w:ind w:left="2880" w:hanging="360"/>
-      </w:pPr>
-    </w:lvl>
-    <w:lvl w:ilvl="4" w:tplc="04090019" w:tentative="1">
-      <w:start w:val="1"/>
-      <w:numFmt w:val="lowerLetter"/>
-      <w:lvlText w:val="%5."/>
-      <w:lvlJc w:val="left"/>
-      <w:pPr>
-        <w:ind w:left="3600" w:hanging="360"/>
-      </w:pPr>
-    </w:lvl>
-    <w:lvl w:ilvl="5" w:tplc="0409001B" w:tentative="1">
-      <w:start w:val="1"/>
-      <w:numFmt w:val="lowerRoman"/>
-      <w:lvlText w:val="%6."/>
-      <w:lvlJc w:val="right"/>
-      <w:pPr>
-        <w:ind w:left="4320" w:hanging="180"/>
-      </w:pPr>
-    </w:lvl>
-    <w:lvl w:ilvl="6" w:tplc="0409000F" w:tentative="1">
-      <w:start w:val="1"/>
-      <w:numFmt w:val="decimal"/>
-      <w:lvlText w:val="%7."/>
-      <w:lvlJc w:val="left"/>
-      <w:pPr>
-        <w:ind w:left="5040" w:hanging="360"/>
-      </w:pPr>
-    </w:lvl>
-    <w:lvl w:ilvl="7" w:tplc="04090019" w:tentative="1">
-      <w:start w:val="1"/>
-      <w:numFmt w:val="lowerLetter"/>
-      <w:lvlText w:val="%8."/>
-      <w:lvlJc w:val="left"/>
-      <w:pPr>
-        <w:ind w:left="5760" w:hanging="360"/>
-      </w:pPr>
-    </w:lvl>
-    <w:lvl w:ilvl="8" w:tplc="0409001B" w:tentative="1">
-      <w:start w:val="1"/>
-      <w:numFmt w:val="lowerRoman"/>
-      <w:lvlText w:val="%9."/>
-      <w:lvlJc w:val="right"/>
-      <w:pPr>
-        <w:ind w:left="6480" w:hanging="180"/>
-      </w:pPr>
-    </w:lvl>
-  </w:abstractNum>
-  <w:abstractNum w:abstractNumId="6" w15:restartNumberingAfterBreak="0">
-    <w:nsid w:val="073B2384"/>
+  <w:abstractNum w:abstractNumId="9" w15:restartNumberingAfterBreak="0">
+    <w:nsid w:val="76C53327"/>
     <w:multiLevelType w:val="multilevel"/>
-    <w:tmpl w:val="912E0432"/>
+    <w:tmpl w:val="B420BC52"/>
     <w:lvl w:ilvl="0">
       <w:start w:val="1"/>
       <w:numFmt w:val="decimal"/>
@@ -21215,7 +21901,7 @@
       <w:lvlText w:val="%1.%2."/>
       <w:lvlJc w:val="left"/>
       <w:pPr>
-        <w:ind w:left="792" w:hanging="432"/>
+        <w:ind w:left="792" w:hanging="792"/>
       </w:pPr>
       <w:rPr>
         <w:rFonts w:hint="default"/>
@@ -21314,6443 +22000,23 @@
       </w:rPr>
     </w:lvl>
   </w:abstractNum>
-  <w:abstractNum w:abstractNumId="7" w15:restartNumberingAfterBreak="0">
-    <w:nsid w:val="09925A9A"/>
-    <w:multiLevelType w:val="hybridMultilevel"/>
-    <w:tmpl w:val="2F9E2A00"/>
-    <w:lvl w:ilvl="0" w:tplc="0409000F">
-      <w:start w:val="1"/>
-      <w:numFmt w:val="decimal"/>
-      <w:lvlText w:val="%1."/>
-      <w:lvlJc w:val="left"/>
-      <w:pPr>
-        <w:ind w:left="720" w:hanging="360"/>
-      </w:pPr>
-    </w:lvl>
-    <w:lvl w:ilvl="1" w:tplc="04090019" w:tentative="1">
-      <w:start w:val="1"/>
-      <w:numFmt w:val="lowerLetter"/>
-      <w:lvlText w:val="%2."/>
-      <w:lvlJc w:val="left"/>
-      <w:pPr>
-        <w:ind w:left="1440" w:hanging="360"/>
-      </w:pPr>
-    </w:lvl>
-    <w:lvl w:ilvl="2" w:tplc="0409001B" w:tentative="1">
-      <w:start w:val="1"/>
-      <w:numFmt w:val="lowerRoman"/>
-      <w:lvlText w:val="%3."/>
-      <w:lvlJc w:val="right"/>
-      <w:pPr>
-        <w:ind w:left="2160" w:hanging="180"/>
-      </w:pPr>
-    </w:lvl>
-    <w:lvl w:ilvl="3" w:tplc="0409000F" w:tentative="1">
-      <w:start w:val="1"/>
-      <w:numFmt w:val="decimal"/>
-      <w:lvlText w:val="%4."/>
-      <w:lvlJc w:val="left"/>
-      <w:pPr>
-        <w:ind w:left="2880" w:hanging="360"/>
-      </w:pPr>
-    </w:lvl>
-    <w:lvl w:ilvl="4" w:tplc="04090019" w:tentative="1">
-      <w:start w:val="1"/>
-      <w:numFmt w:val="lowerLetter"/>
-      <w:lvlText w:val="%5."/>
-      <w:lvlJc w:val="left"/>
-      <w:pPr>
-        <w:ind w:left="3600" w:hanging="360"/>
-      </w:pPr>
-    </w:lvl>
-    <w:lvl w:ilvl="5" w:tplc="0409001B" w:tentative="1">
-      <w:start w:val="1"/>
-      <w:numFmt w:val="lowerRoman"/>
-      <w:lvlText w:val="%6."/>
-      <w:lvlJc w:val="right"/>
-      <w:pPr>
-        <w:ind w:left="4320" w:hanging="180"/>
-      </w:pPr>
-    </w:lvl>
-    <w:lvl w:ilvl="6" w:tplc="0409000F" w:tentative="1">
-      <w:start w:val="1"/>
-      <w:numFmt w:val="decimal"/>
-      <w:lvlText w:val="%7."/>
-      <w:lvlJc w:val="left"/>
-      <w:pPr>
-        <w:ind w:left="5040" w:hanging="360"/>
-      </w:pPr>
-    </w:lvl>
-    <w:lvl w:ilvl="7" w:tplc="04090019" w:tentative="1">
-      <w:start w:val="1"/>
-      <w:numFmt w:val="lowerLetter"/>
-      <w:lvlText w:val="%8."/>
-      <w:lvlJc w:val="left"/>
-      <w:pPr>
-        <w:ind w:left="5760" w:hanging="360"/>
-      </w:pPr>
-    </w:lvl>
-    <w:lvl w:ilvl="8" w:tplc="0409001B" w:tentative="1">
-      <w:start w:val="1"/>
-      <w:numFmt w:val="lowerRoman"/>
-      <w:lvlText w:val="%9."/>
-      <w:lvlJc w:val="right"/>
-      <w:pPr>
-        <w:ind w:left="6480" w:hanging="180"/>
-      </w:pPr>
-    </w:lvl>
-  </w:abstractNum>
-  <w:abstractNum w:abstractNumId="8" w15:restartNumberingAfterBreak="0">
-    <w:nsid w:val="0AE76D5D"/>
-    <w:multiLevelType w:val="hybridMultilevel"/>
-    <w:tmpl w:val="CF06B74E"/>
-    <w:lvl w:ilvl="0" w:tplc="CCF43196">
-      <w:start w:val="2"/>
-      <w:numFmt w:val="bullet"/>
-      <w:lvlText w:val="-"/>
-      <w:lvlJc w:val="left"/>
-      <w:pPr>
-        <w:ind w:left="720" w:hanging="360"/>
-      </w:pPr>
-      <w:rPr>
-        <w:rFonts w:ascii="Times New Roman" w:eastAsia="Times New Roman" w:hAnsi="Times New Roman" w:cs="Times New Roman" w:hint="default"/>
-      </w:rPr>
-    </w:lvl>
-    <w:lvl w:ilvl="1" w:tplc="04090003" w:tentative="1">
-      <w:start w:val="1"/>
-      <w:numFmt w:val="bullet"/>
-      <w:lvlText w:val="o"/>
-      <w:lvlJc w:val="left"/>
-      <w:pPr>
-        <w:ind w:left="1440" w:hanging="360"/>
-      </w:pPr>
-      <w:rPr>
-        <w:rFonts w:ascii="Courier New" w:hAnsi="Courier New" w:cs="Courier New" w:hint="default"/>
-      </w:rPr>
-    </w:lvl>
-    <w:lvl w:ilvl="2" w:tplc="04090005" w:tentative="1">
-      <w:start w:val="1"/>
-      <w:numFmt w:val="bullet"/>
-      <w:lvlText w:val=""/>
-      <w:lvlJc w:val="left"/>
-      <w:pPr>
-        <w:ind w:left="2160" w:hanging="360"/>
-      </w:pPr>
-      <w:rPr>
-        <w:rFonts w:ascii="Wingdings" w:hAnsi="Wingdings" w:hint="default"/>
-      </w:rPr>
-    </w:lvl>
-    <w:lvl w:ilvl="3" w:tplc="04090001" w:tentative="1">
-      <w:start w:val="1"/>
-      <w:numFmt w:val="bullet"/>
-      <w:lvlText w:val=""/>
-      <w:lvlJc w:val="left"/>
-      <w:pPr>
-        <w:ind w:left="2880" w:hanging="360"/>
-      </w:pPr>
-      <w:rPr>
-        <w:rFonts w:ascii="Symbol" w:hAnsi="Symbol" w:hint="default"/>
-      </w:rPr>
-    </w:lvl>
-    <w:lvl w:ilvl="4" w:tplc="04090003" w:tentative="1">
-      <w:start w:val="1"/>
-      <w:numFmt w:val="bullet"/>
-      <w:lvlText w:val="o"/>
-      <w:lvlJc w:val="left"/>
-      <w:pPr>
-        <w:ind w:left="3600" w:hanging="360"/>
-      </w:pPr>
-      <w:rPr>
-        <w:rFonts w:ascii="Courier New" w:hAnsi="Courier New" w:cs="Courier New" w:hint="default"/>
-      </w:rPr>
-    </w:lvl>
-    <w:lvl w:ilvl="5" w:tplc="04090005" w:tentative="1">
-      <w:start w:val="1"/>
-      <w:numFmt w:val="bullet"/>
-      <w:lvlText w:val=""/>
-      <w:lvlJc w:val="left"/>
-      <w:pPr>
-        <w:ind w:left="4320" w:hanging="360"/>
-      </w:pPr>
-      <w:rPr>
-        <w:rFonts w:ascii="Wingdings" w:hAnsi="Wingdings" w:hint="default"/>
-      </w:rPr>
-    </w:lvl>
-    <w:lvl w:ilvl="6" w:tplc="04090001" w:tentative="1">
-      <w:start w:val="1"/>
-      <w:numFmt w:val="bullet"/>
-      <w:lvlText w:val=""/>
-      <w:lvlJc w:val="left"/>
-      <w:pPr>
-        <w:ind w:left="5040" w:hanging="360"/>
-      </w:pPr>
-      <w:rPr>
-        <w:rFonts w:ascii="Symbol" w:hAnsi="Symbol" w:hint="default"/>
-      </w:rPr>
-    </w:lvl>
-    <w:lvl w:ilvl="7" w:tplc="04090003" w:tentative="1">
-      <w:start w:val="1"/>
-      <w:numFmt w:val="bullet"/>
-      <w:lvlText w:val="o"/>
-      <w:lvlJc w:val="left"/>
-      <w:pPr>
-        <w:ind w:left="5760" w:hanging="360"/>
-      </w:pPr>
-      <w:rPr>
-        <w:rFonts w:ascii="Courier New" w:hAnsi="Courier New" w:cs="Courier New" w:hint="default"/>
-      </w:rPr>
-    </w:lvl>
-    <w:lvl w:ilvl="8" w:tplc="04090005" w:tentative="1">
-      <w:start w:val="1"/>
-      <w:numFmt w:val="bullet"/>
-      <w:lvlText w:val=""/>
-      <w:lvlJc w:val="left"/>
-      <w:pPr>
-        <w:ind w:left="6480" w:hanging="360"/>
-      </w:pPr>
-      <w:rPr>
-        <w:rFonts w:ascii="Wingdings" w:hAnsi="Wingdings" w:hint="default"/>
-      </w:rPr>
-    </w:lvl>
-  </w:abstractNum>
-  <w:abstractNum w:abstractNumId="9" w15:restartNumberingAfterBreak="0">
-    <w:nsid w:val="0D022736"/>
-    <w:multiLevelType w:val="multilevel"/>
-    <w:tmpl w:val="AF28189E"/>
-    <w:lvl w:ilvl="0">
-      <w:start w:val="1"/>
-      <w:numFmt w:val="decimal"/>
-      <w:lvlText w:val="%1."/>
-      <w:lvlJc w:val="left"/>
-      <w:pPr>
-        <w:ind w:left="456" w:hanging="456"/>
-      </w:pPr>
-      <w:rPr>
-        <w:rFonts w:hint="default"/>
-      </w:rPr>
-    </w:lvl>
-    <w:lvl w:ilvl="1">
-      <w:start w:val="1"/>
-      <w:numFmt w:val="decimal"/>
-      <w:lvlText w:val="%1.%2."/>
-      <w:lvlJc w:val="left"/>
-      <w:pPr>
-        <w:ind w:left="397" w:hanging="397"/>
-      </w:pPr>
-      <w:rPr>
-        <w:rFonts w:hint="default"/>
-      </w:rPr>
-    </w:lvl>
-    <w:lvl w:ilvl="2">
-      <w:start w:val="1"/>
-      <w:numFmt w:val="decimal"/>
-      <w:lvlText w:val="%1.%2.%3."/>
-      <w:lvlJc w:val="left"/>
-      <w:pPr>
-        <w:ind w:left="720" w:hanging="720"/>
-      </w:pPr>
-      <w:rPr>
-        <w:rFonts w:hint="default"/>
-      </w:rPr>
-    </w:lvl>
-    <w:lvl w:ilvl="3">
-      <w:start w:val="1"/>
-      <w:numFmt w:val="decimal"/>
-      <w:lvlText w:val="%1.%2.%3.%4."/>
-      <w:lvlJc w:val="left"/>
-      <w:pPr>
-        <w:ind w:left="1080" w:hanging="1080"/>
-      </w:pPr>
-      <w:rPr>
-        <w:rFonts w:hint="default"/>
-      </w:rPr>
-    </w:lvl>
-    <w:lvl w:ilvl="4">
-      <w:start w:val="1"/>
-      <w:numFmt w:val="decimal"/>
-      <w:lvlText w:val="%1.%2.%3.%4.%5."/>
-      <w:lvlJc w:val="left"/>
-      <w:pPr>
-        <w:ind w:left="1080" w:hanging="1080"/>
-      </w:pPr>
-      <w:rPr>
-        <w:rFonts w:hint="default"/>
-      </w:rPr>
-    </w:lvl>
-    <w:lvl w:ilvl="5">
-      <w:start w:val="1"/>
-      <w:numFmt w:val="decimal"/>
-      <w:lvlText w:val="%1.%2.%3.%4.%5.%6."/>
-      <w:lvlJc w:val="left"/>
-      <w:pPr>
-        <w:ind w:left="1440" w:hanging="1440"/>
-      </w:pPr>
-      <w:rPr>
-        <w:rFonts w:hint="default"/>
-      </w:rPr>
-    </w:lvl>
-    <w:lvl w:ilvl="6">
-      <w:start w:val="1"/>
-      <w:numFmt w:val="decimal"/>
-      <w:lvlText w:val="%1.%2.%3.%4.%5.%6.%7."/>
-      <w:lvlJc w:val="left"/>
-      <w:pPr>
-        <w:ind w:left="1440" w:hanging="1440"/>
-      </w:pPr>
-      <w:rPr>
-        <w:rFonts w:hint="default"/>
-      </w:rPr>
-    </w:lvl>
-    <w:lvl w:ilvl="7">
-      <w:start w:val="1"/>
-      <w:numFmt w:val="decimal"/>
-      <w:lvlText w:val="%1.%2.%3.%4.%5.%6.%7.%8."/>
-      <w:lvlJc w:val="left"/>
-      <w:pPr>
-        <w:ind w:left="1800" w:hanging="1800"/>
-      </w:pPr>
-      <w:rPr>
-        <w:rFonts w:hint="default"/>
-      </w:rPr>
-    </w:lvl>
-    <w:lvl w:ilvl="8">
-      <w:start w:val="1"/>
-      <w:numFmt w:val="decimal"/>
-      <w:lvlText w:val="%1.%2.%3.%4.%5.%6.%7.%8.%9."/>
-      <w:lvlJc w:val="left"/>
-      <w:pPr>
-        <w:ind w:left="1800" w:hanging="1800"/>
-      </w:pPr>
-      <w:rPr>
-        <w:rFonts w:hint="default"/>
-      </w:rPr>
-    </w:lvl>
-  </w:abstractNum>
-  <w:abstractNum w:abstractNumId="10" w15:restartNumberingAfterBreak="0">
-    <w:nsid w:val="13637419"/>
-    <w:multiLevelType w:val="multilevel"/>
-    <w:tmpl w:val="AF28189E"/>
-    <w:lvl w:ilvl="0">
-      <w:start w:val="1"/>
-      <w:numFmt w:val="decimal"/>
-      <w:lvlText w:val="%1."/>
-      <w:lvlJc w:val="left"/>
-      <w:pPr>
-        <w:ind w:left="456" w:hanging="456"/>
-      </w:pPr>
-      <w:rPr>
-        <w:rFonts w:hint="default"/>
-      </w:rPr>
-    </w:lvl>
-    <w:lvl w:ilvl="1">
-      <w:start w:val="1"/>
-      <w:numFmt w:val="decimal"/>
-      <w:lvlText w:val="%1.%2."/>
-      <w:lvlJc w:val="left"/>
-      <w:pPr>
-        <w:ind w:left="397" w:hanging="397"/>
-      </w:pPr>
-      <w:rPr>
-        <w:rFonts w:hint="default"/>
-      </w:rPr>
-    </w:lvl>
-    <w:lvl w:ilvl="2">
-      <w:start w:val="1"/>
-      <w:numFmt w:val="decimal"/>
-      <w:lvlText w:val="%1.%2.%3."/>
-      <w:lvlJc w:val="left"/>
-      <w:pPr>
-        <w:ind w:left="720" w:hanging="720"/>
-      </w:pPr>
-      <w:rPr>
-        <w:rFonts w:hint="default"/>
-      </w:rPr>
-    </w:lvl>
-    <w:lvl w:ilvl="3">
-      <w:start w:val="1"/>
-      <w:numFmt w:val="decimal"/>
-      <w:lvlText w:val="%1.%2.%3.%4."/>
-      <w:lvlJc w:val="left"/>
-      <w:pPr>
-        <w:ind w:left="1080" w:hanging="1080"/>
-      </w:pPr>
-      <w:rPr>
-        <w:rFonts w:hint="default"/>
-      </w:rPr>
-    </w:lvl>
-    <w:lvl w:ilvl="4">
-      <w:start w:val="1"/>
-      <w:numFmt w:val="decimal"/>
-      <w:lvlText w:val="%1.%2.%3.%4.%5."/>
-      <w:lvlJc w:val="left"/>
-      <w:pPr>
-        <w:ind w:left="1080" w:hanging="1080"/>
-      </w:pPr>
-      <w:rPr>
-        <w:rFonts w:hint="default"/>
-      </w:rPr>
-    </w:lvl>
-    <w:lvl w:ilvl="5">
-      <w:start w:val="1"/>
-      <w:numFmt w:val="decimal"/>
-      <w:lvlText w:val="%1.%2.%3.%4.%5.%6."/>
-      <w:lvlJc w:val="left"/>
-      <w:pPr>
-        <w:ind w:left="1440" w:hanging="1440"/>
-      </w:pPr>
-      <w:rPr>
-        <w:rFonts w:hint="default"/>
-      </w:rPr>
-    </w:lvl>
-    <w:lvl w:ilvl="6">
-      <w:start w:val="1"/>
-      <w:numFmt w:val="decimal"/>
-      <w:lvlText w:val="%1.%2.%3.%4.%5.%6.%7."/>
-      <w:lvlJc w:val="left"/>
-      <w:pPr>
-        <w:ind w:left="1440" w:hanging="1440"/>
-      </w:pPr>
-      <w:rPr>
-        <w:rFonts w:hint="default"/>
-      </w:rPr>
-    </w:lvl>
-    <w:lvl w:ilvl="7">
-      <w:start w:val="1"/>
-      <w:numFmt w:val="decimal"/>
-      <w:lvlText w:val="%1.%2.%3.%4.%5.%6.%7.%8."/>
-      <w:lvlJc w:val="left"/>
-      <w:pPr>
-        <w:ind w:left="1800" w:hanging="1800"/>
-      </w:pPr>
-      <w:rPr>
-        <w:rFonts w:hint="default"/>
-      </w:rPr>
-    </w:lvl>
-    <w:lvl w:ilvl="8">
-      <w:start w:val="1"/>
-      <w:numFmt w:val="decimal"/>
-      <w:lvlText w:val="%1.%2.%3.%4.%5.%6.%7.%8.%9."/>
-      <w:lvlJc w:val="left"/>
-      <w:pPr>
-        <w:ind w:left="1800" w:hanging="1800"/>
-      </w:pPr>
-      <w:rPr>
-        <w:rFonts w:hint="default"/>
-      </w:rPr>
-    </w:lvl>
-  </w:abstractNum>
-  <w:abstractNum w:abstractNumId="11" w15:restartNumberingAfterBreak="0">
-    <w:nsid w:val="14C74333"/>
-    <w:multiLevelType w:val="hybridMultilevel"/>
-    <w:tmpl w:val="8C169D96"/>
-    <w:lvl w:ilvl="0" w:tplc="0409000F">
-      <w:start w:val="1"/>
-      <w:numFmt w:val="decimal"/>
-      <w:lvlText w:val="%1."/>
-      <w:lvlJc w:val="left"/>
-      <w:pPr>
-        <w:ind w:left="1080" w:hanging="360"/>
-      </w:pPr>
-    </w:lvl>
-    <w:lvl w:ilvl="1" w:tplc="04090019" w:tentative="1">
-      <w:start w:val="1"/>
-      <w:numFmt w:val="lowerLetter"/>
-      <w:lvlText w:val="%2."/>
-      <w:lvlJc w:val="left"/>
-      <w:pPr>
-        <w:ind w:left="1800" w:hanging="360"/>
-      </w:pPr>
-    </w:lvl>
-    <w:lvl w:ilvl="2" w:tplc="0409001B" w:tentative="1">
-      <w:start w:val="1"/>
-      <w:numFmt w:val="lowerRoman"/>
-      <w:lvlText w:val="%3."/>
-      <w:lvlJc w:val="right"/>
-      <w:pPr>
-        <w:ind w:left="2520" w:hanging="180"/>
-      </w:pPr>
-    </w:lvl>
-    <w:lvl w:ilvl="3" w:tplc="0409000F" w:tentative="1">
-      <w:start w:val="1"/>
-      <w:numFmt w:val="decimal"/>
-      <w:lvlText w:val="%4."/>
-      <w:lvlJc w:val="left"/>
-      <w:pPr>
-        <w:ind w:left="3240" w:hanging="360"/>
-      </w:pPr>
-    </w:lvl>
-    <w:lvl w:ilvl="4" w:tplc="04090019" w:tentative="1">
-      <w:start w:val="1"/>
-      <w:numFmt w:val="lowerLetter"/>
-      <w:lvlText w:val="%5."/>
-      <w:lvlJc w:val="left"/>
-      <w:pPr>
-        <w:ind w:left="3960" w:hanging="360"/>
-      </w:pPr>
-    </w:lvl>
-    <w:lvl w:ilvl="5" w:tplc="0409001B" w:tentative="1">
-      <w:start w:val="1"/>
-      <w:numFmt w:val="lowerRoman"/>
-      <w:lvlText w:val="%6."/>
-      <w:lvlJc w:val="right"/>
-      <w:pPr>
-        <w:ind w:left="4680" w:hanging="180"/>
-      </w:pPr>
-    </w:lvl>
-    <w:lvl w:ilvl="6" w:tplc="0409000F" w:tentative="1">
-      <w:start w:val="1"/>
-      <w:numFmt w:val="decimal"/>
-      <w:lvlText w:val="%7."/>
-      <w:lvlJc w:val="left"/>
-      <w:pPr>
-        <w:ind w:left="5400" w:hanging="360"/>
-      </w:pPr>
-    </w:lvl>
-    <w:lvl w:ilvl="7" w:tplc="04090019" w:tentative="1">
-      <w:start w:val="1"/>
-      <w:numFmt w:val="lowerLetter"/>
-      <w:lvlText w:val="%8."/>
-      <w:lvlJc w:val="left"/>
-      <w:pPr>
-        <w:ind w:left="6120" w:hanging="360"/>
-      </w:pPr>
-    </w:lvl>
-    <w:lvl w:ilvl="8" w:tplc="0409001B" w:tentative="1">
-      <w:start w:val="1"/>
-      <w:numFmt w:val="lowerRoman"/>
-      <w:lvlText w:val="%9."/>
-      <w:lvlJc w:val="right"/>
-      <w:pPr>
-        <w:ind w:left="6840" w:hanging="180"/>
-      </w:pPr>
-    </w:lvl>
-  </w:abstractNum>
-  <w:abstractNum w:abstractNumId="12" w15:restartNumberingAfterBreak="0">
-    <w:nsid w:val="14C860EA"/>
-    <w:multiLevelType w:val="hybridMultilevel"/>
-    <w:tmpl w:val="742C5B44"/>
-    <w:lvl w:ilvl="0" w:tplc="04090001">
-      <w:start w:val="1"/>
-      <w:numFmt w:val="bullet"/>
-      <w:lvlText w:val=""/>
-      <w:lvlJc w:val="left"/>
-      <w:pPr>
-        <w:ind w:left="720" w:hanging="360"/>
-      </w:pPr>
-      <w:rPr>
-        <w:rFonts w:ascii="Symbol" w:hAnsi="Symbol" w:hint="default"/>
-      </w:rPr>
-    </w:lvl>
-    <w:lvl w:ilvl="1" w:tplc="04090003" w:tentative="1">
-      <w:start w:val="1"/>
-      <w:numFmt w:val="bullet"/>
-      <w:lvlText w:val="o"/>
-      <w:lvlJc w:val="left"/>
-      <w:pPr>
-        <w:ind w:left="1440" w:hanging="360"/>
-      </w:pPr>
-      <w:rPr>
-        <w:rFonts w:ascii="Courier New" w:hAnsi="Courier New" w:cs="Courier New" w:hint="default"/>
-      </w:rPr>
-    </w:lvl>
-    <w:lvl w:ilvl="2" w:tplc="04090005" w:tentative="1">
-      <w:start w:val="1"/>
-      <w:numFmt w:val="bullet"/>
-      <w:lvlText w:val=""/>
-      <w:lvlJc w:val="left"/>
-      <w:pPr>
-        <w:ind w:left="2160" w:hanging="360"/>
-      </w:pPr>
-      <w:rPr>
-        <w:rFonts w:ascii="Wingdings" w:hAnsi="Wingdings" w:hint="default"/>
-      </w:rPr>
-    </w:lvl>
-    <w:lvl w:ilvl="3" w:tplc="04090001" w:tentative="1">
-      <w:start w:val="1"/>
-      <w:numFmt w:val="bullet"/>
-      <w:lvlText w:val=""/>
-      <w:lvlJc w:val="left"/>
-      <w:pPr>
-        <w:ind w:left="2880" w:hanging="360"/>
-      </w:pPr>
-      <w:rPr>
-        <w:rFonts w:ascii="Symbol" w:hAnsi="Symbol" w:hint="default"/>
-      </w:rPr>
-    </w:lvl>
-    <w:lvl w:ilvl="4" w:tplc="04090003" w:tentative="1">
-      <w:start w:val="1"/>
-      <w:numFmt w:val="bullet"/>
-      <w:lvlText w:val="o"/>
-      <w:lvlJc w:val="left"/>
-      <w:pPr>
-        <w:ind w:left="3600" w:hanging="360"/>
-      </w:pPr>
-      <w:rPr>
-        <w:rFonts w:ascii="Courier New" w:hAnsi="Courier New" w:cs="Courier New" w:hint="default"/>
-      </w:rPr>
-    </w:lvl>
-    <w:lvl w:ilvl="5" w:tplc="04090005" w:tentative="1">
-      <w:start w:val="1"/>
-      <w:numFmt w:val="bullet"/>
-      <w:lvlText w:val=""/>
-      <w:lvlJc w:val="left"/>
-      <w:pPr>
-        <w:ind w:left="4320" w:hanging="360"/>
-      </w:pPr>
-      <w:rPr>
-        <w:rFonts w:ascii="Wingdings" w:hAnsi="Wingdings" w:hint="default"/>
-      </w:rPr>
-    </w:lvl>
-    <w:lvl w:ilvl="6" w:tplc="04090001" w:tentative="1">
-      <w:start w:val="1"/>
-      <w:numFmt w:val="bullet"/>
-      <w:lvlText w:val=""/>
-      <w:lvlJc w:val="left"/>
-      <w:pPr>
-        <w:ind w:left="5040" w:hanging="360"/>
-      </w:pPr>
-      <w:rPr>
-        <w:rFonts w:ascii="Symbol" w:hAnsi="Symbol" w:hint="default"/>
-      </w:rPr>
-    </w:lvl>
-    <w:lvl w:ilvl="7" w:tplc="04090003" w:tentative="1">
-      <w:start w:val="1"/>
-      <w:numFmt w:val="bullet"/>
-      <w:lvlText w:val="o"/>
-      <w:lvlJc w:val="left"/>
-      <w:pPr>
-        <w:ind w:left="5760" w:hanging="360"/>
-      </w:pPr>
-      <w:rPr>
-        <w:rFonts w:ascii="Courier New" w:hAnsi="Courier New" w:cs="Courier New" w:hint="default"/>
-      </w:rPr>
-    </w:lvl>
-    <w:lvl w:ilvl="8" w:tplc="04090005" w:tentative="1">
-      <w:start w:val="1"/>
-      <w:numFmt w:val="bullet"/>
-      <w:lvlText w:val=""/>
-      <w:lvlJc w:val="left"/>
-      <w:pPr>
-        <w:ind w:left="6480" w:hanging="360"/>
-      </w:pPr>
-      <w:rPr>
-        <w:rFonts w:ascii="Wingdings" w:hAnsi="Wingdings" w:hint="default"/>
-      </w:rPr>
-    </w:lvl>
-  </w:abstractNum>
-  <w:abstractNum w:abstractNumId="13" w15:restartNumberingAfterBreak="0">
-    <w:nsid w:val="1512192F"/>
-    <w:multiLevelType w:val="hybridMultilevel"/>
-    <w:tmpl w:val="A9467584"/>
-    <w:lvl w:ilvl="0" w:tplc="0409000F">
-      <w:start w:val="1"/>
-      <w:numFmt w:val="decimal"/>
-      <w:lvlText w:val="%1."/>
-      <w:lvlJc w:val="left"/>
-      <w:pPr>
-        <w:ind w:left="720" w:hanging="360"/>
-      </w:pPr>
-    </w:lvl>
-    <w:lvl w:ilvl="1" w:tplc="04090019" w:tentative="1">
-      <w:start w:val="1"/>
-      <w:numFmt w:val="lowerLetter"/>
-      <w:lvlText w:val="%2."/>
-      <w:lvlJc w:val="left"/>
-      <w:pPr>
-        <w:ind w:left="1440" w:hanging="360"/>
-      </w:pPr>
-    </w:lvl>
-    <w:lvl w:ilvl="2" w:tplc="0409001B" w:tentative="1">
-      <w:start w:val="1"/>
-      <w:numFmt w:val="lowerRoman"/>
-      <w:lvlText w:val="%3."/>
-      <w:lvlJc w:val="right"/>
-      <w:pPr>
-        <w:ind w:left="2160" w:hanging="180"/>
-      </w:pPr>
-    </w:lvl>
-    <w:lvl w:ilvl="3" w:tplc="0409000F" w:tentative="1">
-      <w:start w:val="1"/>
-      <w:numFmt w:val="decimal"/>
-      <w:lvlText w:val="%4."/>
-      <w:lvlJc w:val="left"/>
-      <w:pPr>
-        <w:ind w:left="2880" w:hanging="360"/>
-      </w:pPr>
-    </w:lvl>
-    <w:lvl w:ilvl="4" w:tplc="04090019" w:tentative="1">
-      <w:start w:val="1"/>
-      <w:numFmt w:val="lowerLetter"/>
-      <w:lvlText w:val="%5."/>
-      <w:lvlJc w:val="left"/>
-      <w:pPr>
-        <w:ind w:left="3600" w:hanging="360"/>
-      </w:pPr>
-    </w:lvl>
-    <w:lvl w:ilvl="5" w:tplc="0409001B" w:tentative="1">
-      <w:start w:val="1"/>
-      <w:numFmt w:val="lowerRoman"/>
-      <w:lvlText w:val="%6."/>
-      <w:lvlJc w:val="right"/>
-      <w:pPr>
-        <w:ind w:left="4320" w:hanging="180"/>
-      </w:pPr>
-    </w:lvl>
-    <w:lvl w:ilvl="6" w:tplc="0409000F" w:tentative="1">
-      <w:start w:val="1"/>
-      <w:numFmt w:val="decimal"/>
-      <w:lvlText w:val="%7."/>
-      <w:lvlJc w:val="left"/>
-      <w:pPr>
-        <w:ind w:left="5040" w:hanging="360"/>
-      </w:pPr>
-    </w:lvl>
-    <w:lvl w:ilvl="7" w:tplc="04090019" w:tentative="1">
-      <w:start w:val="1"/>
-      <w:numFmt w:val="lowerLetter"/>
-      <w:lvlText w:val="%8."/>
-      <w:lvlJc w:val="left"/>
-      <w:pPr>
-        <w:ind w:left="5760" w:hanging="360"/>
-      </w:pPr>
-    </w:lvl>
-    <w:lvl w:ilvl="8" w:tplc="0409001B" w:tentative="1">
-      <w:start w:val="1"/>
-      <w:numFmt w:val="lowerRoman"/>
-      <w:lvlText w:val="%9."/>
-      <w:lvlJc w:val="right"/>
-      <w:pPr>
-        <w:ind w:left="6480" w:hanging="180"/>
-      </w:pPr>
-    </w:lvl>
-  </w:abstractNum>
-  <w:abstractNum w:abstractNumId="14" w15:restartNumberingAfterBreak="0">
-    <w:nsid w:val="20297C0C"/>
-    <w:multiLevelType w:val="hybridMultilevel"/>
-    <w:tmpl w:val="68F86B4C"/>
-    <w:lvl w:ilvl="0" w:tplc="CCF43196">
-      <w:start w:val="2"/>
-      <w:numFmt w:val="bullet"/>
-      <w:lvlText w:val="-"/>
-      <w:lvlJc w:val="left"/>
-      <w:pPr>
-        <w:ind w:left="720" w:hanging="360"/>
-      </w:pPr>
-      <w:rPr>
-        <w:rFonts w:ascii="Times New Roman" w:eastAsia="Times New Roman" w:hAnsi="Times New Roman" w:cs="Times New Roman" w:hint="default"/>
-      </w:rPr>
-    </w:lvl>
-    <w:lvl w:ilvl="1" w:tplc="04090003" w:tentative="1">
-      <w:start w:val="1"/>
-      <w:numFmt w:val="bullet"/>
-      <w:lvlText w:val="o"/>
-      <w:lvlJc w:val="left"/>
-      <w:pPr>
-        <w:ind w:left="1440" w:hanging="360"/>
-      </w:pPr>
-      <w:rPr>
-        <w:rFonts w:ascii="Courier New" w:hAnsi="Courier New" w:cs="Courier New" w:hint="default"/>
-      </w:rPr>
-    </w:lvl>
-    <w:lvl w:ilvl="2" w:tplc="04090005" w:tentative="1">
-      <w:start w:val="1"/>
-      <w:numFmt w:val="bullet"/>
-      <w:lvlText w:val=""/>
-      <w:lvlJc w:val="left"/>
-      <w:pPr>
-        <w:ind w:left="2160" w:hanging="360"/>
-      </w:pPr>
-      <w:rPr>
-        <w:rFonts w:ascii="Wingdings" w:hAnsi="Wingdings" w:hint="default"/>
-      </w:rPr>
-    </w:lvl>
-    <w:lvl w:ilvl="3" w:tplc="04090001" w:tentative="1">
-      <w:start w:val="1"/>
-      <w:numFmt w:val="bullet"/>
-      <w:lvlText w:val=""/>
-      <w:lvlJc w:val="left"/>
-      <w:pPr>
-        <w:ind w:left="2880" w:hanging="360"/>
-      </w:pPr>
-      <w:rPr>
-        <w:rFonts w:ascii="Symbol" w:hAnsi="Symbol" w:hint="default"/>
-      </w:rPr>
-    </w:lvl>
-    <w:lvl w:ilvl="4" w:tplc="04090003" w:tentative="1">
-      <w:start w:val="1"/>
-      <w:numFmt w:val="bullet"/>
-      <w:lvlText w:val="o"/>
-      <w:lvlJc w:val="left"/>
-      <w:pPr>
-        <w:ind w:left="3600" w:hanging="360"/>
-      </w:pPr>
-      <w:rPr>
-        <w:rFonts w:ascii="Courier New" w:hAnsi="Courier New" w:cs="Courier New" w:hint="default"/>
-      </w:rPr>
-    </w:lvl>
-    <w:lvl w:ilvl="5" w:tplc="04090005" w:tentative="1">
-      <w:start w:val="1"/>
-      <w:numFmt w:val="bullet"/>
-      <w:lvlText w:val=""/>
-      <w:lvlJc w:val="left"/>
-      <w:pPr>
-        <w:ind w:left="4320" w:hanging="360"/>
-      </w:pPr>
-      <w:rPr>
-        <w:rFonts w:ascii="Wingdings" w:hAnsi="Wingdings" w:hint="default"/>
-      </w:rPr>
-    </w:lvl>
-    <w:lvl w:ilvl="6" w:tplc="04090001" w:tentative="1">
-      <w:start w:val="1"/>
-      <w:numFmt w:val="bullet"/>
-      <w:lvlText w:val=""/>
-      <w:lvlJc w:val="left"/>
-      <w:pPr>
-        <w:ind w:left="5040" w:hanging="360"/>
-      </w:pPr>
-      <w:rPr>
-        <w:rFonts w:ascii="Symbol" w:hAnsi="Symbol" w:hint="default"/>
-      </w:rPr>
-    </w:lvl>
-    <w:lvl w:ilvl="7" w:tplc="04090003" w:tentative="1">
-      <w:start w:val="1"/>
-      <w:numFmt w:val="bullet"/>
-      <w:lvlText w:val="o"/>
-      <w:lvlJc w:val="left"/>
-      <w:pPr>
-        <w:ind w:left="5760" w:hanging="360"/>
-      </w:pPr>
-      <w:rPr>
-        <w:rFonts w:ascii="Courier New" w:hAnsi="Courier New" w:cs="Courier New" w:hint="default"/>
-      </w:rPr>
-    </w:lvl>
-    <w:lvl w:ilvl="8" w:tplc="04090005" w:tentative="1">
-      <w:start w:val="1"/>
-      <w:numFmt w:val="bullet"/>
-      <w:lvlText w:val=""/>
-      <w:lvlJc w:val="left"/>
-      <w:pPr>
-        <w:ind w:left="6480" w:hanging="360"/>
-      </w:pPr>
-      <w:rPr>
-        <w:rFonts w:ascii="Wingdings" w:hAnsi="Wingdings" w:hint="default"/>
-      </w:rPr>
-    </w:lvl>
-  </w:abstractNum>
-  <w:abstractNum w:abstractNumId="15" w15:restartNumberingAfterBreak="0">
-    <w:nsid w:val="20692592"/>
-    <w:multiLevelType w:val="multilevel"/>
-    <w:tmpl w:val="30629F48"/>
-    <w:lvl w:ilvl="0">
-      <w:start w:val="1"/>
-      <w:numFmt w:val="decimal"/>
-      <w:lvlText w:val="%1."/>
-      <w:lvlJc w:val="center"/>
-      <w:pPr>
-        <w:tabs>
-          <w:tab w:val="num" w:pos="340"/>
-        </w:tabs>
-        <w:ind w:left="0" w:firstLine="284"/>
-      </w:pPr>
-      <w:rPr>
-        <w:rFonts w:hint="default"/>
-        <w:b/>
-        <w:bCs/>
-        <w:i w:val="0"/>
-        <w:iCs w:val="0"/>
-        <w:spacing w:val="0"/>
-        <w:w w:val="99"/>
-        <w:sz w:val="26"/>
-        <w:szCs w:val="26"/>
-        <w:lang w:val="vi" w:eastAsia="en-US" w:bidi="ar-SA"/>
-      </w:rPr>
-    </w:lvl>
-    <w:lvl w:ilvl="1">
-      <w:start w:val="1"/>
-      <w:numFmt w:val="decimal"/>
-      <w:lvlText w:val="%1.%2."/>
-      <w:lvlJc w:val="left"/>
-      <w:pPr>
-        <w:tabs>
-          <w:tab w:val="num" w:pos="0"/>
-        </w:tabs>
-        <w:ind w:left="-284" w:firstLine="284"/>
-      </w:pPr>
-      <w:rPr>
-        <w:rFonts w:hint="default"/>
-        <w:b/>
-        <w:bCs w:val="0"/>
-        <w:lang w:val="vi" w:eastAsia="en-US" w:bidi="ar-SA"/>
-      </w:rPr>
-    </w:lvl>
-    <w:lvl w:ilvl="2">
-      <w:start w:val="1"/>
-      <w:numFmt w:val="decimal"/>
-      <w:lvlText w:val="%1.%2.%3."/>
-      <w:lvlJc w:val="left"/>
-      <w:pPr>
-        <w:tabs>
-          <w:tab w:val="num" w:pos="-284"/>
-        </w:tabs>
-        <w:ind w:left="-568" w:firstLine="284"/>
-      </w:pPr>
-      <w:rPr>
-        <w:rFonts w:hint="default"/>
-        <w:lang w:val="vi" w:eastAsia="en-US" w:bidi="ar-SA"/>
-      </w:rPr>
-    </w:lvl>
-    <w:lvl w:ilvl="3">
-      <w:start w:val="1"/>
-      <w:numFmt w:val="decimal"/>
-      <w:lvlText w:val="%1.%2.%3.%4."/>
-      <w:lvlJc w:val="left"/>
-      <w:pPr>
-        <w:tabs>
-          <w:tab w:val="num" w:pos="-568"/>
-        </w:tabs>
-        <w:ind w:left="-852" w:firstLine="284"/>
-      </w:pPr>
-      <w:rPr>
-        <w:rFonts w:hint="default"/>
-        <w:lang w:val="vi" w:eastAsia="en-US" w:bidi="ar-SA"/>
-      </w:rPr>
-    </w:lvl>
-    <w:lvl w:ilvl="4">
-      <w:start w:val="1"/>
-      <w:numFmt w:val="decimal"/>
-      <w:lvlText w:val="%1.%2.%3.%4.%5."/>
-      <w:lvlJc w:val="left"/>
-      <w:pPr>
-        <w:tabs>
-          <w:tab w:val="num" w:pos="-852"/>
-        </w:tabs>
-        <w:ind w:left="-1136" w:firstLine="284"/>
-      </w:pPr>
-      <w:rPr>
-        <w:rFonts w:hint="default"/>
-        <w:lang w:val="vi" w:eastAsia="en-US" w:bidi="ar-SA"/>
-      </w:rPr>
-    </w:lvl>
-    <w:lvl w:ilvl="5">
-      <w:start w:val="1"/>
-      <w:numFmt w:val="decimal"/>
-      <w:lvlText w:val="%1.%2.%3.%4.%5.%6."/>
-      <w:lvlJc w:val="left"/>
-      <w:pPr>
-        <w:tabs>
-          <w:tab w:val="num" w:pos="-1136"/>
-        </w:tabs>
-        <w:ind w:left="-1420" w:firstLine="284"/>
-      </w:pPr>
-      <w:rPr>
-        <w:rFonts w:hint="default"/>
-        <w:lang w:val="vi" w:eastAsia="en-US" w:bidi="ar-SA"/>
-      </w:rPr>
-    </w:lvl>
-    <w:lvl w:ilvl="6">
-      <w:start w:val="1"/>
-      <w:numFmt w:val="decimal"/>
-      <w:lvlText w:val="%1.%2.%3.%4.%5.%6.%7."/>
-      <w:lvlJc w:val="left"/>
-      <w:pPr>
-        <w:tabs>
-          <w:tab w:val="num" w:pos="-1420"/>
-        </w:tabs>
-        <w:ind w:left="-1704" w:firstLine="284"/>
-      </w:pPr>
-      <w:rPr>
-        <w:rFonts w:hint="default"/>
-        <w:lang w:val="vi" w:eastAsia="en-US" w:bidi="ar-SA"/>
-      </w:rPr>
-    </w:lvl>
-    <w:lvl w:ilvl="7">
-      <w:start w:val="1"/>
-      <w:numFmt w:val="decimal"/>
-      <w:lvlText w:val="%1.%2.%3.%4.%5.%6.%7.%8."/>
-      <w:lvlJc w:val="left"/>
-      <w:pPr>
-        <w:tabs>
-          <w:tab w:val="num" w:pos="-1704"/>
-        </w:tabs>
-        <w:ind w:left="-1988" w:firstLine="284"/>
-      </w:pPr>
-      <w:rPr>
-        <w:rFonts w:hint="default"/>
-        <w:lang w:val="vi" w:eastAsia="en-US" w:bidi="ar-SA"/>
-      </w:rPr>
-    </w:lvl>
-    <w:lvl w:ilvl="8">
-      <w:start w:val="1"/>
-      <w:numFmt w:val="decimal"/>
-      <w:lvlText w:val="%1.%2.%3.%4.%5.%6.%7.%8.%9."/>
-      <w:lvlJc w:val="left"/>
-      <w:pPr>
-        <w:tabs>
-          <w:tab w:val="num" w:pos="-1988"/>
-        </w:tabs>
-        <w:ind w:left="-2272" w:firstLine="284"/>
-      </w:pPr>
-      <w:rPr>
-        <w:rFonts w:hint="default"/>
-        <w:lang w:val="vi" w:eastAsia="en-US" w:bidi="ar-SA"/>
-      </w:rPr>
-    </w:lvl>
-  </w:abstractNum>
-  <w:abstractNum w:abstractNumId="16" w15:restartNumberingAfterBreak="0">
-    <w:nsid w:val="238B4233"/>
-    <w:multiLevelType w:val="multilevel"/>
-    <w:tmpl w:val="749E300A"/>
-    <w:lvl w:ilvl="0">
-      <w:start w:val="1"/>
-      <w:numFmt w:val="bullet"/>
-      <w:lvlText w:val=""/>
-      <w:lvlJc w:val="left"/>
-      <w:pPr>
-        <w:tabs>
-          <w:tab w:val="num" w:pos="720"/>
-        </w:tabs>
-        <w:ind w:left="720" w:hanging="360"/>
-      </w:pPr>
-      <w:rPr>
-        <w:rFonts w:ascii="Symbol" w:hAnsi="Symbol" w:hint="default"/>
-        <w:sz w:val="20"/>
-      </w:rPr>
-    </w:lvl>
-    <w:lvl w:ilvl="1">
-      <w:start w:val="2"/>
-      <w:numFmt w:val="bullet"/>
-      <w:lvlText w:val="-"/>
-      <w:lvlJc w:val="left"/>
-      <w:pPr>
-        <w:ind w:left="1440" w:hanging="360"/>
-      </w:pPr>
-      <w:rPr>
-        <w:rFonts w:ascii="Times New Roman" w:eastAsia="Times New Roman" w:hAnsi="Times New Roman" w:cs="Times New Roman" w:hint="default"/>
-      </w:rPr>
-    </w:lvl>
-    <w:lvl w:ilvl="2" w:tentative="1">
-      <w:start w:val="1"/>
-      <w:numFmt w:val="bullet"/>
-      <w:lvlText w:val=""/>
-      <w:lvlJc w:val="left"/>
-      <w:pPr>
-        <w:tabs>
-          <w:tab w:val="num" w:pos="2160"/>
-        </w:tabs>
-        <w:ind w:left="2160" w:hanging="360"/>
-      </w:pPr>
-      <w:rPr>
-        <w:rFonts w:ascii="Wingdings" w:hAnsi="Wingdings" w:hint="default"/>
-        <w:sz w:val="20"/>
-      </w:rPr>
-    </w:lvl>
-    <w:lvl w:ilvl="3" w:tentative="1">
-      <w:start w:val="1"/>
-      <w:numFmt w:val="bullet"/>
-      <w:lvlText w:val=""/>
-      <w:lvlJc w:val="left"/>
-      <w:pPr>
-        <w:tabs>
-          <w:tab w:val="num" w:pos="2880"/>
-        </w:tabs>
-        <w:ind w:left="2880" w:hanging="360"/>
-      </w:pPr>
-      <w:rPr>
-        <w:rFonts w:ascii="Wingdings" w:hAnsi="Wingdings" w:hint="default"/>
-        <w:sz w:val="20"/>
-      </w:rPr>
-    </w:lvl>
-    <w:lvl w:ilvl="4" w:tentative="1">
-      <w:start w:val="1"/>
-      <w:numFmt w:val="bullet"/>
-      <w:lvlText w:val=""/>
-      <w:lvlJc w:val="left"/>
-      <w:pPr>
-        <w:tabs>
-          <w:tab w:val="num" w:pos="3600"/>
-        </w:tabs>
-        <w:ind w:left="3600" w:hanging="360"/>
-      </w:pPr>
-      <w:rPr>
-        <w:rFonts w:ascii="Wingdings" w:hAnsi="Wingdings" w:hint="default"/>
-        <w:sz w:val="20"/>
-      </w:rPr>
-    </w:lvl>
-    <w:lvl w:ilvl="5" w:tentative="1">
-      <w:start w:val="1"/>
-      <w:numFmt w:val="bullet"/>
-      <w:lvlText w:val=""/>
-      <w:lvlJc w:val="left"/>
-      <w:pPr>
-        <w:tabs>
-          <w:tab w:val="num" w:pos="4320"/>
-        </w:tabs>
-        <w:ind w:left="4320" w:hanging="360"/>
-      </w:pPr>
-      <w:rPr>
-        <w:rFonts w:ascii="Wingdings" w:hAnsi="Wingdings" w:hint="default"/>
-        <w:sz w:val="20"/>
-      </w:rPr>
-    </w:lvl>
-    <w:lvl w:ilvl="6" w:tentative="1">
-      <w:start w:val="1"/>
-      <w:numFmt w:val="bullet"/>
-      <w:lvlText w:val=""/>
-      <w:lvlJc w:val="left"/>
-      <w:pPr>
-        <w:tabs>
-          <w:tab w:val="num" w:pos="5040"/>
-        </w:tabs>
-        <w:ind w:left="5040" w:hanging="360"/>
-      </w:pPr>
-      <w:rPr>
-        <w:rFonts w:ascii="Wingdings" w:hAnsi="Wingdings" w:hint="default"/>
-        <w:sz w:val="20"/>
-      </w:rPr>
-    </w:lvl>
-    <w:lvl w:ilvl="7" w:tentative="1">
-      <w:start w:val="1"/>
-      <w:numFmt w:val="bullet"/>
-      <w:lvlText w:val=""/>
-      <w:lvlJc w:val="left"/>
-      <w:pPr>
-        <w:tabs>
-          <w:tab w:val="num" w:pos="5760"/>
-        </w:tabs>
-        <w:ind w:left="5760" w:hanging="360"/>
-      </w:pPr>
-      <w:rPr>
-        <w:rFonts w:ascii="Wingdings" w:hAnsi="Wingdings" w:hint="default"/>
-        <w:sz w:val="20"/>
-      </w:rPr>
-    </w:lvl>
-    <w:lvl w:ilvl="8" w:tentative="1">
-      <w:start w:val="1"/>
-      <w:numFmt w:val="bullet"/>
-      <w:lvlText w:val=""/>
-      <w:lvlJc w:val="left"/>
-      <w:pPr>
-        <w:tabs>
-          <w:tab w:val="num" w:pos="6480"/>
-        </w:tabs>
-        <w:ind w:left="6480" w:hanging="360"/>
-      </w:pPr>
-      <w:rPr>
-        <w:rFonts w:ascii="Wingdings" w:hAnsi="Wingdings" w:hint="default"/>
-        <w:sz w:val="20"/>
-      </w:rPr>
-    </w:lvl>
-  </w:abstractNum>
-  <w:abstractNum w:abstractNumId="17" w15:restartNumberingAfterBreak="0">
-    <w:nsid w:val="28C25E73"/>
-    <w:multiLevelType w:val="multilevel"/>
-    <w:tmpl w:val="D9144F38"/>
-    <w:lvl w:ilvl="0">
-      <w:start w:val="2"/>
-      <w:numFmt w:val="decimal"/>
-      <w:lvlText w:val="%1"/>
-      <w:lvlJc w:val="left"/>
-      <w:pPr>
-        <w:ind w:left="861" w:hanging="576"/>
-      </w:pPr>
-      <w:rPr>
-        <w:rFonts w:hint="default"/>
-        <w:lang w:val="vi" w:eastAsia="en-US" w:bidi="ar-SA"/>
-      </w:rPr>
-    </w:lvl>
-    <w:lvl w:ilvl="1">
-      <w:start w:val="1"/>
-      <w:numFmt w:val="decimal"/>
-      <w:lvlText w:val="%1.%2"/>
-      <w:lvlJc w:val="left"/>
-      <w:pPr>
-        <w:ind w:left="861" w:hanging="576"/>
-      </w:pPr>
-      <w:rPr>
-        <w:rFonts w:ascii="Times New Roman" w:eastAsia="Times New Roman" w:hAnsi="Times New Roman" w:cs="Times New Roman" w:hint="default"/>
-        <w:b/>
-        <w:bCs/>
-        <w:i w:val="0"/>
-        <w:iCs w:val="0"/>
-        <w:spacing w:val="0"/>
-        <w:w w:val="99"/>
-        <w:sz w:val="26"/>
-        <w:szCs w:val="26"/>
-        <w:lang w:val="vi" w:eastAsia="en-US" w:bidi="ar-SA"/>
-      </w:rPr>
-    </w:lvl>
-    <w:lvl w:ilvl="2">
-      <w:start w:val="1"/>
-      <w:numFmt w:val="decimal"/>
-      <w:lvlText w:val="%1.%2.%3"/>
-      <w:lvlJc w:val="left"/>
-      <w:pPr>
-        <w:ind w:left="1185" w:hanging="720"/>
-      </w:pPr>
-      <w:rPr>
-        <w:rFonts w:ascii="Times New Roman" w:eastAsia="Times New Roman" w:hAnsi="Times New Roman" w:cs="Times New Roman" w:hint="default"/>
-        <w:b/>
-        <w:bCs/>
-        <w:i w:val="0"/>
-        <w:iCs w:val="0"/>
-        <w:spacing w:val="0"/>
-        <w:w w:val="99"/>
-        <w:sz w:val="26"/>
-        <w:szCs w:val="26"/>
-        <w:lang w:val="vi" w:eastAsia="en-US" w:bidi="ar-SA"/>
-      </w:rPr>
-    </w:lvl>
-    <w:lvl w:ilvl="3">
-      <w:numFmt w:val="bullet"/>
-      <w:lvlText w:val="•"/>
-      <w:lvlJc w:val="left"/>
-      <w:pPr>
-        <w:ind w:left="3122" w:hanging="720"/>
-      </w:pPr>
-      <w:rPr>
-        <w:rFonts w:hint="default"/>
-        <w:lang w:val="vi" w:eastAsia="en-US" w:bidi="ar-SA"/>
-      </w:rPr>
-    </w:lvl>
-    <w:lvl w:ilvl="4">
-      <w:numFmt w:val="bullet"/>
-      <w:lvlText w:val="•"/>
-      <w:lvlJc w:val="left"/>
-      <w:pPr>
-        <w:ind w:left="4094" w:hanging="720"/>
-      </w:pPr>
-      <w:rPr>
-        <w:rFonts w:hint="default"/>
-        <w:lang w:val="vi" w:eastAsia="en-US" w:bidi="ar-SA"/>
-      </w:rPr>
-    </w:lvl>
-    <w:lvl w:ilvl="5">
-      <w:numFmt w:val="bullet"/>
-      <w:lvlText w:val="•"/>
-      <w:lvlJc w:val="left"/>
-      <w:pPr>
-        <w:ind w:left="5065" w:hanging="720"/>
-      </w:pPr>
-      <w:rPr>
-        <w:rFonts w:hint="default"/>
-        <w:lang w:val="vi" w:eastAsia="en-US" w:bidi="ar-SA"/>
-      </w:rPr>
-    </w:lvl>
-    <w:lvl w:ilvl="6">
-      <w:numFmt w:val="bullet"/>
-      <w:lvlText w:val="•"/>
-      <w:lvlJc w:val="left"/>
-      <w:pPr>
-        <w:ind w:left="6037" w:hanging="720"/>
-      </w:pPr>
-      <w:rPr>
-        <w:rFonts w:hint="default"/>
-        <w:lang w:val="vi" w:eastAsia="en-US" w:bidi="ar-SA"/>
-      </w:rPr>
-    </w:lvl>
-    <w:lvl w:ilvl="7">
-      <w:numFmt w:val="bullet"/>
-      <w:lvlText w:val="•"/>
-      <w:lvlJc w:val="left"/>
-      <w:pPr>
-        <w:ind w:left="7008" w:hanging="720"/>
-      </w:pPr>
-      <w:rPr>
-        <w:rFonts w:hint="default"/>
-        <w:lang w:val="vi" w:eastAsia="en-US" w:bidi="ar-SA"/>
-      </w:rPr>
-    </w:lvl>
-    <w:lvl w:ilvl="8">
-      <w:numFmt w:val="bullet"/>
-      <w:lvlText w:val="•"/>
-      <w:lvlJc w:val="left"/>
-      <w:pPr>
-        <w:ind w:left="7980" w:hanging="720"/>
-      </w:pPr>
-      <w:rPr>
-        <w:rFonts w:hint="default"/>
-        <w:lang w:val="vi" w:eastAsia="en-US" w:bidi="ar-SA"/>
-      </w:rPr>
-    </w:lvl>
-  </w:abstractNum>
-  <w:abstractNum w:abstractNumId="18" w15:restartNumberingAfterBreak="0">
-    <w:nsid w:val="2CA7448C"/>
-    <w:multiLevelType w:val="multilevel"/>
-    <w:tmpl w:val="ED6004D0"/>
-    <w:lvl w:ilvl="0">
-      <w:start w:val="1"/>
-      <w:numFmt w:val="bullet"/>
-      <w:lvlText w:val=""/>
-      <w:lvlJc w:val="left"/>
-      <w:pPr>
-        <w:tabs>
-          <w:tab w:val="num" w:pos="720"/>
-        </w:tabs>
-        <w:ind w:left="720" w:hanging="360"/>
-      </w:pPr>
-      <w:rPr>
-        <w:rFonts w:ascii="Symbol" w:hAnsi="Symbol" w:hint="default"/>
-        <w:sz w:val="20"/>
-      </w:rPr>
-    </w:lvl>
-    <w:lvl w:ilvl="1" w:tentative="1">
-      <w:start w:val="1"/>
-      <w:numFmt w:val="bullet"/>
-      <w:lvlText w:val="o"/>
-      <w:lvlJc w:val="left"/>
-      <w:pPr>
-        <w:tabs>
-          <w:tab w:val="num" w:pos="1440"/>
-        </w:tabs>
-        <w:ind w:left="1440" w:hanging="360"/>
-      </w:pPr>
-      <w:rPr>
-        <w:rFonts w:ascii="Courier New" w:hAnsi="Courier New" w:hint="default"/>
-        <w:sz w:val="20"/>
-      </w:rPr>
-    </w:lvl>
-    <w:lvl w:ilvl="2" w:tentative="1">
-      <w:start w:val="1"/>
-      <w:numFmt w:val="bullet"/>
-      <w:lvlText w:val=""/>
-      <w:lvlJc w:val="left"/>
-      <w:pPr>
-        <w:tabs>
-          <w:tab w:val="num" w:pos="2160"/>
-        </w:tabs>
-        <w:ind w:left="2160" w:hanging="360"/>
-      </w:pPr>
-      <w:rPr>
-        <w:rFonts w:ascii="Wingdings" w:hAnsi="Wingdings" w:hint="default"/>
-        <w:sz w:val="20"/>
-      </w:rPr>
-    </w:lvl>
-    <w:lvl w:ilvl="3" w:tentative="1">
-      <w:start w:val="1"/>
-      <w:numFmt w:val="bullet"/>
-      <w:lvlText w:val=""/>
-      <w:lvlJc w:val="left"/>
-      <w:pPr>
-        <w:tabs>
-          <w:tab w:val="num" w:pos="2880"/>
-        </w:tabs>
-        <w:ind w:left="2880" w:hanging="360"/>
-      </w:pPr>
-      <w:rPr>
-        <w:rFonts w:ascii="Wingdings" w:hAnsi="Wingdings" w:hint="default"/>
-        <w:sz w:val="20"/>
-      </w:rPr>
-    </w:lvl>
-    <w:lvl w:ilvl="4" w:tentative="1">
-      <w:start w:val="1"/>
-      <w:numFmt w:val="bullet"/>
-      <w:lvlText w:val=""/>
-      <w:lvlJc w:val="left"/>
-      <w:pPr>
-        <w:tabs>
-          <w:tab w:val="num" w:pos="3600"/>
-        </w:tabs>
-        <w:ind w:left="3600" w:hanging="360"/>
-      </w:pPr>
-      <w:rPr>
-        <w:rFonts w:ascii="Wingdings" w:hAnsi="Wingdings" w:hint="default"/>
-        <w:sz w:val="20"/>
-      </w:rPr>
-    </w:lvl>
-    <w:lvl w:ilvl="5" w:tentative="1">
-      <w:start w:val="1"/>
-      <w:numFmt w:val="bullet"/>
-      <w:lvlText w:val=""/>
-      <w:lvlJc w:val="left"/>
-      <w:pPr>
-        <w:tabs>
-          <w:tab w:val="num" w:pos="4320"/>
-        </w:tabs>
-        <w:ind w:left="4320" w:hanging="360"/>
-      </w:pPr>
-      <w:rPr>
-        <w:rFonts w:ascii="Wingdings" w:hAnsi="Wingdings" w:hint="default"/>
-        <w:sz w:val="20"/>
-      </w:rPr>
-    </w:lvl>
-    <w:lvl w:ilvl="6" w:tentative="1">
-      <w:start w:val="1"/>
-      <w:numFmt w:val="bullet"/>
-      <w:lvlText w:val=""/>
-      <w:lvlJc w:val="left"/>
-      <w:pPr>
-        <w:tabs>
-          <w:tab w:val="num" w:pos="5040"/>
-        </w:tabs>
-        <w:ind w:left="5040" w:hanging="360"/>
-      </w:pPr>
-      <w:rPr>
-        <w:rFonts w:ascii="Wingdings" w:hAnsi="Wingdings" w:hint="default"/>
-        <w:sz w:val="20"/>
-      </w:rPr>
-    </w:lvl>
-    <w:lvl w:ilvl="7" w:tentative="1">
-      <w:start w:val="1"/>
-      <w:numFmt w:val="bullet"/>
-      <w:lvlText w:val=""/>
-      <w:lvlJc w:val="left"/>
-      <w:pPr>
-        <w:tabs>
-          <w:tab w:val="num" w:pos="5760"/>
-        </w:tabs>
-        <w:ind w:left="5760" w:hanging="360"/>
-      </w:pPr>
-      <w:rPr>
-        <w:rFonts w:ascii="Wingdings" w:hAnsi="Wingdings" w:hint="default"/>
-        <w:sz w:val="20"/>
-      </w:rPr>
-    </w:lvl>
-    <w:lvl w:ilvl="8" w:tentative="1">
-      <w:start w:val="1"/>
-      <w:numFmt w:val="bullet"/>
-      <w:lvlText w:val=""/>
-      <w:lvlJc w:val="left"/>
-      <w:pPr>
-        <w:tabs>
-          <w:tab w:val="num" w:pos="6480"/>
-        </w:tabs>
-        <w:ind w:left="6480" w:hanging="360"/>
-      </w:pPr>
-      <w:rPr>
-        <w:rFonts w:ascii="Wingdings" w:hAnsi="Wingdings" w:hint="default"/>
-        <w:sz w:val="20"/>
-      </w:rPr>
-    </w:lvl>
-  </w:abstractNum>
-  <w:abstractNum w:abstractNumId="19" w15:restartNumberingAfterBreak="0">
-    <w:nsid w:val="2DA07F0A"/>
-    <w:multiLevelType w:val="multilevel"/>
-    <w:tmpl w:val="0409001F"/>
-    <w:lvl w:ilvl="0">
-      <w:start w:val="1"/>
-      <w:numFmt w:val="decimal"/>
-      <w:lvlText w:val="%1."/>
-      <w:lvlJc w:val="left"/>
-      <w:pPr>
-        <w:ind w:left="360" w:hanging="360"/>
-      </w:pPr>
-    </w:lvl>
-    <w:lvl w:ilvl="1">
-      <w:start w:val="1"/>
-      <w:numFmt w:val="decimal"/>
-      <w:lvlText w:val="%1.%2."/>
-      <w:lvlJc w:val="left"/>
-      <w:pPr>
-        <w:ind w:left="792" w:hanging="432"/>
-      </w:pPr>
-    </w:lvl>
-    <w:lvl w:ilvl="2">
-      <w:start w:val="1"/>
-      <w:numFmt w:val="decimal"/>
-      <w:lvlText w:val="%1.%2.%3."/>
-      <w:lvlJc w:val="left"/>
-      <w:pPr>
-        <w:ind w:left="1224" w:hanging="504"/>
-      </w:pPr>
-    </w:lvl>
-    <w:lvl w:ilvl="3">
-      <w:start w:val="1"/>
-      <w:numFmt w:val="decimal"/>
-      <w:lvlText w:val="%1.%2.%3.%4."/>
-      <w:lvlJc w:val="left"/>
-      <w:pPr>
-        <w:ind w:left="1728" w:hanging="648"/>
-      </w:pPr>
-    </w:lvl>
-    <w:lvl w:ilvl="4">
-      <w:start w:val="1"/>
-      <w:numFmt w:val="decimal"/>
-      <w:lvlText w:val="%1.%2.%3.%4.%5."/>
-      <w:lvlJc w:val="left"/>
-      <w:pPr>
-        <w:ind w:left="2232" w:hanging="792"/>
-      </w:pPr>
-    </w:lvl>
-    <w:lvl w:ilvl="5">
-      <w:start w:val="1"/>
-      <w:numFmt w:val="decimal"/>
-      <w:lvlText w:val="%1.%2.%3.%4.%5.%6."/>
-      <w:lvlJc w:val="left"/>
-      <w:pPr>
-        <w:ind w:left="2736" w:hanging="936"/>
-      </w:pPr>
-    </w:lvl>
-    <w:lvl w:ilvl="6">
-      <w:start w:val="1"/>
-      <w:numFmt w:val="decimal"/>
-      <w:lvlText w:val="%1.%2.%3.%4.%5.%6.%7."/>
-      <w:lvlJc w:val="left"/>
-      <w:pPr>
-        <w:ind w:left="3240" w:hanging="1080"/>
-      </w:pPr>
-    </w:lvl>
-    <w:lvl w:ilvl="7">
-      <w:start w:val="1"/>
-      <w:numFmt w:val="decimal"/>
-      <w:lvlText w:val="%1.%2.%3.%4.%5.%6.%7.%8."/>
-      <w:lvlJc w:val="left"/>
-      <w:pPr>
-        <w:ind w:left="3744" w:hanging="1224"/>
-      </w:pPr>
-    </w:lvl>
-    <w:lvl w:ilvl="8">
-      <w:start w:val="1"/>
-      <w:numFmt w:val="decimal"/>
-      <w:lvlText w:val="%1.%2.%3.%4.%5.%6.%7.%8.%9."/>
-      <w:lvlJc w:val="left"/>
-      <w:pPr>
-        <w:ind w:left="4320" w:hanging="1440"/>
-      </w:pPr>
-    </w:lvl>
-  </w:abstractNum>
-  <w:abstractNum w:abstractNumId="20" w15:restartNumberingAfterBreak="0">
-    <w:nsid w:val="2FAD435F"/>
-    <w:multiLevelType w:val="multilevel"/>
-    <w:tmpl w:val="A9EE99C2"/>
-    <w:lvl w:ilvl="0">
-      <w:start w:val="1"/>
-      <w:numFmt w:val="bullet"/>
-      <w:lvlText w:val=""/>
-      <w:lvlJc w:val="left"/>
-      <w:pPr>
-        <w:tabs>
-          <w:tab w:val="num" w:pos="720"/>
-        </w:tabs>
-        <w:ind w:left="720" w:hanging="360"/>
-      </w:pPr>
-      <w:rPr>
-        <w:rFonts w:ascii="Symbol" w:hAnsi="Symbol" w:hint="default"/>
-        <w:sz w:val="20"/>
-      </w:rPr>
-    </w:lvl>
-    <w:lvl w:ilvl="1" w:tentative="1">
-      <w:start w:val="1"/>
-      <w:numFmt w:val="bullet"/>
-      <w:lvlText w:val="o"/>
-      <w:lvlJc w:val="left"/>
-      <w:pPr>
-        <w:tabs>
-          <w:tab w:val="num" w:pos="1440"/>
-        </w:tabs>
-        <w:ind w:left="1440" w:hanging="360"/>
-      </w:pPr>
-      <w:rPr>
-        <w:rFonts w:ascii="Courier New" w:hAnsi="Courier New" w:hint="default"/>
-        <w:sz w:val="20"/>
-      </w:rPr>
-    </w:lvl>
-    <w:lvl w:ilvl="2" w:tentative="1">
-      <w:start w:val="1"/>
-      <w:numFmt w:val="bullet"/>
-      <w:lvlText w:val=""/>
-      <w:lvlJc w:val="left"/>
-      <w:pPr>
-        <w:tabs>
-          <w:tab w:val="num" w:pos="2160"/>
-        </w:tabs>
-        <w:ind w:left="2160" w:hanging="360"/>
-      </w:pPr>
-      <w:rPr>
-        <w:rFonts w:ascii="Wingdings" w:hAnsi="Wingdings" w:hint="default"/>
-        <w:sz w:val="20"/>
-      </w:rPr>
-    </w:lvl>
-    <w:lvl w:ilvl="3" w:tentative="1">
-      <w:start w:val="1"/>
-      <w:numFmt w:val="bullet"/>
-      <w:lvlText w:val=""/>
-      <w:lvlJc w:val="left"/>
-      <w:pPr>
-        <w:tabs>
-          <w:tab w:val="num" w:pos="2880"/>
-        </w:tabs>
-        <w:ind w:left="2880" w:hanging="360"/>
-      </w:pPr>
-      <w:rPr>
-        <w:rFonts w:ascii="Wingdings" w:hAnsi="Wingdings" w:hint="default"/>
-        <w:sz w:val="20"/>
-      </w:rPr>
-    </w:lvl>
-    <w:lvl w:ilvl="4" w:tentative="1">
-      <w:start w:val="1"/>
-      <w:numFmt w:val="bullet"/>
-      <w:lvlText w:val=""/>
-      <w:lvlJc w:val="left"/>
-      <w:pPr>
-        <w:tabs>
-          <w:tab w:val="num" w:pos="3600"/>
-        </w:tabs>
-        <w:ind w:left="3600" w:hanging="360"/>
-      </w:pPr>
-      <w:rPr>
-        <w:rFonts w:ascii="Wingdings" w:hAnsi="Wingdings" w:hint="default"/>
-        <w:sz w:val="20"/>
-      </w:rPr>
-    </w:lvl>
-    <w:lvl w:ilvl="5" w:tentative="1">
-      <w:start w:val="1"/>
-      <w:numFmt w:val="bullet"/>
-      <w:lvlText w:val=""/>
-      <w:lvlJc w:val="left"/>
-      <w:pPr>
-        <w:tabs>
-          <w:tab w:val="num" w:pos="4320"/>
-        </w:tabs>
-        <w:ind w:left="4320" w:hanging="360"/>
-      </w:pPr>
-      <w:rPr>
-        <w:rFonts w:ascii="Wingdings" w:hAnsi="Wingdings" w:hint="default"/>
-        <w:sz w:val="20"/>
-      </w:rPr>
-    </w:lvl>
-    <w:lvl w:ilvl="6" w:tentative="1">
-      <w:start w:val="1"/>
-      <w:numFmt w:val="bullet"/>
-      <w:lvlText w:val=""/>
-      <w:lvlJc w:val="left"/>
-      <w:pPr>
-        <w:tabs>
-          <w:tab w:val="num" w:pos="5040"/>
-        </w:tabs>
-        <w:ind w:left="5040" w:hanging="360"/>
-      </w:pPr>
-      <w:rPr>
-        <w:rFonts w:ascii="Wingdings" w:hAnsi="Wingdings" w:hint="default"/>
-        <w:sz w:val="20"/>
-      </w:rPr>
-    </w:lvl>
-    <w:lvl w:ilvl="7" w:tentative="1">
-      <w:start w:val="1"/>
-      <w:numFmt w:val="bullet"/>
-      <w:lvlText w:val=""/>
-      <w:lvlJc w:val="left"/>
-      <w:pPr>
-        <w:tabs>
-          <w:tab w:val="num" w:pos="5760"/>
-        </w:tabs>
-        <w:ind w:left="5760" w:hanging="360"/>
-      </w:pPr>
-      <w:rPr>
-        <w:rFonts w:ascii="Wingdings" w:hAnsi="Wingdings" w:hint="default"/>
-        <w:sz w:val="20"/>
-      </w:rPr>
-    </w:lvl>
-    <w:lvl w:ilvl="8" w:tentative="1">
-      <w:start w:val="1"/>
-      <w:numFmt w:val="bullet"/>
-      <w:lvlText w:val=""/>
-      <w:lvlJc w:val="left"/>
-      <w:pPr>
-        <w:tabs>
-          <w:tab w:val="num" w:pos="6480"/>
-        </w:tabs>
-        <w:ind w:left="6480" w:hanging="360"/>
-      </w:pPr>
-      <w:rPr>
-        <w:rFonts w:ascii="Wingdings" w:hAnsi="Wingdings" w:hint="default"/>
-        <w:sz w:val="20"/>
-      </w:rPr>
-    </w:lvl>
-  </w:abstractNum>
-  <w:abstractNum w:abstractNumId="21" w15:restartNumberingAfterBreak="0">
-    <w:nsid w:val="2FEE6892"/>
-    <w:multiLevelType w:val="multilevel"/>
-    <w:tmpl w:val="AF28189E"/>
-    <w:lvl w:ilvl="0">
-      <w:start w:val="1"/>
-      <w:numFmt w:val="decimal"/>
-      <w:lvlText w:val="%1."/>
-      <w:lvlJc w:val="left"/>
-      <w:pPr>
-        <w:ind w:left="456" w:hanging="456"/>
-      </w:pPr>
-      <w:rPr>
-        <w:rFonts w:hint="default"/>
-      </w:rPr>
-    </w:lvl>
-    <w:lvl w:ilvl="1">
-      <w:start w:val="1"/>
-      <w:numFmt w:val="decimal"/>
-      <w:lvlText w:val="%1.%2."/>
-      <w:lvlJc w:val="left"/>
-      <w:pPr>
-        <w:ind w:left="397" w:hanging="397"/>
-      </w:pPr>
-      <w:rPr>
-        <w:rFonts w:hint="default"/>
-      </w:rPr>
-    </w:lvl>
-    <w:lvl w:ilvl="2">
-      <w:start w:val="1"/>
-      <w:numFmt w:val="decimal"/>
-      <w:lvlText w:val="%1.%2.%3."/>
-      <w:lvlJc w:val="left"/>
-      <w:pPr>
-        <w:ind w:left="720" w:hanging="720"/>
-      </w:pPr>
-      <w:rPr>
-        <w:rFonts w:hint="default"/>
-      </w:rPr>
-    </w:lvl>
-    <w:lvl w:ilvl="3">
-      <w:start w:val="1"/>
-      <w:numFmt w:val="decimal"/>
-      <w:lvlText w:val="%1.%2.%3.%4."/>
-      <w:lvlJc w:val="left"/>
-      <w:pPr>
-        <w:ind w:left="1080" w:hanging="1080"/>
-      </w:pPr>
-      <w:rPr>
-        <w:rFonts w:hint="default"/>
-      </w:rPr>
-    </w:lvl>
-    <w:lvl w:ilvl="4">
-      <w:start w:val="1"/>
-      <w:numFmt w:val="decimal"/>
-      <w:lvlText w:val="%1.%2.%3.%4.%5."/>
-      <w:lvlJc w:val="left"/>
-      <w:pPr>
-        <w:ind w:left="1080" w:hanging="1080"/>
-      </w:pPr>
-      <w:rPr>
-        <w:rFonts w:hint="default"/>
-      </w:rPr>
-    </w:lvl>
-    <w:lvl w:ilvl="5">
-      <w:start w:val="1"/>
-      <w:numFmt w:val="decimal"/>
-      <w:lvlText w:val="%1.%2.%3.%4.%5.%6."/>
-      <w:lvlJc w:val="left"/>
-      <w:pPr>
-        <w:ind w:left="1440" w:hanging="1440"/>
-      </w:pPr>
-      <w:rPr>
-        <w:rFonts w:hint="default"/>
-      </w:rPr>
-    </w:lvl>
-    <w:lvl w:ilvl="6">
-      <w:start w:val="1"/>
-      <w:numFmt w:val="decimal"/>
-      <w:lvlText w:val="%1.%2.%3.%4.%5.%6.%7."/>
-      <w:lvlJc w:val="left"/>
-      <w:pPr>
-        <w:ind w:left="1440" w:hanging="1440"/>
-      </w:pPr>
-      <w:rPr>
-        <w:rFonts w:hint="default"/>
-      </w:rPr>
-    </w:lvl>
-    <w:lvl w:ilvl="7">
-      <w:start w:val="1"/>
-      <w:numFmt w:val="decimal"/>
-      <w:lvlText w:val="%1.%2.%3.%4.%5.%6.%7.%8."/>
-      <w:lvlJc w:val="left"/>
-      <w:pPr>
-        <w:ind w:left="1800" w:hanging="1800"/>
-      </w:pPr>
-      <w:rPr>
-        <w:rFonts w:hint="default"/>
-      </w:rPr>
-    </w:lvl>
-    <w:lvl w:ilvl="8">
-      <w:start w:val="1"/>
-      <w:numFmt w:val="decimal"/>
-      <w:lvlText w:val="%1.%2.%3.%4.%5.%6.%7.%8.%9."/>
-      <w:lvlJc w:val="left"/>
-      <w:pPr>
-        <w:ind w:left="1800" w:hanging="1800"/>
-      </w:pPr>
-      <w:rPr>
-        <w:rFonts w:hint="default"/>
-      </w:rPr>
-    </w:lvl>
-  </w:abstractNum>
-  <w:abstractNum w:abstractNumId="22" w15:restartNumberingAfterBreak="0">
-    <w:nsid w:val="311A011A"/>
-    <w:multiLevelType w:val="multilevel"/>
-    <w:tmpl w:val="DCA8AD98"/>
-    <w:lvl w:ilvl="0">
-      <w:start w:val="1"/>
-      <w:numFmt w:val="bullet"/>
-      <w:lvlText w:val=""/>
-      <w:lvlJc w:val="left"/>
-      <w:pPr>
-        <w:tabs>
-          <w:tab w:val="num" w:pos="720"/>
-        </w:tabs>
-        <w:ind w:left="720" w:hanging="360"/>
-      </w:pPr>
-      <w:rPr>
-        <w:rFonts w:ascii="Symbol" w:hAnsi="Symbol" w:hint="default"/>
-        <w:sz w:val="20"/>
-      </w:rPr>
-    </w:lvl>
-    <w:lvl w:ilvl="1" w:tentative="1">
-      <w:start w:val="1"/>
-      <w:numFmt w:val="bullet"/>
-      <w:lvlText w:val="o"/>
-      <w:lvlJc w:val="left"/>
-      <w:pPr>
-        <w:tabs>
-          <w:tab w:val="num" w:pos="1440"/>
-        </w:tabs>
-        <w:ind w:left="1440" w:hanging="360"/>
-      </w:pPr>
-      <w:rPr>
-        <w:rFonts w:ascii="Courier New" w:hAnsi="Courier New" w:hint="default"/>
-        <w:sz w:val="20"/>
-      </w:rPr>
-    </w:lvl>
-    <w:lvl w:ilvl="2" w:tentative="1">
-      <w:start w:val="1"/>
-      <w:numFmt w:val="bullet"/>
-      <w:lvlText w:val=""/>
-      <w:lvlJc w:val="left"/>
-      <w:pPr>
-        <w:tabs>
-          <w:tab w:val="num" w:pos="2160"/>
-        </w:tabs>
-        <w:ind w:left="2160" w:hanging="360"/>
-      </w:pPr>
-      <w:rPr>
-        <w:rFonts w:ascii="Wingdings" w:hAnsi="Wingdings" w:hint="default"/>
-        <w:sz w:val="20"/>
-      </w:rPr>
-    </w:lvl>
-    <w:lvl w:ilvl="3" w:tentative="1">
-      <w:start w:val="1"/>
-      <w:numFmt w:val="bullet"/>
-      <w:lvlText w:val=""/>
-      <w:lvlJc w:val="left"/>
-      <w:pPr>
-        <w:tabs>
-          <w:tab w:val="num" w:pos="2880"/>
-        </w:tabs>
-        <w:ind w:left="2880" w:hanging="360"/>
-      </w:pPr>
-      <w:rPr>
-        <w:rFonts w:ascii="Wingdings" w:hAnsi="Wingdings" w:hint="default"/>
-        <w:sz w:val="20"/>
-      </w:rPr>
-    </w:lvl>
-    <w:lvl w:ilvl="4" w:tentative="1">
-      <w:start w:val="1"/>
-      <w:numFmt w:val="bullet"/>
-      <w:lvlText w:val=""/>
-      <w:lvlJc w:val="left"/>
-      <w:pPr>
-        <w:tabs>
-          <w:tab w:val="num" w:pos="3600"/>
-        </w:tabs>
-        <w:ind w:left="3600" w:hanging="360"/>
-      </w:pPr>
-      <w:rPr>
-        <w:rFonts w:ascii="Wingdings" w:hAnsi="Wingdings" w:hint="default"/>
-        <w:sz w:val="20"/>
-      </w:rPr>
-    </w:lvl>
-    <w:lvl w:ilvl="5" w:tentative="1">
-      <w:start w:val="1"/>
-      <w:numFmt w:val="bullet"/>
-      <w:lvlText w:val=""/>
-      <w:lvlJc w:val="left"/>
-      <w:pPr>
-        <w:tabs>
-          <w:tab w:val="num" w:pos="4320"/>
-        </w:tabs>
-        <w:ind w:left="4320" w:hanging="360"/>
-      </w:pPr>
-      <w:rPr>
-        <w:rFonts w:ascii="Wingdings" w:hAnsi="Wingdings" w:hint="default"/>
-        <w:sz w:val="20"/>
-      </w:rPr>
-    </w:lvl>
-    <w:lvl w:ilvl="6" w:tentative="1">
-      <w:start w:val="1"/>
-      <w:numFmt w:val="bullet"/>
-      <w:lvlText w:val=""/>
-      <w:lvlJc w:val="left"/>
-      <w:pPr>
-        <w:tabs>
-          <w:tab w:val="num" w:pos="5040"/>
-        </w:tabs>
-        <w:ind w:left="5040" w:hanging="360"/>
-      </w:pPr>
-      <w:rPr>
-        <w:rFonts w:ascii="Wingdings" w:hAnsi="Wingdings" w:hint="default"/>
-        <w:sz w:val="20"/>
-      </w:rPr>
-    </w:lvl>
-    <w:lvl w:ilvl="7" w:tentative="1">
-      <w:start w:val="1"/>
-      <w:numFmt w:val="bullet"/>
-      <w:lvlText w:val=""/>
-      <w:lvlJc w:val="left"/>
-      <w:pPr>
-        <w:tabs>
-          <w:tab w:val="num" w:pos="5760"/>
-        </w:tabs>
-        <w:ind w:left="5760" w:hanging="360"/>
-      </w:pPr>
-      <w:rPr>
-        <w:rFonts w:ascii="Wingdings" w:hAnsi="Wingdings" w:hint="default"/>
-        <w:sz w:val="20"/>
-      </w:rPr>
-    </w:lvl>
-    <w:lvl w:ilvl="8" w:tentative="1">
-      <w:start w:val="1"/>
-      <w:numFmt w:val="bullet"/>
-      <w:lvlText w:val=""/>
-      <w:lvlJc w:val="left"/>
-      <w:pPr>
-        <w:tabs>
-          <w:tab w:val="num" w:pos="6480"/>
-        </w:tabs>
-        <w:ind w:left="6480" w:hanging="360"/>
-      </w:pPr>
-      <w:rPr>
-        <w:rFonts w:ascii="Wingdings" w:hAnsi="Wingdings" w:hint="default"/>
-        <w:sz w:val="20"/>
-      </w:rPr>
-    </w:lvl>
-  </w:abstractNum>
-  <w:abstractNum w:abstractNumId="23" w15:restartNumberingAfterBreak="0">
-    <w:nsid w:val="323855DC"/>
-    <w:multiLevelType w:val="multilevel"/>
-    <w:tmpl w:val="0409001D"/>
-    <w:lvl w:ilvl="0">
-      <w:start w:val="1"/>
-      <w:numFmt w:val="decimal"/>
-      <w:lvlText w:val="%1)"/>
-      <w:lvlJc w:val="left"/>
-      <w:pPr>
-        <w:ind w:left="360" w:hanging="360"/>
-      </w:pPr>
-    </w:lvl>
-    <w:lvl w:ilvl="1">
-      <w:start w:val="1"/>
-      <w:numFmt w:val="lowerLetter"/>
-      <w:lvlText w:val="%2)"/>
-      <w:lvlJc w:val="left"/>
-      <w:pPr>
-        <w:ind w:left="720" w:hanging="360"/>
-      </w:pPr>
-    </w:lvl>
-    <w:lvl w:ilvl="2">
-      <w:start w:val="1"/>
-      <w:numFmt w:val="lowerRoman"/>
-      <w:lvlText w:val="%3)"/>
-      <w:lvlJc w:val="left"/>
-      <w:pPr>
-        <w:ind w:left="1080" w:hanging="360"/>
-      </w:pPr>
-    </w:lvl>
-    <w:lvl w:ilvl="3">
-      <w:start w:val="1"/>
-      <w:numFmt w:val="decimal"/>
-      <w:lvlText w:val="(%4)"/>
-      <w:lvlJc w:val="left"/>
-      <w:pPr>
-        <w:ind w:left="1440" w:hanging="360"/>
-      </w:pPr>
-    </w:lvl>
-    <w:lvl w:ilvl="4">
-      <w:start w:val="1"/>
-      <w:numFmt w:val="lowerLetter"/>
-      <w:lvlText w:val="(%5)"/>
-      <w:lvlJc w:val="left"/>
-      <w:pPr>
-        <w:ind w:left="1800" w:hanging="360"/>
-      </w:pPr>
-    </w:lvl>
-    <w:lvl w:ilvl="5">
-      <w:start w:val="1"/>
-      <w:numFmt w:val="lowerRoman"/>
-      <w:lvlText w:val="(%6)"/>
-      <w:lvlJc w:val="left"/>
-      <w:pPr>
-        <w:ind w:left="2160" w:hanging="360"/>
-      </w:pPr>
-    </w:lvl>
-    <w:lvl w:ilvl="6">
-      <w:start w:val="1"/>
-      <w:numFmt w:val="decimal"/>
-      <w:lvlText w:val="%7."/>
-      <w:lvlJc w:val="left"/>
-      <w:pPr>
-        <w:ind w:left="2520" w:hanging="360"/>
-      </w:pPr>
-    </w:lvl>
-    <w:lvl w:ilvl="7">
-      <w:start w:val="1"/>
-      <w:numFmt w:val="lowerLetter"/>
-      <w:lvlText w:val="%8."/>
-      <w:lvlJc w:val="left"/>
-      <w:pPr>
-        <w:ind w:left="2880" w:hanging="360"/>
-      </w:pPr>
-    </w:lvl>
-    <w:lvl w:ilvl="8">
-      <w:start w:val="1"/>
-      <w:numFmt w:val="lowerRoman"/>
-      <w:lvlText w:val="%9."/>
-      <w:lvlJc w:val="left"/>
-      <w:pPr>
-        <w:ind w:left="3240" w:hanging="360"/>
-      </w:pPr>
-    </w:lvl>
-  </w:abstractNum>
-  <w:abstractNum w:abstractNumId="24" w15:restartNumberingAfterBreak="0">
-    <w:nsid w:val="384159C9"/>
-    <w:multiLevelType w:val="multilevel"/>
-    <w:tmpl w:val="0409001F"/>
-    <w:lvl w:ilvl="0">
-      <w:start w:val="1"/>
-      <w:numFmt w:val="decimal"/>
-      <w:lvlText w:val="%1."/>
-      <w:lvlJc w:val="left"/>
-      <w:pPr>
-        <w:ind w:left="360" w:hanging="360"/>
-      </w:pPr>
-      <w:rPr>
-        <w:rFonts w:hint="default"/>
-        <w:b/>
-        <w:bCs/>
-        <w:i w:val="0"/>
-        <w:iCs w:val="0"/>
-        <w:spacing w:val="0"/>
-        <w:w w:val="99"/>
-        <w:sz w:val="26"/>
-        <w:szCs w:val="26"/>
-        <w:lang w:val="vi" w:eastAsia="en-US" w:bidi="ar-SA"/>
-      </w:rPr>
-    </w:lvl>
-    <w:lvl w:ilvl="1">
-      <w:start w:val="1"/>
-      <w:numFmt w:val="decimal"/>
-      <w:lvlText w:val="%1.%2."/>
-      <w:lvlJc w:val="left"/>
-      <w:pPr>
-        <w:ind w:left="792" w:hanging="432"/>
-      </w:pPr>
-      <w:rPr>
-        <w:rFonts w:hint="default"/>
-        <w:lang w:val="vi" w:eastAsia="en-US" w:bidi="ar-SA"/>
-      </w:rPr>
-    </w:lvl>
-    <w:lvl w:ilvl="2">
-      <w:start w:val="1"/>
-      <w:numFmt w:val="decimal"/>
-      <w:lvlText w:val="%1.%2.%3."/>
-      <w:lvlJc w:val="left"/>
-      <w:pPr>
-        <w:ind w:left="1224" w:hanging="504"/>
-      </w:pPr>
-      <w:rPr>
-        <w:rFonts w:hint="default"/>
-        <w:lang w:val="vi" w:eastAsia="en-US" w:bidi="ar-SA"/>
-      </w:rPr>
-    </w:lvl>
-    <w:lvl w:ilvl="3">
-      <w:start w:val="1"/>
-      <w:numFmt w:val="decimal"/>
-      <w:lvlText w:val="%1.%2.%3.%4."/>
-      <w:lvlJc w:val="left"/>
-      <w:pPr>
-        <w:ind w:left="1728" w:hanging="648"/>
-      </w:pPr>
-      <w:rPr>
-        <w:rFonts w:hint="default"/>
-        <w:lang w:val="vi" w:eastAsia="en-US" w:bidi="ar-SA"/>
-      </w:rPr>
-    </w:lvl>
-    <w:lvl w:ilvl="4">
-      <w:start w:val="1"/>
-      <w:numFmt w:val="decimal"/>
-      <w:lvlText w:val="%1.%2.%3.%4.%5."/>
-      <w:lvlJc w:val="left"/>
-      <w:pPr>
-        <w:ind w:left="2232" w:hanging="792"/>
-      </w:pPr>
-      <w:rPr>
-        <w:rFonts w:hint="default"/>
-        <w:lang w:val="vi" w:eastAsia="en-US" w:bidi="ar-SA"/>
-      </w:rPr>
-    </w:lvl>
-    <w:lvl w:ilvl="5">
-      <w:start w:val="1"/>
-      <w:numFmt w:val="decimal"/>
-      <w:lvlText w:val="%1.%2.%3.%4.%5.%6."/>
-      <w:lvlJc w:val="left"/>
-      <w:pPr>
-        <w:ind w:left="2736" w:hanging="936"/>
-      </w:pPr>
-      <w:rPr>
-        <w:rFonts w:hint="default"/>
-        <w:lang w:val="vi" w:eastAsia="en-US" w:bidi="ar-SA"/>
-      </w:rPr>
-    </w:lvl>
-    <w:lvl w:ilvl="6">
-      <w:start w:val="1"/>
-      <w:numFmt w:val="decimal"/>
-      <w:lvlText w:val="%1.%2.%3.%4.%5.%6.%7."/>
-      <w:lvlJc w:val="left"/>
-      <w:pPr>
-        <w:ind w:left="3240" w:hanging="1080"/>
-      </w:pPr>
-      <w:rPr>
-        <w:rFonts w:hint="default"/>
-        <w:lang w:val="vi" w:eastAsia="en-US" w:bidi="ar-SA"/>
-      </w:rPr>
-    </w:lvl>
-    <w:lvl w:ilvl="7">
-      <w:start w:val="1"/>
-      <w:numFmt w:val="decimal"/>
-      <w:lvlText w:val="%1.%2.%3.%4.%5.%6.%7.%8."/>
-      <w:lvlJc w:val="left"/>
-      <w:pPr>
-        <w:ind w:left="3744" w:hanging="1224"/>
-      </w:pPr>
-      <w:rPr>
-        <w:rFonts w:hint="default"/>
-        <w:lang w:val="vi" w:eastAsia="en-US" w:bidi="ar-SA"/>
-      </w:rPr>
-    </w:lvl>
-    <w:lvl w:ilvl="8">
-      <w:start w:val="1"/>
-      <w:numFmt w:val="decimal"/>
-      <w:lvlText w:val="%1.%2.%3.%4.%5.%6.%7.%8.%9."/>
-      <w:lvlJc w:val="left"/>
-      <w:pPr>
-        <w:ind w:left="4320" w:hanging="1440"/>
-      </w:pPr>
-      <w:rPr>
-        <w:rFonts w:hint="default"/>
-        <w:lang w:val="vi" w:eastAsia="en-US" w:bidi="ar-SA"/>
-      </w:rPr>
-    </w:lvl>
-  </w:abstractNum>
-  <w:abstractNum w:abstractNumId="25" w15:restartNumberingAfterBreak="0">
-    <w:nsid w:val="38EB5FD1"/>
-    <w:multiLevelType w:val="multilevel"/>
-    <w:tmpl w:val="811698FC"/>
-    <w:lvl w:ilvl="0">
-      <w:start w:val="3"/>
-      <w:numFmt w:val="decimal"/>
-      <w:lvlText w:val="%1"/>
-      <w:lvlJc w:val="left"/>
-      <w:pPr>
-        <w:ind w:left="1394" w:hanging="389"/>
-      </w:pPr>
-      <w:rPr>
-        <w:rFonts w:hint="default"/>
-        <w:lang w:val="vi" w:eastAsia="en-US" w:bidi="ar-SA"/>
-      </w:rPr>
-    </w:lvl>
-    <w:lvl w:ilvl="1">
-      <w:start w:val="2"/>
-      <w:numFmt w:val="decimal"/>
-      <w:lvlText w:val="%1.%2"/>
-      <w:lvlJc w:val="left"/>
-      <w:pPr>
-        <w:ind w:left="1394" w:hanging="389"/>
-      </w:pPr>
-      <w:rPr>
-        <w:rFonts w:ascii="Times New Roman" w:eastAsia="Times New Roman" w:hAnsi="Times New Roman" w:cs="Times New Roman" w:hint="default"/>
-        <w:b w:val="0"/>
-        <w:bCs w:val="0"/>
-        <w:i w:val="0"/>
-        <w:iCs w:val="0"/>
-        <w:spacing w:val="0"/>
-        <w:w w:val="99"/>
-        <w:sz w:val="26"/>
-        <w:szCs w:val="26"/>
-        <w:lang w:val="vi" w:eastAsia="en-US" w:bidi="ar-SA"/>
-      </w:rPr>
-    </w:lvl>
-    <w:lvl w:ilvl="2">
-      <w:numFmt w:val="bullet"/>
-      <w:lvlText w:val="•"/>
-      <w:lvlJc w:val="left"/>
-      <w:pPr>
-        <w:ind w:left="3104" w:hanging="389"/>
-      </w:pPr>
-      <w:rPr>
-        <w:rFonts w:hint="default"/>
-        <w:lang w:val="vi" w:eastAsia="en-US" w:bidi="ar-SA"/>
-      </w:rPr>
-    </w:lvl>
-    <w:lvl w:ilvl="3">
-      <w:numFmt w:val="bullet"/>
-      <w:lvlText w:val="•"/>
-      <w:lvlJc w:val="left"/>
-      <w:pPr>
-        <w:ind w:left="3957" w:hanging="389"/>
-      </w:pPr>
-      <w:rPr>
-        <w:rFonts w:hint="default"/>
-        <w:lang w:val="vi" w:eastAsia="en-US" w:bidi="ar-SA"/>
-      </w:rPr>
-    </w:lvl>
-    <w:lvl w:ilvl="4">
-      <w:numFmt w:val="bullet"/>
-      <w:lvlText w:val="•"/>
-      <w:lvlJc w:val="left"/>
-      <w:pPr>
-        <w:ind w:left="4809" w:hanging="389"/>
-      </w:pPr>
-      <w:rPr>
-        <w:rFonts w:hint="default"/>
-        <w:lang w:val="vi" w:eastAsia="en-US" w:bidi="ar-SA"/>
-      </w:rPr>
-    </w:lvl>
-    <w:lvl w:ilvl="5">
-      <w:numFmt w:val="bullet"/>
-      <w:lvlText w:val="•"/>
-      <w:lvlJc w:val="left"/>
-      <w:pPr>
-        <w:ind w:left="5661" w:hanging="389"/>
-      </w:pPr>
-      <w:rPr>
-        <w:rFonts w:hint="default"/>
-        <w:lang w:val="vi" w:eastAsia="en-US" w:bidi="ar-SA"/>
-      </w:rPr>
-    </w:lvl>
-    <w:lvl w:ilvl="6">
-      <w:numFmt w:val="bullet"/>
-      <w:lvlText w:val="•"/>
-      <w:lvlJc w:val="left"/>
-      <w:pPr>
-        <w:ind w:left="6514" w:hanging="389"/>
-      </w:pPr>
-      <w:rPr>
-        <w:rFonts w:hint="default"/>
-        <w:lang w:val="vi" w:eastAsia="en-US" w:bidi="ar-SA"/>
-      </w:rPr>
-    </w:lvl>
-    <w:lvl w:ilvl="7">
-      <w:numFmt w:val="bullet"/>
-      <w:lvlText w:val="•"/>
-      <w:lvlJc w:val="left"/>
-      <w:pPr>
-        <w:ind w:left="7366" w:hanging="389"/>
-      </w:pPr>
-      <w:rPr>
-        <w:rFonts w:hint="default"/>
-        <w:lang w:val="vi" w:eastAsia="en-US" w:bidi="ar-SA"/>
-      </w:rPr>
-    </w:lvl>
-    <w:lvl w:ilvl="8">
-      <w:numFmt w:val="bullet"/>
-      <w:lvlText w:val="•"/>
-      <w:lvlJc w:val="left"/>
-      <w:pPr>
-        <w:ind w:left="8218" w:hanging="389"/>
-      </w:pPr>
-      <w:rPr>
-        <w:rFonts w:hint="default"/>
-        <w:lang w:val="vi" w:eastAsia="en-US" w:bidi="ar-SA"/>
-      </w:rPr>
-    </w:lvl>
-  </w:abstractNum>
-  <w:abstractNum w:abstractNumId="26" w15:restartNumberingAfterBreak="0">
-    <w:nsid w:val="3C596016"/>
-    <w:multiLevelType w:val="hybridMultilevel"/>
-    <w:tmpl w:val="DDB0583A"/>
-    <w:lvl w:ilvl="0" w:tplc="0409000F">
-      <w:start w:val="1"/>
-      <w:numFmt w:val="decimal"/>
-      <w:lvlText w:val="%1."/>
-      <w:lvlJc w:val="left"/>
-      <w:pPr>
-        <w:ind w:left="720" w:hanging="360"/>
-      </w:pPr>
-    </w:lvl>
-    <w:lvl w:ilvl="1" w:tplc="04090019" w:tentative="1">
-      <w:start w:val="1"/>
-      <w:numFmt w:val="lowerLetter"/>
-      <w:lvlText w:val="%2."/>
-      <w:lvlJc w:val="left"/>
-      <w:pPr>
-        <w:ind w:left="1440" w:hanging="360"/>
-      </w:pPr>
-    </w:lvl>
-    <w:lvl w:ilvl="2" w:tplc="0409001B" w:tentative="1">
-      <w:start w:val="1"/>
-      <w:numFmt w:val="lowerRoman"/>
-      <w:lvlText w:val="%3."/>
-      <w:lvlJc w:val="right"/>
-      <w:pPr>
-        <w:ind w:left="2160" w:hanging="180"/>
-      </w:pPr>
-    </w:lvl>
-    <w:lvl w:ilvl="3" w:tplc="0409000F" w:tentative="1">
-      <w:start w:val="1"/>
-      <w:numFmt w:val="decimal"/>
-      <w:lvlText w:val="%4."/>
-      <w:lvlJc w:val="left"/>
-      <w:pPr>
-        <w:ind w:left="2880" w:hanging="360"/>
-      </w:pPr>
-    </w:lvl>
-    <w:lvl w:ilvl="4" w:tplc="04090019" w:tentative="1">
-      <w:start w:val="1"/>
-      <w:numFmt w:val="lowerLetter"/>
-      <w:lvlText w:val="%5."/>
-      <w:lvlJc w:val="left"/>
-      <w:pPr>
-        <w:ind w:left="3600" w:hanging="360"/>
-      </w:pPr>
-    </w:lvl>
-    <w:lvl w:ilvl="5" w:tplc="0409001B" w:tentative="1">
-      <w:start w:val="1"/>
-      <w:numFmt w:val="lowerRoman"/>
-      <w:lvlText w:val="%6."/>
-      <w:lvlJc w:val="right"/>
-      <w:pPr>
-        <w:ind w:left="4320" w:hanging="180"/>
-      </w:pPr>
-    </w:lvl>
-    <w:lvl w:ilvl="6" w:tplc="0409000F" w:tentative="1">
-      <w:start w:val="1"/>
-      <w:numFmt w:val="decimal"/>
-      <w:lvlText w:val="%7."/>
-      <w:lvlJc w:val="left"/>
-      <w:pPr>
-        <w:ind w:left="5040" w:hanging="360"/>
-      </w:pPr>
-    </w:lvl>
-    <w:lvl w:ilvl="7" w:tplc="04090019" w:tentative="1">
-      <w:start w:val="1"/>
-      <w:numFmt w:val="lowerLetter"/>
-      <w:lvlText w:val="%8."/>
-      <w:lvlJc w:val="left"/>
-      <w:pPr>
-        <w:ind w:left="5760" w:hanging="360"/>
-      </w:pPr>
-    </w:lvl>
-    <w:lvl w:ilvl="8" w:tplc="0409001B" w:tentative="1">
-      <w:start w:val="1"/>
-      <w:numFmt w:val="lowerRoman"/>
-      <w:lvlText w:val="%9."/>
-      <w:lvlJc w:val="right"/>
-      <w:pPr>
-        <w:ind w:left="6480" w:hanging="180"/>
-      </w:pPr>
-    </w:lvl>
-  </w:abstractNum>
-  <w:abstractNum w:abstractNumId="27" w15:restartNumberingAfterBreak="0">
-    <w:nsid w:val="3F1010D9"/>
-    <w:multiLevelType w:val="multilevel"/>
-    <w:tmpl w:val="0409001F"/>
-    <w:lvl w:ilvl="0">
-      <w:start w:val="1"/>
-      <w:numFmt w:val="decimal"/>
-      <w:lvlText w:val="%1."/>
-      <w:lvlJc w:val="left"/>
-      <w:pPr>
-        <w:ind w:left="360" w:hanging="360"/>
-      </w:pPr>
-    </w:lvl>
-    <w:lvl w:ilvl="1">
-      <w:start w:val="1"/>
-      <w:numFmt w:val="decimal"/>
-      <w:lvlText w:val="%1.%2."/>
-      <w:lvlJc w:val="left"/>
-      <w:pPr>
-        <w:ind w:left="792" w:hanging="432"/>
-      </w:pPr>
-    </w:lvl>
-    <w:lvl w:ilvl="2">
-      <w:start w:val="1"/>
-      <w:numFmt w:val="decimal"/>
-      <w:lvlText w:val="%1.%2.%3."/>
-      <w:lvlJc w:val="left"/>
-      <w:pPr>
-        <w:ind w:left="1224" w:hanging="504"/>
-      </w:pPr>
-    </w:lvl>
-    <w:lvl w:ilvl="3">
-      <w:start w:val="1"/>
-      <w:numFmt w:val="decimal"/>
-      <w:lvlText w:val="%1.%2.%3.%4."/>
-      <w:lvlJc w:val="left"/>
-      <w:pPr>
-        <w:ind w:left="1728" w:hanging="648"/>
-      </w:pPr>
-    </w:lvl>
-    <w:lvl w:ilvl="4">
-      <w:start w:val="1"/>
-      <w:numFmt w:val="decimal"/>
-      <w:lvlText w:val="%1.%2.%3.%4.%5."/>
-      <w:lvlJc w:val="left"/>
-      <w:pPr>
-        <w:ind w:left="2232" w:hanging="792"/>
-      </w:pPr>
-    </w:lvl>
-    <w:lvl w:ilvl="5">
-      <w:start w:val="1"/>
-      <w:numFmt w:val="decimal"/>
-      <w:lvlText w:val="%1.%2.%3.%4.%5.%6."/>
-      <w:lvlJc w:val="left"/>
-      <w:pPr>
-        <w:ind w:left="2736" w:hanging="936"/>
-      </w:pPr>
-    </w:lvl>
-    <w:lvl w:ilvl="6">
-      <w:start w:val="1"/>
-      <w:numFmt w:val="decimal"/>
-      <w:lvlText w:val="%1.%2.%3.%4.%5.%6.%7."/>
-      <w:lvlJc w:val="left"/>
-      <w:pPr>
-        <w:ind w:left="3240" w:hanging="1080"/>
-      </w:pPr>
-    </w:lvl>
-    <w:lvl w:ilvl="7">
-      <w:start w:val="1"/>
-      <w:numFmt w:val="decimal"/>
-      <w:lvlText w:val="%1.%2.%3.%4.%5.%6.%7.%8."/>
-      <w:lvlJc w:val="left"/>
-      <w:pPr>
-        <w:ind w:left="3744" w:hanging="1224"/>
-      </w:pPr>
-    </w:lvl>
-    <w:lvl w:ilvl="8">
-      <w:start w:val="1"/>
-      <w:numFmt w:val="decimal"/>
-      <w:lvlText w:val="%1.%2.%3.%4.%5.%6.%7.%8.%9."/>
-      <w:lvlJc w:val="left"/>
-      <w:pPr>
-        <w:ind w:left="4320" w:hanging="1440"/>
-      </w:pPr>
-    </w:lvl>
-  </w:abstractNum>
-  <w:abstractNum w:abstractNumId="28" w15:restartNumberingAfterBreak="0">
-    <w:nsid w:val="40861D7C"/>
-    <w:multiLevelType w:val="multilevel"/>
-    <w:tmpl w:val="912E0432"/>
-    <w:lvl w:ilvl="0">
-      <w:start w:val="1"/>
-      <w:numFmt w:val="decimal"/>
-      <w:lvlText w:val="%1."/>
-      <w:lvlJc w:val="left"/>
-      <w:pPr>
-        <w:ind w:left="360" w:hanging="360"/>
-      </w:pPr>
-      <w:rPr>
-        <w:rFonts w:hint="default"/>
-        <w:b/>
-        <w:bCs/>
-        <w:i w:val="0"/>
-        <w:iCs w:val="0"/>
-        <w:color w:val="FFFFFF" w:themeColor="background1"/>
-        <w:spacing w:val="0"/>
-        <w:w w:val="99"/>
-        <w:sz w:val="26"/>
-        <w:szCs w:val="26"/>
-        <w:lang w:val="vi" w:eastAsia="en-US" w:bidi="ar-SA"/>
-      </w:rPr>
-    </w:lvl>
-    <w:lvl w:ilvl="1">
-      <w:start w:val="1"/>
-      <w:numFmt w:val="decimal"/>
-      <w:lvlText w:val="%1.%2."/>
-      <w:lvlJc w:val="left"/>
-      <w:pPr>
-        <w:ind w:left="792" w:hanging="432"/>
-      </w:pPr>
-      <w:rPr>
-        <w:rFonts w:hint="default"/>
-        <w:lang w:val="vi" w:eastAsia="en-US" w:bidi="ar-SA"/>
-      </w:rPr>
-    </w:lvl>
-    <w:lvl w:ilvl="2">
-      <w:start w:val="1"/>
-      <w:numFmt w:val="decimal"/>
-      <w:lvlText w:val="%1.%2.%3."/>
-      <w:lvlJc w:val="left"/>
-      <w:pPr>
-        <w:ind w:left="1224" w:hanging="504"/>
-      </w:pPr>
-      <w:rPr>
-        <w:rFonts w:hint="default"/>
-        <w:lang w:val="vi" w:eastAsia="en-US" w:bidi="ar-SA"/>
-      </w:rPr>
-    </w:lvl>
-    <w:lvl w:ilvl="3">
-      <w:start w:val="1"/>
-      <w:numFmt w:val="decimal"/>
-      <w:lvlText w:val="%1.%2.%3.%4."/>
-      <w:lvlJc w:val="left"/>
-      <w:pPr>
-        <w:ind w:left="1728" w:hanging="648"/>
-      </w:pPr>
-      <w:rPr>
-        <w:rFonts w:hint="default"/>
-        <w:lang w:val="vi" w:eastAsia="en-US" w:bidi="ar-SA"/>
-      </w:rPr>
-    </w:lvl>
-    <w:lvl w:ilvl="4">
-      <w:start w:val="1"/>
-      <w:numFmt w:val="decimal"/>
-      <w:lvlText w:val="%1.%2.%3.%4.%5."/>
-      <w:lvlJc w:val="left"/>
-      <w:pPr>
-        <w:ind w:left="2232" w:hanging="792"/>
-      </w:pPr>
-      <w:rPr>
-        <w:rFonts w:hint="default"/>
-        <w:lang w:val="vi" w:eastAsia="en-US" w:bidi="ar-SA"/>
-      </w:rPr>
-    </w:lvl>
-    <w:lvl w:ilvl="5">
-      <w:start w:val="1"/>
-      <w:numFmt w:val="decimal"/>
-      <w:lvlText w:val="%1.%2.%3.%4.%5.%6."/>
-      <w:lvlJc w:val="left"/>
-      <w:pPr>
-        <w:ind w:left="2736" w:hanging="936"/>
-      </w:pPr>
-      <w:rPr>
-        <w:rFonts w:hint="default"/>
-        <w:lang w:val="vi" w:eastAsia="en-US" w:bidi="ar-SA"/>
-      </w:rPr>
-    </w:lvl>
-    <w:lvl w:ilvl="6">
-      <w:start w:val="1"/>
-      <w:numFmt w:val="decimal"/>
-      <w:lvlText w:val="%1.%2.%3.%4.%5.%6.%7."/>
-      <w:lvlJc w:val="left"/>
-      <w:pPr>
-        <w:ind w:left="3240" w:hanging="1080"/>
-      </w:pPr>
-      <w:rPr>
-        <w:rFonts w:hint="default"/>
-        <w:lang w:val="vi" w:eastAsia="en-US" w:bidi="ar-SA"/>
-      </w:rPr>
-    </w:lvl>
-    <w:lvl w:ilvl="7">
-      <w:start w:val="1"/>
-      <w:numFmt w:val="decimal"/>
-      <w:lvlText w:val="%1.%2.%3.%4.%5.%6.%7.%8."/>
-      <w:lvlJc w:val="left"/>
-      <w:pPr>
-        <w:ind w:left="3744" w:hanging="1224"/>
-      </w:pPr>
-      <w:rPr>
-        <w:rFonts w:hint="default"/>
-        <w:lang w:val="vi" w:eastAsia="en-US" w:bidi="ar-SA"/>
-      </w:rPr>
-    </w:lvl>
-    <w:lvl w:ilvl="8">
-      <w:start w:val="1"/>
-      <w:numFmt w:val="decimal"/>
-      <w:lvlText w:val="%1.%2.%3.%4.%5.%6.%7.%8.%9."/>
-      <w:lvlJc w:val="left"/>
-      <w:pPr>
-        <w:ind w:left="4320" w:hanging="1440"/>
-      </w:pPr>
-      <w:rPr>
-        <w:rFonts w:hint="default"/>
-        <w:lang w:val="vi" w:eastAsia="en-US" w:bidi="ar-SA"/>
-      </w:rPr>
-    </w:lvl>
-  </w:abstractNum>
-  <w:abstractNum w:abstractNumId="29" w15:restartNumberingAfterBreak="0">
-    <w:nsid w:val="42B56930"/>
-    <w:multiLevelType w:val="multilevel"/>
-    <w:tmpl w:val="3E0CE5EA"/>
-    <w:lvl w:ilvl="0">
-      <w:start w:val="1"/>
-      <w:numFmt w:val="bullet"/>
-      <w:lvlText w:val=""/>
-      <w:lvlJc w:val="left"/>
-      <w:pPr>
-        <w:tabs>
-          <w:tab w:val="num" w:pos="720"/>
-        </w:tabs>
-        <w:ind w:left="720" w:hanging="360"/>
-      </w:pPr>
-      <w:rPr>
-        <w:rFonts w:ascii="Symbol" w:hAnsi="Symbol" w:hint="default"/>
-        <w:sz w:val="20"/>
-      </w:rPr>
-    </w:lvl>
-    <w:lvl w:ilvl="1" w:tentative="1">
-      <w:start w:val="1"/>
-      <w:numFmt w:val="bullet"/>
-      <w:lvlText w:val="o"/>
-      <w:lvlJc w:val="left"/>
-      <w:pPr>
-        <w:tabs>
-          <w:tab w:val="num" w:pos="1440"/>
-        </w:tabs>
-        <w:ind w:left="1440" w:hanging="360"/>
-      </w:pPr>
-      <w:rPr>
-        <w:rFonts w:ascii="Courier New" w:hAnsi="Courier New" w:hint="default"/>
-        <w:sz w:val="20"/>
-      </w:rPr>
-    </w:lvl>
-    <w:lvl w:ilvl="2" w:tentative="1">
-      <w:start w:val="1"/>
-      <w:numFmt w:val="bullet"/>
-      <w:lvlText w:val=""/>
-      <w:lvlJc w:val="left"/>
-      <w:pPr>
-        <w:tabs>
-          <w:tab w:val="num" w:pos="2160"/>
-        </w:tabs>
-        <w:ind w:left="2160" w:hanging="360"/>
-      </w:pPr>
-      <w:rPr>
-        <w:rFonts w:ascii="Wingdings" w:hAnsi="Wingdings" w:hint="default"/>
-        <w:sz w:val="20"/>
-      </w:rPr>
-    </w:lvl>
-    <w:lvl w:ilvl="3" w:tentative="1">
-      <w:start w:val="1"/>
-      <w:numFmt w:val="bullet"/>
-      <w:lvlText w:val=""/>
-      <w:lvlJc w:val="left"/>
-      <w:pPr>
-        <w:tabs>
-          <w:tab w:val="num" w:pos="2880"/>
-        </w:tabs>
-        <w:ind w:left="2880" w:hanging="360"/>
-      </w:pPr>
-      <w:rPr>
-        <w:rFonts w:ascii="Wingdings" w:hAnsi="Wingdings" w:hint="default"/>
-        <w:sz w:val="20"/>
-      </w:rPr>
-    </w:lvl>
-    <w:lvl w:ilvl="4" w:tentative="1">
-      <w:start w:val="1"/>
-      <w:numFmt w:val="bullet"/>
-      <w:lvlText w:val=""/>
-      <w:lvlJc w:val="left"/>
-      <w:pPr>
-        <w:tabs>
-          <w:tab w:val="num" w:pos="3600"/>
-        </w:tabs>
-        <w:ind w:left="3600" w:hanging="360"/>
-      </w:pPr>
-      <w:rPr>
-        <w:rFonts w:ascii="Wingdings" w:hAnsi="Wingdings" w:hint="default"/>
-        <w:sz w:val="20"/>
-      </w:rPr>
-    </w:lvl>
-    <w:lvl w:ilvl="5" w:tentative="1">
-      <w:start w:val="1"/>
-      <w:numFmt w:val="bullet"/>
-      <w:lvlText w:val=""/>
-      <w:lvlJc w:val="left"/>
-      <w:pPr>
-        <w:tabs>
-          <w:tab w:val="num" w:pos="4320"/>
-        </w:tabs>
-        <w:ind w:left="4320" w:hanging="360"/>
-      </w:pPr>
-      <w:rPr>
-        <w:rFonts w:ascii="Wingdings" w:hAnsi="Wingdings" w:hint="default"/>
-        <w:sz w:val="20"/>
-      </w:rPr>
-    </w:lvl>
-    <w:lvl w:ilvl="6" w:tentative="1">
-      <w:start w:val="1"/>
-      <w:numFmt w:val="bullet"/>
-      <w:lvlText w:val=""/>
-      <w:lvlJc w:val="left"/>
-      <w:pPr>
-        <w:tabs>
-          <w:tab w:val="num" w:pos="5040"/>
-        </w:tabs>
-        <w:ind w:left="5040" w:hanging="360"/>
-      </w:pPr>
-      <w:rPr>
-        <w:rFonts w:ascii="Wingdings" w:hAnsi="Wingdings" w:hint="default"/>
-        <w:sz w:val="20"/>
-      </w:rPr>
-    </w:lvl>
-    <w:lvl w:ilvl="7" w:tentative="1">
-      <w:start w:val="1"/>
-      <w:numFmt w:val="bullet"/>
-      <w:lvlText w:val=""/>
-      <w:lvlJc w:val="left"/>
-      <w:pPr>
-        <w:tabs>
-          <w:tab w:val="num" w:pos="5760"/>
-        </w:tabs>
-        <w:ind w:left="5760" w:hanging="360"/>
-      </w:pPr>
-      <w:rPr>
-        <w:rFonts w:ascii="Wingdings" w:hAnsi="Wingdings" w:hint="default"/>
-        <w:sz w:val="20"/>
-      </w:rPr>
-    </w:lvl>
-    <w:lvl w:ilvl="8" w:tentative="1">
-      <w:start w:val="1"/>
-      <w:numFmt w:val="bullet"/>
-      <w:lvlText w:val=""/>
-      <w:lvlJc w:val="left"/>
-      <w:pPr>
-        <w:tabs>
-          <w:tab w:val="num" w:pos="6480"/>
-        </w:tabs>
-        <w:ind w:left="6480" w:hanging="360"/>
-      </w:pPr>
-      <w:rPr>
-        <w:rFonts w:ascii="Wingdings" w:hAnsi="Wingdings" w:hint="default"/>
-        <w:sz w:val="20"/>
-      </w:rPr>
-    </w:lvl>
-  </w:abstractNum>
-  <w:abstractNum w:abstractNumId="30" w15:restartNumberingAfterBreak="0">
-    <w:nsid w:val="49406B4C"/>
-    <w:multiLevelType w:val="hybridMultilevel"/>
-    <w:tmpl w:val="ED94E48A"/>
-    <w:lvl w:ilvl="0" w:tplc="CCF43196">
-      <w:start w:val="2"/>
-      <w:numFmt w:val="bullet"/>
-      <w:lvlText w:val="-"/>
-      <w:lvlJc w:val="left"/>
-      <w:pPr>
-        <w:ind w:left="720" w:hanging="360"/>
-      </w:pPr>
-      <w:rPr>
-        <w:rFonts w:ascii="Times New Roman" w:eastAsia="Times New Roman" w:hAnsi="Times New Roman" w:cs="Times New Roman" w:hint="default"/>
-      </w:rPr>
-    </w:lvl>
-    <w:lvl w:ilvl="1" w:tplc="04090003" w:tentative="1">
-      <w:start w:val="1"/>
-      <w:numFmt w:val="bullet"/>
-      <w:lvlText w:val="o"/>
-      <w:lvlJc w:val="left"/>
-      <w:pPr>
-        <w:ind w:left="1440" w:hanging="360"/>
-      </w:pPr>
-      <w:rPr>
-        <w:rFonts w:ascii="Courier New" w:hAnsi="Courier New" w:cs="Courier New" w:hint="default"/>
-      </w:rPr>
-    </w:lvl>
-    <w:lvl w:ilvl="2" w:tplc="04090005" w:tentative="1">
-      <w:start w:val="1"/>
-      <w:numFmt w:val="bullet"/>
-      <w:lvlText w:val=""/>
-      <w:lvlJc w:val="left"/>
-      <w:pPr>
-        <w:ind w:left="2160" w:hanging="360"/>
-      </w:pPr>
-      <w:rPr>
-        <w:rFonts w:ascii="Wingdings" w:hAnsi="Wingdings" w:hint="default"/>
-      </w:rPr>
-    </w:lvl>
-    <w:lvl w:ilvl="3" w:tplc="04090001" w:tentative="1">
-      <w:start w:val="1"/>
-      <w:numFmt w:val="bullet"/>
-      <w:lvlText w:val=""/>
-      <w:lvlJc w:val="left"/>
-      <w:pPr>
-        <w:ind w:left="2880" w:hanging="360"/>
-      </w:pPr>
-      <w:rPr>
-        <w:rFonts w:ascii="Symbol" w:hAnsi="Symbol" w:hint="default"/>
-      </w:rPr>
-    </w:lvl>
-    <w:lvl w:ilvl="4" w:tplc="04090003" w:tentative="1">
-      <w:start w:val="1"/>
-      <w:numFmt w:val="bullet"/>
-      <w:lvlText w:val="o"/>
-      <w:lvlJc w:val="left"/>
-      <w:pPr>
-        <w:ind w:left="3600" w:hanging="360"/>
-      </w:pPr>
-      <w:rPr>
-        <w:rFonts w:ascii="Courier New" w:hAnsi="Courier New" w:cs="Courier New" w:hint="default"/>
-      </w:rPr>
-    </w:lvl>
-    <w:lvl w:ilvl="5" w:tplc="04090005" w:tentative="1">
-      <w:start w:val="1"/>
-      <w:numFmt w:val="bullet"/>
-      <w:lvlText w:val=""/>
-      <w:lvlJc w:val="left"/>
-      <w:pPr>
-        <w:ind w:left="4320" w:hanging="360"/>
-      </w:pPr>
-      <w:rPr>
-        <w:rFonts w:ascii="Wingdings" w:hAnsi="Wingdings" w:hint="default"/>
-      </w:rPr>
-    </w:lvl>
-    <w:lvl w:ilvl="6" w:tplc="04090001" w:tentative="1">
-      <w:start w:val="1"/>
-      <w:numFmt w:val="bullet"/>
-      <w:lvlText w:val=""/>
-      <w:lvlJc w:val="left"/>
-      <w:pPr>
-        <w:ind w:left="5040" w:hanging="360"/>
-      </w:pPr>
-      <w:rPr>
-        <w:rFonts w:ascii="Symbol" w:hAnsi="Symbol" w:hint="default"/>
-      </w:rPr>
-    </w:lvl>
-    <w:lvl w:ilvl="7" w:tplc="04090003" w:tentative="1">
-      <w:start w:val="1"/>
-      <w:numFmt w:val="bullet"/>
-      <w:lvlText w:val="o"/>
-      <w:lvlJc w:val="left"/>
-      <w:pPr>
-        <w:ind w:left="5760" w:hanging="360"/>
-      </w:pPr>
-      <w:rPr>
-        <w:rFonts w:ascii="Courier New" w:hAnsi="Courier New" w:cs="Courier New" w:hint="default"/>
-      </w:rPr>
-    </w:lvl>
-    <w:lvl w:ilvl="8" w:tplc="04090005" w:tentative="1">
-      <w:start w:val="1"/>
-      <w:numFmt w:val="bullet"/>
-      <w:lvlText w:val=""/>
-      <w:lvlJc w:val="left"/>
-      <w:pPr>
-        <w:ind w:left="6480" w:hanging="360"/>
-      </w:pPr>
-      <w:rPr>
-        <w:rFonts w:ascii="Wingdings" w:hAnsi="Wingdings" w:hint="default"/>
-      </w:rPr>
-    </w:lvl>
-  </w:abstractNum>
-  <w:abstractNum w:abstractNumId="31" w15:restartNumberingAfterBreak="0">
-    <w:nsid w:val="4C6C7F0C"/>
-    <w:multiLevelType w:val="multilevel"/>
-    <w:tmpl w:val="0409001F"/>
-    <w:lvl w:ilvl="0">
-      <w:start w:val="1"/>
-      <w:numFmt w:val="decimal"/>
-      <w:lvlText w:val="%1."/>
-      <w:lvlJc w:val="left"/>
-      <w:pPr>
-        <w:ind w:left="360" w:hanging="360"/>
-      </w:pPr>
-    </w:lvl>
-    <w:lvl w:ilvl="1">
-      <w:start w:val="1"/>
-      <w:numFmt w:val="decimal"/>
-      <w:lvlText w:val="%1.%2."/>
-      <w:lvlJc w:val="left"/>
-      <w:pPr>
-        <w:ind w:left="792" w:hanging="432"/>
-      </w:pPr>
-    </w:lvl>
-    <w:lvl w:ilvl="2">
-      <w:start w:val="1"/>
-      <w:numFmt w:val="decimal"/>
-      <w:lvlText w:val="%1.%2.%3."/>
-      <w:lvlJc w:val="left"/>
-      <w:pPr>
-        <w:ind w:left="1224" w:hanging="504"/>
-      </w:pPr>
-    </w:lvl>
-    <w:lvl w:ilvl="3">
-      <w:start w:val="1"/>
-      <w:numFmt w:val="decimal"/>
-      <w:lvlText w:val="%1.%2.%3.%4."/>
-      <w:lvlJc w:val="left"/>
-      <w:pPr>
-        <w:ind w:left="1728" w:hanging="648"/>
-      </w:pPr>
-    </w:lvl>
-    <w:lvl w:ilvl="4">
-      <w:start w:val="1"/>
-      <w:numFmt w:val="decimal"/>
-      <w:lvlText w:val="%1.%2.%3.%4.%5."/>
-      <w:lvlJc w:val="left"/>
-      <w:pPr>
-        <w:ind w:left="2232" w:hanging="792"/>
-      </w:pPr>
-    </w:lvl>
-    <w:lvl w:ilvl="5">
-      <w:start w:val="1"/>
-      <w:numFmt w:val="decimal"/>
-      <w:lvlText w:val="%1.%2.%3.%4.%5.%6."/>
-      <w:lvlJc w:val="left"/>
-      <w:pPr>
-        <w:ind w:left="2736" w:hanging="936"/>
-      </w:pPr>
-    </w:lvl>
-    <w:lvl w:ilvl="6">
-      <w:start w:val="1"/>
-      <w:numFmt w:val="decimal"/>
-      <w:lvlText w:val="%1.%2.%3.%4.%5.%6.%7."/>
-      <w:lvlJc w:val="left"/>
-      <w:pPr>
-        <w:ind w:left="3240" w:hanging="1080"/>
-      </w:pPr>
-    </w:lvl>
-    <w:lvl w:ilvl="7">
-      <w:start w:val="1"/>
-      <w:numFmt w:val="decimal"/>
-      <w:lvlText w:val="%1.%2.%3.%4.%5.%6.%7.%8."/>
-      <w:lvlJc w:val="left"/>
-      <w:pPr>
-        <w:ind w:left="3744" w:hanging="1224"/>
-      </w:pPr>
-    </w:lvl>
-    <w:lvl w:ilvl="8">
-      <w:start w:val="1"/>
-      <w:numFmt w:val="decimal"/>
-      <w:lvlText w:val="%1.%2.%3.%4.%5.%6.%7.%8.%9."/>
-      <w:lvlJc w:val="left"/>
-      <w:pPr>
-        <w:ind w:left="4320" w:hanging="1440"/>
-      </w:pPr>
-    </w:lvl>
-  </w:abstractNum>
-  <w:abstractNum w:abstractNumId="32" w15:restartNumberingAfterBreak="0">
-    <w:nsid w:val="4EE44CEC"/>
-    <w:multiLevelType w:val="multilevel"/>
-    <w:tmpl w:val="599C0B4E"/>
-    <w:lvl w:ilvl="0">
-      <w:start w:val="1"/>
-      <w:numFmt w:val="bullet"/>
-      <w:lvlText w:val=""/>
-      <w:lvlJc w:val="left"/>
-      <w:pPr>
-        <w:tabs>
-          <w:tab w:val="num" w:pos="720"/>
-        </w:tabs>
-        <w:ind w:left="720" w:hanging="360"/>
-      </w:pPr>
-      <w:rPr>
-        <w:rFonts w:ascii="Symbol" w:hAnsi="Symbol" w:hint="default"/>
-        <w:sz w:val="20"/>
-      </w:rPr>
-    </w:lvl>
-    <w:lvl w:ilvl="1" w:tentative="1">
-      <w:start w:val="1"/>
-      <w:numFmt w:val="bullet"/>
-      <w:lvlText w:val="o"/>
-      <w:lvlJc w:val="left"/>
-      <w:pPr>
-        <w:tabs>
-          <w:tab w:val="num" w:pos="1440"/>
-        </w:tabs>
-        <w:ind w:left="1440" w:hanging="360"/>
-      </w:pPr>
-      <w:rPr>
-        <w:rFonts w:ascii="Courier New" w:hAnsi="Courier New" w:hint="default"/>
-        <w:sz w:val="20"/>
-      </w:rPr>
-    </w:lvl>
-    <w:lvl w:ilvl="2" w:tentative="1">
-      <w:start w:val="1"/>
-      <w:numFmt w:val="bullet"/>
-      <w:lvlText w:val=""/>
-      <w:lvlJc w:val="left"/>
-      <w:pPr>
-        <w:tabs>
-          <w:tab w:val="num" w:pos="2160"/>
-        </w:tabs>
-        <w:ind w:left="2160" w:hanging="360"/>
-      </w:pPr>
-      <w:rPr>
-        <w:rFonts w:ascii="Wingdings" w:hAnsi="Wingdings" w:hint="default"/>
-        <w:sz w:val="20"/>
-      </w:rPr>
-    </w:lvl>
-    <w:lvl w:ilvl="3" w:tentative="1">
-      <w:start w:val="1"/>
-      <w:numFmt w:val="bullet"/>
-      <w:lvlText w:val=""/>
-      <w:lvlJc w:val="left"/>
-      <w:pPr>
-        <w:tabs>
-          <w:tab w:val="num" w:pos="2880"/>
-        </w:tabs>
-        <w:ind w:left="2880" w:hanging="360"/>
-      </w:pPr>
-      <w:rPr>
-        <w:rFonts w:ascii="Wingdings" w:hAnsi="Wingdings" w:hint="default"/>
-        <w:sz w:val="20"/>
-      </w:rPr>
-    </w:lvl>
-    <w:lvl w:ilvl="4" w:tentative="1">
-      <w:start w:val="1"/>
-      <w:numFmt w:val="bullet"/>
-      <w:lvlText w:val=""/>
-      <w:lvlJc w:val="left"/>
-      <w:pPr>
-        <w:tabs>
-          <w:tab w:val="num" w:pos="3600"/>
-        </w:tabs>
-        <w:ind w:left="3600" w:hanging="360"/>
-      </w:pPr>
-      <w:rPr>
-        <w:rFonts w:ascii="Wingdings" w:hAnsi="Wingdings" w:hint="default"/>
-        <w:sz w:val="20"/>
-      </w:rPr>
-    </w:lvl>
-    <w:lvl w:ilvl="5" w:tentative="1">
-      <w:start w:val="1"/>
-      <w:numFmt w:val="bullet"/>
-      <w:lvlText w:val=""/>
-      <w:lvlJc w:val="left"/>
-      <w:pPr>
-        <w:tabs>
-          <w:tab w:val="num" w:pos="4320"/>
-        </w:tabs>
-        <w:ind w:left="4320" w:hanging="360"/>
-      </w:pPr>
-      <w:rPr>
-        <w:rFonts w:ascii="Wingdings" w:hAnsi="Wingdings" w:hint="default"/>
-        <w:sz w:val="20"/>
-      </w:rPr>
-    </w:lvl>
-    <w:lvl w:ilvl="6" w:tentative="1">
-      <w:start w:val="1"/>
-      <w:numFmt w:val="bullet"/>
-      <w:lvlText w:val=""/>
-      <w:lvlJc w:val="left"/>
-      <w:pPr>
-        <w:tabs>
-          <w:tab w:val="num" w:pos="5040"/>
-        </w:tabs>
-        <w:ind w:left="5040" w:hanging="360"/>
-      </w:pPr>
-      <w:rPr>
-        <w:rFonts w:ascii="Wingdings" w:hAnsi="Wingdings" w:hint="default"/>
-        <w:sz w:val="20"/>
-      </w:rPr>
-    </w:lvl>
-    <w:lvl w:ilvl="7" w:tentative="1">
-      <w:start w:val="1"/>
-      <w:numFmt w:val="bullet"/>
-      <w:lvlText w:val=""/>
-      <w:lvlJc w:val="left"/>
-      <w:pPr>
-        <w:tabs>
-          <w:tab w:val="num" w:pos="5760"/>
-        </w:tabs>
-        <w:ind w:left="5760" w:hanging="360"/>
-      </w:pPr>
-      <w:rPr>
-        <w:rFonts w:ascii="Wingdings" w:hAnsi="Wingdings" w:hint="default"/>
-        <w:sz w:val="20"/>
-      </w:rPr>
-    </w:lvl>
-    <w:lvl w:ilvl="8" w:tentative="1">
-      <w:start w:val="1"/>
-      <w:numFmt w:val="bullet"/>
-      <w:lvlText w:val=""/>
-      <w:lvlJc w:val="left"/>
-      <w:pPr>
-        <w:tabs>
-          <w:tab w:val="num" w:pos="6480"/>
-        </w:tabs>
-        <w:ind w:left="6480" w:hanging="360"/>
-      </w:pPr>
-      <w:rPr>
-        <w:rFonts w:ascii="Wingdings" w:hAnsi="Wingdings" w:hint="default"/>
-        <w:sz w:val="20"/>
-      </w:rPr>
-    </w:lvl>
-  </w:abstractNum>
-  <w:abstractNum w:abstractNumId="33" w15:restartNumberingAfterBreak="0">
-    <w:nsid w:val="50910627"/>
-    <w:multiLevelType w:val="multilevel"/>
-    <w:tmpl w:val="0409001F"/>
-    <w:lvl w:ilvl="0">
-      <w:start w:val="1"/>
-      <w:numFmt w:val="decimal"/>
-      <w:lvlText w:val="%1."/>
-      <w:lvlJc w:val="left"/>
-      <w:pPr>
-        <w:ind w:left="360" w:hanging="360"/>
-      </w:pPr>
-    </w:lvl>
-    <w:lvl w:ilvl="1">
-      <w:start w:val="1"/>
-      <w:numFmt w:val="decimal"/>
-      <w:lvlText w:val="%1.%2."/>
-      <w:lvlJc w:val="left"/>
-      <w:pPr>
-        <w:ind w:left="792" w:hanging="432"/>
-      </w:pPr>
-    </w:lvl>
-    <w:lvl w:ilvl="2">
-      <w:start w:val="1"/>
-      <w:numFmt w:val="decimal"/>
-      <w:lvlText w:val="%1.%2.%3."/>
-      <w:lvlJc w:val="left"/>
-      <w:pPr>
-        <w:ind w:left="1224" w:hanging="504"/>
-      </w:pPr>
-    </w:lvl>
-    <w:lvl w:ilvl="3">
-      <w:start w:val="1"/>
-      <w:numFmt w:val="decimal"/>
-      <w:lvlText w:val="%1.%2.%3.%4."/>
-      <w:lvlJc w:val="left"/>
-      <w:pPr>
-        <w:ind w:left="1728" w:hanging="648"/>
-      </w:pPr>
-    </w:lvl>
-    <w:lvl w:ilvl="4">
-      <w:start w:val="1"/>
-      <w:numFmt w:val="decimal"/>
-      <w:lvlText w:val="%1.%2.%3.%4.%5."/>
-      <w:lvlJc w:val="left"/>
-      <w:pPr>
-        <w:ind w:left="2232" w:hanging="792"/>
-      </w:pPr>
-    </w:lvl>
-    <w:lvl w:ilvl="5">
-      <w:start w:val="1"/>
-      <w:numFmt w:val="decimal"/>
-      <w:lvlText w:val="%1.%2.%3.%4.%5.%6."/>
-      <w:lvlJc w:val="left"/>
-      <w:pPr>
-        <w:ind w:left="2736" w:hanging="936"/>
-      </w:pPr>
-    </w:lvl>
-    <w:lvl w:ilvl="6">
-      <w:start w:val="1"/>
-      <w:numFmt w:val="decimal"/>
-      <w:lvlText w:val="%1.%2.%3.%4.%5.%6.%7."/>
-      <w:lvlJc w:val="left"/>
-      <w:pPr>
-        <w:ind w:left="3240" w:hanging="1080"/>
-      </w:pPr>
-    </w:lvl>
-    <w:lvl w:ilvl="7">
-      <w:start w:val="1"/>
-      <w:numFmt w:val="decimal"/>
-      <w:lvlText w:val="%1.%2.%3.%4.%5.%6.%7.%8."/>
-      <w:lvlJc w:val="left"/>
-      <w:pPr>
-        <w:ind w:left="3744" w:hanging="1224"/>
-      </w:pPr>
-    </w:lvl>
-    <w:lvl w:ilvl="8">
-      <w:start w:val="1"/>
-      <w:numFmt w:val="decimal"/>
-      <w:lvlText w:val="%1.%2.%3.%4.%5.%6.%7.%8.%9."/>
-      <w:lvlJc w:val="left"/>
-      <w:pPr>
-        <w:ind w:left="4320" w:hanging="1440"/>
-      </w:pPr>
-    </w:lvl>
-  </w:abstractNum>
-  <w:abstractNum w:abstractNumId="34" w15:restartNumberingAfterBreak="0">
-    <w:nsid w:val="51E748BA"/>
-    <w:multiLevelType w:val="hybridMultilevel"/>
-    <w:tmpl w:val="95EAD2DE"/>
-    <w:lvl w:ilvl="0" w:tplc="04090001">
-      <w:start w:val="1"/>
-      <w:numFmt w:val="bullet"/>
-      <w:lvlText w:val=""/>
-      <w:lvlJc w:val="left"/>
-      <w:pPr>
-        <w:ind w:left="720" w:hanging="360"/>
-      </w:pPr>
-      <w:rPr>
-        <w:rFonts w:ascii="Symbol" w:hAnsi="Symbol" w:hint="default"/>
-      </w:rPr>
-    </w:lvl>
-    <w:lvl w:ilvl="1" w:tplc="04090003" w:tentative="1">
-      <w:start w:val="1"/>
-      <w:numFmt w:val="bullet"/>
-      <w:lvlText w:val="o"/>
-      <w:lvlJc w:val="left"/>
-      <w:pPr>
-        <w:ind w:left="1440" w:hanging="360"/>
-      </w:pPr>
-      <w:rPr>
-        <w:rFonts w:ascii="Courier New" w:hAnsi="Courier New" w:cs="Courier New" w:hint="default"/>
-      </w:rPr>
-    </w:lvl>
-    <w:lvl w:ilvl="2" w:tplc="04090005" w:tentative="1">
-      <w:start w:val="1"/>
-      <w:numFmt w:val="bullet"/>
-      <w:lvlText w:val=""/>
-      <w:lvlJc w:val="left"/>
-      <w:pPr>
-        <w:ind w:left="2160" w:hanging="360"/>
-      </w:pPr>
-      <w:rPr>
-        <w:rFonts w:ascii="Wingdings" w:hAnsi="Wingdings" w:hint="default"/>
-      </w:rPr>
-    </w:lvl>
-    <w:lvl w:ilvl="3" w:tplc="04090001" w:tentative="1">
-      <w:start w:val="1"/>
-      <w:numFmt w:val="bullet"/>
-      <w:lvlText w:val=""/>
-      <w:lvlJc w:val="left"/>
-      <w:pPr>
-        <w:ind w:left="2880" w:hanging="360"/>
-      </w:pPr>
-      <w:rPr>
-        <w:rFonts w:ascii="Symbol" w:hAnsi="Symbol" w:hint="default"/>
-      </w:rPr>
-    </w:lvl>
-    <w:lvl w:ilvl="4" w:tplc="04090003" w:tentative="1">
-      <w:start w:val="1"/>
-      <w:numFmt w:val="bullet"/>
-      <w:lvlText w:val="o"/>
-      <w:lvlJc w:val="left"/>
-      <w:pPr>
-        <w:ind w:left="3600" w:hanging="360"/>
-      </w:pPr>
-      <w:rPr>
-        <w:rFonts w:ascii="Courier New" w:hAnsi="Courier New" w:cs="Courier New" w:hint="default"/>
-      </w:rPr>
-    </w:lvl>
-    <w:lvl w:ilvl="5" w:tplc="04090005" w:tentative="1">
-      <w:start w:val="1"/>
-      <w:numFmt w:val="bullet"/>
-      <w:lvlText w:val=""/>
-      <w:lvlJc w:val="left"/>
-      <w:pPr>
-        <w:ind w:left="4320" w:hanging="360"/>
-      </w:pPr>
-      <w:rPr>
-        <w:rFonts w:ascii="Wingdings" w:hAnsi="Wingdings" w:hint="default"/>
-      </w:rPr>
-    </w:lvl>
-    <w:lvl w:ilvl="6" w:tplc="04090001" w:tentative="1">
-      <w:start w:val="1"/>
-      <w:numFmt w:val="bullet"/>
-      <w:lvlText w:val=""/>
-      <w:lvlJc w:val="left"/>
-      <w:pPr>
-        <w:ind w:left="5040" w:hanging="360"/>
-      </w:pPr>
-      <w:rPr>
-        <w:rFonts w:ascii="Symbol" w:hAnsi="Symbol" w:hint="default"/>
-      </w:rPr>
-    </w:lvl>
-    <w:lvl w:ilvl="7" w:tplc="04090003" w:tentative="1">
-      <w:start w:val="1"/>
-      <w:numFmt w:val="bullet"/>
-      <w:lvlText w:val="o"/>
-      <w:lvlJc w:val="left"/>
-      <w:pPr>
-        <w:ind w:left="5760" w:hanging="360"/>
-      </w:pPr>
-      <w:rPr>
-        <w:rFonts w:ascii="Courier New" w:hAnsi="Courier New" w:cs="Courier New" w:hint="default"/>
-      </w:rPr>
-    </w:lvl>
-    <w:lvl w:ilvl="8" w:tplc="04090005" w:tentative="1">
-      <w:start w:val="1"/>
-      <w:numFmt w:val="bullet"/>
-      <w:lvlText w:val=""/>
-      <w:lvlJc w:val="left"/>
-      <w:pPr>
-        <w:ind w:left="6480" w:hanging="360"/>
-      </w:pPr>
-      <w:rPr>
-        <w:rFonts w:ascii="Wingdings" w:hAnsi="Wingdings" w:hint="default"/>
-      </w:rPr>
-    </w:lvl>
-  </w:abstractNum>
-  <w:abstractNum w:abstractNumId="35" w15:restartNumberingAfterBreak="0">
-    <w:nsid w:val="522D59A1"/>
-    <w:multiLevelType w:val="hybridMultilevel"/>
-    <w:tmpl w:val="639CED86"/>
-    <w:lvl w:ilvl="0" w:tplc="0409000F">
-      <w:start w:val="1"/>
-      <w:numFmt w:val="decimal"/>
-      <w:lvlText w:val="%1."/>
-      <w:lvlJc w:val="left"/>
-      <w:pPr>
-        <w:ind w:left="720" w:hanging="360"/>
-      </w:pPr>
-    </w:lvl>
-    <w:lvl w:ilvl="1" w:tplc="04090019" w:tentative="1">
-      <w:start w:val="1"/>
-      <w:numFmt w:val="lowerLetter"/>
-      <w:lvlText w:val="%2."/>
-      <w:lvlJc w:val="left"/>
-      <w:pPr>
-        <w:ind w:left="1440" w:hanging="360"/>
-      </w:pPr>
-    </w:lvl>
-    <w:lvl w:ilvl="2" w:tplc="0409001B" w:tentative="1">
-      <w:start w:val="1"/>
-      <w:numFmt w:val="lowerRoman"/>
-      <w:lvlText w:val="%3."/>
-      <w:lvlJc w:val="right"/>
-      <w:pPr>
-        <w:ind w:left="2160" w:hanging="180"/>
-      </w:pPr>
-    </w:lvl>
-    <w:lvl w:ilvl="3" w:tplc="0409000F" w:tentative="1">
-      <w:start w:val="1"/>
-      <w:numFmt w:val="decimal"/>
-      <w:lvlText w:val="%4."/>
-      <w:lvlJc w:val="left"/>
-      <w:pPr>
-        <w:ind w:left="2880" w:hanging="360"/>
-      </w:pPr>
-    </w:lvl>
-    <w:lvl w:ilvl="4" w:tplc="04090019" w:tentative="1">
-      <w:start w:val="1"/>
-      <w:numFmt w:val="lowerLetter"/>
-      <w:lvlText w:val="%5."/>
-      <w:lvlJc w:val="left"/>
-      <w:pPr>
-        <w:ind w:left="3600" w:hanging="360"/>
-      </w:pPr>
-    </w:lvl>
-    <w:lvl w:ilvl="5" w:tplc="0409001B" w:tentative="1">
-      <w:start w:val="1"/>
-      <w:numFmt w:val="lowerRoman"/>
-      <w:lvlText w:val="%6."/>
-      <w:lvlJc w:val="right"/>
-      <w:pPr>
-        <w:ind w:left="4320" w:hanging="180"/>
-      </w:pPr>
-    </w:lvl>
-    <w:lvl w:ilvl="6" w:tplc="0409000F" w:tentative="1">
-      <w:start w:val="1"/>
-      <w:numFmt w:val="decimal"/>
-      <w:lvlText w:val="%7."/>
-      <w:lvlJc w:val="left"/>
-      <w:pPr>
-        <w:ind w:left="5040" w:hanging="360"/>
-      </w:pPr>
-    </w:lvl>
-    <w:lvl w:ilvl="7" w:tplc="04090019" w:tentative="1">
-      <w:start w:val="1"/>
-      <w:numFmt w:val="lowerLetter"/>
-      <w:lvlText w:val="%8."/>
-      <w:lvlJc w:val="left"/>
-      <w:pPr>
-        <w:ind w:left="5760" w:hanging="360"/>
-      </w:pPr>
-    </w:lvl>
-    <w:lvl w:ilvl="8" w:tplc="0409001B" w:tentative="1">
-      <w:start w:val="1"/>
-      <w:numFmt w:val="lowerRoman"/>
-      <w:lvlText w:val="%9."/>
-      <w:lvlJc w:val="right"/>
-      <w:pPr>
-        <w:ind w:left="6480" w:hanging="180"/>
-      </w:pPr>
-    </w:lvl>
-  </w:abstractNum>
-  <w:abstractNum w:abstractNumId="36" w15:restartNumberingAfterBreak="0">
-    <w:nsid w:val="53AB1593"/>
-    <w:multiLevelType w:val="multilevel"/>
-    <w:tmpl w:val="30629F48"/>
-    <w:lvl w:ilvl="0">
-      <w:start w:val="1"/>
-      <w:numFmt w:val="decimal"/>
-      <w:lvlText w:val="%1."/>
-      <w:lvlJc w:val="center"/>
-      <w:pPr>
-        <w:tabs>
-          <w:tab w:val="num" w:pos="340"/>
-        </w:tabs>
-        <w:ind w:left="0" w:firstLine="284"/>
-      </w:pPr>
-      <w:rPr>
-        <w:rFonts w:hint="default"/>
-        <w:b/>
-        <w:bCs/>
-        <w:i w:val="0"/>
-        <w:iCs w:val="0"/>
-        <w:spacing w:val="0"/>
-        <w:w w:val="99"/>
-        <w:sz w:val="26"/>
-        <w:szCs w:val="26"/>
-        <w:lang w:val="vi" w:eastAsia="en-US" w:bidi="ar-SA"/>
-      </w:rPr>
-    </w:lvl>
-    <w:lvl w:ilvl="1">
-      <w:start w:val="1"/>
-      <w:numFmt w:val="decimal"/>
-      <w:lvlText w:val="%1.%2."/>
-      <w:lvlJc w:val="left"/>
-      <w:pPr>
-        <w:tabs>
-          <w:tab w:val="num" w:pos="0"/>
-        </w:tabs>
-        <w:ind w:left="-284" w:firstLine="284"/>
-      </w:pPr>
-      <w:rPr>
-        <w:rFonts w:hint="default"/>
-        <w:b/>
-        <w:bCs w:val="0"/>
-        <w:lang w:val="vi" w:eastAsia="en-US" w:bidi="ar-SA"/>
-      </w:rPr>
-    </w:lvl>
-    <w:lvl w:ilvl="2">
-      <w:start w:val="1"/>
-      <w:numFmt w:val="decimal"/>
-      <w:lvlText w:val="%1.%2.%3."/>
-      <w:lvlJc w:val="left"/>
-      <w:pPr>
-        <w:tabs>
-          <w:tab w:val="num" w:pos="-284"/>
-        </w:tabs>
-        <w:ind w:left="-568" w:firstLine="284"/>
-      </w:pPr>
-      <w:rPr>
-        <w:rFonts w:hint="default"/>
-        <w:lang w:val="vi" w:eastAsia="en-US" w:bidi="ar-SA"/>
-      </w:rPr>
-    </w:lvl>
-    <w:lvl w:ilvl="3">
-      <w:start w:val="1"/>
-      <w:numFmt w:val="decimal"/>
-      <w:lvlText w:val="%1.%2.%3.%4."/>
-      <w:lvlJc w:val="left"/>
-      <w:pPr>
-        <w:tabs>
-          <w:tab w:val="num" w:pos="-568"/>
-        </w:tabs>
-        <w:ind w:left="-852" w:firstLine="284"/>
-      </w:pPr>
-      <w:rPr>
-        <w:rFonts w:hint="default"/>
-        <w:lang w:val="vi" w:eastAsia="en-US" w:bidi="ar-SA"/>
-      </w:rPr>
-    </w:lvl>
-    <w:lvl w:ilvl="4">
-      <w:start w:val="1"/>
-      <w:numFmt w:val="decimal"/>
-      <w:lvlText w:val="%1.%2.%3.%4.%5."/>
-      <w:lvlJc w:val="left"/>
-      <w:pPr>
-        <w:tabs>
-          <w:tab w:val="num" w:pos="-852"/>
-        </w:tabs>
-        <w:ind w:left="-1136" w:firstLine="284"/>
-      </w:pPr>
-      <w:rPr>
-        <w:rFonts w:hint="default"/>
-        <w:lang w:val="vi" w:eastAsia="en-US" w:bidi="ar-SA"/>
-      </w:rPr>
-    </w:lvl>
-    <w:lvl w:ilvl="5">
-      <w:start w:val="1"/>
-      <w:numFmt w:val="decimal"/>
-      <w:lvlText w:val="%1.%2.%3.%4.%5.%6."/>
-      <w:lvlJc w:val="left"/>
-      <w:pPr>
-        <w:tabs>
-          <w:tab w:val="num" w:pos="-1136"/>
-        </w:tabs>
-        <w:ind w:left="-1420" w:firstLine="284"/>
-      </w:pPr>
-      <w:rPr>
-        <w:rFonts w:hint="default"/>
-        <w:lang w:val="vi" w:eastAsia="en-US" w:bidi="ar-SA"/>
-      </w:rPr>
-    </w:lvl>
-    <w:lvl w:ilvl="6">
-      <w:start w:val="1"/>
-      <w:numFmt w:val="decimal"/>
-      <w:lvlText w:val="%1.%2.%3.%4.%5.%6.%7."/>
-      <w:lvlJc w:val="left"/>
-      <w:pPr>
-        <w:tabs>
-          <w:tab w:val="num" w:pos="-1420"/>
-        </w:tabs>
-        <w:ind w:left="-1704" w:firstLine="284"/>
-      </w:pPr>
-      <w:rPr>
-        <w:rFonts w:hint="default"/>
-        <w:lang w:val="vi" w:eastAsia="en-US" w:bidi="ar-SA"/>
-      </w:rPr>
-    </w:lvl>
-    <w:lvl w:ilvl="7">
-      <w:start w:val="1"/>
-      <w:numFmt w:val="decimal"/>
-      <w:lvlText w:val="%1.%2.%3.%4.%5.%6.%7.%8."/>
-      <w:lvlJc w:val="left"/>
-      <w:pPr>
-        <w:tabs>
-          <w:tab w:val="num" w:pos="-1704"/>
-        </w:tabs>
-        <w:ind w:left="-1988" w:firstLine="284"/>
-      </w:pPr>
-      <w:rPr>
-        <w:rFonts w:hint="default"/>
-        <w:lang w:val="vi" w:eastAsia="en-US" w:bidi="ar-SA"/>
-      </w:rPr>
-    </w:lvl>
-    <w:lvl w:ilvl="8">
-      <w:start w:val="1"/>
-      <w:numFmt w:val="decimal"/>
-      <w:lvlText w:val="%1.%2.%3.%4.%5.%6.%7.%8.%9."/>
-      <w:lvlJc w:val="left"/>
-      <w:pPr>
-        <w:tabs>
-          <w:tab w:val="num" w:pos="-1988"/>
-        </w:tabs>
-        <w:ind w:left="-2272" w:firstLine="284"/>
-      </w:pPr>
-      <w:rPr>
-        <w:rFonts w:hint="default"/>
-        <w:lang w:val="vi" w:eastAsia="en-US" w:bidi="ar-SA"/>
-      </w:rPr>
-    </w:lvl>
-  </w:abstractNum>
-  <w:abstractNum w:abstractNumId="37" w15:restartNumberingAfterBreak="0">
-    <w:nsid w:val="5A4F4D49"/>
-    <w:multiLevelType w:val="multilevel"/>
-    <w:tmpl w:val="30629F48"/>
-    <w:lvl w:ilvl="0">
-      <w:start w:val="1"/>
-      <w:numFmt w:val="decimal"/>
-      <w:pStyle w:val="u2"/>
-      <w:lvlText w:val="%1."/>
-      <w:lvlJc w:val="center"/>
-      <w:pPr>
-        <w:tabs>
-          <w:tab w:val="num" w:pos="340"/>
-        </w:tabs>
-        <w:ind w:left="0" w:firstLine="284"/>
-      </w:pPr>
-      <w:rPr>
-        <w:rFonts w:hint="default"/>
-        <w:b/>
-        <w:bCs/>
-        <w:i w:val="0"/>
-        <w:iCs w:val="0"/>
-        <w:spacing w:val="0"/>
-        <w:w w:val="99"/>
-        <w:sz w:val="26"/>
-        <w:szCs w:val="26"/>
-        <w:lang w:val="vi" w:eastAsia="en-US" w:bidi="ar-SA"/>
-      </w:rPr>
-    </w:lvl>
-    <w:lvl w:ilvl="1">
-      <w:start w:val="1"/>
-      <w:numFmt w:val="decimal"/>
-      <w:lvlText w:val="%1.%2."/>
-      <w:lvlJc w:val="left"/>
-      <w:pPr>
-        <w:tabs>
-          <w:tab w:val="num" w:pos="0"/>
-        </w:tabs>
-        <w:ind w:left="-284" w:firstLine="284"/>
-      </w:pPr>
-      <w:rPr>
-        <w:rFonts w:hint="default"/>
-        <w:lang w:val="vi" w:eastAsia="en-US" w:bidi="ar-SA"/>
-      </w:rPr>
-    </w:lvl>
-    <w:lvl w:ilvl="2">
-      <w:start w:val="1"/>
-      <w:numFmt w:val="decimal"/>
-      <w:lvlText w:val="%1.%2.%3."/>
-      <w:lvlJc w:val="left"/>
-      <w:pPr>
-        <w:tabs>
-          <w:tab w:val="num" w:pos="-284"/>
-        </w:tabs>
-        <w:ind w:left="-568" w:firstLine="284"/>
-      </w:pPr>
-      <w:rPr>
-        <w:rFonts w:hint="default"/>
-        <w:lang w:val="vi" w:eastAsia="en-US" w:bidi="ar-SA"/>
-      </w:rPr>
-    </w:lvl>
-    <w:lvl w:ilvl="3">
-      <w:start w:val="1"/>
-      <w:numFmt w:val="decimal"/>
-      <w:lvlText w:val="%1.%2.%3.%4."/>
-      <w:lvlJc w:val="left"/>
-      <w:pPr>
-        <w:tabs>
-          <w:tab w:val="num" w:pos="-568"/>
-        </w:tabs>
-        <w:ind w:left="-852" w:firstLine="284"/>
-      </w:pPr>
-      <w:rPr>
-        <w:rFonts w:hint="default"/>
-        <w:lang w:val="vi" w:eastAsia="en-US" w:bidi="ar-SA"/>
-      </w:rPr>
-    </w:lvl>
-    <w:lvl w:ilvl="4">
-      <w:start w:val="1"/>
-      <w:numFmt w:val="decimal"/>
-      <w:lvlText w:val="%1.%2.%3.%4.%5."/>
-      <w:lvlJc w:val="left"/>
-      <w:pPr>
-        <w:tabs>
-          <w:tab w:val="num" w:pos="-852"/>
-        </w:tabs>
-        <w:ind w:left="-1136" w:firstLine="284"/>
-      </w:pPr>
-      <w:rPr>
-        <w:rFonts w:hint="default"/>
-        <w:lang w:val="vi" w:eastAsia="en-US" w:bidi="ar-SA"/>
-      </w:rPr>
-    </w:lvl>
-    <w:lvl w:ilvl="5">
-      <w:start w:val="1"/>
-      <w:numFmt w:val="decimal"/>
-      <w:lvlText w:val="%1.%2.%3.%4.%5.%6."/>
-      <w:lvlJc w:val="left"/>
-      <w:pPr>
-        <w:tabs>
-          <w:tab w:val="num" w:pos="-1136"/>
-        </w:tabs>
-        <w:ind w:left="-1420" w:firstLine="284"/>
-      </w:pPr>
-      <w:rPr>
-        <w:rFonts w:hint="default"/>
-        <w:lang w:val="vi" w:eastAsia="en-US" w:bidi="ar-SA"/>
-      </w:rPr>
-    </w:lvl>
-    <w:lvl w:ilvl="6">
-      <w:start w:val="1"/>
-      <w:numFmt w:val="decimal"/>
-      <w:lvlText w:val="%1.%2.%3.%4.%5.%6.%7."/>
-      <w:lvlJc w:val="left"/>
-      <w:pPr>
-        <w:tabs>
-          <w:tab w:val="num" w:pos="-1420"/>
-        </w:tabs>
-        <w:ind w:left="-1704" w:firstLine="284"/>
-      </w:pPr>
-      <w:rPr>
-        <w:rFonts w:hint="default"/>
-        <w:lang w:val="vi" w:eastAsia="en-US" w:bidi="ar-SA"/>
-      </w:rPr>
-    </w:lvl>
-    <w:lvl w:ilvl="7">
-      <w:start w:val="1"/>
-      <w:numFmt w:val="decimal"/>
-      <w:lvlText w:val="%1.%2.%3.%4.%5.%6.%7.%8."/>
-      <w:lvlJc w:val="left"/>
-      <w:pPr>
-        <w:tabs>
-          <w:tab w:val="num" w:pos="-1704"/>
-        </w:tabs>
-        <w:ind w:left="-1988" w:firstLine="284"/>
-      </w:pPr>
-      <w:rPr>
-        <w:rFonts w:hint="default"/>
-        <w:lang w:val="vi" w:eastAsia="en-US" w:bidi="ar-SA"/>
-      </w:rPr>
-    </w:lvl>
-    <w:lvl w:ilvl="8">
-      <w:start w:val="1"/>
-      <w:numFmt w:val="decimal"/>
-      <w:lvlText w:val="%1.%2.%3.%4.%5.%6.%7.%8.%9."/>
-      <w:lvlJc w:val="left"/>
-      <w:pPr>
-        <w:tabs>
-          <w:tab w:val="num" w:pos="-1988"/>
-        </w:tabs>
-        <w:ind w:left="-2272" w:firstLine="284"/>
-      </w:pPr>
-      <w:rPr>
-        <w:rFonts w:hint="default"/>
-        <w:lang w:val="vi" w:eastAsia="en-US" w:bidi="ar-SA"/>
-      </w:rPr>
-    </w:lvl>
-  </w:abstractNum>
-  <w:abstractNum w:abstractNumId="38" w15:restartNumberingAfterBreak="0">
-    <w:nsid w:val="5C980B01"/>
-    <w:multiLevelType w:val="multilevel"/>
-    <w:tmpl w:val="0409001F"/>
-    <w:lvl w:ilvl="0">
-      <w:start w:val="1"/>
-      <w:numFmt w:val="decimal"/>
-      <w:lvlText w:val="%1."/>
-      <w:lvlJc w:val="left"/>
-      <w:pPr>
-        <w:ind w:left="360" w:hanging="360"/>
-      </w:pPr>
-    </w:lvl>
-    <w:lvl w:ilvl="1">
-      <w:start w:val="1"/>
-      <w:numFmt w:val="decimal"/>
-      <w:lvlText w:val="%1.%2."/>
-      <w:lvlJc w:val="left"/>
-      <w:pPr>
-        <w:ind w:left="792" w:hanging="432"/>
-      </w:pPr>
-    </w:lvl>
-    <w:lvl w:ilvl="2">
-      <w:start w:val="1"/>
-      <w:numFmt w:val="decimal"/>
-      <w:lvlText w:val="%1.%2.%3."/>
-      <w:lvlJc w:val="left"/>
-      <w:pPr>
-        <w:ind w:left="1224" w:hanging="504"/>
-      </w:pPr>
-    </w:lvl>
-    <w:lvl w:ilvl="3">
-      <w:start w:val="1"/>
-      <w:numFmt w:val="decimal"/>
-      <w:lvlText w:val="%1.%2.%3.%4."/>
-      <w:lvlJc w:val="left"/>
-      <w:pPr>
-        <w:ind w:left="1728" w:hanging="648"/>
-      </w:pPr>
-    </w:lvl>
-    <w:lvl w:ilvl="4">
-      <w:start w:val="1"/>
-      <w:numFmt w:val="decimal"/>
-      <w:lvlText w:val="%1.%2.%3.%4.%5."/>
-      <w:lvlJc w:val="left"/>
-      <w:pPr>
-        <w:ind w:left="2232" w:hanging="792"/>
-      </w:pPr>
-    </w:lvl>
-    <w:lvl w:ilvl="5">
-      <w:start w:val="1"/>
-      <w:numFmt w:val="decimal"/>
-      <w:lvlText w:val="%1.%2.%3.%4.%5.%6."/>
-      <w:lvlJc w:val="left"/>
-      <w:pPr>
-        <w:ind w:left="2736" w:hanging="936"/>
-      </w:pPr>
-    </w:lvl>
-    <w:lvl w:ilvl="6">
-      <w:start w:val="1"/>
-      <w:numFmt w:val="decimal"/>
-      <w:lvlText w:val="%1.%2.%3.%4.%5.%6.%7."/>
-      <w:lvlJc w:val="left"/>
-      <w:pPr>
-        <w:ind w:left="3240" w:hanging="1080"/>
-      </w:pPr>
-    </w:lvl>
-    <w:lvl w:ilvl="7">
-      <w:start w:val="1"/>
-      <w:numFmt w:val="decimal"/>
-      <w:lvlText w:val="%1.%2.%3.%4.%5.%6.%7.%8."/>
-      <w:lvlJc w:val="left"/>
-      <w:pPr>
-        <w:ind w:left="3744" w:hanging="1224"/>
-      </w:pPr>
-    </w:lvl>
-    <w:lvl w:ilvl="8">
-      <w:start w:val="1"/>
-      <w:numFmt w:val="decimal"/>
-      <w:lvlText w:val="%1.%2.%3.%4.%5.%6.%7.%8.%9."/>
-      <w:lvlJc w:val="left"/>
-      <w:pPr>
-        <w:ind w:left="4320" w:hanging="1440"/>
-      </w:pPr>
-    </w:lvl>
-  </w:abstractNum>
-  <w:abstractNum w:abstractNumId="39" w15:restartNumberingAfterBreak="0">
-    <w:nsid w:val="5D584F86"/>
-    <w:multiLevelType w:val="hybridMultilevel"/>
-    <w:tmpl w:val="01AEB378"/>
-    <w:lvl w:ilvl="0" w:tplc="CCF43196">
-      <w:start w:val="2"/>
-      <w:numFmt w:val="bullet"/>
-      <w:lvlText w:val="-"/>
-      <w:lvlJc w:val="left"/>
-      <w:pPr>
-        <w:ind w:left="720" w:hanging="360"/>
-      </w:pPr>
-      <w:rPr>
-        <w:rFonts w:ascii="Times New Roman" w:eastAsia="Times New Roman" w:hAnsi="Times New Roman" w:cs="Times New Roman" w:hint="default"/>
-      </w:rPr>
-    </w:lvl>
-    <w:lvl w:ilvl="1" w:tplc="04090003" w:tentative="1">
-      <w:start w:val="1"/>
-      <w:numFmt w:val="bullet"/>
-      <w:lvlText w:val="o"/>
-      <w:lvlJc w:val="left"/>
-      <w:pPr>
-        <w:ind w:left="1440" w:hanging="360"/>
-      </w:pPr>
-      <w:rPr>
-        <w:rFonts w:ascii="Courier New" w:hAnsi="Courier New" w:cs="Courier New" w:hint="default"/>
-      </w:rPr>
-    </w:lvl>
-    <w:lvl w:ilvl="2" w:tplc="04090005" w:tentative="1">
-      <w:start w:val="1"/>
-      <w:numFmt w:val="bullet"/>
-      <w:lvlText w:val=""/>
-      <w:lvlJc w:val="left"/>
-      <w:pPr>
-        <w:ind w:left="2160" w:hanging="360"/>
-      </w:pPr>
-      <w:rPr>
-        <w:rFonts w:ascii="Wingdings" w:hAnsi="Wingdings" w:hint="default"/>
-      </w:rPr>
-    </w:lvl>
-    <w:lvl w:ilvl="3" w:tplc="04090001" w:tentative="1">
-      <w:start w:val="1"/>
-      <w:numFmt w:val="bullet"/>
-      <w:lvlText w:val=""/>
-      <w:lvlJc w:val="left"/>
-      <w:pPr>
-        <w:ind w:left="2880" w:hanging="360"/>
-      </w:pPr>
-      <w:rPr>
-        <w:rFonts w:ascii="Symbol" w:hAnsi="Symbol" w:hint="default"/>
-      </w:rPr>
-    </w:lvl>
-    <w:lvl w:ilvl="4" w:tplc="04090003" w:tentative="1">
-      <w:start w:val="1"/>
-      <w:numFmt w:val="bullet"/>
-      <w:lvlText w:val="o"/>
-      <w:lvlJc w:val="left"/>
-      <w:pPr>
-        <w:ind w:left="3600" w:hanging="360"/>
-      </w:pPr>
-      <w:rPr>
-        <w:rFonts w:ascii="Courier New" w:hAnsi="Courier New" w:cs="Courier New" w:hint="default"/>
-      </w:rPr>
-    </w:lvl>
-    <w:lvl w:ilvl="5" w:tplc="04090005" w:tentative="1">
-      <w:start w:val="1"/>
-      <w:numFmt w:val="bullet"/>
-      <w:lvlText w:val=""/>
-      <w:lvlJc w:val="left"/>
-      <w:pPr>
-        <w:ind w:left="4320" w:hanging="360"/>
-      </w:pPr>
-      <w:rPr>
-        <w:rFonts w:ascii="Wingdings" w:hAnsi="Wingdings" w:hint="default"/>
-      </w:rPr>
-    </w:lvl>
-    <w:lvl w:ilvl="6" w:tplc="04090001" w:tentative="1">
-      <w:start w:val="1"/>
-      <w:numFmt w:val="bullet"/>
-      <w:lvlText w:val=""/>
-      <w:lvlJc w:val="left"/>
-      <w:pPr>
-        <w:ind w:left="5040" w:hanging="360"/>
-      </w:pPr>
-      <w:rPr>
-        <w:rFonts w:ascii="Symbol" w:hAnsi="Symbol" w:hint="default"/>
-      </w:rPr>
-    </w:lvl>
-    <w:lvl w:ilvl="7" w:tplc="04090003" w:tentative="1">
-      <w:start w:val="1"/>
-      <w:numFmt w:val="bullet"/>
-      <w:lvlText w:val="o"/>
-      <w:lvlJc w:val="left"/>
-      <w:pPr>
-        <w:ind w:left="5760" w:hanging="360"/>
-      </w:pPr>
-      <w:rPr>
-        <w:rFonts w:ascii="Courier New" w:hAnsi="Courier New" w:cs="Courier New" w:hint="default"/>
-      </w:rPr>
-    </w:lvl>
-    <w:lvl w:ilvl="8" w:tplc="04090005" w:tentative="1">
-      <w:start w:val="1"/>
-      <w:numFmt w:val="bullet"/>
-      <w:lvlText w:val=""/>
-      <w:lvlJc w:val="left"/>
-      <w:pPr>
-        <w:ind w:left="6480" w:hanging="360"/>
-      </w:pPr>
-      <w:rPr>
-        <w:rFonts w:ascii="Wingdings" w:hAnsi="Wingdings" w:hint="default"/>
-      </w:rPr>
-    </w:lvl>
-  </w:abstractNum>
-  <w:abstractNum w:abstractNumId="40" w15:restartNumberingAfterBreak="0">
-    <w:nsid w:val="5E8973D7"/>
-    <w:multiLevelType w:val="hybridMultilevel"/>
-    <w:tmpl w:val="8036124E"/>
-    <w:lvl w:ilvl="0" w:tplc="CCF43196">
-      <w:start w:val="2"/>
-      <w:numFmt w:val="bullet"/>
-      <w:lvlText w:val="-"/>
-      <w:lvlJc w:val="left"/>
-      <w:pPr>
-        <w:ind w:left="720" w:hanging="360"/>
-      </w:pPr>
-      <w:rPr>
-        <w:rFonts w:ascii="Times New Roman" w:eastAsia="Times New Roman" w:hAnsi="Times New Roman" w:cs="Times New Roman" w:hint="default"/>
-      </w:rPr>
-    </w:lvl>
-    <w:lvl w:ilvl="1" w:tplc="04090003" w:tentative="1">
-      <w:start w:val="1"/>
-      <w:numFmt w:val="bullet"/>
-      <w:lvlText w:val="o"/>
-      <w:lvlJc w:val="left"/>
-      <w:pPr>
-        <w:ind w:left="1440" w:hanging="360"/>
-      </w:pPr>
-      <w:rPr>
-        <w:rFonts w:ascii="Courier New" w:hAnsi="Courier New" w:cs="Courier New" w:hint="default"/>
-      </w:rPr>
-    </w:lvl>
-    <w:lvl w:ilvl="2" w:tplc="04090005" w:tentative="1">
-      <w:start w:val="1"/>
-      <w:numFmt w:val="bullet"/>
-      <w:lvlText w:val=""/>
-      <w:lvlJc w:val="left"/>
-      <w:pPr>
-        <w:ind w:left="2160" w:hanging="360"/>
-      </w:pPr>
-      <w:rPr>
-        <w:rFonts w:ascii="Wingdings" w:hAnsi="Wingdings" w:hint="default"/>
-      </w:rPr>
-    </w:lvl>
-    <w:lvl w:ilvl="3" w:tplc="04090001" w:tentative="1">
-      <w:start w:val="1"/>
-      <w:numFmt w:val="bullet"/>
-      <w:lvlText w:val=""/>
-      <w:lvlJc w:val="left"/>
-      <w:pPr>
-        <w:ind w:left="2880" w:hanging="360"/>
-      </w:pPr>
-      <w:rPr>
-        <w:rFonts w:ascii="Symbol" w:hAnsi="Symbol" w:hint="default"/>
-      </w:rPr>
-    </w:lvl>
-    <w:lvl w:ilvl="4" w:tplc="04090003" w:tentative="1">
-      <w:start w:val="1"/>
-      <w:numFmt w:val="bullet"/>
-      <w:lvlText w:val="o"/>
-      <w:lvlJc w:val="left"/>
-      <w:pPr>
-        <w:ind w:left="3600" w:hanging="360"/>
-      </w:pPr>
-      <w:rPr>
-        <w:rFonts w:ascii="Courier New" w:hAnsi="Courier New" w:cs="Courier New" w:hint="default"/>
-      </w:rPr>
-    </w:lvl>
-    <w:lvl w:ilvl="5" w:tplc="04090005" w:tentative="1">
-      <w:start w:val="1"/>
-      <w:numFmt w:val="bullet"/>
-      <w:lvlText w:val=""/>
-      <w:lvlJc w:val="left"/>
-      <w:pPr>
-        <w:ind w:left="4320" w:hanging="360"/>
-      </w:pPr>
-      <w:rPr>
-        <w:rFonts w:ascii="Wingdings" w:hAnsi="Wingdings" w:hint="default"/>
-      </w:rPr>
-    </w:lvl>
-    <w:lvl w:ilvl="6" w:tplc="04090001" w:tentative="1">
-      <w:start w:val="1"/>
-      <w:numFmt w:val="bullet"/>
-      <w:lvlText w:val=""/>
-      <w:lvlJc w:val="left"/>
-      <w:pPr>
-        <w:ind w:left="5040" w:hanging="360"/>
-      </w:pPr>
-      <w:rPr>
-        <w:rFonts w:ascii="Symbol" w:hAnsi="Symbol" w:hint="default"/>
-      </w:rPr>
-    </w:lvl>
-    <w:lvl w:ilvl="7" w:tplc="04090003" w:tentative="1">
-      <w:start w:val="1"/>
-      <w:numFmt w:val="bullet"/>
-      <w:lvlText w:val="o"/>
-      <w:lvlJc w:val="left"/>
-      <w:pPr>
-        <w:ind w:left="5760" w:hanging="360"/>
-      </w:pPr>
-      <w:rPr>
-        <w:rFonts w:ascii="Courier New" w:hAnsi="Courier New" w:cs="Courier New" w:hint="default"/>
-      </w:rPr>
-    </w:lvl>
-    <w:lvl w:ilvl="8" w:tplc="04090005" w:tentative="1">
-      <w:start w:val="1"/>
-      <w:numFmt w:val="bullet"/>
-      <w:lvlText w:val=""/>
-      <w:lvlJc w:val="left"/>
-      <w:pPr>
-        <w:ind w:left="6480" w:hanging="360"/>
-      </w:pPr>
-      <w:rPr>
-        <w:rFonts w:ascii="Wingdings" w:hAnsi="Wingdings" w:hint="default"/>
-      </w:rPr>
-    </w:lvl>
-  </w:abstractNum>
-  <w:abstractNum w:abstractNumId="41" w15:restartNumberingAfterBreak="0">
-    <w:nsid w:val="5F6E4257"/>
-    <w:multiLevelType w:val="multilevel"/>
-    <w:tmpl w:val="B016D154"/>
-    <w:lvl w:ilvl="0">
-      <w:start w:val="1"/>
-      <w:numFmt w:val="decimal"/>
-      <w:lvlText w:val="%1."/>
-      <w:lvlJc w:val="left"/>
-      <w:pPr>
-        <w:ind w:left="360" w:hanging="360"/>
-      </w:pPr>
-    </w:lvl>
-    <w:lvl w:ilvl="1">
-      <w:start w:val="1"/>
-      <w:numFmt w:val="lowerLetter"/>
-      <w:lvlText w:val="%2)"/>
-      <w:lvlJc w:val="left"/>
-      <w:pPr>
-        <w:ind w:left="720" w:hanging="360"/>
-      </w:pPr>
-    </w:lvl>
-    <w:lvl w:ilvl="2">
-      <w:start w:val="1"/>
-      <w:numFmt w:val="lowerRoman"/>
-      <w:lvlText w:val="%3)"/>
-      <w:lvlJc w:val="left"/>
-      <w:pPr>
-        <w:ind w:left="1080" w:hanging="360"/>
-      </w:pPr>
-    </w:lvl>
-    <w:lvl w:ilvl="3">
-      <w:start w:val="1"/>
-      <w:numFmt w:val="decimal"/>
-      <w:lvlText w:val="(%4)"/>
-      <w:lvlJc w:val="left"/>
-      <w:pPr>
-        <w:ind w:left="1440" w:hanging="360"/>
-      </w:pPr>
-    </w:lvl>
-    <w:lvl w:ilvl="4">
-      <w:start w:val="1"/>
-      <w:numFmt w:val="lowerLetter"/>
-      <w:lvlText w:val="(%5)"/>
-      <w:lvlJc w:val="left"/>
-      <w:pPr>
-        <w:ind w:left="1800" w:hanging="360"/>
-      </w:pPr>
-    </w:lvl>
-    <w:lvl w:ilvl="5">
-      <w:start w:val="1"/>
-      <w:numFmt w:val="lowerRoman"/>
-      <w:lvlText w:val="(%6)"/>
-      <w:lvlJc w:val="left"/>
-      <w:pPr>
-        <w:ind w:left="2160" w:hanging="360"/>
-      </w:pPr>
-    </w:lvl>
-    <w:lvl w:ilvl="6">
-      <w:start w:val="1"/>
-      <w:numFmt w:val="decimal"/>
-      <w:lvlText w:val="%7."/>
-      <w:lvlJc w:val="left"/>
-      <w:pPr>
-        <w:ind w:left="2520" w:hanging="360"/>
-      </w:pPr>
-    </w:lvl>
-    <w:lvl w:ilvl="7">
-      <w:start w:val="1"/>
-      <w:numFmt w:val="lowerLetter"/>
-      <w:lvlText w:val="%8."/>
-      <w:lvlJc w:val="left"/>
-      <w:pPr>
-        <w:ind w:left="2880" w:hanging="360"/>
-      </w:pPr>
-    </w:lvl>
-    <w:lvl w:ilvl="8">
-      <w:start w:val="1"/>
-      <w:numFmt w:val="lowerRoman"/>
-      <w:lvlText w:val="%9."/>
-      <w:lvlJc w:val="left"/>
-      <w:pPr>
-        <w:ind w:left="3240" w:hanging="360"/>
-      </w:pPr>
-    </w:lvl>
-  </w:abstractNum>
-  <w:abstractNum w:abstractNumId="42" w15:restartNumberingAfterBreak="0">
-    <w:nsid w:val="605C0211"/>
-    <w:multiLevelType w:val="multilevel"/>
-    <w:tmpl w:val="DF94CD8A"/>
-    <w:lvl w:ilvl="0">
-      <w:start w:val="1"/>
-      <w:numFmt w:val="bullet"/>
-      <w:lvlText w:val=""/>
-      <w:lvlJc w:val="left"/>
-      <w:pPr>
-        <w:tabs>
-          <w:tab w:val="num" w:pos="720"/>
-        </w:tabs>
-        <w:ind w:left="720" w:hanging="360"/>
-      </w:pPr>
-      <w:rPr>
-        <w:rFonts w:ascii="Symbol" w:hAnsi="Symbol" w:hint="default"/>
-        <w:sz w:val="20"/>
-      </w:rPr>
-    </w:lvl>
-    <w:lvl w:ilvl="1" w:tentative="1">
-      <w:start w:val="1"/>
-      <w:numFmt w:val="bullet"/>
-      <w:lvlText w:val="o"/>
-      <w:lvlJc w:val="left"/>
-      <w:pPr>
-        <w:tabs>
-          <w:tab w:val="num" w:pos="1440"/>
-        </w:tabs>
-        <w:ind w:left="1440" w:hanging="360"/>
-      </w:pPr>
-      <w:rPr>
-        <w:rFonts w:ascii="Courier New" w:hAnsi="Courier New" w:hint="default"/>
-        <w:sz w:val="20"/>
-      </w:rPr>
-    </w:lvl>
-    <w:lvl w:ilvl="2" w:tentative="1">
-      <w:start w:val="1"/>
-      <w:numFmt w:val="bullet"/>
-      <w:lvlText w:val=""/>
-      <w:lvlJc w:val="left"/>
-      <w:pPr>
-        <w:tabs>
-          <w:tab w:val="num" w:pos="2160"/>
-        </w:tabs>
-        <w:ind w:left="2160" w:hanging="360"/>
-      </w:pPr>
-      <w:rPr>
-        <w:rFonts w:ascii="Wingdings" w:hAnsi="Wingdings" w:hint="default"/>
-        <w:sz w:val="20"/>
-      </w:rPr>
-    </w:lvl>
-    <w:lvl w:ilvl="3" w:tentative="1">
-      <w:start w:val="1"/>
-      <w:numFmt w:val="bullet"/>
-      <w:lvlText w:val=""/>
-      <w:lvlJc w:val="left"/>
-      <w:pPr>
-        <w:tabs>
-          <w:tab w:val="num" w:pos="2880"/>
-        </w:tabs>
-        <w:ind w:left="2880" w:hanging="360"/>
-      </w:pPr>
-      <w:rPr>
-        <w:rFonts w:ascii="Wingdings" w:hAnsi="Wingdings" w:hint="default"/>
-        <w:sz w:val="20"/>
-      </w:rPr>
-    </w:lvl>
-    <w:lvl w:ilvl="4" w:tentative="1">
-      <w:start w:val="1"/>
-      <w:numFmt w:val="bullet"/>
-      <w:lvlText w:val=""/>
-      <w:lvlJc w:val="left"/>
-      <w:pPr>
-        <w:tabs>
-          <w:tab w:val="num" w:pos="3600"/>
-        </w:tabs>
-        <w:ind w:left="3600" w:hanging="360"/>
-      </w:pPr>
-      <w:rPr>
-        <w:rFonts w:ascii="Wingdings" w:hAnsi="Wingdings" w:hint="default"/>
-        <w:sz w:val="20"/>
-      </w:rPr>
-    </w:lvl>
-    <w:lvl w:ilvl="5" w:tentative="1">
-      <w:start w:val="1"/>
-      <w:numFmt w:val="bullet"/>
-      <w:lvlText w:val=""/>
-      <w:lvlJc w:val="left"/>
-      <w:pPr>
-        <w:tabs>
-          <w:tab w:val="num" w:pos="4320"/>
-        </w:tabs>
-        <w:ind w:left="4320" w:hanging="360"/>
-      </w:pPr>
-      <w:rPr>
-        <w:rFonts w:ascii="Wingdings" w:hAnsi="Wingdings" w:hint="default"/>
-        <w:sz w:val="20"/>
-      </w:rPr>
-    </w:lvl>
-    <w:lvl w:ilvl="6" w:tentative="1">
-      <w:start w:val="1"/>
-      <w:numFmt w:val="bullet"/>
-      <w:lvlText w:val=""/>
-      <w:lvlJc w:val="left"/>
-      <w:pPr>
-        <w:tabs>
-          <w:tab w:val="num" w:pos="5040"/>
-        </w:tabs>
-        <w:ind w:left="5040" w:hanging="360"/>
-      </w:pPr>
-      <w:rPr>
-        <w:rFonts w:ascii="Wingdings" w:hAnsi="Wingdings" w:hint="default"/>
-        <w:sz w:val="20"/>
-      </w:rPr>
-    </w:lvl>
-    <w:lvl w:ilvl="7" w:tentative="1">
-      <w:start w:val="1"/>
-      <w:numFmt w:val="bullet"/>
-      <w:lvlText w:val=""/>
-      <w:lvlJc w:val="left"/>
-      <w:pPr>
-        <w:tabs>
-          <w:tab w:val="num" w:pos="5760"/>
-        </w:tabs>
-        <w:ind w:left="5760" w:hanging="360"/>
-      </w:pPr>
-      <w:rPr>
-        <w:rFonts w:ascii="Wingdings" w:hAnsi="Wingdings" w:hint="default"/>
-        <w:sz w:val="20"/>
-      </w:rPr>
-    </w:lvl>
-    <w:lvl w:ilvl="8" w:tentative="1">
-      <w:start w:val="1"/>
-      <w:numFmt w:val="bullet"/>
-      <w:lvlText w:val=""/>
-      <w:lvlJc w:val="left"/>
-      <w:pPr>
-        <w:tabs>
-          <w:tab w:val="num" w:pos="6480"/>
-        </w:tabs>
-        <w:ind w:left="6480" w:hanging="360"/>
-      </w:pPr>
-      <w:rPr>
-        <w:rFonts w:ascii="Wingdings" w:hAnsi="Wingdings" w:hint="default"/>
-        <w:sz w:val="20"/>
-      </w:rPr>
-    </w:lvl>
-  </w:abstractNum>
-  <w:abstractNum w:abstractNumId="43" w15:restartNumberingAfterBreak="0">
-    <w:nsid w:val="64DD4595"/>
-    <w:multiLevelType w:val="hybridMultilevel"/>
-    <w:tmpl w:val="538A5606"/>
-    <w:lvl w:ilvl="0" w:tplc="CCF43196">
-      <w:start w:val="2"/>
-      <w:numFmt w:val="bullet"/>
-      <w:lvlText w:val="-"/>
-      <w:lvlJc w:val="left"/>
-      <w:pPr>
-        <w:ind w:left="360" w:hanging="360"/>
-      </w:pPr>
-      <w:rPr>
-        <w:rFonts w:ascii="Times New Roman" w:eastAsia="Times New Roman" w:hAnsi="Times New Roman" w:cs="Times New Roman" w:hint="default"/>
-      </w:rPr>
-    </w:lvl>
-    <w:lvl w:ilvl="1" w:tplc="04090003">
-      <w:start w:val="1"/>
-      <w:numFmt w:val="bullet"/>
-      <w:lvlText w:val="o"/>
-      <w:lvlJc w:val="left"/>
-      <w:pPr>
-        <w:ind w:left="1080" w:hanging="360"/>
-      </w:pPr>
-      <w:rPr>
-        <w:rFonts w:ascii="Courier New" w:hAnsi="Courier New" w:cs="Courier New" w:hint="default"/>
-      </w:rPr>
-    </w:lvl>
-    <w:lvl w:ilvl="2" w:tplc="04090005" w:tentative="1">
-      <w:start w:val="1"/>
-      <w:numFmt w:val="bullet"/>
-      <w:lvlText w:val=""/>
-      <w:lvlJc w:val="left"/>
-      <w:pPr>
-        <w:ind w:left="1800" w:hanging="360"/>
-      </w:pPr>
-      <w:rPr>
-        <w:rFonts w:ascii="Wingdings" w:hAnsi="Wingdings" w:hint="default"/>
-      </w:rPr>
-    </w:lvl>
-    <w:lvl w:ilvl="3" w:tplc="04090001" w:tentative="1">
-      <w:start w:val="1"/>
-      <w:numFmt w:val="bullet"/>
-      <w:lvlText w:val=""/>
-      <w:lvlJc w:val="left"/>
-      <w:pPr>
-        <w:ind w:left="2520" w:hanging="360"/>
-      </w:pPr>
-      <w:rPr>
-        <w:rFonts w:ascii="Symbol" w:hAnsi="Symbol" w:hint="default"/>
-      </w:rPr>
-    </w:lvl>
-    <w:lvl w:ilvl="4" w:tplc="04090003" w:tentative="1">
-      <w:start w:val="1"/>
-      <w:numFmt w:val="bullet"/>
-      <w:lvlText w:val="o"/>
-      <w:lvlJc w:val="left"/>
-      <w:pPr>
-        <w:ind w:left="3240" w:hanging="360"/>
-      </w:pPr>
-      <w:rPr>
-        <w:rFonts w:ascii="Courier New" w:hAnsi="Courier New" w:cs="Courier New" w:hint="default"/>
-      </w:rPr>
-    </w:lvl>
-    <w:lvl w:ilvl="5" w:tplc="04090005" w:tentative="1">
-      <w:start w:val="1"/>
-      <w:numFmt w:val="bullet"/>
-      <w:lvlText w:val=""/>
-      <w:lvlJc w:val="left"/>
-      <w:pPr>
-        <w:ind w:left="3960" w:hanging="360"/>
-      </w:pPr>
-      <w:rPr>
-        <w:rFonts w:ascii="Wingdings" w:hAnsi="Wingdings" w:hint="default"/>
-      </w:rPr>
-    </w:lvl>
-    <w:lvl w:ilvl="6" w:tplc="04090001" w:tentative="1">
-      <w:start w:val="1"/>
-      <w:numFmt w:val="bullet"/>
-      <w:lvlText w:val=""/>
-      <w:lvlJc w:val="left"/>
-      <w:pPr>
-        <w:ind w:left="4680" w:hanging="360"/>
-      </w:pPr>
-      <w:rPr>
-        <w:rFonts w:ascii="Symbol" w:hAnsi="Symbol" w:hint="default"/>
-      </w:rPr>
-    </w:lvl>
-    <w:lvl w:ilvl="7" w:tplc="04090003" w:tentative="1">
-      <w:start w:val="1"/>
-      <w:numFmt w:val="bullet"/>
-      <w:lvlText w:val="o"/>
-      <w:lvlJc w:val="left"/>
-      <w:pPr>
-        <w:ind w:left="5400" w:hanging="360"/>
-      </w:pPr>
-      <w:rPr>
-        <w:rFonts w:ascii="Courier New" w:hAnsi="Courier New" w:cs="Courier New" w:hint="default"/>
-      </w:rPr>
-    </w:lvl>
-    <w:lvl w:ilvl="8" w:tplc="04090005" w:tentative="1">
-      <w:start w:val="1"/>
-      <w:numFmt w:val="bullet"/>
-      <w:lvlText w:val=""/>
-      <w:lvlJc w:val="left"/>
-      <w:pPr>
-        <w:ind w:left="6120" w:hanging="360"/>
-      </w:pPr>
-      <w:rPr>
-        <w:rFonts w:ascii="Wingdings" w:hAnsi="Wingdings" w:hint="default"/>
-      </w:rPr>
-    </w:lvl>
-  </w:abstractNum>
-  <w:abstractNum w:abstractNumId="44" w15:restartNumberingAfterBreak="0">
-    <w:nsid w:val="65F10A47"/>
-    <w:multiLevelType w:val="hybridMultilevel"/>
-    <w:tmpl w:val="096254D4"/>
-    <w:lvl w:ilvl="0" w:tplc="CCF43196">
-      <w:start w:val="2"/>
-      <w:numFmt w:val="bullet"/>
-      <w:lvlText w:val="-"/>
-      <w:lvlJc w:val="left"/>
-      <w:pPr>
-        <w:ind w:left="720" w:hanging="360"/>
-      </w:pPr>
-      <w:rPr>
-        <w:rFonts w:ascii="Times New Roman" w:eastAsia="Times New Roman" w:hAnsi="Times New Roman" w:cs="Times New Roman" w:hint="default"/>
-      </w:rPr>
-    </w:lvl>
-    <w:lvl w:ilvl="1" w:tplc="04090003" w:tentative="1">
-      <w:start w:val="1"/>
-      <w:numFmt w:val="bullet"/>
-      <w:lvlText w:val="o"/>
-      <w:lvlJc w:val="left"/>
-      <w:pPr>
-        <w:ind w:left="1440" w:hanging="360"/>
-      </w:pPr>
-      <w:rPr>
-        <w:rFonts w:ascii="Courier New" w:hAnsi="Courier New" w:cs="Courier New" w:hint="default"/>
-      </w:rPr>
-    </w:lvl>
-    <w:lvl w:ilvl="2" w:tplc="04090005" w:tentative="1">
-      <w:start w:val="1"/>
-      <w:numFmt w:val="bullet"/>
-      <w:lvlText w:val=""/>
-      <w:lvlJc w:val="left"/>
-      <w:pPr>
-        <w:ind w:left="2160" w:hanging="360"/>
-      </w:pPr>
-      <w:rPr>
-        <w:rFonts w:ascii="Wingdings" w:hAnsi="Wingdings" w:hint="default"/>
-      </w:rPr>
-    </w:lvl>
-    <w:lvl w:ilvl="3" w:tplc="04090001" w:tentative="1">
-      <w:start w:val="1"/>
-      <w:numFmt w:val="bullet"/>
-      <w:lvlText w:val=""/>
-      <w:lvlJc w:val="left"/>
-      <w:pPr>
-        <w:ind w:left="2880" w:hanging="360"/>
-      </w:pPr>
-      <w:rPr>
-        <w:rFonts w:ascii="Symbol" w:hAnsi="Symbol" w:hint="default"/>
-      </w:rPr>
-    </w:lvl>
-    <w:lvl w:ilvl="4" w:tplc="04090003" w:tentative="1">
-      <w:start w:val="1"/>
-      <w:numFmt w:val="bullet"/>
-      <w:lvlText w:val="o"/>
-      <w:lvlJc w:val="left"/>
-      <w:pPr>
-        <w:ind w:left="3600" w:hanging="360"/>
-      </w:pPr>
-      <w:rPr>
-        <w:rFonts w:ascii="Courier New" w:hAnsi="Courier New" w:cs="Courier New" w:hint="default"/>
-      </w:rPr>
-    </w:lvl>
-    <w:lvl w:ilvl="5" w:tplc="04090005" w:tentative="1">
-      <w:start w:val="1"/>
-      <w:numFmt w:val="bullet"/>
-      <w:lvlText w:val=""/>
-      <w:lvlJc w:val="left"/>
-      <w:pPr>
-        <w:ind w:left="4320" w:hanging="360"/>
-      </w:pPr>
-      <w:rPr>
-        <w:rFonts w:ascii="Wingdings" w:hAnsi="Wingdings" w:hint="default"/>
-      </w:rPr>
-    </w:lvl>
-    <w:lvl w:ilvl="6" w:tplc="04090001" w:tentative="1">
-      <w:start w:val="1"/>
-      <w:numFmt w:val="bullet"/>
-      <w:lvlText w:val=""/>
-      <w:lvlJc w:val="left"/>
-      <w:pPr>
-        <w:ind w:left="5040" w:hanging="360"/>
-      </w:pPr>
-      <w:rPr>
-        <w:rFonts w:ascii="Symbol" w:hAnsi="Symbol" w:hint="default"/>
-      </w:rPr>
-    </w:lvl>
-    <w:lvl w:ilvl="7" w:tplc="04090003" w:tentative="1">
-      <w:start w:val="1"/>
-      <w:numFmt w:val="bullet"/>
-      <w:lvlText w:val="o"/>
-      <w:lvlJc w:val="left"/>
-      <w:pPr>
-        <w:ind w:left="5760" w:hanging="360"/>
-      </w:pPr>
-      <w:rPr>
-        <w:rFonts w:ascii="Courier New" w:hAnsi="Courier New" w:cs="Courier New" w:hint="default"/>
-      </w:rPr>
-    </w:lvl>
-    <w:lvl w:ilvl="8" w:tplc="04090005" w:tentative="1">
-      <w:start w:val="1"/>
-      <w:numFmt w:val="bullet"/>
-      <w:lvlText w:val=""/>
-      <w:lvlJc w:val="left"/>
-      <w:pPr>
-        <w:ind w:left="6480" w:hanging="360"/>
-      </w:pPr>
-      <w:rPr>
-        <w:rFonts w:ascii="Wingdings" w:hAnsi="Wingdings" w:hint="default"/>
-      </w:rPr>
-    </w:lvl>
-  </w:abstractNum>
-  <w:abstractNum w:abstractNumId="45" w15:restartNumberingAfterBreak="0">
-    <w:nsid w:val="68AA1B2A"/>
-    <w:multiLevelType w:val="multilevel"/>
-    <w:tmpl w:val="30629F48"/>
-    <w:lvl w:ilvl="0">
-      <w:start w:val="1"/>
-      <w:numFmt w:val="decimal"/>
-      <w:lvlText w:val="%1."/>
-      <w:lvlJc w:val="left"/>
-      <w:pPr>
-        <w:ind w:left="360" w:hanging="360"/>
-      </w:pPr>
-    </w:lvl>
-    <w:lvl w:ilvl="1">
-      <w:start w:val="1"/>
-      <w:numFmt w:val="decimal"/>
-      <w:lvlText w:val="%1.%2."/>
-      <w:lvlJc w:val="left"/>
-      <w:pPr>
-        <w:ind w:left="792" w:hanging="432"/>
-      </w:pPr>
-    </w:lvl>
-    <w:lvl w:ilvl="2">
-      <w:start w:val="1"/>
-      <w:numFmt w:val="decimal"/>
-      <w:lvlText w:val="%1.%2.%3."/>
-      <w:lvlJc w:val="left"/>
-      <w:pPr>
-        <w:ind w:left="1224" w:hanging="504"/>
-      </w:pPr>
-    </w:lvl>
-    <w:lvl w:ilvl="3">
-      <w:start w:val="1"/>
-      <w:numFmt w:val="decimal"/>
-      <w:lvlText w:val="%1.%2.%3.%4."/>
-      <w:lvlJc w:val="left"/>
-      <w:pPr>
-        <w:ind w:left="1728" w:hanging="648"/>
-      </w:pPr>
-    </w:lvl>
-    <w:lvl w:ilvl="4">
-      <w:start w:val="1"/>
-      <w:numFmt w:val="decimal"/>
-      <w:lvlText w:val="%1.%2.%3.%4.%5."/>
-      <w:lvlJc w:val="left"/>
-      <w:pPr>
-        <w:ind w:left="2232" w:hanging="792"/>
-      </w:pPr>
-    </w:lvl>
-    <w:lvl w:ilvl="5">
-      <w:start w:val="1"/>
-      <w:numFmt w:val="decimal"/>
-      <w:lvlText w:val="%1.%2.%3.%4.%5.%6."/>
-      <w:lvlJc w:val="left"/>
-      <w:pPr>
-        <w:ind w:left="2736" w:hanging="936"/>
-      </w:pPr>
-    </w:lvl>
-    <w:lvl w:ilvl="6">
-      <w:start w:val="1"/>
-      <w:numFmt w:val="decimal"/>
-      <w:lvlText w:val="%1.%2.%3.%4.%5.%6.%7."/>
-      <w:lvlJc w:val="left"/>
-      <w:pPr>
-        <w:ind w:left="3240" w:hanging="1080"/>
-      </w:pPr>
-    </w:lvl>
-    <w:lvl w:ilvl="7">
-      <w:start w:val="1"/>
-      <w:numFmt w:val="decimal"/>
-      <w:lvlText w:val="%1.%2.%3.%4.%5.%6.%7.%8."/>
-      <w:lvlJc w:val="left"/>
-      <w:pPr>
-        <w:ind w:left="3744" w:hanging="1224"/>
-      </w:pPr>
-    </w:lvl>
-    <w:lvl w:ilvl="8">
-      <w:start w:val="1"/>
-      <w:numFmt w:val="decimal"/>
-      <w:lvlText w:val="%1.%2.%3.%4.%5.%6.%7.%8.%9."/>
-      <w:lvlJc w:val="left"/>
-      <w:pPr>
-        <w:ind w:left="4320" w:hanging="1440"/>
-      </w:pPr>
-    </w:lvl>
-  </w:abstractNum>
-  <w:abstractNum w:abstractNumId="46" w15:restartNumberingAfterBreak="0">
-    <w:nsid w:val="699244B3"/>
-    <w:multiLevelType w:val="multilevel"/>
-    <w:tmpl w:val="0409001F"/>
-    <w:lvl w:ilvl="0">
-      <w:start w:val="1"/>
-      <w:numFmt w:val="decimal"/>
-      <w:lvlText w:val="%1."/>
-      <w:lvlJc w:val="left"/>
-      <w:pPr>
-        <w:ind w:left="360" w:hanging="360"/>
-      </w:pPr>
-    </w:lvl>
-    <w:lvl w:ilvl="1">
-      <w:start w:val="1"/>
-      <w:numFmt w:val="decimal"/>
-      <w:lvlText w:val="%1.%2."/>
-      <w:lvlJc w:val="left"/>
-      <w:pPr>
-        <w:ind w:left="792" w:hanging="432"/>
-      </w:pPr>
-    </w:lvl>
-    <w:lvl w:ilvl="2">
-      <w:start w:val="1"/>
-      <w:numFmt w:val="decimal"/>
-      <w:lvlText w:val="%1.%2.%3."/>
-      <w:lvlJc w:val="left"/>
-      <w:pPr>
-        <w:ind w:left="1224" w:hanging="504"/>
-      </w:pPr>
-    </w:lvl>
-    <w:lvl w:ilvl="3">
-      <w:start w:val="1"/>
-      <w:numFmt w:val="decimal"/>
-      <w:lvlText w:val="%1.%2.%3.%4."/>
-      <w:lvlJc w:val="left"/>
-      <w:pPr>
-        <w:ind w:left="1728" w:hanging="648"/>
-      </w:pPr>
-    </w:lvl>
-    <w:lvl w:ilvl="4">
-      <w:start w:val="1"/>
-      <w:numFmt w:val="decimal"/>
-      <w:lvlText w:val="%1.%2.%3.%4.%5."/>
-      <w:lvlJc w:val="left"/>
-      <w:pPr>
-        <w:ind w:left="2232" w:hanging="792"/>
-      </w:pPr>
-    </w:lvl>
-    <w:lvl w:ilvl="5">
-      <w:start w:val="1"/>
-      <w:numFmt w:val="decimal"/>
-      <w:lvlText w:val="%1.%2.%3.%4.%5.%6."/>
-      <w:lvlJc w:val="left"/>
-      <w:pPr>
-        <w:ind w:left="2736" w:hanging="936"/>
-      </w:pPr>
-    </w:lvl>
-    <w:lvl w:ilvl="6">
-      <w:start w:val="1"/>
-      <w:numFmt w:val="decimal"/>
-      <w:lvlText w:val="%1.%2.%3.%4.%5.%6.%7."/>
-      <w:lvlJc w:val="left"/>
-      <w:pPr>
-        <w:ind w:left="3240" w:hanging="1080"/>
-      </w:pPr>
-    </w:lvl>
-    <w:lvl w:ilvl="7">
-      <w:start w:val="1"/>
-      <w:numFmt w:val="decimal"/>
-      <w:lvlText w:val="%1.%2.%3.%4.%5.%6.%7.%8."/>
-      <w:lvlJc w:val="left"/>
-      <w:pPr>
-        <w:ind w:left="3744" w:hanging="1224"/>
-      </w:pPr>
-    </w:lvl>
-    <w:lvl w:ilvl="8">
-      <w:start w:val="1"/>
-      <w:numFmt w:val="decimal"/>
-      <w:lvlText w:val="%1.%2.%3.%4.%5.%6.%7.%8.%9."/>
-      <w:lvlJc w:val="left"/>
-      <w:pPr>
-        <w:ind w:left="4320" w:hanging="1440"/>
-      </w:pPr>
-    </w:lvl>
-  </w:abstractNum>
-  <w:abstractNum w:abstractNumId="47" w15:restartNumberingAfterBreak="0">
-    <w:nsid w:val="69E42817"/>
-    <w:multiLevelType w:val="multilevel"/>
-    <w:tmpl w:val="912E0432"/>
-    <w:lvl w:ilvl="0">
-      <w:start w:val="1"/>
-      <w:numFmt w:val="decimal"/>
-      <w:lvlText w:val="%1."/>
-      <w:lvlJc w:val="left"/>
-      <w:pPr>
-        <w:ind w:left="360" w:hanging="360"/>
-      </w:pPr>
-      <w:rPr>
-        <w:rFonts w:hint="default"/>
-        <w:b/>
-        <w:bCs/>
-        <w:i w:val="0"/>
-        <w:iCs w:val="0"/>
-        <w:color w:val="FFFFFF" w:themeColor="background1"/>
-        <w:spacing w:val="0"/>
-        <w:w w:val="99"/>
-        <w:sz w:val="26"/>
-        <w:szCs w:val="26"/>
-        <w:lang w:val="vi" w:eastAsia="en-US" w:bidi="ar-SA"/>
-      </w:rPr>
-    </w:lvl>
-    <w:lvl w:ilvl="1">
-      <w:start w:val="1"/>
-      <w:numFmt w:val="decimal"/>
-      <w:lvlText w:val="%1.%2."/>
-      <w:lvlJc w:val="left"/>
-      <w:pPr>
-        <w:ind w:left="792" w:hanging="432"/>
-      </w:pPr>
-      <w:rPr>
-        <w:rFonts w:hint="default"/>
-        <w:lang w:val="vi" w:eastAsia="en-US" w:bidi="ar-SA"/>
-      </w:rPr>
-    </w:lvl>
-    <w:lvl w:ilvl="2">
-      <w:start w:val="1"/>
-      <w:numFmt w:val="decimal"/>
-      <w:lvlText w:val="%1.%2.%3."/>
-      <w:lvlJc w:val="left"/>
-      <w:pPr>
-        <w:ind w:left="1224" w:hanging="504"/>
-      </w:pPr>
-      <w:rPr>
-        <w:rFonts w:hint="default"/>
-        <w:lang w:val="vi" w:eastAsia="en-US" w:bidi="ar-SA"/>
-      </w:rPr>
-    </w:lvl>
-    <w:lvl w:ilvl="3">
-      <w:start w:val="1"/>
-      <w:numFmt w:val="decimal"/>
-      <w:lvlText w:val="%1.%2.%3.%4."/>
-      <w:lvlJc w:val="left"/>
-      <w:pPr>
-        <w:ind w:left="1728" w:hanging="648"/>
-      </w:pPr>
-      <w:rPr>
-        <w:rFonts w:hint="default"/>
-        <w:lang w:val="vi" w:eastAsia="en-US" w:bidi="ar-SA"/>
-      </w:rPr>
-    </w:lvl>
-    <w:lvl w:ilvl="4">
-      <w:start w:val="1"/>
-      <w:numFmt w:val="decimal"/>
-      <w:lvlText w:val="%1.%2.%3.%4.%5."/>
-      <w:lvlJc w:val="left"/>
-      <w:pPr>
-        <w:ind w:left="2232" w:hanging="792"/>
-      </w:pPr>
-      <w:rPr>
-        <w:rFonts w:hint="default"/>
-        <w:lang w:val="vi" w:eastAsia="en-US" w:bidi="ar-SA"/>
-      </w:rPr>
-    </w:lvl>
-    <w:lvl w:ilvl="5">
-      <w:start w:val="1"/>
-      <w:numFmt w:val="decimal"/>
-      <w:lvlText w:val="%1.%2.%3.%4.%5.%6."/>
-      <w:lvlJc w:val="left"/>
-      <w:pPr>
-        <w:ind w:left="2736" w:hanging="936"/>
-      </w:pPr>
-      <w:rPr>
-        <w:rFonts w:hint="default"/>
-        <w:lang w:val="vi" w:eastAsia="en-US" w:bidi="ar-SA"/>
-      </w:rPr>
-    </w:lvl>
-    <w:lvl w:ilvl="6">
-      <w:start w:val="1"/>
-      <w:numFmt w:val="decimal"/>
-      <w:lvlText w:val="%1.%2.%3.%4.%5.%6.%7."/>
-      <w:lvlJc w:val="left"/>
-      <w:pPr>
-        <w:ind w:left="3240" w:hanging="1080"/>
-      </w:pPr>
-      <w:rPr>
-        <w:rFonts w:hint="default"/>
-        <w:lang w:val="vi" w:eastAsia="en-US" w:bidi="ar-SA"/>
-      </w:rPr>
-    </w:lvl>
-    <w:lvl w:ilvl="7">
-      <w:start w:val="1"/>
-      <w:numFmt w:val="decimal"/>
-      <w:lvlText w:val="%1.%2.%3.%4.%5.%6.%7.%8."/>
-      <w:lvlJc w:val="left"/>
-      <w:pPr>
-        <w:ind w:left="3744" w:hanging="1224"/>
-      </w:pPr>
-      <w:rPr>
-        <w:rFonts w:hint="default"/>
-        <w:lang w:val="vi" w:eastAsia="en-US" w:bidi="ar-SA"/>
-      </w:rPr>
-    </w:lvl>
-    <w:lvl w:ilvl="8">
-      <w:start w:val="1"/>
-      <w:numFmt w:val="decimal"/>
-      <w:lvlText w:val="%1.%2.%3.%4.%5.%6.%7.%8.%9."/>
-      <w:lvlJc w:val="left"/>
-      <w:pPr>
-        <w:ind w:left="4320" w:hanging="1440"/>
-      </w:pPr>
-      <w:rPr>
-        <w:rFonts w:hint="default"/>
-        <w:lang w:val="vi" w:eastAsia="en-US" w:bidi="ar-SA"/>
-      </w:rPr>
-    </w:lvl>
-  </w:abstractNum>
-  <w:abstractNum w:abstractNumId="48" w15:restartNumberingAfterBreak="0">
-    <w:nsid w:val="6A520EFA"/>
-    <w:multiLevelType w:val="multilevel"/>
-    <w:tmpl w:val="8D465A4C"/>
-    <w:lvl w:ilvl="0">
-      <w:start w:val="1"/>
-      <w:numFmt w:val="decimal"/>
-      <w:lvlText w:val="%1."/>
-      <w:lvlJc w:val="left"/>
-      <w:pPr>
-        <w:tabs>
-          <w:tab w:val="num" w:pos="340"/>
-        </w:tabs>
-        <w:ind w:left="0" w:firstLine="0"/>
-      </w:pPr>
-      <w:rPr>
-        <w:rFonts w:hint="default"/>
-        <w:b/>
-        <w:bCs/>
-        <w:i w:val="0"/>
-        <w:iCs w:val="0"/>
-        <w:spacing w:val="0"/>
-        <w:w w:val="99"/>
-        <w:sz w:val="26"/>
-        <w:szCs w:val="26"/>
-      </w:rPr>
-    </w:lvl>
-    <w:lvl w:ilvl="1">
-      <w:start w:val="1"/>
-      <w:numFmt w:val="decimal"/>
-      <w:lvlText w:val="%1.%2."/>
-      <w:lvlJc w:val="left"/>
-      <w:pPr>
-        <w:tabs>
-          <w:tab w:val="num" w:pos="0"/>
-        </w:tabs>
-        <w:ind w:left="-284" w:firstLine="284"/>
-      </w:pPr>
-      <w:rPr>
-        <w:rFonts w:hint="default"/>
-      </w:rPr>
-    </w:lvl>
-    <w:lvl w:ilvl="2">
-      <w:start w:val="1"/>
-      <w:numFmt w:val="decimal"/>
-      <w:lvlText w:val="%1.%2.%3."/>
-      <w:lvlJc w:val="left"/>
-      <w:pPr>
-        <w:tabs>
-          <w:tab w:val="num" w:pos="-284"/>
-        </w:tabs>
-        <w:ind w:left="-568" w:firstLine="284"/>
-      </w:pPr>
-      <w:rPr>
-        <w:rFonts w:hint="default"/>
-      </w:rPr>
-    </w:lvl>
-    <w:lvl w:ilvl="3">
-      <w:start w:val="1"/>
-      <w:numFmt w:val="decimal"/>
-      <w:lvlText w:val="%1.%2.%3.%4."/>
-      <w:lvlJc w:val="left"/>
-      <w:pPr>
-        <w:tabs>
-          <w:tab w:val="num" w:pos="-568"/>
-        </w:tabs>
-        <w:ind w:left="-852" w:firstLine="284"/>
-      </w:pPr>
-      <w:rPr>
-        <w:rFonts w:hint="default"/>
-      </w:rPr>
-    </w:lvl>
-    <w:lvl w:ilvl="4">
-      <w:start w:val="1"/>
-      <w:numFmt w:val="decimal"/>
-      <w:lvlText w:val="%1.%2.%3.%4.%5."/>
-      <w:lvlJc w:val="left"/>
-      <w:pPr>
-        <w:tabs>
-          <w:tab w:val="num" w:pos="-852"/>
-        </w:tabs>
-        <w:ind w:left="-1136" w:firstLine="284"/>
-      </w:pPr>
-      <w:rPr>
-        <w:rFonts w:hint="default"/>
-      </w:rPr>
-    </w:lvl>
-    <w:lvl w:ilvl="5">
-      <w:start w:val="1"/>
-      <w:numFmt w:val="decimal"/>
-      <w:lvlText w:val="%1.%2.%3.%4.%5.%6."/>
-      <w:lvlJc w:val="left"/>
-      <w:pPr>
-        <w:tabs>
-          <w:tab w:val="num" w:pos="-1136"/>
-        </w:tabs>
-        <w:ind w:left="-1420" w:firstLine="284"/>
-      </w:pPr>
-      <w:rPr>
-        <w:rFonts w:hint="default"/>
-      </w:rPr>
-    </w:lvl>
-    <w:lvl w:ilvl="6">
-      <w:start w:val="1"/>
-      <w:numFmt w:val="decimal"/>
-      <w:lvlText w:val="%1.%2.%3.%4.%5.%6.%7."/>
-      <w:lvlJc w:val="left"/>
-      <w:pPr>
-        <w:tabs>
-          <w:tab w:val="num" w:pos="-1420"/>
-        </w:tabs>
-        <w:ind w:left="-1704" w:firstLine="284"/>
-      </w:pPr>
-      <w:rPr>
-        <w:rFonts w:hint="default"/>
-      </w:rPr>
-    </w:lvl>
-    <w:lvl w:ilvl="7">
-      <w:start w:val="1"/>
-      <w:numFmt w:val="decimal"/>
-      <w:lvlText w:val="%1.%2.%3.%4.%5.%6.%7.%8."/>
-      <w:lvlJc w:val="left"/>
-      <w:pPr>
-        <w:tabs>
-          <w:tab w:val="num" w:pos="-1704"/>
-        </w:tabs>
-        <w:ind w:left="-1988" w:firstLine="284"/>
-      </w:pPr>
-      <w:rPr>
-        <w:rFonts w:hint="default"/>
-      </w:rPr>
-    </w:lvl>
-    <w:lvl w:ilvl="8">
-      <w:start w:val="1"/>
-      <w:numFmt w:val="decimal"/>
-      <w:lvlText w:val="%1.%2.%3.%4.%5.%6.%7.%8.%9."/>
-      <w:lvlJc w:val="left"/>
-      <w:pPr>
-        <w:tabs>
-          <w:tab w:val="num" w:pos="-1988"/>
-        </w:tabs>
-        <w:ind w:left="-2272" w:firstLine="284"/>
-      </w:pPr>
-      <w:rPr>
-        <w:rFonts w:hint="default"/>
-      </w:rPr>
-    </w:lvl>
-  </w:abstractNum>
-  <w:abstractNum w:abstractNumId="49" w15:restartNumberingAfterBreak="0">
-    <w:nsid w:val="6AA50730"/>
-    <w:multiLevelType w:val="multilevel"/>
-    <w:tmpl w:val="0409001F"/>
-    <w:lvl w:ilvl="0">
-      <w:start w:val="1"/>
-      <w:numFmt w:val="decimal"/>
-      <w:lvlText w:val="%1."/>
-      <w:lvlJc w:val="left"/>
-      <w:pPr>
-        <w:ind w:left="360" w:hanging="360"/>
-      </w:pPr>
-    </w:lvl>
-    <w:lvl w:ilvl="1">
-      <w:start w:val="1"/>
-      <w:numFmt w:val="decimal"/>
-      <w:lvlText w:val="%1.%2."/>
-      <w:lvlJc w:val="left"/>
-      <w:pPr>
-        <w:ind w:left="792" w:hanging="432"/>
-      </w:pPr>
-    </w:lvl>
-    <w:lvl w:ilvl="2">
-      <w:start w:val="1"/>
-      <w:numFmt w:val="decimal"/>
-      <w:lvlText w:val="%1.%2.%3."/>
-      <w:lvlJc w:val="left"/>
-      <w:pPr>
-        <w:ind w:left="1224" w:hanging="504"/>
-      </w:pPr>
-    </w:lvl>
-    <w:lvl w:ilvl="3">
-      <w:start w:val="1"/>
-      <w:numFmt w:val="decimal"/>
-      <w:lvlText w:val="%1.%2.%3.%4."/>
-      <w:lvlJc w:val="left"/>
-      <w:pPr>
-        <w:ind w:left="1728" w:hanging="648"/>
-      </w:pPr>
-    </w:lvl>
-    <w:lvl w:ilvl="4">
-      <w:start w:val="1"/>
-      <w:numFmt w:val="decimal"/>
-      <w:lvlText w:val="%1.%2.%3.%4.%5."/>
-      <w:lvlJc w:val="left"/>
-      <w:pPr>
-        <w:ind w:left="2232" w:hanging="792"/>
-      </w:pPr>
-    </w:lvl>
-    <w:lvl w:ilvl="5">
-      <w:start w:val="1"/>
-      <w:numFmt w:val="decimal"/>
-      <w:lvlText w:val="%1.%2.%3.%4.%5.%6."/>
-      <w:lvlJc w:val="left"/>
-      <w:pPr>
-        <w:ind w:left="2736" w:hanging="936"/>
-      </w:pPr>
-    </w:lvl>
-    <w:lvl w:ilvl="6">
-      <w:start w:val="1"/>
-      <w:numFmt w:val="decimal"/>
-      <w:lvlText w:val="%1.%2.%3.%4.%5.%6.%7."/>
-      <w:lvlJc w:val="left"/>
-      <w:pPr>
-        <w:ind w:left="3240" w:hanging="1080"/>
-      </w:pPr>
-    </w:lvl>
-    <w:lvl w:ilvl="7">
-      <w:start w:val="1"/>
-      <w:numFmt w:val="decimal"/>
-      <w:lvlText w:val="%1.%2.%3.%4.%5.%6.%7.%8."/>
-      <w:lvlJc w:val="left"/>
-      <w:pPr>
-        <w:ind w:left="3744" w:hanging="1224"/>
-      </w:pPr>
-    </w:lvl>
-    <w:lvl w:ilvl="8">
-      <w:start w:val="1"/>
-      <w:numFmt w:val="decimal"/>
-      <w:lvlText w:val="%1.%2.%3.%4.%5.%6.%7.%8.%9."/>
-      <w:lvlJc w:val="left"/>
-      <w:pPr>
-        <w:ind w:left="4320" w:hanging="1440"/>
-      </w:pPr>
-    </w:lvl>
-  </w:abstractNum>
-  <w:abstractNum w:abstractNumId="50" w15:restartNumberingAfterBreak="0">
-    <w:nsid w:val="6C607546"/>
-    <w:multiLevelType w:val="multilevel"/>
-    <w:tmpl w:val="0409001F"/>
-    <w:lvl w:ilvl="0">
-      <w:start w:val="1"/>
-      <w:numFmt w:val="decimal"/>
-      <w:lvlText w:val="%1."/>
-      <w:lvlJc w:val="left"/>
-      <w:pPr>
-        <w:ind w:left="360" w:hanging="360"/>
-      </w:pPr>
-    </w:lvl>
-    <w:lvl w:ilvl="1">
-      <w:start w:val="1"/>
-      <w:numFmt w:val="decimal"/>
-      <w:lvlText w:val="%1.%2."/>
-      <w:lvlJc w:val="left"/>
-      <w:pPr>
-        <w:ind w:left="792" w:hanging="432"/>
-      </w:pPr>
-    </w:lvl>
-    <w:lvl w:ilvl="2">
-      <w:start w:val="1"/>
-      <w:numFmt w:val="decimal"/>
-      <w:lvlText w:val="%1.%2.%3."/>
-      <w:lvlJc w:val="left"/>
-      <w:pPr>
-        <w:ind w:left="1224" w:hanging="504"/>
-      </w:pPr>
-    </w:lvl>
-    <w:lvl w:ilvl="3">
-      <w:start w:val="1"/>
-      <w:numFmt w:val="decimal"/>
-      <w:lvlText w:val="%1.%2.%3.%4."/>
-      <w:lvlJc w:val="left"/>
-      <w:pPr>
-        <w:ind w:left="1728" w:hanging="648"/>
-      </w:pPr>
-    </w:lvl>
-    <w:lvl w:ilvl="4">
-      <w:start w:val="1"/>
-      <w:numFmt w:val="decimal"/>
-      <w:lvlText w:val="%1.%2.%3.%4.%5."/>
-      <w:lvlJc w:val="left"/>
-      <w:pPr>
-        <w:ind w:left="2232" w:hanging="792"/>
-      </w:pPr>
-    </w:lvl>
-    <w:lvl w:ilvl="5">
-      <w:start w:val="1"/>
-      <w:numFmt w:val="decimal"/>
-      <w:lvlText w:val="%1.%2.%3.%4.%5.%6."/>
-      <w:lvlJc w:val="left"/>
-      <w:pPr>
-        <w:ind w:left="2736" w:hanging="936"/>
-      </w:pPr>
-    </w:lvl>
-    <w:lvl w:ilvl="6">
-      <w:start w:val="1"/>
-      <w:numFmt w:val="decimal"/>
-      <w:lvlText w:val="%1.%2.%3.%4.%5.%6.%7."/>
-      <w:lvlJc w:val="left"/>
-      <w:pPr>
-        <w:ind w:left="3240" w:hanging="1080"/>
-      </w:pPr>
-    </w:lvl>
-    <w:lvl w:ilvl="7">
-      <w:start w:val="1"/>
-      <w:numFmt w:val="decimal"/>
-      <w:lvlText w:val="%1.%2.%3.%4.%5.%6.%7.%8."/>
-      <w:lvlJc w:val="left"/>
-      <w:pPr>
-        <w:ind w:left="3744" w:hanging="1224"/>
-      </w:pPr>
-    </w:lvl>
-    <w:lvl w:ilvl="8">
-      <w:start w:val="1"/>
-      <w:numFmt w:val="decimal"/>
-      <w:lvlText w:val="%1.%2.%3.%4.%5.%6.%7.%8.%9."/>
-      <w:lvlJc w:val="left"/>
-      <w:pPr>
-        <w:ind w:left="4320" w:hanging="1440"/>
-      </w:pPr>
-    </w:lvl>
-  </w:abstractNum>
-  <w:abstractNum w:abstractNumId="51" w15:restartNumberingAfterBreak="0">
-    <w:nsid w:val="6EE230F5"/>
-    <w:multiLevelType w:val="multilevel"/>
-    <w:tmpl w:val="AA7CE40A"/>
-    <w:lvl w:ilvl="0">
-      <w:start w:val="1"/>
-      <w:numFmt w:val="bullet"/>
-      <w:lvlText w:val=""/>
-      <w:lvlJc w:val="left"/>
-      <w:pPr>
-        <w:tabs>
-          <w:tab w:val="num" w:pos="720"/>
-        </w:tabs>
-        <w:ind w:left="720" w:hanging="360"/>
-      </w:pPr>
-      <w:rPr>
-        <w:rFonts w:ascii="Symbol" w:hAnsi="Symbol" w:hint="default"/>
-        <w:sz w:val="20"/>
-      </w:rPr>
-    </w:lvl>
-    <w:lvl w:ilvl="1" w:tentative="1">
-      <w:start w:val="1"/>
-      <w:numFmt w:val="bullet"/>
-      <w:lvlText w:val="o"/>
-      <w:lvlJc w:val="left"/>
-      <w:pPr>
-        <w:tabs>
-          <w:tab w:val="num" w:pos="1440"/>
-        </w:tabs>
-        <w:ind w:left="1440" w:hanging="360"/>
-      </w:pPr>
-      <w:rPr>
-        <w:rFonts w:ascii="Courier New" w:hAnsi="Courier New" w:hint="default"/>
-        <w:sz w:val="20"/>
-      </w:rPr>
-    </w:lvl>
-    <w:lvl w:ilvl="2" w:tentative="1">
-      <w:start w:val="1"/>
-      <w:numFmt w:val="bullet"/>
-      <w:lvlText w:val=""/>
-      <w:lvlJc w:val="left"/>
-      <w:pPr>
-        <w:tabs>
-          <w:tab w:val="num" w:pos="2160"/>
-        </w:tabs>
-        <w:ind w:left="2160" w:hanging="360"/>
-      </w:pPr>
-      <w:rPr>
-        <w:rFonts w:ascii="Wingdings" w:hAnsi="Wingdings" w:hint="default"/>
-        <w:sz w:val="20"/>
-      </w:rPr>
-    </w:lvl>
-    <w:lvl w:ilvl="3" w:tentative="1">
-      <w:start w:val="1"/>
-      <w:numFmt w:val="bullet"/>
-      <w:lvlText w:val=""/>
-      <w:lvlJc w:val="left"/>
-      <w:pPr>
-        <w:tabs>
-          <w:tab w:val="num" w:pos="2880"/>
-        </w:tabs>
-        <w:ind w:left="2880" w:hanging="360"/>
-      </w:pPr>
-      <w:rPr>
-        <w:rFonts w:ascii="Wingdings" w:hAnsi="Wingdings" w:hint="default"/>
-        <w:sz w:val="20"/>
-      </w:rPr>
-    </w:lvl>
-    <w:lvl w:ilvl="4" w:tentative="1">
-      <w:start w:val="1"/>
-      <w:numFmt w:val="bullet"/>
-      <w:lvlText w:val=""/>
-      <w:lvlJc w:val="left"/>
-      <w:pPr>
-        <w:tabs>
-          <w:tab w:val="num" w:pos="3600"/>
-        </w:tabs>
-        <w:ind w:left="3600" w:hanging="360"/>
-      </w:pPr>
-      <w:rPr>
-        <w:rFonts w:ascii="Wingdings" w:hAnsi="Wingdings" w:hint="default"/>
-        <w:sz w:val="20"/>
-      </w:rPr>
-    </w:lvl>
-    <w:lvl w:ilvl="5" w:tentative="1">
-      <w:start w:val="1"/>
-      <w:numFmt w:val="bullet"/>
-      <w:lvlText w:val=""/>
-      <w:lvlJc w:val="left"/>
-      <w:pPr>
-        <w:tabs>
-          <w:tab w:val="num" w:pos="4320"/>
-        </w:tabs>
-        <w:ind w:left="4320" w:hanging="360"/>
-      </w:pPr>
-      <w:rPr>
-        <w:rFonts w:ascii="Wingdings" w:hAnsi="Wingdings" w:hint="default"/>
-        <w:sz w:val="20"/>
-      </w:rPr>
-    </w:lvl>
-    <w:lvl w:ilvl="6" w:tentative="1">
-      <w:start w:val="1"/>
-      <w:numFmt w:val="bullet"/>
-      <w:lvlText w:val=""/>
-      <w:lvlJc w:val="left"/>
-      <w:pPr>
-        <w:tabs>
-          <w:tab w:val="num" w:pos="5040"/>
-        </w:tabs>
-        <w:ind w:left="5040" w:hanging="360"/>
-      </w:pPr>
-      <w:rPr>
-        <w:rFonts w:ascii="Wingdings" w:hAnsi="Wingdings" w:hint="default"/>
-        <w:sz w:val="20"/>
-      </w:rPr>
-    </w:lvl>
-    <w:lvl w:ilvl="7" w:tentative="1">
-      <w:start w:val="1"/>
-      <w:numFmt w:val="bullet"/>
-      <w:lvlText w:val=""/>
-      <w:lvlJc w:val="left"/>
-      <w:pPr>
-        <w:tabs>
-          <w:tab w:val="num" w:pos="5760"/>
-        </w:tabs>
-        <w:ind w:left="5760" w:hanging="360"/>
-      </w:pPr>
-      <w:rPr>
-        <w:rFonts w:ascii="Wingdings" w:hAnsi="Wingdings" w:hint="default"/>
-        <w:sz w:val="20"/>
-      </w:rPr>
-    </w:lvl>
-    <w:lvl w:ilvl="8" w:tentative="1">
-      <w:start w:val="1"/>
-      <w:numFmt w:val="bullet"/>
-      <w:lvlText w:val=""/>
-      <w:lvlJc w:val="left"/>
-      <w:pPr>
-        <w:tabs>
-          <w:tab w:val="num" w:pos="6480"/>
-        </w:tabs>
-        <w:ind w:left="6480" w:hanging="360"/>
-      </w:pPr>
-      <w:rPr>
-        <w:rFonts w:ascii="Wingdings" w:hAnsi="Wingdings" w:hint="default"/>
-        <w:sz w:val="20"/>
-      </w:rPr>
-    </w:lvl>
-  </w:abstractNum>
-  <w:abstractNum w:abstractNumId="52" w15:restartNumberingAfterBreak="0">
-    <w:nsid w:val="75161A05"/>
-    <w:multiLevelType w:val="multilevel"/>
-    <w:tmpl w:val="BC2686C4"/>
-    <w:lvl w:ilvl="0">
-      <w:start w:val="1"/>
-      <w:numFmt w:val="bullet"/>
-      <w:lvlText w:val=""/>
-      <w:lvlJc w:val="left"/>
-      <w:pPr>
-        <w:tabs>
-          <w:tab w:val="num" w:pos="720"/>
-        </w:tabs>
-        <w:ind w:left="720" w:hanging="360"/>
-      </w:pPr>
-      <w:rPr>
-        <w:rFonts w:ascii="Symbol" w:hAnsi="Symbol" w:hint="default"/>
-        <w:sz w:val="20"/>
-      </w:rPr>
-    </w:lvl>
-    <w:lvl w:ilvl="1" w:tentative="1">
-      <w:start w:val="1"/>
-      <w:numFmt w:val="bullet"/>
-      <w:lvlText w:val="o"/>
-      <w:lvlJc w:val="left"/>
-      <w:pPr>
-        <w:tabs>
-          <w:tab w:val="num" w:pos="1440"/>
-        </w:tabs>
-        <w:ind w:left="1440" w:hanging="360"/>
-      </w:pPr>
-      <w:rPr>
-        <w:rFonts w:ascii="Courier New" w:hAnsi="Courier New" w:hint="default"/>
-        <w:sz w:val="20"/>
-      </w:rPr>
-    </w:lvl>
-    <w:lvl w:ilvl="2" w:tentative="1">
-      <w:start w:val="1"/>
-      <w:numFmt w:val="bullet"/>
-      <w:lvlText w:val=""/>
-      <w:lvlJc w:val="left"/>
-      <w:pPr>
-        <w:tabs>
-          <w:tab w:val="num" w:pos="2160"/>
-        </w:tabs>
-        <w:ind w:left="2160" w:hanging="360"/>
-      </w:pPr>
-      <w:rPr>
-        <w:rFonts w:ascii="Wingdings" w:hAnsi="Wingdings" w:hint="default"/>
-        <w:sz w:val="20"/>
-      </w:rPr>
-    </w:lvl>
-    <w:lvl w:ilvl="3" w:tentative="1">
-      <w:start w:val="1"/>
-      <w:numFmt w:val="bullet"/>
-      <w:lvlText w:val=""/>
-      <w:lvlJc w:val="left"/>
-      <w:pPr>
-        <w:tabs>
-          <w:tab w:val="num" w:pos="2880"/>
-        </w:tabs>
-        <w:ind w:left="2880" w:hanging="360"/>
-      </w:pPr>
-      <w:rPr>
-        <w:rFonts w:ascii="Wingdings" w:hAnsi="Wingdings" w:hint="default"/>
-        <w:sz w:val="20"/>
-      </w:rPr>
-    </w:lvl>
-    <w:lvl w:ilvl="4" w:tentative="1">
-      <w:start w:val="1"/>
-      <w:numFmt w:val="bullet"/>
-      <w:lvlText w:val=""/>
-      <w:lvlJc w:val="left"/>
-      <w:pPr>
-        <w:tabs>
-          <w:tab w:val="num" w:pos="3600"/>
-        </w:tabs>
-        <w:ind w:left="3600" w:hanging="360"/>
-      </w:pPr>
-      <w:rPr>
-        <w:rFonts w:ascii="Wingdings" w:hAnsi="Wingdings" w:hint="default"/>
-        <w:sz w:val="20"/>
-      </w:rPr>
-    </w:lvl>
-    <w:lvl w:ilvl="5" w:tentative="1">
-      <w:start w:val="1"/>
-      <w:numFmt w:val="bullet"/>
-      <w:lvlText w:val=""/>
-      <w:lvlJc w:val="left"/>
-      <w:pPr>
-        <w:tabs>
-          <w:tab w:val="num" w:pos="4320"/>
-        </w:tabs>
-        <w:ind w:left="4320" w:hanging="360"/>
-      </w:pPr>
-      <w:rPr>
-        <w:rFonts w:ascii="Wingdings" w:hAnsi="Wingdings" w:hint="default"/>
-        <w:sz w:val="20"/>
-      </w:rPr>
-    </w:lvl>
-    <w:lvl w:ilvl="6" w:tentative="1">
-      <w:start w:val="1"/>
-      <w:numFmt w:val="bullet"/>
-      <w:lvlText w:val=""/>
-      <w:lvlJc w:val="left"/>
-      <w:pPr>
-        <w:tabs>
-          <w:tab w:val="num" w:pos="5040"/>
-        </w:tabs>
-        <w:ind w:left="5040" w:hanging="360"/>
-      </w:pPr>
-      <w:rPr>
-        <w:rFonts w:ascii="Wingdings" w:hAnsi="Wingdings" w:hint="default"/>
-        <w:sz w:val="20"/>
-      </w:rPr>
-    </w:lvl>
-    <w:lvl w:ilvl="7" w:tentative="1">
-      <w:start w:val="1"/>
-      <w:numFmt w:val="bullet"/>
-      <w:lvlText w:val=""/>
-      <w:lvlJc w:val="left"/>
-      <w:pPr>
-        <w:tabs>
-          <w:tab w:val="num" w:pos="5760"/>
-        </w:tabs>
-        <w:ind w:left="5760" w:hanging="360"/>
-      </w:pPr>
-      <w:rPr>
-        <w:rFonts w:ascii="Wingdings" w:hAnsi="Wingdings" w:hint="default"/>
-        <w:sz w:val="20"/>
-      </w:rPr>
-    </w:lvl>
-    <w:lvl w:ilvl="8" w:tentative="1">
-      <w:start w:val="1"/>
-      <w:numFmt w:val="bullet"/>
-      <w:lvlText w:val=""/>
-      <w:lvlJc w:val="left"/>
-      <w:pPr>
-        <w:tabs>
-          <w:tab w:val="num" w:pos="6480"/>
-        </w:tabs>
-        <w:ind w:left="6480" w:hanging="360"/>
-      </w:pPr>
-      <w:rPr>
-        <w:rFonts w:ascii="Wingdings" w:hAnsi="Wingdings" w:hint="default"/>
-        <w:sz w:val="20"/>
-      </w:rPr>
-    </w:lvl>
-  </w:abstractNum>
-  <w:abstractNum w:abstractNumId="53" w15:restartNumberingAfterBreak="0">
-    <w:nsid w:val="7649248B"/>
-    <w:multiLevelType w:val="multilevel"/>
-    <w:tmpl w:val="D8CCCDA0"/>
-    <w:lvl w:ilvl="0">
-      <w:start w:val="1"/>
-      <w:numFmt w:val="decimal"/>
-      <w:lvlText w:val="%1."/>
-      <w:lvlJc w:val="right"/>
-      <w:pPr>
-        <w:tabs>
-          <w:tab w:val="num" w:pos="340"/>
-        </w:tabs>
-        <w:ind w:left="0" w:firstLine="0"/>
-      </w:pPr>
-      <w:rPr>
-        <w:rFonts w:hint="default"/>
-        <w:b/>
-        <w:bCs/>
-        <w:i w:val="0"/>
-        <w:iCs w:val="0"/>
-        <w:spacing w:val="0"/>
-        <w:w w:val="99"/>
-        <w:sz w:val="26"/>
-        <w:szCs w:val="26"/>
-      </w:rPr>
-    </w:lvl>
-    <w:lvl w:ilvl="1">
-      <w:start w:val="1"/>
-      <w:numFmt w:val="decimal"/>
-      <w:lvlText w:val="%1.%2."/>
-      <w:lvlJc w:val="left"/>
-      <w:pPr>
-        <w:tabs>
-          <w:tab w:val="num" w:pos="0"/>
-        </w:tabs>
-        <w:ind w:left="-284" w:firstLine="284"/>
-      </w:pPr>
-      <w:rPr>
-        <w:rFonts w:hint="default"/>
-      </w:rPr>
-    </w:lvl>
-    <w:lvl w:ilvl="2">
-      <w:start w:val="1"/>
-      <w:numFmt w:val="decimal"/>
-      <w:lvlText w:val="%1.%2.%3."/>
-      <w:lvlJc w:val="left"/>
-      <w:pPr>
-        <w:tabs>
-          <w:tab w:val="num" w:pos="-284"/>
-        </w:tabs>
-        <w:ind w:left="-568" w:firstLine="284"/>
-      </w:pPr>
-      <w:rPr>
-        <w:rFonts w:hint="default"/>
-      </w:rPr>
-    </w:lvl>
-    <w:lvl w:ilvl="3">
-      <w:start w:val="1"/>
-      <w:numFmt w:val="decimal"/>
-      <w:lvlText w:val="%1.%2.%3.%4."/>
-      <w:lvlJc w:val="left"/>
-      <w:pPr>
-        <w:tabs>
-          <w:tab w:val="num" w:pos="-568"/>
-        </w:tabs>
-        <w:ind w:left="-852" w:firstLine="284"/>
-      </w:pPr>
-      <w:rPr>
-        <w:rFonts w:hint="default"/>
-      </w:rPr>
-    </w:lvl>
-    <w:lvl w:ilvl="4">
-      <w:start w:val="1"/>
-      <w:numFmt w:val="decimal"/>
-      <w:lvlText w:val="%1.%2.%3.%4.%5."/>
-      <w:lvlJc w:val="left"/>
-      <w:pPr>
-        <w:tabs>
-          <w:tab w:val="num" w:pos="-852"/>
-        </w:tabs>
-        <w:ind w:left="-1136" w:firstLine="284"/>
-      </w:pPr>
-      <w:rPr>
-        <w:rFonts w:hint="default"/>
-      </w:rPr>
-    </w:lvl>
-    <w:lvl w:ilvl="5">
-      <w:start w:val="1"/>
-      <w:numFmt w:val="decimal"/>
-      <w:lvlText w:val="%1.%2.%3.%4.%5.%6."/>
-      <w:lvlJc w:val="left"/>
-      <w:pPr>
-        <w:tabs>
-          <w:tab w:val="num" w:pos="-1136"/>
-        </w:tabs>
-        <w:ind w:left="-1420" w:firstLine="284"/>
-      </w:pPr>
-      <w:rPr>
-        <w:rFonts w:hint="default"/>
-      </w:rPr>
-    </w:lvl>
-    <w:lvl w:ilvl="6">
-      <w:start w:val="1"/>
-      <w:numFmt w:val="decimal"/>
-      <w:lvlText w:val="%1.%2.%3.%4.%5.%6.%7."/>
-      <w:lvlJc w:val="left"/>
-      <w:pPr>
-        <w:tabs>
-          <w:tab w:val="num" w:pos="-1420"/>
-        </w:tabs>
-        <w:ind w:left="-1704" w:firstLine="284"/>
-      </w:pPr>
-      <w:rPr>
-        <w:rFonts w:hint="default"/>
-      </w:rPr>
-    </w:lvl>
-    <w:lvl w:ilvl="7">
-      <w:start w:val="1"/>
-      <w:numFmt w:val="decimal"/>
-      <w:lvlText w:val="%1.%2.%3.%4.%5.%6.%7.%8."/>
-      <w:lvlJc w:val="left"/>
-      <w:pPr>
-        <w:tabs>
-          <w:tab w:val="num" w:pos="-1704"/>
-        </w:tabs>
-        <w:ind w:left="-1988" w:firstLine="284"/>
-      </w:pPr>
-      <w:rPr>
-        <w:rFonts w:hint="default"/>
-      </w:rPr>
-    </w:lvl>
-    <w:lvl w:ilvl="8">
-      <w:start w:val="1"/>
-      <w:numFmt w:val="decimal"/>
-      <w:lvlText w:val="%1.%2.%3.%4.%5.%6.%7.%8.%9."/>
-      <w:lvlJc w:val="left"/>
-      <w:pPr>
-        <w:tabs>
-          <w:tab w:val="num" w:pos="-1988"/>
-        </w:tabs>
-        <w:ind w:left="-2272" w:firstLine="284"/>
-      </w:pPr>
-      <w:rPr>
-        <w:rFonts w:hint="default"/>
-      </w:rPr>
-    </w:lvl>
-  </w:abstractNum>
-  <w:abstractNum w:abstractNumId="54" w15:restartNumberingAfterBreak="0">
-    <w:nsid w:val="76C53327"/>
-    <w:multiLevelType w:val="multilevel"/>
-    <w:tmpl w:val="B420BC52"/>
-    <w:lvl w:ilvl="0">
-      <w:start w:val="1"/>
-      <w:numFmt w:val="decimal"/>
-      <w:lvlText w:val="%1."/>
-      <w:lvlJc w:val="left"/>
-      <w:pPr>
-        <w:ind w:left="360" w:hanging="360"/>
-      </w:pPr>
-      <w:rPr>
-        <w:rFonts w:hint="default"/>
-        <w:b/>
-        <w:bCs/>
-        <w:i w:val="0"/>
-        <w:iCs w:val="0"/>
-        <w:color w:val="FFFFFF" w:themeColor="background1"/>
-        <w:spacing w:val="0"/>
-        <w:w w:val="99"/>
-        <w:sz w:val="26"/>
-        <w:szCs w:val="26"/>
-        <w:lang w:val="vi" w:eastAsia="en-US" w:bidi="ar-SA"/>
-      </w:rPr>
-    </w:lvl>
-    <w:lvl w:ilvl="1">
-      <w:start w:val="1"/>
-      <w:numFmt w:val="decimal"/>
-      <w:lvlText w:val="%1.%2."/>
-      <w:lvlJc w:val="left"/>
-      <w:pPr>
-        <w:ind w:left="792" w:hanging="792"/>
-      </w:pPr>
-      <w:rPr>
-        <w:rFonts w:hint="default"/>
-        <w:lang w:val="vi" w:eastAsia="en-US" w:bidi="ar-SA"/>
-      </w:rPr>
-    </w:lvl>
-    <w:lvl w:ilvl="2">
-      <w:start w:val="1"/>
-      <w:numFmt w:val="decimal"/>
-      <w:lvlText w:val="%1.%2.%3."/>
-      <w:lvlJc w:val="left"/>
-      <w:pPr>
-        <w:ind w:left="1224" w:hanging="504"/>
-      </w:pPr>
-      <w:rPr>
-        <w:rFonts w:hint="default"/>
-        <w:lang w:val="vi" w:eastAsia="en-US" w:bidi="ar-SA"/>
-      </w:rPr>
-    </w:lvl>
-    <w:lvl w:ilvl="3">
-      <w:start w:val="1"/>
-      <w:numFmt w:val="decimal"/>
-      <w:lvlText w:val="%1.%2.%3.%4."/>
-      <w:lvlJc w:val="left"/>
-      <w:pPr>
-        <w:ind w:left="1728" w:hanging="648"/>
-      </w:pPr>
-      <w:rPr>
-        <w:rFonts w:hint="default"/>
-        <w:lang w:val="vi" w:eastAsia="en-US" w:bidi="ar-SA"/>
-      </w:rPr>
-    </w:lvl>
-    <w:lvl w:ilvl="4">
-      <w:start w:val="1"/>
-      <w:numFmt w:val="decimal"/>
-      <w:lvlText w:val="%1.%2.%3.%4.%5."/>
-      <w:lvlJc w:val="left"/>
-      <w:pPr>
-        <w:ind w:left="2232" w:hanging="792"/>
-      </w:pPr>
-      <w:rPr>
-        <w:rFonts w:hint="default"/>
-        <w:lang w:val="vi" w:eastAsia="en-US" w:bidi="ar-SA"/>
-      </w:rPr>
-    </w:lvl>
-    <w:lvl w:ilvl="5">
-      <w:start w:val="1"/>
-      <w:numFmt w:val="decimal"/>
-      <w:lvlText w:val="%1.%2.%3.%4.%5.%6."/>
-      <w:lvlJc w:val="left"/>
-      <w:pPr>
-        <w:ind w:left="2736" w:hanging="936"/>
-      </w:pPr>
-      <w:rPr>
-        <w:rFonts w:hint="default"/>
-        <w:lang w:val="vi" w:eastAsia="en-US" w:bidi="ar-SA"/>
-      </w:rPr>
-    </w:lvl>
-    <w:lvl w:ilvl="6">
-      <w:start w:val="1"/>
-      <w:numFmt w:val="decimal"/>
-      <w:lvlText w:val="%1.%2.%3.%4.%5.%6.%7."/>
-      <w:lvlJc w:val="left"/>
-      <w:pPr>
-        <w:ind w:left="3240" w:hanging="1080"/>
-      </w:pPr>
-      <w:rPr>
-        <w:rFonts w:hint="default"/>
-        <w:lang w:val="vi" w:eastAsia="en-US" w:bidi="ar-SA"/>
-      </w:rPr>
-    </w:lvl>
-    <w:lvl w:ilvl="7">
-      <w:start w:val="1"/>
-      <w:numFmt w:val="decimal"/>
-      <w:lvlText w:val="%1.%2.%3.%4.%5.%6.%7.%8."/>
-      <w:lvlJc w:val="left"/>
-      <w:pPr>
-        <w:ind w:left="3744" w:hanging="1224"/>
-      </w:pPr>
-      <w:rPr>
-        <w:rFonts w:hint="default"/>
-        <w:lang w:val="vi" w:eastAsia="en-US" w:bidi="ar-SA"/>
-      </w:rPr>
-    </w:lvl>
-    <w:lvl w:ilvl="8">
-      <w:start w:val="1"/>
-      <w:numFmt w:val="decimal"/>
-      <w:lvlText w:val="%1.%2.%3.%4.%5.%6.%7.%8.%9."/>
-      <w:lvlJc w:val="left"/>
-      <w:pPr>
-        <w:ind w:left="4320" w:hanging="1440"/>
-      </w:pPr>
-      <w:rPr>
-        <w:rFonts w:hint="default"/>
-        <w:lang w:val="vi" w:eastAsia="en-US" w:bidi="ar-SA"/>
-      </w:rPr>
-    </w:lvl>
-  </w:abstractNum>
-  <w:abstractNum w:abstractNumId="55" w15:restartNumberingAfterBreak="0">
-    <w:nsid w:val="784B1993"/>
-    <w:multiLevelType w:val="multilevel"/>
-    <w:tmpl w:val="0409001F"/>
-    <w:lvl w:ilvl="0">
-      <w:start w:val="1"/>
-      <w:numFmt w:val="decimal"/>
-      <w:lvlText w:val="%1."/>
-      <w:lvlJc w:val="left"/>
-      <w:pPr>
-        <w:ind w:left="360" w:hanging="360"/>
-      </w:pPr>
-    </w:lvl>
-    <w:lvl w:ilvl="1">
-      <w:start w:val="1"/>
-      <w:numFmt w:val="decimal"/>
-      <w:lvlText w:val="%1.%2."/>
-      <w:lvlJc w:val="left"/>
-      <w:pPr>
-        <w:ind w:left="792" w:hanging="432"/>
-      </w:pPr>
-    </w:lvl>
-    <w:lvl w:ilvl="2">
-      <w:start w:val="1"/>
-      <w:numFmt w:val="decimal"/>
-      <w:lvlText w:val="%1.%2.%3."/>
-      <w:lvlJc w:val="left"/>
-      <w:pPr>
-        <w:ind w:left="1224" w:hanging="504"/>
-      </w:pPr>
-    </w:lvl>
-    <w:lvl w:ilvl="3">
-      <w:start w:val="1"/>
-      <w:numFmt w:val="decimal"/>
-      <w:lvlText w:val="%1.%2.%3.%4."/>
-      <w:lvlJc w:val="left"/>
-      <w:pPr>
-        <w:ind w:left="1728" w:hanging="648"/>
-      </w:pPr>
-    </w:lvl>
-    <w:lvl w:ilvl="4">
-      <w:start w:val="1"/>
-      <w:numFmt w:val="decimal"/>
-      <w:lvlText w:val="%1.%2.%3.%4.%5."/>
-      <w:lvlJc w:val="left"/>
-      <w:pPr>
-        <w:ind w:left="2232" w:hanging="792"/>
-      </w:pPr>
-    </w:lvl>
-    <w:lvl w:ilvl="5">
-      <w:start w:val="1"/>
-      <w:numFmt w:val="decimal"/>
-      <w:lvlText w:val="%1.%2.%3.%4.%5.%6."/>
-      <w:lvlJc w:val="left"/>
-      <w:pPr>
-        <w:ind w:left="2736" w:hanging="936"/>
-      </w:pPr>
-    </w:lvl>
-    <w:lvl w:ilvl="6">
-      <w:start w:val="1"/>
-      <w:numFmt w:val="decimal"/>
-      <w:lvlText w:val="%1.%2.%3.%4.%5.%6.%7."/>
-      <w:lvlJc w:val="left"/>
-      <w:pPr>
-        <w:ind w:left="3240" w:hanging="1080"/>
-      </w:pPr>
-    </w:lvl>
-    <w:lvl w:ilvl="7">
-      <w:start w:val="1"/>
-      <w:numFmt w:val="decimal"/>
-      <w:lvlText w:val="%1.%2.%3.%4.%5.%6.%7.%8."/>
-      <w:lvlJc w:val="left"/>
-      <w:pPr>
-        <w:ind w:left="3744" w:hanging="1224"/>
-      </w:pPr>
-    </w:lvl>
-    <w:lvl w:ilvl="8">
-      <w:start w:val="1"/>
-      <w:numFmt w:val="decimal"/>
-      <w:lvlText w:val="%1.%2.%3.%4.%5.%6.%7.%8.%9."/>
-      <w:lvlJc w:val="left"/>
-      <w:pPr>
-        <w:ind w:left="4320" w:hanging="1440"/>
-      </w:pPr>
-    </w:lvl>
-  </w:abstractNum>
-  <w:abstractNum w:abstractNumId="56" w15:restartNumberingAfterBreak="0">
-    <w:nsid w:val="7A0F6246"/>
-    <w:multiLevelType w:val="hybridMultilevel"/>
-    <w:tmpl w:val="E2A0BC1E"/>
-    <w:lvl w:ilvl="0" w:tplc="04090001">
-      <w:start w:val="1"/>
-      <w:numFmt w:val="bullet"/>
-      <w:lvlText w:val=""/>
-      <w:lvlJc w:val="left"/>
-      <w:pPr>
-        <w:ind w:left="720" w:hanging="360"/>
-      </w:pPr>
-      <w:rPr>
-        <w:rFonts w:ascii="Symbol" w:hAnsi="Symbol" w:hint="default"/>
-      </w:rPr>
-    </w:lvl>
-    <w:lvl w:ilvl="1" w:tplc="04090003" w:tentative="1">
-      <w:start w:val="1"/>
-      <w:numFmt w:val="bullet"/>
-      <w:lvlText w:val="o"/>
-      <w:lvlJc w:val="left"/>
-      <w:pPr>
-        <w:ind w:left="1440" w:hanging="360"/>
-      </w:pPr>
-      <w:rPr>
-        <w:rFonts w:ascii="Courier New" w:hAnsi="Courier New" w:cs="Courier New" w:hint="default"/>
-      </w:rPr>
-    </w:lvl>
-    <w:lvl w:ilvl="2" w:tplc="04090005" w:tentative="1">
-      <w:start w:val="1"/>
-      <w:numFmt w:val="bullet"/>
-      <w:lvlText w:val=""/>
-      <w:lvlJc w:val="left"/>
-      <w:pPr>
-        <w:ind w:left="2160" w:hanging="360"/>
-      </w:pPr>
-      <w:rPr>
-        <w:rFonts w:ascii="Wingdings" w:hAnsi="Wingdings" w:hint="default"/>
-      </w:rPr>
-    </w:lvl>
-    <w:lvl w:ilvl="3" w:tplc="04090001" w:tentative="1">
-      <w:start w:val="1"/>
-      <w:numFmt w:val="bullet"/>
-      <w:lvlText w:val=""/>
-      <w:lvlJc w:val="left"/>
-      <w:pPr>
-        <w:ind w:left="2880" w:hanging="360"/>
-      </w:pPr>
-      <w:rPr>
-        <w:rFonts w:ascii="Symbol" w:hAnsi="Symbol" w:hint="default"/>
-      </w:rPr>
-    </w:lvl>
-    <w:lvl w:ilvl="4" w:tplc="04090003" w:tentative="1">
-      <w:start w:val="1"/>
-      <w:numFmt w:val="bullet"/>
-      <w:lvlText w:val="o"/>
-      <w:lvlJc w:val="left"/>
-      <w:pPr>
-        <w:ind w:left="3600" w:hanging="360"/>
-      </w:pPr>
-      <w:rPr>
-        <w:rFonts w:ascii="Courier New" w:hAnsi="Courier New" w:cs="Courier New" w:hint="default"/>
-      </w:rPr>
-    </w:lvl>
-    <w:lvl w:ilvl="5" w:tplc="04090005" w:tentative="1">
-      <w:start w:val="1"/>
-      <w:numFmt w:val="bullet"/>
-      <w:lvlText w:val=""/>
-      <w:lvlJc w:val="left"/>
-      <w:pPr>
-        <w:ind w:left="4320" w:hanging="360"/>
-      </w:pPr>
-      <w:rPr>
-        <w:rFonts w:ascii="Wingdings" w:hAnsi="Wingdings" w:hint="default"/>
-      </w:rPr>
-    </w:lvl>
-    <w:lvl w:ilvl="6" w:tplc="04090001" w:tentative="1">
-      <w:start w:val="1"/>
-      <w:numFmt w:val="bullet"/>
-      <w:lvlText w:val=""/>
-      <w:lvlJc w:val="left"/>
-      <w:pPr>
-        <w:ind w:left="5040" w:hanging="360"/>
-      </w:pPr>
-      <w:rPr>
-        <w:rFonts w:ascii="Symbol" w:hAnsi="Symbol" w:hint="default"/>
-      </w:rPr>
-    </w:lvl>
-    <w:lvl w:ilvl="7" w:tplc="04090003" w:tentative="1">
-      <w:start w:val="1"/>
-      <w:numFmt w:val="bullet"/>
-      <w:lvlText w:val="o"/>
-      <w:lvlJc w:val="left"/>
-      <w:pPr>
-        <w:ind w:left="5760" w:hanging="360"/>
-      </w:pPr>
-      <w:rPr>
-        <w:rFonts w:ascii="Courier New" w:hAnsi="Courier New" w:cs="Courier New" w:hint="default"/>
-      </w:rPr>
-    </w:lvl>
-    <w:lvl w:ilvl="8" w:tplc="04090005" w:tentative="1">
-      <w:start w:val="1"/>
-      <w:numFmt w:val="bullet"/>
-      <w:lvlText w:val=""/>
-      <w:lvlJc w:val="left"/>
-      <w:pPr>
-        <w:ind w:left="6480" w:hanging="360"/>
-      </w:pPr>
-      <w:rPr>
-        <w:rFonts w:ascii="Wingdings" w:hAnsi="Wingdings" w:hint="default"/>
-      </w:rPr>
-    </w:lvl>
-  </w:abstractNum>
-  <w:abstractNum w:abstractNumId="57" w15:restartNumberingAfterBreak="0">
-    <w:nsid w:val="7B3D158B"/>
-    <w:multiLevelType w:val="multilevel"/>
-    <w:tmpl w:val="AF28189E"/>
-    <w:lvl w:ilvl="0">
-      <w:start w:val="1"/>
-      <w:numFmt w:val="decimal"/>
-      <w:lvlText w:val="%1."/>
-      <w:lvlJc w:val="left"/>
-      <w:pPr>
-        <w:ind w:left="456" w:hanging="456"/>
-      </w:pPr>
-      <w:rPr>
-        <w:rFonts w:hint="default"/>
-      </w:rPr>
-    </w:lvl>
-    <w:lvl w:ilvl="1">
-      <w:start w:val="1"/>
-      <w:numFmt w:val="decimal"/>
-      <w:lvlText w:val="%1.%2."/>
-      <w:lvlJc w:val="left"/>
-      <w:pPr>
-        <w:ind w:left="397" w:hanging="397"/>
-      </w:pPr>
-      <w:rPr>
-        <w:rFonts w:hint="default"/>
-      </w:rPr>
-    </w:lvl>
-    <w:lvl w:ilvl="2">
-      <w:start w:val="1"/>
-      <w:numFmt w:val="decimal"/>
-      <w:lvlText w:val="%1.%2.%3."/>
-      <w:lvlJc w:val="left"/>
-      <w:pPr>
-        <w:ind w:left="720" w:hanging="720"/>
-      </w:pPr>
-      <w:rPr>
-        <w:rFonts w:hint="default"/>
-      </w:rPr>
-    </w:lvl>
-    <w:lvl w:ilvl="3">
-      <w:start w:val="1"/>
-      <w:numFmt w:val="decimal"/>
-      <w:lvlText w:val="%1.%2.%3.%4."/>
-      <w:lvlJc w:val="left"/>
-      <w:pPr>
-        <w:ind w:left="1080" w:hanging="1080"/>
-      </w:pPr>
-      <w:rPr>
-        <w:rFonts w:hint="default"/>
-      </w:rPr>
-    </w:lvl>
-    <w:lvl w:ilvl="4">
-      <w:start w:val="1"/>
-      <w:numFmt w:val="decimal"/>
-      <w:lvlText w:val="%1.%2.%3.%4.%5."/>
-      <w:lvlJc w:val="left"/>
-      <w:pPr>
-        <w:ind w:left="1080" w:hanging="1080"/>
-      </w:pPr>
-      <w:rPr>
-        <w:rFonts w:hint="default"/>
-      </w:rPr>
-    </w:lvl>
-    <w:lvl w:ilvl="5">
-      <w:start w:val="1"/>
-      <w:numFmt w:val="decimal"/>
-      <w:lvlText w:val="%1.%2.%3.%4.%5.%6."/>
-      <w:lvlJc w:val="left"/>
-      <w:pPr>
-        <w:ind w:left="1440" w:hanging="1440"/>
-      </w:pPr>
-      <w:rPr>
-        <w:rFonts w:hint="default"/>
-      </w:rPr>
-    </w:lvl>
-    <w:lvl w:ilvl="6">
-      <w:start w:val="1"/>
-      <w:numFmt w:val="decimal"/>
-      <w:lvlText w:val="%1.%2.%3.%4.%5.%6.%7."/>
-      <w:lvlJc w:val="left"/>
-      <w:pPr>
-        <w:ind w:left="1440" w:hanging="1440"/>
-      </w:pPr>
-      <w:rPr>
-        <w:rFonts w:hint="default"/>
-      </w:rPr>
-    </w:lvl>
-    <w:lvl w:ilvl="7">
-      <w:start w:val="1"/>
-      <w:numFmt w:val="decimal"/>
-      <w:lvlText w:val="%1.%2.%3.%4.%5.%6.%7.%8."/>
-      <w:lvlJc w:val="left"/>
-      <w:pPr>
-        <w:ind w:left="1800" w:hanging="1800"/>
-      </w:pPr>
-      <w:rPr>
-        <w:rFonts w:hint="default"/>
-      </w:rPr>
-    </w:lvl>
-    <w:lvl w:ilvl="8">
-      <w:start w:val="1"/>
-      <w:numFmt w:val="decimal"/>
-      <w:lvlText w:val="%1.%2.%3.%4.%5.%6.%7.%8.%9."/>
-      <w:lvlJc w:val="left"/>
-      <w:pPr>
-        <w:ind w:left="1800" w:hanging="1800"/>
-      </w:pPr>
-      <w:rPr>
-        <w:rFonts w:hint="default"/>
-      </w:rPr>
-    </w:lvl>
-  </w:abstractNum>
-  <w:abstractNum w:abstractNumId="58" w15:restartNumberingAfterBreak="0">
-    <w:nsid w:val="7E1A0977"/>
-    <w:multiLevelType w:val="multilevel"/>
-    <w:tmpl w:val="2B9A2924"/>
-    <w:lvl w:ilvl="0">
-      <w:start w:val="1"/>
-      <w:numFmt w:val="decimal"/>
-      <w:lvlText w:val="%1."/>
-      <w:lvlJc w:val="left"/>
-      <w:pPr>
-        <w:ind w:left="360" w:hanging="360"/>
-      </w:pPr>
-      <w:rPr>
-        <w:rFonts w:hint="default"/>
-        <w:b/>
-        <w:bCs/>
-        <w:i w:val="0"/>
-        <w:iCs w:val="0"/>
-        <w:spacing w:val="0"/>
-        <w:w w:val="99"/>
-        <w:sz w:val="26"/>
-        <w:szCs w:val="26"/>
-        <w:lang w:val="vi" w:eastAsia="en-US" w:bidi="ar-SA"/>
-      </w:rPr>
-    </w:lvl>
-    <w:lvl w:ilvl="1">
-      <w:start w:val="1"/>
-      <w:numFmt w:val="decimal"/>
-      <w:lvlText w:val="%1.%2."/>
-      <w:lvlJc w:val="left"/>
-      <w:pPr>
-        <w:ind w:left="792" w:hanging="792"/>
-      </w:pPr>
-      <w:rPr>
-        <w:rFonts w:hint="default"/>
-        <w:lang w:val="vi" w:eastAsia="en-US" w:bidi="ar-SA"/>
-      </w:rPr>
-    </w:lvl>
-    <w:lvl w:ilvl="2">
-      <w:start w:val="1"/>
-      <w:numFmt w:val="decimal"/>
-      <w:lvlText w:val="%1.%2.%3."/>
-      <w:lvlJc w:val="left"/>
-      <w:pPr>
-        <w:ind w:left="1224" w:hanging="504"/>
-      </w:pPr>
-      <w:rPr>
-        <w:rFonts w:hint="default"/>
-        <w:lang w:val="vi" w:eastAsia="en-US" w:bidi="ar-SA"/>
-      </w:rPr>
-    </w:lvl>
-    <w:lvl w:ilvl="3">
-      <w:start w:val="1"/>
-      <w:numFmt w:val="decimal"/>
-      <w:lvlText w:val="%1.%2.%3.%4."/>
-      <w:lvlJc w:val="left"/>
-      <w:pPr>
-        <w:ind w:left="1728" w:hanging="648"/>
-      </w:pPr>
-      <w:rPr>
-        <w:rFonts w:hint="default"/>
-        <w:lang w:val="vi" w:eastAsia="en-US" w:bidi="ar-SA"/>
-      </w:rPr>
-    </w:lvl>
-    <w:lvl w:ilvl="4">
-      <w:start w:val="1"/>
-      <w:numFmt w:val="decimal"/>
-      <w:lvlText w:val="%1.%2.%3.%4.%5."/>
-      <w:lvlJc w:val="left"/>
-      <w:pPr>
-        <w:ind w:left="2232" w:hanging="792"/>
-      </w:pPr>
-      <w:rPr>
-        <w:rFonts w:hint="default"/>
-        <w:lang w:val="vi" w:eastAsia="en-US" w:bidi="ar-SA"/>
-      </w:rPr>
-    </w:lvl>
-    <w:lvl w:ilvl="5">
-      <w:start w:val="1"/>
-      <w:numFmt w:val="decimal"/>
-      <w:lvlText w:val="%1.%2.%3.%4.%5.%6."/>
-      <w:lvlJc w:val="left"/>
-      <w:pPr>
-        <w:ind w:left="2736" w:hanging="936"/>
-      </w:pPr>
-      <w:rPr>
-        <w:rFonts w:hint="default"/>
-        <w:lang w:val="vi" w:eastAsia="en-US" w:bidi="ar-SA"/>
-      </w:rPr>
-    </w:lvl>
-    <w:lvl w:ilvl="6">
-      <w:start w:val="1"/>
-      <w:numFmt w:val="decimal"/>
-      <w:lvlText w:val="%1.%2.%3.%4.%5.%6.%7."/>
-      <w:lvlJc w:val="left"/>
-      <w:pPr>
-        <w:ind w:left="3240" w:hanging="1080"/>
-      </w:pPr>
-      <w:rPr>
-        <w:rFonts w:hint="default"/>
-        <w:lang w:val="vi" w:eastAsia="en-US" w:bidi="ar-SA"/>
-      </w:rPr>
-    </w:lvl>
-    <w:lvl w:ilvl="7">
-      <w:start w:val="1"/>
-      <w:numFmt w:val="decimal"/>
-      <w:lvlText w:val="%1.%2.%3.%4.%5.%6.%7.%8."/>
-      <w:lvlJc w:val="left"/>
-      <w:pPr>
-        <w:ind w:left="3744" w:hanging="1224"/>
-      </w:pPr>
-      <w:rPr>
-        <w:rFonts w:hint="default"/>
-        <w:lang w:val="vi" w:eastAsia="en-US" w:bidi="ar-SA"/>
-      </w:rPr>
-    </w:lvl>
-    <w:lvl w:ilvl="8">
-      <w:start w:val="1"/>
-      <w:numFmt w:val="decimal"/>
-      <w:lvlText w:val="%1.%2.%3.%4.%5.%6.%7.%8.%9."/>
-      <w:lvlJc w:val="left"/>
-      <w:pPr>
-        <w:ind w:left="4320" w:hanging="1440"/>
-      </w:pPr>
-      <w:rPr>
-        <w:rFonts w:hint="default"/>
-        <w:lang w:val="vi" w:eastAsia="en-US" w:bidi="ar-SA"/>
-      </w:rPr>
-    </w:lvl>
-  </w:abstractNum>
-  <w:abstractNum w:abstractNumId="59" w15:restartNumberingAfterBreak="0">
-    <w:nsid w:val="7F9130EA"/>
-    <w:multiLevelType w:val="multilevel"/>
-    <w:tmpl w:val="AF28189E"/>
-    <w:lvl w:ilvl="0">
-      <w:start w:val="1"/>
-      <w:numFmt w:val="decimal"/>
-      <w:lvlText w:val="%1."/>
-      <w:lvlJc w:val="left"/>
-      <w:pPr>
-        <w:ind w:left="456" w:hanging="456"/>
-      </w:pPr>
-      <w:rPr>
-        <w:rFonts w:hint="default"/>
-      </w:rPr>
-    </w:lvl>
-    <w:lvl w:ilvl="1">
-      <w:start w:val="1"/>
-      <w:numFmt w:val="decimal"/>
-      <w:lvlText w:val="%1.%2."/>
-      <w:lvlJc w:val="left"/>
-      <w:pPr>
-        <w:ind w:left="397" w:hanging="397"/>
-      </w:pPr>
-      <w:rPr>
-        <w:rFonts w:hint="default"/>
-      </w:rPr>
-    </w:lvl>
-    <w:lvl w:ilvl="2">
-      <w:start w:val="1"/>
-      <w:numFmt w:val="decimal"/>
-      <w:lvlText w:val="%1.%2.%3."/>
-      <w:lvlJc w:val="left"/>
-      <w:pPr>
-        <w:ind w:left="720" w:hanging="720"/>
-      </w:pPr>
-      <w:rPr>
-        <w:rFonts w:hint="default"/>
-      </w:rPr>
-    </w:lvl>
-    <w:lvl w:ilvl="3">
-      <w:start w:val="1"/>
-      <w:numFmt w:val="decimal"/>
-      <w:lvlText w:val="%1.%2.%3.%4."/>
-      <w:lvlJc w:val="left"/>
-      <w:pPr>
-        <w:ind w:left="1080" w:hanging="1080"/>
-      </w:pPr>
-      <w:rPr>
-        <w:rFonts w:hint="default"/>
-      </w:rPr>
-    </w:lvl>
-    <w:lvl w:ilvl="4">
-      <w:start w:val="1"/>
-      <w:numFmt w:val="decimal"/>
-      <w:lvlText w:val="%1.%2.%3.%4.%5."/>
-      <w:lvlJc w:val="left"/>
-      <w:pPr>
-        <w:ind w:left="1080" w:hanging="1080"/>
-      </w:pPr>
-      <w:rPr>
-        <w:rFonts w:hint="default"/>
-      </w:rPr>
-    </w:lvl>
-    <w:lvl w:ilvl="5">
-      <w:start w:val="1"/>
-      <w:numFmt w:val="decimal"/>
-      <w:lvlText w:val="%1.%2.%3.%4.%5.%6."/>
-      <w:lvlJc w:val="left"/>
-      <w:pPr>
-        <w:ind w:left="1440" w:hanging="1440"/>
-      </w:pPr>
-      <w:rPr>
-        <w:rFonts w:hint="default"/>
-      </w:rPr>
-    </w:lvl>
-    <w:lvl w:ilvl="6">
-      <w:start w:val="1"/>
-      <w:numFmt w:val="decimal"/>
-      <w:lvlText w:val="%1.%2.%3.%4.%5.%6.%7."/>
-      <w:lvlJc w:val="left"/>
-      <w:pPr>
-        <w:ind w:left="1440" w:hanging="1440"/>
-      </w:pPr>
-      <w:rPr>
-        <w:rFonts w:hint="default"/>
-      </w:rPr>
-    </w:lvl>
-    <w:lvl w:ilvl="7">
-      <w:start w:val="1"/>
-      <w:numFmt w:val="decimal"/>
-      <w:lvlText w:val="%1.%2.%3.%4.%5.%6.%7.%8."/>
-      <w:lvlJc w:val="left"/>
-      <w:pPr>
-        <w:ind w:left="1800" w:hanging="1800"/>
-      </w:pPr>
-      <w:rPr>
-        <w:rFonts w:hint="default"/>
-      </w:rPr>
-    </w:lvl>
-    <w:lvl w:ilvl="8">
-      <w:start w:val="1"/>
-      <w:numFmt w:val="decimal"/>
-      <w:lvlText w:val="%1.%2.%3.%4.%5.%6.%7.%8.%9."/>
-      <w:lvlJc w:val="left"/>
-      <w:pPr>
-        <w:ind w:left="1800" w:hanging="1800"/>
-      </w:pPr>
-      <w:rPr>
-        <w:rFonts w:hint="default"/>
-      </w:rPr>
-    </w:lvl>
-  </w:abstractNum>
-  <w:num w:numId="1" w16cid:durableId="1877619192">
-    <w:abstractNumId w:val="25"/>
+  <w:num w:numId="1" w16cid:durableId="72895722">
+    <w:abstractNumId w:val="1"/>
   </w:num>
-  <w:num w:numId="2" w16cid:durableId="732236196">
-    <w:abstractNumId w:val="17"/>
+  <w:num w:numId="2" w16cid:durableId="17774561">
+    <w:abstractNumId w:val="7"/>
   </w:num>
-  <w:num w:numId="3" w16cid:durableId="502820921">
-    <w:abstractNumId w:val="37"/>
+  <w:num w:numId="3" w16cid:durableId="1935700763">
+    <w:abstractNumId w:val="6"/>
   </w:num>
-  <w:num w:numId="4" w16cid:durableId="569586340">
-    <w:abstractNumId w:val="20"/>
-  </w:num>
-  <w:num w:numId="5" w16cid:durableId="1230506392">
-    <w:abstractNumId w:val="24"/>
-  </w:num>
-  <w:num w:numId="6" w16cid:durableId="1472752075">
-    <w:abstractNumId w:val="46"/>
-  </w:num>
-  <w:num w:numId="7" w16cid:durableId="638002299">
-    <w:abstractNumId w:val="23"/>
-  </w:num>
-  <w:num w:numId="8" w16cid:durableId="1110276192">
-    <w:abstractNumId w:val="41"/>
-  </w:num>
-  <w:num w:numId="9" w16cid:durableId="199365148">
-    <w:abstractNumId w:val="50"/>
-  </w:num>
-  <w:num w:numId="10" w16cid:durableId="325205167">
-    <w:abstractNumId w:val="26"/>
-  </w:num>
-  <w:num w:numId="11" w16cid:durableId="1218475309">
-    <w:abstractNumId w:val="36"/>
-  </w:num>
-  <w:num w:numId="12" w16cid:durableId="72895722">
-    <w:abstractNumId w:val="18"/>
-  </w:num>
-  <w:num w:numId="13" w16cid:durableId="17774561">
-    <w:abstractNumId w:val="51"/>
-  </w:num>
-  <w:num w:numId="14" w16cid:durableId="1935700763">
-    <w:abstractNumId w:val="42"/>
-  </w:num>
-  <w:num w:numId="15" w16cid:durableId="1508133366">
-    <w:abstractNumId w:val="21"/>
-  </w:num>
-  <w:num w:numId="16" w16cid:durableId="1815027259">
-    <w:abstractNumId w:val="59"/>
-  </w:num>
-  <w:num w:numId="17" w16cid:durableId="1362239687">
-    <w:abstractNumId w:val="52"/>
-  </w:num>
-  <w:num w:numId="18" w16cid:durableId="819268149">
-    <w:abstractNumId w:val="16"/>
-  </w:num>
-  <w:num w:numId="19" w16cid:durableId="1433744651">
-    <w:abstractNumId w:val="12"/>
-  </w:num>
-  <w:num w:numId="20" w16cid:durableId="1075055102">
-    <w:abstractNumId w:val="56"/>
-  </w:num>
-  <w:num w:numId="21" w16cid:durableId="653340643">
-    <w:abstractNumId w:val="34"/>
-  </w:num>
-  <w:num w:numId="22" w16cid:durableId="1903566419">
-    <w:abstractNumId w:val="9"/>
-  </w:num>
-  <w:num w:numId="23" w16cid:durableId="1938827011">
-    <w:abstractNumId w:val="4"/>
-  </w:num>
-  <w:num w:numId="24" w16cid:durableId="1837528488">
+  <w:num w:numId="4" w16cid:durableId="1362239687">
     <w:abstractNumId w:val="8"/>
   </w:num>
-  <w:num w:numId="25" w16cid:durableId="119764111">
-    <w:abstractNumId w:val="44"/>
+  <w:num w:numId="5" w16cid:durableId="819268149">
+    <w:abstractNumId w:val="0"/>
   </w:num>
-  <w:num w:numId="26" w16cid:durableId="1387993458">
-    <w:abstractNumId w:val="40"/>
-  </w:num>
-  <w:num w:numId="27" w16cid:durableId="1975482161">
-    <w:abstractNumId w:val="39"/>
-  </w:num>
-  <w:num w:numId="28" w16cid:durableId="74477245">
-    <w:abstractNumId w:val="14"/>
-  </w:num>
-  <w:num w:numId="29" w16cid:durableId="980692911">
-    <w:abstractNumId w:val="30"/>
-  </w:num>
-  <w:num w:numId="30" w16cid:durableId="1778941132">
-    <w:abstractNumId w:val="53"/>
-  </w:num>
-  <w:num w:numId="31" w16cid:durableId="863831543">
-    <w:abstractNumId w:val="37"/>
-    <w:lvlOverride w:ilvl="0">
-      <w:lvl w:ilvl="0">
-        <w:start w:val="1"/>
-        <w:numFmt w:val="decimal"/>
-        <w:pStyle w:val="u2"/>
-        <w:lvlText w:val="%1."/>
-        <w:lvlJc w:val="left"/>
-        <w:pPr>
-          <w:tabs>
-            <w:tab w:val="num" w:pos="340"/>
-          </w:tabs>
-          <w:ind w:left="0" w:firstLine="0"/>
-        </w:pPr>
-        <w:rPr>
-          <w:rFonts w:hint="default"/>
-          <w:b/>
-          <w:bCs/>
-          <w:i w:val="0"/>
-          <w:iCs w:val="0"/>
-          <w:spacing w:val="0"/>
-          <w:w w:val="99"/>
-          <w:sz w:val="26"/>
-          <w:szCs w:val="26"/>
-        </w:rPr>
-      </w:lvl>
-    </w:lvlOverride>
-    <w:lvlOverride w:ilvl="1">
-      <w:lvl w:ilvl="1">
-        <w:start w:val="1"/>
-        <w:numFmt w:val="decimal"/>
-        <w:lvlText w:val="%1.%2."/>
-        <w:lvlJc w:val="left"/>
-        <w:pPr>
-          <w:tabs>
-            <w:tab w:val="num" w:pos="0"/>
-          </w:tabs>
-          <w:ind w:left="-284" w:firstLine="284"/>
-        </w:pPr>
-        <w:rPr>
-          <w:rFonts w:hint="default"/>
-        </w:rPr>
-      </w:lvl>
-    </w:lvlOverride>
-    <w:lvlOverride w:ilvl="2">
-      <w:lvl w:ilvl="2">
-        <w:start w:val="1"/>
-        <w:numFmt w:val="decimal"/>
-        <w:lvlText w:val="%1.%2.%3."/>
-        <w:lvlJc w:val="left"/>
-        <w:pPr>
-          <w:tabs>
-            <w:tab w:val="num" w:pos="-284"/>
-          </w:tabs>
-          <w:ind w:left="-568" w:firstLine="284"/>
-        </w:pPr>
-        <w:rPr>
-          <w:rFonts w:hint="default"/>
-        </w:rPr>
-      </w:lvl>
-    </w:lvlOverride>
-    <w:lvlOverride w:ilvl="3">
-      <w:lvl w:ilvl="3">
-        <w:start w:val="1"/>
-        <w:numFmt w:val="decimal"/>
-        <w:lvlText w:val="%1.%2.%3.%4."/>
-        <w:lvlJc w:val="left"/>
-        <w:pPr>
-          <w:tabs>
-            <w:tab w:val="num" w:pos="-568"/>
-          </w:tabs>
-          <w:ind w:left="-852" w:firstLine="284"/>
-        </w:pPr>
-        <w:rPr>
-          <w:rFonts w:hint="default"/>
-        </w:rPr>
-      </w:lvl>
-    </w:lvlOverride>
-    <w:lvlOverride w:ilvl="4">
-      <w:lvl w:ilvl="4">
-        <w:start w:val="1"/>
-        <w:numFmt w:val="decimal"/>
-        <w:lvlText w:val="%1.%2.%3.%4.%5."/>
-        <w:lvlJc w:val="left"/>
-        <w:pPr>
-          <w:tabs>
-            <w:tab w:val="num" w:pos="-852"/>
-          </w:tabs>
-          <w:ind w:left="-1136" w:firstLine="284"/>
-        </w:pPr>
-        <w:rPr>
-          <w:rFonts w:hint="default"/>
-        </w:rPr>
-      </w:lvl>
-    </w:lvlOverride>
-    <w:lvlOverride w:ilvl="5">
-      <w:lvl w:ilvl="5">
-        <w:start w:val="1"/>
-        <w:numFmt w:val="decimal"/>
-        <w:lvlText w:val="%1.%2.%3.%4.%5.%6."/>
-        <w:lvlJc w:val="left"/>
-        <w:pPr>
-          <w:tabs>
-            <w:tab w:val="num" w:pos="-1136"/>
-          </w:tabs>
-          <w:ind w:left="-1420" w:firstLine="284"/>
-        </w:pPr>
-        <w:rPr>
-          <w:rFonts w:hint="default"/>
-        </w:rPr>
-      </w:lvl>
-    </w:lvlOverride>
-    <w:lvlOverride w:ilvl="6">
-      <w:lvl w:ilvl="6">
-        <w:start w:val="1"/>
-        <w:numFmt w:val="decimal"/>
-        <w:lvlText w:val="%1.%2.%3.%4.%5.%6.%7."/>
-        <w:lvlJc w:val="left"/>
-        <w:pPr>
-          <w:tabs>
-            <w:tab w:val="num" w:pos="-1420"/>
-          </w:tabs>
-          <w:ind w:left="-1704" w:firstLine="284"/>
-        </w:pPr>
-        <w:rPr>
-          <w:rFonts w:hint="default"/>
-        </w:rPr>
-      </w:lvl>
-    </w:lvlOverride>
-    <w:lvlOverride w:ilvl="7">
-      <w:lvl w:ilvl="7">
-        <w:start w:val="1"/>
-        <w:numFmt w:val="decimal"/>
-        <w:lvlText w:val="%1.%2.%3.%4.%5.%6.%7.%8."/>
-        <w:lvlJc w:val="left"/>
-        <w:pPr>
-          <w:tabs>
-            <w:tab w:val="num" w:pos="-1704"/>
-          </w:tabs>
-          <w:ind w:left="-1988" w:firstLine="284"/>
-        </w:pPr>
-        <w:rPr>
-          <w:rFonts w:hint="default"/>
-        </w:rPr>
-      </w:lvl>
-    </w:lvlOverride>
-    <w:lvlOverride w:ilvl="8">
-      <w:lvl w:ilvl="8">
-        <w:start w:val="1"/>
-        <w:numFmt w:val="decimal"/>
-        <w:lvlText w:val="%1.%2.%3.%4.%5.%6.%7.%8.%9."/>
-        <w:lvlJc w:val="left"/>
-        <w:pPr>
-          <w:tabs>
-            <w:tab w:val="num" w:pos="-1988"/>
-          </w:tabs>
-          <w:ind w:left="-2272" w:firstLine="284"/>
-        </w:pPr>
-        <w:rPr>
-          <w:rFonts w:hint="default"/>
-        </w:rPr>
-      </w:lvl>
-    </w:lvlOverride>
-  </w:num>
-  <w:num w:numId="32" w16cid:durableId="86847283">
-    <w:abstractNumId w:val="48"/>
-  </w:num>
-  <w:num w:numId="33" w16cid:durableId="298463454">
-    <w:abstractNumId w:val="57"/>
-  </w:num>
-  <w:num w:numId="34" w16cid:durableId="395204236">
-    <w:abstractNumId w:val="37"/>
+  <w:num w:numId="6" w16cid:durableId="395204236">
+    <w:abstractNumId w:val="5"/>
     <w:lvlOverride w:ilvl="0">
       <w:lvl w:ilvl="0">
         <w:start w:val="1"/>
@@ -27852,254 +22118,19 @@
       </w:lvl>
     </w:lvlOverride>
   </w:num>
-  <w:num w:numId="35" w16cid:durableId="1537545063">
-    <w:abstractNumId w:val="10"/>
+  <w:num w:numId="7" w16cid:durableId="467894090">
+    <w:abstractNumId w:val="9"/>
   </w:num>
-  <w:num w:numId="36" w16cid:durableId="129368896">
-    <w:abstractNumId w:val="43"/>
+  <w:num w:numId="8" w16cid:durableId="2010406604">
+    <w:abstractNumId w:val="4"/>
   </w:num>
-  <w:num w:numId="37" w16cid:durableId="227959045">
-    <w:abstractNumId w:val="37"/>
-    <w:lvlOverride w:ilvl="0">
-      <w:lvl w:ilvl="0">
-        <w:start w:val="1"/>
-        <w:numFmt w:val="decimal"/>
-        <w:pStyle w:val="u2"/>
-        <w:lvlText w:val="%1."/>
-        <w:lvlJc w:val="center"/>
-        <w:pPr>
-          <w:tabs>
-            <w:tab w:val="num" w:pos="340"/>
-          </w:tabs>
-          <w:ind w:left="0" w:firstLine="284"/>
-        </w:pPr>
-        <w:rPr>
-          <w:rFonts w:hint="default"/>
-          <w:b/>
-          <w:bCs/>
-          <w:i w:val="0"/>
-          <w:iCs w:val="0"/>
-          <w:spacing w:val="0"/>
-          <w:w w:val="99"/>
-          <w:sz w:val="26"/>
-          <w:szCs w:val="26"/>
-        </w:rPr>
-      </w:lvl>
-    </w:lvlOverride>
-    <w:lvlOverride w:ilvl="1">
-      <w:lvl w:ilvl="1">
-        <w:start w:val="1"/>
-        <w:numFmt w:val="decimal"/>
-        <w:lvlText w:val="%1.%2."/>
-        <w:lvlJc w:val="left"/>
-        <w:pPr>
-          <w:tabs>
-            <w:tab w:val="num" w:pos="0"/>
-          </w:tabs>
-          <w:ind w:left="-284" w:firstLine="284"/>
-        </w:pPr>
-        <w:rPr>
-          <w:rFonts w:hint="default"/>
-          <w:b/>
-          <w:bCs w:val="0"/>
-        </w:rPr>
-      </w:lvl>
-    </w:lvlOverride>
-    <w:lvlOverride w:ilvl="2">
-      <w:lvl w:ilvl="2">
-        <w:start w:val="1"/>
-        <w:numFmt w:val="decimal"/>
-        <w:lvlText w:val="%1.%2.%3."/>
-        <w:lvlJc w:val="left"/>
-        <w:pPr>
-          <w:tabs>
-            <w:tab w:val="num" w:pos="-284"/>
-          </w:tabs>
-          <w:ind w:left="-568" w:firstLine="284"/>
-        </w:pPr>
-        <w:rPr>
-          <w:rFonts w:hint="default"/>
-        </w:rPr>
-      </w:lvl>
-    </w:lvlOverride>
-    <w:lvlOverride w:ilvl="3">
-      <w:lvl w:ilvl="3">
-        <w:start w:val="1"/>
-        <w:numFmt w:val="decimal"/>
-        <w:lvlText w:val="%1.%2.%3.%4."/>
-        <w:lvlJc w:val="left"/>
-        <w:pPr>
-          <w:tabs>
-            <w:tab w:val="num" w:pos="-568"/>
-          </w:tabs>
-          <w:ind w:left="-852" w:firstLine="284"/>
-        </w:pPr>
-        <w:rPr>
-          <w:rFonts w:hint="default"/>
-        </w:rPr>
-      </w:lvl>
-    </w:lvlOverride>
-    <w:lvlOverride w:ilvl="4">
-      <w:lvl w:ilvl="4">
-        <w:start w:val="1"/>
-        <w:numFmt w:val="decimal"/>
-        <w:lvlText w:val="%1.%2.%3.%4.%5."/>
-        <w:lvlJc w:val="left"/>
-        <w:pPr>
-          <w:tabs>
-            <w:tab w:val="num" w:pos="-852"/>
-          </w:tabs>
-          <w:ind w:left="-1136" w:firstLine="284"/>
-        </w:pPr>
-        <w:rPr>
-          <w:rFonts w:hint="default"/>
-        </w:rPr>
-      </w:lvl>
-    </w:lvlOverride>
-    <w:lvlOverride w:ilvl="5">
-      <w:lvl w:ilvl="5">
-        <w:start w:val="1"/>
-        <w:numFmt w:val="decimal"/>
-        <w:lvlText w:val="%1.%2.%3.%4.%5.%6."/>
-        <w:lvlJc w:val="left"/>
-        <w:pPr>
-          <w:tabs>
-            <w:tab w:val="num" w:pos="-1136"/>
-          </w:tabs>
-          <w:ind w:left="-1420" w:firstLine="284"/>
-        </w:pPr>
-        <w:rPr>
-          <w:rFonts w:hint="default"/>
-        </w:rPr>
-      </w:lvl>
-    </w:lvlOverride>
-    <w:lvlOverride w:ilvl="6">
-      <w:lvl w:ilvl="6">
-        <w:start w:val="1"/>
-        <w:numFmt w:val="decimal"/>
-        <w:lvlText w:val="%1.%2.%3.%4.%5.%6.%7."/>
-        <w:lvlJc w:val="left"/>
-        <w:pPr>
-          <w:tabs>
-            <w:tab w:val="num" w:pos="-1420"/>
-          </w:tabs>
-          <w:ind w:left="-1704" w:firstLine="284"/>
-        </w:pPr>
-        <w:rPr>
-          <w:rFonts w:hint="default"/>
-        </w:rPr>
-      </w:lvl>
-    </w:lvlOverride>
-    <w:lvlOverride w:ilvl="7">
-      <w:lvl w:ilvl="7">
-        <w:start w:val="1"/>
-        <w:numFmt w:val="decimal"/>
-        <w:lvlText w:val="%1.%2.%3.%4.%5.%6.%7.%8."/>
-        <w:lvlJc w:val="left"/>
-        <w:pPr>
-          <w:tabs>
-            <w:tab w:val="num" w:pos="-1704"/>
-          </w:tabs>
-          <w:ind w:left="-1988" w:firstLine="284"/>
-        </w:pPr>
-        <w:rPr>
-          <w:rFonts w:hint="default"/>
-        </w:rPr>
-      </w:lvl>
-    </w:lvlOverride>
-    <w:lvlOverride w:ilvl="8">
-      <w:lvl w:ilvl="8">
-        <w:start w:val="1"/>
-        <w:numFmt w:val="decimal"/>
-        <w:lvlText w:val="%1.%2.%3.%4.%5.%6.%7.%8.%9."/>
-        <w:lvlJc w:val="left"/>
-        <w:pPr>
-          <w:tabs>
-            <w:tab w:val="num" w:pos="-1988"/>
-          </w:tabs>
-          <w:ind w:left="-2272" w:firstLine="284"/>
-        </w:pPr>
-        <w:rPr>
-          <w:rFonts w:hint="default"/>
-        </w:rPr>
-      </w:lvl>
-    </w:lvlOverride>
-  </w:num>
-  <w:num w:numId="38" w16cid:durableId="1152984306">
-    <w:abstractNumId w:val="0"/>
-  </w:num>
-  <w:num w:numId="39" w16cid:durableId="803812662">
-    <w:abstractNumId w:val="15"/>
-  </w:num>
-  <w:num w:numId="40" w16cid:durableId="467894090">
-    <w:abstractNumId w:val="54"/>
-  </w:num>
-  <w:num w:numId="41" w16cid:durableId="1785804479">
+  <w:num w:numId="9" w16cid:durableId="754136254">
     <w:abstractNumId w:val="3"/>
   </w:num>
-  <w:num w:numId="42" w16cid:durableId="1473595059">
-    <w:abstractNumId w:val="11"/>
-  </w:num>
-  <w:num w:numId="43" w16cid:durableId="680543523">
-    <w:abstractNumId w:val="5"/>
-  </w:num>
-  <w:num w:numId="44" w16cid:durableId="1067075965">
-    <w:abstractNumId w:val="55"/>
-  </w:num>
-  <w:num w:numId="45" w16cid:durableId="1998531742">
-    <w:abstractNumId w:val="49"/>
-  </w:num>
-  <w:num w:numId="46" w16cid:durableId="472256534">
-    <w:abstractNumId w:val="33"/>
-  </w:num>
-  <w:num w:numId="47" w16cid:durableId="793527412">
-    <w:abstractNumId w:val="31"/>
-  </w:num>
-  <w:num w:numId="48" w16cid:durableId="1481388025">
-    <w:abstractNumId w:val="19"/>
-  </w:num>
-  <w:num w:numId="49" w16cid:durableId="500894239">
-    <w:abstractNumId w:val="45"/>
-  </w:num>
-  <w:num w:numId="50" w16cid:durableId="1472819375">
-    <w:abstractNumId w:val="27"/>
-  </w:num>
-  <w:num w:numId="51" w16cid:durableId="1353142260">
-    <w:abstractNumId w:val="58"/>
-  </w:num>
-  <w:num w:numId="52" w16cid:durableId="2010406604">
-    <w:abstractNumId w:val="32"/>
-  </w:num>
-  <w:num w:numId="53" w16cid:durableId="1089349402">
-    <w:abstractNumId w:val="35"/>
-  </w:num>
-  <w:num w:numId="54" w16cid:durableId="1331324299">
-    <w:abstractNumId w:val="38"/>
-  </w:num>
-  <w:num w:numId="55" w16cid:durableId="1867677146">
+  <w:num w:numId="10" w16cid:durableId="486361641">
     <w:abstractNumId w:val="2"/>
   </w:num>
-  <w:num w:numId="56" w16cid:durableId="754136254">
-    <w:abstractNumId w:val="29"/>
-  </w:num>
-  <w:num w:numId="57" w16cid:durableId="1228226123">
-    <w:abstractNumId w:val="13"/>
-  </w:num>
-  <w:num w:numId="58" w16cid:durableId="1756593003">
-    <w:abstractNumId w:val="6"/>
-  </w:num>
-  <w:num w:numId="59" w16cid:durableId="960455479">
-    <w:abstractNumId w:val="7"/>
-  </w:num>
-  <w:num w:numId="60" w16cid:durableId="1615821032">
-    <w:abstractNumId w:val="28"/>
-  </w:num>
-  <w:num w:numId="61" w16cid:durableId="1470398121">
-    <w:abstractNumId w:val="47"/>
-  </w:num>
-  <w:num w:numId="62" w16cid:durableId="486361641">
-    <w:abstractNumId w:val="22"/>
-  </w:num>
+  <w:numIdMacAtCleanup w:val="10"/>
 </w:numbering>
 </file>
 
@@ -28538,7 +22569,7 @@
       <w:keepNext/>
       <w:keepLines/>
       <w:numPr>
-        <w:numId w:val="34"/>
+        <w:numId w:val="6"/>
       </w:numPr>
       <w:spacing w:before="40"/>
       <w:outlineLvl w:val="1"/>

--- a/thesis/ASPNET-DK24TT80171-dangduongthang-quanlytroisinhvien.docx
+++ b/thesis/ASPNET-DK24TT80171-dangduongthang-quanlytroisinhvien.docx
@@ -1049,7 +1049,7 @@
           </mc:Choice>
           <mc:Fallback>
             <w:pict>
-              <v:group w14:anchorId="5D13C27D" id="Group 7" o:spid="_x0000_s1026" style="position:absolute;margin-left:84.85pt;margin-top:56.55pt;width:446.9pt;height:720.75pt;z-index:-251674112;mso-wrap-distance-left:0;mso-wrap-distance-right:0;mso-position-horizontal-relative:page;mso-position-vertical-relative:page;mso-width-relative:margin;mso-height-relative:margin" coordsize="53816,91535" o:gfxdata="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">
+              <v:group w14:anchorId="4E8FF897" id="Group 7" o:spid="_x0000_s1026" style="position:absolute;margin-left:84.85pt;margin-top:56.55pt;width:446.9pt;height:720.75pt;z-index:-251674112;mso-wrap-distance-left:0;mso-wrap-distance-right:0;mso-position-horizontal-relative:page;mso-position-vertical-relative:page;mso-width-relative:margin;mso-height-relative:margin" coordsize="53816,91535" o:gfxdata="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">
                 <v:shape id="Graphic 8" o:spid="_x0000_s1027" style="position:absolute;left:47;top:47;width:53721;height:91440;visibility:visible;mso-wrap-style:square;v-text-anchor:top" coordsize="5372100,9144000" o:gfxdata="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" path="m5372100,l,,,9144000r5372100,l5372100,xe" stroked="f">
                   <v:path arrowok="t"/>
                 </v:shape>
@@ -1795,7 +1795,7 @@
           </mc:Choice>
           <mc:Fallback>
             <w:pict>
-              <v:shape w14:anchorId="2AF3B3FA" id="Graphic 11" o:spid="_x0000_s1026" style="position:absolute;margin-left:87.6pt;margin-top:69.6pt;width:447pt;height:10in;z-index:-251647488;visibility:visible;mso-wrap-style:square;mso-width-percent:0;mso-wrap-distance-left:0;mso-wrap-distance-top:0;mso-wrap-distance-right:0;mso-wrap-distance-bottom:0;mso-position-horizontal:absolute;mso-position-horizontal-relative:page;mso-position-vertical:absolute;mso-position-vertical-relative:page;mso-width-percent:0;mso-width-relative:margin;v-text-anchor:top" coordsize="5372100,9144000" o:gfxdata="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" path="m,9144000r5372100,l5372100,,,,,9144000xe" filled="f">
+              <v:shape w14:anchorId="54FD425D" id="Graphic 11" o:spid="_x0000_s1026" style="position:absolute;margin-left:87.6pt;margin-top:69.6pt;width:447pt;height:10in;z-index:-251647488;visibility:visible;mso-wrap-style:square;mso-width-percent:0;mso-wrap-distance-left:0;mso-wrap-distance-top:0;mso-wrap-distance-right:0;mso-wrap-distance-bottom:0;mso-position-horizontal:absolute;mso-position-horizontal-relative:page;mso-position-vertical:absolute;mso-position-vertical-relative:page;mso-width-percent:0;mso-width-relative:margin;v-text-anchor:top" coordsize="5372100,9144000" o:gfxdata="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" path="m,9144000r5372100,l5372100,,,,,9144000xe" filled="f">
                 <v:path arrowok="t"/>
                 <w10:wrap anchorx="page" anchory="page"/>
               </v:shape>
@@ -19391,7 +19391,7 @@
         </mc:Choice>
         <mc:Fallback>
           <w:pict>
-            <v:shape w14:anchorId="7F9E6460" id="Graphic 12" o:spid="_x0000_s1026" style="position:absolute;margin-left:85.05pt;margin-top:795.8pt;width:457.5pt;height:5.25pt;z-index:-251658240;visibility:visible;mso-wrap-style:square;mso-width-percent:0;mso-height-percent:0;mso-wrap-distance-left:0;mso-wrap-distance-top:0;mso-wrap-distance-right:0;mso-wrap-distance-bottom:0;mso-position-horizontal:absolute;mso-position-horizontal-relative:page;mso-position-vertical:absolute;mso-position-vertical-relative:page;mso-width-percent:0;mso-height-percent:0;mso-width-relative:margin;mso-height-relative:margin;v-text-anchor:top" coordsize="5618480,56515" o:gfxdata="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" path="m5618353,18288l,18288,,56388r5618353,l5618353,18288xem5618353,l,,,9144r5618353,l5618353,xe" fillcolor="black" stroked="f">
+            <v:shape w14:anchorId="3E32721C" id="Graphic 12" o:spid="_x0000_s1026" style="position:absolute;margin-left:85.05pt;margin-top:795.8pt;width:457.5pt;height:5.25pt;z-index:-251658240;visibility:visible;mso-wrap-style:square;mso-width-percent:0;mso-height-percent:0;mso-wrap-distance-left:0;mso-wrap-distance-top:0;mso-wrap-distance-right:0;mso-wrap-distance-bottom:0;mso-position-horizontal:absolute;mso-position-horizontal-relative:page;mso-position-vertical:absolute;mso-position-vertical-relative:page;mso-width-percent:0;mso-height-percent:0;mso-width-relative:margin;mso-height-relative:margin;v-text-anchor:top" coordsize="5618480,56515" o:gfxdata="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" path="m5618353,18288l,18288,,56388r5618353,l5618353,18288xem5618353,l,,,9144r5618353,l5618353,xe" fillcolor="black" stroked="f">
               <v:path arrowok="t"/>
               <w10:wrap anchorx="page" anchory="page"/>
             </v:shape>
@@ -19516,7 +19516,7 @@
         </mc:Choice>
         <mc:Fallback>
           <w:pict>
-            <v:shape w14:anchorId="1C1091A4" id="Graphic 15" o:spid="_x0000_s1026" style="position:absolute;margin-left:84.75pt;margin-top:793.5pt;width:453.75pt;height:4.5pt;z-index:-251665408;visibility:visible;mso-wrap-style:square;mso-width-percent:0;mso-height-percent:0;mso-wrap-distance-left:0;mso-wrap-distance-top:0;mso-wrap-distance-right:0;mso-wrap-distance-bottom:0;mso-position-horizontal:absolute;mso-position-horizontal-relative:page;mso-position-vertical:absolute;mso-position-vertical-relative:page;mso-width-percent:0;mso-height-percent:0;mso-width-relative:margin;mso-height-relative:margin;v-text-anchor:top" coordsize="5389880,57150" o:gfxdata="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" path="m5389740,47256l,47256r,9436l5389740,56692r,-9436xem5389740,l,,,38100r5389740,l5389740,xe" fillcolor="black" stroked="f">
+            <v:shape w14:anchorId="247B1E12" id="Graphic 15" o:spid="_x0000_s1026" style="position:absolute;margin-left:84.75pt;margin-top:793.5pt;width:453.75pt;height:4.5pt;z-index:-251665408;visibility:visible;mso-wrap-style:square;mso-width-percent:0;mso-height-percent:0;mso-wrap-distance-left:0;mso-wrap-distance-top:0;mso-wrap-distance-right:0;mso-wrap-distance-bottom:0;mso-position-horizontal:absolute;mso-position-horizontal-relative:page;mso-position-vertical:absolute;mso-position-vertical-relative:page;mso-width-percent:0;mso-height-percent:0;mso-width-relative:margin;mso-height-relative:margin;v-text-anchor:top" coordsize="5389880,57150" o:gfxdata="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" path="m5389740,47256l,47256r,9436l5389740,56692r,-9436xem5389740,l,,,38100r5389740,l5389740,xe" fillcolor="black" stroked="f">
               <v:path arrowok="t"/>
               <w10:wrap anchorx="page" anchory="page"/>
             </v:shape>
@@ -20044,7 +20044,7 @@
         </mc:Choice>
         <mc:Fallback>
           <w:pict>
-            <v:shape w14:anchorId="7D95DAA5" id="Graphic 12" o:spid="_x0000_s1026" style="position:absolute;margin-left:85.05pt;margin-top:43.8pt;width:457.5pt;height:5.25pt;z-index:-251645952;visibility:visible;mso-wrap-style:square;mso-width-percent:0;mso-height-percent:0;mso-wrap-distance-left:0;mso-wrap-distance-top:0;mso-wrap-distance-right:0;mso-wrap-distance-bottom:0;mso-position-horizontal:absolute;mso-position-horizontal-relative:page;mso-position-vertical:absolute;mso-position-vertical-relative:page;mso-width-percent:0;mso-height-percent:0;mso-width-relative:margin;mso-height-relative:margin;v-text-anchor:top" coordsize="5618480,56515" o:gfxdata="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" path="m5618353,18288l,18288,,56388r5618353,l5618353,18288xem5618353,l,,,9144r5618353,l5618353,xe" fillcolor="black" stroked="f">
+            <v:shape w14:anchorId="159857BF" id="Graphic 12" o:spid="_x0000_s1026" style="position:absolute;margin-left:85.05pt;margin-top:43.8pt;width:457.5pt;height:5.25pt;z-index:-251645952;visibility:visible;mso-wrap-style:square;mso-width-percent:0;mso-height-percent:0;mso-wrap-distance-left:0;mso-wrap-distance-top:0;mso-wrap-distance-right:0;mso-wrap-distance-bottom:0;mso-position-horizontal:absolute;mso-position-horizontal-relative:page;mso-position-vertical:absolute;mso-position-vertical-relative:page;mso-width-percent:0;mso-height-percent:0;mso-width-relative:margin;mso-height-relative:margin;v-text-anchor:top" coordsize="5618480,56515" o:gfxdata="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" path="m5618353,18288l,18288,,56388r5618353,l5618353,18288xem5618353,l,,,9144r5618353,l5618353,xe" fillcolor="black" stroked="f">
               <v:path arrowok="t"/>
               <w10:wrap anchorx="page" anchory="page"/>
             </v:shape>
@@ -20509,7 +20509,7 @@
         </mc:Choice>
         <mc:Fallback>
           <w:pict>
-            <v:shape w14:anchorId="5B7468DE" id="Graphic 12" o:spid="_x0000_s1026" style="position:absolute;margin-left:84.75pt;margin-top:42.75pt;width:457.5pt;height:5.25pt;z-index:-251671552;visibility:visible;mso-wrap-style:square;mso-width-percent:0;mso-height-percent:0;mso-wrap-distance-left:0;mso-wrap-distance-top:0;mso-wrap-distance-right:0;mso-wrap-distance-bottom:0;mso-position-horizontal:absolute;mso-position-horizontal-relative:page;mso-position-vertical:absolute;mso-position-vertical-relative:page;mso-width-percent:0;mso-height-percent:0;mso-width-relative:margin;mso-height-relative:margin;v-text-anchor:top" coordsize="5618480,56515" o:gfxdata="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" path="m5618353,18288l,18288,,56388r5618353,l5618353,18288xem5618353,l,,,9144r5618353,l5618353,xe" fillcolor="black" stroked="f">
+            <v:shape w14:anchorId="7B37338D" id="Graphic 12" o:spid="_x0000_s1026" style="position:absolute;margin-left:84.75pt;margin-top:42.75pt;width:457.5pt;height:5.25pt;z-index:-251671552;visibility:visible;mso-wrap-style:square;mso-width-percent:0;mso-height-percent:0;mso-wrap-distance-left:0;mso-wrap-distance-top:0;mso-wrap-distance-right:0;mso-wrap-distance-bottom:0;mso-position-horizontal:absolute;mso-position-horizontal-relative:page;mso-position-vertical:absolute;mso-position-vertical-relative:page;mso-width-percent:0;mso-height-percent:0;mso-width-relative:margin;mso-height-relative:margin;v-text-anchor:top" coordsize="5618480,56515" o:gfxdata="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" path="m5618353,18288l,18288,,56388r5618353,l5618353,18288xem5618353,l,,,9144r5618353,l5618353,xe" fillcolor="black" stroked="f">
               <v:path arrowok="t"/>
               <w10:wrap anchorx="page" anchory="page"/>
             </v:shape>

--- a/thesis/ASPNET-DK24TT80171-dangduongthang-quanlytroisinhvien.docx
+++ b/thesis/ASPNET-DK24TT80171-dangduongthang-quanlytroisinhvien.docx
@@ -4,31 +4,16 @@
   <w:body>
     <w:p>
       <w:pPr>
-        <w:ind w:left="2160" w:firstLine="720"/>
-        <w:rPr>
-          <w:szCs w:val="26"/>
-        </w:rPr>
-      </w:pPr>
-      <w:r>
-        <w:rPr>
-          <w:szCs w:val="26"/>
-          <w:lang w:val="en-US"/>
-        </w:rPr>
-        <w:t xml:space="preserve">     </w:t>
-      </w:r>
-      <w:r>
-        <w:rPr>
-          <w:szCs w:val="26"/>
-          <w:lang w:val="en-US"/>
-        </w:rPr>
-        <w:t xml:space="preserve"> </w:t>
-      </w:r>
-      <w:r>
-        <w:rPr>
-          <w:szCs w:val="26"/>
-          <w:lang w:val="en-US"/>
-        </w:rPr>
-        <w:t xml:space="preserve">  </w:t>
+        <w:rPr>
+          <w:szCs w:val="26"/>
+        </w:rPr>
+      </w:pPr>
+      <w:r>
+        <w:rPr>
+          <w:szCs w:val="26"/>
+          <w:lang w:val="en-US"/>
+        </w:rPr>
+        <w:t xml:space="preserve">                                              </w:t>
       </w:r>
       <w:r>
         <w:rPr>
@@ -42,25 +27,7 @@
         <w:rPr>
           <w:lang w:val="en-US"/>
         </w:rPr>
-        <w:t xml:space="preserve">                                </w:t>
-      </w:r>
-      <w:r>
-        <w:rPr>
-          <w:lang w:val="en-US"/>
-        </w:rPr>
-        <w:t xml:space="preserve">  </w:t>
-      </w:r>
-      <w:r>
-        <w:rPr>
-          <w:lang w:val="en-US"/>
-        </w:rPr>
-        <w:t xml:space="preserve"> </w:t>
-      </w:r>
-      <w:r>
-        <w:rPr>
-          <w:lang w:val="en-US"/>
-        </w:rPr>
-        <w:t xml:space="preserve"> </w:t>
+        <w:t xml:space="preserve">                              </w:t>
       </w:r>
       <w:r>
         <w:t>TRƯỜNG</w:t>
@@ -82,55 +49,56 @@
           <w:bCs/>
           <w:lang w:val="en-US"/>
         </w:rPr>
-        <w:t xml:space="preserve">                                     </w:t>
+        <w:t xml:space="preserve">                                   </w:t>
       </w:r>
       <w:r>
         <w:rPr>
           <w:b/>
           <w:bCs/>
-          <w:lang w:val="en-US"/>
+        </w:rPr>
+        <w:t>KHOA CÔNG NGHỆ THÔNG TIN</w:t>
+      </w:r>
+    </w:p>
+    <w:p>
+      <w:pPr>
+        <w:jc w:val="center"/>
+        <w:rPr>
+          <w:szCs w:val="26"/>
+        </w:rPr>
+      </w:pPr>
+    </w:p>
+    <w:p>
+      <w:pPr>
+        <w:jc w:val="center"/>
+        <w:rPr>
+          <w:szCs w:val="26"/>
+        </w:rPr>
+      </w:pPr>
+    </w:p>
+    <w:p>
+      <w:pPr>
+        <w:rPr>
+          <w:szCs w:val="26"/>
+        </w:rPr>
+      </w:pPr>
+      <w:r>
+        <w:rPr>
+          <w:b/>
+          <w:noProof/>
+          <w:sz w:val="48"/>
+          <w:lang w:val="en-US" w:eastAsia="vi-VN"/>
+        </w:rPr>
+        <w:t xml:space="preserve">                          </w:t>
+      </w:r>
+      <w:r>
+        <w:rPr>
+          <w:b/>
+          <w:noProof/>
+          <w:sz w:val="48"/>
+          <w:lang w:val="en-US" w:eastAsia="vi-VN"/>
         </w:rPr>
         <w:t xml:space="preserve">  </w:t>
       </w:r>
-      <w:r>
-        <w:rPr>
-          <w:b/>
-          <w:bCs/>
-          <w:lang w:val="en-US"/>
-        </w:rPr>
-        <w:t xml:space="preserve"> </w:t>
-      </w:r>
-      <w:r>
-        <w:rPr>
-          <w:b/>
-          <w:bCs/>
-        </w:rPr>
-        <w:t>KHOA CÔNG NGHỆ THÔNG TIN</w:t>
-      </w:r>
-    </w:p>
-    <w:p>
-      <w:pPr>
-        <w:jc w:val="center"/>
-        <w:rPr>
-          <w:szCs w:val="26"/>
-        </w:rPr>
-      </w:pPr>
-    </w:p>
-    <w:p>
-      <w:pPr>
-        <w:jc w:val="center"/>
-        <w:rPr>
-          <w:szCs w:val="26"/>
-        </w:rPr>
-      </w:pPr>
-    </w:p>
-    <w:p>
-      <w:pPr>
-        <w:ind w:left="2880" w:firstLine="720"/>
-        <w:rPr>
-          <w:szCs w:val="26"/>
-        </w:rPr>
-      </w:pPr>
       <w:r>
         <w:rPr>
           <w:b/>
@@ -237,48 +205,40 @@
           <w:bCs/>
           <w:lang w:val="en-US"/>
         </w:rPr>
-        <w:t xml:space="preserve">                             </w:t>
+        <w:t xml:space="preserve">                            </w:t>
       </w:r>
       <w:r>
         <w:rPr>
           <w:b/>
           <w:bCs/>
+        </w:rPr>
+        <w:t>ĐỒ ÁN MÔN HỌC: CHUYÊN ĐỀ ASP.NET</w:t>
+      </w:r>
+    </w:p>
+    <w:p>
+      <w:pPr>
+        <w:ind w:left="2160"/>
+        <w:rPr>
+          <w:b/>
+          <w:szCs w:val="26"/>
+          <w:lang w:val="en-US"/>
+        </w:rPr>
+      </w:pPr>
+      <w:r>
+        <w:rPr>
+          <w:b/>
+          <w:szCs w:val="26"/>
+          <w:lang w:val="en-US"/>
+        </w:rPr>
+        <w:t xml:space="preserve">    </w:t>
+      </w:r>
+      <w:r>
+        <w:rPr>
+          <w:b/>
+          <w:szCs w:val="26"/>
           <w:lang w:val="en-US"/>
         </w:rPr>
         <w:t xml:space="preserve"> </w:t>
-      </w:r>
-      <w:r>
-        <w:rPr>
-          <w:b/>
-          <w:bCs/>
-        </w:rPr>
-        <w:t>ĐỒ ÁN MÔN HỌC: CHUYÊN ĐỀ ASP.NET</w:t>
-      </w:r>
-    </w:p>
-    <w:p>
-      <w:pPr>
-        <w:ind w:left="2160"/>
-        <w:rPr>
-          <w:b/>
-          <w:szCs w:val="26"/>
-          <w:lang w:val="en-US"/>
-        </w:rPr>
-      </w:pPr>
-      <w:r>
-        <w:rPr>
-          <w:b/>
-          <w:szCs w:val="26"/>
-          <w:lang w:val="en-US"/>
-        </w:rPr>
-        <w:t xml:space="preserve">      </w:t>
-      </w:r>
-      <w:r>
-        <w:rPr>
-          <w:b/>
-          <w:szCs w:val="26"/>
-          <w:lang w:val="en-US"/>
-        </w:rPr>
-        <w:t xml:space="preserve">  </w:t>
       </w:r>
       <w:r>
         <w:rPr>
@@ -327,7 +287,7 @@
           <w:szCs w:val="36"/>
           <w:lang w:val="en-US"/>
         </w:rPr>
-        <w:t xml:space="preserve">          </w:t>
+        <w:t xml:space="preserve">         </w:t>
       </w:r>
       <w:r>
         <w:rPr>
@@ -340,24 +300,6 @@
       </w:r>
       <w:r>
         <w:rPr>
-          <w:b/>
-          <w:sz w:val="36"/>
-          <w:szCs w:val="36"/>
-          <w:lang w:val="en-US"/>
-        </w:rPr>
-        <w:t xml:space="preserve"> </w:t>
-      </w:r>
-      <w:r>
-        <w:rPr>
-          <w:b/>
-          <w:sz w:val="36"/>
-          <w:szCs w:val="36"/>
-          <w:lang w:val="en-US"/>
-        </w:rPr>
-        <w:t xml:space="preserve"> </w:t>
-      </w:r>
-      <w:r>
-        <w:rPr>
           <w:rStyle w:val="Manh"/>
           <w:sz w:val="36"/>
           <w:szCs w:val="36"/>
@@ -404,179 +346,10 @@
         <mc:AlternateContent>
           <mc:Choice Requires="wps">
             <w:drawing>
-              <wp:anchor distT="0" distB="0" distL="114300" distR="114300" simplePos="0" relativeHeight="251650560" behindDoc="0" locked="0" layoutInCell="1" allowOverlap="1" wp14:anchorId="187673F7" wp14:editId="6F4888D2">
+              <wp:anchor distT="0" distB="0" distL="114300" distR="114300" simplePos="0" relativeHeight="251655168" behindDoc="0" locked="0" layoutInCell="1" allowOverlap="1" wp14:anchorId="4E792467" wp14:editId="5592D4E8">
                 <wp:simplePos x="0" y="0"/>
                 <wp:positionH relativeFrom="column">
-                  <wp:posOffset>3430905</wp:posOffset>
-                </wp:positionH>
-                <wp:positionV relativeFrom="paragraph">
-                  <wp:posOffset>363855</wp:posOffset>
-                </wp:positionV>
-                <wp:extent cx="2118360" cy="731520"/>
-                <wp:effectExtent l="0" t="0" r="0" b="0"/>
-                <wp:wrapNone/>
-                <wp:docPr id="36" name="Hộp Văn bản 36"/>
-                <wp:cNvGraphicFramePr>
-                  <a:graphicFrameLocks xmlns:a="http://schemas.openxmlformats.org/drawingml/2006/main"/>
-                </wp:cNvGraphicFramePr>
-                <a:graphic xmlns:a="http://schemas.openxmlformats.org/drawingml/2006/main">
-                  <a:graphicData uri="http://schemas.microsoft.com/office/word/2010/wordprocessingShape">
-                    <wps:wsp>
-                      <wps:cNvSpPr txBox="1">
-                        <a:spLocks noChangeArrowheads="1"/>
-                      </wps:cNvSpPr>
-                      <wps:spPr bwMode="auto">
-                        <a:xfrm>
-                          <a:off x="0" y="0"/>
-                          <a:ext cx="2118360" cy="731520"/>
-                        </a:xfrm>
-                        <a:prstGeom prst="rect">
-                          <a:avLst/>
-                        </a:prstGeom>
-                        <a:solidFill>
-                          <a:srgbClr val="FFFFFF"/>
-                        </a:solidFill>
-                        <a:ln>
-                          <a:noFill/>
-                        </a:ln>
-                        <a:extLst>
-                          <a:ext uri="{91240B29-F687-4F45-9708-019B960494DF}">
-                            <a14:hiddenLine xmlns:a14="http://schemas.microsoft.com/office/drawing/2010/main" w="9525">
-                              <a:solidFill>
-                                <a:srgbClr val="000000"/>
-                              </a:solidFill>
-                              <a:miter lim="800000"/>
-                              <a:headEnd/>
-                              <a:tailEnd/>
-                            </a14:hiddenLine>
-                          </a:ext>
-                        </a:extLst>
-                      </wps:spPr>
-                      <wps:txbx>
-                        <w:txbxContent>
-                          <w:p>
-                            <w:pPr>
-                              <w:rPr>
-                                <w:i/>
-                              </w:rPr>
-                            </w:pPr>
-                            <w:r>
-                              <w:rPr>
-                                <w:i/>
-                              </w:rPr>
-                              <w:t>Sinh viên thực hiện:</w:t>
-                            </w:r>
-                          </w:p>
-                          <w:p>
-                            <w:pPr>
-                              <w:rPr>
-                                <w:lang w:val="en-US"/>
-                              </w:rPr>
-                            </w:pPr>
-                            <w:r>
-                              <w:t>Họ tên:</w:t>
-                            </w:r>
-                            <w:r>
-                              <w:rPr>
-                                <w:lang w:val="en-US"/>
-                              </w:rPr>
-                              <w:t xml:space="preserve"> Đặng Dương Thắng</w:t>
-                            </w:r>
-                          </w:p>
-                          <w:p>
-                            <w:r>
-                              <w:t>MSSV:</w:t>
-                            </w:r>
-                          </w:p>
-                          <w:p>
-                            <w:r>
-                              <w:t>Lớp:</w:t>
-                            </w:r>
-                          </w:p>
-                        </w:txbxContent>
-                      </wps:txbx>
-                      <wps:bodyPr rot="0" vert="horz" wrap="square" lIns="91440" tIns="45720" rIns="91440" bIns="45720" anchor="t" anchorCtr="0" upright="1">
-                        <a:noAutofit/>
-                      </wps:bodyPr>
-                    </wps:wsp>
-                  </a:graphicData>
-                </a:graphic>
-                <wp14:sizeRelH relativeFrom="page">
-                  <wp14:pctWidth>0</wp14:pctWidth>
-                </wp14:sizeRelH>
-                <wp14:sizeRelV relativeFrom="page">
-                  <wp14:pctHeight>0</wp14:pctHeight>
-                </wp14:sizeRelV>
-              </wp:anchor>
-            </w:drawing>
-          </mc:Choice>
-          <mc:Fallback>
-            <w:pict>
-              <v:shapetype w14:anchorId="187673F7" id="_x0000_t202" coordsize="21600,21600" o:spt="202" path="m,l,21600r21600,l21600,xe">
-                <v:stroke joinstyle="miter"/>
-                <v:path gradientshapeok="t" o:connecttype="rect"/>
-              </v:shapetype>
-              <v:shape id="Hộp Văn bản 36" o:spid="_x0000_s1026" type="#_x0000_t202" style="position:absolute;margin-left:270.15pt;margin-top:28.65pt;width:166.8pt;height:57.6pt;z-index:251650560;visibility:visible;mso-wrap-style:square;mso-width-percent:0;mso-height-percent:0;mso-wrap-distance-left:9pt;mso-wrap-distance-top:0;mso-wrap-distance-right:9pt;mso-wrap-distance-bottom:0;mso-position-horizontal:absolute;mso-position-horizontal-relative:text;mso-position-vertical:absolute;mso-position-vertical-relative:text;mso-width-percent:0;mso-height-percent:0;mso-width-relative:page;mso-height-relative:page;v-text-anchor:top" o:gfxdata="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" stroked="f">
-                <v:textbox>
-                  <w:txbxContent>
-                    <w:p>
-                      <w:pPr>
-                        <w:rPr>
-                          <w:i/>
-                        </w:rPr>
-                      </w:pPr>
-                      <w:r>
-                        <w:rPr>
-                          <w:i/>
-                        </w:rPr>
-                        <w:t>Sinh viên thực hiện:</w:t>
-                      </w:r>
-                    </w:p>
-                    <w:p>
-                      <w:pPr>
-                        <w:rPr>
-                          <w:lang w:val="en-US"/>
-                        </w:rPr>
-                      </w:pPr>
-                      <w:r>
-                        <w:t>Họ tên:</w:t>
-                      </w:r>
-                      <w:r>
-                        <w:rPr>
-                          <w:lang w:val="en-US"/>
-                        </w:rPr>
-                        <w:t xml:space="preserve"> Đặng Dương Thắng</w:t>
-                      </w:r>
-                    </w:p>
-                    <w:p>
-                      <w:r>
-                        <w:t>MSSV:</w:t>
-                      </w:r>
-                    </w:p>
-                    <w:p>
-                      <w:r>
-                        <w:t>Lớp:</w:t>
-                      </w:r>
-                    </w:p>
-                  </w:txbxContent>
-                </v:textbox>
-              </v:shape>
-            </w:pict>
-          </mc:Fallback>
-        </mc:AlternateContent>
-      </w:r>
-      <w:r>
-        <w:rPr>
-          <w:noProof/>
-          <w:szCs w:val="26"/>
-        </w:rPr>
-        <mc:AlternateContent>
-          <mc:Choice Requires="wps">
-            <w:drawing>
-              <wp:anchor distT="0" distB="0" distL="114300" distR="114300" simplePos="0" relativeHeight="251648512" behindDoc="0" locked="0" layoutInCell="1" allowOverlap="1" wp14:anchorId="4E792467" wp14:editId="378067AD">
-                <wp:simplePos x="0" y="0"/>
-                <wp:positionH relativeFrom="column">
-                  <wp:posOffset>565785</wp:posOffset>
+                  <wp:posOffset>602071</wp:posOffset>
                 </wp:positionH>
                 <wp:positionV relativeFrom="paragraph">
                   <wp:posOffset>288925</wp:posOffset>
@@ -689,7 +462,11 @@
           </mc:Choice>
           <mc:Fallback>
             <w:pict>
-              <v:shape w14:anchorId="4E792467" id="Hộp Văn bản 37" o:spid="_x0000_s1027" type="#_x0000_t202" style="position:absolute;margin-left:44.55pt;margin-top:22.75pt;width:145.2pt;height:54pt;z-index:251648512;visibility:visible;mso-wrap-style:square;mso-width-percent:0;mso-height-percent:0;mso-wrap-distance-left:9pt;mso-wrap-distance-top:0;mso-wrap-distance-right:9pt;mso-wrap-distance-bottom:0;mso-position-horizontal:absolute;mso-position-horizontal-relative:text;mso-position-vertical:absolute;mso-position-vertical-relative:text;mso-width-percent:0;mso-height-percent:0;mso-width-relative:page;mso-height-relative:page;v-text-anchor:top" o:gfxdata="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" stroked="f">
+              <v:shapetype w14:anchorId="4E792467" id="_x0000_t202" coordsize="21600,21600" o:spt="202" path="m,l,21600r21600,l21600,xe">
+                <v:stroke joinstyle="miter"/>
+                <v:path gradientshapeok="t" o:connecttype="rect"/>
+              </v:shapetype>
+              <v:shape id="Hộp Văn bản 37" o:spid="_x0000_s1026" type="#_x0000_t202" style="position:absolute;margin-left:47.4pt;margin-top:22.75pt;width:145.2pt;height:54pt;z-index:251655168;visibility:visible;mso-wrap-style:square;mso-width-percent:0;mso-height-percent:0;mso-wrap-distance-left:9pt;mso-wrap-distance-top:0;mso-wrap-distance-right:9pt;mso-wrap-distance-bottom:0;mso-position-horizontal:absolute;mso-position-horizontal-relative:text;mso-position-vertical:absolute;mso-position-vertical-relative:text;mso-width-percent:0;mso-height-percent:0;mso-width-relative:page;mso-height-relative:page;v-text-anchor:top" o:gfxdata="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" stroked="f">
                 <v:textbox>
                   <w:txbxContent>
                     <w:p>
@@ -754,6 +531,171 @@
           <w:szCs w:val="26"/>
         </w:rPr>
       </w:pPr>
+      <w:r>
+        <w:rPr>
+          <w:noProof/>
+          <w:szCs w:val="26"/>
+        </w:rPr>
+        <mc:AlternateContent>
+          <mc:Choice Requires="wps">
+            <w:drawing>
+              <wp:anchor distT="0" distB="0" distL="114300" distR="114300" simplePos="0" relativeHeight="251659264" behindDoc="0" locked="0" layoutInCell="1" allowOverlap="1" wp14:anchorId="187673F7" wp14:editId="7AF8A1E5">
+                <wp:simplePos x="0" y="0"/>
+                <wp:positionH relativeFrom="column">
+                  <wp:posOffset>3326130</wp:posOffset>
+                </wp:positionH>
+                <wp:positionV relativeFrom="paragraph">
+                  <wp:posOffset>3175</wp:posOffset>
+                </wp:positionV>
+                <wp:extent cx="2118360" cy="731520"/>
+                <wp:effectExtent l="0" t="0" r="0" b="0"/>
+                <wp:wrapNone/>
+                <wp:docPr id="36" name="Hộp Văn bản 36"/>
+                <wp:cNvGraphicFramePr>
+                  <a:graphicFrameLocks xmlns:a="http://schemas.openxmlformats.org/drawingml/2006/main"/>
+                </wp:cNvGraphicFramePr>
+                <a:graphic xmlns:a="http://schemas.openxmlformats.org/drawingml/2006/main">
+                  <a:graphicData uri="http://schemas.microsoft.com/office/word/2010/wordprocessingShape">
+                    <wps:wsp>
+                      <wps:cNvSpPr txBox="1">
+                        <a:spLocks noChangeArrowheads="1"/>
+                      </wps:cNvSpPr>
+                      <wps:spPr bwMode="auto">
+                        <a:xfrm>
+                          <a:off x="0" y="0"/>
+                          <a:ext cx="2118360" cy="731520"/>
+                        </a:xfrm>
+                        <a:prstGeom prst="rect">
+                          <a:avLst/>
+                        </a:prstGeom>
+                        <a:solidFill>
+                          <a:srgbClr val="FFFFFF"/>
+                        </a:solidFill>
+                        <a:ln>
+                          <a:noFill/>
+                        </a:ln>
+                        <a:extLst>
+                          <a:ext uri="{91240B29-F687-4F45-9708-019B960494DF}">
+                            <a14:hiddenLine xmlns:a14="http://schemas.microsoft.com/office/drawing/2010/main" w="9525">
+                              <a:solidFill>
+                                <a:srgbClr val="000000"/>
+                              </a:solidFill>
+                              <a:miter lim="800000"/>
+                              <a:headEnd/>
+                              <a:tailEnd/>
+                            </a14:hiddenLine>
+                          </a:ext>
+                        </a:extLst>
+                      </wps:spPr>
+                      <wps:txbx>
+                        <w:txbxContent>
+                          <w:p>
+                            <w:pPr>
+                              <w:rPr>
+                                <w:i/>
+                              </w:rPr>
+                            </w:pPr>
+                            <w:r>
+                              <w:rPr>
+                                <w:i/>
+                              </w:rPr>
+                              <w:t>Sinh viên thực hiện:</w:t>
+                            </w:r>
+                          </w:p>
+                          <w:p>
+                            <w:pPr>
+                              <w:rPr>
+                                <w:lang w:val="en-US"/>
+                              </w:rPr>
+                            </w:pPr>
+                            <w:r>
+                              <w:t>Họ tên:</w:t>
+                            </w:r>
+                            <w:r>
+                              <w:rPr>
+                                <w:lang w:val="en-US"/>
+                              </w:rPr>
+                              <w:t xml:space="preserve"> Đặng Dương Thắng</w:t>
+                            </w:r>
+                          </w:p>
+                          <w:p>
+                            <w:r>
+                              <w:t>MSSV:</w:t>
+                            </w:r>
+                          </w:p>
+                          <w:p>
+                            <w:r>
+                              <w:t>Lớp:</w:t>
+                            </w:r>
+                          </w:p>
+                        </w:txbxContent>
+                      </wps:txbx>
+                      <wps:bodyPr rot="0" vert="horz" wrap="square" lIns="91440" tIns="45720" rIns="91440" bIns="45720" anchor="t" anchorCtr="0" upright="1">
+                        <a:noAutofit/>
+                      </wps:bodyPr>
+                    </wps:wsp>
+                  </a:graphicData>
+                </a:graphic>
+                <wp14:sizeRelH relativeFrom="page">
+                  <wp14:pctWidth>0</wp14:pctWidth>
+                </wp14:sizeRelH>
+                <wp14:sizeRelV relativeFrom="page">
+                  <wp14:pctHeight>0</wp14:pctHeight>
+                </wp14:sizeRelV>
+              </wp:anchor>
+            </w:drawing>
+          </mc:Choice>
+          <mc:Fallback>
+            <w:pict>
+              <v:shape w14:anchorId="187673F7" id="Hộp Văn bản 36" o:spid="_x0000_s1027" type="#_x0000_t202" style="position:absolute;left:0;text-align:left;margin-left:261.9pt;margin-top:.25pt;width:166.8pt;height:57.6pt;z-index:251659264;visibility:visible;mso-wrap-style:square;mso-width-percent:0;mso-height-percent:0;mso-wrap-distance-left:9pt;mso-wrap-distance-top:0;mso-wrap-distance-right:9pt;mso-wrap-distance-bottom:0;mso-position-horizontal:absolute;mso-position-horizontal-relative:text;mso-position-vertical:absolute;mso-position-vertical-relative:text;mso-width-percent:0;mso-height-percent:0;mso-width-relative:page;mso-height-relative:page;v-text-anchor:top" o:gfxdata="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" stroked="f">
+                <v:textbox>
+                  <w:txbxContent>
+                    <w:p>
+                      <w:pPr>
+                        <w:rPr>
+                          <w:i/>
+                        </w:rPr>
+                      </w:pPr>
+                      <w:r>
+                        <w:rPr>
+                          <w:i/>
+                        </w:rPr>
+                        <w:t>Sinh viên thực hiện:</w:t>
+                      </w:r>
+                    </w:p>
+                    <w:p>
+                      <w:pPr>
+                        <w:rPr>
+                          <w:lang w:val="en-US"/>
+                        </w:rPr>
+                      </w:pPr>
+                      <w:r>
+                        <w:t>Họ tên:</w:t>
+                      </w:r>
+                      <w:r>
+                        <w:rPr>
+                          <w:lang w:val="en-US"/>
+                        </w:rPr>
+                        <w:t xml:space="preserve"> Đặng Dương Thắng</w:t>
+                      </w:r>
+                    </w:p>
+                    <w:p>
+                      <w:r>
+                        <w:t>MSSV:</w:t>
+                      </w:r>
+                    </w:p>
+                    <w:p>
+                      <w:r>
+                        <w:t>Lớp:</w:t>
+                      </w:r>
+                    </w:p>
+                  </w:txbxContent>
+                </v:textbox>
+              </v:shape>
+            </w:pict>
+          </mc:Fallback>
+        </mc:AlternateContent>
+      </w:r>
     </w:p>
     <w:p>
       <w:pPr>
@@ -817,7 +759,7 @@
           <w:szCs w:val="26"/>
           <w:lang w:val="en-US"/>
         </w:rPr>
-        <w:t xml:space="preserve">                                                  </w:t>
+        <w:t xml:space="preserve">                                              </w:t>
       </w:r>
       <w:r>
         <w:rPr>
@@ -1049,7 +991,7 @@
           </mc:Choice>
           <mc:Fallback>
             <w:pict>
-              <v:group w14:anchorId="4E8FF897" id="Group 7" o:spid="_x0000_s1026" style="position:absolute;margin-left:84.85pt;margin-top:56.55pt;width:446.9pt;height:720.75pt;z-index:-251674112;mso-wrap-distance-left:0;mso-wrap-distance-right:0;mso-position-horizontal-relative:page;mso-position-vertical-relative:page;mso-width-relative:margin;mso-height-relative:margin" coordsize="53816,91535" o:gfxdata="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">
+              <v:group w14:anchorId="30294369" id="Group 7" o:spid="_x0000_s1026" style="position:absolute;margin-left:84.85pt;margin-top:56.55pt;width:446.9pt;height:720.75pt;z-index:-251674112;mso-wrap-distance-left:0;mso-wrap-distance-right:0;mso-position-horizontal-relative:page;mso-position-vertical-relative:page;mso-width-relative:margin;mso-height-relative:margin" coordsize="53816,91535" o:gfxdata="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">
                 <v:shape id="Graphic 8" o:spid="_x0000_s1027" style="position:absolute;left:47;top:47;width:53721;height:91440;visibility:visible;mso-wrap-style:square;v-text-anchor:top" coordsize="5372100,9144000" o:gfxdata="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" path="m5372100,l,,,9144000r5372100,l5372100,xe" stroked="f">
                   <v:path arrowok="t"/>
                 </v:shape>
@@ -1402,6 +1344,14 @@
         <w:rPr>
           <w:spacing w:val="-2"/>
           <w:sz w:val="24"/>
+          <w:lang w:val="en-US"/>
+        </w:rPr>
+        <w:t xml:space="preserve">    </w:t>
+      </w:r>
+      <w:r>
+        <w:rPr>
+          <w:spacing w:val="-2"/>
+          <w:sz w:val="24"/>
         </w:rPr>
         <w:t>.......................................................................................................................</w:t>
       </w:r>
@@ -1418,6 +1368,14 @@
         <w:rPr>
           <w:spacing w:val="-2"/>
           <w:sz w:val="24"/>
+          <w:lang w:val="en-US"/>
+        </w:rPr>
+        <w:t xml:space="preserve">    </w:t>
+      </w:r>
+      <w:r>
+        <w:rPr>
+          <w:spacing w:val="-2"/>
+          <w:sz w:val="24"/>
         </w:rPr>
         <w:t>.......................................................................................................................</w:t>
       </w:r>
@@ -1430,6 +1388,14 @@
           <w:sz w:val="24"/>
         </w:rPr>
       </w:pPr>
+      <w:r>
+        <w:rPr>
+          <w:spacing w:val="-2"/>
+          <w:sz w:val="24"/>
+          <w:lang w:val="en-US"/>
+        </w:rPr>
+        <w:t xml:space="preserve">    </w:t>
+      </w:r>
       <w:r>
         <w:rPr>
           <w:spacing w:val="-2"/>
@@ -1795,7 +1761,7 @@
           </mc:Choice>
           <mc:Fallback>
             <w:pict>
-              <v:shape w14:anchorId="54FD425D" id="Graphic 11" o:spid="_x0000_s1026" style="position:absolute;margin-left:87.6pt;margin-top:69.6pt;width:447pt;height:10in;z-index:-251647488;visibility:visible;mso-wrap-style:square;mso-width-percent:0;mso-wrap-distance-left:0;mso-wrap-distance-top:0;mso-wrap-distance-right:0;mso-wrap-distance-bottom:0;mso-position-horizontal:absolute;mso-position-horizontal-relative:page;mso-position-vertical:absolute;mso-position-vertical-relative:page;mso-width-percent:0;mso-width-relative:margin;v-text-anchor:top" coordsize="5372100,9144000" o:gfxdata="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" path="m,9144000r5372100,l5372100,,,,,9144000xe" filled="f">
+              <v:shape w14:anchorId="71467FD9" id="Graphic 11" o:spid="_x0000_s1026" style="position:absolute;margin-left:87.6pt;margin-top:69.6pt;width:447pt;height:10in;z-index:-251647488;visibility:visible;mso-wrap-style:square;mso-width-percent:0;mso-wrap-distance-left:0;mso-wrap-distance-top:0;mso-wrap-distance-right:0;mso-wrap-distance-bottom:0;mso-position-horizontal:absolute;mso-position-horizontal-relative:page;mso-position-vertical:absolute;mso-position-vertical-relative:page;mso-width-percent:0;mso-width-relative:margin;v-text-anchor:top" coordsize="5372100,9144000" o:gfxdata="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" path="m,9144000r5372100,l5372100,,,,,9144000xe" filled="f">
                 <v:path arrowok="t"/>
                 <w10:wrap anchorx="page" anchory="page"/>
               </v:shape>
@@ -2701,7 +2667,7 @@
           <w:r>
             <w:fldChar w:fldCharType="separate"/>
           </w:r>
-          <w:hyperlink w:anchor="_Toc232024905" w:history="1">
+          <w:hyperlink w:anchor="_Toc233473159" w:history="1">
             <w:r>
               <w:rPr>
                 <w:rStyle w:val="Siuktni"/>
@@ -2728,7 +2694,7 @@
                 <w:noProof/>
                 <w:webHidden/>
               </w:rPr>
-              <w:instrText xml:space="preserve"> PAGEREF _Toc232024905 \h </w:instrText>
+              <w:instrText xml:space="preserve"> PAGEREF _Toc233473159 \h </w:instrText>
             </w:r>
             <w:r>
               <w:rPr>
@@ -2776,7 +2742,7 @@
               <w14:ligatures w14:val="standardContextual"/>
             </w:rPr>
           </w:pPr>
-          <w:hyperlink w:anchor="_Toc232024906" w:history="1">
+          <w:hyperlink w:anchor="_Toc233473160" w:history="1">
             <w:r>
               <w:rPr>
                 <w:rStyle w:val="Siuktni"/>
@@ -2883,7 +2849,7 @@
                 <w:noProof/>
                 <w:webHidden/>
               </w:rPr>
-              <w:instrText xml:space="preserve"> PAGEREF _Toc232024906 \h </w:instrText>
+              <w:instrText xml:space="preserve"> PAGEREF _Toc233473160 \h </w:instrText>
             </w:r>
             <w:r>
               <w:rPr>
@@ -2931,7 +2897,7 @@
               <w14:ligatures w14:val="standardContextual"/>
             </w:rPr>
           </w:pPr>
-          <w:hyperlink w:anchor="_Toc232024907" w:history="1">
+          <w:hyperlink w:anchor="_Toc233473161" w:history="1">
             <w:r>
               <w:rPr>
                 <w:rStyle w:val="Siuktni"/>
@@ -3060,7 +3026,7 @@
                 <w:noProof/>
                 <w:webHidden/>
               </w:rPr>
-              <w:instrText xml:space="preserve"> PAGEREF _Toc232024907 \h </w:instrText>
+              <w:instrText xml:space="preserve"> PAGEREF _Toc233473161 \h </w:instrText>
             </w:r>
             <w:r>
               <w:rPr>
@@ -3108,7 +3074,7 @@
               <w14:ligatures w14:val="standardContextual"/>
             </w:rPr>
           </w:pPr>
-          <w:hyperlink w:anchor="_Toc232024908" w:history="1">
+          <w:hyperlink w:anchor="_Toc233473162" w:history="1">
             <w:r>
               <w:rPr>
                 <w:rStyle w:val="Siuktni"/>
@@ -3171,7 +3137,7 @@
                 <w:noProof/>
                 <w:webHidden/>
               </w:rPr>
-              <w:instrText xml:space="preserve"> PAGEREF _Toc232024908 \h </w:instrText>
+              <w:instrText xml:space="preserve"> PAGEREF _Toc233473162 \h </w:instrText>
             </w:r>
             <w:r>
               <w:rPr>
@@ -3219,7 +3185,7 @@
               <w14:ligatures w14:val="standardContextual"/>
             </w:rPr>
           </w:pPr>
-          <w:hyperlink w:anchor="_Toc232024909" w:history="1">
+          <w:hyperlink w:anchor="_Toc233473163" w:history="1">
             <w:r>
               <w:rPr>
                 <w:rStyle w:val="Siuktni"/>
@@ -3267,7 +3233,7 @@
                 <w:noProof/>
                 <w:webHidden/>
               </w:rPr>
-              <w:instrText xml:space="preserve"> PAGEREF _Toc232024909 \h </w:instrText>
+              <w:instrText xml:space="preserve"> PAGEREF _Toc233473163 \h </w:instrText>
             </w:r>
             <w:r>
               <w:rPr>
@@ -3315,7 +3281,7 @@
               <w14:ligatures w14:val="standardContextual"/>
             </w:rPr>
           </w:pPr>
-          <w:hyperlink w:anchor="_Toc232024910" w:history="1">
+          <w:hyperlink w:anchor="_Toc233473164" w:history="1">
             <w:r>
               <w:rPr>
                 <w:rStyle w:val="Siuktni"/>
@@ -3407,7 +3373,7 @@
                 <w:noProof/>
                 <w:webHidden/>
               </w:rPr>
-              <w:instrText xml:space="preserve"> PAGEREF _Toc232024910 \h </w:instrText>
+              <w:instrText xml:space="preserve"> PAGEREF _Toc233473164 \h </w:instrText>
             </w:r>
             <w:r>
               <w:rPr>
@@ -3455,7 +3421,7 @@
               <w14:ligatures w14:val="standardContextual"/>
             </w:rPr>
           </w:pPr>
-          <w:hyperlink w:anchor="_Toc232024911" w:history="1">
+          <w:hyperlink w:anchor="_Toc233473165" w:history="1">
             <w:r>
               <w:rPr>
                 <w:rStyle w:val="Siuktni"/>
@@ -3503,7 +3469,7 @@
                 <w:noProof/>
                 <w:webHidden/>
               </w:rPr>
-              <w:instrText xml:space="preserve"> PAGEREF _Toc232024911 \h </w:instrText>
+              <w:instrText xml:space="preserve"> PAGEREF _Toc233473165 \h </w:instrText>
             </w:r>
             <w:r>
               <w:rPr>
@@ -3551,7 +3517,7 @@
               <w14:ligatures w14:val="standardContextual"/>
             </w:rPr>
           </w:pPr>
-          <w:hyperlink w:anchor="_Toc232024912" w:history="1">
+          <w:hyperlink w:anchor="_Toc233473166" w:history="1">
             <w:r>
               <w:rPr>
                 <w:rStyle w:val="Siuktni"/>
@@ -3599,7 +3565,7 @@
                 <w:noProof/>
                 <w:webHidden/>
               </w:rPr>
-              <w:instrText xml:space="preserve"> PAGEREF _Toc232024912 \h </w:instrText>
+              <w:instrText xml:space="preserve"> PAGEREF _Toc233473166 \h </w:instrText>
             </w:r>
             <w:r>
               <w:rPr>
@@ -3647,7 +3613,7 @@
               <w14:ligatures w14:val="standardContextual"/>
             </w:rPr>
           </w:pPr>
-          <w:hyperlink w:anchor="_Toc232024913" w:history="1">
+          <w:hyperlink w:anchor="_Toc233473167" w:history="1">
             <w:r>
               <w:rPr>
                 <w:rStyle w:val="Siuktni"/>
@@ -3695,7 +3661,7 @@
                 <w:noProof/>
                 <w:webHidden/>
               </w:rPr>
-              <w:instrText xml:space="preserve"> PAGEREF _Toc232024913 \h </w:instrText>
+              <w:instrText xml:space="preserve"> PAGEREF _Toc233473167 \h </w:instrText>
             </w:r>
             <w:r>
               <w:rPr>
@@ -3743,7 +3709,7 @@
               <w14:ligatures w14:val="standardContextual"/>
             </w:rPr>
           </w:pPr>
-          <w:hyperlink w:anchor="_Toc232024914" w:history="1">
+          <w:hyperlink w:anchor="_Toc233473168" w:history="1">
             <w:r>
               <w:rPr>
                 <w:rStyle w:val="Siuktni"/>
@@ -3791,7 +3757,7 @@
                 <w:noProof/>
                 <w:webHidden/>
               </w:rPr>
-              <w:instrText xml:space="preserve"> PAGEREF _Toc232024914 \h </w:instrText>
+              <w:instrText xml:space="preserve"> PAGEREF _Toc233473168 \h </w:instrText>
             </w:r>
             <w:r>
               <w:rPr>
@@ -3838,7 +3804,7 @@
               <w14:ligatures w14:val="standardContextual"/>
             </w:rPr>
           </w:pPr>
-          <w:hyperlink w:anchor="_Toc232024915" w:history="1">
+          <w:hyperlink w:anchor="_Toc233473169" w:history="1">
             <w:r>
               <w:rPr>
                 <w:rStyle w:val="Siuktni"/>
@@ -3958,7 +3924,7 @@
                 <w:noProof/>
                 <w:webHidden/>
               </w:rPr>
-              <w:instrText xml:space="preserve"> PAGEREF _Toc232024915 \h </w:instrText>
+              <w:instrText xml:space="preserve"> PAGEREF _Toc233473169 \h </w:instrText>
             </w:r>
             <w:r>
               <w:rPr>
@@ -4006,7 +3972,16 @@
               <w14:ligatures w14:val="standardContextual"/>
             </w:rPr>
           </w:pPr>
-          <w:hyperlink w:anchor="_Toc232024916" w:history="1">
+          <w:r>
+            <w:rPr>
+              <w:rStyle w:val="Siuktni"/>
+              <w:noProof/>
+              <w:u w:val="none"/>
+              <w:lang w:val="en-US"/>
+            </w:rPr>
+            <w:t xml:space="preserve">    </w:t>
+          </w:r>
+          <w:hyperlink w:anchor="_Toc233473170" w:history="1">
             <w:r>
               <w:rPr>
                 <w:rStyle w:val="Siuktni"/>
@@ -4053,7 +4028,7 @@
                 <w:noProof/>
                 <w:webHidden/>
               </w:rPr>
-              <w:instrText xml:space="preserve"> PAGEREF _Toc232024916 \h </w:instrText>
+              <w:instrText xml:space="preserve"> PAGEREF _Toc233473170 \h </w:instrText>
             </w:r>
             <w:r>
               <w:rPr>
@@ -4101,7 +4076,7 @@
               <w14:ligatures w14:val="standardContextual"/>
             </w:rPr>
           </w:pPr>
-          <w:hyperlink w:anchor="_Toc232024917" w:history="1">
+          <w:hyperlink w:anchor="_Toc233473171" w:history="1">
             <w:r>
               <w:rPr>
                 <w:rStyle w:val="Siuktni"/>
@@ -4148,7 +4123,7 @@
                 <w:noProof/>
                 <w:webHidden/>
               </w:rPr>
-              <w:instrText xml:space="preserve"> PAGEREF _Toc232024917 \h </w:instrText>
+              <w:instrText xml:space="preserve"> PAGEREF _Toc233473171 \h </w:instrText>
             </w:r>
             <w:r>
               <w:rPr>
@@ -4168,7 +4143,7 @@
                 <w:noProof/>
                 <w:webHidden/>
               </w:rPr>
-              <w:t>12</w:t>
+              <w:t>13</w:t>
             </w:r>
             <w:r>
               <w:rPr>
@@ -4196,7 +4171,16 @@
               <w14:ligatures w14:val="standardContextual"/>
             </w:rPr>
           </w:pPr>
-          <w:hyperlink w:anchor="_Toc232024918" w:history="1">
+          <w:r>
+            <w:rPr>
+              <w:rStyle w:val="Siuktni"/>
+              <w:noProof/>
+              <w:u w:val="none"/>
+              <w:lang w:val="en-US"/>
+            </w:rPr>
+            <w:t xml:space="preserve">    </w:t>
+          </w:r>
+          <w:hyperlink w:anchor="_Toc233473172" w:history="1">
             <w:r>
               <w:rPr>
                 <w:rStyle w:val="Siuktni"/>
@@ -4218,89 +4202,6 @@
             </w:r>
             <w:r>
               <w:rPr>
-                <w:rStyle w:val="Siuktni"/>
-                <w:noProof/>
-                <w:lang w:val="en-US"/>
-              </w:rPr>
-              <w:t>Hệ quản trị cơ sở dữ liệu SQL Server</w:t>
-            </w:r>
-            <w:r>
-              <w:rPr>
-                <w:noProof/>
-                <w:webHidden/>
-              </w:rPr>
-              <w:tab/>
-            </w:r>
-            <w:r>
-              <w:rPr>
-                <w:noProof/>
-                <w:webHidden/>
-              </w:rPr>
-              <w:fldChar w:fldCharType="begin"/>
-            </w:r>
-            <w:r>
-              <w:rPr>
-                <w:noProof/>
-                <w:webHidden/>
-              </w:rPr>
-              <w:instrText xml:space="preserve"> PAGEREF _Toc232024918 \h </w:instrText>
-            </w:r>
-            <w:r>
-              <w:rPr>
-                <w:noProof/>
-                <w:webHidden/>
-              </w:rPr>
-            </w:r>
-            <w:r>
-              <w:rPr>
-                <w:noProof/>
-                <w:webHidden/>
-              </w:rPr>
-              <w:fldChar w:fldCharType="separate"/>
-            </w:r>
-            <w:r>
-              <w:rPr>
-                <w:noProof/>
-                <w:webHidden/>
-              </w:rPr>
-              <w:t>13</w:t>
-            </w:r>
-            <w:r>
-              <w:rPr>
-                <w:noProof/>
-                <w:webHidden/>
-              </w:rPr>
-              <w:fldChar w:fldCharType="end"/>
-            </w:r>
-          </w:hyperlink>
-        </w:p>
-        <w:p>
-          <w:pPr>
-            <w:pStyle w:val="Mucluc3"/>
-            <w:tabs>
-              <w:tab w:val="left" w:pos="1440"/>
-              <w:tab w:val="right" w:leader="dot" w:pos="9065"/>
-            </w:tabs>
-            <w:rPr>
-              <w:rFonts w:asciiTheme="minorHAnsi" w:eastAsiaTheme="minorEastAsia" w:hAnsiTheme="minorHAnsi" w:cstheme="minorBidi"/>
-              <w:noProof/>
-              <w:kern w:val="2"/>
-              <w:sz w:val="24"/>
-              <w:szCs w:val="24"/>
-              <w:lang w:val="en-US"/>
-              <w14:ligatures w14:val="standardContextual"/>
-            </w:rPr>
-          </w:pPr>
-          <w:hyperlink w:anchor="_Toc232024919" w:history="1">
-            <w:r>
-              <w:rPr>
-                <w:rStyle w:val="Siuktni"/>
-                <w:noProof/>
-              </w:rPr>
-              <w:t>1.3.1.</w:t>
-            </w:r>
-            <w:r>
-              <w:rPr>
                 <w:rFonts w:asciiTheme="minorHAnsi" w:eastAsiaTheme="minorEastAsia" w:hAnsiTheme="minorHAnsi" w:cstheme="minorBidi"/>
                 <w:noProof/>
                 <w:kern w:val="2"/>
@@ -4309,56 +4210,56 @@
                 <w:lang w:val="en-US"/>
                 <w14:ligatures w14:val="standardContextual"/>
               </w:rPr>
+              <w:t xml:space="preserve">     </w:t>
+            </w:r>
+            <w:r>
+              <w:rPr>
+                <w:rStyle w:val="Siuktni"/>
+                <w:noProof/>
+                <w:lang w:val="en-US"/>
+              </w:rPr>
+              <w:t>Hệ quản trị cơ sở dữ liệu SQL Server</w:t>
+            </w:r>
+            <w:r>
+              <w:rPr>
+                <w:noProof/>
+                <w:webHidden/>
+              </w:rPr>
               <w:tab/>
             </w:r>
             <w:r>
               <w:rPr>
-                <w:rStyle w:val="Siuktni"/>
-                <w:noProof/>
-                <w:lang w:val="en-US"/>
-              </w:rPr>
-              <w:t>Khái niệm</w:t>
-            </w:r>
-            <w:r>
-              <w:rPr>
                 <w:noProof/>
                 <w:webHidden/>
               </w:rPr>
-              <w:tab/>
+              <w:fldChar w:fldCharType="begin"/>
             </w:r>
             <w:r>
               <w:rPr>
                 <w:noProof/>
                 <w:webHidden/>
               </w:rPr>
-              <w:fldChar w:fldCharType="begin"/>
+              <w:instrText xml:space="preserve"> PAGEREF _Toc233473172 \h </w:instrText>
             </w:r>
             <w:r>
               <w:rPr>
                 <w:noProof/>
                 <w:webHidden/>
               </w:rPr>
-              <w:instrText xml:space="preserve"> PAGEREF _Toc232024919 \h </w:instrText>
             </w:r>
             <w:r>
               <w:rPr>
                 <w:noProof/>
                 <w:webHidden/>
               </w:rPr>
+              <w:fldChar w:fldCharType="separate"/>
             </w:r>
             <w:r>
               <w:rPr>
                 <w:noProof/>
                 <w:webHidden/>
               </w:rPr>
-              <w:fldChar w:fldCharType="separate"/>
-            </w:r>
-            <w:r>
-              <w:rPr>
-                <w:noProof/>
-                <w:webHidden/>
-              </w:rPr>
-              <w:t>13</w:t>
+              <w:t>14</w:t>
             </w:r>
             <w:r>
               <w:rPr>
@@ -4386,7 +4287,7 @@
               <w14:ligatures w14:val="standardContextual"/>
             </w:rPr>
           </w:pPr>
-          <w:hyperlink w:anchor="_Toc232024920" w:history="1">
+          <w:hyperlink w:anchor="_Toc233473174" w:history="1">
             <w:r>
               <w:rPr>
                 <w:rStyle w:val="Siuktni"/>
@@ -4433,7 +4334,7 @@
                 <w:noProof/>
                 <w:webHidden/>
               </w:rPr>
-              <w:instrText xml:space="preserve"> PAGEREF _Toc232024920 \h </w:instrText>
+              <w:instrText xml:space="preserve"> PAGEREF _Toc233473174 \h </w:instrText>
             </w:r>
             <w:r>
               <w:rPr>
@@ -4453,7 +4354,7 @@
                 <w:noProof/>
                 <w:webHidden/>
               </w:rPr>
-              <w:t>13</w:t>
+              <w:t>15</w:t>
             </w:r>
             <w:r>
               <w:rPr>
@@ -4481,7 +4382,7 @@
               <w14:ligatures w14:val="standardContextual"/>
             </w:rPr>
           </w:pPr>
-          <w:hyperlink w:anchor="_Toc232024921" w:history="1">
+          <w:hyperlink w:anchor="_Toc233473175" w:history="1">
             <w:r>
               <w:rPr>
                 <w:rStyle w:val="Siuktni"/>
@@ -4528,7 +4429,7 @@
                 <w:noProof/>
                 <w:webHidden/>
               </w:rPr>
-              <w:instrText xml:space="preserve"> PAGEREF _Toc232024921 \h </w:instrText>
+              <w:instrText xml:space="preserve"> PAGEREF _Toc233473175 \h </w:instrText>
             </w:r>
             <w:r>
               <w:rPr>
@@ -4548,7 +4449,7 @@
                 <w:noProof/>
                 <w:webHidden/>
               </w:rPr>
-              <w:t>13</w:t>
+              <w:t>15</w:t>
             </w:r>
             <w:r>
               <w:rPr>
@@ -4576,7 +4477,7 @@
               <w14:ligatures w14:val="standardContextual"/>
             </w:rPr>
           </w:pPr>
-          <w:hyperlink w:anchor="_Toc232024922" w:history="1">
+          <w:hyperlink w:anchor="_Toc233473176" w:history="1">
             <w:r>
               <w:rPr>
                 <w:rStyle w:val="Siuktni"/>
@@ -4623,7 +4524,7 @@
                 <w:noProof/>
                 <w:webHidden/>
               </w:rPr>
-              <w:instrText xml:space="preserve"> PAGEREF _Toc232024922 \h </w:instrText>
+              <w:instrText xml:space="preserve"> PAGEREF _Toc233473176 \h </w:instrText>
             </w:r>
             <w:r>
               <w:rPr>
@@ -4643,103 +4544,7 @@
                 <w:noProof/>
                 <w:webHidden/>
               </w:rPr>
-              <w:t>14</w:t>
-            </w:r>
-            <w:r>
-              <w:rPr>
-                <w:noProof/>
-                <w:webHidden/>
-              </w:rPr>
-              <w:fldChar w:fldCharType="end"/>
-            </w:r>
-          </w:hyperlink>
-        </w:p>
-        <w:p>
-          <w:pPr>
-            <w:pStyle w:val="Mucluc3"/>
-            <w:tabs>
-              <w:tab w:val="left" w:pos="960"/>
-              <w:tab w:val="right" w:leader="dot" w:pos="9065"/>
-            </w:tabs>
-            <w:rPr>
-              <w:rFonts w:asciiTheme="minorHAnsi" w:eastAsiaTheme="minorEastAsia" w:hAnsiTheme="minorHAnsi" w:cstheme="minorBidi"/>
-              <w:noProof/>
-              <w:kern w:val="2"/>
-              <w:sz w:val="24"/>
-              <w:szCs w:val="24"/>
-              <w:lang w:val="en-US"/>
-              <w14:ligatures w14:val="standardContextual"/>
-            </w:rPr>
-          </w:pPr>
-          <w:hyperlink w:anchor="_Toc232024923" w:history="1">
-            <w:r>
-              <w:rPr>
-                <w:rStyle w:val="Siuktni"/>
-                <w:bCs/>
-                <w:noProof/>
-                <w:w w:val="99"/>
-              </w:rPr>
-              <w:t>2.</w:t>
-            </w:r>
-            <w:r>
-              <w:rPr>
-                <w:rFonts w:asciiTheme="minorHAnsi" w:eastAsiaTheme="minorEastAsia" w:hAnsiTheme="minorHAnsi" w:cstheme="minorBidi"/>
-                <w:noProof/>
-                <w:kern w:val="2"/>
-                <w:sz w:val="24"/>
-                <w:szCs w:val="24"/>
-                <w:lang w:val="en-US"/>
-                <w14:ligatures w14:val="standardContextual"/>
-              </w:rPr>
-              <w:tab/>
-            </w:r>
-            <w:r>
-              <w:rPr>
-                <w:rStyle w:val="Siuktni"/>
-                <w:noProof/>
-              </w:rPr>
-              <w:t>Mô tả bài toán</w:t>
-            </w:r>
-            <w:r>
-              <w:rPr>
-                <w:noProof/>
-                <w:webHidden/>
-              </w:rPr>
-              <w:tab/>
-            </w:r>
-            <w:r>
-              <w:rPr>
-                <w:noProof/>
-                <w:webHidden/>
-              </w:rPr>
-              <w:fldChar w:fldCharType="begin"/>
-            </w:r>
-            <w:r>
-              <w:rPr>
-                <w:noProof/>
-                <w:webHidden/>
-              </w:rPr>
-              <w:instrText xml:space="preserve"> PAGEREF _Toc232024923 \h </w:instrText>
-            </w:r>
-            <w:r>
-              <w:rPr>
-                <w:noProof/>
-                <w:webHidden/>
-              </w:rPr>
-            </w:r>
-            <w:r>
-              <w:rPr>
-                <w:noProof/>
-                <w:webHidden/>
-              </w:rPr>
-              <w:fldChar w:fldCharType="separate"/>
-            </w:r>
-            <w:r>
-              <w:rPr>
-                <w:noProof/>
-                <w:webHidden/>
-              </w:rPr>
-              <w:t>14</w:t>
+              <w:t>16</w:t>
             </w:r>
             <w:r>
               <w:rPr>
@@ -4766,7 +4571,7 @@
               <w14:ligatures w14:val="standardContextual"/>
             </w:rPr>
           </w:pPr>
-          <w:hyperlink w:anchor="_Toc232024924" w:history="1">
+          <w:hyperlink w:anchor="_Toc233473178" w:history="1">
             <w:r>
               <w:rPr>
                 <w:rStyle w:val="Siuktni"/>
@@ -4892,7 +4697,7 @@
                 <w:noProof/>
                 <w:webHidden/>
               </w:rPr>
-              <w:instrText xml:space="preserve"> PAGEREF _Toc232024924 \h </w:instrText>
+              <w:instrText xml:space="preserve"> PAGEREF _Toc233473178 \h </w:instrText>
             </w:r>
             <w:r>
               <w:rPr>
@@ -4912,7 +4717,7 @@
                 <w:noProof/>
                 <w:webHidden/>
               </w:rPr>
-              <w:t>15</w:t>
+              <w:t>19</w:t>
             </w:r>
             <w:r>
               <w:rPr>
@@ -4940,7 +4745,7 @@
               <w14:ligatures w14:val="standardContextual"/>
             </w:rPr>
           </w:pPr>
-          <w:hyperlink w:anchor="_Toc232024925" w:history="1">
+          <w:hyperlink w:anchor="_Toc233473179" w:history="1">
             <w:r>
               <w:rPr>
                 <w:rStyle w:val="Siuktni"/>
@@ -4987,7 +4792,7 @@
                 <w:noProof/>
                 <w:webHidden/>
               </w:rPr>
-              <w:instrText xml:space="preserve"> PAGEREF _Toc232024925 \h </w:instrText>
+              <w:instrText xml:space="preserve"> PAGEREF _Toc233473179 \h </w:instrText>
             </w:r>
             <w:r>
               <w:rPr>
@@ -5007,7 +4812,7 @@
                 <w:noProof/>
                 <w:webHidden/>
               </w:rPr>
-              <w:t>15</w:t>
+              <w:t>19</w:t>
             </w:r>
             <w:r>
               <w:rPr>
@@ -5035,7 +4840,7 @@
               <w14:ligatures w14:val="standardContextual"/>
             </w:rPr>
           </w:pPr>
-          <w:hyperlink w:anchor="_Toc232024926" w:history="1">
+          <w:hyperlink w:anchor="_Toc233473180" w:history="1">
             <w:r>
               <w:rPr>
                 <w:rStyle w:val="Siuktni"/>
@@ -5089,7 +4894,7 @@
                 <w:noProof/>
                 <w:webHidden/>
               </w:rPr>
-              <w:instrText xml:space="preserve"> PAGEREF _Toc232024926 \h </w:instrText>
+              <w:instrText xml:space="preserve"> PAGEREF _Toc233473180 \h </w:instrText>
             </w:r>
             <w:r>
               <w:rPr>
@@ -5109,7 +4914,7 @@
                 <w:noProof/>
                 <w:webHidden/>
               </w:rPr>
-              <w:t>16</w:t>
+              <w:t>20</w:t>
             </w:r>
             <w:r>
               <w:rPr>
@@ -5137,7 +4942,7 @@
               <w14:ligatures w14:val="standardContextual"/>
             </w:rPr>
           </w:pPr>
-          <w:hyperlink w:anchor="_Toc232024927" w:history="1">
+          <w:hyperlink w:anchor="_Toc233473181" w:history="1">
             <w:r>
               <w:rPr>
                 <w:rStyle w:val="Siuktni"/>
@@ -5184,7 +4989,7 @@
                 <w:noProof/>
                 <w:webHidden/>
               </w:rPr>
-              <w:instrText xml:space="preserve"> PAGEREF _Toc232024927 \h </w:instrText>
+              <w:instrText xml:space="preserve"> PAGEREF _Toc233473181 \h </w:instrText>
             </w:r>
             <w:r>
               <w:rPr>
@@ -5204,7 +5009,7 @@
                 <w:noProof/>
                 <w:webHidden/>
               </w:rPr>
-              <w:t>18</w:t>
+              <w:t>22</w:t>
             </w:r>
             <w:r>
               <w:rPr>
@@ -5232,7 +5037,7 @@
               <w14:ligatures w14:val="standardContextual"/>
             </w:rPr>
           </w:pPr>
-          <w:hyperlink w:anchor="_Toc232024928" w:history="1">
+          <w:hyperlink w:anchor="_Toc233473182" w:history="1">
             <w:r>
               <w:rPr>
                 <w:rStyle w:val="Siuktni"/>
@@ -5279,7 +5084,7 @@
                 <w:noProof/>
                 <w:webHidden/>
               </w:rPr>
-              <w:instrText xml:space="preserve"> PAGEREF _Toc232024928 \h </w:instrText>
+              <w:instrText xml:space="preserve"> PAGEREF _Toc233473182 \h </w:instrText>
             </w:r>
             <w:r>
               <w:rPr>
@@ -5299,7 +5104,7 @@
                 <w:noProof/>
                 <w:webHidden/>
               </w:rPr>
-              <w:t>19</w:t>
+              <w:t>23</w:t>
             </w:r>
             <w:r>
               <w:rPr>
@@ -5327,7 +5132,7 @@
               <w14:ligatures w14:val="standardContextual"/>
             </w:rPr>
           </w:pPr>
-          <w:hyperlink w:anchor="_Toc232024929" w:history="1">
+          <w:hyperlink w:anchor="_Toc233473183" w:history="1">
             <w:r>
               <w:rPr>
                 <w:rStyle w:val="Siuktni"/>
@@ -5374,7 +5179,7 @@
                 <w:noProof/>
                 <w:webHidden/>
               </w:rPr>
-              <w:instrText xml:space="preserve"> PAGEREF _Toc232024929 \h </w:instrText>
+              <w:instrText xml:space="preserve"> PAGEREF _Toc233473183 \h </w:instrText>
             </w:r>
             <w:r>
               <w:rPr>
@@ -5394,7 +5199,7 @@
                 <w:noProof/>
                 <w:webHidden/>
               </w:rPr>
-              <w:t>20</w:t>
+              <w:t>24</w:t>
             </w:r>
             <w:r>
               <w:rPr>
@@ -5421,7 +5226,7 @@
               <w14:ligatures w14:val="standardContextual"/>
             </w:rPr>
           </w:pPr>
-          <w:hyperlink w:anchor="_Toc232024930" w:history="1">
+          <w:hyperlink w:anchor="_Toc233473184" w:history="1">
             <w:r>
               <w:rPr>
                 <w:rStyle w:val="Siuktni"/>
@@ -5532,7 +5337,7 @@
                 <w:noProof/>
                 <w:webHidden/>
               </w:rPr>
-              <w:instrText xml:space="preserve"> PAGEREF _Toc232024930 \h </w:instrText>
+              <w:instrText xml:space="preserve"> PAGEREF _Toc233473184 \h </w:instrText>
             </w:r>
             <w:r>
               <w:rPr>
@@ -5552,7 +5357,7 @@
                 <w:noProof/>
                 <w:webHidden/>
               </w:rPr>
-              <w:t>26</w:t>
+              <w:t>32</w:t>
             </w:r>
             <w:r>
               <w:rPr>
@@ -5580,7 +5385,7 @@
               <w14:ligatures w14:val="standardContextual"/>
             </w:rPr>
           </w:pPr>
-          <w:hyperlink w:anchor="_Toc232024931" w:history="1">
+          <w:hyperlink w:anchor="_Toc233473185" w:history="1">
             <w:r>
               <w:rPr>
                 <w:rStyle w:val="Siuktni"/>
@@ -5627,7 +5432,7 @@
                 <w:noProof/>
                 <w:webHidden/>
               </w:rPr>
-              <w:instrText xml:space="preserve"> PAGEREF _Toc232024931 \h </w:instrText>
+              <w:instrText xml:space="preserve"> PAGEREF _Toc233473185 \h </w:instrText>
             </w:r>
             <w:r>
               <w:rPr>
@@ -5647,7 +5452,7 @@
                 <w:noProof/>
                 <w:webHidden/>
               </w:rPr>
-              <w:t>26</w:t>
+              <w:t>32</w:t>
             </w:r>
             <w:r>
               <w:rPr>
@@ -5674,7 +5479,7 @@
               <w14:ligatures w14:val="standardContextual"/>
             </w:rPr>
           </w:pPr>
-          <w:hyperlink w:anchor="_Toc232024932" w:history="1">
+          <w:hyperlink w:anchor="_Toc233473186" w:history="1">
             <w:r>
               <w:rPr>
                 <w:rStyle w:val="Siuktni"/>
@@ -5815,7 +5620,7 @@
                 <w:noProof/>
                 <w:webHidden/>
               </w:rPr>
-              <w:instrText xml:space="preserve"> PAGEREF _Toc232024932 \h </w:instrText>
+              <w:instrText xml:space="preserve"> PAGEREF _Toc233473186 \h </w:instrText>
             </w:r>
             <w:r>
               <w:rPr>
@@ -5835,7 +5640,7 @@
                 <w:noProof/>
                 <w:webHidden/>
               </w:rPr>
-              <w:t>37</w:t>
+              <w:t>43</w:t>
             </w:r>
             <w:r>
               <w:rPr>
@@ -5863,7 +5668,7 @@
               <w14:ligatures w14:val="standardContextual"/>
             </w:rPr>
           </w:pPr>
-          <w:hyperlink w:anchor="_Toc232024933" w:history="1">
+          <w:hyperlink w:anchor="_Toc233473187" w:history="1">
             <w:r>
               <w:rPr>
                 <w:rStyle w:val="Siuktni"/>
@@ -5910,7 +5715,7 @@
                 <w:noProof/>
                 <w:webHidden/>
               </w:rPr>
-              <w:instrText xml:space="preserve"> PAGEREF _Toc232024933 \h </w:instrText>
+              <w:instrText xml:space="preserve"> PAGEREF _Toc233473187 \h </w:instrText>
             </w:r>
             <w:r>
               <w:rPr>
@@ -5930,7 +5735,7 @@
                 <w:noProof/>
                 <w:webHidden/>
               </w:rPr>
-              <w:t>37</w:t>
+              <w:t>43</w:t>
             </w:r>
             <w:r>
               <w:rPr>
@@ -5958,7 +5763,7 @@
               <w14:ligatures w14:val="standardContextual"/>
             </w:rPr>
           </w:pPr>
-          <w:hyperlink w:anchor="_Toc232024934" w:history="1">
+          <w:hyperlink w:anchor="_Toc233473188" w:history="1">
             <w:r>
               <w:rPr>
                 <w:rStyle w:val="Siuktni"/>
@@ -6005,7 +5810,7 @@
                 <w:noProof/>
                 <w:webHidden/>
               </w:rPr>
-              <w:instrText xml:space="preserve"> PAGEREF _Toc232024934 \h </w:instrText>
+              <w:instrText xml:space="preserve"> PAGEREF _Toc233473188 \h </w:instrText>
             </w:r>
             <w:r>
               <w:rPr>
@@ -6025,7 +5830,7 @@
                 <w:noProof/>
                 <w:webHidden/>
               </w:rPr>
-              <w:t>39</w:t>
+              <w:t>45</w:t>
             </w:r>
             <w:r>
               <w:rPr>
@@ -6165,7 +5970,7 @@
         </w:rPr>
         <w:fldChar w:fldCharType="separate"/>
       </w:r>
-      <w:hyperlink w:anchor="_Toc232024620" w:history="1">
+      <w:hyperlink w:anchor="_Toc233473300" w:history="1">
         <w:r>
           <w:rPr>
             <w:rStyle w:val="Siuktni"/>
@@ -6200,7 +6005,7 @@
             <w:noProof/>
             <w:webHidden/>
           </w:rPr>
-          <w:instrText xml:space="preserve"> PAGEREF _Toc232024620 \h </w:instrText>
+          <w:instrText xml:space="preserve"> PAGEREF _Toc233473300 \h </w:instrText>
         </w:r>
         <w:r>
           <w:rPr>
@@ -6220,7 +6025,7 @@
             <w:noProof/>
             <w:webHidden/>
           </w:rPr>
-          <w:t>18</w:t>
+          <w:t>22</w:t>
         </w:r>
         <w:r>
           <w:rPr>
@@ -6247,7 +6052,7 @@
           <w14:ligatures w14:val="standardContextual"/>
         </w:rPr>
       </w:pPr>
-      <w:hyperlink w:anchor="_Toc232024621" w:history="1">
+      <w:hyperlink w:anchor="_Toc233473301" w:history="1">
         <w:r>
           <w:rPr>
             <w:rStyle w:val="Siuktni"/>
@@ -6282,7 +6087,7 @@
             <w:noProof/>
             <w:webHidden/>
           </w:rPr>
-          <w:instrText xml:space="preserve"> PAGEREF _Toc232024621 \h </w:instrText>
+          <w:instrText xml:space="preserve"> PAGEREF _Toc233473301 \h </w:instrText>
         </w:r>
         <w:r>
           <w:rPr>
@@ -6302,7 +6107,7 @@
             <w:noProof/>
             <w:webHidden/>
           </w:rPr>
-          <w:t>19</w:t>
+          <w:t>23</w:t>
         </w:r>
         <w:r>
           <w:rPr>
@@ -6329,7 +6134,7 @@
           <w14:ligatures w14:val="standardContextual"/>
         </w:rPr>
       </w:pPr>
-      <w:hyperlink w:anchor="_Toc232024622" w:history="1">
+      <w:hyperlink w:anchor="_Toc233473302" w:history="1">
         <w:r>
           <w:rPr>
             <w:rStyle w:val="Siuktni"/>
@@ -6364,7 +6169,7 @@
             <w:noProof/>
             <w:webHidden/>
           </w:rPr>
-          <w:instrText xml:space="preserve"> PAGEREF _Toc232024622 \h </w:instrText>
+          <w:instrText xml:space="preserve"> PAGEREF _Toc233473302 \h </w:instrText>
         </w:r>
         <w:r>
           <w:rPr>
@@ -6384,7 +6189,7 @@
             <w:noProof/>
             <w:webHidden/>
           </w:rPr>
-          <w:t>20</w:t>
+          <w:t>24</w:t>
         </w:r>
         <w:r>
           <w:rPr>
@@ -6411,7 +6216,7 @@
           <w14:ligatures w14:val="standardContextual"/>
         </w:rPr>
       </w:pPr>
-      <w:hyperlink w:anchor="_Toc232024623" w:history="1">
+      <w:hyperlink w:anchor="_Toc233473303" w:history="1">
         <w:r>
           <w:rPr>
             <w:rStyle w:val="Siuktni"/>
@@ -6446,7 +6251,7 @@
             <w:noProof/>
             <w:webHidden/>
           </w:rPr>
-          <w:instrText xml:space="preserve"> PAGEREF _Toc232024623 \h </w:instrText>
+          <w:instrText xml:space="preserve"> PAGEREF _Toc233473303 \h </w:instrText>
         </w:r>
         <w:r>
           <w:rPr>
@@ -6466,7 +6271,7 @@
             <w:noProof/>
             <w:webHidden/>
           </w:rPr>
-          <w:t>22</w:t>
+          <w:t>28</w:t>
         </w:r>
         <w:r>
           <w:rPr>
@@ -6493,7 +6298,7 @@
           <w14:ligatures w14:val="standardContextual"/>
         </w:rPr>
       </w:pPr>
-      <w:hyperlink w:anchor="_Toc232024624" w:history="1">
+      <w:hyperlink w:anchor="_Toc233473304" w:history="1">
         <w:r>
           <w:rPr>
             <w:rStyle w:val="Siuktni"/>
@@ -6528,7 +6333,7 @@
             <w:noProof/>
             <w:webHidden/>
           </w:rPr>
-          <w:instrText xml:space="preserve"> PAGEREF _Toc232024624 \h </w:instrText>
+          <w:instrText xml:space="preserve"> PAGEREF _Toc233473304 \h </w:instrText>
         </w:r>
         <w:r>
           <w:rPr>
@@ -6548,7 +6353,7 @@
             <w:noProof/>
             <w:webHidden/>
           </w:rPr>
-          <w:t>24</w:t>
+          <w:t>30</w:t>
         </w:r>
         <w:r>
           <w:rPr>
@@ -6575,7 +6380,7 @@
           <w14:ligatures w14:val="standardContextual"/>
         </w:rPr>
       </w:pPr>
-      <w:hyperlink w:anchor="_Toc232024625" w:history="1">
+      <w:hyperlink w:anchor="_Toc233473305" w:history="1">
         <w:r>
           <w:rPr>
             <w:rStyle w:val="Siuktni"/>
@@ -6610,7 +6415,7 @@
             <w:noProof/>
             <w:webHidden/>
           </w:rPr>
-          <w:instrText xml:space="preserve"> PAGEREF _Toc232024625 \h </w:instrText>
+          <w:instrText xml:space="preserve"> PAGEREF _Toc233473305 \h </w:instrText>
         </w:r>
         <w:r>
           <w:rPr>
@@ -6630,7 +6435,7 @@
             <w:noProof/>
             <w:webHidden/>
           </w:rPr>
-          <w:t>26</w:t>
+          <w:t>32</w:t>
         </w:r>
         <w:r>
           <w:rPr>
@@ -6657,7 +6462,7 @@
           <w14:ligatures w14:val="standardContextual"/>
         </w:rPr>
       </w:pPr>
-      <w:hyperlink w:anchor="_Toc232024626" w:history="1">
+      <w:hyperlink w:anchor="_Toc233473306" w:history="1">
         <w:r>
           <w:rPr>
             <w:rStyle w:val="Siuktni"/>
@@ -6692,7 +6497,7 @@
             <w:noProof/>
             <w:webHidden/>
           </w:rPr>
-          <w:instrText xml:space="preserve"> PAGEREF _Toc232024626 \h </w:instrText>
+          <w:instrText xml:space="preserve"> PAGEREF _Toc233473306 \h </w:instrText>
         </w:r>
         <w:r>
           <w:rPr>
@@ -6712,7 +6517,7 @@
             <w:noProof/>
             <w:webHidden/>
           </w:rPr>
-          <w:t>27</w:t>
+          <w:t>33</w:t>
         </w:r>
         <w:r>
           <w:rPr>
@@ -6739,7 +6544,7 @@
           <w14:ligatures w14:val="standardContextual"/>
         </w:rPr>
       </w:pPr>
-      <w:hyperlink w:anchor="_Toc232024627" w:history="1">
+      <w:hyperlink w:anchor="_Toc233473307" w:history="1">
         <w:r>
           <w:rPr>
             <w:rStyle w:val="Siuktni"/>
@@ -6774,7 +6579,7 @@
             <w:noProof/>
             <w:webHidden/>
           </w:rPr>
-          <w:instrText xml:space="preserve"> PAGEREF _Toc232024627 \h </w:instrText>
+          <w:instrText xml:space="preserve"> PAGEREF _Toc233473307 \h </w:instrText>
         </w:r>
         <w:r>
           <w:rPr>
@@ -6794,7 +6599,7 @@
             <w:noProof/>
             <w:webHidden/>
           </w:rPr>
-          <w:t>28</w:t>
+          <w:t>34</w:t>
         </w:r>
         <w:r>
           <w:rPr>
@@ -6821,7 +6626,7 @@
           <w14:ligatures w14:val="standardContextual"/>
         </w:rPr>
       </w:pPr>
-      <w:hyperlink w:anchor="_Toc232024628" w:history="1">
+      <w:hyperlink w:anchor="_Toc233473308" w:history="1">
         <w:r>
           <w:rPr>
             <w:rStyle w:val="Siuktni"/>
@@ -6856,7 +6661,7 @@
             <w:noProof/>
             <w:webHidden/>
           </w:rPr>
-          <w:instrText xml:space="preserve"> PAGEREF _Toc232024628 \h </w:instrText>
+          <w:instrText xml:space="preserve"> PAGEREF _Toc233473308 \h </w:instrText>
         </w:r>
         <w:r>
           <w:rPr>
@@ -6876,7 +6681,7 @@
             <w:noProof/>
             <w:webHidden/>
           </w:rPr>
-          <w:t>29</w:t>
+          <w:t>35</w:t>
         </w:r>
         <w:r>
           <w:rPr>
@@ -6903,7 +6708,7 @@
           <w14:ligatures w14:val="standardContextual"/>
         </w:rPr>
       </w:pPr>
-      <w:hyperlink w:anchor="_Toc232024629" w:history="1">
+      <w:hyperlink w:anchor="_Toc233473309" w:history="1">
         <w:r>
           <w:rPr>
             <w:rStyle w:val="Siuktni"/>
@@ -6938,7 +6743,7 @@
             <w:noProof/>
             <w:webHidden/>
           </w:rPr>
-          <w:instrText xml:space="preserve"> PAGEREF _Toc232024629 \h </w:instrText>
+          <w:instrText xml:space="preserve"> PAGEREF _Toc233473309 \h </w:instrText>
         </w:r>
         <w:r>
           <w:rPr>
@@ -6958,7 +6763,7 @@
             <w:noProof/>
             <w:webHidden/>
           </w:rPr>
-          <w:t>30</w:t>
+          <w:t>36</w:t>
         </w:r>
         <w:r>
           <w:rPr>
@@ -6985,7 +6790,7 @@
           <w14:ligatures w14:val="standardContextual"/>
         </w:rPr>
       </w:pPr>
-      <w:hyperlink w:anchor="_Toc232024630" w:history="1">
+      <w:hyperlink w:anchor="_Toc233473310" w:history="1">
         <w:r>
           <w:rPr>
             <w:rStyle w:val="Siuktni"/>
@@ -7020,7 +6825,7 @@
             <w:noProof/>
             <w:webHidden/>
           </w:rPr>
-          <w:instrText xml:space="preserve"> PAGEREF _Toc232024630 \h </w:instrText>
+          <w:instrText xml:space="preserve"> PAGEREF _Toc233473310 \h </w:instrText>
         </w:r>
         <w:r>
           <w:rPr>
@@ -7040,7 +6845,7 @@
             <w:noProof/>
             <w:webHidden/>
           </w:rPr>
-          <w:t>30</w:t>
+          <w:t>36</w:t>
         </w:r>
         <w:r>
           <w:rPr>
@@ -7067,7 +6872,7 @@
           <w14:ligatures w14:val="standardContextual"/>
         </w:rPr>
       </w:pPr>
-      <w:hyperlink w:anchor="_Toc232024631" w:history="1">
+      <w:hyperlink w:anchor="_Toc233473311" w:history="1">
         <w:r>
           <w:rPr>
             <w:rStyle w:val="Siuktni"/>
@@ -7102,7 +6907,7 @@
             <w:noProof/>
             <w:webHidden/>
           </w:rPr>
-          <w:instrText xml:space="preserve"> PAGEREF _Toc232024631 \h </w:instrText>
+          <w:instrText xml:space="preserve"> PAGEREF _Toc233473311 \h </w:instrText>
         </w:r>
         <w:r>
           <w:rPr>
@@ -7122,7 +6927,7 @@
             <w:noProof/>
             <w:webHidden/>
           </w:rPr>
-          <w:t>31</w:t>
+          <w:t>37</w:t>
         </w:r>
         <w:r>
           <w:rPr>
@@ -7149,7 +6954,7 @@
           <w14:ligatures w14:val="standardContextual"/>
         </w:rPr>
       </w:pPr>
-      <w:hyperlink w:anchor="_Toc232024632" w:history="1">
+      <w:hyperlink w:anchor="_Toc233473312" w:history="1">
         <w:r>
           <w:rPr>
             <w:rStyle w:val="Siuktni"/>
@@ -7184,7 +6989,7 @@
             <w:noProof/>
             <w:webHidden/>
           </w:rPr>
-          <w:instrText xml:space="preserve"> PAGEREF _Toc232024632 \h </w:instrText>
+          <w:instrText xml:space="preserve"> PAGEREF _Toc233473312 \h </w:instrText>
         </w:r>
         <w:r>
           <w:rPr>
@@ -7204,7 +7009,7 @@
             <w:noProof/>
             <w:webHidden/>
           </w:rPr>
-          <w:t>32</w:t>
+          <w:t>38</w:t>
         </w:r>
         <w:r>
           <w:rPr>
@@ -7231,7 +7036,7 @@
           <w14:ligatures w14:val="standardContextual"/>
         </w:rPr>
       </w:pPr>
-      <w:hyperlink w:anchor="_Toc232024633" w:history="1">
+      <w:hyperlink w:anchor="_Toc233473313" w:history="1">
         <w:r>
           <w:rPr>
             <w:rStyle w:val="Siuktni"/>
@@ -7266,7 +7071,7 @@
             <w:noProof/>
             <w:webHidden/>
           </w:rPr>
-          <w:instrText xml:space="preserve"> PAGEREF _Toc232024633 \h </w:instrText>
+          <w:instrText xml:space="preserve"> PAGEREF _Toc233473313 \h </w:instrText>
         </w:r>
         <w:r>
           <w:rPr>
@@ -7286,7 +7091,7 @@
             <w:noProof/>
             <w:webHidden/>
           </w:rPr>
-          <w:t>33</w:t>
+          <w:t>39</w:t>
         </w:r>
         <w:r>
           <w:rPr>
@@ -7313,7 +7118,7 @@
           <w14:ligatures w14:val="standardContextual"/>
         </w:rPr>
       </w:pPr>
-      <w:hyperlink w:anchor="_Toc232024634" w:history="1">
+      <w:hyperlink w:anchor="_Toc233473314" w:history="1">
         <w:r>
           <w:rPr>
             <w:rStyle w:val="Siuktni"/>
@@ -7348,7 +7153,7 @@
             <w:noProof/>
             <w:webHidden/>
           </w:rPr>
-          <w:instrText xml:space="preserve"> PAGEREF _Toc232024634 \h </w:instrText>
+          <w:instrText xml:space="preserve"> PAGEREF _Toc233473314 \h </w:instrText>
         </w:r>
         <w:r>
           <w:rPr>
@@ -7368,7 +7173,7 @@
             <w:noProof/>
             <w:webHidden/>
           </w:rPr>
-          <w:t>34</w:t>
+          <w:t>40</w:t>
         </w:r>
         <w:r>
           <w:rPr>
@@ -7395,7 +7200,7 @@
           <w14:ligatures w14:val="standardContextual"/>
         </w:rPr>
       </w:pPr>
-      <w:hyperlink w:anchor="_Toc232024635" w:history="1">
+      <w:hyperlink w:anchor="_Toc233473315" w:history="1">
         <w:r>
           <w:rPr>
             <w:rStyle w:val="Siuktni"/>
@@ -7430,7 +7235,7 @@
             <w:noProof/>
             <w:webHidden/>
           </w:rPr>
-          <w:instrText xml:space="preserve"> PAGEREF _Toc232024635 \h </w:instrText>
+          <w:instrText xml:space="preserve"> PAGEREF _Toc233473315 \h </w:instrText>
         </w:r>
         <w:r>
           <w:rPr>
@@ -7450,7 +7255,7 @@
             <w:noProof/>
             <w:webHidden/>
           </w:rPr>
-          <w:t>35</w:t>
+          <w:t>41</w:t>
         </w:r>
         <w:r>
           <w:rPr>
@@ -7477,7 +7282,7 @@
           <w14:ligatures w14:val="standardContextual"/>
         </w:rPr>
       </w:pPr>
-      <w:hyperlink w:anchor="_Toc232024636" w:history="1">
+      <w:hyperlink w:anchor="_Toc233473316" w:history="1">
         <w:r>
           <w:rPr>
             <w:rStyle w:val="Siuktni"/>
@@ -7512,7 +7317,7 @@
             <w:noProof/>
             <w:webHidden/>
           </w:rPr>
-          <w:instrText xml:space="preserve"> PAGEREF _Toc232024636 \h </w:instrText>
+          <w:instrText xml:space="preserve"> PAGEREF _Toc233473316 \h </w:instrText>
         </w:r>
         <w:r>
           <w:rPr>
@@ -7532,7 +7337,7 @@
             <w:noProof/>
             <w:webHidden/>
           </w:rPr>
-          <w:t>36</w:t>
+          <w:t>42</w:t>
         </w:r>
         <w:r>
           <w:rPr>
@@ -7736,7 +7541,7 @@
         </w:rPr>
         <w:fldChar w:fldCharType="separate"/>
       </w:r>
-      <w:hyperlink w:anchor="_Toc232024637" w:history="1">
+      <w:hyperlink w:anchor="_Toc233473339" w:history="1">
         <w:r>
           <w:rPr>
             <w:rStyle w:val="Siuktni"/>
@@ -7771,7 +7576,7 @@
             <w:noProof/>
             <w:webHidden/>
           </w:rPr>
-          <w:instrText xml:space="preserve"> PAGEREF _Toc232024637 \h </w:instrText>
+          <w:instrText xml:space="preserve"> PAGEREF _Toc233473339 \h </w:instrText>
         </w:r>
         <w:r>
           <w:rPr>
@@ -7818,7 +7623,7 @@
           <w14:ligatures w14:val="standardContextual"/>
         </w:rPr>
       </w:pPr>
-      <w:hyperlink w:anchor="_Toc232024638" w:history="1">
+      <w:hyperlink w:anchor="_Toc233473340" w:history="1">
         <w:r>
           <w:rPr>
             <w:rStyle w:val="Siuktni"/>
@@ -7853,7 +7658,7 @@
             <w:noProof/>
             <w:webHidden/>
           </w:rPr>
-          <w:instrText xml:space="preserve"> PAGEREF _Toc232024638 \h </w:instrText>
+          <w:instrText xml:space="preserve"> PAGEREF _Toc233473340 \h </w:instrText>
         </w:r>
         <w:r>
           <w:rPr>
@@ -7873,7 +7678,7 @@
             <w:noProof/>
             <w:webHidden/>
           </w:rPr>
-          <w:t>19</w:t>
+          <w:t>23</w:t>
         </w:r>
         <w:r>
           <w:rPr>
@@ -7900,7 +7705,7 @@
           <w14:ligatures w14:val="standardContextual"/>
         </w:rPr>
       </w:pPr>
-      <w:hyperlink w:anchor="_Toc232024639" w:history="1">
+      <w:hyperlink w:anchor="_Toc233473341" w:history="1">
         <w:r>
           <w:rPr>
             <w:rStyle w:val="Siuktni"/>
@@ -7935,7 +7740,7 @@
             <w:noProof/>
             <w:webHidden/>
           </w:rPr>
-          <w:instrText xml:space="preserve"> PAGEREF _Toc232024639 \h </w:instrText>
+          <w:instrText xml:space="preserve"> PAGEREF _Toc233473341 \h </w:instrText>
         </w:r>
         <w:r>
           <w:rPr>
@@ -7955,7 +7760,7 @@
             <w:noProof/>
             <w:webHidden/>
           </w:rPr>
-          <w:t>22</w:t>
+          <w:t>28</w:t>
         </w:r>
         <w:r>
           <w:rPr>
@@ -9171,7 +8976,7 @@
           <w:cols w:space="720"/>
         </w:sectPr>
       </w:pPr>
-      <w:bookmarkStart w:id="0" w:name="_Toc232024637"/>
+      <w:bookmarkStart w:id="0" w:name="_Toc233473339"/>
       <w:r>
         <w:rPr>
           <w:color w:val="000000" w:themeColor="text1"/>
@@ -9359,7 +9164,7 @@
         <w:pStyle w:val="u1"/>
       </w:pPr>
       <w:bookmarkStart w:id="1" w:name="_Toc231479977"/>
-      <w:bookmarkStart w:id="2" w:name="_Toc232024905"/>
+      <w:bookmarkStart w:id="2" w:name="_Toc233473159"/>
       <w:r>
         <w:lastRenderedPageBreak/>
         <w:t>MỞ ĐẦU</w:t>
@@ -9372,7 +9177,7 @@
         <w:pStyle w:val="u2"/>
         <w:ind w:left="426" w:hanging="426"/>
       </w:pPr>
-      <w:bookmarkStart w:id="3" w:name="_Toc232024906"/>
+      <w:bookmarkStart w:id="3" w:name="_Toc233473160"/>
       <w:r>
         <w:t>Lý</w:t>
       </w:r>
@@ -9463,7 +9268,7 @@
         </w:rPr>
         <w:t xml:space="preserve"> </w:t>
       </w:r>
-      <w:bookmarkStart w:id="4" w:name="_Toc232024907"/>
+      <w:bookmarkStart w:id="4" w:name="_Toc233473161"/>
       <w:r>
         <w:t>Đối</w:t>
       </w:r>
@@ -9531,7 +9336,7 @@
           <w:lang w:val="en-US"/>
         </w:rPr>
       </w:pPr>
-      <w:bookmarkStart w:id="5" w:name="_Toc232024908"/>
+      <w:bookmarkStart w:id="5" w:name="_Toc233473162"/>
       <w:r>
         <w:rPr>
           <w:lang w:val="en-US"/>
@@ -9573,7 +9378,7 @@
           <w:lang w:val="en-US"/>
         </w:rPr>
       </w:pPr>
-      <w:bookmarkStart w:id="6" w:name="_Toc232024909"/>
+      <w:bookmarkStart w:id="6" w:name="_Toc233473163"/>
       <w:r>
         <w:rPr>
           <w:lang w:val="en-US"/>
@@ -9696,7 +9501,7 @@
         <w:pStyle w:val="u2"/>
         <w:ind w:left="0" w:firstLine="0"/>
       </w:pPr>
-      <w:bookmarkStart w:id="7" w:name="_Toc232024910"/>
+      <w:bookmarkStart w:id="7" w:name="_Toc233473164"/>
       <w:r>
         <w:t>Phương</w:t>
       </w:r>
@@ -9743,7 +9548,7 @@
           <w:lang w:val="en-US"/>
         </w:rPr>
       </w:pPr>
-      <w:bookmarkStart w:id="8" w:name="_Toc232024911"/>
+      <w:bookmarkStart w:id="8" w:name="_Toc233473165"/>
       <w:r>
         <w:rPr>
           <w:lang w:val="en-US"/>
@@ -9776,7 +9581,7 @@
           <w:lang w:val="en-US"/>
         </w:rPr>
       </w:pPr>
-      <w:bookmarkStart w:id="9" w:name="_Toc232024912"/>
+      <w:bookmarkStart w:id="9" w:name="_Toc233473166"/>
       <w:r>
         <w:rPr>
           <w:lang w:val="en-US"/>
@@ -9809,7 +9614,7 @@
           <w:lang w:val="en-US"/>
         </w:rPr>
       </w:pPr>
-      <w:bookmarkStart w:id="10" w:name="_Toc232024913"/>
+      <w:bookmarkStart w:id="10" w:name="_Toc233473167"/>
       <w:r>
         <w:rPr>
           <w:lang w:val="en-US"/>
@@ -9842,7 +9647,7 @@
           <w:lang w:val="en-US"/>
         </w:rPr>
       </w:pPr>
-      <w:bookmarkStart w:id="11" w:name="_Toc232024914"/>
+      <w:bookmarkStart w:id="11" w:name="_Toc233473168"/>
       <w:r>
         <w:rPr>
           <w:lang w:val="en-US"/>
@@ -9889,7 +9694,7 @@
         </w:rPr>
       </w:pPr>
       <w:bookmarkStart w:id="12" w:name="_Toc231479978"/>
-      <w:bookmarkStart w:id="13" w:name="_Toc232024915"/>
+      <w:bookmarkStart w:id="13" w:name="_Toc233473169"/>
       <w:r>
         <w:rPr>
           <w:color w:val="000000" w:themeColor="text1"/>
@@ -9990,7 +9795,7 @@
         </w:rPr>
         <w:t xml:space="preserve"> </w:t>
       </w:r>
-      <w:bookmarkStart w:id="14" w:name="_Toc232024916"/>
+      <w:bookmarkStart w:id="14" w:name="_Toc233473170"/>
       <w:r>
         <w:rPr>
           <w:lang w:val="en-US"/>
@@ -10011,14 +9816,296 @@
           <w:szCs w:val="26"/>
           <w:lang w:val="en-US"/>
         </w:rPr>
-        <w:t>Hiện nay, nhu cầu thuê phòng trọ của sinh viên ngày càng tăng, đặc biệt tại các khu vực tập trung nhiều trường đại học, cao đẳng. Việc quản lý thông tin phòng trọ, người thuê, hợp đồng và hóa đơn bằng phương pháp thủ công gây nhiều khó khăn cho chủ nhà trọ. Do đó, việc xây dựng một hệ thống quản lý phòng trọ trên nền tảng web là cần thiết nhằm nâng cao hiệu quả quản lý và giảm thiểu sai sót trong quá trình vận hành</w:t>
-      </w:r>
-      <w:r>
-        <w:rPr>
-          <w:szCs w:val="26"/>
-          <w:lang w:val="en-US"/>
-        </w:rPr>
-        <w:t>.</w:t>
+        <w:t>Trong những năm gần đây, cùng với sự phát triển của các trường đại học, cao đẳng và trung tâm đào tạo, nhu cầu thuê phòng trọ của sinh viên ngày càng gia tăng. Đặc biệt tại các thành phố lớn và khu vực tập trung nhiều cơ sở giáo dục, số lượng phòng trọ và người thuê thường xuyên biến động, dẫn đến khối lượng công việc quản lý ngày càng lớn.</w:t>
+      </w:r>
+    </w:p>
+    <w:p>
+      <w:pPr>
+        <w:rPr>
+          <w:szCs w:val="26"/>
+          <w:lang w:val="en-US"/>
+        </w:rPr>
+      </w:pPr>
+      <w:r>
+        <w:rPr>
+          <w:szCs w:val="26"/>
+          <w:lang w:val="en-US"/>
+        </w:rPr>
+        <w:t>Hiện nay, nhiều chủ nhà trọ vẫn sử dụng các phương pháp quản lý thủ công như ghi chép bằng sổ sách hoặc lưu trữ dữ liệu trên bảng tính Excel. Các phương pháp này tuy đơn giản nhưng tồn tại nhiều hạn chế như:</w:t>
+      </w:r>
+    </w:p>
+    <w:p>
+      <w:pPr>
+        <w:numPr>
+          <w:ilvl w:val="0"/>
+          <w:numId w:val="11"/>
+        </w:numPr>
+        <w:rPr>
+          <w:szCs w:val="26"/>
+          <w:lang w:val="en-US"/>
+        </w:rPr>
+      </w:pPr>
+      <w:r>
+        <w:rPr>
+          <w:szCs w:val="26"/>
+          <w:lang w:val="en-US"/>
+        </w:rPr>
+        <w:t xml:space="preserve">Khó khăn trong việc tìm kiếm và cập nhật thông tin. </w:t>
+      </w:r>
+    </w:p>
+    <w:p>
+      <w:pPr>
+        <w:numPr>
+          <w:ilvl w:val="0"/>
+          <w:numId w:val="11"/>
+        </w:numPr>
+        <w:rPr>
+          <w:szCs w:val="26"/>
+          <w:lang w:val="en-US"/>
+        </w:rPr>
+      </w:pPr>
+      <w:r>
+        <w:rPr>
+          <w:szCs w:val="26"/>
+          <w:lang w:val="en-US"/>
+        </w:rPr>
+        <w:t xml:space="preserve">Dễ xảy ra sai sót khi tính toán tiền thuê, tiền điện, tiền nước. </w:t>
+      </w:r>
+    </w:p>
+    <w:p>
+      <w:pPr>
+        <w:numPr>
+          <w:ilvl w:val="0"/>
+          <w:numId w:val="11"/>
+        </w:numPr>
+        <w:rPr>
+          <w:szCs w:val="26"/>
+          <w:lang w:val="en-US"/>
+        </w:rPr>
+      </w:pPr>
+      <w:r>
+        <w:rPr>
+          <w:szCs w:val="26"/>
+          <w:lang w:val="en-US"/>
+        </w:rPr>
+        <w:t xml:space="preserve">Mất nhiều thời gian trong việc quản lý hợp đồng và hóa đơn. </w:t>
+      </w:r>
+    </w:p>
+    <w:p>
+      <w:pPr>
+        <w:numPr>
+          <w:ilvl w:val="0"/>
+          <w:numId w:val="11"/>
+        </w:numPr>
+        <w:rPr>
+          <w:szCs w:val="26"/>
+          <w:lang w:val="en-US"/>
+        </w:rPr>
+      </w:pPr>
+      <w:r>
+        <w:rPr>
+          <w:szCs w:val="26"/>
+          <w:lang w:val="en-US"/>
+        </w:rPr>
+        <w:t xml:space="preserve">Khó theo dõi tình trạng phòng trống, phòng đang thuê. </w:t>
+      </w:r>
+    </w:p>
+    <w:p>
+      <w:pPr>
+        <w:numPr>
+          <w:ilvl w:val="0"/>
+          <w:numId w:val="11"/>
+        </w:numPr>
+        <w:rPr>
+          <w:szCs w:val="26"/>
+          <w:lang w:val="en-US"/>
+        </w:rPr>
+      </w:pPr>
+      <w:r>
+        <w:rPr>
+          <w:szCs w:val="26"/>
+          <w:lang w:val="en-US"/>
+        </w:rPr>
+        <w:t xml:space="preserve">Nguy cơ thất lạc hoặc mất dữ liệu cao. </w:t>
+      </w:r>
+    </w:p>
+    <w:p>
+      <w:pPr>
+        <w:rPr>
+          <w:szCs w:val="26"/>
+          <w:lang w:val="en-US"/>
+        </w:rPr>
+      </w:pPr>
+      <w:r>
+        <w:rPr>
+          <w:szCs w:val="26"/>
+          <w:lang w:val="en-US"/>
+        </w:rPr>
+        <w:t>Xuất phát từ thực tế đó, việc xây dựng hệ thống quản lý phòng trọ sinh viên trên nền tảng web là cần thiết. Hệ thống giúp tự động hóa các nghiệp vụ quản lý, hỗ trợ lưu trữ dữ liệu tập trung, nâng cao hiệu quả quản lý và giảm thiểu sai sót trong quá trình vận hành.</w:t>
+      </w:r>
+    </w:p>
+    <w:p>
+      <w:pPr>
+        <w:rPr>
+          <w:szCs w:val="26"/>
+          <w:lang w:val="en-US"/>
+        </w:rPr>
+      </w:pPr>
+      <w:r>
+        <w:rPr>
+          <w:szCs w:val="26"/>
+          <w:lang w:val="en-US"/>
+        </w:rPr>
+        <w:t>Các chức năng chính của hệ thống bao gồm:</w:t>
+      </w:r>
+    </w:p>
+    <w:p>
+      <w:pPr>
+        <w:numPr>
+          <w:ilvl w:val="0"/>
+          <w:numId w:val="12"/>
+        </w:numPr>
+        <w:rPr>
+          <w:szCs w:val="26"/>
+          <w:lang w:val="en-US"/>
+        </w:rPr>
+      </w:pPr>
+      <w:r>
+        <w:rPr>
+          <w:szCs w:val="26"/>
+          <w:lang w:val="en-US"/>
+        </w:rPr>
+        <w:t xml:space="preserve">Quản lý thông tin phòng trọ. </w:t>
+      </w:r>
+    </w:p>
+    <w:p>
+      <w:pPr>
+        <w:numPr>
+          <w:ilvl w:val="0"/>
+          <w:numId w:val="12"/>
+        </w:numPr>
+        <w:rPr>
+          <w:szCs w:val="26"/>
+          <w:lang w:val="en-US"/>
+        </w:rPr>
+      </w:pPr>
+      <w:r>
+        <w:rPr>
+          <w:szCs w:val="26"/>
+          <w:lang w:val="en-US"/>
+        </w:rPr>
+        <w:t xml:space="preserve">Quản lý thông tin người thuê. </w:t>
+      </w:r>
+    </w:p>
+    <w:p>
+      <w:pPr>
+        <w:numPr>
+          <w:ilvl w:val="0"/>
+          <w:numId w:val="12"/>
+        </w:numPr>
+        <w:rPr>
+          <w:szCs w:val="26"/>
+          <w:lang w:val="en-US"/>
+        </w:rPr>
+      </w:pPr>
+      <w:r>
+        <w:rPr>
+          <w:szCs w:val="26"/>
+          <w:lang w:val="en-US"/>
+        </w:rPr>
+        <w:t xml:space="preserve">Quản lý hợp đồng thuê phòng. </w:t>
+      </w:r>
+    </w:p>
+    <w:p>
+      <w:pPr>
+        <w:numPr>
+          <w:ilvl w:val="0"/>
+          <w:numId w:val="12"/>
+        </w:numPr>
+        <w:rPr>
+          <w:szCs w:val="26"/>
+          <w:lang w:val="en-US"/>
+        </w:rPr>
+      </w:pPr>
+      <w:r>
+        <w:rPr>
+          <w:szCs w:val="26"/>
+          <w:lang w:val="en-US"/>
+        </w:rPr>
+        <w:t xml:space="preserve">Quản lý hóa đơn điện, nước và tiền thuê phòng. </w:t>
+      </w:r>
+    </w:p>
+    <w:p>
+      <w:pPr>
+        <w:numPr>
+          <w:ilvl w:val="0"/>
+          <w:numId w:val="12"/>
+        </w:numPr>
+        <w:rPr>
+          <w:szCs w:val="26"/>
+          <w:lang w:val="en-US"/>
+        </w:rPr>
+      </w:pPr>
+      <w:r>
+        <w:rPr>
+          <w:szCs w:val="26"/>
+          <w:lang w:val="en-US"/>
+        </w:rPr>
+        <w:t xml:space="preserve">Quản lý tài khoản người dùng. </w:t>
+      </w:r>
+    </w:p>
+    <w:p>
+      <w:pPr>
+        <w:numPr>
+          <w:ilvl w:val="0"/>
+          <w:numId w:val="12"/>
+        </w:numPr>
+        <w:rPr>
+          <w:szCs w:val="26"/>
+          <w:lang w:val="en-US"/>
+        </w:rPr>
+      </w:pPr>
+      <w:r>
+        <w:rPr>
+          <w:szCs w:val="26"/>
+          <w:lang w:val="en-US"/>
+        </w:rPr>
+        <w:t xml:space="preserve">Phân quyền truy cập hệ thống. </w:t>
+      </w:r>
+    </w:p>
+    <w:p>
+      <w:pPr>
+        <w:numPr>
+          <w:ilvl w:val="0"/>
+          <w:numId w:val="12"/>
+        </w:numPr>
+        <w:rPr>
+          <w:szCs w:val="26"/>
+          <w:lang w:val="en-US"/>
+        </w:rPr>
+      </w:pPr>
+      <w:r>
+        <w:rPr>
+          <w:szCs w:val="26"/>
+          <w:lang w:val="en-US"/>
+        </w:rPr>
+        <w:t xml:space="preserve">Tra cứu và thống kê dữ liệu. </w:t>
+      </w:r>
+    </w:p>
+    <w:p>
+      <w:pPr>
+        <w:rPr>
+          <w:szCs w:val="26"/>
+          <w:lang w:val="en-US"/>
+        </w:rPr>
+      </w:pPr>
+      <w:r>
+        <w:rPr>
+          <w:szCs w:val="26"/>
+          <w:lang w:val="en-US"/>
+        </w:rPr>
+        <w:lastRenderedPageBreak/>
+        <w:t>Hệ thống được xây dựng theo mô hình kiến trúc MVC kết hợp với ASP.NET Core MVC, Entity Framework Core và SQL Server nhằm đảm bảo tính ổn định, bảo mật và khả năng mở rộng trong tương lai</w:t>
       </w:r>
     </w:p>
     <w:p>
@@ -10041,7 +10128,7 @@
           <w:lang w:val="en-US"/>
         </w:rPr>
       </w:pPr>
-      <w:bookmarkStart w:id="15" w:name="_Toc232024917"/>
+      <w:bookmarkStart w:id="15" w:name="_Toc233473171"/>
       <w:r>
         <w:rPr>
           <w:lang w:val="en-US"/>
@@ -10064,6 +10151,26 @@
     </w:p>
     <w:p>
       <w:pPr>
+        <w:rPr>
+          <w:lang w:val="en-US"/>
+        </w:rPr>
+      </w:pPr>
+      <w:r>
+        <w:t>MVC là viết tắt của Model-View-Controller. Cấu trúc Model-View-Controller (MVC) là một mẫu kiến trúc/mẫu thiết kế (design pattern) tách ứng dụng thành ba thành phần logic chính: Model, View và Controller. Mỗi thành phần kiến trúc được xây dựng để xử lý các khía cạnh phát triển cụ thể của một ứng dụng.</w:t>
+      </w:r>
+    </w:p>
+    <w:p>
+      <w:pPr>
+        <w:rPr>
+          <w:lang w:val="en-US"/>
+        </w:rPr>
+      </w:pPr>
+      <w:r>
+        <w:t>MVC là một mẫu thiết kế tiêu chuẩn được nhiều lập trình viên quen thuộc nhờ vào khả năng mở rộng và có thể mở rộng. MVC thường được sử dụng để làm framework phát triển web tiêu chuẩn cũng như các ứng dụng di động.</w:t>
+      </w:r>
+    </w:p>
+    <w:p>
+      <w:pPr>
         <w:widowControl w:val="0"/>
         <w:autoSpaceDE w:val="0"/>
         <w:autoSpaceDN w:val="0"/>
@@ -10077,7 +10184,7 @@
           <w:szCs w:val="26"/>
           <w:lang w:val="en-US"/>
         </w:rPr>
-        <w:t>MVC (Model – View – Controller) là mô hình kiến trúc phần mềm được sử dụng phổ biến trong phát triển ứng dụng web. Mô hình này giúp tách biệt dữ liệu, giao diện và xử lý nghiệp vụ, giúp hệ thống dễ bảo trì và phát triển.</w:t>
+        <w:t>.</w:t>
       </w:r>
     </w:p>
     <w:p>
@@ -10135,7 +10242,7 @@
           <w:szCs w:val="26"/>
           <w:lang w:val="en-US"/>
         </w:rPr>
-        <w:t>Model là thành phần chịu trách nhiệm quản lý dữ liệu và xử lý các nghiệp vụ của hệ thống. Model tương tác trực tiếp với cơ sở dữ liệu để thực hiện các thao tác thêm, sửa, xóa và truy vấn dữ liệu.</w:t>
+        <w:t>Model là các thành phần của ứng dụng tương ứng với tất cả logic liên quan đến miền dữ liệu (data domain), hoặc nói ngắn gọn đây là phần back-end chứa tất cả logic dữ liệu của ứng dụng. Dữ liệu ở đây có thể là dữ liệu đang được truyền giữa các thành phần View và Controller hoặc bất kỳ dữ liệu nào khác liên quan đến logic của doanh nghiệp.</w:t>
       </w:r>
     </w:p>
     <w:p>
@@ -10144,20 +10251,16 @@
         <w:autoSpaceDE w:val="0"/>
         <w:autoSpaceDN w:val="0"/>
         <w:rPr>
-          <w:b/>
-          <w:bCs/>
-          <w:szCs w:val="26"/>
-          <w:lang w:val="en-US"/>
-        </w:rPr>
-      </w:pPr>
-      <w:r>
-        <w:rPr>
-          <w:b/>
-          <w:bCs/>
-          <w:szCs w:val="26"/>
-          <w:lang w:val="en-US"/>
-        </w:rPr>
-        <w:t>View</w:t>
+          <w:szCs w:val="26"/>
+          <w:lang w:val="en-US"/>
+        </w:rPr>
+      </w:pPr>
+      <w:r>
+        <w:rPr>
+          <w:szCs w:val="26"/>
+          <w:lang w:val="en-US"/>
+        </w:rPr>
+        <w:t>Nếu trạng thái của dữ liệu này thay đổi thì Model thường sẽ thông báo cho View (để màn hình có thể thay đổi khi cần) và đôi khi là Controller (nếu cần logic khác để cập nhật View).</w:t>
       </w:r>
     </w:p>
     <w:p>
@@ -10175,7 +10278,7 @@
           <w:szCs w:val="26"/>
           <w:lang w:val="en-US"/>
         </w:rPr>
-        <w:t>View là thành phần giao diện người dùng, có nhiệm vụ hiển thị dữ liệu từ Model đến người sử dụng.</w:t>
+        <w:t>Thông thường, các đối tượng Model có thể truy xuất từ cơ sở dữ liệu, thao tác và lưu trữ trạng thái Model trong cơ sở dữ liệu.</w:t>
       </w:r>
     </w:p>
     <w:p>
@@ -10197,7 +10300,7 @@
           <w:szCs w:val="26"/>
           <w:lang w:val="en-US"/>
         </w:rPr>
-        <w:t>Controller</w:t>
+        <w:t>View</w:t>
       </w:r>
     </w:p>
     <w:p>
@@ -10213,9 +10316,74 @@
       <w:r>
         <w:rPr>
           <w:szCs w:val="26"/>
-          <w:lang w:val="en-US"/>
-        </w:rPr>
-        <w:t>Controller là thành phần trung gian giữa Model và View. Controller tiếp nhận yêu cầu từ người dùng, xử lý dữ liệu thông qua Model và trả kết quả về View để hiển thị.</w:t>
+        </w:rPr>
+        <w:t>View là các thành phần hiển thị giao diện người dùng (UI) của ứng dụng. Thông thường, giao diện người dùng này được tạo từ dữ liệu Model</w:t>
+      </w:r>
+      <w:r>
+        <w:rPr>
+          <w:szCs w:val="26"/>
+          <w:lang w:val="en-US"/>
+        </w:rPr>
+        <w:t>.</w:t>
+      </w:r>
+    </w:p>
+    <w:p>
+      <w:pPr>
+        <w:widowControl w:val="0"/>
+        <w:autoSpaceDE w:val="0"/>
+        <w:autoSpaceDN w:val="0"/>
+        <w:rPr>
+          <w:b/>
+          <w:bCs/>
+          <w:szCs w:val="26"/>
+          <w:lang w:val="en-US"/>
+        </w:rPr>
+      </w:pPr>
+      <w:r>
+        <w:rPr>
+          <w:b/>
+          <w:bCs/>
+          <w:szCs w:val="26"/>
+          <w:lang w:val="en-US"/>
+        </w:rPr>
+        <w:lastRenderedPageBreak/>
+        <w:t>Controller</w:t>
+      </w:r>
+    </w:p>
+    <w:p>
+      <w:pPr>
+        <w:widowControl w:val="0"/>
+        <w:autoSpaceDE w:val="0"/>
+        <w:autoSpaceDN w:val="0"/>
+        <w:rPr>
+          <w:szCs w:val="26"/>
+          <w:lang w:val="en-US"/>
+        </w:rPr>
+      </w:pPr>
+      <w:r>
+        <w:rPr>
+          <w:szCs w:val="26"/>
+          <w:lang w:val="en-US"/>
+        </w:rPr>
+        <w:t>Controller là các thành phần xử lý tương tác của người dùng để làm việc với Model (cập nhật logic dữ liệu) hoặc/ và với View (cập nhật hiển thị giao diện người dùng).</w:t>
+      </w:r>
+    </w:p>
+    <w:p>
+      <w:pPr>
+        <w:widowControl w:val="0"/>
+        <w:autoSpaceDE w:val="0"/>
+        <w:autoSpaceDN w:val="0"/>
+        <w:rPr>
+          <w:szCs w:val="26"/>
+          <w:lang w:val="en-US"/>
+        </w:rPr>
+      </w:pPr>
+      <w:r>
+        <w:rPr>
+          <w:szCs w:val="26"/>
+          <w:lang w:val="en-US"/>
+        </w:rPr>
+        <w:t>Trong ứng dụng MVC, Controller xử lý các giá trị chuỗi truy vấn và chuyển các giá trị này cho Model, từ đó Model sẽ truy vấn cơ sở dữ liệu bằng cách sử dụng các giá trị đó. View hiển thị thông tin do Controller xử lý và phản hồi đầu vào từ tương tác của người dùng.</w:t>
       </w:r>
     </w:p>
     <w:p>
@@ -10241,12 +10409,11 @@
           <w:lang w:val="en-US"/>
         </w:rPr>
       </w:pPr>
-      <w:bookmarkStart w:id="16" w:name="_Toc232024918"/>
-      <w:r>
-        <w:rPr>
-          <w:lang w:val="en-US"/>
-        </w:rPr>
-        <w:lastRenderedPageBreak/>
+      <w:bookmarkStart w:id="16" w:name="_Toc233473172"/>
+      <w:r>
+        <w:rPr>
+          <w:lang w:val="en-US"/>
+        </w:rPr>
         <w:t>Hệ quản trị cơ sở dữ liệu SQL Server</w:t>
       </w:r>
       <w:bookmarkEnd w:id="16"/>
@@ -10262,7 +10429,7 @@
           <w:lang w:val="en-US"/>
         </w:rPr>
       </w:pPr>
-      <w:bookmarkStart w:id="17" w:name="_Toc232024919"/>
+      <w:bookmarkStart w:id="17" w:name="_Toc233473173"/>
       <w:r>
         <w:rPr>
           <w:lang w:val="en-US"/>
@@ -10273,20 +10440,28 @@
     </w:p>
     <w:p>
       <w:pPr>
-        <w:widowControl w:val="0"/>
-        <w:autoSpaceDE w:val="0"/>
-        <w:autoSpaceDN w:val="0"/>
-        <w:rPr>
-          <w:szCs w:val="26"/>
-          <w:lang w:val="en-US"/>
-        </w:rPr>
-      </w:pPr>
-      <w:r>
-        <w:rPr>
-          <w:szCs w:val="26"/>
-          <w:lang w:val="en-US"/>
-        </w:rPr>
-        <w:t>Microsoft SQL Server là hệ quản trị cơ sở dữ liệu quan hệ (RDBMS) do Microsoft phát triển, cho phép lưu trữ và quản lý dữ liệu một cách hiệu quả.</w:t>
+        <w:rPr>
+          <w:lang w:val="en-US"/>
+        </w:rPr>
+      </w:pPr>
+      <w:r>
+        <w:rPr>
+          <w:lang w:val="en-US"/>
+        </w:rPr>
+        <w:t>Microsoft SQL Server là hệ quản trị cơ sở dữ liệu quan hệ (Relational Database Management System – RDBMS) được phát triển bởi Microsoft. Hệ quản trị này cho phép lưu trữ, quản lý và xử lý dữ liệu với độ tin cậy cao, hỗ trợ nhiều tính năng bảo mật và tối ưu hiệu năng.</w:t>
+      </w:r>
+    </w:p>
+    <w:p>
+      <w:pPr>
+        <w:rPr>
+          <w:lang w:val="en-US"/>
+        </w:rPr>
+      </w:pPr>
+      <w:r>
+        <w:rPr>
+          <w:lang w:val="en-US"/>
+        </w:rPr>
+        <w:t>SQL Server sử dụng ngôn ngữ truy vấn SQL (Structured Query Language) để thực hiện các thao tác trên dữ liệu như truy vấn, cập nhật, thêm mới và xóa dữ liệu.</w:t>
       </w:r>
     </w:p>
     <w:p>
@@ -10322,7 +10497,7 @@
           <w:szCs w:val="26"/>
           <w:lang w:val="en-US"/>
         </w:rPr>
-        <w:t>Trong đề tài này, SQL Server được sử dụng để lưu trữ:</w:t>
+        <w:t>Trong hệ thống quản lý phòng trọ sinh viên, SQL Server đóng vai trò là nơi lưu trữ toàn bộ dữ liệu của hệ thống, bao gồm:</w:t>
       </w:r>
     </w:p>
     <w:p>
@@ -10330,7 +10505,7 @@
         <w:widowControl w:val="0"/>
         <w:numPr>
           <w:ilvl w:val="0"/>
-          <w:numId w:val="1"/>
+          <w:numId w:val="13"/>
         </w:numPr>
         <w:autoSpaceDE w:val="0"/>
         <w:autoSpaceDN w:val="0"/>
@@ -10352,7 +10527,7 @@
         <w:widowControl w:val="0"/>
         <w:numPr>
           <w:ilvl w:val="0"/>
-          <w:numId w:val="1"/>
+          <w:numId w:val="13"/>
         </w:numPr>
         <w:autoSpaceDE w:val="0"/>
         <w:autoSpaceDN w:val="0"/>
@@ -10366,7 +10541,7 @@
           <w:szCs w:val="26"/>
           <w:lang w:val="en-US"/>
         </w:rPr>
-        <w:t>Thông tin người thuê.</w:t>
+        <w:t xml:space="preserve">Thông tin người thuê. </w:t>
       </w:r>
     </w:p>
     <w:p>
@@ -10374,7 +10549,7 @@
         <w:widowControl w:val="0"/>
         <w:numPr>
           <w:ilvl w:val="0"/>
-          <w:numId w:val="1"/>
+          <w:numId w:val="13"/>
         </w:numPr>
         <w:autoSpaceDE w:val="0"/>
         <w:autoSpaceDN w:val="0"/>
@@ -10388,7 +10563,7 @@
           <w:szCs w:val="26"/>
           <w:lang w:val="en-US"/>
         </w:rPr>
-        <w:t xml:space="preserve">Hóa đơn điện nước. </w:t>
+        <w:t xml:space="preserve">Thông tin hợp đồng thuê phòng. </w:t>
       </w:r>
     </w:p>
     <w:p>
@@ -10396,7 +10571,7 @@
         <w:widowControl w:val="0"/>
         <w:numPr>
           <w:ilvl w:val="0"/>
-          <w:numId w:val="1"/>
+          <w:numId w:val="13"/>
         </w:numPr>
         <w:autoSpaceDE w:val="0"/>
         <w:autoSpaceDN w:val="0"/>
@@ -10410,7 +10585,7 @@
           <w:szCs w:val="26"/>
           <w:lang w:val="en-US"/>
         </w:rPr>
-        <w:t xml:space="preserve">Tài khoản người dùng. </w:t>
+        <w:t xml:space="preserve">Thông tin hóa đơn điện, nước. </w:t>
       </w:r>
     </w:p>
     <w:p>
@@ -10418,7 +10593,7 @@
         <w:widowControl w:val="0"/>
         <w:numPr>
           <w:ilvl w:val="0"/>
-          <w:numId w:val="1"/>
+          <w:numId w:val="13"/>
         </w:numPr>
         <w:autoSpaceDE w:val="0"/>
         <w:autoSpaceDN w:val="0"/>
@@ -10432,7 +10607,158 @@
           <w:szCs w:val="26"/>
           <w:lang w:val="en-US"/>
         </w:rPr>
-        <w:t xml:space="preserve">Phân quyền hệ thống. </w:t>
+        <w:t xml:space="preserve">Tài khoản người dùng. </w:t>
+      </w:r>
+    </w:p>
+    <w:p>
+      <w:pPr>
+        <w:widowControl w:val="0"/>
+        <w:numPr>
+          <w:ilvl w:val="0"/>
+          <w:numId w:val="13"/>
+        </w:numPr>
+        <w:autoSpaceDE w:val="0"/>
+        <w:autoSpaceDN w:val="0"/>
+        <w:rPr>
+          <w:szCs w:val="26"/>
+          <w:lang w:val="en-US"/>
+        </w:rPr>
+      </w:pPr>
+      <w:r>
+        <w:rPr>
+          <w:szCs w:val="26"/>
+          <w:lang w:val="en-US"/>
+        </w:rPr>
+        <w:t xml:space="preserve">Dữ liệu phân quyền. </w:t>
+      </w:r>
+    </w:p>
+    <w:p>
+      <w:pPr>
+        <w:widowControl w:val="0"/>
+        <w:numPr>
+          <w:ilvl w:val="0"/>
+          <w:numId w:val="13"/>
+        </w:numPr>
+        <w:autoSpaceDE w:val="0"/>
+        <w:autoSpaceDN w:val="0"/>
+        <w:rPr>
+          <w:szCs w:val="26"/>
+          <w:lang w:val="en-US"/>
+        </w:rPr>
+      </w:pPr>
+      <w:r>
+        <w:rPr>
+          <w:szCs w:val="26"/>
+          <w:lang w:val="en-US"/>
+        </w:rPr>
+        <w:t xml:space="preserve">Dữ liệu thống kê và báo cáo. </w:t>
+      </w:r>
+    </w:p>
+    <w:p>
+      <w:pPr>
+        <w:widowControl w:val="0"/>
+        <w:autoSpaceDE w:val="0"/>
+        <w:autoSpaceDN w:val="0"/>
+        <w:rPr>
+          <w:szCs w:val="26"/>
+          <w:lang w:val="en-US"/>
+        </w:rPr>
+      </w:pPr>
+      <w:r>
+        <w:rPr>
+          <w:szCs w:val="26"/>
+          <w:lang w:val="en-US"/>
+        </w:rPr>
+        <w:t>Việc sử dụng SQL Server giúp đảm bảo:</w:t>
+      </w:r>
+    </w:p>
+    <w:p>
+      <w:pPr>
+        <w:widowControl w:val="0"/>
+        <w:numPr>
+          <w:ilvl w:val="0"/>
+          <w:numId w:val="14"/>
+        </w:numPr>
+        <w:autoSpaceDE w:val="0"/>
+        <w:autoSpaceDN w:val="0"/>
+        <w:rPr>
+          <w:szCs w:val="26"/>
+          <w:lang w:val="en-US"/>
+        </w:rPr>
+      </w:pPr>
+      <w:r>
+        <w:rPr>
+          <w:szCs w:val="26"/>
+          <w:lang w:val="en-US"/>
+        </w:rPr>
+        <w:t xml:space="preserve">Tính toàn vẹn dữ liệu. </w:t>
+      </w:r>
+    </w:p>
+    <w:p>
+      <w:pPr>
+        <w:widowControl w:val="0"/>
+        <w:numPr>
+          <w:ilvl w:val="0"/>
+          <w:numId w:val="14"/>
+        </w:numPr>
+        <w:autoSpaceDE w:val="0"/>
+        <w:autoSpaceDN w:val="0"/>
+        <w:rPr>
+          <w:szCs w:val="26"/>
+          <w:lang w:val="en-US"/>
+        </w:rPr>
+      </w:pPr>
+      <w:r>
+        <w:rPr>
+          <w:szCs w:val="26"/>
+          <w:lang w:val="en-US"/>
+        </w:rPr>
+        <w:lastRenderedPageBreak/>
+        <w:t xml:space="preserve">Khả năng truy xuất dữ liệu nhanh chóng. </w:t>
+      </w:r>
+    </w:p>
+    <w:p>
+      <w:pPr>
+        <w:widowControl w:val="0"/>
+        <w:numPr>
+          <w:ilvl w:val="0"/>
+          <w:numId w:val="14"/>
+        </w:numPr>
+        <w:autoSpaceDE w:val="0"/>
+        <w:autoSpaceDN w:val="0"/>
+        <w:rPr>
+          <w:szCs w:val="26"/>
+          <w:lang w:val="en-US"/>
+        </w:rPr>
+      </w:pPr>
+      <w:r>
+        <w:rPr>
+          <w:szCs w:val="26"/>
+          <w:lang w:val="en-US"/>
+        </w:rPr>
+        <w:t xml:space="preserve">Độ bảo mật cao. </w:t>
+      </w:r>
+    </w:p>
+    <w:p>
+      <w:pPr>
+        <w:widowControl w:val="0"/>
+        <w:numPr>
+          <w:ilvl w:val="0"/>
+          <w:numId w:val="14"/>
+        </w:numPr>
+        <w:autoSpaceDE w:val="0"/>
+        <w:autoSpaceDN w:val="0"/>
+        <w:rPr>
+          <w:szCs w:val="26"/>
+          <w:lang w:val="en-US"/>
+        </w:rPr>
+      </w:pPr>
+      <w:r>
+        <w:rPr>
+          <w:szCs w:val="26"/>
+          <w:lang w:val="en-US"/>
+        </w:rPr>
+        <w:t>Khả năng mở rộng khi số lượng người dùng tăng lên.</w:t>
       </w:r>
     </w:p>
     <w:p>
@@ -10458,7 +10784,7 @@
           <w:lang w:val="en-US"/>
         </w:rPr>
       </w:pPr>
-      <w:bookmarkStart w:id="18" w:name="_Toc232024920"/>
+      <w:bookmarkStart w:id="18" w:name="_Toc233473174"/>
       <w:r>
         <w:rPr>
           <w:lang w:val="en-US"/>
@@ -10466,6 +10792,32 @@
         <w:t>Entity Framework Core</w:t>
       </w:r>
       <w:bookmarkEnd w:id="18"/>
+    </w:p>
+    <w:p>
+      <w:pPr>
+        <w:rPr>
+          <w:lang w:val="en-US"/>
+        </w:rPr>
+      </w:pPr>
+      <w:r>
+        <w:rPr>
+          <w:lang w:val="en-US"/>
+        </w:rPr>
+        <w:t>Entity Framework Core (EF Core) là công nghệ ORM (Object Relational Mapping) mã nguồn mở do Microsoft phát triển. Công nghệ này cho phép lập trình viên thao tác với cơ sở dữ liệu thông qua các đối tượng trong ngôn ngữ C# mà không cần viết quá nhiều câu lệnh SQL thủ công.</w:t>
+      </w:r>
+    </w:p>
+    <w:p>
+      <w:pPr>
+        <w:rPr>
+          <w:lang w:val="en-US"/>
+        </w:rPr>
+      </w:pPr>
+      <w:r>
+        <w:rPr>
+          <w:lang w:val="en-US"/>
+        </w:rPr>
+        <w:t>Trong đề tài này, Entity Framework Core được sử dụng làm cầu nối giữa ứng dụng ASP.NET Core MVC và cơ sở dữ liệu SQL Server.</w:t>
+      </w:r>
     </w:p>
     <w:p>
       <w:pPr>
@@ -10473,16 +10825,152 @@
         <w:autoSpaceDE w:val="0"/>
         <w:autoSpaceDN w:val="0"/>
         <w:rPr>
-          <w:szCs w:val="26"/>
-          <w:lang w:val="en-US"/>
-        </w:rPr>
-      </w:pPr>
-      <w:r>
-        <w:rPr>
-          <w:szCs w:val="26"/>
-          <w:lang w:val="en-US"/>
-        </w:rPr>
-        <w:t>Entity Framework Core là công nghệ ORM (Object Relational Mapping) của Microsoft, cho phép lập trình viên thao tác cơ sở dữ liệu thông qua các đối tượng C# thay vì viết trực tiếp các câu lệnh SQL.</w:t>
+          <w:b/>
+          <w:bCs/>
+          <w:szCs w:val="26"/>
+          <w:lang w:val="en-US"/>
+        </w:rPr>
+      </w:pPr>
+      <w:r>
+        <w:rPr>
+          <w:b/>
+          <w:bCs/>
+          <w:szCs w:val="26"/>
+          <w:lang w:val="en-US"/>
+        </w:rPr>
+        <w:t>Ưu điểm:</w:t>
+      </w:r>
+    </w:p>
+    <w:p>
+      <w:pPr>
+        <w:widowControl w:val="0"/>
+        <w:numPr>
+          <w:ilvl w:val="0"/>
+          <w:numId w:val="15"/>
+        </w:numPr>
+        <w:autoSpaceDE w:val="0"/>
+        <w:autoSpaceDN w:val="0"/>
+        <w:rPr>
+          <w:szCs w:val="26"/>
+          <w:lang w:val="en-US"/>
+        </w:rPr>
+      </w:pPr>
+      <w:r>
+        <w:rPr>
+          <w:szCs w:val="26"/>
+          <w:lang w:val="en-US"/>
+        </w:rPr>
+        <w:t xml:space="preserve">Giảm số lượng câu lệnh SQL cần viết. </w:t>
+      </w:r>
+    </w:p>
+    <w:p>
+      <w:pPr>
+        <w:widowControl w:val="0"/>
+        <w:numPr>
+          <w:ilvl w:val="0"/>
+          <w:numId w:val="15"/>
+        </w:numPr>
+        <w:autoSpaceDE w:val="0"/>
+        <w:autoSpaceDN w:val="0"/>
+        <w:rPr>
+          <w:szCs w:val="26"/>
+          <w:lang w:val="en-US"/>
+        </w:rPr>
+      </w:pPr>
+      <w:r>
+        <w:rPr>
+          <w:szCs w:val="26"/>
+          <w:lang w:val="en-US"/>
+        </w:rPr>
+        <w:t xml:space="preserve">Tăng tốc độ phát triển ứng dụng. </w:t>
+      </w:r>
+    </w:p>
+    <w:p>
+      <w:pPr>
+        <w:widowControl w:val="0"/>
+        <w:numPr>
+          <w:ilvl w:val="0"/>
+          <w:numId w:val="15"/>
+        </w:numPr>
+        <w:autoSpaceDE w:val="0"/>
+        <w:autoSpaceDN w:val="0"/>
+        <w:rPr>
+          <w:szCs w:val="26"/>
+          <w:lang w:val="en-US"/>
+        </w:rPr>
+      </w:pPr>
+      <w:r>
+        <w:rPr>
+          <w:szCs w:val="26"/>
+          <w:lang w:val="en-US"/>
+        </w:rPr>
+        <w:t xml:space="preserve">Dễ dàng bảo trì và nâng cấp hệ thống. </w:t>
+      </w:r>
+    </w:p>
+    <w:p>
+      <w:pPr>
+        <w:widowControl w:val="0"/>
+        <w:numPr>
+          <w:ilvl w:val="0"/>
+          <w:numId w:val="15"/>
+        </w:numPr>
+        <w:autoSpaceDE w:val="0"/>
+        <w:autoSpaceDN w:val="0"/>
+        <w:rPr>
+          <w:szCs w:val="26"/>
+          <w:lang w:val="en-US"/>
+        </w:rPr>
+      </w:pPr>
+      <w:r>
+        <w:rPr>
+          <w:szCs w:val="26"/>
+          <w:lang w:val="en-US"/>
+        </w:rPr>
+        <w:t xml:space="preserve">Hỗ trợ Migration giúp quản lý phiên bản cơ sở dữ liệu. </w:t>
+      </w:r>
+    </w:p>
+    <w:p>
+      <w:pPr>
+        <w:widowControl w:val="0"/>
+        <w:numPr>
+          <w:ilvl w:val="0"/>
+          <w:numId w:val="15"/>
+        </w:numPr>
+        <w:autoSpaceDE w:val="0"/>
+        <w:autoSpaceDN w:val="0"/>
+        <w:rPr>
+          <w:szCs w:val="26"/>
+          <w:lang w:val="en-US"/>
+        </w:rPr>
+      </w:pPr>
+      <w:r>
+        <w:rPr>
+          <w:szCs w:val="26"/>
+          <w:lang w:val="en-US"/>
+        </w:rPr>
+        <w:t xml:space="preserve">Tăng tính nhất quán giữa mã nguồn và cơ sở dữ liệu. </w:t>
+      </w:r>
+    </w:p>
+    <w:p>
+      <w:pPr>
+        <w:widowControl w:val="0"/>
+        <w:numPr>
+          <w:ilvl w:val="0"/>
+          <w:numId w:val="15"/>
+        </w:numPr>
+        <w:autoSpaceDE w:val="0"/>
+        <w:autoSpaceDN w:val="0"/>
+        <w:rPr>
+          <w:szCs w:val="26"/>
+          <w:lang w:val="en-US"/>
+        </w:rPr>
+      </w:pPr>
+      <w:r>
+        <w:rPr>
+          <w:szCs w:val="26"/>
+          <w:lang w:val="en-US"/>
+        </w:rPr>
+        <w:t xml:space="preserve">Hỗ trợ LINQ để truy vấn dữ liệu một cách trực quan. </w:t>
       </w:r>
     </w:p>
     <w:p>
@@ -10500,95 +10988,7 @@
           <w:szCs w:val="26"/>
           <w:lang w:val="en-US"/>
         </w:rPr>
-        <w:t>Ưu điểm:</w:t>
-      </w:r>
-    </w:p>
-    <w:p>
-      <w:pPr>
-        <w:widowControl w:val="0"/>
-        <w:numPr>
-          <w:ilvl w:val="0"/>
-          <w:numId w:val="2"/>
-        </w:numPr>
-        <w:autoSpaceDE w:val="0"/>
-        <w:autoSpaceDN w:val="0"/>
-        <w:rPr>
-          <w:szCs w:val="26"/>
-          <w:lang w:val="en-US"/>
-        </w:rPr>
-      </w:pPr>
-      <w:r>
-        <w:rPr>
-          <w:szCs w:val="26"/>
-          <w:lang w:val="en-US"/>
-        </w:rPr>
-        <w:t xml:space="preserve">Giảm số lượng câu lệnh SQL. </w:t>
-      </w:r>
-    </w:p>
-    <w:p>
-      <w:pPr>
-        <w:widowControl w:val="0"/>
-        <w:numPr>
-          <w:ilvl w:val="0"/>
-          <w:numId w:val="2"/>
-        </w:numPr>
-        <w:autoSpaceDE w:val="0"/>
-        <w:autoSpaceDN w:val="0"/>
-        <w:rPr>
-          <w:szCs w:val="26"/>
-          <w:lang w:val="en-US"/>
-        </w:rPr>
-      </w:pPr>
-      <w:r>
-        <w:rPr>
-          <w:szCs w:val="26"/>
-          <w:lang w:val="en-US"/>
-        </w:rPr>
-        <w:t xml:space="preserve">Dễ bảo trì. </w:t>
-      </w:r>
-    </w:p>
-    <w:p>
-      <w:pPr>
-        <w:widowControl w:val="0"/>
-        <w:numPr>
-          <w:ilvl w:val="0"/>
-          <w:numId w:val="2"/>
-        </w:numPr>
-        <w:autoSpaceDE w:val="0"/>
-        <w:autoSpaceDN w:val="0"/>
-        <w:rPr>
-          <w:szCs w:val="26"/>
-          <w:lang w:val="en-US"/>
-        </w:rPr>
-      </w:pPr>
-      <w:r>
-        <w:rPr>
-          <w:szCs w:val="26"/>
-          <w:lang w:val="en-US"/>
-        </w:rPr>
-        <w:t xml:space="preserve">Tăng tốc độ phát triển ứng dụng. </w:t>
-      </w:r>
-    </w:p>
-    <w:p>
-      <w:pPr>
-        <w:widowControl w:val="0"/>
-        <w:numPr>
-          <w:ilvl w:val="0"/>
-          <w:numId w:val="2"/>
-        </w:numPr>
-        <w:autoSpaceDE w:val="0"/>
-        <w:autoSpaceDN w:val="0"/>
-        <w:rPr>
-          <w:szCs w:val="26"/>
-          <w:lang w:val="en-US"/>
-        </w:rPr>
-      </w:pPr>
-      <w:r>
-        <w:rPr>
-          <w:szCs w:val="26"/>
-          <w:lang w:val="en-US"/>
-        </w:rPr>
-        <w:t xml:space="preserve">Hỗ trợ Migration quản lý cấu trúc cơ sở dữ liệu. </w:t>
+        <w:t>Nhờ sử dụng Entity Framework Core, việc thao tác dữ liệu trong hệ thống quản lý phòng trọ trở nên đơn giản và hiệu quả hơn.</w:t>
       </w:r>
     </w:p>
     <w:p>
@@ -10614,7 +11014,7 @@
           <w:lang w:val="en-US"/>
         </w:rPr>
       </w:pPr>
-      <w:bookmarkStart w:id="19" w:name="_Toc232024921"/>
+      <w:bookmarkStart w:id="19" w:name="_Toc233473175"/>
       <w:r>
         <w:rPr>
           <w:lang w:val="en-US"/>
@@ -10622,6 +11022,46 @@
         <w:t>ASP.NET Core MVC</w:t>
       </w:r>
       <w:bookmarkEnd w:id="19"/>
+    </w:p>
+    <w:p>
+      <w:pPr>
+        <w:rPr>
+          <w:lang w:val="en-US"/>
+        </w:rPr>
+      </w:pPr>
+      <w:r>
+        <w:rPr>
+          <w:lang w:val="en-US"/>
+        </w:rPr>
+        <w:t>ASP.NET Core MVC là framework phát triển ứng dụng web mã nguồn mở được Microsoft phát triển dựa trên nền tảng .NET.</w:t>
+      </w:r>
+    </w:p>
+    <w:p>
+      <w:pPr>
+        <w:rPr>
+          <w:lang w:val="en-US"/>
+        </w:rPr>
+      </w:pPr>
+      <w:r>
+        <w:rPr>
+          <w:lang w:val="en-US"/>
+        </w:rPr>
+        <w:t>Framework này cho phép xây dựng các ứng dụng web hiện đại với hiệu năng cao, bảo mật tốt và khả năng mở rộng lớn.</w:t>
+      </w:r>
+    </w:p>
+    <w:p>
+      <w:pPr>
+        <w:rPr>
+          <w:lang w:val="en-US"/>
+        </w:rPr>
+      </w:pPr>
+      <w:r>
+        <w:rPr>
+          <w:lang w:val="en-US"/>
+        </w:rPr>
+        <w:lastRenderedPageBreak/>
+        <w:t>Trong đề tài, ASP.NET Core MVC được sử dụng để xây dựng toàn bộ hệ thống quản lý phòng trọ từ giao diện người dùng đến xử lý nghiệp vụ và kết nối cơ sở dữ liệu.</w:t>
+      </w:r>
     </w:p>
     <w:p>
       <w:pPr>
@@ -10638,59 +11078,34 @@
           <w:szCs w:val="26"/>
           <w:lang w:val="en-US"/>
         </w:rPr>
-        <w:t>ASP.NET Core MVC là framework phát triển ứng dụng web mã nguồn mở do Microsoft phát triển.</w:t>
-      </w:r>
-    </w:p>
-    <w:p>
-      <w:pPr>
-        <w:widowControl w:val="0"/>
-        <w:autoSpaceDE w:val="0"/>
-        <w:autoSpaceDN w:val="0"/>
-        <w:rPr>
-          <w:szCs w:val="26"/>
-          <w:lang w:val="en-US"/>
-        </w:rPr>
-      </w:pPr>
-      <w:r>
-        <w:rPr>
-          <w:szCs w:val="26"/>
-          <w:lang w:val="en-US"/>
-        </w:rPr>
         <w:t>Các đặc điểm nổi bật:</w:t>
       </w:r>
     </w:p>
     <w:p>
       <w:pPr>
-        <w:widowControl w:val="0"/>
         <w:numPr>
           <w:ilvl w:val="0"/>
-          <w:numId w:val="3"/>
+          <w:numId w:val="16"/>
         </w:numPr>
-        <w:autoSpaceDE w:val="0"/>
-        <w:autoSpaceDN w:val="0"/>
-        <w:rPr>
-          <w:szCs w:val="26"/>
-          <w:lang w:val="en-US"/>
-        </w:rPr>
-      </w:pPr>
-      <w:r>
-        <w:rPr>
-          <w:szCs w:val="26"/>
-          <w:lang w:val="en-US"/>
-        </w:rPr>
-        <w:lastRenderedPageBreak/>
-        <w:t xml:space="preserve">Hiệu năng cao. </w:t>
-      </w:r>
-    </w:p>
-    <w:p>
-      <w:pPr>
-        <w:widowControl w:val="0"/>
+        <w:rPr>
+          <w:szCs w:val="26"/>
+          <w:lang w:val="en-US"/>
+        </w:rPr>
+      </w:pPr>
+      <w:r>
+        <w:rPr>
+          <w:szCs w:val="26"/>
+          <w:lang w:val="en-US"/>
+        </w:rPr>
+        <w:t xml:space="preserve">Hiệu năng xử lý cao. </w:t>
+      </w:r>
+    </w:p>
+    <w:p>
+      <w:pPr>
         <w:numPr>
           <w:ilvl w:val="0"/>
-          <w:numId w:val="3"/>
+          <w:numId w:val="16"/>
         </w:numPr>
-        <w:autoSpaceDE w:val="0"/>
-        <w:autoSpaceDN w:val="0"/>
         <w:rPr>
           <w:szCs w:val="26"/>
           <w:lang w:val="en-US"/>
@@ -10706,53 +11121,47 @@
     </w:p>
     <w:p>
       <w:pPr>
-        <w:widowControl w:val="0"/>
         <w:numPr>
           <w:ilvl w:val="0"/>
-          <w:numId w:val="3"/>
+          <w:numId w:val="16"/>
         </w:numPr>
-        <w:autoSpaceDE w:val="0"/>
-        <w:autoSpaceDN w:val="0"/>
-        <w:rPr>
-          <w:szCs w:val="26"/>
-          <w:lang w:val="en-US"/>
-        </w:rPr>
-      </w:pPr>
-      <w:r>
-        <w:rPr>
-          <w:szCs w:val="26"/>
-          <w:lang w:val="en-US"/>
-        </w:rPr>
-        <w:t xml:space="preserve">Bảo mật tốt. </w:t>
-      </w:r>
-    </w:p>
-    <w:p>
-      <w:pPr>
-        <w:widowControl w:val="0"/>
+        <w:rPr>
+          <w:szCs w:val="26"/>
+          <w:lang w:val="en-US"/>
+        </w:rPr>
+      </w:pPr>
+      <w:r>
+        <w:rPr>
+          <w:szCs w:val="26"/>
+          <w:lang w:val="en-US"/>
+        </w:rPr>
+        <w:t xml:space="preserve">Hỗ trợ Middleware linh hoạt. </w:t>
+      </w:r>
+    </w:p>
+    <w:p>
+      <w:pPr>
         <w:numPr>
           <w:ilvl w:val="0"/>
-          <w:numId w:val="3"/>
+          <w:numId w:val="16"/>
         </w:numPr>
-        <w:autoSpaceDE w:val="0"/>
-        <w:autoSpaceDN w:val="0"/>
-        <w:rPr>
-          <w:szCs w:val="26"/>
-          <w:lang w:val="en-US"/>
-        </w:rPr>
-      </w:pPr>
-      <w:r>
-        <w:rPr>
-          <w:szCs w:val="26"/>
-          <w:lang w:val="en-US"/>
-        </w:rPr>
-        <w:t xml:space="preserve">Dễ triển khai trên nhiều nền tảng. </w:t>
+        <w:rPr>
+          <w:szCs w:val="26"/>
+          <w:lang w:val="en-US"/>
+        </w:rPr>
+      </w:pPr>
+      <w:r>
+        <w:rPr>
+          <w:szCs w:val="26"/>
+          <w:lang w:val="en-US"/>
+        </w:rPr>
+        <w:t xml:space="preserve">Bảo mật tốt với cơ chế xác thực và phân quyền. </w:t>
       </w:r>
     </w:p>
     <w:p>
       <w:pPr>
         <w:numPr>
           <w:ilvl w:val="0"/>
-          <w:numId w:val="3"/>
+          <w:numId w:val="16"/>
         </w:numPr>
         <w:rPr>
           <w:szCs w:val="26"/>
@@ -10764,7 +11173,61 @@
           <w:szCs w:val="26"/>
           <w:lang w:val="en-US"/>
         </w:rPr>
-        <w:t>Hỗ trợ xây dựng các ứng dụng web quy mô lớn.</w:t>
+        <w:t xml:space="preserve">Hỗ trợ phát triển theo mô hình MVC. </w:t>
+      </w:r>
+    </w:p>
+    <w:p>
+      <w:pPr>
+        <w:numPr>
+          <w:ilvl w:val="0"/>
+          <w:numId w:val="16"/>
+        </w:numPr>
+        <w:rPr>
+          <w:szCs w:val="26"/>
+          <w:lang w:val="en-US"/>
+        </w:rPr>
+      </w:pPr>
+      <w:r>
+        <w:rPr>
+          <w:szCs w:val="26"/>
+          <w:lang w:val="en-US"/>
+        </w:rPr>
+        <w:t xml:space="preserve">Có khả năng triển khai trên nhiều nền tảng khác nhau. </w:t>
+      </w:r>
+    </w:p>
+    <w:p>
+      <w:pPr>
+        <w:numPr>
+          <w:ilvl w:val="0"/>
+          <w:numId w:val="16"/>
+        </w:numPr>
+        <w:rPr>
+          <w:szCs w:val="26"/>
+          <w:lang w:val="en-US"/>
+        </w:rPr>
+      </w:pPr>
+      <w:r>
+        <w:rPr>
+          <w:szCs w:val="26"/>
+          <w:lang w:val="en-US"/>
+        </w:rPr>
+        <w:t xml:space="preserve">Dễ dàng tích hợp với Entity Framework Core và SQL Server. </w:t>
+      </w:r>
+    </w:p>
+    <w:p>
+      <w:pPr>
+        <w:ind w:left="360"/>
+        <w:rPr>
+          <w:szCs w:val="26"/>
+          <w:lang w:val="en-US"/>
+        </w:rPr>
+      </w:pPr>
+      <w:r>
+        <w:rPr>
+          <w:szCs w:val="26"/>
+          <w:lang w:val="en-US"/>
+        </w:rPr>
+        <w:t>Việc sử dụng ASP.NET Core MVC giúp hệ thống có cấu trúc rõ ràng, dễ mở rộng và đáp ứng tốt các yêu cầu thực tế.</w:t>
       </w:r>
     </w:p>
     <w:p>
@@ -10788,7 +11251,7 @@
           <w:lang w:val="en-US"/>
         </w:rPr>
       </w:pPr>
-      <w:bookmarkStart w:id="20" w:name="_Toc232024922"/>
+      <w:bookmarkStart w:id="20" w:name="_Toc233473176"/>
       <w:r>
         <w:rPr>
           <w:lang w:val="en-US"/>
@@ -10810,9 +11273,8 @@
       <w:r>
         <w:rPr>
           <w:szCs w:val="26"/>
-          <w:lang w:val="en-US"/>
-        </w:rPr>
-        <w:t>Hệ thống sử dụng cơ chế xác thực người dùng để đảm bảo tính bảo mật.</w:t>
+        </w:rPr>
+        <w:t>Để đảm bảo tính bảo mật và an toàn dữ liệu, hệ thống áp dụng cơ chế xác thực (Authentication) và phân quyền (Authorization) người dùng.</w:t>
       </w:r>
     </w:p>
     <w:p>
@@ -10821,16 +11283,136 @@
         <w:autoSpaceDE w:val="0"/>
         <w:autoSpaceDN w:val="0"/>
         <w:rPr>
-          <w:szCs w:val="26"/>
-          <w:lang w:val="en-US"/>
-        </w:rPr>
-      </w:pPr>
-      <w:r>
-        <w:rPr>
-          <w:szCs w:val="26"/>
-          <w:lang w:val="en-US"/>
-        </w:rPr>
-        <w:t>Các nhóm người dùng bao gồm:</w:t>
+          <w:b/>
+          <w:bCs/>
+          <w:szCs w:val="26"/>
+          <w:lang w:val="en-US"/>
+        </w:rPr>
+      </w:pPr>
+      <w:r>
+        <w:rPr>
+          <w:b/>
+          <w:bCs/>
+          <w:szCs w:val="26"/>
+          <w:lang w:val="en-US"/>
+        </w:rPr>
+        <w:t>Xác thực người dùng</w:t>
+      </w:r>
+    </w:p>
+    <w:p>
+      <w:pPr>
+        <w:widowControl w:val="0"/>
+        <w:autoSpaceDE w:val="0"/>
+        <w:autoSpaceDN w:val="0"/>
+        <w:rPr>
+          <w:szCs w:val="26"/>
+          <w:lang w:val="en-US"/>
+        </w:rPr>
+      </w:pPr>
+      <w:r>
+        <w:rPr>
+          <w:szCs w:val="26"/>
+          <w:lang w:val="en-US"/>
+        </w:rPr>
+        <w:t>Xác thực là quá trình kiểm tra danh tính của người dùng thông qua tài khoản đăng nhập và mật khẩu.</w:t>
+      </w:r>
+    </w:p>
+    <w:p>
+      <w:pPr>
+        <w:widowControl w:val="0"/>
+        <w:autoSpaceDE w:val="0"/>
+        <w:autoSpaceDN w:val="0"/>
+        <w:rPr>
+          <w:szCs w:val="26"/>
+          <w:lang w:val="en-US"/>
+        </w:rPr>
+      </w:pPr>
+      <w:r>
+        <w:rPr>
+          <w:szCs w:val="26"/>
+          <w:lang w:val="en-US"/>
+        </w:rPr>
+        <w:t>Người dùng chỉ có thể truy cập vào hệ thống sau khi đăng nhập thành công.</w:t>
+      </w:r>
+    </w:p>
+    <w:p>
+      <w:pPr>
+        <w:widowControl w:val="0"/>
+        <w:autoSpaceDE w:val="0"/>
+        <w:autoSpaceDN w:val="0"/>
+        <w:rPr>
+          <w:b/>
+          <w:bCs/>
+          <w:szCs w:val="26"/>
+          <w:lang w:val="en-US"/>
+        </w:rPr>
+      </w:pPr>
+      <w:r>
+        <w:rPr>
+          <w:b/>
+          <w:bCs/>
+          <w:szCs w:val="26"/>
+          <w:lang w:val="en-US"/>
+        </w:rPr>
+        <w:t>Phân quyền người dùng</w:t>
+      </w:r>
+    </w:p>
+    <w:p>
+      <w:pPr>
+        <w:widowControl w:val="0"/>
+        <w:autoSpaceDE w:val="0"/>
+        <w:autoSpaceDN w:val="0"/>
+        <w:rPr>
+          <w:szCs w:val="26"/>
+          <w:lang w:val="en-US"/>
+        </w:rPr>
+      </w:pPr>
+      <w:r>
+        <w:rPr>
+          <w:szCs w:val="26"/>
+          <w:lang w:val="en-US"/>
+        </w:rPr>
+        <w:t>Hệ thống được chia thành hai nhóm người dùng chính:</w:t>
+      </w:r>
+    </w:p>
+    <w:p>
+      <w:pPr>
+        <w:widowControl w:val="0"/>
+        <w:autoSpaceDE w:val="0"/>
+        <w:autoSpaceDN w:val="0"/>
+        <w:rPr>
+          <w:b/>
+          <w:bCs/>
+          <w:szCs w:val="26"/>
+          <w:lang w:val="en-US"/>
+        </w:rPr>
+      </w:pPr>
+      <w:r>
+        <w:rPr>
+          <w:b/>
+          <w:bCs/>
+          <w:szCs w:val="26"/>
+          <w:lang w:val="en-US"/>
+        </w:rPr>
+        <w:t>Quản trị viên (Admin)</w:t>
+      </w:r>
+    </w:p>
+    <w:p>
+      <w:pPr>
+        <w:widowControl w:val="0"/>
+        <w:autoSpaceDE w:val="0"/>
+        <w:autoSpaceDN w:val="0"/>
+        <w:rPr>
+          <w:szCs w:val="26"/>
+          <w:lang w:val="en-US"/>
+        </w:rPr>
+      </w:pPr>
+      <w:r>
+        <w:rPr>
+          <w:szCs w:val="26"/>
+          <w:lang w:val="en-US"/>
+        </w:rPr>
+        <w:t>Quản trị viên có toàn quyền trên hệ thống, bao gồm:</w:t>
       </w:r>
     </w:p>
     <w:p>
@@ -10838,7 +11420,7 @@
         <w:widowControl w:val="0"/>
         <w:numPr>
           <w:ilvl w:val="0"/>
-          <w:numId w:val="4"/>
+          <w:numId w:val="17"/>
         </w:numPr>
         <w:autoSpaceDE w:val="0"/>
         <w:autoSpaceDN w:val="0"/>
@@ -10852,7 +11434,7 @@
           <w:szCs w:val="26"/>
           <w:lang w:val="en-US"/>
         </w:rPr>
-        <w:t xml:space="preserve">Quản trị viên (Admin). . </w:t>
+        <w:t xml:space="preserve">Quản lý phòng trọ. </w:t>
       </w:r>
     </w:p>
     <w:p>
@@ -10860,7 +11442,7 @@
         <w:widowControl w:val="0"/>
         <w:numPr>
           <w:ilvl w:val="0"/>
-          <w:numId w:val="4"/>
+          <w:numId w:val="17"/>
         </w:numPr>
         <w:autoSpaceDE w:val="0"/>
         <w:autoSpaceDN w:val="0"/>
@@ -10874,7 +11456,96 @@
           <w:szCs w:val="26"/>
           <w:lang w:val="en-US"/>
         </w:rPr>
-        <w:t xml:space="preserve">Người thuê phòng . </w:t>
+        <w:t xml:space="preserve">Quản lý người thuê. </w:t>
+      </w:r>
+    </w:p>
+    <w:p>
+      <w:pPr>
+        <w:widowControl w:val="0"/>
+        <w:numPr>
+          <w:ilvl w:val="0"/>
+          <w:numId w:val="17"/>
+        </w:numPr>
+        <w:autoSpaceDE w:val="0"/>
+        <w:autoSpaceDN w:val="0"/>
+        <w:rPr>
+          <w:szCs w:val="26"/>
+          <w:lang w:val="en-US"/>
+        </w:rPr>
+      </w:pPr>
+      <w:r>
+        <w:rPr>
+          <w:szCs w:val="26"/>
+          <w:lang w:val="en-US"/>
+        </w:rPr>
+        <w:lastRenderedPageBreak/>
+        <w:t xml:space="preserve">Quản lý hợp đồng. </w:t>
+      </w:r>
+    </w:p>
+    <w:p>
+      <w:pPr>
+        <w:widowControl w:val="0"/>
+        <w:numPr>
+          <w:ilvl w:val="0"/>
+          <w:numId w:val="17"/>
+        </w:numPr>
+        <w:autoSpaceDE w:val="0"/>
+        <w:autoSpaceDN w:val="0"/>
+        <w:rPr>
+          <w:szCs w:val="26"/>
+          <w:lang w:val="en-US"/>
+        </w:rPr>
+      </w:pPr>
+      <w:r>
+        <w:rPr>
+          <w:szCs w:val="26"/>
+          <w:lang w:val="en-US"/>
+        </w:rPr>
+        <w:t xml:space="preserve">Quản lý hóa đơn. </w:t>
+      </w:r>
+    </w:p>
+    <w:p>
+      <w:pPr>
+        <w:widowControl w:val="0"/>
+        <w:numPr>
+          <w:ilvl w:val="0"/>
+          <w:numId w:val="17"/>
+        </w:numPr>
+        <w:autoSpaceDE w:val="0"/>
+        <w:autoSpaceDN w:val="0"/>
+        <w:rPr>
+          <w:szCs w:val="26"/>
+          <w:lang w:val="en-US"/>
+        </w:rPr>
+      </w:pPr>
+      <w:r>
+        <w:rPr>
+          <w:szCs w:val="26"/>
+          <w:lang w:val="en-US"/>
+        </w:rPr>
+        <w:t xml:space="preserve">Quản lý tài khoản người dùng. </w:t>
+      </w:r>
+    </w:p>
+    <w:p>
+      <w:pPr>
+        <w:widowControl w:val="0"/>
+        <w:numPr>
+          <w:ilvl w:val="0"/>
+          <w:numId w:val="17"/>
+        </w:numPr>
+        <w:autoSpaceDE w:val="0"/>
+        <w:autoSpaceDN w:val="0"/>
+        <w:rPr>
+          <w:szCs w:val="26"/>
+          <w:lang w:val="en-US"/>
+        </w:rPr>
+      </w:pPr>
+      <w:r>
+        <w:rPr>
+          <w:szCs w:val="26"/>
+          <w:lang w:val="en-US"/>
+        </w:rPr>
+        <w:t xml:space="preserve">Xem báo cáo và thống kê. </w:t>
       </w:r>
     </w:p>
     <w:p>
@@ -10883,16 +11554,144 @@
         <w:autoSpaceDE w:val="0"/>
         <w:autoSpaceDN w:val="0"/>
         <w:rPr>
-          <w:szCs w:val="26"/>
-          <w:lang w:val="en-US"/>
-        </w:rPr>
-      </w:pPr>
-      <w:r>
-        <w:rPr>
-          <w:szCs w:val="26"/>
-          <w:lang w:val="en-US"/>
-        </w:rPr>
-        <w:t>Mỗi nhóm người dùng được cấp các quyền truy cập và thao tác khác nhau trên hệ thống.</w:t>
+          <w:b/>
+          <w:bCs/>
+          <w:szCs w:val="26"/>
+          <w:lang w:val="en-US"/>
+        </w:rPr>
+      </w:pPr>
+      <w:r>
+        <w:rPr>
+          <w:b/>
+          <w:bCs/>
+          <w:szCs w:val="26"/>
+          <w:lang w:val="en-US"/>
+        </w:rPr>
+        <w:t>Người thuê phòng</w:t>
+      </w:r>
+    </w:p>
+    <w:p>
+      <w:pPr>
+        <w:widowControl w:val="0"/>
+        <w:autoSpaceDE w:val="0"/>
+        <w:autoSpaceDN w:val="0"/>
+        <w:rPr>
+          <w:szCs w:val="26"/>
+          <w:lang w:val="en-US"/>
+        </w:rPr>
+      </w:pPr>
+      <w:r>
+        <w:rPr>
+          <w:szCs w:val="26"/>
+          <w:lang w:val="en-US"/>
+        </w:rPr>
+        <w:t>Người thuê phòng chỉ được phép:</w:t>
+      </w:r>
+    </w:p>
+    <w:p>
+      <w:pPr>
+        <w:widowControl w:val="0"/>
+        <w:numPr>
+          <w:ilvl w:val="0"/>
+          <w:numId w:val="18"/>
+        </w:numPr>
+        <w:autoSpaceDE w:val="0"/>
+        <w:autoSpaceDN w:val="0"/>
+        <w:rPr>
+          <w:szCs w:val="26"/>
+          <w:lang w:val="en-US"/>
+        </w:rPr>
+      </w:pPr>
+      <w:r>
+        <w:rPr>
+          <w:szCs w:val="26"/>
+          <w:lang w:val="en-US"/>
+        </w:rPr>
+        <w:t xml:space="preserve">Xem thông tin cá nhân. </w:t>
+      </w:r>
+    </w:p>
+    <w:p>
+      <w:pPr>
+        <w:widowControl w:val="0"/>
+        <w:numPr>
+          <w:ilvl w:val="0"/>
+          <w:numId w:val="18"/>
+        </w:numPr>
+        <w:autoSpaceDE w:val="0"/>
+        <w:autoSpaceDN w:val="0"/>
+        <w:rPr>
+          <w:szCs w:val="26"/>
+          <w:lang w:val="en-US"/>
+        </w:rPr>
+      </w:pPr>
+      <w:r>
+        <w:rPr>
+          <w:szCs w:val="26"/>
+          <w:lang w:val="en-US"/>
+        </w:rPr>
+        <w:t xml:space="preserve">Xem thông tin hợp đồng thuê phòng. </w:t>
+      </w:r>
+    </w:p>
+    <w:p>
+      <w:pPr>
+        <w:widowControl w:val="0"/>
+        <w:numPr>
+          <w:ilvl w:val="0"/>
+          <w:numId w:val="18"/>
+        </w:numPr>
+        <w:autoSpaceDE w:val="0"/>
+        <w:autoSpaceDN w:val="0"/>
+        <w:rPr>
+          <w:szCs w:val="26"/>
+          <w:lang w:val="en-US"/>
+        </w:rPr>
+      </w:pPr>
+      <w:r>
+        <w:rPr>
+          <w:szCs w:val="26"/>
+          <w:lang w:val="en-US"/>
+        </w:rPr>
+        <w:t xml:space="preserve">Xem hóa đơn điện, nước và tiền phòng. </w:t>
+      </w:r>
+    </w:p>
+    <w:p>
+      <w:pPr>
+        <w:widowControl w:val="0"/>
+        <w:numPr>
+          <w:ilvl w:val="0"/>
+          <w:numId w:val="18"/>
+        </w:numPr>
+        <w:autoSpaceDE w:val="0"/>
+        <w:autoSpaceDN w:val="0"/>
+        <w:rPr>
+          <w:szCs w:val="26"/>
+          <w:lang w:val="en-US"/>
+        </w:rPr>
+      </w:pPr>
+      <w:r>
+        <w:rPr>
+          <w:szCs w:val="26"/>
+          <w:lang w:val="en-US"/>
+        </w:rPr>
+        <w:t xml:space="preserve">Theo dõi lịch sử thanh toán. </w:t>
+      </w:r>
+    </w:p>
+    <w:p>
+      <w:pPr>
+        <w:widowControl w:val="0"/>
+        <w:autoSpaceDE w:val="0"/>
+        <w:autoSpaceDN w:val="0"/>
+        <w:rPr>
+          <w:szCs w:val="26"/>
+          <w:lang w:val="en-US"/>
+        </w:rPr>
+      </w:pPr>
+      <w:r>
+        <w:rPr>
+          <w:szCs w:val="26"/>
+          <w:lang w:val="en-US"/>
+        </w:rPr>
+        <w:t>Việc phân quyền giúp hạn chế truy cập trái phép và đảm bảo mỗi người dùng chỉ được thực hiện các chức năng phù hợp với vai trò của mình.</w:t>
       </w:r>
     </w:p>
     <w:p>
@@ -10940,9 +11739,49 @@
     <w:p>
       <w:pPr>
         <w:widowControl w:val="0"/>
+        <w:autoSpaceDE w:val="0"/>
+        <w:autoSpaceDN w:val="0"/>
+        <w:rPr>
+          <w:b/>
+          <w:bCs/>
+          <w:szCs w:val="26"/>
+          <w:lang w:val="en-US"/>
+        </w:rPr>
+      </w:pPr>
+      <w:r>
+        <w:rPr>
+          <w:b/>
+          <w:bCs/>
+          <w:szCs w:val="26"/>
+          <w:lang w:val="en-US"/>
+        </w:rPr>
+        <w:t>Phương pháp thu thập tài liệu</w:t>
+      </w:r>
+    </w:p>
+    <w:p>
+      <w:pPr>
+        <w:widowControl w:val="0"/>
+        <w:autoSpaceDE w:val="0"/>
+        <w:autoSpaceDN w:val="0"/>
+        <w:rPr>
+          <w:szCs w:val="26"/>
+          <w:lang w:val="en-US"/>
+        </w:rPr>
+      </w:pPr>
+      <w:r>
+        <w:rPr>
+          <w:szCs w:val="26"/>
+          <w:lang w:val="en-US"/>
+        </w:rPr>
+        <w:t>Nghiên cứu các tài liệu liên quan đến:</w:t>
+      </w:r>
+    </w:p>
+    <w:p>
+      <w:pPr>
+        <w:widowControl w:val="0"/>
         <w:numPr>
           <w:ilvl w:val="0"/>
-          <w:numId w:val="5"/>
+          <w:numId w:val="19"/>
         </w:numPr>
         <w:autoSpaceDE w:val="0"/>
         <w:autoSpaceDN w:val="0"/>
@@ -10956,7 +11795,7 @@
           <w:szCs w:val="26"/>
           <w:lang w:val="en-US"/>
         </w:rPr>
-        <w:t xml:space="preserve">Phương pháp thu thập tài liệu. </w:t>
+        <w:t xml:space="preserve">ASP.NET Core MVC. </w:t>
       </w:r>
     </w:p>
     <w:p>
@@ -10964,7 +11803,7 @@
         <w:widowControl w:val="0"/>
         <w:numPr>
           <w:ilvl w:val="0"/>
-          <w:numId w:val="5"/>
+          <w:numId w:val="19"/>
         </w:numPr>
         <w:autoSpaceDE w:val="0"/>
         <w:autoSpaceDN w:val="0"/>
@@ -10978,7 +11817,7 @@
           <w:szCs w:val="26"/>
           <w:lang w:val="en-US"/>
         </w:rPr>
-        <w:t xml:space="preserve">Phương pháp khảo sát thực tế. </w:t>
+        <w:t xml:space="preserve">Entity Framework Core. </w:t>
       </w:r>
     </w:p>
     <w:p>
@@ -10986,7 +11825,7 @@
         <w:widowControl w:val="0"/>
         <w:numPr>
           <w:ilvl w:val="0"/>
-          <w:numId w:val="5"/>
+          <w:numId w:val="19"/>
         </w:numPr>
         <w:autoSpaceDE w:val="0"/>
         <w:autoSpaceDN w:val="0"/>
@@ -11000,7 +11839,7 @@
           <w:szCs w:val="26"/>
           <w:lang w:val="en-US"/>
         </w:rPr>
-        <w:t xml:space="preserve">Phương pháp phân tích và thiết kế hệ thống. </w:t>
+        <w:t xml:space="preserve">SQL Server. </w:t>
       </w:r>
     </w:p>
     <w:p>
@@ -11008,7 +11847,7 @@
         <w:widowControl w:val="0"/>
         <w:numPr>
           <w:ilvl w:val="0"/>
-          <w:numId w:val="5"/>
+          <w:numId w:val="19"/>
         </w:numPr>
         <w:autoSpaceDE w:val="0"/>
         <w:autoSpaceDN w:val="0"/>
@@ -11022,8 +11861,422 @@
           <w:szCs w:val="26"/>
           <w:lang w:val="en-US"/>
         </w:rPr>
-        <w:t>Phương pháp xây dựng và kiểm thử phần mềm.</w:t>
-      </w:r>
+        <w:t xml:space="preserve">Mô hình MVC. </w:t>
+      </w:r>
+    </w:p>
+    <w:p>
+      <w:pPr>
+        <w:widowControl w:val="0"/>
+        <w:numPr>
+          <w:ilvl w:val="0"/>
+          <w:numId w:val="19"/>
+        </w:numPr>
+        <w:autoSpaceDE w:val="0"/>
+        <w:autoSpaceDN w:val="0"/>
+        <w:rPr>
+          <w:szCs w:val="26"/>
+          <w:lang w:val="en-US"/>
+        </w:rPr>
+      </w:pPr>
+      <w:r>
+        <w:rPr>
+          <w:szCs w:val="26"/>
+          <w:lang w:val="en-US"/>
+        </w:rPr>
+        <w:t xml:space="preserve">Các hệ thống quản lý phòng trọ hiện có. </w:t>
+      </w:r>
+    </w:p>
+    <w:p>
+      <w:pPr>
+        <w:widowControl w:val="0"/>
+        <w:autoSpaceDE w:val="0"/>
+        <w:autoSpaceDN w:val="0"/>
+        <w:rPr>
+          <w:b/>
+          <w:bCs/>
+          <w:szCs w:val="26"/>
+          <w:lang w:val="en-US"/>
+        </w:rPr>
+      </w:pPr>
+      <w:r>
+        <w:rPr>
+          <w:b/>
+          <w:bCs/>
+          <w:szCs w:val="26"/>
+          <w:lang w:val="en-US"/>
+        </w:rPr>
+        <w:t>Phương pháp khảo sát thực tế</w:t>
+      </w:r>
+    </w:p>
+    <w:p>
+      <w:pPr>
+        <w:widowControl w:val="0"/>
+        <w:autoSpaceDE w:val="0"/>
+        <w:autoSpaceDN w:val="0"/>
+        <w:rPr>
+          <w:szCs w:val="26"/>
+          <w:lang w:val="en-US"/>
+        </w:rPr>
+      </w:pPr>
+      <w:r>
+        <w:rPr>
+          <w:szCs w:val="26"/>
+          <w:lang w:val="en-US"/>
+        </w:rPr>
+        <w:t>Tiến hành khảo sát nhu cầu quản lý tại các khu nhà trọ sinh viên nhằm thu thập thông tin về:</w:t>
+      </w:r>
+    </w:p>
+    <w:p>
+      <w:pPr>
+        <w:widowControl w:val="0"/>
+        <w:numPr>
+          <w:ilvl w:val="0"/>
+          <w:numId w:val="20"/>
+        </w:numPr>
+        <w:autoSpaceDE w:val="0"/>
+        <w:autoSpaceDN w:val="0"/>
+        <w:rPr>
+          <w:szCs w:val="26"/>
+          <w:lang w:val="en-US"/>
+        </w:rPr>
+      </w:pPr>
+      <w:r>
+        <w:rPr>
+          <w:szCs w:val="26"/>
+          <w:lang w:val="en-US"/>
+        </w:rPr>
+        <w:t xml:space="preserve">Quy trình quản lý hiện tại. </w:t>
+      </w:r>
+    </w:p>
+    <w:p>
+      <w:pPr>
+        <w:widowControl w:val="0"/>
+        <w:numPr>
+          <w:ilvl w:val="0"/>
+          <w:numId w:val="20"/>
+        </w:numPr>
+        <w:autoSpaceDE w:val="0"/>
+        <w:autoSpaceDN w:val="0"/>
+        <w:rPr>
+          <w:szCs w:val="26"/>
+          <w:lang w:val="en-US"/>
+        </w:rPr>
+      </w:pPr>
+      <w:r>
+        <w:rPr>
+          <w:szCs w:val="26"/>
+          <w:lang w:val="en-US"/>
+        </w:rPr>
+        <w:t xml:space="preserve">Các khó khăn gặp phải. </w:t>
+      </w:r>
+    </w:p>
+    <w:p>
+      <w:pPr>
+        <w:widowControl w:val="0"/>
+        <w:numPr>
+          <w:ilvl w:val="0"/>
+          <w:numId w:val="20"/>
+        </w:numPr>
+        <w:autoSpaceDE w:val="0"/>
+        <w:autoSpaceDN w:val="0"/>
+        <w:rPr>
+          <w:szCs w:val="26"/>
+          <w:lang w:val="en-US"/>
+        </w:rPr>
+      </w:pPr>
+      <w:r>
+        <w:rPr>
+          <w:szCs w:val="26"/>
+          <w:lang w:val="en-US"/>
+        </w:rPr>
+        <w:lastRenderedPageBreak/>
+        <w:t xml:space="preserve">Các chức năng cần thiết cho hệ thống. </w:t>
+      </w:r>
+    </w:p>
+    <w:p>
+      <w:pPr>
+        <w:widowControl w:val="0"/>
+        <w:autoSpaceDE w:val="0"/>
+        <w:autoSpaceDN w:val="0"/>
+        <w:rPr>
+          <w:b/>
+          <w:bCs/>
+          <w:szCs w:val="26"/>
+          <w:lang w:val="en-US"/>
+        </w:rPr>
+      </w:pPr>
+      <w:r>
+        <w:rPr>
+          <w:b/>
+          <w:bCs/>
+          <w:szCs w:val="26"/>
+          <w:lang w:val="en-US"/>
+        </w:rPr>
+        <w:t>Phương pháp phân tích và thiết kế hệ thống</w:t>
+      </w:r>
+    </w:p>
+    <w:p>
+      <w:pPr>
+        <w:widowControl w:val="0"/>
+        <w:autoSpaceDE w:val="0"/>
+        <w:autoSpaceDN w:val="0"/>
+        <w:rPr>
+          <w:szCs w:val="26"/>
+          <w:lang w:val="en-US"/>
+        </w:rPr>
+      </w:pPr>
+      <w:r>
+        <w:rPr>
+          <w:szCs w:val="26"/>
+          <w:lang w:val="en-US"/>
+        </w:rPr>
+        <w:t>Thực hiện:</w:t>
+      </w:r>
+    </w:p>
+    <w:p>
+      <w:pPr>
+        <w:widowControl w:val="0"/>
+        <w:numPr>
+          <w:ilvl w:val="0"/>
+          <w:numId w:val="21"/>
+        </w:numPr>
+        <w:autoSpaceDE w:val="0"/>
+        <w:autoSpaceDN w:val="0"/>
+        <w:rPr>
+          <w:szCs w:val="26"/>
+          <w:lang w:val="en-US"/>
+        </w:rPr>
+      </w:pPr>
+      <w:r>
+        <w:rPr>
+          <w:szCs w:val="26"/>
+          <w:lang w:val="en-US"/>
+        </w:rPr>
+        <w:t xml:space="preserve">Phân tích yêu cầu người dùng. </w:t>
+      </w:r>
+    </w:p>
+    <w:p>
+      <w:pPr>
+        <w:widowControl w:val="0"/>
+        <w:numPr>
+          <w:ilvl w:val="0"/>
+          <w:numId w:val="21"/>
+        </w:numPr>
+        <w:autoSpaceDE w:val="0"/>
+        <w:autoSpaceDN w:val="0"/>
+        <w:rPr>
+          <w:szCs w:val="26"/>
+          <w:lang w:val="en-US"/>
+        </w:rPr>
+      </w:pPr>
+      <w:r>
+        <w:rPr>
+          <w:szCs w:val="26"/>
+          <w:lang w:val="en-US"/>
+        </w:rPr>
+        <w:t xml:space="preserve">Thiết kế cơ sở dữ liệu. </w:t>
+      </w:r>
+    </w:p>
+    <w:p>
+      <w:pPr>
+        <w:widowControl w:val="0"/>
+        <w:numPr>
+          <w:ilvl w:val="0"/>
+          <w:numId w:val="21"/>
+        </w:numPr>
+        <w:autoSpaceDE w:val="0"/>
+        <w:autoSpaceDN w:val="0"/>
+        <w:rPr>
+          <w:szCs w:val="26"/>
+          <w:lang w:val="en-US"/>
+        </w:rPr>
+      </w:pPr>
+      <w:r>
+        <w:rPr>
+          <w:szCs w:val="26"/>
+          <w:lang w:val="en-US"/>
+        </w:rPr>
+        <w:t xml:space="preserve">Thiết kế giao diện. </w:t>
+      </w:r>
+    </w:p>
+    <w:p>
+      <w:pPr>
+        <w:widowControl w:val="0"/>
+        <w:numPr>
+          <w:ilvl w:val="0"/>
+          <w:numId w:val="21"/>
+        </w:numPr>
+        <w:autoSpaceDE w:val="0"/>
+        <w:autoSpaceDN w:val="0"/>
+        <w:rPr>
+          <w:szCs w:val="26"/>
+          <w:lang w:val="en-US"/>
+        </w:rPr>
+      </w:pPr>
+      <w:r>
+        <w:rPr>
+          <w:szCs w:val="26"/>
+          <w:lang w:val="en-US"/>
+        </w:rPr>
+        <w:t xml:space="preserve">Thiết kế các chức năng nghiệp vụ. </w:t>
+      </w:r>
+    </w:p>
+    <w:p>
+      <w:pPr>
+        <w:widowControl w:val="0"/>
+        <w:autoSpaceDE w:val="0"/>
+        <w:autoSpaceDN w:val="0"/>
+        <w:rPr>
+          <w:b/>
+          <w:bCs/>
+          <w:szCs w:val="26"/>
+          <w:lang w:val="en-US"/>
+        </w:rPr>
+      </w:pPr>
+      <w:r>
+        <w:rPr>
+          <w:b/>
+          <w:bCs/>
+          <w:szCs w:val="26"/>
+          <w:lang w:val="en-US"/>
+        </w:rPr>
+        <w:t>Phương pháp xây dựng và kiểm thử phần mềm</w:t>
+      </w:r>
+    </w:p>
+    <w:p>
+      <w:pPr>
+        <w:widowControl w:val="0"/>
+        <w:autoSpaceDE w:val="0"/>
+        <w:autoSpaceDN w:val="0"/>
+        <w:rPr>
+          <w:szCs w:val="26"/>
+          <w:lang w:val="en-US"/>
+        </w:rPr>
+      </w:pPr>
+      <w:r>
+        <w:rPr>
+          <w:szCs w:val="26"/>
+          <w:lang w:val="en-US"/>
+        </w:rPr>
+        <w:t>Tiến hành lập trình hệ thống theo từng giai đoạn và thực hiện kiểm thử để đánh giá:</w:t>
+      </w:r>
+    </w:p>
+    <w:p>
+      <w:pPr>
+        <w:widowControl w:val="0"/>
+        <w:numPr>
+          <w:ilvl w:val="0"/>
+          <w:numId w:val="22"/>
+        </w:numPr>
+        <w:autoSpaceDE w:val="0"/>
+        <w:autoSpaceDN w:val="0"/>
+        <w:rPr>
+          <w:szCs w:val="26"/>
+          <w:lang w:val="en-US"/>
+        </w:rPr>
+      </w:pPr>
+      <w:r>
+        <w:rPr>
+          <w:szCs w:val="26"/>
+          <w:lang w:val="en-US"/>
+        </w:rPr>
+        <w:t xml:space="preserve">Tính chính xác của chức năng. </w:t>
+      </w:r>
+    </w:p>
+    <w:p>
+      <w:pPr>
+        <w:widowControl w:val="0"/>
+        <w:numPr>
+          <w:ilvl w:val="0"/>
+          <w:numId w:val="22"/>
+        </w:numPr>
+        <w:autoSpaceDE w:val="0"/>
+        <w:autoSpaceDN w:val="0"/>
+        <w:rPr>
+          <w:szCs w:val="26"/>
+          <w:lang w:val="en-US"/>
+        </w:rPr>
+      </w:pPr>
+      <w:r>
+        <w:rPr>
+          <w:szCs w:val="26"/>
+          <w:lang w:val="en-US"/>
+        </w:rPr>
+        <w:t xml:space="preserve">Hiệu năng hoạt động. </w:t>
+      </w:r>
+    </w:p>
+    <w:p>
+      <w:pPr>
+        <w:widowControl w:val="0"/>
+        <w:numPr>
+          <w:ilvl w:val="0"/>
+          <w:numId w:val="22"/>
+        </w:numPr>
+        <w:autoSpaceDE w:val="0"/>
+        <w:autoSpaceDN w:val="0"/>
+        <w:rPr>
+          <w:szCs w:val="26"/>
+          <w:lang w:val="en-US"/>
+        </w:rPr>
+      </w:pPr>
+      <w:r>
+        <w:rPr>
+          <w:szCs w:val="26"/>
+          <w:lang w:val="en-US"/>
+        </w:rPr>
+        <w:t xml:space="preserve">Khả năng bảo mật. </w:t>
+      </w:r>
+    </w:p>
+    <w:p>
+      <w:pPr>
+        <w:widowControl w:val="0"/>
+        <w:numPr>
+          <w:ilvl w:val="0"/>
+          <w:numId w:val="22"/>
+        </w:numPr>
+        <w:autoSpaceDE w:val="0"/>
+        <w:autoSpaceDN w:val="0"/>
+        <w:rPr>
+          <w:szCs w:val="26"/>
+          <w:lang w:val="en-US"/>
+        </w:rPr>
+      </w:pPr>
+      <w:r>
+        <w:rPr>
+          <w:szCs w:val="26"/>
+          <w:lang w:val="en-US"/>
+        </w:rPr>
+        <w:t xml:space="preserve">Tính ổn định của hệ thống. </w:t>
+      </w:r>
+    </w:p>
+    <w:p>
+      <w:pPr>
+        <w:widowControl w:val="0"/>
+        <w:autoSpaceDE w:val="0"/>
+        <w:autoSpaceDN w:val="0"/>
+        <w:rPr>
+          <w:szCs w:val="26"/>
+          <w:lang w:val="en-US"/>
+        </w:rPr>
+      </w:pPr>
+      <w:r>
+        <w:rPr>
+          <w:szCs w:val="26"/>
+          <w:lang w:val="en-US"/>
+        </w:rPr>
+        <w:t>Kết quả kiểm thử được sử dụng để sửa lỗi và hoàn thiện hệ thống trước khi đưa vào sử dụng thực tế.</w:t>
+      </w:r>
+    </w:p>
+    <w:p>
+      <w:pPr>
+        <w:widowControl w:val="0"/>
+        <w:autoSpaceDE w:val="0"/>
+        <w:autoSpaceDN w:val="0"/>
+        <w:rPr>
+          <w:szCs w:val="26"/>
+          <w:lang w:val="en-US"/>
+        </w:rPr>
+      </w:pPr>
     </w:p>
     <w:p>
       <w:pPr>
@@ -11035,53 +12288,25 @@
         <w:shd w:val="clear" w:color="auto" w:fill="FFFFFF" w:themeFill="background1"/>
         <w:rPr>
           <w:color w:val="FFFFFF" w:themeColor="background1"/>
-        </w:rPr>
-      </w:pPr>
-      <w:bookmarkStart w:id="21" w:name="_Toc232024923"/>
+          <w:lang w:val="en-US"/>
+        </w:rPr>
+      </w:pPr>
+      <w:bookmarkStart w:id="21" w:name="_Toc233472613"/>
+      <w:bookmarkStart w:id="22" w:name="_Toc233472738"/>
+      <w:bookmarkStart w:id="23" w:name="_Toc233473177"/>
       <w:r>
         <w:rPr>
           <w:color w:val="FFFFFF" w:themeColor="background1"/>
         </w:rPr>
-        <w:t>Mô tả bài toán</w:t>
+        <w:t>M</w:t>
       </w:r>
       <w:bookmarkEnd w:id="21"/>
-    </w:p>
-    <w:p>
-      <w:pPr>
-        <w:widowControl w:val="0"/>
-        <w:autoSpaceDE w:val="0"/>
-        <w:autoSpaceDN w:val="0"/>
-        <w:ind w:left="360"/>
-        <w:rPr>
-          <w:szCs w:val="26"/>
-          <w:lang w:val="en-US"/>
-        </w:rPr>
-      </w:pPr>
-    </w:p>
-    <w:p>
-      <w:pPr>
-        <w:widowControl w:val="0"/>
-        <w:autoSpaceDE w:val="0"/>
-        <w:autoSpaceDN w:val="0"/>
-        <w:spacing w:before="0" w:after="0"/>
-        <w:rPr>
-          <w:szCs w:val="26"/>
-          <w:lang w:val="en-US"/>
-        </w:rPr>
-      </w:pPr>
-    </w:p>
-    <w:p>
-      <w:pPr>
-        <w:rPr>
-          <w:b/>
-          <w:lang w:val="en-US"/>
-        </w:rPr>
-      </w:pPr>
-    </w:p>
-    <w:p>
-      <w:pPr>
-        <w:rPr>
-          <w:b/>
+      <w:bookmarkEnd w:id="22"/>
+      <w:bookmarkEnd w:id="23"/>
+    </w:p>
+    <w:p>
+      <w:pPr>
+        <w:rPr>
           <w:lang w:val="en-US"/>
         </w:rPr>
         <w:sectPr>
@@ -11095,13 +12320,13 @@
       <w:pPr>
         <w:pStyle w:val="u1"/>
         <w:spacing w:before="79"/>
-        <w:ind w:right="720"/>
-        <w:rPr>
-          <w:lang w:val="en-US"/>
-        </w:rPr>
-      </w:pPr>
-      <w:bookmarkStart w:id="22" w:name="_Toc231479979"/>
-      <w:bookmarkStart w:id="23" w:name="_Toc232024924"/>
+        <w:ind w:left="0" w:right="720"/>
+        <w:rPr>
+          <w:lang w:val="en-US"/>
+        </w:rPr>
+      </w:pPr>
+      <w:bookmarkStart w:id="24" w:name="_Toc231479979"/>
+      <w:bookmarkStart w:id="25" w:name="_Toc233473178"/>
       <w:r>
         <w:lastRenderedPageBreak/>
         <w:t>CHƯƠNG</w:t>
@@ -11169,8 +12394,8 @@
         </w:rPr>
         <w:t>CỨU</w:t>
       </w:r>
-      <w:bookmarkEnd w:id="22"/>
-      <w:bookmarkEnd w:id="23"/>
+      <w:bookmarkEnd w:id="24"/>
+      <w:bookmarkEnd w:id="25"/>
     </w:p>
     <w:p>
       <w:pPr>
@@ -11192,14 +12417,14 @@
           <w:lang w:val="en-US"/>
         </w:rPr>
       </w:pPr>
-      <w:bookmarkStart w:id="24" w:name="_Toc232024925"/>
+      <w:bookmarkStart w:id="26" w:name="_Toc233473179"/>
       <w:r>
         <w:rPr>
           <w:lang w:val="en-US"/>
         </w:rPr>
         <w:t>Mô tả bài toán</w:t>
       </w:r>
-      <w:bookmarkEnd w:id="24"/>
+      <w:bookmarkEnd w:id="26"/>
     </w:p>
     <w:p>
       <w:pPr>
@@ -11319,7 +12544,7 @@
           <w:lang w:val="en-US"/>
         </w:rPr>
       </w:pPr>
-      <w:bookmarkStart w:id="25" w:name="_Toc232024926"/>
+      <w:bookmarkStart w:id="27" w:name="_Toc233473180"/>
       <w:r>
         <w:rPr>
           <w:lang w:val="en-US"/>
@@ -11329,7 +12554,7 @@
       <w:r>
         <w:t>êu cầu chức năng của hệ thống</w:t>
       </w:r>
-      <w:bookmarkEnd w:id="25"/>
+      <w:bookmarkEnd w:id="27"/>
     </w:p>
     <w:p>
       <w:pPr>
@@ -12002,7 +13227,7 @@
           <w:lang w:val="en-US"/>
         </w:rPr>
       </w:pPr>
-      <w:bookmarkStart w:id="26" w:name="_Toc232024927"/>
+      <w:bookmarkStart w:id="28" w:name="_Toc233473181"/>
       <w:r>
         <w:rPr>
           <w:lang w:val="en-US"/>
@@ -12010,7 +13235,7 @@
         <w:lastRenderedPageBreak/>
         <w:t>Hình ảnh và mô tả chức năng ERD khách hàng</w:t>
       </w:r>
-      <w:bookmarkEnd w:id="26"/>
+      <w:bookmarkEnd w:id="28"/>
     </w:p>
     <w:p>
       <w:pPr>
@@ -12070,8 +13295,8 @@
           <w:lang w:val="en-US"/>
         </w:rPr>
       </w:pPr>
-      <w:bookmarkStart w:id="27" w:name="_Toc231486761"/>
-      <w:bookmarkStart w:id="28" w:name="_Toc232024620"/>
+      <w:bookmarkStart w:id="29" w:name="_Toc231486761"/>
+      <w:bookmarkStart w:id="30" w:name="_Toc233473300"/>
       <w:r>
         <w:rPr>
           <w:color w:val="000000" w:themeColor="text1"/>
@@ -12116,8 +13341,8 @@
         </w:rPr>
         <w:t xml:space="preserve"> Liên kết giữa các bảng</w:t>
       </w:r>
-      <w:bookmarkEnd w:id="27"/>
-      <w:bookmarkEnd w:id="28"/>
+      <w:bookmarkEnd w:id="29"/>
+      <w:bookmarkEnd w:id="30"/>
     </w:p>
     <w:p>
       <w:pPr>
@@ -12850,7 +14075,7 @@
           <w:color w:val="000000" w:themeColor="text1"/>
         </w:rPr>
       </w:pPr>
-      <w:bookmarkStart w:id="29" w:name="_Toc232024638"/>
+      <w:bookmarkStart w:id="31" w:name="_Toc233473340"/>
       <w:r>
         <w:rPr>
           <w:color w:val="000000" w:themeColor="text1"/>
@@ -12895,7 +14120,7 @@
         </w:rPr>
         <w:t xml:space="preserve"> Các bảng, cột và chức năng trong database</w:t>
       </w:r>
-      <w:bookmarkEnd w:id="29"/>
+      <w:bookmarkEnd w:id="31"/>
     </w:p>
     <w:p>
       <w:pPr>
@@ -13009,14 +14234,14 @@
           <w:lang w:val="en-US"/>
         </w:rPr>
       </w:pPr>
-      <w:bookmarkStart w:id="30" w:name="_Toc232024928"/>
+      <w:bookmarkStart w:id="32" w:name="_Toc233473182"/>
       <w:r>
         <w:rPr>
           <w:lang w:val="en-US"/>
         </w:rPr>
         <w:t>Sơ đồ usecase</w:t>
       </w:r>
-      <w:bookmarkEnd w:id="30"/>
+      <w:bookmarkEnd w:id="32"/>
     </w:p>
     <w:p>
       <w:pPr>
@@ -13078,7 +14303,7 @@
           <w:lang w:val="en-US"/>
         </w:rPr>
       </w:pPr>
-      <w:bookmarkStart w:id="31" w:name="_Toc232024621"/>
+      <w:bookmarkStart w:id="33" w:name="_Toc233473301"/>
       <w:r>
         <w:rPr>
           <w:color w:val="000000" w:themeColor="text1"/>
@@ -13137,7 +14362,7 @@
         </w:rPr>
         <w:t>secase admin</w:t>
       </w:r>
-      <w:bookmarkEnd w:id="31"/>
+      <w:bookmarkEnd w:id="33"/>
     </w:p>
     <w:p>
       <w:pPr>
@@ -13198,7 +14423,7 @@
           <w:lang w:val="en-US"/>
         </w:rPr>
       </w:pPr>
-      <w:bookmarkStart w:id="32" w:name="_Toc232024622"/>
+      <w:bookmarkStart w:id="34" w:name="_Toc233473302"/>
       <w:r>
         <w:rPr>
           <w:color w:val="000000" w:themeColor="text1"/>
@@ -13257,7 +14482,7 @@
         </w:rPr>
         <w:t>secase người thuê</w:t>
       </w:r>
-      <w:bookmarkEnd w:id="32"/>
+      <w:bookmarkEnd w:id="34"/>
     </w:p>
     <w:p>
       <w:pPr>
@@ -13386,14 +14611,14 @@
           <w:lang w:val="en-US"/>
         </w:rPr>
       </w:pPr>
-      <w:bookmarkStart w:id="33" w:name="_Toc232024929"/>
+      <w:bookmarkStart w:id="35" w:name="_Toc233473183"/>
       <w:r>
         <w:rPr>
           <w:lang w:val="en-US"/>
         </w:rPr>
         <w:t>Kiến trúc hệ thống</w:t>
       </w:r>
-      <w:bookmarkEnd w:id="33"/>
+      <w:bookmarkEnd w:id="35"/>
     </w:p>
     <w:p>
       <w:pPr>
@@ -13422,51 +14647,30 @@
         <w:rPr>
           <w:lang w:val="en-US"/>
         </w:rPr>
-        <w:t>Hệ thống quản lý phòng trọ sinh viên được xây dựng theo mô hình MVC (Model – View – Controller), giúp phân tách rõ ràng giữa giao diện người dùng, xử lý nghiệp vụ và dữ liệu. Kiến trúc này giúp hệ thống dễ bảo trì, dễ mở rộng và thuận tiện trong quá trình phát triển.</w:t>
-      </w:r>
-    </w:p>
-    <w:p>
-      <w:pPr>
-        <w:rPr>
-          <w:lang w:val="en-US"/>
-        </w:rPr>
-      </w:pPr>
-      <w:r>
-        <w:rPr>
-          <w:lang w:val="en-US"/>
-        </w:rPr>
-        <w:t>Kiến trúc tổng thể của hệ thống bao gồm:</w:t>
-      </w:r>
-    </w:p>
-    <w:p>
-      <w:pPr>
-        <w:ind w:left="360"/>
-        <w:rPr>
-          <w:lang w:val="en-US"/>
-        </w:rPr>
-      </w:pPr>
-      <w:r>
+        <w:t>Hệ thống quản lý phòng trọ sinh viên được xây dựng theo mô hình kiến trúc MVC (Model – View – Controller), một mô hình thiết kế phổ biến trong phát triển ứng dụng web hiện đại. Việc áp dụng mô hình MVC giúp phân tách rõ ràng giữa giao diện người dùng, xử lý nghiệp vụ và quản lý dữ liệu, từ đó làm tăng tính linh hoạt, khả năng bảo trì cũng như khả năng mở rộng của hệ thống trong tương lai.</w:t>
+      </w:r>
+    </w:p>
+    <w:p>
+      <w:pPr>
+        <w:rPr>
+          <w:lang w:val="en-US"/>
+        </w:rPr>
+      </w:pPr>
+      <w:r>
+        <w:rPr>
+          <w:lang w:val="en-US"/>
+        </w:rPr>
+        <w:lastRenderedPageBreak/>
+        <w:t>Kiến trúc MVC cho phép các thành phần hoạt động độc lập nhưng vẫn phối hợp chặt chẽ với nhau. Khi người dùng thực hiện một thao tác trên giao diện, yêu cầu sẽ được gửi đến Controller để xử lý. Controller sẽ tương tác với Model để thực hiện các nghiệp vụ cần thiết và truy xuất dữ liệu từ cơ sở dữ liệu. Sau khi xử lý hoàn tất, kết quả sẽ được trả về View để hiển thị cho người dùng.</w:t>
+      </w:r>
+    </w:p>
+    <w:p>
+      <w:pPr>
         <w:rPr>
           <w:b/>
           <w:bCs/>
           <w:lang w:val="en-US"/>
         </w:rPr>
-        <w:lastRenderedPageBreak/>
-        <w:t>Client (Front-end):</w:t>
-      </w:r>
-      <w:r>
-        <w:rPr>
-          <w:lang w:val="en-US"/>
-        </w:rPr>
-        <w:t xml:space="preserve"> Giao diện người dùng được xây dựng bằng HTML5, CSS3 và JavaScript. Front-end chịu trách nhiệm hiển thị thông tin phòng trọ, hóa đơn thanh toán, yêu cầu sửa chữa và tiếp nhận các thao tác từ người dùng. </w:t>
-      </w:r>
-    </w:p>
-    <w:p>
-      <w:pPr>
-        <w:ind w:left="360"/>
-        <w:rPr>
-          <w:lang w:val="en-US"/>
-        </w:rPr>
       </w:pPr>
       <w:r>
         <w:rPr>
@@ -13474,13 +14678,7 @@
           <w:bCs/>
           <w:lang w:val="en-US"/>
         </w:rPr>
-        <w:t>Web Application (Back-end):</w:t>
-      </w:r>
-      <w:r>
-        <w:rPr>
-          <w:lang w:val="en-US"/>
-        </w:rPr>
-        <w:t xml:space="preserve"> Được phát triển bằng ASP.NET MVC trên nền tảng C#. Back-end thực hiện các chức năng xử lý nghiệp vụ như đăng nhập, thuê phòng, thanh toán tiền phòng, quản lý người thuê, quản lý hóa đơn và quản lý yêu cầu sửa chữa. </w:t>
+        <w:t>Kiến trúc tổng thể của hệ thống bao gồm:</w:t>
       </w:r>
     </w:p>
     <w:p>
@@ -13496,13 +14694,165 @@
           <w:bCs/>
           <w:lang w:val="en-US"/>
         </w:rPr>
-        <w:t>Database Layer:</w:t>
-      </w:r>
-      <w:r>
-        <w:rPr>
-          <w:lang w:val="en-US"/>
-        </w:rPr>
-        <w:t xml:space="preserve"> Sử dụng Microsoft SQL Server để lưu trữ dữ liệu của hệ thống như thông tin người thuê, phòng trọ, hóa đơn và yêu cầu sửa chữa. </w:t>
+        <w:t>Client (Front-end):</w:t>
+      </w:r>
+    </w:p>
+    <w:p>
+      <w:pPr>
+        <w:ind w:left="360"/>
+        <w:rPr>
+          <w:lang w:val="en-US"/>
+        </w:rPr>
+      </w:pPr>
+      <w:r>
+        <w:rPr>
+          <w:lang w:val="en-US"/>
+        </w:rPr>
+        <w:t>Front-end là lớp giao diện tương tác trực tiếp với người dùng, được xây dựng bằng các công nghệ HTML5, CSS và JavaScript. Thành phần này có nhiệm vụ hiển thị dữ liệu và tiếp nhận các thao tác từ người dùng.</w:t>
+      </w:r>
+    </w:p>
+    <w:p>
+      <w:pPr>
+        <w:ind w:left="360"/>
+        <w:rPr>
+          <w:lang w:val="en-US"/>
+        </w:rPr>
+      </w:pPr>
+      <w:r>
+        <w:rPr>
+          <w:lang w:val="en-US"/>
+        </w:rPr>
+        <w:t>Đối với người quản trị, giao diện cung cấp các chức năng như:</w:t>
+      </w:r>
+    </w:p>
+    <w:p>
+      <w:pPr>
+        <w:numPr>
+          <w:ilvl w:val="0"/>
+          <w:numId w:val="23"/>
+        </w:numPr>
+        <w:rPr>
+          <w:lang w:val="en-US"/>
+        </w:rPr>
+      </w:pPr>
+      <w:r>
+        <w:rPr>
+          <w:lang w:val="en-US"/>
+        </w:rPr>
+        <w:t>Quản lý danh sách phòng trọ.</w:t>
+      </w:r>
+    </w:p>
+    <w:p>
+      <w:pPr>
+        <w:numPr>
+          <w:ilvl w:val="0"/>
+          <w:numId w:val="23"/>
+        </w:numPr>
+        <w:rPr>
+          <w:lang w:val="en-US"/>
+        </w:rPr>
+      </w:pPr>
+      <w:r>
+        <w:rPr>
+          <w:lang w:val="en-US"/>
+        </w:rPr>
+        <w:t>Quản lý hợp đồng thuê phòng.</w:t>
+      </w:r>
+    </w:p>
+    <w:p>
+      <w:pPr>
+        <w:numPr>
+          <w:ilvl w:val="0"/>
+          <w:numId w:val="23"/>
+        </w:numPr>
+        <w:rPr>
+          <w:lang w:val="en-US"/>
+        </w:rPr>
+      </w:pPr>
+      <w:r>
+        <w:rPr>
+          <w:lang w:val="en-US"/>
+        </w:rPr>
+        <w:t>Theo dõi các yêu cầu sửa chữa.</w:t>
+      </w:r>
+    </w:p>
+    <w:p>
+      <w:pPr>
+        <w:ind w:left="360"/>
+        <w:rPr>
+          <w:lang w:val="en-US"/>
+        </w:rPr>
+      </w:pPr>
+      <w:r>
+        <w:rPr>
+          <w:lang w:val="en-US"/>
+        </w:rPr>
+        <w:t>Đối với người thuê phòng, giao diện cho phép:</w:t>
+      </w:r>
+    </w:p>
+    <w:p>
+      <w:pPr>
+        <w:numPr>
+          <w:ilvl w:val="0"/>
+          <w:numId w:val="24"/>
+        </w:numPr>
+        <w:rPr>
+          <w:lang w:val="en-US"/>
+        </w:rPr>
+      </w:pPr>
+      <w:r>
+        <w:rPr>
+          <w:lang w:val="en-US"/>
+        </w:rPr>
+        <w:t>Theo dõi thông tin phòng đang thuê.</w:t>
+      </w:r>
+    </w:p>
+    <w:p>
+      <w:pPr>
+        <w:numPr>
+          <w:ilvl w:val="0"/>
+          <w:numId w:val="24"/>
+        </w:numPr>
+        <w:rPr>
+          <w:lang w:val="en-US"/>
+        </w:rPr>
+      </w:pPr>
+      <w:r>
+        <w:rPr>
+          <w:lang w:val="en-US"/>
+        </w:rPr>
+        <w:t>Xem hóa đơn thanh toán.</w:t>
+      </w:r>
+    </w:p>
+    <w:p>
+      <w:pPr>
+        <w:numPr>
+          <w:ilvl w:val="0"/>
+          <w:numId w:val="24"/>
+        </w:numPr>
+        <w:rPr>
+          <w:lang w:val="en-US"/>
+        </w:rPr>
+      </w:pPr>
+      <w:r>
+        <w:rPr>
+          <w:lang w:val="en-US"/>
+        </w:rPr>
+        <w:t>Gửi yêu cầu sửa chữa hoặc phản hồi cho chủ trọ.</w:t>
+      </w:r>
+    </w:p>
+    <w:p>
+      <w:pPr>
+        <w:ind w:left="360"/>
+        <w:rPr>
+          <w:lang w:val="en-US"/>
+        </w:rPr>
+      </w:pPr>
+      <w:r>
+        <w:rPr>
+          <w:lang w:val="en-US"/>
+        </w:rPr>
+        <w:t>Giao diện được thiết kế theo hướng thân thiện, dễ sử dụng và có khả năng tương thích trên nhiều thiết bị khác nhau như máy tính, máy tính bảng và điện thoại di động.</w:t>
       </w:r>
     </w:p>
     <w:p>
@@ -13518,13 +14868,181 @@
           <w:bCs/>
           <w:lang w:val="en-US"/>
         </w:rPr>
-        <w:t>ORM Framework:</w:t>
-      </w:r>
-      <w:r>
-        <w:rPr>
-          <w:lang w:val="en-US"/>
-        </w:rPr>
-        <w:t xml:space="preserve"> Sử dụng Entity Framework Core để kết nối và thao tác dữ liệu giữa ứng dụng ASP.NET MVC và cơ sở dữ liệu SQL Server. </w:t>
+        <w:t>Web Application (Back-end):</w:t>
+      </w:r>
+      <w:r>
+        <w:rPr>
+          <w:lang w:val="en-US"/>
+        </w:rPr>
+        <w:t xml:space="preserve"> </w:t>
+      </w:r>
+    </w:p>
+    <w:p>
+      <w:pPr>
+        <w:ind w:left="360"/>
+        <w:rPr>
+          <w:lang w:val="en-US"/>
+        </w:rPr>
+      </w:pPr>
+      <w:r>
+        <w:rPr>
+          <w:lang w:val="en-US"/>
+        </w:rPr>
+        <w:t>Back-end được phát triển bằng ASP.NET Core MVC sử dụng ngôn ngữ lập trình C#. Đây là thành phần trung tâm của hệ thống, chịu trách nhiệm xử lý toàn bộ nghiệp vụ và điều phối hoạt động giữa giao diện người dùng và cơ sở dữ liệu.</w:t>
+      </w:r>
+    </w:p>
+    <w:p>
+      <w:pPr>
+        <w:ind w:left="360"/>
+        <w:rPr>
+          <w:lang w:val="en-US"/>
+        </w:rPr>
+      </w:pPr>
+      <w:r>
+        <w:rPr>
+          <w:lang w:val="en-US"/>
+        </w:rPr>
+        <w:t>Các chức năng chính của tầng Back-end bao gồm:</w:t>
+      </w:r>
+    </w:p>
+    <w:p>
+      <w:pPr>
+        <w:numPr>
+          <w:ilvl w:val="0"/>
+          <w:numId w:val="25"/>
+        </w:numPr>
+        <w:rPr>
+          <w:lang w:val="en-US"/>
+        </w:rPr>
+      </w:pPr>
+      <w:r>
+        <w:rPr>
+          <w:lang w:val="en-US"/>
+        </w:rPr>
+        <w:t>Xác thực và phân quyền người dùng.</w:t>
+      </w:r>
+    </w:p>
+    <w:p>
+      <w:pPr>
+        <w:numPr>
+          <w:ilvl w:val="0"/>
+          <w:numId w:val="25"/>
+        </w:numPr>
+        <w:rPr>
+          <w:lang w:val="en-US"/>
+        </w:rPr>
+      </w:pPr>
+      <w:r>
+        <w:rPr>
+          <w:lang w:val="en-US"/>
+        </w:rPr>
+        <w:t>Quản lý thông tin phòng trọ.</w:t>
+      </w:r>
+    </w:p>
+    <w:p>
+      <w:pPr>
+        <w:numPr>
+          <w:ilvl w:val="0"/>
+          <w:numId w:val="25"/>
+        </w:numPr>
+        <w:rPr>
+          <w:lang w:val="en-US"/>
+        </w:rPr>
+      </w:pPr>
+      <w:r>
+        <w:rPr>
+          <w:lang w:val="en-US"/>
+        </w:rPr>
+        <w:lastRenderedPageBreak/>
+        <w:t>Quản lý thông tin người thuê.</w:t>
+      </w:r>
+    </w:p>
+    <w:p>
+      <w:pPr>
+        <w:numPr>
+          <w:ilvl w:val="0"/>
+          <w:numId w:val="25"/>
+        </w:numPr>
+        <w:rPr>
+          <w:lang w:val="en-US"/>
+        </w:rPr>
+      </w:pPr>
+      <w:r>
+        <w:rPr>
+          <w:lang w:val="en-US"/>
+        </w:rPr>
+        <w:t>Tính toán tiền điện, nước và tiền thuê hàng tháng.</w:t>
+      </w:r>
+    </w:p>
+    <w:p>
+      <w:pPr>
+        <w:numPr>
+          <w:ilvl w:val="0"/>
+          <w:numId w:val="25"/>
+        </w:numPr>
+        <w:rPr>
+          <w:lang w:val="en-US"/>
+        </w:rPr>
+      </w:pPr>
+      <w:r>
+        <w:rPr>
+          <w:lang w:val="en-US"/>
+        </w:rPr>
+        <w:t>Tạo và quản lý hóa đơn.</w:t>
+      </w:r>
+    </w:p>
+    <w:p>
+      <w:pPr>
+        <w:numPr>
+          <w:ilvl w:val="0"/>
+          <w:numId w:val="25"/>
+        </w:numPr>
+        <w:rPr>
+          <w:lang w:val="en-US"/>
+        </w:rPr>
+      </w:pPr>
+      <w:r>
+        <w:rPr>
+          <w:lang w:val="en-US"/>
+        </w:rPr>
+        <w:t>Tiếp nhận và xử lý yêu cầu sửa chữa.</w:t>
+      </w:r>
+    </w:p>
+    <w:p>
+      <w:pPr>
+        <w:numPr>
+          <w:ilvl w:val="0"/>
+          <w:numId w:val="25"/>
+        </w:numPr>
+        <w:rPr>
+          <w:lang w:val="en-US"/>
+        </w:rPr>
+      </w:pPr>
+      <w:r>
+        <w:rPr>
+          <w:lang w:val="en-US"/>
+        </w:rPr>
+        <w:t>Quản lý tài khoản người dùng.</w:t>
+      </w:r>
+    </w:p>
+    <w:p>
+      <w:pPr>
+        <w:ind w:left="360"/>
+        <w:rPr>
+          <w:lang w:val="en-US"/>
+        </w:rPr>
+      </w:pPr>
+      <w:r>
+        <w:rPr>
+          <w:lang w:val="en-US"/>
+        </w:rPr>
+        <w:t>Ngoài ra, Back-end còn chịu trách nhiệm kiểm tra tính hợp lệ của dữ liệu đầu vào, xử lý lỗi và đảm bảo an toàn thông tin trước khi dữ liệu được lưu trữ vào hệ thống</w:t>
+      </w:r>
+      <w:r>
+        <w:rPr>
+          <w:lang w:val="en-US"/>
+        </w:rPr>
+        <w:t>.</w:t>
       </w:r>
     </w:p>
     <w:p>
@@ -13540,13 +15058,151 @@
           <w:bCs/>
           <w:lang w:val="en-US"/>
         </w:rPr>
-        <w:t>Môi trường phát triển:</w:t>
-      </w:r>
-      <w:r>
-        <w:rPr>
-          <w:lang w:val="en-US"/>
-        </w:rPr>
-        <w:t xml:space="preserve"> Visual Studio Code (VS Code), .NET 8 SDK, SQL Server Management Studio (SSMS). </w:t>
+        <w:t>Database Layer:</w:t>
+      </w:r>
+    </w:p>
+    <w:p>
+      <w:pPr>
+        <w:ind w:left="360"/>
+        <w:rPr>
+          <w:lang w:val="en-US"/>
+        </w:rPr>
+      </w:pPr>
+      <w:r>
+        <w:rPr>
+          <w:lang w:val="en-US"/>
+        </w:rPr>
+        <w:t>Tầng cơ sở dữ liệu sử dụng Microsoft SQL Server để lưu trữ và quản lý toàn bộ dữ liệu của hệ thống.</w:t>
+      </w:r>
+    </w:p>
+    <w:p>
+      <w:pPr>
+        <w:ind w:left="360"/>
+        <w:rPr>
+          <w:lang w:val="en-US"/>
+        </w:rPr>
+      </w:pPr>
+      <w:r>
+        <w:rPr>
+          <w:lang w:val="en-US"/>
+        </w:rPr>
+        <w:t>Các nhóm dữ liệu chính được lưu trữ bao gồm:</w:t>
+      </w:r>
+    </w:p>
+    <w:p>
+      <w:pPr>
+        <w:numPr>
+          <w:ilvl w:val="0"/>
+          <w:numId w:val="26"/>
+        </w:numPr>
+        <w:rPr>
+          <w:lang w:val="en-US"/>
+        </w:rPr>
+      </w:pPr>
+      <w:r>
+        <w:rPr>
+          <w:lang w:val="en-US"/>
+        </w:rPr>
+        <w:t>Thông tin tài khoản người dùng.</w:t>
+      </w:r>
+    </w:p>
+    <w:p>
+      <w:pPr>
+        <w:numPr>
+          <w:ilvl w:val="0"/>
+          <w:numId w:val="26"/>
+        </w:numPr>
+        <w:rPr>
+          <w:lang w:val="en-US"/>
+        </w:rPr>
+      </w:pPr>
+      <w:r>
+        <w:rPr>
+          <w:lang w:val="en-US"/>
+        </w:rPr>
+        <w:t>Thông tin phòng trọ.</w:t>
+      </w:r>
+    </w:p>
+    <w:p>
+      <w:pPr>
+        <w:numPr>
+          <w:ilvl w:val="0"/>
+          <w:numId w:val="26"/>
+        </w:numPr>
+        <w:rPr>
+          <w:lang w:val="en-US"/>
+        </w:rPr>
+      </w:pPr>
+      <w:r>
+        <w:rPr>
+          <w:lang w:val="en-US"/>
+        </w:rPr>
+        <w:t>Thông tin người thuê.</w:t>
+      </w:r>
+    </w:p>
+    <w:p>
+      <w:pPr>
+        <w:numPr>
+          <w:ilvl w:val="0"/>
+          <w:numId w:val="26"/>
+        </w:numPr>
+        <w:rPr>
+          <w:lang w:val="en-US"/>
+        </w:rPr>
+      </w:pPr>
+      <w:r>
+        <w:rPr>
+          <w:lang w:val="en-US"/>
+        </w:rPr>
+        <w:t>Thông tin hóa đơn.</w:t>
+      </w:r>
+    </w:p>
+    <w:p>
+      <w:pPr>
+        <w:numPr>
+          <w:ilvl w:val="0"/>
+          <w:numId w:val="26"/>
+        </w:numPr>
+        <w:rPr>
+          <w:lang w:val="en-US"/>
+        </w:rPr>
+      </w:pPr>
+      <w:r>
+        <w:rPr>
+          <w:lang w:val="en-US"/>
+        </w:rPr>
+        <w:t>Danh sách yêu cầu sửa chữa.</w:t>
+      </w:r>
+    </w:p>
+    <w:p>
+      <w:pPr>
+        <w:numPr>
+          <w:ilvl w:val="0"/>
+          <w:numId w:val="26"/>
+        </w:numPr>
+        <w:rPr>
+          <w:lang w:val="en-US"/>
+        </w:rPr>
+      </w:pPr>
+      <w:r>
+        <w:rPr>
+          <w:lang w:val="en-US"/>
+        </w:rPr>
+        <w:t>Thông tin phân quyền người dùng.</w:t>
+      </w:r>
+    </w:p>
+    <w:p>
+      <w:pPr>
+        <w:ind w:left="360"/>
+        <w:rPr>
+          <w:lang w:val="en-US"/>
+        </w:rPr>
+      </w:pPr>
+      <w:r>
+        <w:rPr>
+          <w:lang w:val="en-US"/>
+        </w:rPr>
+        <w:t>Việc sử dụng SQL Server giúp đảm bảo tính toàn vẹn dữ liệu, khả năng truy xuất nhanh, hỗ trợ sao lưu dữ liệu và nâng cao độ bảo mật cho hệ thống.</w:t>
       </w:r>
     </w:p>
     <w:p>
@@ -13562,6 +15218,274 @@
           <w:bCs/>
           <w:lang w:val="en-US"/>
         </w:rPr>
+        <w:t>ORM Framework:</w:t>
+      </w:r>
+      <w:r>
+        <w:rPr>
+          <w:lang w:val="en-US"/>
+        </w:rPr>
+        <w:t xml:space="preserve"> </w:t>
+      </w:r>
+    </w:p>
+    <w:p>
+      <w:pPr>
+        <w:ind w:left="360"/>
+        <w:rPr>
+          <w:lang w:val="en-US"/>
+        </w:rPr>
+      </w:pPr>
+      <w:r>
+        <w:rPr>
+          <w:lang w:val="en-US"/>
+        </w:rPr>
+        <w:t>Hệ thống sử dụng Entity Framework Core làm công nghệ ORM (Object Relational Mapping) để kết nối giữa ứng dụng ASP.NET Core MVC và cơ sở dữ liệu SQL Server.</w:t>
+      </w:r>
+    </w:p>
+    <w:p>
+      <w:pPr>
+        <w:ind w:left="360"/>
+        <w:rPr>
+          <w:lang w:val="en-US"/>
+        </w:rPr>
+      </w:pPr>
+      <w:r>
+        <w:rPr>
+          <w:lang w:val="en-US"/>
+        </w:rPr>
+        <w:t>Entity Framework Core cho phép ánh xạ các bảng dữ liệu trong SQL Server thành các đối tượng trong ngôn ngữ C#, giúp lập trình viên thao tác với dữ liệu thông qua mã nguồn thay vì phải viết nhiều câu lệnh SQL thủ công.</w:t>
+      </w:r>
+    </w:p>
+    <w:p>
+      <w:pPr>
+        <w:ind w:left="360"/>
+        <w:rPr>
+          <w:lang w:val="en-US"/>
+        </w:rPr>
+      </w:pPr>
+      <w:r>
+        <w:rPr>
+          <w:lang w:val="en-US"/>
+        </w:rPr>
+        <w:t>Các lợi ích của Entity Framework Core trong hệ thống gồm:</w:t>
+      </w:r>
+    </w:p>
+    <w:p>
+      <w:pPr>
+        <w:numPr>
+          <w:ilvl w:val="0"/>
+          <w:numId w:val="27"/>
+        </w:numPr>
+        <w:rPr>
+          <w:lang w:val="en-US"/>
+        </w:rPr>
+      </w:pPr>
+      <w:r>
+        <w:rPr>
+          <w:lang w:val="en-US"/>
+        </w:rPr>
+        <w:lastRenderedPageBreak/>
+        <w:t>Giảm thiểu số lượng câu lệnh SQL cần viết.</w:t>
+      </w:r>
+    </w:p>
+    <w:p>
+      <w:pPr>
+        <w:numPr>
+          <w:ilvl w:val="0"/>
+          <w:numId w:val="27"/>
+        </w:numPr>
+        <w:rPr>
+          <w:lang w:val="en-US"/>
+        </w:rPr>
+      </w:pPr>
+      <w:r>
+        <w:rPr>
+          <w:lang w:val="en-US"/>
+        </w:rPr>
+        <w:t>Tăng tốc độ phát triển ứng dụng.</w:t>
+      </w:r>
+    </w:p>
+    <w:p>
+      <w:pPr>
+        <w:numPr>
+          <w:ilvl w:val="0"/>
+          <w:numId w:val="27"/>
+        </w:numPr>
+        <w:rPr>
+          <w:lang w:val="en-US"/>
+        </w:rPr>
+      </w:pPr>
+      <w:r>
+        <w:rPr>
+          <w:lang w:val="en-US"/>
+        </w:rPr>
+        <w:t>Dễ dàng bảo trì mã nguồn.</w:t>
+      </w:r>
+    </w:p>
+    <w:p>
+      <w:pPr>
+        <w:numPr>
+          <w:ilvl w:val="0"/>
+          <w:numId w:val="27"/>
+        </w:numPr>
+        <w:rPr>
+          <w:lang w:val="en-US"/>
+        </w:rPr>
+      </w:pPr>
+      <w:r>
+        <w:rPr>
+          <w:lang w:val="en-US"/>
+        </w:rPr>
+        <w:t>Hỗ trợ Migration để quản lý thay đổi cấu trúc cơ sở dữ liệu.</w:t>
+      </w:r>
+    </w:p>
+    <w:p>
+      <w:pPr>
+        <w:numPr>
+          <w:ilvl w:val="0"/>
+          <w:numId w:val="27"/>
+        </w:numPr>
+        <w:rPr>
+          <w:lang w:val="en-US"/>
+        </w:rPr>
+      </w:pPr>
+      <w:r>
+        <w:rPr>
+          <w:lang w:val="en-US"/>
+        </w:rPr>
+        <w:t>Hỗ trợ truy vấn dữ liệu bằng LINQ một cách trực quan và hiệu quả.</w:t>
+      </w:r>
+    </w:p>
+    <w:p>
+      <w:pPr>
+        <w:ind w:left="360"/>
+        <w:rPr>
+          <w:lang w:val="en-US"/>
+        </w:rPr>
+      </w:pPr>
+      <w:r>
+        <w:rPr>
+          <w:b/>
+          <w:bCs/>
+          <w:lang w:val="en-US"/>
+        </w:rPr>
+        <w:t>Môi trường phát triển:</w:t>
+      </w:r>
+      <w:r>
+        <w:rPr>
+          <w:lang w:val="en-US"/>
+        </w:rPr>
+        <w:t xml:space="preserve"> </w:t>
+      </w:r>
+    </w:p>
+    <w:p>
+      <w:pPr>
+        <w:ind w:left="360"/>
+        <w:rPr>
+          <w:lang w:val="en-US"/>
+        </w:rPr>
+      </w:pPr>
+      <w:r>
+        <w:rPr>
+          <w:lang w:val="en-US"/>
+        </w:rPr>
+        <w:t>Trong quá trình xây dựng hệ thống, các công cụ và môi trường phát triển được sử dụng bao gồm:</w:t>
+      </w:r>
+    </w:p>
+    <w:p>
+      <w:pPr>
+        <w:numPr>
+          <w:ilvl w:val="0"/>
+          <w:numId w:val="28"/>
+        </w:numPr>
+        <w:rPr>
+          <w:lang w:val="en-US"/>
+        </w:rPr>
+      </w:pPr>
+      <w:r>
+        <w:rPr>
+          <w:lang w:val="en-US"/>
+        </w:rPr>
+        <w:t>Visual Studio Code (VS Code): công cụ lập trình chính.</w:t>
+      </w:r>
+    </w:p>
+    <w:p>
+      <w:pPr>
+        <w:numPr>
+          <w:ilvl w:val="0"/>
+          <w:numId w:val="28"/>
+        </w:numPr>
+        <w:rPr>
+          <w:lang w:val="en-US"/>
+        </w:rPr>
+      </w:pPr>
+      <w:r>
+        <w:rPr>
+          <w:lang w:val="en-US"/>
+        </w:rPr>
+        <w:t>.NET 8 SDK: nền tảng phát triển ứng dụng ASP.NET Core MVC.</w:t>
+      </w:r>
+    </w:p>
+    <w:p>
+      <w:pPr>
+        <w:numPr>
+          <w:ilvl w:val="0"/>
+          <w:numId w:val="28"/>
+        </w:numPr>
+        <w:rPr>
+          <w:lang w:val="en-US"/>
+        </w:rPr>
+      </w:pPr>
+      <w:r>
+        <w:rPr>
+          <w:lang w:val="en-US"/>
+        </w:rPr>
+        <w:t>SQL Server Management Studio (SSMS): công cụ quản lý cơ sở dữ liệu SQL Server.</w:t>
+      </w:r>
+    </w:p>
+    <w:p>
+      <w:pPr>
+        <w:numPr>
+          <w:ilvl w:val="0"/>
+          <w:numId w:val="28"/>
+        </w:numPr>
+        <w:rPr>
+          <w:lang w:val="en-US"/>
+        </w:rPr>
+      </w:pPr>
+      <w:r>
+        <w:rPr>
+          <w:lang w:val="en-US"/>
+        </w:rPr>
+        <w:t>Git và GitHub: quản lý mã nguồn và phiên bản dự án.</w:t>
+      </w:r>
+    </w:p>
+    <w:p>
+      <w:pPr>
+        <w:ind w:left="360"/>
+        <w:rPr>
+          <w:lang w:val="en-US"/>
+        </w:rPr>
+      </w:pPr>
+      <w:r>
+        <w:rPr>
+          <w:lang w:val="en-US"/>
+        </w:rPr>
+        <w:t>Các công cụ trên giúp quá trình phát triển phần mềm được thực hiện một cách hiệu quả, hỗ trợ làm việc nhóm và quản lý thay đổi trong suốt vòng đời dự án.</w:t>
+      </w:r>
+    </w:p>
+    <w:p>
+      <w:pPr>
+        <w:ind w:left="360"/>
+        <w:rPr>
+          <w:lang w:val="en-US"/>
+        </w:rPr>
+      </w:pPr>
+      <w:r>
+        <w:rPr>
+          <w:b/>
+          <w:bCs/>
+          <w:lang w:val="en-US"/>
+        </w:rPr>
         <w:t>Môi trường triển khai:</w:t>
       </w:r>
       <w:r>
@@ -13570,20 +15494,6 @@
         </w:rPr>
         <w:t xml:space="preserve"> Windows và môi trường hỗ trợ ASP.NET Core.</w:t>
       </w:r>
-    </w:p>
-    <w:p>
-      <w:pPr>
-        <w:rPr>
-          <w:lang w:val="en-US"/>
-        </w:rPr>
-      </w:pPr>
-    </w:p>
-    <w:p>
-      <w:pPr>
-        <w:rPr>
-          <w:lang w:val="en-US"/>
-        </w:rPr>
-      </w:pPr>
     </w:p>
     <w:p>
       <w:pPr>
@@ -13910,6 +15820,7 @@
               <w:rPr>
                 <w:lang w:val="en-US"/>
               </w:rPr>
+              <w:lastRenderedPageBreak/>
               <w:t>Quản lý CSDL</w:t>
             </w:r>
           </w:p>
@@ -13955,7 +15866,6 @@
               <w:rPr>
                 <w:lang w:val="en-US"/>
               </w:rPr>
-              <w:lastRenderedPageBreak/>
               <w:t>Quản lý mã nguồn</w:t>
             </w:r>
           </w:p>
@@ -13992,7 +15902,7 @@
           <w:lang w:val="en-US"/>
         </w:rPr>
       </w:pPr>
-      <w:bookmarkStart w:id="34" w:name="_Toc232024639"/>
+      <w:bookmarkStart w:id="36" w:name="_Toc233473341"/>
       <w:r>
         <w:rPr>
           <w:color w:val="000000" w:themeColor="text1"/>
@@ -14037,7 +15947,7 @@
         </w:rPr>
         <w:t xml:space="preserve"> Các công nghệ được sử dụng</w:t>
       </w:r>
-      <w:bookmarkEnd w:id="34"/>
+      <w:bookmarkEnd w:id="36"/>
     </w:p>
     <w:p>
       <w:pPr>
@@ -14111,7 +16021,7 @@
           <w:lang w:val="en-US"/>
         </w:rPr>
       </w:pPr>
-      <w:bookmarkStart w:id="35" w:name="_Toc232024623"/>
+      <w:bookmarkStart w:id="37" w:name="_Toc233473303"/>
       <w:r>
         <w:rPr>
           <w:color w:val="000000" w:themeColor="text1"/>
@@ -14156,18 +16066,19 @@
         </w:rPr>
         <w:t xml:space="preserve"> Sơ đồ kiến trúc</w:t>
       </w:r>
-      <w:bookmarkEnd w:id="35"/>
-    </w:p>
-    <w:p>
-      <w:pPr>
-        <w:rPr>
-          <w:lang w:val="en-US"/>
-        </w:rPr>
-      </w:pPr>
-      <w:r>
-        <w:rPr>
-          <w:lang w:val="en-US"/>
-        </w:rPr>
+      <w:bookmarkEnd w:id="37"/>
+    </w:p>
+    <w:p>
+      <w:pPr>
+        <w:rPr>
+          <w:lang w:val="en-US"/>
+        </w:rPr>
+      </w:pPr>
+      <w:r>
+        <w:rPr>
+          <w:lang w:val="en-US"/>
+        </w:rPr>
+        <w:lastRenderedPageBreak/>
         <w:t>Mô tả chi tiết sơ đồ:</w:t>
       </w:r>
     </w:p>
@@ -14185,7 +16096,6 @@
         <w:rPr>
           <w:lang w:val="en-US"/>
         </w:rPr>
-        <w:lastRenderedPageBreak/>
         <w:t>Client Layer sử dụng trình duyệt Chrome hoặc Microsoft Edge để truy cập hệ thống. Giao diện được xây dựng bằng HTML5, CSS3, JavaScript và Razor View.</w:t>
       </w:r>
     </w:p>
@@ -14296,7 +16206,7 @@
           <w:lang w:val="en-US"/>
         </w:rPr>
       </w:pPr>
-      <w:bookmarkStart w:id="36" w:name="_Toc232024624"/>
+      <w:bookmarkStart w:id="38" w:name="_Toc233473304"/>
       <w:r>
         <w:rPr>
           <w:color w:val="000000" w:themeColor="text1"/>
@@ -14341,7 +16251,7 @@
         </w:rPr>
         <w:t xml:space="preserve"> Sơ đồ MVC</w:t>
       </w:r>
-      <w:bookmarkEnd w:id="36"/>
+      <w:bookmarkEnd w:id="38"/>
     </w:p>
     <w:p>
       <w:pPr>
@@ -14703,8 +16613,8 @@
       <w:pPr>
         <w:pStyle w:val="u1"/>
       </w:pPr>
-      <w:bookmarkStart w:id="37" w:name="_Toc231479980"/>
-      <w:bookmarkStart w:id="38" w:name="_Toc232024930"/>
+      <w:bookmarkStart w:id="39" w:name="_Toc231479980"/>
+      <w:bookmarkStart w:id="40" w:name="_Toc233473184"/>
       <w:r>
         <w:lastRenderedPageBreak/>
         <w:t>CHƯƠNG</w:t>
@@ -14763,8 +16673,8 @@
         </w:rPr>
         <w:t>CỨU</w:t>
       </w:r>
-      <w:bookmarkEnd w:id="37"/>
-      <w:bookmarkEnd w:id="38"/>
+      <w:bookmarkEnd w:id="39"/>
+      <w:bookmarkEnd w:id="40"/>
     </w:p>
     <w:p>
       <w:pPr>
@@ -14777,14 +16687,14 @@
           <w:lang w:val="en-US"/>
         </w:rPr>
       </w:pPr>
-      <w:bookmarkStart w:id="39" w:name="_Toc232024931"/>
+      <w:bookmarkStart w:id="41" w:name="_Toc233473185"/>
       <w:r>
         <w:rPr>
           <w:lang w:val="en-US"/>
         </w:rPr>
         <w:t>Hình ảnh giao diện</w:t>
       </w:r>
-      <w:bookmarkEnd w:id="39"/>
+      <w:bookmarkEnd w:id="41"/>
     </w:p>
     <w:p>
       <w:pPr>
@@ -14858,7 +16768,7 @@
           <w:lang w:val="en-US"/>
         </w:rPr>
       </w:pPr>
-      <w:bookmarkStart w:id="40" w:name="_Toc232024625"/>
+      <w:bookmarkStart w:id="42" w:name="_Toc233473305"/>
       <w:r>
         <w:rPr>
           <w:color w:val="000000" w:themeColor="text1"/>
@@ -14903,7 +16813,7 @@
         </w:rPr>
         <w:t xml:space="preserve"> Trang giao diện cho thuê</w:t>
       </w:r>
-      <w:bookmarkEnd w:id="40"/>
+      <w:bookmarkEnd w:id="42"/>
     </w:p>
     <w:p>
       <w:pPr>
@@ -15282,7 +17192,7 @@
           <w:lang w:val="en-US"/>
         </w:rPr>
       </w:pPr>
-      <w:bookmarkStart w:id="41" w:name="_Toc232024626"/>
+      <w:bookmarkStart w:id="43" w:name="_Toc233473306"/>
       <w:r>
         <w:rPr>
           <w:color w:val="000000" w:themeColor="text1"/>
@@ -15341,7 +17251,7 @@
         </w:rPr>
         <w:t>ác nhận thuê và tích hợp đăng ký</w:t>
       </w:r>
-      <w:bookmarkEnd w:id="41"/>
+      <w:bookmarkEnd w:id="43"/>
     </w:p>
     <w:p>
       <w:pPr>
@@ -15484,7 +17394,7 @@
           <w:lang w:val="en-US"/>
         </w:rPr>
       </w:pPr>
-      <w:bookmarkStart w:id="42" w:name="_Toc232024627"/>
+      <w:bookmarkStart w:id="44" w:name="_Toc233473307"/>
       <w:r>
         <w:rPr>
           <w:color w:val="000000" w:themeColor="text1"/>
@@ -15529,7 +17439,7 @@
         </w:rPr>
         <w:t xml:space="preserve"> Modal đăng nhập</w:t>
       </w:r>
-      <w:bookmarkEnd w:id="42"/>
+      <w:bookmarkEnd w:id="44"/>
     </w:p>
     <w:p>
       <w:pPr>
@@ -15692,7 +17602,7 @@
           <w:lang w:val="en-US"/>
         </w:rPr>
       </w:pPr>
-      <w:bookmarkStart w:id="43" w:name="_Toc232024628"/>
+      <w:bookmarkStart w:id="45" w:name="_Toc233473308"/>
       <w:r>
         <w:rPr>
           <w:color w:val="000000" w:themeColor="text1"/>
@@ -15737,7 +17647,7 @@
         </w:rPr>
         <w:t xml:space="preserve"> Trang dành cho người sỡ hữu</w:t>
       </w:r>
-      <w:bookmarkEnd w:id="43"/>
+      <w:bookmarkEnd w:id="45"/>
     </w:p>
     <w:p>
       <w:pPr>
@@ -16019,7 +17929,7 @@
           <w:lang w:val="en-US"/>
         </w:rPr>
       </w:pPr>
-      <w:bookmarkStart w:id="44" w:name="_Toc232024629"/>
+      <w:bookmarkStart w:id="46" w:name="_Toc233473309"/>
       <w:r>
         <w:rPr>
           <w:color w:val="000000" w:themeColor="text1"/>
@@ -16064,7 +17974,7 @@
         </w:rPr>
         <w:t xml:space="preserve"> Modal yêu cầu sửa chữa</w:t>
       </w:r>
-      <w:bookmarkEnd w:id="44"/>
+      <w:bookmarkEnd w:id="46"/>
     </w:p>
     <w:p>
       <w:pPr>
@@ -16200,7 +18110,7 @@
           <w:lang w:val="en-US"/>
         </w:rPr>
       </w:pPr>
-      <w:bookmarkStart w:id="45" w:name="_Toc232024630"/>
+      <w:bookmarkStart w:id="47" w:name="_Toc233473310"/>
       <w:r>
         <w:rPr>
           <w:color w:val="000000" w:themeColor="text1"/>
@@ -16245,7 +18155,7 @@
         </w:rPr>
         <w:t xml:space="preserve"> Modal kiểm tra hoá đơn</w:t>
       </w:r>
-      <w:bookmarkEnd w:id="45"/>
+      <w:bookmarkEnd w:id="47"/>
     </w:p>
     <w:p>
       <w:pPr>
@@ -16419,7 +18329,7 @@
           <w:lang w:val="en-US"/>
         </w:rPr>
       </w:pPr>
-      <w:bookmarkStart w:id="46" w:name="_Toc232024631"/>
+      <w:bookmarkStart w:id="48" w:name="_Toc233473311"/>
       <w:r>
         <w:rPr>
           <w:color w:val="000000" w:themeColor="text1"/>
@@ -16464,7 +18374,7 @@
         </w:rPr>
         <w:t xml:space="preserve"> Modal thanh toán</w:t>
       </w:r>
-      <w:bookmarkEnd w:id="46"/>
+      <w:bookmarkEnd w:id="48"/>
     </w:p>
     <w:p>
       <w:pPr>
@@ -16625,7 +18535,7 @@
           <w:lang w:val="en-US"/>
         </w:rPr>
       </w:pPr>
-      <w:bookmarkStart w:id="47" w:name="_Toc232024632"/>
+      <w:bookmarkStart w:id="49" w:name="_Toc233473312"/>
       <w:r>
         <w:rPr>
           <w:color w:val="000000" w:themeColor="text1"/>
@@ -16670,7 +18580,7 @@
         </w:rPr>
         <w:t xml:space="preserve"> Modal hoá đơn thanh toán</w:t>
       </w:r>
-      <w:bookmarkEnd w:id="47"/>
+      <w:bookmarkEnd w:id="49"/>
     </w:p>
     <w:p>
       <w:pPr>
@@ -16838,7 +18748,7 @@
           <w:lang w:val="en-US"/>
         </w:rPr>
       </w:pPr>
-      <w:bookmarkStart w:id="48" w:name="_Toc232024633"/>
+      <w:bookmarkStart w:id="50" w:name="_Toc233473313"/>
       <w:r>
         <w:rPr>
           <w:color w:val="000000" w:themeColor="text1"/>
@@ -16883,7 +18793,7 @@
         </w:rPr>
         <w:t xml:space="preserve"> Trang quản lý phòng</w:t>
       </w:r>
-      <w:bookmarkEnd w:id="48"/>
+      <w:bookmarkEnd w:id="50"/>
     </w:p>
     <w:p>
       <w:pPr>
@@ -17044,7 +18954,7 @@
           <w:lang w:val="en-US"/>
         </w:rPr>
       </w:pPr>
-      <w:bookmarkStart w:id="49" w:name="_Toc232024634"/>
+      <w:bookmarkStart w:id="51" w:name="_Toc233473314"/>
       <w:r>
         <w:rPr>
           <w:color w:val="000000" w:themeColor="text1"/>
@@ -17089,7 +18999,7 @@
         </w:rPr>
         <w:t xml:space="preserve"> Modal setting phòng</w:t>
       </w:r>
-      <w:bookmarkEnd w:id="49"/>
+      <w:bookmarkEnd w:id="51"/>
     </w:p>
     <w:p>
       <w:pPr>
@@ -17439,7 +19349,7 @@
           <w:lang w:val="en-US"/>
         </w:rPr>
       </w:pPr>
-      <w:bookmarkStart w:id="50" w:name="_Toc232024635"/>
+      <w:bookmarkStart w:id="52" w:name="_Toc233473315"/>
       <w:r>
         <w:rPr>
           <w:color w:val="000000" w:themeColor="text1"/>
@@ -17484,7 +19394,7 @@
         </w:rPr>
         <w:t xml:space="preserve"> Trang danh sách yêu cầu sữa chữa</w:t>
       </w:r>
-      <w:bookmarkEnd w:id="50"/>
+      <w:bookmarkEnd w:id="52"/>
     </w:p>
     <w:p>
       <w:pPr>
@@ -17678,7 +19588,7 @@
           <w:lang w:val="en-US"/>
         </w:rPr>
       </w:pPr>
-      <w:bookmarkStart w:id="51" w:name="_Toc232024636"/>
+      <w:bookmarkStart w:id="53" w:name="_Toc233473316"/>
       <w:r>
         <w:rPr>
           <w:color w:val="000000" w:themeColor="text1"/>
@@ -17723,7 +19633,7 @@
         </w:rPr>
         <w:t xml:space="preserve"> Chi tiết yêu cầu sữa chữa</w:t>
       </w:r>
-      <w:bookmarkEnd w:id="51"/>
+      <w:bookmarkEnd w:id="53"/>
     </w:p>
     <w:p>
       <w:pPr>
@@ -17957,8 +19867,8 @@
         <w:pStyle w:val="u1"/>
         <w:ind w:right="716"/>
       </w:pPr>
-      <w:bookmarkStart w:id="52" w:name="_Toc231479981"/>
-      <w:bookmarkStart w:id="53" w:name="_Toc232024932"/>
+      <w:bookmarkStart w:id="54" w:name="_Toc231479981"/>
+      <w:bookmarkStart w:id="55" w:name="_Toc233473186"/>
       <w:r>
         <w:lastRenderedPageBreak/>
         <w:t>CHƯƠNG</w:t>
@@ -18035,8 +19945,8 @@
         </w:rPr>
         <w:t>TRIỂN</w:t>
       </w:r>
-      <w:bookmarkEnd w:id="52"/>
-      <w:bookmarkEnd w:id="53"/>
+      <w:bookmarkEnd w:id="54"/>
+      <w:bookmarkEnd w:id="55"/>
     </w:p>
     <w:p>
       <w:pPr>
@@ -18057,14 +19967,14 @@
           <w:lang w:val="en-US"/>
         </w:rPr>
       </w:pPr>
-      <w:bookmarkStart w:id="54" w:name="_Toc232024933"/>
+      <w:bookmarkStart w:id="56" w:name="_Toc233473187"/>
       <w:r>
         <w:rPr>
           <w:lang w:val="en-US"/>
         </w:rPr>
         <w:t>Kết luận</w:t>
       </w:r>
-      <w:bookmarkEnd w:id="54"/>
+      <w:bookmarkEnd w:id="56"/>
     </w:p>
     <w:p>
       <w:pPr>
@@ -18271,14 +20181,14 @@
           <w:lang w:val="en-US"/>
         </w:rPr>
       </w:pPr>
-      <w:bookmarkStart w:id="55" w:name="_Toc232024934"/>
+      <w:bookmarkStart w:id="57" w:name="_Toc233473188"/>
       <w:r>
         <w:rPr>
           <w:lang w:val="en-US"/>
         </w:rPr>
         <w:t>Hướng phát triển</w:t>
       </w:r>
-      <w:bookmarkEnd w:id="55"/>
+      <w:bookmarkEnd w:id="57"/>
     </w:p>
     <w:p>
       <w:pPr>
@@ -19034,7 +20944,7 @@
       <mc:AlternateContent>
         <mc:Choice Requires="wps">
           <w:drawing>
-            <wp:anchor distT="0" distB="0" distL="0" distR="0" simplePos="0" relativeHeight="251659264" behindDoc="1" locked="0" layoutInCell="1" allowOverlap="1" wp14:anchorId="1809AE75" wp14:editId="69CCF445">
+            <wp:anchor distT="0" distB="0" distL="0" distR="0" simplePos="0" relativeHeight="251659264" behindDoc="1" locked="0" layoutInCell="1" allowOverlap="1" wp14:anchorId="1809AE75" wp14:editId="38BD0C28">
               <wp:simplePos x="0" y="0"/>
               <wp:positionH relativeFrom="page">
                 <wp:posOffset>6409690</wp:posOffset>
@@ -19198,7 +21108,7 @@
       <mc:AlternateContent>
         <mc:Choice Requires="wps">
           <w:drawing>
-            <wp:anchor distT="0" distB="0" distL="0" distR="0" simplePos="0" relativeHeight="251652096" behindDoc="1" locked="0" layoutInCell="1" allowOverlap="1" wp14:anchorId="56FB8D18" wp14:editId="30B70429">
+            <wp:anchor distT="0" distB="0" distL="0" distR="0" simplePos="0" relativeHeight="251655168" behindDoc="1" locked="0" layoutInCell="1" allowOverlap="1" wp14:anchorId="56FB8D18" wp14:editId="30B70429">
               <wp:simplePos x="0" y="0"/>
               <wp:positionH relativeFrom="page">
                 <wp:posOffset>1196259</wp:posOffset>
@@ -19260,7 +21170,7 @@
         </mc:Choice>
         <mc:Fallback>
           <w:pict>
-            <v:shape w14:anchorId="56FB8D18" id="Textbox 5" o:spid="_x0000_s1031" type="#_x0000_t202" style="position:absolute;margin-left:94.2pt;margin-top:803.55pt;width:114.7pt;height:15.3pt;z-index:-251664384;visibility:visible;mso-wrap-style:square;mso-wrap-distance-left:0;mso-wrap-distance-top:0;mso-wrap-distance-right:0;mso-wrap-distance-bottom:0;mso-position-horizontal:absolute;mso-position-horizontal-relative:page;mso-position-vertical:absolute;mso-position-vertical-relative:page;v-text-anchor:top" o:gfxdata="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" filled="f" stroked="f">
+            <v:shape w14:anchorId="56FB8D18" id="Textbox 5" o:spid="_x0000_s1031" type="#_x0000_t202" style="position:absolute;margin-left:94.2pt;margin-top:803.55pt;width:114.7pt;height:15.3pt;z-index:-251661312;visibility:visible;mso-wrap-style:square;mso-wrap-distance-left:0;mso-wrap-distance-top:0;mso-wrap-distance-right:0;mso-wrap-distance-bottom:0;mso-position-horizontal:absolute;mso-position-horizontal-relative:page;mso-position-vertical:absolute;mso-position-vertical-relative:page;v-text-anchor:top" o:gfxdata="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" filled="f" stroked="f">
               <v:textbox inset="0,0,0,0">
                 <w:txbxContent>
                   <w:p>
@@ -19296,7 +21206,7 @@
       <mc:AlternateContent>
         <mc:Choice Requires="wps">
           <w:drawing>
-            <wp:anchor distT="0" distB="0" distL="0" distR="0" simplePos="0" relativeHeight="251658240" behindDoc="1" locked="0" layoutInCell="1" allowOverlap="1" wp14:anchorId="2DA44A5C" wp14:editId="4A102E4C">
+            <wp:anchor distT="0" distB="0" distL="0" distR="0" simplePos="0" relativeHeight="251658240" behindDoc="1" locked="0" layoutInCell="1" allowOverlap="1" wp14:anchorId="2DA44A5C" wp14:editId="72C74D88">
               <wp:simplePos x="0" y="0"/>
               <wp:positionH relativeFrom="page">
                 <wp:posOffset>1080135</wp:posOffset>
@@ -19391,7 +21301,7 @@
         </mc:Choice>
         <mc:Fallback>
           <w:pict>
-            <v:shape w14:anchorId="3E32721C" id="Graphic 12" o:spid="_x0000_s1026" style="position:absolute;margin-left:85.05pt;margin-top:795.8pt;width:457.5pt;height:5.25pt;z-index:-251658240;visibility:visible;mso-wrap-style:square;mso-width-percent:0;mso-height-percent:0;mso-wrap-distance-left:0;mso-wrap-distance-top:0;mso-wrap-distance-right:0;mso-wrap-distance-bottom:0;mso-position-horizontal:absolute;mso-position-horizontal-relative:page;mso-position-vertical:absolute;mso-position-vertical-relative:page;mso-width-percent:0;mso-height-percent:0;mso-width-relative:margin;mso-height-relative:margin;v-text-anchor:top" coordsize="5618480,56515" o:gfxdata="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" path="m5618353,18288l,18288,,56388r5618353,l5618353,18288xem5618353,l,,,9144r5618353,l5618353,xe" fillcolor="black" stroked="f">
+            <v:shape w14:anchorId="74E76278" id="Graphic 12" o:spid="_x0000_s1026" style="position:absolute;margin-left:85.05pt;margin-top:795.8pt;width:457.5pt;height:5.25pt;z-index:-251658240;visibility:visible;mso-wrap-style:square;mso-width-percent:0;mso-height-percent:0;mso-wrap-distance-left:0;mso-wrap-distance-top:0;mso-wrap-distance-right:0;mso-wrap-distance-bottom:0;mso-position-horizontal:absolute;mso-position-horizontal-relative:page;mso-position-vertical:absolute;mso-position-vertical-relative:page;mso-width-percent:0;mso-height-percent:0;mso-width-relative:margin;mso-height-relative:margin;v-text-anchor:top" coordsize="5618480,56515" o:gfxdata="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" path="m5618353,18288l,18288,,56388r5618353,l5618353,18288xem5618353,l,,,9144r5618353,l5618353,xe" fillcolor="black" stroked="f">
               <v:path arrowok="t"/>
               <w10:wrap anchorx="page" anchory="page"/>
             </v:shape>
@@ -19421,7 +21331,7 @@
       <mc:AlternateContent>
         <mc:Choice Requires="wps">
           <w:drawing>
-            <wp:anchor distT="0" distB="0" distL="0" distR="0" simplePos="0" relativeHeight="251651072" behindDoc="1" locked="0" layoutInCell="1" allowOverlap="1" wp14:anchorId="05E6F002" wp14:editId="6F5AA5C7">
+            <wp:anchor distT="0" distB="0" distL="0" distR="0" simplePos="0" relativeHeight="251652096" behindDoc="1" locked="0" layoutInCell="1" allowOverlap="1" wp14:anchorId="05E6F002" wp14:editId="7E87C311">
               <wp:simplePos x="0" y="0"/>
               <wp:positionH relativeFrom="page">
                 <wp:posOffset>1076324</wp:posOffset>
@@ -19516,7 +21426,7 @@
         </mc:Choice>
         <mc:Fallback>
           <w:pict>
-            <v:shape w14:anchorId="247B1E12" id="Graphic 15" o:spid="_x0000_s1026" style="position:absolute;margin-left:84.75pt;margin-top:793.5pt;width:453.75pt;height:4.5pt;z-index:-251665408;visibility:visible;mso-wrap-style:square;mso-width-percent:0;mso-height-percent:0;mso-wrap-distance-left:0;mso-wrap-distance-top:0;mso-wrap-distance-right:0;mso-wrap-distance-bottom:0;mso-position-horizontal:absolute;mso-position-horizontal-relative:page;mso-position-vertical:absolute;mso-position-vertical-relative:page;mso-width-percent:0;mso-height-percent:0;mso-width-relative:margin;mso-height-relative:margin;v-text-anchor:top" coordsize="5389880,57150" o:gfxdata="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" path="m5389740,47256l,47256r,9436l5389740,56692r,-9436xem5389740,l,,,38100r5389740,l5389740,xe" fillcolor="black" stroked="f">
+            <v:shape w14:anchorId="1A2B5603" id="Graphic 15" o:spid="_x0000_s1026" style="position:absolute;margin-left:84.75pt;margin-top:793.5pt;width:453.75pt;height:4.5pt;z-index:-251664384;visibility:visible;mso-wrap-style:square;mso-width-percent:0;mso-height-percent:0;mso-wrap-distance-left:0;mso-wrap-distance-top:0;mso-wrap-distance-right:0;mso-wrap-distance-bottom:0;mso-position-horizontal:absolute;mso-position-horizontal-relative:page;mso-position-vertical:absolute;mso-position-vertical-relative:page;mso-width-percent:0;mso-height-percent:0;mso-width-relative:margin;mso-height-relative:margin;v-text-anchor:top" coordsize="5389880,57150" o:gfxdata="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" path="m5389740,47256l,47256r,9436l5389740,56692r,-9436xem5389740,l,,,38100r5389740,l5389740,xe" fillcolor="black" stroked="f">
               <v:path arrowok="t"/>
               <w10:wrap anchorx="page" anchory="page"/>
             </v:shape>
@@ -19532,7 +21442,7 @@
       <mc:AlternateContent>
         <mc:Choice Requires="wps">
           <w:drawing>
-            <wp:anchor distT="0" distB="0" distL="0" distR="0" simplePos="0" relativeHeight="251669504" behindDoc="1" locked="0" layoutInCell="1" allowOverlap="1" wp14:anchorId="1B06748B" wp14:editId="564F25F7">
+            <wp:anchor distT="0" distB="0" distL="0" distR="0" simplePos="0" relativeHeight="251664384" behindDoc="1" locked="0" layoutInCell="1" allowOverlap="1" wp14:anchorId="1B06748B" wp14:editId="65057281">
               <wp:simplePos x="0" y="0"/>
               <wp:positionH relativeFrom="page">
                 <wp:posOffset>6343649</wp:posOffset>
@@ -19632,7 +21542,7 @@
               <v:stroke joinstyle="miter"/>
               <v:path gradientshapeok="t" o:connecttype="rect"/>
             </v:shapetype>
-            <v:shape id="Textbox 17" o:spid="_x0000_s1034" type="#_x0000_t202" style="position:absolute;margin-left:499.5pt;margin-top:801pt;width:24.75pt;height:20.25pt;z-index:-251646976;visibility:visible;mso-wrap-style:square;mso-width-percent:0;mso-height-percent:0;mso-wrap-distance-left:0;mso-wrap-distance-top:0;mso-wrap-distance-right:0;mso-wrap-distance-bottom:0;mso-position-horizontal:absolute;mso-position-horizontal-relative:page;mso-position-vertical:absolute;mso-position-vertical-relative:page;mso-width-percent:0;mso-height-percent:0;mso-width-relative:margin;mso-height-relative:margin;v-text-anchor:top" o:gfxdata="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" filled="f" stroked="f">
+            <v:shape id="Textbox 17" o:spid="_x0000_s1034" type="#_x0000_t202" style="position:absolute;margin-left:499.5pt;margin-top:801pt;width:24.75pt;height:20.25pt;z-index:-251652096;visibility:visible;mso-wrap-style:square;mso-width-percent:0;mso-height-percent:0;mso-wrap-distance-left:0;mso-wrap-distance-top:0;mso-wrap-distance-right:0;mso-wrap-distance-bottom:0;mso-position-horizontal:absolute;mso-position-horizontal-relative:page;mso-position-vertical:absolute;mso-position-vertical-relative:page;mso-width-percent:0;mso-height-percent:0;mso-width-relative:margin;mso-height-relative:margin;v-text-anchor:top" o:gfxdata="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" filled="f" stroked="f">
               <v:textbox inset="0,0,0,0">
                 <w:txbxContent>
                   <w:p>
@@ -19696,7 +21606,7 @@
       <mc:AlternateContent>
         <mc:Choice Requires="wps">
           <w:drawing>
-            <wp:anchor distT="0" distB="0" distL="0" distR="0" simplePos="0" relativeHeight="251675648" behindDoc="1" locked="0" layoutInCell="1" allowOverlap="1" wp14:anchorId="0ECBBE00" wp14:editId="2F6395A5">
+            <wp:anchor distT="0" distB="0" distL="0" distR="0" simplePos="0" relativeHeight="251666432" behindDoc="1" locked="0" layoutInCell="1" allowOverlap="1" wp14:anchorId="0ECBBE00" wp14:editId="1D06AC69">
               <wp:simplePos x="0" y="0"/>
               <wp:positionH relativeFrom="page">
                 <wp:posOffset>1247952</wp:posOffset>
@@ -19758,7 +21668,7 @@
         </mc:Choice>
         <mc:Fallback>
           <w:pict>
-            <v:shape w14:anchorId="0ECBBE00" id="Textbox 16" o:spid="_x0000_s1035" type="#_x0000_t202" style="position:absolute;margin-left:98.25pt;margin-top:798.55pt;width:114.7pt;height:15.3pt;z-index:-251640832;visibility:visible;mso-wrap-style:square;mso-wrap-distance-left:0;mso-wrap-distance-top:0;mso-wrap-distance-right:0;mso-wrap-distance-bottom:0;mso-position-horizontal:absolute;mso-position-horizontal-relative:page;mso-position-vertical:absolute;mso-position-vertical-relative:page;v-text-anchor:top" o:gfxdata="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" filled="f" stroked="f">
+            <v:shape w14:anchorId="0ECBBE00" id="Textbox 16" o:spid="_x0000_s1035" type="#_x0000_t202" style="position:absolute;margin-left:98.25pt;margin-top:798.55pt;width:114.7pt;height:15.3pt;z-index:-251650048;visibility:visible;mso-wrap-style:square;mso-wrap-distance-left:0;mso-wrap-distance-top:0;mso-wrap-distance-right:0;mso-wrap-distance-bottom:0;mso-position-horizontal:absolute;mso-position-horizontal-relative:page;mso-position-vertical:absolute;mso-position-vertical-relative:page;v-text-anchor:top" o:gfxdata="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" filled="f" stroked="f">
               <v:textbox inset="0,0,0,0">
                 <w:txbxContent>
                   <w:p>
@@ -19827,7 +21737,7 @@
       <mc:AlternateContent>
         <mc:Choice Requires="wps">
           <w:drawing>
-            <wp:anchor distT="0" distB="0" distL="0" distR="0" simplePos="0" relativeHeight="251639808" behindDoc="1" locked="0" layoutInCell="1" allowOverlap="1" wp14:anchorId="648CE87D" wp14:editId="3DD1F6C9">
+            <wp:anchor distT="0" distB="0" distL="0" distR="0" simplePos="0" relativeHeight="251653120" behindDoc="1" locked="0" layoutInCell="1" allowOverlap="1" wp14:anchorId="648CE87D" wp14:editId="3953524C">
               <wp:simplePos x="0" y="0"/>
               <wp:positionH relativeFrom="page">
                 <wp:posOffset>5438775</wp:posOffset>
@@ -19906,7 +21816,7 @@
               <v:stroke joinstyle="miter"/>
               <v:path gradientshapeok="t" o:connecttype="rect"/>
             </v:shapetype>
-            <v:shape id="Textbox 3" o:spid="_x0000_s1028" type="#_x0000_t202" style="position:absolute;margin-left:428.25pt;margin-top:26.2pt;width:110.5pt;height:17.3pt;z-index:-251676672;visibility:visible;mso-wrap-style:square;mso-width-percent:0;mso-height-percent:0;mso-wrap-distance-left:0;mso-wrap-distance-top:0;mso-wrap-distance-right:0;mso-wrap-distance-bottom:0;mso-position-horizontal:absolute;mso-position-horizontal-relative:page;mso-position-vertical:absolute;mso-position-vertical-relative:page;mso-width-percent:0;mso-height-percent:0;mso-width-relative:margin;mso-height-relative:margin;v-text-anchor:top" o:gfxdata="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" filled="f" stroked="f">
+            <v:shape id="Textbox 3" o:spid="_x0000_s1028" type="#_x0000_t202" style="position:absolute;margin-left:428.25pt;margin-top:26.2pt;width:110.5pt;height:17.3pt;z-index:-251663360;visibility:visible;mso-wrap-style:square;mso-width-percent:0;mso-height-percent:0;mso-wrap-distance-left:0;mso-wrap-distance-top:0;mso-wrap-distance-right:0;mso-wrap-distance-bottom:0;mso-position-horizontal:absolute;mso-position-horizontal-relative:page;mso-position-vertical:absolute;mso-position-vertical-relative:page;mso-width-percent:0;mso-height-percent:0;mso-width-relative:margin;mso-height-relative:margin;v-text-anchor:top" o:gfxdata="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" filled="f" stroked="f">
               <v:textbox inset="0,0,0,0">
                 <w:txbxContent>
                   <w:p>
@@ -19949,7 +21859,7 @@
       <mc:AlternateContent>
         <mc:Choice Requires="wps">
           <w:drawing>
-            <wp:anchor distT="0" distB="0" distL="0" distR="0" simplePos="0" relativeHeight="251670528" behindDoc="1" locked="0" layoutInCell="1" allowOverlap="1" wp14:anchorId="7BFFD3D3" wp14:editId="35704714">
+            <wp:anchor distT="0" distB="0" distL="0" distR="0" simplePos="0" relativeHeight="251660288" behindDoc="1" locked="0" layoutInCell="1" allowOverlap="1" wp14:anchorId="7BFFD3D3" wp14:editId="0DB3F028">
               <wp:simplePos x="0" y="0"/>
               <wp:positionH relativeFrom="page">
                 <wp:posOffset>1080135</wp:posOffset>
@@ -20044,7 +21954,7 @@
         </mc:Choice>
         <mc:Fallback>
           <w:pict>
-            <v:shape w14:anchorId="159857BF" id="Graphic 12" o:spid="_x0000_s1026" style="position:absolute;margin-left:85.05pt;margin-top:43.8pt;width:457.5pt;height:5.25pt;z-index:-251645952;visibility:visible;mso-wrap-style:square;mso-width-percent:0;mso-height-percent:0;mso-wrap-distance-left:0;mso-wrap-distance-top:0;mso-wrap-distance-right:0;mso-wrap-distance-bottom:0;mso-position-horizontal:absolute;mso-position-horizontal-relative:page;mso-position-vertical:absolute;mso-position-vertical-relative:page;mso-width-percent:0;mso-height-percent:0;mso-width-relative:margin;mso-height-relative:margin;v-text-anchor:top" coordsize="5618480,56515" o:gfxdata="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" path="m5618353,18288l,18288,,56388r5618353,l5618353,18288xem5618353,l,,,9144r5618353,l5618353,xe" fillcolor="black" stroked="f">
+            <v:shape w14:anchorId="571A61F6" id="Graphic 12" o:spid="_x0000_s1026" style="position:absolute;margin-left:85.05pt;margin-top:43.8pt;width:457.5pt;height:5.25pt;z-index:-251656192;visibility:visible;mso-wrap-style:square;mso-width-percent:0;mso-height-percent:0;mso-wrap-distance-left:0;mso-wrap-distance-top:0;mso-wrap-distance-right:0;mso-wrap-distance-bottom:0;mso-position-horizontal:absolute;mso-position-horizontal-relative:page;mso-position-vertical:absolute;mso-position-vertical-relative:page;mso-width-percent:0;mso-height-percent:0;mso-width-relative:margin;mso-height-relative:margin;v-text-anchor:top" coordsize="5618480,56515" o:gfxdata="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" path="m5618353,18288l,18288,,56388r5618353,l5618353,18288xem5618353,l,,,9144r5618353,l5618353,xe" fillcolor="black" stroked="f">
               <v:path arrowok="t"/>
               <w10:wrap anchorx="page" anchory="page"/>
             </v:shape>
@@ -20060,7 +21970,7 @@
       <mc:AlternateContent>
         <mc:Choice Requires="wps">
           <w:drawing>
-            <wp:anchor distT="0" distB="0" distL="0" distR="0" simplePos="0" relativeHeight="251645952" behindDoc="1" locked="0" layoutInCell="1" allowOverlap="1" wp14:anchorId="396C7069" wp14:editId="7176A311">
+            <wp:anchor distT="0" distB="0" distL="0" distR="0" simplePos="0" relativeHeight="251654144" behindDoc="1" locked="0" layoutInCell="1" allowOverlap="1" wp14:anchorId="396C7069" wp14:editId="4C88EF79">
               <wp:simplePos x="0" y="0"/>
               <wp:positionH relativeFrom="page">
                 <wp:posOffset>1114425</wp:posOffset>
@@ -20134,7 +22044,7 @@
         </mc:Choice>
         <mc:Fallback>
           <w:pict>
-            <v:shape w14:anchorId="396C7069" id="Textbox 2" o:spid="_x0000_s1029" type="#_x0000_t202" style="position:absolute;margin-left:87.75pt;margin-top:24.75pt;width:243pt;height:15pt;z-index:-251670528;visibility:visible;mso-wrap-style:square;mso-width-percent:0;mso-height-percent:0;mso-wrap-distance-left:0;mso-wrap-distance-top:0;mso-wrap-distance-right:0;mso-wrap-distance-bottom:0;mso-position-horizontal:absolute;mso-position-horizontal-relative:page;mso-position-vertical:absolute;mso-position-vertical-relative:page;mso-width-percent:0;mso-height-percent:0;mso-width-relative:margin;mso-height-relative:margin;v-text-anchor:top" o:gfxdata="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" filled="f" stroked="f">
+            <v:shape w14:anchorId="396C7069" id="Textbox 2" o:spid="_x0000_s1029" type="#_x0000_t202" style="position:absolute;margin-left:87.75pt;margin-top:24.75pt;width:243pt;height:15pt;z-index:-251662336;visibility:visible;mso-wrap-style:square;mso-width-percent:0;mso-height-percent:0;mso-wrap-distance-left:0;mso-wrap-distance-top:0;mso-wrap-distance-right:0;mso-wrap-distance-bottom:0;mso-position-horizontal:absolute;mso-position-horizontal-relative:page;mso-position-vertical:absolute;mso-position-vertical-relative:page;mso-width-percent:0;mso-height-percent:0;mso-width-relative:margin;mso-height-relative:margin;v-text-anchor:top" o:gfxdata="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" filled="f" stroked="f">
               <v:textbox inset="0,0,0,0">
                 <w:txbxContent>
                   <w:p>
@@ -20190,7 +22100,7 @@
       <mc:AlternateContent>
         <mc:Choice Requires="wps">
           <w:drawing>
-            <wp:anchor distT="0" distB="0" distL="0" distR="0" simplePos="0" relativeHeight="251664384" behindDoc="1" locked="0" layoutInCell="1" allowOverlap="1" wp14:anchorId="3F15147F" wp14:editId="76C3F306">
+            <wp:anchor distT="0" distB="0" distL="0" distR="0" simplePos="0" relativeHeight="251662336" behindDoc="1" locked="0" layoutInCell="1" allowOverlap="1" wp14:anchorId="3F15147F" wp14:editId="4B10F7F6">
               <wp:simplePos x="0" y="0"/>
               <wp:positionH relativeFrom="page">
                 <wp:posOffset>5439410</wp:posOffset>
@@ -20262,7 +22172,7 @@
               <v:stroke joinstyle="miter"/>
               <v:path gradientshapeok="t" o:connecttype="rect"/>
             </v:shapetype>
-            <v:shape id="_x0000_s1032" type="#_x0000_t202" style="position:absolute;margin-left:428.3pt;margin-top:27.3pt;width:110.5pt;height:17.3pt;z-index:-251652096;visibility:visible;mso-wrap-style:square;mso-width-percent:0;mso-height-percent:0;mso-wrap-distance-left:0;mso-wrap-distance-top:0;mso-wrap-distance-right:0;mso-wrap-distance-bottom:0;mso-position-horizontal:absolute;mso-position-horizontal-relative:page;mso-position-vertical:absolute;mso-position-vertical-relative:page;mso-width-percent:0;mso-height-percent:0;mso-width-relative:margin;mso-height-relative:margin;v-text-anchor:top" o:gfxdata="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" filled="f" stroked="f">
+            <v:shape id="_x0000_s1032" type="#_x0000_t202" style="position:absolute;margin-left:428.3pt;margin-top:27.3pt;width:110.5pt;height:17.3pt;z-index:-251654144;visibility:visible;mso-wrap-style:square;mso-width-percent:0;mso-height-percent:0;mso-wrap-distance-left:0;mso-wrap-distance-top:0;mso-wrap-distance-right:0;mso-wrap-distance-bottom:0;mso-position-horizontal:absolute;mso-position-horizontal-relative:page;mso-position-vertical:absolute;mso-position-vertical-relative:page;mso-width-percent:0;mso-height-percent:0;mso-width-relative:margin;mso-height-relative:margin;v-text-anchor:top" o:gfxdata="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" filled="f" stroked="f">
               <v:textbox inset="0,0,0,0">
                 <w:txbxContent>
                   <w:p>
@@ -20298,7 +22208,7 @@
       <mc:AlternateContent>
         <mc:Choice Requires="wps">
           <w:drawing>
-            <wp:anchor distT="0" distB="0" distL="0" distR="0" simplePos="0" relativeHeight="251656192" behindDoc="1" locked="0" layoutInCell="1" allowOverlap="1" wp14:anchorId="53F818AE" wp14:editId="0396C4FF">
+            <wp:anchor distT="0" distB="0" distL="0" distR="0" simplePos="0" relativeHeight="251656192" behindDoc="1" locked="0" layoutInCell="1" allowOverlap="1" wp14:anchorId="53F818AE" wp14:editId="3C57C1D6">
               <wp:simplePos x="0" y="0"/>
               <wp:positionH relativeFrom="page">
                 <wp:posOffset>1080135</wp:posOffset>
@@ -20414,7 +22324,7 @@
       <mc:AlternateContent>
         <mc:Choice Requires="wps">
           <w:drawing>
-            <wp:anchor distT="0" distB="0" distL="0" distR="0" simplePos="0" relativeHeight="251644928" behindDoc="1" locked="0" layoutInCell="1" allowOverlap="1" wp14:anchorId="4C3876BD" wp14:editId="3AF5597B">
+            <wp:anchor distT="0" distB="0" distL="0" distR="0" simplePos="0" relativeHeight="251650048" behindDoc="1" locked="0" layoutInCell="1" allowOverlap="1" wp14:anchorId="4C3876BD" wp14:editId="722B3471">
               <wp:simplePos x="0" y="0"/>
               <wp:positionH relativeFrom="page">
                 <wp:posOffset>1076326</wp:posOffset>
@@ -20509,7 +22419,7 @@
         </mc:Choice>
         <mc:Fallback>
           <w:pict>
-            <v:shape w14:anchorId="7B37338D" id="Graphic 12" o:spid="_x0000_s1026" style="position:absolute;margin-left:84.75pt;margin-top:42.75pt;width:457.5pt;height:5.25pt;z-index:-251671552;visibility:visible;mso-wrap-style:square;mso-width-percent:0;mso-height-percent:0;mso-wrap-distance-left:0;mso-wrap-distance-top:0;mso-wrap-distance-right:0;mso-wrap-distance-bottom:0;mso-position-horizontal:absolute;mso-position-horizontal-relative:page;mso-position-vertical:absolute;mso-position-vertical-relative:page;mso-width-percent:0;mso-height-percent:0;mso-width-relative:margin;mso-height-relative:margin;v-text-anchor:top" coordsize="5618480,56515" o:gfxdata="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" path="m5618353,18288l,18288,,56388r5618353,l5618353,18288xem5618353,l,,,9144r5618353,l5618353,xe" fillcolor="black" stroked="f">
+            <v:shape w14:anchorId="019E04B2" id="Graphic 12" o:spid="_x0000_s1026" style="position:absolute;margin-left:84.75pt;margin-top:42.75pt;width:457.5pt;height:5.25pt;z-index:-251666432;visibility:visible;mso-wrap-style:square;mso-width-percent:0;mso-height-percent:0;mso-wrap-distance-left:0;mso-wrap-distance-top:0;mso-wrap-distance-right:0;mso-wrap-distance-bottom:0;mso-position-horizontal:absolute;mso-position-horizontal-relative:page;mso-position-vertical:absolute;mso-position-vertical-relative:page;mso-width-percent:0;mso-height-percent:0;mso-width-relative:margin;mso-height-relative:margin;v-text-anchor:top" coordsize="5618480,56515" o:gfxdata="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" path="m5618353,18288l,18288,,56388r5618353,l5618353,18288xem5618353,l,,,9144r5618353,l5618353,xe" fillcolor="black" stroked="f">
               <v:path arrowok="t"/>
               <w10:wrap anchorx="page" anchory="page"/>
             </v:shape>
@@ -20524,6 +22434,900 @@
 <file path=word/numbering.xml><?xml version="1.0" encoding="utf-8"?>
 <w:numbering xmlns:wpc="http://schemas.microsoft.com/office/word/2010/wordprocessingCanvas" xmlns:cx="http://schemas.microsoft.com/office/drawing/2014/chartex" xmlns:cx1="http://schemas.microsoft.com/office/drawing/2015/9/8/chartex" xmlns:cx2="http://schemas.microsoft.com/office/drawing/2015/10/21/chartex" xmlns:cx3="http://schemas.microsoft.com/office/drawing/2016/5/9/chartex" xmlns:cx4="http://schemas.microsoft.com/office/drawing/2016/5/10/chartex" xmlns:cx5="http://schemas.microsoft.com/office/drawing/2016/5/11/chartex" xmlns:cx6="http://schemas.microsoft.com/office/drawing/2016/5/12/chartex" xmlns:cx7="http://schemas.microsoft.com/office/drawing/2016/5/13/chartex" xmlns:cx8="http://schemas.microsoft.com/office/drawing/2016/5/14/chartex" xmlns:mc="http://schemas.openxmlformats.org/markup-compatibility/2006" xmlns:aink="http://schemas.microsoft.com/office/drawing/2016/ink" xmlns:am3d="http://schemas.microsoft.com/office/drawing/2017/model3d" xmlns:o="urn:schemas-microsoft-com:office:office" xmlns:oel="http://schemas.microsoft.com/office/2019/extlst" xmlns:r="http://schemas.openxmlformats.org/officeDocument/2006/relationships" xmlns:m="http://schemas.openxmlformats.org/officeDocument/2006/math" xmlns:v="urn:schemas-microsoft-com:vml" xmlns:wp14="http://schemas.microsoft.com/office/word/2010/wordprocessingDrawing" xmlns:wp="http://schemas.openxmlformats.org/drawingml/2006/wordprocessingDrawing" xmlns:w10="urn:schemas-microsoft-com:office:word" xmlns:w="http://schemas.openxmlformats.org/wordprocessingml/2006/main" xmlns:w14="http://schemas.microsoft.com/office/word/2010/wordml" xmlns:w15="http://schemas.microsoft.com/office/word/2012/wordml" xmlns:w16cex="http://schemas.microsoft.com/office/word/2018/wordml/cex" xmlns:w16cid="http://schemas.microsoft.com/office/word/2016/wordml/cid" xmlns:w16="http://schemas.microsoft.com/office/word/2018/wordml" xmlns:w16sdtdh="http://schemas.microsoft.com/office/word/2020/wordml/sdtdatahash" xmlns:w16se="http://schemas.microsoft.com/office/word/2015/wordml/symex" xmlns:wpg="http://schemas.microsoft.com/office/word/2010/wordprocessingGroup" xmlns:wpi="http://schemas.microsoft.com/office/word/2010/wordprocessingInk" xmlns:wne="http://schemas.microsoft.com/office/word/2006/wordml" xmlns:wps="http://schemas.microsoft.com/office/word/2010/wordprocessingShape" mc:Ignorable="w14 w15 w16se w16cid w16 w16cex w16sdtdh wp14">
   <w:abstractNum w:abstractNumId="0" w15:restartNumberingAfterBreak="0">
+    <w:nsid w:val="04F73502"/>
+    <w:multiLevelType w:val="multilevel"/>
+    <w:tmpl w:val="79BC8A42"/>
+    <w:lvl w:ilvl="0">
+      <w:start w:val="1"/>
+      <w:numFmt w:val="bullet"/>
+      <w:lvlText w:val=""/>
+      <w:lvlJc w:val="left"/>
+      <w:pPr>
+        <w:tabs>
+          <w:tab w:val="num" w:pos="720"/>
+        </w:tabs>
+        <w:ind w:left="720" w:hanging="360"/>
+      </w:pPr>
+      <w:rPr>
+        <w:rFonts w:ascii="Symbol" w:hAnsi="Symbol" w:hint="default"/>
+        <w:sz w:val="20"/>
+      </w:rPr>
+    </w:lvl>
+    <w:lvl w:ilvl="1" w:tentative="1">
+      <w:start w:val="1"/>
+      <w:numFmt w:val="bullet"/>
+      <w:lvlText w:val="o"/>
+      <w:lvlJc w:val="left"/>
+      <w:pPr>
+        <w:tabs>
+          <w:tab w:val="num" w:pos="1440"/>
+        </w:tabs>
+        <w:ind w:left="1440" w:hanging="360"/>
+      </w:pPr>
+      <w:rPr>
+        <w:rFonts w:ascii="Courier New" w:hAnsi="Courier New" w:hint="default"/>
+        <w:sz w:val="20"/>
+      </w:rPr>
+    </w:lvl>
+    <w:lvl w:ilvl="2" w:tentative="1">
+      <w:start w:val="1"/>
+      <w:numFmt w:val="bullet"/>
+      <w:lvlText w:val=""/>
+      <w:lvlJc w:val="left"/>
+      <w:pPr>
+        <w:tabs>
+          <w:tab w:val="num" w:pos="2160"/>
+        </w:tabs>
+        <w:ind w:left="2160" w:hanging="360"/>
+      </w:pPr>
+      <w:rPr>
+        <w:rFonts w:ascii="Wingdings" w:hAnsi="Wingdings" w:hint="default"/>
+        <w:sz w:val="20"/>
+      </w:rPr>
+    </w:lvl>
+    <w:lvl w:ilvl="3" w:tentative="1">
+      <w:start w:val="1"/>
+      <w:numFmt w:val="bullet"/>
+      <w:lvlText w:val=""/>
+      <w:lvlJc w:val="left"/>
+      <w:pPr>
+        <w:tabs>
+          <w:tab w:val="num" w:pos="2880"/>
+        </w:tabs>
+        <w:ind w:left="2880" w:hanging="360"/>
+      </w:pPr>
+      <w:rPr>
+        <w:rFonts w:ascii="Wingdings" w:hAnsi="Wingdings" w:hint="default"/>
+        <w:sz w:val="20"/>
+      </w:rPr>
+    </w:lvl>
+    <w:lvl w:ilvl="4" w:tentative="1">
+      <w:start w:val="1"/>
+      <w:numFmt w:val="bullet"/>
+      <w:lvlText w:val=""/>
+      <w:lvlJc w:val="left"/>
+      <w:pPr>
+        <w:tabs>
+          <w:tab w:val="num" w:pos="3600"/>
+        </w:tabs>
+        <w:ind w:left="3600" w:hanging="360"/>
+      </w:pPr>
+      <w:rPr>
+        <w:rFonts w:ascii="Wingdings" w:hAnsi="Wingdings" w:hint="default"/>
+        <w:sz w:val="20"/>
+      </w:rPr>
+    </w:lvl>
+    <w:lvl w:ilvl="5" w:tentative="1">
+      <w:start w:val="1"/>
+      <w:numFmt w:val="bullet"/>
+      <w:lvlText w:val=""/>
+      <w:lvlJc w:val="left"/>
+      <w:pPr>
+        <w:tabs>
+          <w:tab w:val="num" w:pos="4320"/>
+        </w:tabs>
+        <w:ind w:left="4320" w:hanging="360"/>
+      </w:pPr>
+      <w:rPr>
+        <w:rFonts w:ascii="Wingdings" w:hAnsi="Wingdings" w:hint="default"/>
+        <w:sz w:val="20"/>
+      </w:rPr>
+    </w:lvl>
+    <w:lvl w:ilvl="6" w:tentative="1">
+      <w:start w:val="1"/>
+      <w:numFmt w:val="bullet"/>
+      <w:lvlText w:val=""/>
+      <w:lvlJc w:val="left"/>
+      <w:pPr>
+        <w:tabs>
+          <w:tab w:val="num" w:pos="5040"/>
+        </w:tabs>
+        <w:ind w:left="5040" w:hanging="360"/>
+      </w:pPr>
+      <w:rPr>
+        <w:rFonts w:ascii="Wingdings" w:hAnsi="Wingdings" w:hint="default"/>
+        <w:sz w:val="20"/>
+      </w:rPr>
+    </w:lvl>
+    <w:lvl w:ilvl="7" w:tentative="1">
+      <w:start w:val="1"/>
+      <w:numFmt w:val="bullet"/>
+      <w:lvlText w:val=""/>
+      <w:lvlJc w:val="left"/>
+      <w:pPr>
+        <w:tabs>
+          <w:tab w:val="num" w:pos="5760"/>
+        </w:tabs>
+        <w:ind w:left="5760" w:hanging="360"/>
+      </w:pPr>
+      <w:rPr>
+        <w:rFonts w:ascii="Wingdings" w:hAnsi="Wingdings" w:hint="default"/>
+        <w:sz w:val="20"/>
+      </w:rPr>
+    </w:lvl>
+    <w:lvl w:ilvl="8" w:tentative="1">
+      <w:start w:val="1"/>
+      <w:numFmt w:val="bullet"/>
+      <w:lvlText w:val=""/>
+      <w:lvlJc w:val="left"/>
+      <w:pPr>
+        <w:tabs>
+          <w:tab w:val="num" w:pos="6480"/>
+        </w:tabs>
+        <w:ind w:left="6480" w:hanging="360"/>
+      </w:pPr>
+      <w:rPr>
+        <w:rFonts w:ascii="Wingdings" w:hAnsi="Wingdings" w:hint="default"/>
+        <w:sz w:val="20"/>
+      </w:rPr>
+    </w:lvl>
+  </w:abstractNum>
+  <w:abstractNum w:abstractNumId="1" w15:restartNumberingAfterBreak="0">
+    <w:nsid w:val="11B2122E"/>
+    <w:multiLevelType w:val="multilevel"/>
+    <w:tmpl w:val="39748316"/>
+    <w:lvl w:ilvl="0">
+      <w:start w:val="1"/>
+      <w:numFmt w:val="bullet"/>
+      <w:lvlText w:val=""/>
+      <w:lvlJc w:val="left"/>
+      <w:pPr>
+        <w:tabs>
+          <w:tab w:val="num" w:pos="720"/>
+        </w:tabs>
+        <w:ind w:left="720" w:hanging="360"/>
+      </w:pPr>
+      <w:rPr>
+        <w:rFonts w:ascii="Symbol" w:hAnsi="Symbol" w:hint="default"/>
+        <w:sz w:val="20"/>
+      </w:rPr>
+    </w:lvl>
+    <w:lvl w:ilvl="1" w:tentative="1">
+      <w:start w:val="1"/>
+      <w:numFmt w:val="bullet"/>
+      <w:lvlText w:val="o"/>
+      <w:lvlJc w:val="left"/>
+      <w:pPr>
+        <w:tabs>
+          <w:tab w:val="num" w:pos="1440"/>
+        </w:tabs>
+        <w:ind w:left="1440" w:hanging="360"/>
+      </w:pPr>
+      <w:rPr>
+        <w:rFonts w:ascii="Courier New" w:hAnsi="Courier New" w:hint="default"/>
+        <w:sz w:val="20"/>
+      </w:rPr>
+    </w:lvl>
+    <w:lvl w:ilvl="2" w:tentative="1">
+      <w:start w:val="1"/>
+      <w:numFmt w:val="bullet"/>
+      <w:lvlText w:val=""/>
+      <w:lvlJc w:val="left"/>
+      <w:pPr>
+        <w:tabs>
+          <w:tab w:val="num" w:pos="2160"/>
+        </w:tabs>
+        <w:ind w:left="2160" w:hanging="360"/>
+      </w:pPr>
+      <w:rPr>
+        <w:rFonts w:ascii="Wingdings" w:hAnsi="Wingdings" w:hint="default"/>
+        <w:sz w:val="20"/>
+      </w:rPr>
+    </w:lvl>
+    <w:lvl w:ilvl="3" w:tentative="1">
+      <w:start w:val="1"/>
+      <w:numFmt w:val="bullet"/>
+      <w:lvlText w:val=""/>
+      <w:lvlJc w:val="left"/>
+      <w:pPr>
+        <w:tabs>
+          <w:tab w:val="num" w:pos="2880"/>
+        </w:tabs>
+        <w:ind w:left="2880" w:hanging="360"/>
+      </w:pPr>
+      <w:rPr>
+        <w:rFonts w:ascii="Wingdings" w:hAnsi="Wingdings" w:hint="default"/>
+        <w:sz w:val="20"/>
+      </w:rPr>
+    </w:lvl>
+    <w:lvl w:ilvl="4" w:tentative="1">
+      <w:start w:val="1"/>
+      <w:numFmt w:val="bullet"/>
+      <w:lvlText w:val=""/>
+      <w:lvlJc w:val="left"/>
+      <w:pPr>
+        <w:tabs>
+          <w:tab w:val="num" w:pos="3600"/>
+        </w:tabs>
+        <w:ind w:left="3600" w:hanging="360"/>
+      </w:pPr>
+      <w:rPr>
+        <w:rFonts w:ascii="Wingdings" w:hAnsi="Wingdings" w:hint="default"/>
+        <w:sz w:val="20"/>
+      </w:rPr>
+    </w:lvl>
+    <w:lvl w:ilvl="5" w:tentative="1">
+      <w:start w:val="1"/>
+      <w:numFmt w:val="bullet"/>
+      <w:lvlText w:val=""/>
+      <w:lvlJc w:val="left"/>
+      <w:pPr>
+        <w:tabs>
+          <w:tab w:val="num" w:pos="4320"/>
+        </w:tabs>
+        <w:ind w:left="4320" w:hanging="360"/>
+      </w:pPr>
+      <w:rPr>
+        <w:rFonts w:ascii="Wingdings" w:hAnsi="Wingdings" w:hint="default"/>
+        <w:sz w:val="20"/>
+      </w:rPr>
+    </w:lvl>
+    <w:lvl w:ilvl="6" w:tentative="1">
+      <w:start w:val="1"/>
+      <w:numFmt w:val="bullet"/>
+      <w:lvlText w:val=""/>
+      <w:lvlJc w:val="left"/>
+      <w:pPr>
+        <w:tabs>
+          <w:tab w:val="num" w:pos="5040"/>
+        </w:tabs>
+        <w:ind w:left="5040" w:hanging="360"/>
+      </w:pPr>
+      <w:rPr>
+        <w:rFonts w:ascii="Wingdings" w:hAnsi="Wingdings" w:hint="default"/>
+        <w:sz w:val="20"/>
+      </w:rPr>
+    </w:lvl>
+    <w:lvl w:ilvl="7" w:tentative="1">
+      <w:start w:val="1"/>
+      <w:numFmt w:val="bullet"/>
+      <w:lvlText w:val=""/>
+      <w:lvlJc w:val="left"/>
+      <w:pPr>
+        <w:tabs>
+          <w:tab w:val="num" w:pos="5760"/>
+        </w:tabs>
+        <w:ind w:left="5760" w:hanging="360"/>
+      </w:pPr>
+      <w:rPr>
+        <w:rFonts w:ascii="Wingdings" w:hAnsi="Wingdings" w:hint="default"/>
+        <w:sz w:val="20"/>
+      </w:rPr>
+    </w:lvl>
+    <w:lvl w:ilvl="8" w:tentative="1">
+      <w:start w:val="1"/>
+      <w:numFmt w:val="bullet"/>
+      <w:lvlText w:val=""/>
+      <w:lvlJc w:val="left"/>
+      <w:pPr>
+        <w:tabs>
+          <w:tab w:val="num" w:pos="6480"/>
+        </w:tabs>
+        <w:ind w:left="6480" w:hanging="360"/>
+      </w:pPr>
+      <w:rPr>
+        <w:rFonts w:ascii="Wingdings" w:hAnsi="Wingdings" w:hint="default"/>
+        <w:sz w:val="20"/>
+      </w:rPr>
+    </w:lvl>
+  </w:abstractNum>
+  <w:abstractNum w:abstractNumId="2" w15:restartNumberingAfterBreak="0">
+    <w:nsid w:val="150E677A"/>
+    <w:multiLevelType w:val="multilevel"/>
+    <w:tmpl w:val="07F24A4E"/>
+    <w:lvl w:ilvl="0">
+      <w:start w:val="1"/>
+      <w:numFmt w:val="bullet"/>
+      <w:lvlText w:val=""/>
+      <w:lvlJc w:val="left"/>
+      <w:pPr>
+        <w:tabs>
+          <w:tab w:val="num" w:pos="720"/>
+        </w:tabs>
+        <w:ind w:left="720" w:hanging="360"/>
+      </w:pPr>
+      <w:rPr>
+        <w:rFonts w:ascii="Symbol" w:hAnsi="Symbol" w:hint="default"/>
+        <w:sz w:val="20"/>
+      </w:rPr>
+    </w:lvl>
+    <w:lvl w:ilvl="1" w:tentative="1">
+      <w:start w:val="1"/>
+      <w:numFmt w:val="bullet"/>
+      <w:lvlText w:val="o"/>
+      <w:lvlJc w:val="left"/>
+      <w:pPr>
+        <w:tabs>
+          <w:tab w:val="num" w:pos="1440"/>
+        </w:tabs>
+        <w:ind w:left="1440" w:hanging="360"/>
+      </w:pPr>
+      <w:rPr>
+        <w:rFonts w:ascii="Courier New" w:hAnsi="Courier New" w:hint="default"/>
+        <w:sz w:val="20"/>
+      </w:rPr>
+    </w:lvl>
+    <w:lvl w:ilvl="2" w:tentative="1">
+      <w:start w:val="1"/>
+      <w:numFmt w:val="bullet"/>
+      <w:lvlText w:val=""/>
+      <w:lvlJc w:val="left"/>
+      <w:pPr>
+        <w:tabs>
+          <w:tab w:val="num" w:pos="2160"/>
+        </w:tabs>
+        <w:ind w:left="2160" w:hanging="360"/>
+      </w:pPr>
+      <w:rPr>
+        <w:rFonts w:ascii="Wingdings" w:hAnsi="Wingdings" w:hint="default"/>
+        <w:sz w:val="20"/>
+      </w:rPr>
+    </w:lvl>
+    <w:lvl w:ilvl="3" w:tentative="1">
+      <w:start w:val="1"/>
+      <w:numFmt w:val="bullet"/>
+      <w:lvlText w:val=""/>
+      <w:lvlJc w:val="left"/>
+      <w:pPr>
+        <w:tabs>
+          <w:tab w:val="num" w:pos="2880"/>
+        </w:tabs>
+        <w:ind w:left="2880" w:hanging="360"/>
+      </w:pPr>
+      <w:rPr>
+        <w:rFonts w:ascii="Wingdings" w:hAnsi="Wingdings" w:hint="default"/>
+        <w:sz w:val="20"/>
+      </w:rPr>
+    </w:lvl>
+    <w:lvl w:ilvl="4" w:tentative="1">
+      <w:start w:val="1"/>
+      <w:numFmt w:val="bullet"/>
+      <w:lvlText w:val=""/>
+      <w:lvlJc w:val="left"/>
+      <w:pPr>
+        <w:tabs>
+          <w:tab w:val="num" w:pos="3600"/>
+        </w:tabs>
+        <w:ind w:left="3600" w:hanging="360"/>
+      </w:pPr>
+      <w:rPr>
+        <w:rFonts w:ascii="Wingdings" w:hAnsi="Wingdings" w:hint="default"/>
+        <w:sz w:val="20"/>
+      </w:rPr>
+    </w:lvl>
+    <w:lvl w:ilvl="5" w:tentative="1">
+      <w:start w:val="1"/>
+      <w:numFmt w:val="bullet"/>
+      <w:lvlText w:val=""/>
+      <w:lvlJc w:val="left"/>
+      <w:pPr>
+        <w:tabs>
+          <w:tab w:val="num" w:pos="4320"/>
+        </w:tabs>
+        <w:ind w:left="4320" w:hanging="360"/>
+      </w:pPr>
+      <w:rPr>
+        <w:rFonts w:ascii="Wingdings" w:hAnsi="Wingdings" w:hint="default"/>
+        <w:sz w:val="20"/>
+      </w:rPr>
+    </w:lvl>
+    <w:lvl w:ilvl="6" w:tentative="1">
+      <w:start w:val="1"/>
+      <w:numFmt w:val="bullet"/>
+      <w:lvlText w:val=""/>
+      <w:lvlJc w:val="left"/>
+      <w:pPr>
+        <w:tabs>
+          <w:tab w:val="num" w:pos="5040"/>
+        </w:tabs>
+        <w:ind w:left="5040" w:hanging="360"/>
+      </w:pPr>
+      <w:rPr>
+        <w:rFonts w:ascii="Wingdings" w:hAnsi="Wingdings" w:hint="default"/>
+        <w:sz w:val="20"/>
+      </w:rPr>
+    </w:lvl>
+    <w:lvl w:ilvl="7" w:tentative="1">
+      <w:start w:val="1"/>
+      <w:numFmt w:val="bullet"/>
+      <w:lvlText w:val=""/>
+      <w:lvlJc w:val="left"/>
+      <w:pPr>
+        <w:tabs>
+          <w:tab w:val="num" w:pos="5760"/>
+        </w:tabs>
+        <w:ind w:left="5760" w:hanging="360"/>
+      </w:pPr>
+      <w:rPr>
+        <w:rFonts w:ascii="Wingdings" w:hAnsi="Wingdings" w:hint="default"/>
+        <w:sz w:val="20"/>
+      </w:rPr>
+    </w:lvl>
+    <w:lvl w:ilvl="8" w:tentative="1">
+      <w:start w:val="1"/>
+      <w:numFmt w:val="bullet"/>
+      <w:lvlText w:val=""/>
+      <w:lvlJc w:val="left"/>
+      <w:pPr>
+        <w:tabs>
+          <w:tab w:val="num" w:pos="6480"/>
+        </w:tabs>
+        <w:ind w:left="6480" w:hanging="360"/>
+      </w:pPr>
+      <w:rPr>
+        <w:rFonts w:ascii="Wingdings" w:hAnsi="Wingdings" w:hint="default"/>
+        <w:sz w:val="20"/>
+      </w:rPr>
+    </w:lvl>
+  </w:abstractNum>
+  <w:abstractNum w:abstractNumId="3" w15:restartNumberingAfterBreak="0">
+    <w:nsid w:val="15D83055"/>
+    <w:multiLevelType w:val="multilevel"/>
+    <w:tmpl w:val="D1BE1C76"/>
+    <w:lvl w:ilvl="0">
+      <w:start w:val="1"/>
+      <w:numFmt w:val="bullet"/>
+      <w:lvlText w:val=""/>
+      <w:lvlJc w:val="left"/>
+      <w:pPr>
+        <w:tabs>
+          <w:tab w:val="num" w:pos="720"/>
+        </w:tabs>
+        <w:ind w:left="720" w:hanging="360"/>
+      </w:pPr>
+      <w:rPr>
+        <w:rFonts w:ascii="Symbol" w:hAnsi="Symbol" w:hint="default"/>
+        <w:sz w:val="20"/>
+      </w:rPr>
+    </w:lvl>
+    <w:lvl w:ilvl="1" w:tentative="1">
+      <w:start w:val="1"/>
+      <w:numFmt w:val="bullet"/>
+      <w:lvlText w:val="o"/>
+      <w:lvlJc w:val="left"/>
+      <w:pPr>
+        <w:tabs>
+          <w:tab w:val="num" w:pos="1440"/>
+        </w:tabs>
+        <w:ind w:left="1440" w:hanging="360"/>
+      </w:pPr>
+      <w:rPr>
+        <w:rFonts w:ascii="Courier New" w:hAnsi="Courier New" w:hint="default"/>
+        <w:sz w:val="20"/>
+      </w:rPr>
+    </w:lvl>
+    <w:lvl w:ilvl="2" w:tentative="1">
+      <w:start w:val="1"/>
+      <w:numFmt w:val="bullet"/>
+      <w:lvlText w:val=""/>
+      <w:lvlJc w:val="left"/>
+      <w:pPr>
+        <w:tabs>
+          <w:tab w:val="num" w:pos="2160"/>
+        </w:tabs>
+        <w:ind w:left="2160" w:hanging="360"/>
+      </w:pPr>
+      <w:rPr>
+        <w:rFonts w:ascii="Wingdings" w:hAnsi="Wingdings" w:hint="default"/>
+        <w:sz w:val="20"/>
+      </w:rPr>
+    </w:lvl>
+    <w:lvl w:ilvl="3" w:tentative="1">
+      <w:start w:val="1"/>
+      <w:numFmt w:val="bullet"/>
+      <w:lvlText w:val=""/>
+      <w:lvlJc w:val="left"/>
+      <w:pPr>
+        <w:tabs>
+          <w:tab w:val="num" w:pos="2880"/>
+        </w:tabs>
+        <w:ind w:left="2880" w:hanging="360"/>
+      </w:pPr>
+      <w:rPr>
+        <w:rFonts w:ascii="Wingdings" w:hAnsi="Wingdings" w:hint="default"/>
+        <w:sz w:val="20"/>
+      </w:rPr>
+    </w:lvl>
+    <w:lvl w:ilvl="4" w:tentative="1">
+      <w:start w:val="1"/>
+      <w:numFmt w:val="bullet"/>
+      <w:lvlText w:val=""/>
+      <w:lvlJc w:val="left"/>
+      <w:pPr>
+        <w:tabs>
+          <w:tab w:val="num" w:pos="3600"/>
+        </w:tabs>
+        <w:ind w:left="3600" w:hanging="360"/>
+      </w:pPr>
+      <w:rPr>
+        <w:rFonts w:ascii="Wingdings" w:hAnsi="Wingdings" w:hint="default"/>
+        <w:sz w:val="20"/>
+      </w:rPr>
+    </w:lvl>
+    <w:lvl w:ilvl="5" w:tentative="1">
+      <w:start w:val="1"/>
+      <w:numFmt w:val="bullet"/>
+      <w:lvlText w:val=""/>
+      <w:lvlJc w:val="left"/>
+      <w:pPr>
+        <w:tabs>
+          <w:tab w:val="num" w:pos="4320"/>
+        </w:tabs>
+        <w:ind w:left="4320" w:hanging="360"/>
+      </w:pPr>
+      <w:rPr>
+        <w:rFonts w:ascii="Wingdings" w:hAnsi="Wingdings" w:hint="default"/>
+        <w:sz w:val="20"/>
+      </w:rPr>
+    </w:lvl>
+    <w:lvl w:ilvl="6" w:tentative="1">
+      <w:start w:val="1"/>
+      <w:numFmt w:val="bullet"/>
+      <w:lvlText w:val=""/>
+      <w:lvlJc w:val="left"/>
+      <w:pPr>
+        <w:tabs>
+          <w:tab w:val="num" w:pos="5040"/>
+        </w:tabs>
+        <w:ind w:left="5040" w:hanging="360"/>
+      </w:pPr>
+      <w:rPr>
+        <w:rFonts w:ascii="Wingdings" w:hAnsi="Wingdings" w:hint="default"/>
+        <w:sz w:val="20"/>
+      </w:rPr>
+    </w:lvl>
+    <w:lvl w:ilvl="7" w:tentative="1">
+      <w:start w:val="1"/>
+      <w:numFmt w:val="bullet"/>
+      <w:lvlText w:val=""/>
+      <w:lvlJc w:val="left"/>
+      <w:pPr>
+        <w:tabs>
+          <w:tab w:val="num" w:pos="5760"/>
+        </w:tabs>
+        <w:ind w:left="5760" w:hanging="360"/>
+      </w:pPr>
+      <w:rPr>
+        <w:rFonts w:ascii="Wingdings" w:hAnsi="Wingdings" w:hint="default"/>
+        <w:sz w:val="20"/>
+      </w:rPr>
+    </w:lvl>
+    <w:lvl w:ilvl="8" w:tentative="1">
+      <w:start w:val="1"/>
+      <w:numFmt w:val="bullet"/>
+      <w:lvlText w:val=""/>
+      <w:lvlJc w:val="left"/>
+      <w:pPr>
+        <w:tabs>
+          <w:tab w:val="num" w:pos="6480"/>
+        </w:tabs>
+        <w:ind w:left="6480" w:hanging="360"/>
+      </w:pPr>
+      <w:rPr>
+        <w:rFonts w:ascii="Wingdings" w:hAnsi="Wingdings" w:hint="default"/>
+        <w:sz w:val="20"/>
+      </w:rPr>
+    </w:lvl>
+  </w:abstractNum>
+  <w:abstractNum w:abstractNumId="4" w15:restartNumberingAfterBreak="0">
+    <w:nsid w:val="19B44175"/>
+    <w:multiLevelType w:val="multilevel"/>
+    <w:tmpl w:val="E01C22EA"/>
+    <w:lvl w:ilvl="0">
+      <w:start w:val="1"/>
+      <w:numFmt w:val="bullet"/>
+      <w:lvlText w:val=""/>
+      <w:lvlJc w:val="left"/>
+      <w:pPr>
+        <w:tabs>
+          <w:tab w:val="num" w:pos="720"/>
+        </w:tabs>
+        <w:ind w:left="720" w:hanging="360"/>
+      </w:pPr>
+      <w:rPr>
+        <w:rFonts w:ascii="Symbol" w:hAnsi="Symbol" w:hint="default"/>
+        <w:sz w:val="20"/>
+      </w:rPr>
+    </w:lvl>
+    <w:lvl w:ilvl="1" w:tentative="1">
+      <w:start w:val="1"/>
+      <w:numFmt w:val="bullet"/>
+      <w:lvlText w:val="o"/>
+      <w:lvlJc w:val="left"/>
+      <w:pPr>
+        <w:tabs>
+          <w:tab w:val="num" w:pos="1440"/>
+        </w:tabs>
+        <w:ind w:left="1440" w:hanging="360"/>
+      </w:pPr>
+      <w:rPr>
+        <w:rFonts w:ascii="Courier New" w:hAnsi="Courier New" w:hint="default"/>
+        <w:sz w:val="20"/>
+      </w:rPr>
+    </w:lvl>
+    <w:lvl w:ilvl="2" w:tentative="1">
+      <w:start w:val="1"/>
+      <w:numFmt w:val="bullet"/>
+      <w:lvlText w:val=""/>
+      <w:lvlJc w:val="left"/>
+      <w:pPr>
+        <w:tabs>
+          <w:tab w:val="num" w:pos="2160"/>
+        </w:tabs>
+        <w:ind w:left="2160" w:hanging="360"/>
+      </w:pPr>
+      <w:rPr>
+        <w:rFonts w:ascii="Wingdings" w:hAnsi="Wingdings" w:hint="default"/>
+        <w:sz w:val="20"/>
+      </w:rPr>
+    </w:lvl>
+    <w:lvl w:ilvl="3" w:tentative="1">
+      <w:start w:val="1"/>
+      <w:numFmt w:val="bullet"/>
+      <w:lvlText w:val=""/>
+      <w:lvlJc w:val="left"/>
+      <w:pPr>
+        <w:tabs>
+          <w:tab w:val="num" w:pos="2880"/>
+        </w:tabs>
+        <w:ind w:left="2880" w:hanging="360"/>
+      </w:pPr>
+      <w:rPr>
+        <w:rFonts w:ascii="Wingdings" w:hAnsi="Wingdings" w:hint="default"/>
+        <w:sz w:val="20"/>
+      </w:rPr>
+    </w:lvl>
+    <w:lvl w:ilvl="4" w:tentative="1">
+      <w:start w:val="1"/>
+      <w:numFmt w:val="bullet"/>
+      <w:lvlText w:val=""/>
+      <w:lvlJc w:val="left"/>
+      <w:pPr>
+        <w:tabs>
+          <w:tab w:val="num" w:pos="3600"/>
+        </w:tabs>
+        <w:ind w:left="3600" w:hanging="360"/>
+      </w:pPr>
+      <w:rPr>
+        <w:rFonts w:ascii="Wingdings" w:hAnsi="Wingdings" w:hint="default"/>
+        <w:sz w:val="20"/>
+      </w:rPr>
+    </w:lvl>
+    <w:lvl w:ilvl="5" w:tentative="1">
+      <w:start w:val="1"/>
+      <w:numFmt w:val="bullet"/>
+      <w:lvlText w:val=""/>
+      <w:lvlJc w:val="left"/>
+      <w:pPr>
+        <w:tabs>
+          <w:tab w:val="num" w:pos="4320"/>
+        </w:tabs>
+        <w:ind w:left="4320" w:hanging="360"/>
+      </w:pPr>
+      <w:rPr>
+        <w:rFonts w:ascii="Wingdings" w:hAnsi="Wingdings" w:hint="default"/>
+        <w:sz w:val="20"/>
+      </w:rPr>
+    </w:lvl>
+    <w:lvl w:ilvl="6" w:tentative="1">
+      <w:start w:val="1"/>
+      <w:numFmt w:val="bullet"/>
+      <w:lvlText w:val=""/>
+      <w:lvlJc w:val="left"/>
+      <w:pPr>
+        <w:tabs>
+          <w:tab w:val="num" w:pos="5040"/>
+        </w:tabs>
+        <w:ind w:left="5040" w:hanging="360"/>
+      </w:pPr>
+      <w:rPr>
+        <w:rFonts w:ascii="Wingdings" w:hAnsi="Wingdings" w:hint="default"/>
+        <w:sz w:val="20"/>
+      </w:rPr>
+    </w:lvl>
+    <w:lvl w:ilvl="7" w:tentative="1">
+      <w:start w:val="1"/>
+      <w:numFmt w:val="bullet"/>
+      <w:lvlText w:val=""/>
+      <w:lvlJc w:val="left"/>
+      <w:pPr>
+        <w:tabs>
+          <w:tab w:val="num" w:pos="5760"/>
+        </w:tabs>
+        <w:ind w:left="5760" w:hanging="360"/>
+      </w:pPr>
+      <w:rPr>
+        <w:rFonts w:ascii="Wingdings" w:hAnsi="Wingdings" w:hint="default"/>
+        <w:sz w:val="20"/>
+      </w:rPr>
+    </w:lvl>
+    <w:lvl w:ilvl="8" w:tentative="1">
+      <w:start w:val="1"/>
+      <w:numFmt w:val="bullet"/>
+      <w:lvlText w:val=""/>
+      <w:lvlJc w:val="left"/>
+      <w:pPr>
+        <w:tabs>
+          <w:tab w:val="num" w:pos="6480"/>
+        </w:tabs>
+        <w:ind w:left="6480" w:hanging="360"/>
+      </w:pPr>
+      <w:rPr>
+        <w:rFonts w:ascii="Wingdings" w:hAnsi="Wingdings" w:hint="default"/>
+        <w:sz w:val="20"/>
+      </w:rPr>
+    </w:lvl>
+  </w:abstractNum>
+  <w:abstractNum w:abstractNumId="5" w15:restartNumberingAfterBreak="0">
+    <w:nsid w:val="19ED533A"/>
+    <w:multiLevelType w:val="multilevel"/>
+    <w:tmpl w:val="5ED0D4E6"/>
+    <w:lvl w:ilvl="0">
+      <w:start w:val="1"/>
+      <w:numFmt w:val="bullet"/>
+      <w:lvlText w:val=""/>
+      <w:lvlJc w:val="left"/>
+      <w:pPr>
+        <w:tabs>
+          <w:tab w:val="num" w:pos="720"/>
+        </w:tabs>
+        <w:ind w:left="720" w:hanging="360"/>
+      </w:pPr>
+      <w:rPr>
+        <w:rFonts w:ascii="Symbol" w:hAnsi="Symbol" w:hint="default"/>
+        <w:sz w:val="20"/>
+      </w:rPr>
+    </w:lvl>
+    <w:lvl w:ilvl="1" w:tentative="1">
+      <w:start w:val="1"/>
+      <w:numFmt w:val="bullet"/>
+      <w:lvlText w:val="o"/>
+      <w:lvlJc w:val="left"/>
+      <w:pPr>
+        <w:tabs>
+          <w:tab w:val="num" w:pos="1440"/>
+        </w:tabs>
+        <w:ind w:left="1440" w:hanging="360"/>
+      </w:pPr>
+      <w:rPr>
+        <w:rFonts w:ascii="Courier New" w:hAnsi="Courier New" w:hint="default"/>
+        <w:sz w:val="20"/>
+      </w:rPr>
+    </w:lvl>
+    <w:lvl w:ilvl="2" w:tentative="1">
+      <w:start w:val="1"/>
+      <w:numFmt w:val="bullet"/>
+      <w:lvlText w:val=""/>
+      <w:lvlJc w:val="left"/>
+      <w:pPr>
+        <w:tabs>
+          <w:tab w:val="num" w:pos="2160"/>
+        </w:tabs>
+        <w:ind w:left="2160" w:hanging="360"/>
+      </w:pPr>
+      <w:rPr>
+        <w:rFonts w:ascii="Wingdings" w:hAnsi="Wingdings" w:hint="default"/>
+        <w:sz w:val="20"/>
+      </w:rPr>
+    </w:lvl>
+    <w:lvl w:ilvl="3" w:tentative="1">
+      <w:start w:val="1"/>
+      <w:numFmt w:val="bullet"/>
+      <w:lvlText w:val=""/>
+      <w:lvlJc w:val="left"/>
+      <w:pPr>
+        <w:tabs>
+          <w:tab w:val="num" w:pos="2880"/>
+        </w:tabs>
+        <w:ind w:left="2880" w:hanging="360"/>
+      </w:pPr>
+      <w:rPr>
+        <w:rFonts w:ascii="Wingdings" w:hAnsi="Wingdings" w:hint="default"/>
+        <w:sz w:val="20"/>
+      </w:rPr>
+    </w:lvl>
+    <w:lvl w:ilvl="4" w:tentative="1">
+      <w:start w:val="1"/>
+      <w:numFmt w:val="bullet"/>
+      <w:lvlText w:val=""/>
+      <w:lvlJc w:val="left"/>
+      <w:pPr>
+        <w:tabs>
+          <w:tab w:val="num" w:pos="3600"/>
+        </w:tabs>
+        <w:ind w:left="3600" w:hanging="360"/>
+      </w:pPr>
+      <w:rPr>
+        <w:rFonts w:ascii="Wingdings" w:hAnsi="Wingdings" w:hint="default"/>
+        <w:sz w:val="20"/>
+      </w:rPr>
+    </w:lvl>
+    <w:lvl w:ilvl="5" w:tentative="1">
+      <w:start w:val="1"/>
+      <w:numFmt w:val="bullet"/>
+      <w:lvlText w:val=""/>
+      <w:lvlJc w:val="left"/>
+      <w:pPr>
+        <w:tabs>
+          <w:tab w:val="num" w:pos="4320"/>
+        </w:tabs>
+        <w:ind w:left="4320" w:hanging="360"/>
+      </w:pPr>
+      <w:rPr>
+        <w:rFonts w:ascii="Wingdings" w:hAnsi="Wingdings" w:hint="default"/>
+        <w:sz w:val="20"/>
+      </w:rPr>
+    </w:lvl>
+    <w:lvl w:ilvl="6" w:tentative="1">
+      <w:start w:val="1"/>
+      <w:numFmt w:val="bullet"/>
+      <w:lvlText w:val=""/>
+      <w:lvlJc w:val="left"/>
+      <w:pPr>
+        <w:tabs>
+          <w:tab w:val="num" w:pos="5040"/>
+        </w:tabs>
+        <w:ind w:left="5040" w:hanging="360"/>
+      </w:pPr>
+      <w:rPr>
+        <w:rFonts w:ascii="Wingdings" w:hAnsi="Wingdings" w:hint="default"/>
+        <w:sz w:val="20"/>
+      </w:rPr>
+    </w:lvl>
+    <w:lvl w:ilvl="7" w:tentative="1">
+      <w:start w:val="1"/>
+      <w:numFmt w:val="bullet"/>
+      <w:lvlText w:val=""/>
+      <w:lvlJc w:val="left"/>
+      <w:pPr>
+        <w:tabs>
+          <w:tab w:val="num" w:pos="5760"/>
+        </w:tabs>
+        <w:ind w:left="5760" w:hanging="360"/>
+      </w:pPr>
+      <w:rPr>
+        <w:rFonts w:ascii="Wingdings" w:hAnsi="Wingdings" w:hint="default"/>
+        <w:sz w:val="20"/>
+      </w:rPr>
+    </w:lvl>
+    <w:lvl w:ilvl="8" w:tentative="1">
+      <w:start w:val="1"/>
+      <w:numFmt w:val="bullet"/>
+      <w:lvlText w:val=""/>
+      <w:lvlJc w:val="left"/>
+      <w:pPr>
+        <w:tabs>
+          <w:tab w:val="num" w:pos="6480"/>
+        </w:tabs>
+        <w:ind w:left="6480" w:hanging="360"/>
+      </w:pPr>
+      <w:rPr>
+        <w:rFonts w:ascii="Wingdings" w:hAnsi="Wingdings" w:hint="default"/>
+        <w:sz w:val="20"/>
+      </w:rPr>
+    </w:lvl>
+  </w:abstractNum>
+  <w:abstractNum w:abstractNumId="6" w15:restartNumberingAfterBreak="0">
     <w:nsid w:val="238B4233"/>
     <w:multiLevelType w:val="multilevel"/>
     <w:tmpl w:val="749E300A"/>
@@ -20668,7 +23472,7 @@
       </w:rPr>
     </w:lvl>
   </w:abstractNum>
-  <w:abstractNum w:abstractNumId="1" w15:restartNumberingAfterBreak="0">
+  <w:abstractNum w:abstractNumId="7" w15:restartNumberingAfterBreak="0">
     <w:nsid w:val="2CA7448C"/>
     <w:multiLevelType w:val="multilevel"/>
     <w:tmpl w:val="ED6004D0"/>
@@ -20817,7 +23621,7 @@
       </w:rPr>
     </w:lvl>
   </w:abstractNum>
-  <w:abstractNum w:abstractNumId="2" w15:restartNumberingAfterBreak="0">
+  <w:abstractNum w:abstractNumId="8" w15:restartNumberingAfterBreak="0">
     <w:nsid w:val="311A011A"/>
     <w:multiLevelType w:val="multilevel"/>
     <w:tmpl w:val="DCA8AD98"/>
@@ -20966,10 +23770,10 @@
       </w:rPr>
     </w:lvl>
   </w:abstractNum>
-  <w:abstractNum w:abstractNumId="3" w15:restartNumberingAfterBreak="0">
-    <w:nsid w:val="42B56930"/>
+  <w:abstractNum w:abstractNumId="9" w15:restartNumberingAfterBreak="0">
+    <w:nsid w:val="320F18E0"/>
     <w:multiLevelType w:val="multilevel"/>
-    <w:tmpl w:val="3E0CE5EA"/>
+    <w:tmpl w:val="EAD23B06"/>
     <w:lvl w:ilvl="0">
       <w:start w:val="1"/>
       <w:numFmt w:val="bullet"/>
@@ -21115,10 +23919,10 @@
       </w:rPr>
     </w:lvl>
   </w:abstractNum>
-  <w:abstractNum w:abstractNumId="4" w15:restartNumberingAfterBreak="0">
-    <w:nsid w:val="4EE44CEC"/>
+  <w:abstractNum w:abstractNumId="10" w15:restartNumberingAfterBreak="0">
+    <w:nsid w:val="36BF0445"/>
     <w:multiLevelType w:val="multilevel"/>
-    <w:tmpl w:val="599C0B4E"/>
+    <w:tmpl w:val="04DA5ABA"/>
     <w:lvl w:ilvl="0">
       <w:start w:val="1"/>
       <w:numFmt w:val="bullet"/>
@@ -21264,7 +24068,1348 @@
       </w:rPr>
     </w:lvl>
   </w:abstractNum>
-  <w:abstractNum w:abstractNumId="5" w15:restartNumberingAfterBreak="0">
+  <w:abstractNum w:abstractNumId="11" w15:restartNumberingAfterBreak="0">
+    <w:nsid w:val="41E35A5A"/>
+    <w:multiLevelType w:val="multilevel"/>
+    <w:tmpl w:val="DB9EE2BC"/>
+    <w:lvl w:ilvl="0">
+      <w:start w:val="1"/>
+      <w:numFmt w:val="bullet"/>
+      <w:lvlText w:val=""/>
+      <w:lvlJc w:val="left"/>
+      <w:pPr>
+        <w:tabs>
+          <w:tab w:val="num" w:pos="720"/>
+        </w:tabs>
+        <w:ind w:left="720" w:hanging="360"/>
+      </w:pPr>
+      <w:rPr>
+        <w:rFonts w:ascii="Symbol" w:hAnsi="Symbol" w:hint="default"/>
+        <w:sz w:val="20"/>
+      </w:rPr>
+    </w:lvl>
+    <w:lvl w:ilvl="1" w:tentative="1">
+      <w:start w:val="1"/>
+      <w:numFmt w:val="bullet"/>
+      <w:lvlText w:val="o"/>
+      <w:lvlJc w:val="left"/>
+      <w:pPr>
+        <w:tabs>
+          <w:tab w:val="num" w:pos="1440"/>
+        </w:tabs>
+        <w:ind w:left="1440" w:hanging="360"/>
+      </w:pPr>
+      <w:rPr>
+        <w:rFonts w:ascii="Courier New" w:hAnsi="Courier New" w:hint="default"/>
+        <w:sz w:val="20"/>
+      </w:rPr>
+    </w:lvl>
+    <w:lvl w:ilvl="2" w:tentative="1">
+      <w:start w:val="1"/>
+      <w:numFmt w:val="bullet"/>
+      <w:lvlText w:val=""/>
+      <w:lvlJc w:val="left"/>
+      <w:pPr>
+        <w:tabs>
+          <w:tab w:val="num" w:pos="2160"/>
+        </w:tabs>
+        <w:ind w:left="2160" w:hanging="360"/>
+      </w:pPr>
+      <w:rPr>
+        <w:rFonts w:ascii="Wingdings" w:hAnsi="Wingdings" w:hint="default"/>
+        <w:sz w:val="20"/>
+      </w:rPr>
+    </w:lvl>
+    <w:lvl w:ilvl="3" w:tentative="1">
+      <w:start w:val="1"/>
+      <w:numFmt w:val="bullet"/>
+      <w:lvlText w:val=""/>
+      <w:lvlJc w:val="left"/>
+      <w:pPr>
+        <w:tabs>
+          <w:tab w:val="num" w:pos="2880"/>
+        </w:tabs>
+        <w:ind w:left="2880" w:hanging="360"/>
+      </w:pPr>
+      <w:rPr>
+        <w:rFonts w:ascii="Wingdings" w:hAnsi="Wingdings" w:hint="default"/>
+        <w:sz w:val="20"/>
+      </w:rPr>
+    </w:lvl>
+    <w:lvl w:ilvl="4" w:tentative="1">
+      <w:start w:val="1"/>
+      <w:numFmt w:val="bullet"/>
+      <w:lvlText w:val=""/>
+      <w:lvlJc w:val="left"/>
+      <w:pPr>
+        <w:tabs>
+          <w:tab w:val="num" w:pos="3600"/>
+        </w:tabs>
+        <w:ind w:left="3600" w:hanging="360"/>
+      </w:pPr>
+      <w:rPr>
+        <w:rFonts w:ascii="Wingdings" w:hAnsi="Wingdings" w:hint="default"/>
+        <w:sz w:val="20"/>
+      </w:rPr>
+    </w:lvl>
+    <w:lvl w:ilvl="5" w:tentative="1">
+      <w:start w:val="1"/>
+      <w:numFmt w:val="bullet"/>
+      <w:lvlText w:val=""/>
+      <w:lvlJc w:val="left"/>
+      <w:pPr>
+        <w:tabs>
+          <w:tab w:val="num" w:pos="4320"/>
+        </w:tabs>
+        <w:ind w:left="4320" w:hanging="360"/>
+      </w:pPr>
+      <w:rPr>
+        <w:rFonts w:ascii="Wingdings" w:hAnsi="Wingdings" w:hint="default"/>
+        <w:sz w:val="20"/>
+      </w:rPr>
+    </w:lvl>
+    <w:lvl w:ilvl="6" w:tentative="1">
+      <w:start w:val="1"/>
+      <w:numFmt w:val="bullet"/>
+      <w:lvlText w:val=""/>
+      <w:lvlJc w:val="left"/>
+      <w:pPr>
+        <w:tabs>
+          <w:tab w:val="num" w:pos="5040"/>
+        </w:tabs>
+        <w:ind w:left="5040" w:hanging="360"/>
+      </w:pPr>
+      <w:rPr>
+        <w:rFonts w:ascii="Wingdings" w:hAnsi="Wingdings" w:hint="default"/>
+        <w:sz w:val="20"/>
+      </w:rPr>
+    </w:lvl>
+    <w:lvl w:ilvl="7" w:tentative="1">
+      <w:start w:val="1"/>
+      <w:numFmt w:val="bullet"/>
+      <w:lvlText w:val=""/>
+      <w:lvlJc w:val="left"/>
+      <w:pPr>
+        <w:tabs>
+          <w:tab w:val="num" w:pos="5760"/>
+        </w:tabs>
+        <w:ind w:left="5760" w:hanging="360"/>
+      </w:pPr>
+      <w:rPr>
+        <w:rFonts w:ascii="Wingdings" w:hAnsi="Wingdings" w:hint="default"/>
+        <w:sz w:val="20"/>
+      </w:rPr>
+    </w:lvl>
+    <w:lvl w:ilvl="8" w:tentative="1">
+      <w:start w:val="1"/>
+      <w:numFmt w:val="bullet"/>
+      <w:lvlText w:val=""/>
+      <w:lvlJc w:val="left"/>
+      <w:pPr>
+        <w:tabs>
+          <w:tab w:val="num" w:pos="6480"/>
+        </w:tabs>
+        <w:ind w:left="6480" w:hanging="360"/>
+      </w:pPr>
+      <w:rPr>
+        <w:rFonts w:ascii="Wingdings" w:hAnsi="Wingdings" w:hint="default"/>
+        <w:sz w:val="20"/>
+      </w:rPr>
+    </w:lvl>
+  </w:abstractNum>
+  <w:abstractNum w:abstractNumId="12" w15:restartNumberingAfterBreak="0">
+    <w:nsid w:val="4297677D"/>
+    <w:multiLevelType w:val="multilevel"/>
+    <w:tmpl w:val="DE8659C6"/>
+    <w:lvl w:ilvl="0">
+      <w:start w:val="1"/>
+      <w:numFmt w:val="bullet"/>
+      <w:lvlText w:val=""/>
+      <w:lvlJc w:val="left"/>
+      <w:pPr>
+        <w:tabs>
+          <w:tab w:val="num" w:pos="720"/>
+        </w:tabs>
+        <w:ind w:left="720" w:hanging="360"/>
+      </w:pPr>
+      <w:rPr>
+        <w:rFonts w:ascii="Symbol" w:hAnsi="Symbol" w:hint="default"/>
+        <w:sz w:val="20"/>
+      </w:rPr>
+    </w:lvl>
+    <w:lvl w:ilvl="1" w:tentative="1">
+      <w:start w:val="1"/>
+      <w:numFmt w:val="bullet"/>
+      <w:lvlText w:val="o"/>
+      <w:lvlJc w:val="left"/>
+      <w:pPr>
+        <w:tabs>
+          <w:tab w:val="num" w:pos="1440"/>
+        </w:tabs>
+        <w:ind w:left="1440" w:hanging="360"/>
+      </w:pPr>
+      <w:rPr>
+        <w:rFonts w:ascii="Courier New" w:hAnsi="Courier New" w:hint="default"/>
+        <w:sz w:val="20"/>
+      </w:rPr>
+    </w:lvl>
+    <w:lvl w:ilvl="2" w:tentative="1">
+      <w:start w:val="1"/>
+      <w:numFmt w:val="bullet"/>
+      <w:lvlText w:val=""/>
+      <w:lvlJc w:val="left"/>
+      <w:pPr>
+        <w:tabs>
+          <w:tab w:val="num" w:pos="2160"/>
+        </w:tabs>
+        <w:ind w:left="2160" w:hanging="360"/>
+      </w:pPr>
+      <w:rPr>
+        <w:rFonts w:ascii="Wingdings" w:hAnsi="Wingdings" w:hint="default"/>
+        <w:sz w:val="20"/>
+      </w:rPr>
+    </w:lvl>
+    <w:lvl w:ilvl="3" w:tentative="1">
+      <w:start w:val="1"/>
+      <w:numFmt w:val="bullet"/>
+      <w:lvlText w:val=""/>
+      <w:lvlJc w:val="left"/>
+      <w:pPr>
+        <w:tabs>
+          <w:tab w:val="num" w:pos="2880"/>
+        </w:tabs>
+        <w:ind w:left="2880" w:hanging="360"/>
+      </w:pPr>
+      <w:rPr>
+        <w:rFonts w:ascii="Wingdings" w:hAnsi="Wingdings" w:hint="default"/>
+        <w:sz w:val="20"/>
+      </w:rPr>
+    </w:lvl>
+    <w:lvl w:ilvl="4" w:tentative="1">
+      <w:start w:val="1"/>
+      <w:numFmt w:val="bullet"/>
+      <w:lvlText w:val=""/>
+      <w:lvlJc w:val="left"/>
+      <w:pPr>
+        <w:tabs>
+          <w:tab w:val="num" w:pos="3600"/>
+        </w:tabs>
+        <w:ind w:left="3600" w:hanging="360"/>
+      </w:pPr>
+      <w:rPr>
+        <w:rFonts w:ascii="Wingdings" w:hAnsi="Wingdings" w:hint="default"/>
+        <w:sz w:val="20"/>
+      </w:rPr>
+    </w:lvl>
+    <w:lvl w:ilvl="5" w:tentative="1">
+      <w:start w:val="1"/>
+      <w:numFmt w:val="bullet"/>
+      <w:lvlText w:val=""/>
+      <w:lvlJc w:val="left"/>
+      <w:pPr>
+        <w:tabs>
+          <w:tab w:val="num" w:pos="4320"/>
+        </w:tabs>
+        <w:ind w:left="4320" w:hanging="360"/>
+      </w:pPr>
+      <w:rPr>
+        <w:rFonts w:ascii="Wingdings" w:hAnsi="Wingdings" w:hint="default"/>
+        <w:sz w:val="20"/>
+      </w:rPr>
+    </w:lvl>
+    <w:lvl w:ilvl="6" w:tentative="1">
+      <w:start w:val="1"/>
+      <w:numFmt w:val="bullet"/>
+      <w:lvlText w:val=""/>
+      <w:lvlJc w:val="left"/>
+      <w:pPr>
+        <w:tabs>
+          <w:tab w:val="num" w:pos="5040"/>
+        </w:tabs>
+        <w:ind w:left="5040" w:hanging="360"/>
+      </w:pPr>
+      <w:rPr>
+        <w:rFonts w:ascii="Wingdings" w:hAnsi="Wingdings" w:hint="default"/>
+        <w:sz w:val="20"/>
+      </w:rPr>
+    </w:lvl>
+    <w:lvl w:ilvl="7" w:tentative="1">
+      <w:start w:val="1"/>
+      <w:numFmt w:val="bullet"/>
+      <w:lvlText w:val=""/>
+      <w:lvlJc w:val="left"/>
+      <w:pPr>
+        <w:tabs>
+          <w:tab w:val="num" w:pos="5760"/>
+        </w:tabs>
+        <w:ind w:left="5760" w:hanging="360"/>
+      </w:pPr>
+      <w:rPr>
+        <w:rFonts w:ascii="Wingdings" w:hAnsi="Wingdings" w:hint="default"/>
+        <w:sz w:val="20"/>
+      </w:rPr>
+    </w:lvl>
+    <w:lvl w:ilvl="8" w:tentative="1">
+      <w:start w:val="1"/>
+      <w:numFmt w:val="bullet"/>
+      <w:lvlText w:val=""/>
+      <w:lvlJc w:val="left"/>
+      <w:pPr>
+        <w:tabs>
+          <w:tab w:val="num" w:pos="6480"/>
+        </w:tabs>
+        <w:ind w:left="6480" w:hanging="360"/>
+      </w:pPr>
+      <w:rPr>
+        <w:rFonts w:ascii="Wingdings" w:hAnsi="Wingdings" w:hint="default"/>
+        <w:sz w:val="20"/>
+      </w:rPr>
+    </w:lvl>
+  </w:abstractNum>
+  <w:abstractNum w:abstractNumId="13" w15:restartNumberingAfterBreak="0">
+    <w:nsid w:val="42B56930"/>
+    <w:multiLevelType w:val="multilevel"/>
+    <w:tmpl w:val="3E0CE5EA"/>
+    <w:lvl w:ilvl="0">
+      <w:start w:val="1"/>
+      <w:numFmt w:val="bullet"/>
+      <w:lvlText w:val=""/>
+      <w:lvlJc w:val="left"/>
+      <w:pPr>
+        <w:tabs>
+          <w:tab w:val="num" w:pos="720"/>
+        </w:tabs>
+        <w:ind w:left="720" w:hanging="360"/>
+      </w:pPr>
+      <w:rPr>
+        <w:rFonts w:ascii="Symbol" w:hAnsi="Symbol" w:hint="default"/>
+        <w:sz w:val="20"/>
+      </w:rPr>
+    </w:lvl>
+    <w:lvl w:ilvl="1" w:tentative="1">
+      <w:start w:val="1"/>
+      <w:numFmt w:val="bullet"/>
+      <w:lvlText w:val="o"/>
+      <w:lvlJc w:val="left"/>
+      <w:pPr>
+        <w:tabs>
+          <w:tab w:val="num" w:pos="1440"/>
+        </w:tabs>
+        <w:ind w:left="1440" w:hanging="360"/>
+      </w:pPr>
+      <w:rPr>
+        <w:rFonts w:ascii="Courier New" w:hAnsi="Courier New" w:hint="default"/>
+        <w:sz w:val="20"/>
+      </w:rPr>
+    </w:lvl>
+    <w:lvl w:ilvl="2" w:tentative="1">
+      <w:start w:val="1"/>
+      <w:numFmt w:val="bullet"/>
+      <w:lvlText w:val=""/>
+      <w:lvlJc w:val="left"/>
+      <w:pPr>
+        <w:tabs>
+          <w:tab w:val="num" w:pos="2160"/>
+        </w:tabs>
+        <w:ind w:left="2160" w:hanging="360"/>
+      </w:pPr>
+      <w:rPr>
+        <w:rFonts w:ascii="Wingdings" w:hAnsi="Wingdings" w:hint="default"/>
+        <w:sz w:val="20"/>
+      </w:rPr>
+    </w:lvl>
+    <w:lvl w:ilvl="3" w:tentative="1">
+      <w:start w:val="1"/>
+      <w:numFmt w:val="bullet"/>
+      <w:lvlText w:val=""/>
+      <w:lvlJc w:val="left"/>
+      <w:pPr>
+        <w:tabs>
+          <w:tab w:val="num" w:pos="2880"/>
+        </w:tabs>
+        <w:ind w:left="2880" w:hanging="360"/>
+      </w:pPr>
+      <w:rPr>
+        <w:rFonts w:ascii="Wingdings" w:hAnsi="Wingdings" w:hint="default"/>
+        <w:sz w:val="20"/>
+      </w:rPr>
+    </w:lvl>
+    <w:lvl w:ilvl="4" w:tentative="1">
+      <w:start w:val="1"/>
+      <w:numFmt w:val="bullet"/>
+      <w:lvlText w:val=""/>
+      <w:lvlJc w:val="left"/>
+      <w:pPr>
+        <w:tabs>
+          <w:tab w:val="num" w:pos="3600"/>
+        </w:tabs>
+        <w:ind w:left="3600" w:hanging="360"/>
+      </w:pPr>
+      <w:rPr>
+        <w:rFonts w:ascii="Wingdings" w:hAnsi="Wingdings" w:hint="default"/>
+        <w:sz w:val="20"/>
+      </w:rPr>
+    </w:lvl>
+    <w:lvl w:ilvl="5" w:tentative="1">
+      <w:start w:val="1"/>
+      <w:numFmt w:val="bullet"/>
+      <w:lvlText w:val=""/>
+      <w:lvlJc w:val="left"/>
+      <w:pPr>
+        <w:tabs>
+          <w:tab w:val="num" w:pos="4320"/>
+        </w:tabs>
+        <w:ind w:left="4320" w:hanging="360"/>
+      </w:pPr>
+      <w:rPr>
+        <w:rFonts w:ascii="Wingdings" w:hAnsi="Wingdings" w:hint="default"/>
+        <w:sz w:val="20"/>
+      </w:rPr>
+    </w:lvl>
+    <w:lvl w:ilvl="6" w:tentative="1">
+      <w:start w:val="1"/>
+      <w:numFmt w:val="bullet"/>
+      <w:lvlText w:val=""/>
+      <w:lvlJc w:val="left"/>
+      <w:pPr>
+        <w:tabs>
+          <w:tab w:val="num" w:pos="5040"/>
+        </w:tabs>
+        <w:ind w:left="5040" w:hanging="360"/>
+      </w:pPr>
+      <w:rPr>
+        <w:rFonts w:ascii="Wingdings" w:hAnsi="Wingdings" w:hint="default"/>
+        <w:sz w:val="20"/>
+      </w:rPr>
+    </w:lvl>
+    <w:lvl w:ilvl="7" w:tentative="1">
+      <w:start w:val="1"/>
+      <w:numFmt w:val="bullet"/>
+      <w:lvlText w:val=""/>
+      <w:lvlJc w:val="left"/>
+      <w:pPr>
+        <w:tabs>
+          <w:tab w:val="num" w:pos="5760"/>
+        </w:tabs>
+        <w:ind w:left="5760" w:hanging="360"/>
+      </w:pPr>
+      <w:rPr>
+        <w:rFonts w:ascii="Wingdings" w:hAnsi="Wingdings" w:hint="default"/>
+        <w:sz w:val="20"/>
+      </w:rPr>
+    </w:lvl>
+    <w:lvl w:ilvl="8" w:tentative="1">
+      <w:start w:val="1"/>
+      <w:numFmt w:val="bullet"/>
+      <w:lvlText w:val=""/>
+      <w:lvlJc w:val="left"/>
+      <w:pPr>
+        <w:tabs>
+          <w:tab w:val="num" w:pos="6480"/>
+        </w:tabs>
+        <w:ind w:left="6480" w:hanging="360"/>
+      </w:pPr>
+      <w:rPr>
+        <w:rFonts w:ascii="Wingdings" w:hAnsi="Wingdings" w:hint="default"/>
+        <w:sz w:val="20"/>
+      </w:rPr>
+    </w:lvl>
+  </w:abstractNum>
+  <w:abstractNum w:abstractNumId="14" w15:restartNumberingAfterBreak="0">
+    <w:nsid w:val="49F1781B"/>
+    <w:multiLevelType w:val="multilevel"/>
+    <w:tmpl w:val="EEFCF2AC"/>
+    <w:lvl w:ilvl="0">
+      <w:start w:val="1"/>
+      <w:numFmt w:val="bullet"/>
+      <w:lvlText w:val=""/>
+      <w:lvlJc w:val="left"/>
+      <w:pPr>
+        <w:tabs>
+          <w:tab w:val="num" w:pos="720"/>
+        </w:tabs>
+        <w:ind w:left="720" w:hanging="360"/>
+      </w:pPr>
+      <w:rPr>
+        <w:rFonts w:ascii="Symbol" w:hAnsi="Symbol" w:hint="default"/>
+        <w:sz w:val="20"/>
+      </w:rPr>
+    </w:lvl>
+    <w:lvl w:ilvl="1" w:tentative="1">
+      <w:start w:val="1"/>
+      <w:numFmt w:val="bullet"/>
+      <w:lvlText w:val="o"/>
+      <w:lvlJc w:val="left"/>
+      <w:pPr>
+        <w:tabs>
+          <w:tab w:val="num" w:pos="1440"/>
+        </w:tabs>
+        <w:ind w:left="1440" w:hanging="360"/>
+      </w:pPr>
+      <w:rPr>
+        <w:rFonts w:ascii="Courier New" w:hAnsi="Courier New" w:hint="default"/>
+        <w:sz w:val="20"/>
+      </w:rPr>
+    </w:lvl>
+    <w:lvl w:ilvl="2" w:tentative="1">
+      <w:start w:val="1"/>
+      <w:numFmt w:val="bullet"/>
+      <w:lvlText w:val=""/>
+      <w:lvlJc w:val="left"/>
+      <w:pPr>
+        <w:tabs>
+          <w:tab w:val="num" w:pos="2160"/>
+        </w:tabs>
+        <w:ind w:left="2160" w:hanging="360"/>
+      </w:pPr>
+      <w:rPr>
+        <w:rFonts w:ascii="Wingdings" w:hAnsi="Wingdings" w:hint="default"/>
+        <w:sz w:val="20"/>
+      </w:rPr>
+    </w:lvl>
+    <w:lvl w:ilvl="3" w:tentative="1">
+      <w:start w:val="1"/>
+      <w:numFmt w:val="bullet"/>
+      <w:lvlText w:val=""/>
+      <w:lvlJc w:val="left"/>
+      <w:pPr>
+        <w:tabs>
+          <w:tab w:val="num" w:pos="2880"/>
+        </w:tabs>
+        <w:ind w:left="2880" w:hanging="360"/>
+      </w:pPr>
+      <w:rPr>
+        <w:rFonts w:ascii="Wingdings" w:hAnsi="Wingdings" w:hint="default"/>
+        <w:sz w:val="20"/>
+      </w:rPr>
+    </w:lvl>
+    <w:lvl w:ilvl="4" w:tentative="1">
+      <w:start w:val="1"/>
+      <w:numFmt w:val="bullet"/>
+      <w:lvlText w:val=""/>
+      <w:lvlJc w:val="left"/>
+      <w:pPr>
+        <w:tabs>
+          <w:tab w:val="num" w:pos="3600"/>
+        </w:tabs>
+        <w:ind w:left="3600" w:hanging="360"/>
+      </w:pPr>
+      <w:rPr>
+        <w:rFonts w:ascii="Wingdings" w:hAnsi="Wingdings" w:hint="default"/>
+        <w:sz w:val="20"/>
+      </w:rPr>
+    </w:lvl>
+    <w:lvl w:ilvl="5" w:tentative="1">
+      <w:start w:val="1"/>
+      <w:numFmt w:val="bullet"/>
+      <w:lvlText w:val=""/>
+      <w:lvlJc w:val="left"/>
+      <w:pPr>
+        <w:tabs>
+          <w:tab w:val="num" w:pos="4320"/>
+        </w:tabs>
+        <w:ind w:left="4320" w:hanging="360"/>
+      </w:pPr>
+      <w:rPr>
+        <w:rFonts w:ascii="Wingdings" w:hAnsi="Wingdings" w:hint="default"/>
+        <w:sz w:val="20"/>
+      </w:rPr>
+    </w:lvl>
+    <w:lvl w:ilvl="6" w:tentative="1">
+      <w:start w:val="1"/>
+      <w:numFmt w:val="bullet"/>
+      <w:lvlText w:val=""/>
+      <w:lvlJc w:val="left"/>
+      <w:pPr>
+        <w:tabs>
+          <w:tab w:val="num" w:pos="5040"/>
+        </w:tabs>
+        <w:ind w:left="5040" w:hanging="360"/>
+      </w:pPr>
+      <w:rPr>
+        <w:rFonts w:ascii="Wingdings" w:hAnsi="Wingdings" w:hint="default"/>
+        <w:sz w:val="20"/>
+      </w:rPr>
+    </w:lvl>
+    <w:lvl w:ilvl="7" w:tentative="1">
+      <w:start w:val="1"/>
+      <w:numFmt w:val="bullet"/>
+      <w:lvlText w:val=""/>
+      <w:lvlJc w:val="left"/>
+      <w:pPr>
+        <w:tabs>
+          <w:tab w:val="num" w:pos="5760"/>
+        </w:tabs>
+        <w:ind w:left="5760" w:hanging="360"/>
+      </w:pPr>
+      <w:rPr>
+        <w:rFonts w:ascii="Wingdings" w:hAnsi="Wingdings" w:hint="default"/>
+        <w:sz w:val="20"/>
+      </w:rPr>
+    </w:lvl>
+    <w:lvl w:ilvl="8" w:tentative="1">
+      <w:start w:val="1"/>
+      <w:numFmt w:val="bullet"/>
+      <w:lvlText w:val=""/>
+      <w:lvlJc w:val="left"/>
+      <w:pPr>
+        <w:tabs>
+          <w:tab w:val="num" w:pos="6480"/>
+        </w:tabs>
+        <w:ind w:left="6480" w:hanging="360"/>
+      </w:pPr>
+      <w:rPr>
+        <w:rFonts w:ascii="Wingdings" w:hAnsi="Wingdings" w:hint="default"/>
+        <w:sz w:val="20"/>
+      </w:rPr>
+    </w:lvl>
+  </w:abstractNum>
+  <w:abstractNum w:abstractNumId="15" w15:restartNumberingAfterBreak="0">
+    <w:nsid w:val="4D3B036F"/>
+    <w:multiLevelType w:val="multilevel"/>
+    <w:tmpl w:val="E1B6A674"/>
+    <w:lvl w:ilvl="0">
+      <w:start w:val="1"/>
+      <w:numFmt w:val="bullet"/>
+      <w:lvlText w:val=""/>
+      <w:lvlJc w:val="left"/>
+      <w:pPr>
+        <w:tabs>
+          <w:tab w:val="num" w:pos="720"/>
+        </w:tabs>
+        <w:ind w:left="720" w:hanging="360"/>
+      </w:pPr>
+      <w:rPr>
+        <w:rFonts w:ascii="Symbol" w:hAnsi="Symbol" w:hint="default"/>
+        <w:sz w:val="20"/>
+      </w:rPr>
+    </w:lvl>
+    <w:lvl w:ilvl="1" w:tentative="1">
+      <w:start w:val="1"/>
+      <w:numFmt w:val="bullet"/>
+      <w:lvlText w:val="o"/>
+      <w:lvlJc w:val="left"/>
+      <w:pPr>
+        <w:tabs>
+          <w:tab w:val="num" w:pos="1440"/>
+        </w:tabs>
+        <w:ind w:left="1440" w:hanging="360"/>
+      </w:pPr>
+      <w:rPr>
+        <w:rFonts w:ascii="Courier New" w:hAnsi="Courier New" w:hint="default"/>
+        <w:sz w:val="20"/>
+      </w:rPr>
+    </w:lvl>
+    <w:lvl w:ilvl="2" w:tentative="1">
+      <w:start w:val="1"/>
+      <w:numFmt w:val="bullet"/>
+      <w:lvlText w:val=""/>
+      <w:lvlJc w:val="left"/>
+      <w:pPr>
+        <w:tabs>
+          <w:tab w:val="num" w:pos="2160"/>
+        </w:tabs>
+        <w:ind w:left="2160" w:hanging="360"/>
+      </w:pPr>
+      <w:rPr>
+        <w:rFonts w:ascii="Wingdings" w:hAnsi="Wingdings" w:hint="default"/>
+        <w:sz w:val="20"/>
+      </w:rPr>
+    </w:lvl>
+    <w:lvl w:ilvl="3" w:tentative="1">
+      <w:start w:val="1"/>
+      <w:numFmt w:val="bullet"/>
+      <w:lvlText w:val=""/>
+      <w:lvlJc w:val="left"/>
+      <w:pPr>
+        <w:tabs>
+          <w:tab w:val="num" w:pos="2880"/>
+        </w:tabs>
+        <w:ind w:left="2880" w:hanging="360"/>
+      </w:pPr>
+      <w:rPr>
+        <w:rFonts w:ascii="Wingdings" w:hAnsi="Wingdings" w:hint="default"/>
+        <w:sz w:val="20"/>
+      </w:rPr>
+    </w:lvl>
+    <w:lvl w:ilvl="4" w:tentative="1">
+      <w:start w:val="1"/>
+      <w:numFmt w:val="bullet"/>
+      <w:lvlText w:val=""/>
+      <w:lvlJc w:val="left"/>
+      <w:pPr>
+        <w:tabs>
+          <w:tab w:val="num" w:pos="3600"/>
+        </w:tabs>
+        <w:ind w:left="3600" w:hanging="360"/>
+      </w:pPr>
+      <w:rPr>
+        <w:rFonts w:ascii="Wingdings" w:hAnsi="Wingdings" w:hint="default"/>
+        <w:sz w:val="20"/>
+      </w:rPr>
+    </w:lvl>
+    <w:lvl w:ilvl="5" w:tentative="1">
+      <w:start w:val="1"/>
+      <w:numFmt w:val="bullet"/>
+      <w:lvlText w:val=""/>
+      <w:lvlJc w:val="left"/>
+      <w:pPr>
+        <w:tabs>
+          <w:tab w:val="num" w:pos="4320"/>
+        </w:tabs>
+        <w:ind w:left="4320" w:hanging="360"/>
+      </w:pPr>
+      <w:rPr>
+        <w:rFonts w:ascii="Wingdings" w:hAnsi="Wingdings" w:hint="default"/>
+        <w:sz w:val="20"/>
+      </w:rPr>
+    </w:lvl>
+    <w:lvl w:ilvl="6" w:tentative="1">
+      <w:start w:val="1"/>
+      <w:numFmt w:val="bullet"/>
+      <w:lvlText w:val=""/>
+      <w:lvlJc w:val="left"/>
+      <w:pPr>
+        <w:tabs>
+          <w:tab w:val="num" w:pos="5040"/>
+        </w:tabs>
+        <w:ind w:left="5040" w:hanging="360"/>
+      </w:pPr>
+      <w:rPr>
+        <w:rFonts w:ascii="Wingdings" w:hAnsi="Wingdings" w:hint="default"/>
+        <w:sz w:val="20"/>
+      </w:rPr>
+    </w:lvl>
+    <w:lvl w:ilvl="7" w:tentative="1">
+      <w:start w:val="1"/>
+      <w:numFmt w:val="bullet"/>
+      <w:lvlText w:val=""/>
+      <w:lvlJc w:val="left"/>
+      <w:pPr>
+        <w:tabs>
+          <w:tab w:val="num" w:pos="5760"/>
+        </w:tabs>
+        <w:ind w:left="5760" w:hanging="360"/>
+      </w:pPr>
+      <w:rPr>
+        <w:rFonts w:ascii="Wingdings" w:hAnsi="Wingdings" w:hint="default"/>
+        <w:sz w:val="20"/>
+      </w:rPr>
+    </w:lvl>
+    <w:lvl w:ilvl="8" w:tentative="1">
+      <w:start w:val="1"/>
+      <w:numFmt w:val="bullet"/>
+      <w:lvlText w:val=""/>
+      <w:lvlJc w:val="left"/>
+      <w:pPr>
+        <w:tabs>
+          <w:tab w:val="num" w:pos="6480"/>
+        </w:tabs>
+        <w:ind w:left="6480" w:hanging="360"/>
+      </w:pPr>
+      <w:rPr>
+        <w:rFonts w:ascii="Wingdings" w:hAnsi="Wingdings" w:hint="default"/>
+        <w:sz w:val="20"/>
+      </w:rPr>
+    </w:lvl>
+  </w:abstractNum>
+  <w:abstractNum w:abstractNumId="16" w15:restartNumberingAfterBreak="0">
+    <w:nsid w:val="4EE44CEC"/>
+    <w:multiLevelType w:val="multilevel"/>
+    <w:tmpl w:val="599C0B4E"/>
+    <w:lvl w:ilvl="0">
+      <w:start w:val="1"/>
+      <w:numFmt w:val="bullet"/>
+      <w:lvlText w:val=""/>
+      <w:lvlJc w:val="left"/>
+      <w:pPr>
+        <w:tabs>
+          <w:tab w:val="num" w:pos="720"/>
+        </w:tabs>
+        <w:ind w:left="720" w:hanging="360"/>
+      </w:pPr>
+      <w:rPr>
+        <w:rFonts w:ascii="Symbol" w:hAnsi="Symbol" w:hint="default"/>
+        <w:sz w:val="20"/>
+      </w:rPr>
+    </w:lvl>
+    <w:lvl w:ilvl="1" w:tentative="1">
+      <w:start w:val="1"/>
+      <w:numFmt w:val="bullet"/>
+      <w:lvlText w:val="o"/>
+      <w:lvlJc w:val="left"/>
+      <w:pPr>
+        <w:tabs>
+          <w:tab w:val="num" w:pos="1440"/>
+        </w:tabs>
+        <w:ind w:left="1440" w:hanging="360"/>
+      </w:pPr>
+      <w:rPr>
+        <w:rFonts w:ascii="Courier New" w:hAnsi="Courier New" w:hint="default"/>
+        <w:sz w:val="20"/>
+      </w:rPr>
+    </w:lvl>
+    <w:lvl w:ilvl="2" w:tentative="1">
+      <w:start w:val="1"/>
+      <w:numFmt w:val="bullet"/>
+      <w:lvlText w:val=""/>
+      <w:lvlJc w:val="left"/>
+      <w:pPr>
+        <w:tabs>
+          <w:tab w:val="num" w:pos="2160"/>
+        </w:tabs>
+        <w:ind w:left="2160" w:hanging="360"/>
+      </w:pPr>
+      <w:rPr>
+        <w:rFonts w:ascii="Wingdings" w:hAnsi="Wingdings" w:hint="default"/>
+        <w:sz w:val="20"/>
+      </w:rPr>
+    </w:lvl>
+    <w:lvl w:ilvl="3" w:tentative="1">
+      <w:start w:val="1"/>
+      <w:numFmt w:val="bullet"/>
+      <w:lvlText w:val=""/>
+      <w:lvlJc w:val="left"/>
+      <w:pPr>
+        <w:tabs>
+          <w:tab w:val="num" w:pos="2880"/>
+        </w:tabs>
+        <w:ind w:left="2880" w:hanging="360"/>
+      </w:pPr>
+      <w:rPr>
+        <w:rFonts w:ascii="Wingdings" w:hAnsi="Wingdings" w:hint="default"/>
+        <w:sz w:val="20"/>
+      </w:rPr>
+    </w:lvl>
+    <w:lvl w:ilvl="4" w:tentative="1">
+      <w:start w:val="1"/>
+      <w:numFmt w:val="bullet"/>
+      <w:lvlText w:val=""/>
+      <w:lvlJc w:val="left"/>
+      <w:pPr>
+        <w:tabs>
+          <w:tab w:val="num" w:pos="3600"/>
+        </w:tabs>
+        <w:ind w:left="3600" w:hanging="360"/>
+      </w:pPr>
+      <w:rPr>
+        <w:rFonts w:ascii="Wingdings" w:hAnsi="Wingdings" w:hint="default"/>
+        <w:sz w:val="20"/>
+      </w:rPr>
+    </w:lvl>
+    <w:lvl w:ilvl="5" w:tentative="1">
+      <w:start w:val="1"/>
+      <w:numFmt w:val="bullet"/>
+      <w:lvlText w:val=""/>
+      <w:lvlJc w:val="left"/>
+      <w:pPr>
+        <w:tabs>
+          <w:tab w:val="num" w:pos="4320"/>
+        </w:tabs>
+        <w:ind w:left="4320" w:hanging="360"/>
+      </w:pPr>
+      <w:rPr>
+        <w:rFonts w:ascii="Wingdings" w:hAnsi="Wingdings" w:hint="default"/>
+        <w:sz w:val="20"/>
+      </w:rPr>
+    </w:lvl>
+    <w:lvl w:ilvl="6" w:tentative="1">
+      <w:start w:val="1"/>
+      <w:numFmt w:val="bullet"/>
+      <w:lvlText w:val=""/>
+      <w:lvlJc w:val="left"/>
+      <w:pPr>
+        <w:tabs>
+          <w:tab w:val="num" w:pos="5040"/>
+        </w:tabs>
+        <w:ind w:left="5040" w:hanging="360"/>
+      </w:pPr>
+      <w:rPr>
+        <w:rFonts w:ascii="Wingdings" w:hAnsi="Wingdings" w:hint="default"/>
+        <w:sz w:val="20"/>
+      </w:rPr>
+    </w:lvl>
+    <w:lvl w:ilvl="7" w:tentative="1">
+      <w:start w:val="1"/>
+      <w:numFmt w:val="bullet"/>
+      <w:lvlText w:val=""/>
+      <w:lvlJc w:val="left"/>
+      <w:pPr>
+        <w:tabs>
+          <w:tab w:val="num" w:pos="5760"/>
+        </w:tabs>
+        <w:ind w:left="5760" w:hanging="360"/>
+      </w:pPr>
+      <w:rPr>
+        <w:rFonts w:ascii="Wingdings" w:hAnsi="Wingdings" w:hint="default"/>
+        <w:sz w:val="20"/>
+      </w:rPr>
+    </w:lvl>
+    <w:lvl w:ilvl="8" w:tentative="1">
+      <w:start w:val="1"/>
+      <w:numFmt w:val="bullet"/>
+      <w:lvlText w:val=""/>
+      <w:lvlJc w:val="left"/>
+      <w:pPr>
+        <w:tabs>
+          <w:tab w:val="num" w:pos="6480"/>
+        </w:tabs>
+        <w:ind w:left="6480" w:hanging="360"/>
+      </w:pPr>
+      <w:rPr>
+        <w:rFonts w:ascii="Wingdings" w:hAnsi="Wingdings" w:hint="default"/>
+        <w:sz w:val="20"/>
+      </w:rPr>
+    </w:lvl>
+  </w:abstractNum>
+  <w:abstractNum w:abstractNumId="17" w15:restartNumberingAfterBreak="0">
+    <w:nsid w:val="505C1FD0"/>
+    <w:multiLevelType w:val="multilevel"/>
+    <w:tmpl w:val="29062DBC"/>
+    <w:lvl w:ilvl="0">
+      <w:start w:val="1"/>
+      <w:numFmt w:val="bullet"/>
+      <w:lvlText w:val=""/>
+      <w:lvlJc w:val="left"/>
+      <w:pPr>
+        <w:tabs>
+          <w:tab w:val="num" w:pos="720"/>
+        </w:tabs>
+        <w:ind w:left="720" w:hanging="360"/>
+      </w:pPr>
+      <w:rPr>
+        <w:rFonts w:ascii="Symbol" w:hAnsi="Symbol" w:hint="default"/>
+        <w:sz w:val="20"/>
+      </w:rPr>
+    </w:lvl>
+    <w:lvl w:ilvl="1" w:tentative="1">
+      <w:start w:val="1"/>
+      <w:numFmt w:val="bullet"/>
+      <w:lvlText w:val="o"/>
+      <w:lvlJc w:val="left"/>
+      <w:pPr>
+        <w:tabs>
+          <w:tab w:val="num" w:pos="1440"/>
+        </w:tabs>
+        <w:ind w:left="1440" w:hanging="360"/>
+      </w:pPr>
+      <w:rPr>
+        <w:rFonts w:ascii="Courier New" w:hAnsi="Courier New" w:hint="default"/>
+        <w:sz w:val="20"/>
+      </w:rPr>
+    </w:lvl>
+    <w:lvl w:ilvl="2" w:tentative="1">
+      <w:start w:val="1"/>
+      <w:numFmt w:val="bullet"/>
+      <w:lvlText w:val=""/>
+      <w:lvlJc w:val="left"/>
+      <w:pPr>
+        <w:tabs>
+          <w:tab w:val="num" w:pos="2160"/>
+        </w:tabs>
+        <w:ind w:left="2160" w:hanging="360"/>
+      </w:pPr>
+      <w:rPr>
+        <w:rFonts w:ascii="Wingdings" w:hAnsi="Wingdings" w:hint="default"/>
+        <w:sz w:val="20"/>
+      </w:rPr>
+    </w:lvl>
+    <w:lvl w:ilvl="3" w:tentative="1">
+      <w:start w:val="1"/>
+      <w:numFmt w:val="bullet"/>
+      <w:lvlText w:val=""/>
+      <w:lvlJc w:val="left"/>
+      <w:pPr>
+        <w:tabs>
+          <w:tab w:val="num" w:pos="2880"/>
+        </w:tabs>
+        <w:ind w:left="2880" w:hanging="360"/>
+      </w:pPr>
+      <w:rPr>
+        <w:rFonts w:ascii="Wingdings" w:hAnsi="Wingdings" w:hint="default"/>
+        <w:sz w:val="20"/>
+      </w:rPr>
+    </w:lvl>
+    <w:lvl w:ilvl="4" w:tentative="1">
+      <w:start w:val="1"/>
+      <w:numFmt w:val="bullet"/>
+      <w:lvlText w:val=""/>
+      <w:lvlJc w:val="left"/>
+      <w:pPr>
+        <w:tabs>
+          <w:tab w:val="num" w:pos="3600"/>
+        </w:tabs>
+        <w:ind w:left="3600" w:hanging="360"/>
+      </w:pPr>
+      <w:rPr>
+        <w:rFonts w:ascii="Wingdings" w:hAnsi="Wingdings" w:hint="default"/>
+        <w:sz w:val="20"/>
+      </w:rPr>
+    </w:lvl>
+    <w:lvl w:ilvl="5" w:tentative="1">
+      <w:start w:val="1"/>
+      <w:numFmt w:val="bullet"/>
+      <w:lvlText w:val=""/>
+      <w:lvlJc w:val="left"/>
+      <w:pPr>
+        <w:tabs>
+          <w:tab w:val="num" w:pos="4320"/>
+        </w:tabs>
+        <w:ind w:left="4320" w:hanging="360"/>
+      </w:pPr>
+      <w:rPr>
+        <w:rFonts w:ascii="Wingdings" w:hAnsi="Wingdings" w:hint="default"/>
+        <w:sz w:val="20"/>
+      </w:rPr>
+    </w:lvl>
+    <w:lvl w:ilvl="6" w:tentative="1">
+      <w:start w:val="1"/>
+      <w:numFmt w:val="bullet"/>
+      <w:lvlText w:val=""/>
+      <w:lvlJc w:val="left"/>
+      <w:pPr>
+        <w:tabs>
+          <w:tab w:val="num" w:pos="5040"/>
+        </w:tabs>
+        <w:ind w:left="5040" w:hanging="360"/>
+      </w:pPr>
+      <w:rPr>
+        <w:rFonts w:ascii="Wingdings" w:hAnsi="Wingdings" w:hint="default"/>
+        <w:sz w:val="20"/>
+      </w:rPr>
+    </w:lvl>
+    <w:lvl w:ilvl="7" w:tentative="1">
+      <w:start w:val="1"/>
+      <w:numFmt w:val="bullet"/>
+      <w:lvlText w:val=""/>
+      <w:lvlJc w:val="left"/>
+      <w:pPr>
+        <w:tabs>
+          <w:tab w:val="num" w:pos="5760"/>
+        </w:tabs>
+        <w:ind w:left="5760" w:hanging="360"/>
+      </w:pPr>
+      <w:rPr>
+        <w:rFonts w:ascii="Wingdings" w:hAnsi="Wingdings" w:hint="default"/>
+        <w:sz w:val="20"/>
+      </w:rPr>
+    </w:lvl>
+    <w:lvl w:ilvl="8" w:tentative="1">
+      <w:start w:val="1"/>
+      <w:numFmt w:val="bullet"/>
+      <w:lvlText w:val=""/>
+      <w:lvlJc w:val="left"/>
+      <w:pPr>
+        <w:tabs>
+          <w:tab w:val="num" w:pos="6480"/>
+        </w:tabs>
+        <w:ind w:left="6480" w:hanging="360"/>
+      </w:pPr>
+      <w:rPr>
+        <w:rFonts w:ascii="Wingdings" w:hAnsi="Wingdings" w:hint="default"/>
+        <w:sz w:val="20"/>
+      </w:rPr>
+    </w:lvl>
+  </w:abstractNum>
+  <w:abstractNum w:abstractNumId="18" w15:restartNumberingAfterBreak="0">
+    <w:nsid w:val="536932CA"/>
+    <w:multiLevelType w:val="multilevel"/>
+    <w:tmpl w:val="4D1C819E"/>
+    <w:lvl w:ilvl="0">
+      <w:start w:val="1"/>
+      <w:numFmt w:val="bullet"/>
+      <w:lvlText w:val=""/>
+      <w:lvlJc w:val="left"/>
+      <w:pPr>
+        <w:tabs>
+          <w:tab w:val="num" w:pos="720"/>
+        </w:tabs>
+        <w:ind w:left="720" w:hanging="360"/>
+      </w:pPr>
+      <w:rPr>
+        <w:rFonts w:ascii="Symbol" w:hAnsi="Symbol" w:hint="default"/>
+        <w:sz w:val="20"/>
+      </w:rPr>
+    </w:lvl>
+    <w:lvl w:ilvl="1" w:tentative="1">
+      <w:start w:val="1"/>
+      <w:numFmt w:val="bullet"/>
+      <w:lvlText w:val="o"/>
+      <w:lvlJc w:val="left"/>
+      <w:pPr>
+        <w:tabs>
+          <w:tab w:val="num" w:pos="1440"/>
+        </w:tabs>
+        <w:ind w:left="1440" w:hanging="360"/>
+      </w:pPr>
+      <w:rPr>
+        <w:rFonts w:ascii="Courier New" w:hAnsi="Courier New" w:hint="default"/>
+        <w:sz w:val="20"/>
+      </w:rPr>
+    </w:lvl>
+    <w:lvl w:ilvl="2" w:tentative="1">
+      <w:start w:val="1"/>
+      <w:numFmt w:val="bullet"/>
+      <w:lvlText w:val=""/>
+      <w:lvlJc w:val="left"/>
+      <w:pPr>
+        <w:tabs>
+          <w:tab w:val="num" w:pos="2160"/>
+        </w:tabs>
+        <w:ind w:left="2160" w:hanging="360"/>
+      </w:pPr>
+      <w:rPr>
+        <w:rFonts w:ascii="Wingdings" w:hAnsi="Wingdings" w:hint="default"/>
+        <w:sz w:val="20"/>
+      </w:rPr>
+    </w:lvl>
+    <w:lvl w:ilvl="3" w:tentative="1">
+      <w:start w:val="1"/>
+      <w:numFmt w:val="bullet"/>
+      <w:lvlText w:val=""/>
+      <w:lvlJc w:val="left"/>
+      <w:pPr>
+        <w:tabs>
+          <w:tab w:val="num" w:pos="2880"/>
+        </w:tabs>
+        <w:ind w:left="2880" w:hanging="360"/>
+      </w:pPr>
+      <w:rPr>
+        <w:rFonts w:ascii="Wingdings" w:hAnsi="Wingdings" w:hint="default"/>
+        <w:sz w:val="20"/>
+      </w:rPr>
+    </w:lvl>
+    <w:lvl w:ilvl="4" w:tentative="1">
+      <w:start w:val="1"/>
+      <w:numFmt w:val="bullet"/>
+      <w:lvlText w:val=""/>
+      <w:lvlJc w:val="left"/>
+      <w:pPr>
+        <w:tabs>
+          <w:tab w:val="num" w:pos="3600"/>
+        </w:tabs>
+        <w:ind w:left="3600" w:hanging="360"/>
+      </w:pPr>
+      <w:rPr>
+        <w:rFonts w:ascii="Wingdings" w:hAnsi="Wingdings" w:hint="default"/>
+        <w:sz w:val="20"/>
+      </w:rPr>
+    </w:lvl>
+    <w:lvl w:ilvl="5" w:tentative="1">
+      <w:start w:val="1"/>
+      <w:numFmt w:val="bullet"/>
+      <w:lvlText w:val=""/>
+      <w:lvlJc w:val="left"/>
+      <w:pPr>
+        <w:tabs>
+          <w:tab w:val="num" w:pos="4320"/>
+        </w:tabs>
+        <w:ind w:left="4320" w:hanging="360"/>
+      </w:pPr>
+      <w:rPr>
+        <w:rFonts w:ascii="Wingdings" w:hAnsi="Wingdings" w:hint="default"/>
+        <w:sz w:val="20"/>
+      </w:rPr>
+    </w:lvl>
+    <w:lvl w:ilvl="6" w:tentative="1">
+      <w:start w:val="1"/>
+      <w:numFmt w:val="bullet"/>
+      <w:lvlText w:val=""/>
+      <w:lvlJc w:val="left"/>
+      <w:pPr>
+        <w:tabs>
+          <w:tab w:val="num" w:pos="5040"/>
+        </w:tabs>
+        <w:ind w:left="5040" w:hanging="360"/>
+      </w:pPr>
+      <w:rPr>
+        <w:rFonts w:ascii="Wingdings" w:hAnsi="Wingdings" w:hint="default"/>
+        <w:sz w:val="20"/>
+      </w:rPr>
+    </w:lvl>
+    <w:lvl w:ilvl="7" w:tentative="1">
+      <w:start w:val="1"/>
+      <w:numFmt w:val="bullet"/>
+      <w:lvlText w:val=""/>
+      <w:lvlJc w:val="left"/>
+      <w:pPr>
+        <w:tabs>
+          <w:tab w:val="num" w:pos="5760"/>
+        </w:tabs>
+        <w:ind w:left="5760" w:hanging="360"/>
+      </w:pPr>
+      <w:rPr>
+        <w:rFonts w:ascii="Wingdings" w:hAnsi="Wingdings" w:hint="default"/>
+        <w:sz w:val="20"/>
+      </w:rPr>
+    </w:lvl>
+    <w:lvl w:ilvl="8" w:tentative="1">
+      <w:start w:val="1"/>
+      <w:numFmt w:val="bullet"/>
+      <w:lvlText w:val=""/>
+      <w:lvlJc w:val="left"/>
+      <w:pPr>
+        <w:tabs>
+          <w:tab w:val="num" w:pos="6480"/>
+        </w:tabs>
+        <w:ind w:left="6480" w:hanging="360"/>
+      </w:pPr>
+      <w:rPr>
+        <w:rFonts w:ascii="Wingdings" w:hAnsi="Wingdings" w:hint="default"/>
+        <w:sz w:val="20"/>
+      </w:rPr>
+    </w:lvl>
+  </w:abstractNum>
+  <w:abstractNum w:abstractNumId="19" w15:restartNumberingAfterBreak="0">
+    <w:nsid w:val="57C84F17"/>
+    <w:multiLevelType w:val="multilevel"/>
+    <w:tmpl w:val="CE74BB62"/>
+    <w:lvl w:ilvl="0">
+      <w:start w:val="1"/>
+      <w:numFmt w:val="bullet"/>
+      <w:lvlText w:val=""/>
+      <w:lvlJc w:val="left"/>
+      <w:pPr>
+        <w:tabs>
+          <w:tab w:val="num" w:pos="720"/>
+        </w:tabs>
+        <w:ind w:left="720" w:hanging="360"/>
+      </w:pPr>
+      <w:rPr>
+        <w:rFonts w:ascii="Symbol" w:hAnsi="Symbol" w:hint="default"/>
+        <w:sz w:val="20"/>
+      </w:rPr>
+    </w:lvl>
+    <w:lvl w:ilvl="1" w:tentative="1">
+      <w:start w:val="1"/>
+      <w:numFmt w:val="bullet"/>
+      <w:lvlText w:val="o"/>
+      <w:lvlJc w:val="left"/>
+      <w:pPr>
+        <w:tabs>
+          <w:tab w:val="num" w:pos="1440"/>
+        </w:tabs>
+        <w:ind w:left="1440" w:hanging="360"/>
+      </w:pPr>
+      <w:rPr>
+        <w:rFonts w:ascii="Courier New" w:hAnsi="Courier New" w:hint="default"/>
+        <w:sz w:val="20"/>
+      </w:rPr>
+    </w:lvl>
+    <w:lvl w:ilvl="2" w:tentative="1">
+      <w:start w:val="1"/>
+      <w:numFmt w:val="bullet"/>
+      <w:lvlText w:val=""/>
+      <w:lvlJc w:val="left"/>
+      <w:pPr>
+        <w:tabs>
+          <w:tab w:val="num" w:pos="2160"/>
+        </w:tabs>
+        <w:ind w:left="2160" w:hanging="360"/>
+      </w:pPr>
+      <w:rPr>
+        <w:rFonts w:ascii="Wingdings" w:hAnsi="Wingdings" w:hint="default"/>
+        <w:sz w:val="20"/>
+      </w:rPr>
+    </w:lvl>
+    <w:lvl w:ilvl="3" w:tentative="1">
+      <w:start w:val="1"/>
+      <w:numFmt w:val="bullet"/>
+      <w:lvlText w:val=""/>
+      <w:lvlJc w:val="left"/>
+      <w:pPr>
+        <w:tabs>
+          <w:tab w:val="num" w:pos="2880"/>
+        </w:tabs>
+        <w:ind w:left="2880" w:hanging="360"/>
+      </w:pPr>
+      <w:rPr>
+        <w:rFonts w:ascii="Wingdings" w:hAnsi="Wingdings" w:hint="default"/>
+        <w:sz w:val="20"/>
+      </w:rPr>
+    </w:lvl>
+    <w:lvl w:ilvl="4" w:tentative="1">
+      <w:start w:val="1"/>
+      <w:numFmt w:val="bullet"/>
+      <w:lvlText w:val=""/>
+      <w:lvlJc w:val="left"/>
+      <w:pPr>
+        <w:tabs>
+          <w:tab w:val="num" w:pos="3600"/>
+        </w:tabs>
+        <w:ind w:left="3600" w:hanging="360"/>
+      </w:pPr>
+      <w:rPr>
+        <w:rFonts w:ascii="Wingdings" w:hAnsi="Wingdings" w:hint="default"/>
+        <w:sz w:val="20"/>
+      </w:rPr>
+    </w:lvl>
+    <w:lvl w:ilvl="5" w:tentative="1">
+      <w:start w:val="1"/>
+      <w:numFmt w:val="bullet"/>
+      <w:lvlText w:val=""/>
+      <w:lvlJc w:val="left"/>
+      <w:pPr>
+        <w:tabs>
+          <w:tab w:val="num" w:pos="4320"/>
+        </w:tabs>
+        <w:ind w:left="4320" w:hanging="360"/>
+      </w:pPr>
+      <w:rPr>
+        <w:rFonts w:ascii="Wingdings" w:hAnsi="Wingdings" w:hint="default"/>
+        <w:sz w:val="20"/>
+      </w:rPr>
+    </w:lvl>
+    <w:lvl w:ilvl="6" w:tentative="1">
+      <w:start w:val="1"/>
+      <w:numFmt w:val="bullet"/>
+      <w:lvlText w:val=""/>
+      <w:lvlJc w:val="left"/>
+      <w:pPr>
+        <w:tabs>
+          <w:tab w:val="num" w:pos="5040"/>
+        </w:tabs>
+        <w:ind w:left="5040" w:hanging="360"/>
+      </w:pPr>
+      <w:rPr>
+        <w:rFonts w:ascii="Wingdings" w:hAnsi="Wingdings" w:hint="default"/>
+        <w:sz w:val="20"/>
+      </w:rPr>
+    </w:lvl>
+    <w:lvl w:ilvl="7" w:tentative="1">
+      <w:start w:val="1"/>
+      <w:numFmt w:val="bullet"/>
+      <w:lvlText w:val=""/>
+      <w:lvlJc w:val="left"/>
+      <w:pPr>
+        <w:tabs>
+          <w:tab w:val="num" w:pos="5760"/>
+        </w:tabs>
+        <w:ind w:left="5760" w:hanging="360"/>
+      </w:pPr>
+      <w:rPr>
+        <w:rFonts w:ascii="Wingdings" w:hAnsi="Wingdings" w:hint="default"/>
+        <w:sz w:val="20"/>
+      </w:rPr>
+    </w:lvl>
+    <w:lvl w:ilvl="8" w:tentative="1">
+      <w:start w:val="1"/>
+      <w:numFmt w:val="bullet"/>
+      <w:lvlText w:val=""/>
+      <w:lvlJc w:val="left"/>
+      <w:pPr>
+        <w:tabs>
+          <w:tab w:val="num" w:pos="6480"/>
+        </w:tabs>
+        <w:ind w:left="6480" w:hanging="360"/>
+      </w:pPr>
+      <w:rPr>
+        <w:rFonts w:ascii="Wingdings" w:hAnsi="Wingdings" w:hint="default"/>
+        <w:sz w:val="20"/>
+      </w:rPr>
+    </w:lvl>
+  </w:abstractNum>
+  <w:abstractNum w:abstractNumId="20" w15:restartNumberingAfterBreak="0">
     <w:nsid w:val="5A4F4D49"/>
     <w:multiLevelType w:val="multilevel"/>
     <w:tmpl w:val="30629F48"/>
@@ -21422,7 +25567,7 @@
       </w:rPr>
     </w:lvl>
   </w:abstractNum>
-  <w:abstractNum w:abstractNumId="6" w15:restartNumberingAfterBreak="0">
+  <w:abstractNum w:abstractNumId="21" w15:restartNumberingAfterBreak="0">
     <w:nsid w:val="605C0211"/>
     <w:multiLevelType w:val="multilevel"/>
     <w:tmpl w:val="DF94CD8A"/>
@@ -21571,10 +25716,10 @@
       </w:rPr>
     </w:lvl>
   </w:abstractNum>
-  <w:abstractNum w:abstractNumId="7" w15:restartNumberingAfterBreak="0">
-    <w:nsid w:val="6EE230F5"/>
+  <w:abstractNum w:abstractNumId="22" w15:restartNumberingAfterBreak="0">
+    <w:nsid w:val="618F7655"/>
     <w:multiLevelType w:val="multilevel"/>
-    <w:tmpl w:val="AA7CE40A"/>
+    <w:tmpl w:val="B5FE6D6A"/>
     <w:lvl w:ilvl="0">
       <w:start w:val="1"/>
       <w:numFmt w:val="bullet"/>
@@ -21720,10 +25865,10 @@
       </w:rPr>
     </w:lvl>
   </w:abstractNum>
-  <w:abstractNum w:abstractNumId="8" w15:restartNumberingAfterBreak="0">
-    <w:nsid w:val="75161A05"/>
+  <w:abstractNum w:abstractNumId="23" w15:restartNumberingAfterBreak="0">
+    <w:nsid w:val="6EE230F5"/>
     <w:multiLevelType w:val="multilevel"/>
-    <w:tmpl w:val="BC2686C4"/>
+    <w:tmpl w:val="AA7CE40A"/>
     <w:lvl w:ilvl="0">
       <w:start w:val="1"/>
       <w:numFmt w:val="bullet"/>
@@ -21869,7 +26014,305 @@
       </w:rPr>
     </w:lvl>
   </w:abstractNum>
-  <w:abstractNum w:abstractNumId="9" w15:restartNumberingAfterBreak="0">
+  <w:abstractNum w:abstractNumId="24" w15:restartNumberingAfterBreak="0">
+    <w:nsid w:val="71A750CB"/>
+    <w:multiLevelType w:val="multilevel"/>
+    <w:tmpl w:val="801290FC"/>
+    <w:lvl w:ilvl="0">
+      <w:start w:val="1"/>
+      <w:numFmt w:val="bullet"/>
+      <w:lvlText w:val=""/>
+      <w:lvlJc w:val="left"/>
+      <w:pPr>
+        <w:tabs>
+          <w:tab w:val="num" w:pos="720"/>
+        </w:tabs>
+        <w:ind w:left="720" w:hanging="360"/>
+      </w:pPr>
+      <w:rPr>
+        <w:rFonts w:ascii="Symbol" w:hAnsi="Symbol" w:hint="default"/>
+        <w:sz w:val="20"/>
+      </w:rPr>
+    </w:lvl>
+    <w:lvl w:ilvl="1" w:tentative="1">
+      <w:start w:val="1"/>
+      <w:numFmt w:val="bullet"/>
+      <w:lvlText w:val="o"/>
+      <w:lvlJc w:val="left"/>
+      <w:pPr>
+        <w:tabs>
+          <w:tab w:val="num" w:pos="1440"/>
+        </w:tabs>
+        <w:ind w:left="1440" w:hanging="360"/>
+      </w:pPr>
+      <w:rPr>
+        <w:rFonts w:ascii="Courier New" w:hAnsi="Courier New" w:hint="default"/>
+        <w:sz w:val="20"/>
+      </w:rPr>
+    </w:lvl>
+    <w:lvl w:ilvl="2" w:tentative="1">
+      <w:start w:val="1"/>
+      <w:numFmt w:val="bullet"/>
+      <w:lvlText w:val=""/>
+      <w:lvlJc w:val="left"/>
+      <w:pPr>
+        <w:tabs>
+          <w:tab w:val="num" w:pos="2160"/>
+        </w:tabs>
+        <w:ind w:left="2160" w:hanging="360"/>
+      </w:pPr>
+      <w:rPr>
+        <w:rFonts w:ascii="Wingdings" w:hAnsi="Wingdings" w:hint="default"/>
+        <w:sz w:val="20"/>
+      </w:rPr>
+    </w:lvl>
+    <w:lvl w:ilvl="3" w:tentative="1">
+      <w:start w:val="1"/>
+      <w:numFmt w:val="bullet"/>
+      <w:lvlText w:val=""/>
+      <w:lvlJc w:val="left"/>
+      <w:pPr>
+        <w:tabs>
+          <w:tab w:val="num" w:pos="2880"/>
+        </w:tabs>
+        <w:ind w:left="2880" w:hanging="360"/>
+      </w:pPr>
+      <w:rPr>
+        <w:rFonts w:ascii="Wingdings" w:hAnsi="Wingdings" w:hint="default"/>
+        <w:sz w:val="20"/>
+      </w:rPr>
+    </w:lvl>
+    <w:lvl w:ilvl="4" w:tentative="1">
+      <w:start w:val="1"/>
+      <w:numFmt w:val="bullet"/>
+      <w:lvlText w:val=""/>
+      <w:lvlJc w:val="left"/>
+      <w:pPr>
+        <w:tabs>
+          <w:tab w:val="num" w:pos="3600"/>
+        </w:tabs>
+        <w:ind w:left="3600" w:hanging="360"/>
+      </w:pPr>
+      <w:rPr>
+        <w:rFonts w:ascii="Wingdings" w:hAnsi="Wingdings" w:hint="default"/>
+        <w:sz w:val="20"/>
+      </w:rPr>
+    </w:lvl>
+    <w:lvl w:ilvl="5" w:tentative="1">
+      <w:start w:val="1"/>
+      <w:numFmt w:val="bullet"/>
+      <w:lvlText w:val=""/>
+      <w:lvlJc w:val="left"/>
+      <w:pPr>
+        <w:tabs>
+          <w:tab w:val="num" w:pos="4320"/>
+        </w:tabs>
+        <w:ind w:left="4320" w:hanging="360"/>
+      </w:pPr>
+      <w:rPr>
+        <w:rFonts w:ascii="Wingdings" w:hAnsi="Wingdings" w:hint="default"/>
+        <w:sz w:val="20"/>
+      </w:rPr>
+    </w:lvl>
+    <w:lvl w:ilvl="6" w:tentative="1">
+      <w:start w:val="1"/>
+      <w:numFmt w:val="bullet"/>
+      <w:lvlText w:val=""/>
+      <w:lvlJc w:val="left"/>
+      <w:pPr>
+        <w:tabs>
+          <w:tab w:val="num" w:pos="5040"/>
+        </w:tabs>
+        <w:ind w:left="5040" w:hanging="360"/>
+      </w:pPr>
+      <w:rPr>
+        <w:rFonts w:ascii="Wingdings" w:hAnsi="Wingdings" w:hint="default"/>
+        <w:sz w:val="20"/>
+      </w:rPr>
+    </w:lvl>
+    <w:lvl w:ilvl="7" w:tentative="1">
+      <w:start w:val="1"/>
+      <w:numFmt w:val="bullet"/>
+      <w:lvlText w:val=""/>
+      <w:lvlJc w:val="left"/>
+      <w:pPr>
+        <w:tabs>
+          <w:tab w:val="num" w:pos="5760"/>
+        </w:tabs>
+        <w:ind w:left="5760" w:hanging="360"/>
+      </w:pPr>
+      <w:rPr>
+        <w:rFonts w:ascii="Wingdings" w:hAnsi="Wingdings" w:hint="default"/>
+        <w:sz w:val="20"/>
+      </w:rPr>
+    </w:lvl>
+    <w:lvl w:ilvl="8" w:tentative="1">
+      <w:start w:val="1"/>
+      <w:numFmt w:val="bullet"/>
+      <w:lvlText w:val=""/>
+      <w:lvlJc w:val="left"/>
+      <w:pPr>
+        <w:tabs>
+          <w:tab w:val="num" w:pos="6480"/>
+        </w:tabs>
+        <w:ind w:left="6480" w:hanging="360"/>
+      </w:pPr>
+      <w:rPr>
+        <w:rFonts w:ascii="Wingdings" w:hAnsi="Wingdings" w:hint="default"/>
+        <w:sz w:val="20"/>
+      </w:rPr>
+    </w:lvl>
+  </w:abstractNum>
+  <w:abstractNum w:abstractNumId="25" w15:restartNumberingAfterBreak="0">
+    <w:nsid w:val="75161A05"/>
+    <w:multiLevelType w:val="multilevel"/>
+    <w:tmpl w:val="BC2686C4"/>
+    <w:lvl w:ilvl="0">
+      <w:start w:val="1"/>
+      <w:numFmt w:val="bullet"/>
+      <w:lvlText w:val=""/>
+      <w:lvlJc w:val="left"/>
+      <w:pPr>
+        <w:tabs>
+          <w:tab w:val="num" w:pos="720"/>
+        </w:tabs>
+        <w:ind w:left="720" w:hanging="360"/>
+      </w:pPr>
+      <w:rPr>
+        <w:rFonts w:ascii="Symbol" w:hAnsi="Symbol" w:hint="default"/>
+        <w:sz w:val="20"/>
+      </w:rPr>
+    </w:lvl>
+    <w:lvl w:ilvl="1" w:tentative="1">
+      <w:start w:val="1"/>
+      <w:numFmt w:val="bullet"/>
+      <w:lvlText w:val="o"/>
+      <w:lvlJc w:val="left"/>
+      <w:pPr>
+        <w:tabs>
+          <w:tab w:val="num" w:pos="1440"/>
+        </w:tabs>
+        <w:ind w:left="1440" w:hanging="360"/>
+      </w:pPr>
+      <w:rPr>
+        <w:rFonts w:ascii="Courier New" w:hAnsi="Courier New" w:hint="default"/>
+        <w:sz w:val="20"/>
+      </w:rPr>
+    </w:lvl>
+    <w:lvl w:ilvl="2" w:tentative="1">
+      <w:start w:val="1"/>
+      <w:numFmt w:val="bullet"/>
+      <w:lvlText w:val=""/>
+      <w:lvlJc w:val="left"/>
+      <w:pPr>
+        <w:tabs>
+          <w:tab w:val="num" w:pos="2160"/>
+        </w:tabs>
+        <w:ind w:left="2160" w:hanging="360"/>
+      </w:pPr>
+      <w:rPr>
+        <w:rFonts w:ascii="Wingdings" w:hAnsi="Wingdings" w:hint="default"/>
+        <w:sz w:val="20"/>
+      </w:rPr>
+    </w:lvl>
+    <w:lvl w:ilvl="3" w:tentative="1">
+      <w:start w:val="1"/>
+      <w:numFmt w:val="bullet"/>
+      <w:lvlText w:val=""/>
+      <w:lvlJc w:val="left"/>
+      <w:pPr>
+        <w:tabs>
+          <w:tab w:val="num" w:pos="2880"/>
+        </w:tabs>
+        <w:ind w:left="2880" w:hanging="360"/>
+      </w:pPr>
+      <w:rPr>
+        <w:rFonts w:ascii="Wingdings" w:hAnsi="Wingdings" w:hint="default"/>
+        <w:sz w:val="20"/>
+      </w:rPr>
+    </w:lvl>
+    <w:lvl w:ilvl="4" w:tentative="1">
+      <w:start w:val="1"/>
+      <w:numFmt w:val="bullet"/>
+      <w:lvlText w:val=""/>
+      <w:lvlJc w:val="left"/>
+      <w:pPr>
+        <w:tabs>
+          <w:tab w:val="num" w:pos="3600"/>
+        </w:tabs>
+        <w:ind w:left="3600" w:hanging="360"/>
+      </w:pPr>
+      <w:rPr>
+        <w:rFonts w:ascii="Wingdings" w:hAnsi="Wingdings" w:hint="default"/>
+        <w:sz w:val="20"/>
+      </w:rPr>
+    </w:lvl>
+    <w:lvl w:ilvl="5" w:tentative="1">
+      <w:start w:val="1"/>
+      <w:numFmt w:val="bullet"/>
+      <w:lvlText w:val=""/>
+      <w:lvlJc w:val="left"/>
+      <w:pPr>
+        <w:tabs>
+          <w:tab w:val="num" w:pos="4320"/>
+        </w:tabs>
+        <w:ind w:left="4320" w:hanging="360"/>
+      </w:pPr>
+      <w:rPr>
+        <w:rFonts w:ascii="Wingdings" w:hAnsi="Wingdings" w:hint="default"/>
+        <w:sz w:val="20"/>
+      </w:rPr>
+    </w:lvl>
+    <w:lvl w:ilvl="6" w:tentative="1">
+      <w:start w:val="1"/>
+      <w:numFmt w:val="bullet"/>
+      <w:lvlText w:val=""/>
+      <w:lvlJc w:val="left"/>
+      <w:pPr>
+        <w:tabs>
+          <w:tab w:val="num" w:pos="5040"/>
+        </w:tabs>
+        <w:ind w:left="5040" w:hanging="360"/>
+      </w:pPr>
+      <w:rPr>
+        <w:rFonts w:ascii="Wingdings" w:hAnsi="Wingdings" w:hint="default"/>
+        <w:sz w:val="20"/>
+      </w:rPr>
+    </w:lvl>
+    <w:lvl w:ilvl="7" w:tentative="1">
+      <w:start w:val="1"/>
+      <w:numFmt w:val="bullet"/>
+      <w:lvlText w:val=""/>
+      <w:lvlJc w:val="left"/>
+      <w:pPr>
+        <w:tabs>
+          <w:tab w:val="num" w:pos="5760"/>
+        </w:tabs>
+        <w:ind w:left="5760" w:hanging="360"/>
+      </w:pPr>
+      <w:rPr>
+        <w:rFonts w:ascii="Wingdings" w:hAnsi="Wingdings" w:hint="default"/>
+        <w:sz w:val="20"/>
+      </w:rPr>
+    </w:lvl>
+    <w:lvl w:ilvl="8" w:tentative="1">
+      <w:start w:val="1"/>
+      <w:numFmt w:val="bullet"/>
+      <w:lvlText w:val=""/>
+      <w:lvlJc w:val="left"/>
+      <w:pPr>
+        <w:tabs>
+          <w:tab w:val="num" w:pos="6480"/>
+        </w:tabs>
+        <w:ind w:left="6480" w:hanging="360"/>
+      </w:pPr>
+      <w:rPr>
+        <w:rFonts w:ascii="Wingdings" w:hAnsi="Wingdings" w:hint="default"/>
+        <w:sz w:val="20"/>
+      </w:rPr>
+    </w:lvl>
+  </w:abstractNum>
+  <w:abstractNum w:abstractNumId="26" w15:restartNumberingAfterBreak="0">
     <w:nsid w:val="76C53327"/>
     <w:multiLevelType w:val="multilevel"/>
     <w:tmpl w:val="B420BC52"/>
@@ -22000,23 +26443,172 @@
       </w:rPr>
     </w:lvl>
   </w:abstractNum>
+  <w:abstractNum w:abstractNumId="27" w15:restartNumberingAfterBreak="0">
+    <w:nsid w:val="7FC45BF4"/>
+    <w:multiLevelType w:val="multilevel"/>
+    <w:tmpl w:val="B9B870FE"/>
+    <w:lvl w:ilvl="0">
+      <w:start w:val="1"/>
+      <w:numFmt w:val="bullet"/>
+      <w:lvlText w:val=""/>
+      <w:lvlJc w:val="left"/>
+      <w:pPr>
+        <w:tabs>
+          <w:tab w:val="num" w:pos="720"/>
+        </w:tabs>
+        <w:ind w:left="720" w:hanging="360"/>
+      </w:pPr>
+      <w:rPr>
+        <w:rFonts w:ascii="Symbol" w:hAnsi="Symbol" w:hint="default"/>
+        <w:sz w:val="20"/>
+      </w:rPr>
+    </w:lvl>
+    <w:lvl w:ilvl="1" w:tentative="1">
+      <w:start w:val="1"/>
+      <w:numFmt w:val="bullet"/>
+      <w:lvlText w:val="o"/>
+      <w:lvlJc w:val="left"/>
+      <w:pPr>
+        <w:tabs>
+          <w:tab w:val="num" w:pos="1440"/>
+        </w:tabs>
+        <w:ind w:left="1440" w:hanging="360"/>
+      </w:pPr>
+      <w:rPr>
+        <w:rFonts w:ascii="Courier New" w:hAnsi="Courier New" w:hint="default"/>
+        <w:sz w:val="20"/>
+      </w:rPr>
+    </w:lvl>
+    <w:lvl w:ilvl="2" w:tentative="1">
+      <w:start w:val="1"/>
+      <w:numFmt w:val="bullet"/>
+      <w:lvlText w:val=""/>
+      <w:lvlJc w:val="left"/>
+      <w:pPr>
+        <w:tabs>
+          <w:tab w:val="num" w:pos="2160"/>
+        </w:tabs>
+        <w:ind w:left="2160" w:hanging="360"/>
+      </w:pPr>
+      <w:rPr>
+        <w:rFonts w:ascii="Wingdings" w:hAnsi="Wingdings" w:hint="default"/>
+        <w:sz w:val="20"/>
+      </w:rPr>
+    </w:lvl>
+    <w:lvl w:ilvl="3" w:tentative="1">
+      <w:start w:val="1"/>
+      <w:numFmt w:val="bullet"/>
+      <w:lvlText w:val=""/>
+      <w:lvlJc w:val="left"/>
+      <w:pPr>
+        <w:tabs>
+          <w:tab w:val="num" w:pos="2880"/>
+        </w:tabs>
+        <w:ind w:left="2880" w:hanging="360"/>
+      </w:pPr>
+      <w:rPr>
+        <w:rFonts w:ascii="Wingdings" w:hAnsi="Wingdings" w:hint="default"/>
+        <w:sz w:val="20"/>
+      </w:rPr>
+    </w:lvl>
+    <w:lvl w:ilvl="4" w:tentative="1">
+      <w:start w:val="1"/>
+      <w:numFmt w:val="bullet"/>
+      <w:lvlText w:val=""/>
+      <w:lvlJc w:val="left"/>
+      <w:pPr>
+        <w:tabs>
+          <w:tab w:val="num" w:pos="3600"/>
+        </w:tabs>
+        <w:ind w:left="3600" w:hanging="360"/>
+      </w:pPr>
+      <w:rPr>
+        <w:rFonts w:ascii="Wingdings" w:hAnsi="Wingdings" w:hint="default"/>
+        <w:sz w:val="20"/>
+      </w:rPr>
+    </w:lvl>
+    <w:lvl w:ilvl="5" w:tentative="1">
+      <w:start w:val="1"/>
+      <w:numFmt w:val="bullet"/>
+      <w:lvlText w:val=""/>
+      <w:lvlJc w:val="left"/>
+      <w:pPr>
+        <w:tabs>
+          <w:tab w:val="num" w:pos="4320"/>
+        </w:tabs>
+        <w:ind w:left="4320" w:hanging="360"/>
+      </w:pPr>
+      <w:rPr>
+        <w:rFonts w:ascii="Wingdings" w:hAnsi="Wingdings" w:hint="default"/>
+        <w:sz w:val="20"/>
+      </w:rPr>
+    </w:lvl>
+    <w:lvl w:ilvl="6" w:tentative="1">
+      <w:start w:val="1"/>
+      <w:numFmt w:val="bullet"/>
+      <w:lvlText w:val=""/>
+      <w:lvlJc w:val="left"/>
+      <w:pPr>
+        <w:tabs>
+          <w:tab w:val="num" w:pos="5040"/>
+        </w:tabs>
+        <w:ind w:left="5040" w:hanging="360"/>
+      </w:pPr>
+      <w:rPr>
+        <w:rFonts w:ascii="Wingdings" w:hAnsi="Wingdings" w:hint="default"/>
+        <w:sz w:val="20"/>
+      </w:rPr>
+    </w:lvl>
+    <w:lvl w:ilvl="7" w:tentative="1">
+      <w:start w:val="1"/>
+      <w:numFmt w:val="bullet"/>
+      <w:lvlText w:val=""/>
+      <w:lvlJc w:val="left"/>
+      <w:pPr>
+        <w:tabs>
+          <w:tab w:val="num" w:pos="5760"/>
+        </w:tabs>
+        <w:ind w:left="5760" w:hanging="360"/>
+      </w:pPr>
+      <w:rPr>
+        <w:rFonts w:ascii="Wingdings" w:hAnsi="Wingdings" w:hint="default"/>
+        <w:sz w:val="20"/>
+      </w:rPr>
+    </w:lvl>
+    <w:lvl w:ilvl="8" w:tentative="1">
+      <w:start w:val="1"/>
+      <w:numFmt w:val="bullet"/>
+      <w:lvlText w:val=""/>
+      <w:lvlJc w:val="left"/>
+      <w:pPr>
+        <w:tabs>
+          <w:tab w:val="num" w:pos="6480"/>
+        </w:tabs>
+        <w:ind w:left="6480" w:hanging="360"/>
+      </w:pPr>
+      <w:rPr>
+        <w:rFonts w:ascii="Wingdings" w:hAnsi="Wingdings" w:hint="default"/>
+        <w:sz w:val="20"/>
+      </w:rPr>
+    </w:lvl>
+  </w:abstractNum>
   <w:num w:numId="1" w16cid:durableId="72895722">
-    <w:abstractNumId w:val="1"/>
+    <w:abstractNumId w:val="7"/>
   </w:num>
   <w:num w:numId="2" w16cid:durableId="17774561">
-    <w:abstractNumId w:val="7"/>
+    <w:abstractNumId w:val="23"/>
   </w:num>
   <w:num w:numId="3" w16cid:durableId="1935700763">
+    <w:abstractNumId w:val="21"/>
+  </w:num>
+  <w:num w:numId="4" w16cid:durableId="1362239687">
+    <w:abstractNumId w:val="25"/>
+  </w:num>
+  <w:num w:numId="5" w16cid:durableId="819268149">
     <w:abstractNumId w:val="6"/>
   </w:num>
-  <w:num w:numId="4" w16cid:durableId="1362239687">
-    <w:abstractNumId w:val="8"/>
-  </w:num>
-  <w:num w:numId="5" w16cid:durableId="819268149">
-    <w:abstractNumId w:val="0"/>
-  </w:num>
   <w:num w:numId="6" w16cid:durableId="395204236">
-    <w:abstractNumId w:val="5"/>
+    <w:abstractNumId w:val="20"/>
     <w:lvlOverride w:ilvl="0">
       <w:lvl w:ilvl="0">
         <w:start w:val="1"/>
@@ -22119,16 +26711,70 @@
     </w:lvlOverride>
   </w:num>
   <w:num w:numId="7" w16cid:durableId="467894090">
+    <w:abstractNumId w:val="26"/>
+  </w:num>
+  <w:num w:numId="8" w16cid:durableId="2010406604">
+    <w:abstractNumId w:val="16"/>
+  </w:num>
+  <w:num w:numId="9" w16cid:durableId="754136254">
+    <w:abstractNumId w:val="13"/>
+  </w:num>
+  <w:num w:numId="10" w16cid:durableId="486361641">
+    <w:abstractNumId w:val="8"/>
+  </w:num>
+  <w:num w:numId="11" w16cid:durableId="397174691">
+    <w:abstractNumId w:val="18"/>
+  </w:num>
+  <w:num w:numId="12" w16cid:durableId="1815292771">
+    <w:abstractNumId w:val="4"/>
+  </w:num>
+  <w:num w:numId="13" w16cid:durableId="1976107413">
+    <w:abstractNumId w:val="11"/>
+  </w:num>
+  <w:num w:numId="14" w16cid:durableId="458770316">
+    <w:abstractNumId w:val="15"/>
+  </w:num>
+  <w:num w:numId="15" w16cid:durableId="62529221">
+    <w:abstractNumId w:val="2"/>
+  </w:num>
+  <w:num w:numId="16" w16cid:durableId="818158608">
+    <w:abstractNumId w:val="1"/>
+  </w:num>
+  <w:num w:numId="17" w16cid:durableId="1076782011">
+    <w:abstractNumId w:val="12"/>
+  </w:num>
+  <w:num w:numId="18" w16cid:durableId="549801970">
+    <w:abstractNumId w:val="14"/>
+  </w:num>
+  <w:num w:numId="19" w16cid:durableId="319621638">
+    <w:abstractNumId w:val="19"/>
+  </w:num>
+  <w:num w:numId="20" w16cid:durableId="1323849782">
     <w:abstractNumId w:val="9"/>
   </w:num>
-  <w:num w:numId="8" w16cid:durableId="2010406604">
-    <w:abstractNumId w:val="4"/>
+  <w:num w:numId="21" w16cid:durableId="1949005371">
+    <w:abstractNumId w:val="17"/>
   </w:num>
-  <w:num w:numId="9" w16cid:durableId="754136254">
+  <w:num w:numId="22" w16cid:durableId="484903951">
     <w:abstractNumId w:val="3"/>
   </w:num>
-  <w:num w:numId="10" w16cid:durableId="486361641">
-    <w:abstractNumId w:val="2"/>
+  <w:num w:numId="23" w16cid:durableId="1966228977">
+    <w:abstractNumId w:val="10"/>
+  </w:num>
+  <w:num w:numId="24" w16cid:durableId="719668392">
+    <w:abstractNumId w:val="27"/>
+  </w:num>
+  <w:num w:numId="25" w16cid:durableId="1874802650">
+    <w:abstractNumId w:val="22"/>
+  </w:num>
+  <w:num w:numId="26" w16cid:durableId="2030569956">
+    <w:abstractNumId w:val="5"/>
+  </w:num>
+  <w:num w:numId="27" w16cid:durableId="1179392610">
+    <w:abstractNumId w:val="24"/>
+  </w:num>
+  <w:num w:numId="28" w16cid:durableId="1099133707">
+    <w:abstractNumId w:val="0"/>
   </w:num>
   <w:numIdMacAtCleanup w:val="10"/>
 </w:numbering>
@@ -22649,7 +27295,6 @@
   <w:style w:type="character" w:default="1" w:styleId="Phngmcinhcuaoanvn">
     <w:name w:val="Default Paragraph Font"/>
     <w:uiPriority w:val="1"/>
-    <w:semiHidden/>
     <w:unhideWhenUsed/>
   </w:style>
   <w:style w:type="table" w:default="1" w:styleId="BangThngthng">
@@ -23169,6 +27814,19 @@
       <w:lang w:val="en-US"/>
     </w:rPr>
   </w:style>
+  <w:style w:type="paragraph" w:customStyle="1" w:styleId="pdq2pgselectionanchorcontainer">
+    <w:name w:val="pdq2pg_selectionanchorcontainer"/>
+    <w:basedOn w:val="Binhthng"/>
+    <w:rsid w:val="005A762F"/>
+    <w:pPr>
+      <w:spacing w:before="100" w:beforeAutospacing="1" w:after="100" w:afterAutospacing="1" w:line="240" w:lineRule="auto"/>
+    </w:pPr>
+    <w:rPr>
+      <w:sz w:val="24"/>
+      <w:szCs w:val="24"/>
+      <w:lang w:val="en-US"/>
+    </w:rPr>
+  </w:style>
 </w:styles>
 </file>
 

--- a/thesis/ASPNET-DK24TT80171-dangduongthang-quanlytroisinhvien.docx
+++ b/thesis/ASPNET-DK24TT80171-dangduongthang-quanlytroisinhvien.docx
@@ -4,6 +4,7 @@
   <w:body>
     <w:p>
       <w:pPr>
+        <w:ind w:left="2160" w:firstLine="720"/>
         <w:rPr>
           <w:szCs w:val="26"/>
         </w:rPr>
@@ -13,11 +14,18 @@
           <w:szCs w:val="26"/>
           <w:lang w:val="en-US"/>
         </w:rPr>
-        <w:t xml:space="preserve">                                              </w:t>
+        <w:t xml:space="preserve">     </w:t>
       </w:r>
       <w:r>
         <w:rPr>
           <w:szCs w:val="26"/>
+          <w:lang w:val="en-US"/>
+        </w:rPr>
+        <w:t xml:space="preserve"> </w:t>
+      </w:r>
+      <w:r>
+        <w:rPr>
+          <w:szCs w:val="26"/>
         </w:rPr>
         <w:t>ĐẠI HỌC TRÀ VINH</w:t>
       </w:r>
@@ -27,7 +35,19 @@
         <w:rPr>
           <w:lang w:val="en-US"/>
         </w:rPr>
-        <w:t xml:space="preserve">                              </w:t>
+        <w:t xml:space="preserve">                                </w:t>
+      </w:r>
+      <w:r>
+        <w:rPr>
+          <w:lang w:val="en-US"/>
+        </w:rPr>
+        <w:t xml:space="preserve"> </w:t>
+      </w:r>
+      <w:r>
+        <w:rPr>
+          <w:lang w:val="en-US"/>
+        </w:rPr>
+        <w:t xml:space="preserve"> </w:t>
       </w:r>
       <w:r>
         <w:t>TRƯỜNG</w:t>
@@ -49,12 +69,20 @@
           <w:bCs/>
           <w:lang w:val="en-US"/>
         </w:rPr>
-        <w:t xml:space="preserve">                                   </w:t>
+        <w:t xml:space="preserve">                                     </w:t>
       </w:r>
       <w:r>
         <w:rPr>
           <w:b/>
           <w:bCs/>
+          <w:lang w:val="en-US"/>
+        </w:rPr>
+        <w:t xml:space="preserve"> </w:t>
+      </w:r>
+      <w:r>
+        <w:rPr>
+          <w:b/>
+          <w:bCs/>
         </w:rPr>
         <w:t>KHOA CÔNG NGHỆ THÔNG TIN</w:t>
       </w:r>
@@ -77,6 +105,7 @@
     </w:p>
     <w:p>
       <w:pPr>
+        <w:ind w:left="2880" w:firstLine="720"/>
         <w:rPr>
           <w:szCs w:val="26"/>
         </w:rPr>
@@ -88,16 +117,7 @@
           <w:sz w:val="48"/>
           <w:lang w:val="en-US" w:eastAsia="vi-VN"/>
         </w:rPr>
-        <w:t xml:space="preserve">                          </w:t>
-      </w:r>
-      <w:r>
-        <w:rPr>
-          <w:b/>
-          <w:noProof/>
-          <w:sz w:val="48"/>
-          <w:lang w:val="en-US" w:eastAsia="vi-VN"/>
-        </w:rPr>
-        <w:t xml:space="preserve">  </w:t>
+        <w:t xml:space="preserve"> </w:t>
       </w:r>
       <w:r>
         <w:rPr>
@@ -205,12 +225,20 @@
           <w:bCs/>
           <w:lang w:val="en-US"/>
         </w:rPr>
-        <w:t xml:space="preserve">                            </w:t>
+        <w:t xml:space="preserve">                             </w:t>
       </w:r>
       <w:r>
         <w:rPr>
           <w:b/>
           <w:bCs/>
+          <w:lang w:val="en-US"/>
+        </w:rPr>
+        <w:t xml:space="preserve"> </w:t>
+      </w:r>
+      <w:r>
+        <w:rPr>
+          <w:b/>
+          <w:bCs/>
         </w:rPr>
         <w:t>ĐỒ ÁN MÔN HỌC: CHUYÊN ĐỀ ASP.NET</w:t>
       </w:r>
@@ -230,15 +258,7 @@
           <w:szCs w:val="26"/>
           <w:lang w:val="en-US"/>
         </w:rPr>
-        <w:t xml:space="preserve">    </w:t>
-      </w:r>
-      <w:r>
-        <w:rPr>
-          <w:b/>
-          <w:szCs w:val="26"/>
-          <w:lang w:val="en-US"/>
-        </w:rPr>
-        <w:t xml:space="preserve"> </w:t>
+        <w:t xml:space="preserve">      </w:t>
       </w:r>
       <w:r>
         <w:rPr>
@@ -287,7 +307,7 @@
           <w:szCs w:val="36"/>
           <w:lang w:val="en-US"/>
         </w:rPr>
-        <w:t xml:space="preserve">         </w:t>
+        <w:t xml:space="preserve">        </w:t>
       </w:r>
       <w:r>
         <w:rPr>
@@ -296,6 +316,15 @@
           <w:szCs w:val="36"/>
           <w:lang w:val="en-US"/>
         </w:rPr>
+        <w:t xml:space="preserve">  </w:t>
+      </w:r>
+      <w:r>
+        <w:rPr>
+          <w:b/>
+          <w:sz w:val="36"/>
+          <w:szCs w:val="36"/>
+          <w:lang w:val="en-US"/>
+        </w:rPr>
         <w:t xml:space="preserve"> </w:t>
       </w:r>
       <w:r>
@@ -346,10 +375,10 @@
         <mc:AlternateContent>
           <mc:Choice Requires="wps">
             <w:drawing>
-              <wp:anchor distT="0" distB="0" distL="114300" distR="114300" simplePos="0" relativeHeight="251655168" behindDoc="0" locked="0" layoutInCell="1" allowOverlap="1" wp14:anchorId="4E792467" wp14:editId="5592D4E8">
+              <wp:anchor distT="0" distB="0" distL="114300" distR="114300" simplePos="0" relativeHeight="251655168" behindDoc="0" locked="0" layoutInCell="1" allowOverlap="1" wp14:anchorId="4E792467" wp14:editId="753C07E8">
                 <wp:simplePos x="0" y="0"/>
                 <wp:positionH relativeFrom="column">
-                  <wp:posOffset>602071</wp:posOffset>
+                  <wp:posOffset>590913</wp:posOffset>
                 </wp:positionH>
                 <wp:positionV relativeFrom="paragraph">
                   <wp:posOffset>288925</wp:posOffset>
@@ -466,7 +495,7 @@
                 <v:stroke joinstyle="miter"/>
                 <v:path gradientshapeok="t" o:connecttype="rect"/>
               </v:shapetype>
-              <v:shape id="Hộp Văn bản 37" o:spid="_x0000_s1026" type="#_x0000_t202" style="position:absolute;margin-left:47.4pt;margin-top:22.75pt;width:145.2pt;height:54pt;z-index:251655168;visibility:visible;mso-wrap-style:square;mso-width-percent:0;mso-height-percent:0;mso-wrap-distance-left:9pt;mso-wrap-distance-top:0;mso-wrap-distance-right:9pt;mso-wrap-distance-bottom:0;mso-position-horizontal:absolute;mso-position-horizontal-relative:text;mso-position-vertical:absolute;mso-position-vertical-relative:text;mso-width-percent:0;mso-height-percent:0;mso-width-relative:page;mso-height-relative:page;v-text-anchor:top" o:gfxdata="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" stroked="f">
+              <v:shape id="Hộp Văn bản 37" o:spid="_x0000_s1026" type="#_x0000_t202" style="position:absolute;margin-left:46.55pt;margin-top:22.75pt;width:145.2pt;height:54pt;z-index:251655168;visibility:visible;mso-wrap-style:square;mso-width-percent:0;mso-height-percent:0;mso-wrap-distance-left:9pt;mso-wrap-distance-top:0;mso-wrap-distance-right:9pt;mso-wrap-distance-bottom:0;mso-position-horizontal:absolute;mso-position-horizontal-relative:text;mso-position-vertical:absolute;mso-position-vertical-relative:text;mso-width-percent:0;mso-height-percent:0;mso-width-relative:page;mso-height-relative:page;v-text-anchor:top" o:gfxdata="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" stroked="f">
                 <v:textbox>
                   <w:txbxContent>
                     <w:p>
@@ -539,10 +568,10 @@
         <mc:AlternateContent>
           <mc:Choice Requires="wps">
             <w:drawing>
-              <wp:anchor distT="0" distB="0" distL="114300" distR="114300" simplePos="0" relativeHeight="251659264" behindDoc="0" locked="0" layoutInCell="1" allowOverlap="1" wp14:anchorId="187673F7" wp14:editId="7AF8A1E5">
+              <wp:anchor distT="0" distB="0" distL="114300" distR="114300" simplePos="0" relativeHeight="251659264" behindDoc="0" locked="0" layoutInCell="1" allowOverlap="1" wp14:anchorId="187673F7" wp14:editId="6F559C8D">
                 <wp:simplePos x="0" y="0"/>
                 <wp:positionH relativeFrom="column">
-                  <wp:posOffset>3326130</wp:posOffset>
+                  <wp:posOffset>3304359</wp:posOffset>
                 </wp:positionH>
                 <wp:positionV relativeFrom="paragraph">
                   <wp:posOffset>3175</wp:posOffset>
@@ -647,7 +676,7 @@
           </mc:Choice>
           <mc:Fallback>
             <w:pict>
-              <v:shape w14:anchorId="187673F7" id="Hộp Văn bản 36" o:spid="_x0000_s1027" type="#_x0000_t202" style="position:absolute;left:0;text-align:left;margin-left:261.9pt;margin-top:.25pt;width:166.8pt;height:57.6pt;z-index:251659264;visibility:visible;mso-wrap-style:square;mso-width-percent:0;mso-height-percent:0;mso-wrap-distance-left:9pt;mso-wrap-distance-top:0;mso-wrap-distance-right:9pt;mso-wrap-distance-bottom:0;mso-position-horizontal:absolute;mso-position-horizontal-relative:text;mso-position-vertical:absolute;mso-position-vertical-relative:text;mso-width-percent:0;mso-height-percent:0;mso-width-relative:page;mso-height-relative:page;v-text-anchor:top" o:gfxdata="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" stroked="f">
+              <v:shape w14:anchorId="187673F7" id="Hộp Văn bản 36" o:spid="_x0000_s1027" type="#_x0000_t202" style="position:absolute;left:0;text-align:left;margin-left:260.2pt;margin-top:.25pt;width:166.8pt;height:57.6pt;z-index:251659264;visibility:visible;mso-wrap-style:square;mso-width-percent:0;mso-height-percent:0;mso-wrap-distance-left:9pt;mso-wrap-distance-top:0;mso-wrap-distance-right:9pt;mso-wrap-distance-bottom:0;mso-position-horizontal:absolute;mso-position-horizontal-relative:text;mso-position-vertical:absolute;mso-position-vertical-relative:text;mso-width-percent:0;mso-height-percent:0;mso-width-relative:page;mso-height-relative:page;v-text-anchor:top" o:gfxdata="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" stroked="f">
                 <v:textbox>
                   <w:txbxContent>
                     <w:p>
@@ -760,6 +789,26 @@
           <w:lang w:val="en-US"/>
         </w:rPr>
         <w:t xml:space="preserve">                                              </w:t>
+      </w:r>
+      <w:r>
+        <w:rPr>
+          <w:b/>
+          <w:bCs/>
+          <w:i/>
+          <w:szCs w:val="26"/>
+          <w:lang w:val="en-US"/>
+        </w:rPr>
+        <w:t xml:space="preserve"> </w:t>
+      </w:r>
+      <w:r>
+        <w:rPr>
+          <w:b/>
+          <w:bCs/>
+          <w:i/>
+          <w:szCs w:val="26"/>
+          <w:lang w:val="en-US"/>
+        </w:rPr>
+        <w:t xml:space="preserve">  </w:t>
       </w:r>
       <w:r>
         <w:rPr>
@@ -991,7 +1040,7 @@
           </mc:Choice>
           <mc:Fallback>
             <w:pict>
-              <v:group w14:anchorId="30294369" id="Group 7" o:spid="_x0000_s1026" style="position:absolute;margin-left:84.85pt;margin-top:56.55pt;width:446.9pt;height:720.75pt;z-index:-251674112;mso-wrap-distance-left:0;mso-wrap-distance-right:0;mso-position-horizontal-relative:page;mso-position-vertical-relative:page;mso-width-relative:margin;mso-height-relative:margin" coordsize="53816,91535" o:gfxdata="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">
+              <v:group w14:anchorId="6A33E8F8" id="Group 7" o:spid="_x0000_s1026" style="position:absolute;margin-left:84.85pt;margin-top:56.55pt;width:446.9pt;height:720.75pt;z-index:-251674112;mso-wrap-distance-left:0;mso-wrap-distance-right:0;mso-position-horizontal-relative:page;mso-position-vertical-relative:page;mso-width-relative:margin;mso-height-relative:margin" coordsize="53816,91535" o:gfxdata="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">
                 <v:shape id="Graphic 8" o:spid="_x0000_s1027" style="position:absolute;left:47;top:47;width:53721;height:91440;visibility:visible;mso-wrap-style:square;v-text-anchor:top" coordsize="5372100,9144000" o:gfxdata="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" path="m5372100,l,,,9144000r5372100,l5372100,xe" stroked="f">
                   <v:path arrowok="t"/>
                 </v:shape>
@@ -1761,7 +1810,7 @@
           </mc:Choice>
           <mc:Fallback>
             <w:pict>
-              <v:shape w14:anchorId="71467FD9" id="Graphic 11" o:spid="_x0000_s1026" style="position:absolute;margin-left:87.6pt;margin-top:69.6pt;width:447pt;height:10in;z-index:-251647488;visibility:visible;mso-wrap-style:square;mso-width-percent:0;mso-wrap-distance-left:0;mso-wrap-distance-top:0;mso-wrap-distance-right:0;mso-wrap-distance-bottom:0;mso-position-horizontal:absolute;mso-position-horizontal-relative:page;mso-position-vertical:absolute;mso-position-vertical-relative:page;mso-width-percent:0;mso-width-relative:margin;v-text-anchor:top" coordsize="5372100,9144000" o:gfxdata="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" path="m,9144000r5372100,l5372100,,,,,9144000xe" filled="f">
+              <v:shape w14:anchorId="5FC1211F" id="Graphic 11" o:spid="_x0000_s1026" style="position:absolute;margin-left:87.6pt;margin-top:69.6pt;width:447pt;height:10in;z-index:-251647488;visibility:visible;mso-wrap-style:square;mso-width-percent:0;mso-wrap-distance-left:0;mso-wrap-distance-top:0;mso-wrap-distance-right:0;mso-wrap-distance-bottom:0;mso-position-horizontal:absolute;mso-position-horizontal-relative:page;mso-position-vertical:absolute;mso-position-vertical-relative:page;mso-width-percent:0;mso-width-relative:margin;v-text-anchor:top" coordsize="5372100,9144000" o:gfxdata="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" path="m,9144000r5372100,l5372100,,,,,9144000xe" filled="f">
                 <v:path arrowok="t"/>
                 <w10:wrap anchorx="page" anchory="page"/>
               </v:shape>
@@ -2667,12 +2716,132 @@
           <w:r>
             <w:fldChar w:fldCharType="separate"/>
           </w:r>
-          <w:hyperlink w:anchor="_Toc233473159" w:history="1">
+          <w:hyperlink w:anchor="_Toc233475703" w:history="1">
             <w:r>
               <w:rPr>
                 <w:rStyle w:val="Siuktni"/>
                 <w:noProof/>
               </w:rPr>
+              <w:t>TÓM</w:t>
+            </w:r>
+            <w:r>
+              <w:rPr>
+                <w:rStyle w:val="Siuktni"/>
+                <w:noProof/>
+                <w:spacing w:val="-6"/>
+              </w:rPr>
+              <w:t xml:space="preserve"> </w:t>
+            </w:r>
+            <w:r>
+              <w:rPr>
+                <w:rStyle w:val="Siuktni"/>
+                <w:noProof/>
+              </w:rPr>
+              <w:t>TẮT</w:t>
+            </w:r>
+            <w:r>
+              <w:rPr>
+                <w:rStyle w:val="Siuktni"/>
+                <w:noProof/>
+                <w:spacing w:val="-5"/>
+              </w:rPr>
+              <w:t xml:space="preserve"> </w:t>
+            </w:r>
+            <w:r>
+              <w:rPr>
+                <w:rStyle w:val="Siuktni"/>
+                <w:noProof/>
+              </w:rPr>
+              <w:t>ĐỒ</w:t>
+            </w:r>
+            <w:r>
+              <w:rPr>
+                <w:rStyle w:val="Siuktni"/>
+                <w:noProof/>
+                <w:spacing w:val="-4"/>
+              </w:rPr>
+              <w:t xml:space="preserve"> </w:t>
+            </w:r>
+            <w:r>
+              <w:rPr>
+                <w:rStyle w:val="Siuktni"/>
+                <w:noProof/>
+                <w:spacing w:val="-5"/>
+              </w:rPr>
+              <w:t>ÁN</w:t>
+            </w:r>
+            <w:r>
+              <w:rPr>
+                <w:noProof/>
+                <w:webHidden/>
+              </w:rPr>
+              <w:tab/>
+            </w:r>
+            <w:r>
+              <w:rPr>
+                <w:noProof/>
+                <w:webHidden/>
+              </w:rPr>
+              <w:fldChar w:fldCharType="begin"/>
+            </w:r>
+            <w:r>
+              <w:rPr>
+                <w:noProof/>
+                <w:webHidden/>
+              </w:rPr>
+              <w:instrText xml:space="preserve"> PAGEREF _Toc233475703 \h </w:instrText>
+            </w:r>
+            <w:r>
+              <w:rPr>
+                <w:noProof/>
+                <w:webHidden/>
+              </w:rPr>
+            </w:r>
+            <w:r>
+              <w:rPr>
+                <w:noProof/>
+                <w:webHidden/>
+              </w:rPr>
+              <w:fldChar w:fldCharType="separate"/>
+            </w:r>
+            <w:r>
+              <w:rPr>
+                <w:noProof/>
+                <w:webHidden/>
+              </w:rPr>
+              <w:t>9</w:t>
+            </w:r>
+            <w:r>
+              <w:rPr>
+                <w:noProof/>
+                <w:webHidden/>
+              </w:rPr>
+              <w:fldChar w:fldCharType="end"/>
+            </w:r>
+          </w:hyperlink>
+        </w:p>
+        <w:p>
+          <w:pPr>
+            <w:pStyle w:val="Mucluc1"/>
+            <w:tabs>
+              <w:tab w:val="right" w:leader="dot" w:pos="9065"/>
+            </w:tabs>
+            <w:rPr>
+              <w:rFonts w:asciiTheme="minorHAnsi" w:eastAsiaTheme="minorEastAsia" w:hAnsiTheme="minorHAnsi" w:cstheme="minorBidi"/>
+              <w:noProof/>
+              <w:kern w:val="2"/>
+              <w:sz w:val="24"/>
+              <w:szCs w:val="24"/>
+              <w:lang w:val="en-US"/>
+              <w14:ligatures w14:val="standardContextual"/>
+            </w:rPr>
+          </w:pPr>
+          <w:hyperlink w:anchor="_Toc233475704" w:history="1">
+            <w:r>
+              <w:rPr>
+                <w:rStyle w:val="Siuktni"/>
+                <w:noProof/>
+              </w:rPr>
               <w:t>MỞ ĐẦU</w:t>
             </w:r>
             <w:r>
@@ -2694,7 +2863,7 @@
                 <w:noProof/>
                 <w:webHidden/>
               </w:rPr>
-              <w:instrText xml:space="preserve"> PAGEREF _Toc233473159 \h </w:instrText>
+              <w:instrText xml:space="preserve"> PAGEREF _Toc233475704 \h </w:instrText>
             </w:r>
             <w:r>
               <w:rPr>
@@ -2742,7 +2911,7 @@
               <w14:ligatures w14:val="standardContextual"/>
             </w:rPr>
           </w:pPr>
-          <w:hyperlink w:anchor="_Toc233473160" w:history="1">
+          <w:hyperlink w:anchor="_Toc233475705" w:history="1">
             <w:r>
               <w:rPr>
                 <w:rStyle w:val="Siuktni"/>
@@ -2849,7 +3018,7 @@
                 <w:noProof/>
                 <w:webHidden/>
               </w:rPr>
-              <w:instrText xml:space="preserve"> PAGEREF _Toc233473160 \h </w:instrText>
+              <w:instrText xml:space="preserve"> PAGEREF _Toc233475705 \h </w:instrText>
             </w:r>
             <w:r>
               <w:rPr>
@@ -2897,7 +3066,7 @@
               <w14:ligatures w14:val="standardContextual"/>
             </w:rPr>
           </w:pPr>
-          <w:hyperlink w:anchor="_Toc233473161" w:history="1">
+          <w:hyperlink w:anchor="_Toc233475706" w:history="1">
             <w:r>
               <w:rPr>
                 <w:rStyle w:val="Siuktni"/>
@@ -3026,7 +3195,7 @@
                 <w:noProof/>
                 <w:webHidden/>
               </w:rPr>
-              <w:instrText xml:space="preserve"> PAGEREF _Toc233473161 \h </w:instrText>
+              <w:instrText xml:space="preserve"> PAGEREF _Toc233475706 \h </w:instrText>
             </w:r>
             <w:r>
               <w:rPr>
@@ -3074,7 +3243,7 @@
               <w14:ligatures w14:val="standardContextual"/>
             </w:rPr>
           </w:pPr>
-          <w:hyperlink w:anchor="_Toc233473162" w:history="1">
+          <w:hyperlink w:anchor="_Toc233475707" w:history="1">
             <w:r>
               <w:rPr>
                 <w:rStyle w:val="Siuktni"/>
@@ -3137,7 +3306,7 @@
                 <w:noProof/>
                 <w:webHidden/>
               </w:rPr>
-              <w:instrText xml:space="preserve"> PAGEREF _Toc233473162 \h </w:instrText>
+              <w:instrText xml:space="preserve"> PAGEREF _Toc233475707 \h </w:instrText>
             </w:r>
             <w:r>
               <w:rPr>
@@ -3185,7 +3354,7 @@
               <w14:ligatures w14:val="standardContextual"/>
             </w:rPr>
           </w:pPr>
-          <w:hyperlink w:anchor="_Toc233473163" w:history="1">
+          <w:hyperlink w:anchor="_Toc233475708" w:history="1">
             <w:r>
               <w:rPr>
                 <w:rStyle w:val="Siuktni"/>
@@ -3233,7 +3402,7 @@
                 <w:noProof/>
                 <w:webHidden/>
               </w:rPr>
-              <w:instrText xml:space="preserve"> PAGEREF _Toc233473163 \h </w:instrText>
+              <w:instrText xml:space="preserve"> PAGEREF _Toc233475708 \h </w:instrText>
             </w:r>
             <w:r>
               <w:rPr>
@@ -3281,11 +3450,13 @@
               <w14:ligatures w14:val="standardContextual"/>
             </w:rPr>
           </w:pPr>
-          <w:hyperlink w:anchor="_Toc233473164" w:history="1">
+          <w:hyperlink w:anchor="_Toc233475709" w:history="1">
             <w:r>
               <w:rPr>
                 <w:rStyle w:val="Siuktni"/>
                 <w:noProof/>
+                <w:spacing w:val="-5"/>
+                <w:lang w:val="en-US"/>
               </w:rPr>
               <w:t>3.</w:t>
             </w:r>
@@ -3373,7 +3544,7 @@
                 <w:noProof/>
                 <w:webHidden/>
               </w:rPr>
-              <w:instrText xml:space="preserve"> PAGEREF _Toc233473164 \h </w:instrText>
+              <w:instrText xml:space="preserve"> PAGEREF _Toc233475709 \h </w:instrText>
             </w:r>
             <w:r>
               <w:rPr>
@@ -3421,7 +3592,7 @@
               <w14:ligatures w14:val="standardContextual"/>
             </w:rPr>
           </w:pPr>
-          <w:hyperlink w:anchor="_Toc233473165" w:history="1">
+          <w:hyperlink w:anchor="_Toc233475710" w:history="1">
             <w:r>
               <w:rPr>
                 <w:rStyle w:val="Siuktni"/>
@@ -3469,7 +3640,7 @@
                 <w:noProof/>
                 <w:webHidden/>
               </w:rPr>
-              <w:instrText xml:space="preserve"> PAGEREF _Toc233473165 \h </w:instrText>
+              <w:instrText xml:space="preserve"> PAGEREF _Toc233475710 \h </w:instrText>
             </w:r>
             <w:r>
               <w:rPr>
@@ -3517,7 +3688,7 @@
               <w14:ligatures w14:val="standardContextual"/>
             </w:rPr>
           </w:pPr>
-          <w:hyperlink w:anchor="_Toc233473166" w:history="1">
+          <w:hyperlink w:anchor="_Toc233475711" w:history="1">
             <w:r>
               <w:rPr>
                 <w:rStyle w:val="Siuktni"/>
@@ -3565,7 +3736,7 @@
                 <w:noProof/>
                 <w:webHidden/>
               </w:rPr>
-              <w:instrText xml:space="preserve"> PAGEREF _Toc233473166 \h </w:instrText>
+              <w:instrText xml:space="preserve"> PAGEREF _Toc233475711 \h </w:instrText>
             </w:r>
             <w:r>
               <w:rPr>
@@ -3613,7 +3784,7 @@
               <w14:ligatures w14:val="standardContextual"/>
             </w:rPr>
           </w:pPr>
-          <w:hyperlink w:anchor="_Toc233473167" w:history="1">
+          <w:hyperlink w:anchor="_Toc233475712" w:history="1">
             <w:r>
               <w:rPr>
                 <w:rStyle w:val="Siuktni"/>
@@ -3661,7 +3832,7 @@
                 <w:noProof/>
                 <w:webHidden/>
               </w:rPr>
-              <w:instrText xml:space="preserve"> PAGEREF _Toc233473167 \h </w:instrText>
+              <w:instrText xml:space="preserve"> PAGEREF _Toc233475712 \h </w:instrText>
             </w:r>
             <w:r>
               <w:rPr>
@@ -3709,7 +3880,7 @@
               <w14:ligatures w14:val="standardContextual"/>
             </w:rPr>
           </w:pPr>
-          <w:hyperlink w:anchor="_Toc233473168" w:history="1">
+          <w:hyperlink w:anchor="_Toc233475713" w:history="1">
             <w:r>
               <w:rPr>
                 <w:rStyle w:val="Siuktni"/>
@@ -3757,7 +3928,7 @@
                 <w:noProof/>
                 <w:webHidden/>
               </w:rPr>
-              <w:instrText xml:space="preserve"> PAGEREF _Toc233473168 \h </w:instrText>
+              <w:instrText xml:space="preserve"> PAGEREF _Toc233475713 \h </w:instrText>
             </w:r>
             <w:r>
               <w:rPr>
@@ -3777,7 +3948,7 @@
                 <w:noProof/>
                 <w:webHidden/>
               </w:rPr>
-              <w:t>11</w:t>
+              <w:t>12</w:t>
             </w:r>
             <w:r>
               <w:rPr>
@@ -3804,7 +3975,7 @@
               <w14:ligatures w14:val="standardContextual"/>
             </w:rPr>
           </w:pPr>
-          <w:hyperlink w:anchor="_Toc233473169" w:history="1">
+          <w:hyperlink w:anchor="_Toc233475714" w:history="1">
             <w:r>
               <w:rPr>
                 <w:rStyle w:val="Siuktni"/>
@@ -3924,7 +4095,7 @@
                 <w:noProof/>
                 <w:webHidden/>
               </w:rPr>
-              <w:instrText xml:space="preserve"> PAGEREF _Toc233473169 \h </w:instrText>
+              <w:instrText xml:space="preserve"> PAGEREF _Toc233475714 \h </w:instrText>
             </w:r>
             <w:r>
               <w:rPr>
@@ -3944,7 +4115,7 @@
                 <w:noProof/>
                 <w:webHidden/>
               </w:rPr>
-              <w:t>12</w:t>
+              <w:t>13</w:t>
             </w:r>
             <w:r>
               <w:rPr>
@@ -3981,7 +4152,7 @@
             </w:rPr>
             <w:t xml:space="preserve">    </w:t>
           </w:r>
-          <w:hyperlink w:anchor="_Toc233473170" w:history="1">
+          <w:hyperlink w:anchor="_Toc233475715" w:history="1">
             <w:r>
               <w:rPr>
                 <w:rStyle w:val="Siuktni"/>
@@ -4003,6 +4174,25 @@
             </w:r>
             <w:r>
               <w:rPr>
+                <w:rFonts w:asciiTheme="minorHAnsi" w:eastAsiaTheme="minorEastAsia" w:hAnsiTheme="minorHAnsi" w:cstheme="minorBidi"/>
+                <w:noProof/>
+                <w:kern w:val="2"/>
+                <w:sz w:val="24"/>
+                <w:szCs w:val="24"/>
+                <w:lang w:val="en-US"/>
+                <w14:ligatures w14:val="standardContextual"/>
+              </w:rPr>
+              <w:t xml:space="preserve">  </w:t>
+            </w:r>
+            <w:r>
+              <w:rPr>
+                <w:rFonts w:eastAsiaTheme="minorEastAsia"/>
+                <w:lang w:val="en-US"/>
+              </w:rPr>
+              <w:t xml:space="preserve">  </w:t>
+            </w:r>
+            <w:r>
+              <w:rPr>
                 <w:rStyle w:val="Siuktni"/>
                 <w:noProof/>
                 <w:lang w:val="en-US"/>
@@ -4028,7 +4218,7 @@
                 <w:noProof/>
                 <w:webHidden/>
               </w:rPr>
-              <w:instrText xml:space="preserve"> PAGEREF _Toc233473170 \h </w:instrText>
+              <w:instrText xml:space="preserve"> PAGEREF _Toc233475715 \h </w:instrText>
             </w:r>
             <w:r>
               <w:rPr>
@@ -4048,7 +4238,7 @@
                 <w:noProof/>
                 <w:webHidden/>
               </w:rPr>
-              <w:t>12</w:t>
+              <w:t>13</w:t>
             </w:r>
             <w:r>
               <w:rPr>
@@ -4076,7 +4266,7 @@
               <w14:ligatures w14:val="standardContextual"/>
             </w:rPr>
           </w:pPr>
-          <w:hyperlink w:anchor="_Toc233473171" w:history="1">
+          <w:hyperlink w:anchor="_Toc233475716" w:history="1">
             <w:r>
               <w:rPr>
                 <w:rStyle w:val="Siuktni"/>
@@ -4123,7 +4313,7 @@
                 <w:noProof/>
                 <w:webHidden/>
               </w:rPr>
-              <w:instrText xml:space="preserve"> PAGEREF _Toc233473171 \h </w:instrText>
+              <w:instrText xml:space="preserve"> PAGEREF _Toc233475716 \h </w:instrText>
             </w:r>
             <w:r>
               <w:rPr>
@@ -4143,7 +4333,7 @@
                 <w:noProof/>
                 <w:webHidden/>
               </w:rPr>
-              <w:t>13</w:t>
+              <w:t>14</w:t>
             </w:r>
             <w:r>
               <w:rPr>
@@ -4180,7 +4370,7 @@
             </w:rPr>
             <w:t xml:space="preserve">    </w:t>
           </w:r>
-          <w:hyperlink w:anchor="_Toc233473172" w:history="1">
+          <w:hyperlink w:anchor="_Toc233475717" w:history="1">
             <w:r>
               <w:rPr>
                 <w:rStyle w:val="Siuktni"/>
@@ -4210,7 +4400,7 @@
                 <w:lang w:val="en-US"/>
                 <w14:ligatures w14:val="standardContextual"/>
               </w:rPr>
-              <w:t xml:space="preserve">     </w:t>
+              <w:t xml:space="preserve">    </w:t>
             </w:r>
             <w:r>
               <w:rPr>
@@ -4239,7 +4429,7 @@
                 <w:noProof/>
                 <w:webHidden/>
               </w:rPr>
-              <w:instrText xml:space="preserve"> PAGEREF _Toc233473172 \h </w:instrText>
+              <w:instrText xml:space="preserve"> PAGEREF _Toc233475717 \h </w:instrText>
             </w:r>
             <w:r>
               <w:rPr>
@@ -4259,7 +4449,7 @@
                 <w:noProof/>
                 <w:webHidden/>
               </w:rPr>
-              <w:t>14</w:t>
+              <w:t>15</w:t>
             </w:r>
             <w:r>
               <w:rPr>
@@ -4287,7 +4477,7 @@
               <w14:ligatures w14:val="standardContextual"/>
             </w:rPr>
           </w:pPr>
-          <w:hyperlink w:anchor="_Toc233473174" w:history="1">
+          <w:hyperlink w:anchor="_Toc233475719" w:history="1">
             <w:r>
               <w:rPr>
                 <w:rStyle w:val="Siuktni"/>
@@ -4334,7 +4524,7 @@
                 <w:noProof/>
                 <w:webHidden/>
               </w:rPr>
-              <w:instrText xml:space="preserve"> PAGEREF _Toc233473174 \h </w:instrText>
+              <w:instrText xml:space="preserve"> PAGEREF _Toc233475719 \h </w:instrText>
             </w:r>
             <w:r>
               <w:rPr>
@@ -4354,7 +4544,7 @@
                 <w:noProof/>
                 <w:webHidden/>
               </w:rPr>
-              <w:t>15</w:t>
+              <w:t>16</w:t>
             </w:r>
             <w:r>
               <w:rPr>
@@ -4382,7 +4572,7 @@
               <w14:ligatures w14:val="standardContextual"/>
             </w:rPr>
           </w:pPr>
-          <w:hyperlink w:anchor="_Toc233473175" w:history="1">
+          <w:hyperlink w:anchor="_Toc233475720" w:history="1">
             <w:r>
               <w:rPr>
                 <w:rStyle w:val="Siuktni"/>
@@ -4429,7 +4619,7 @@
                 <w:noProof/>
                 <w:webHidden/>
               </w:rPr>
-              <w:instrText xml:space="preserve"> PAGEREF _Toc233473175 \h </w:instrText>
+              <w:instrText xml:space="preserve"> PAGEREF _Toc233475720 \h </w:instrText>
             </w:r>
             <w:r>
               <w:rPr>
@@ -4449,7 +4639,7 @@
                 <w:noProof/>
                 <w:webHidden/>
               </w:rPr>
-              <w:t>15</w:t>
+              <w:t>16</w:t>
             </w:r>
             <w:r>
               <w:rPr>
@@ -4477,7 +4667,7 @@
               <w14:ligatures w14:val="standardContextual"/>
             </w:rPr>
           </w:pPr>
-          <w:hyperlink w:anchor="_Toc233473176" w:history="1">
+          <w:hyperlink w:anchor="_Toc233475721" w:history="1">
             <w:r>
               <w:rPr>
                 <w:rStyle w:val="Siuktni"/>
@@ -4524,7 +4714,7 @@
                 <w:noProof/>
                 <w:webHidden/>
               </w:rPr>
-              <w:instrText xml:space="preserve"> PAGEREF _Toc233473176 \h </w:instrText>
+              <w:instrText xml:space="preserve"> PAGEREF _Toc233475721 \h </w:instrText>
             </w:r>
             <w:r>
               <w:rPr>
@@ -4544,7 +4734,7 @@
                 <w:noProof/>
                 <w:webHidden/>
               </w:rPr>
-              <w:t>16</w:t>
+              <w:t>17</w:t>
             </w:r>
             <w:r>
               <w:rPr>
@@ -4571,7 +4761,7 @@
               <w14:ligatures w14:val="standardContextual"/>
             </w:rPr>
           </w:pPr>
-          <w:hyperlink w:anchor="_Toc233473178" w:history="1">
+          <w:hyperlink w:anchor="_Toc233475723" w:history="1">
             <w:r>
               <w:rPr>
                 <w:rStyle w:val="Siuktni"/>
@@ -4697,7 +4887,7 @@
                 <w:noProof/>
                 <w:webHidden/>
               </w:rPr>
-              <w:instrText xml:space="preserve"> PAGEREF _Toc233473178 \h </w:instrText>
+              <w:instrText xml:space="preserve"> PAGEREF _Toc233475723 \h </w:instrText>
             </w:r>
             <w:r>
               <w:rPr>
@@ -4745,7 +4935,7 @@
               <w14:ligatures w14:val="standardContextual"/>
             </w:rPr>
           </w:pPr>
-          <w:hyperlink w:anchor="_Toc233473179" w:history="1">
+          <w:hyperlink w:anchor="_Toc233475724" w:history="1">
             <w:r>
               <w:rPr>
                 <w:rStyle w:val="Siuktni"/>
@@ -4792,7 +4982,7 @@
                 <w:noProof/>
                 <w:webHidden/>
               </w:rPr>
-              <w:instrText xml:space="preserve"> PAGEREF _Toc233473179 \h </w:instrText>
+              <w:instrText xml:space="preserve"> PAGEREF _Toc233475724 \h </w:instrText>
             </w:r>
             <w:r>
               <w:rPr>
@@ -4840,7 +5030,7 @@
               <w14:ligatures w14:val="standardContextual"/>
             </w:rPr>
           </w:pPr>
-          <w:hyperlink w:anchor="_Toc233473180" w:history="1">
+          <w:hyperlink w:anchor="_Toc233475725" w:history="1">
             <w:r>
               <w:rPr>
                 <w:rStyle w:val="Siuktni"/>
@@ -4894,7 +5084,7 @@
                 <w:noProof/>
                 <w:webHidden/>
               </w:rPr>
-              <w:instrText xml:space="preserve"> PAGEREF _Toc233473180 \h </w:instrText>
+              <w:instrText xml:space="preserve"> PAGEREF _Toc233475725 \h </w:instrText>
             </w:r>
             <w:r>
               <w:rPr>
@@ -4942,7 +5132,7 @@
               <w14:ligatures w14:val="standardContextual"/>
             </w:rPr>
           </w:pPr>
-          <w:hyperlink w:anchor="_Toc233473181" w:history="1">
+          <w:hyperlink w:anchor="_Toc233475726" w:history="1">
             <w:r>
               <w:rPr>
                 <w:rStyle w:val="Siuktni"/>
@@ -4989,7 +5179,7 @@
                 <w:noProof/>
                 <w:webHidden/>
               </w:rPr>
-              <w:instrText xml:space="preserve"> PAGEREF _Toc233473181 \h </w:instrText>
+              <w:instrText xml:space="preserve"> PAGEREF _Toc233475726 \h </w:instrText>
             </w:r>
             <w:r>
               <w:rPr>
@@ -5037,7 +5227,7 @@
               <w14:ligatures w14:val="standardContextual"/>
             </w:rPr>
           </w:pPr>
-          <w:hyperlink w:anchor="_Toc233473182" w:history="1">
+          <w:hyperlink w:anchor="_Toc233475727" w:history="1">
             <w:r>
               <w:rPr>
                 <w:rStyle w:val="Siuktni"/>
@@ -5084,7 +5274,7 @@
                 <w:noProof/>
                 <w:webHidden/>
               </w:rPr>
-              <w:instrText xml:space="preserve"> PAGEREF _Toc233473182 \h </w:instrText>
+              <w:instrText xml:space="preserve"> PAGEREF _Toc233475727 \h </w:instrText>
             </w:r>
             <w:r>
               <w:rPr>
@@ -5132,7 +5322,7 @@
               <w14:ligatures w14:val="standardContextual"/>
             </w:rPr>
           </w:pPr>
-          <w:hyperlink w:anchor="_Toc233473183" w:history="1">
+          <w:hyperlink w:anchor="_Toc233475728" w:history="1">
             <w:r>
               <w:rPr>
                 <w:rStyle w:val="Siuktni"/>
@@ -5179,7 +5369,7 @@
                 <w:noProof/>
                 <w:webHidden/>
               </w:rPr>
-              <w:instrText xml:space="preserve"> PAGEREF _Toc233473183 \h </w:instrText>
+              <w:instrText xml:space="preserve"> PAGEREF _Toc233475728 \h </w:instrText>
             </w:r>
             <w:r>
               <w:rPr>
@@ -5226,7 +5416,7 @@
               <w14:ligatures w14:val="standardContextual"/>
             </w:rPr>
           </w:pPr>
-          <w:hyperlink w:anchor="_Toc233473184" w:history="1">
+          <w:hyperlink w:anchor="_Toc233475729" w:history="1">
             <w:r>
               <w:rPr>
                 <w:rStyle w:val="Siuktni"/>
@@ -5337,7 +5527,7 @@
                 <w:noProof/>
                 <w:webHidden/>
               </w:rPr>
-              <w:instrText xml:space="preserve"> PAGEREF _Toc233473184 \h </w:instrText>
+              <w:instrText xml:space="preserve"> PAGEREF _Toc233475729 \h </w:instrText>
             </w:r>
             <w:r>
               <w:rPr>
@@ -5385,7 +5575,7 @@
               <w14:ligatures w14:val="standardContextual"/>
             </w:rPr>
           </w:pPr>
-          <w:hyperlink w:anchor="_Toc233473185" w:history="1">
+          <w:hyperlink w:anchor="_Toc233475730" w:history="1">
             <w:r>
               <w:rPr>
                 <w:rStyle w:val="Siuktni"/>
@@ -5432,7 +5622,7 @@
                 <w:noProof/>
                 <w:webHidden/>
               </w:rPr>
-              <w:instrText xml:space="preserve"> PAGEREF _Toc233473185 \h </w:instrText>
+              <w:instrText xml:space="preserve"> PAGEREF _Toc233475730 \h </w:instrText>
             </w:r>
             <w:r>
               <w:rPr>
@@ -5479,7 +5669,7 @@
               <w14:ligatures w14:val="standardContextual"/>
             </w:rPr>
           </w:pPr>
-          <w:hyperlink w:anchor="_Toc233473186" w:history="1">
+          <w:hyperlink w:anchor="_Toc233475731" w:history="1">
             <w:r>
               <w:rPr>
                 <w:rStyle w:val="Siuktni"/>
@@ -5620,7 +5810,7 @@
                 <w:noProof/>
                 <w:webHidden/>
               </w:rPr>
-              <w:instrText xml:space="preserve"> PAGEREF _Toc233473186 \h </w:instrText>
+              <w:instrText xml:space="preserve"> PAGEREF _Toc233475731 \h </w:instrText>
             </w:r>
             <w:r>
               <w:rPr>
@@ -5668,7 +5858,7 @@
               <w14:ligatures w14:val="standardContextual"/>
             </w:rPr>
           </w:pPr>
-          <w:hyperlink w:anchor="_Toc233473187" w:history="1">
+          <w:hyperlink w:anchor="_Toc233475732" w:history="1">
             <w:r>
               <w:rPr>
                 <w:rStyle w:val="Siuktni"/>
@@ -5715,7 +5905,7 @@
                 <w:noProof/>
                 <w:webHidden/>
               </w:rPr>
-              <w:instrText xml:space="preserve"> PAGEREF _Toc233473187 \h </w:instrText>
+              <w:instrText xml:space="preserve"> PAGEREF _Toc233475732 \h </w:instrText>
             </w:r>
             <w:r>
               <w:rPr>
@@ -5763,7 +5953,7 @@
               <w14:ligatures w14:val="standardContextual"/>
             </w:rPr>
           </w:pPr>
-          <w:hyperlink w:anchor="_Toc233473188" w:history="1">
+          <w:hyperlink w:anchor="_Toc233475733" w:history="1">
             <w:r>
               <w:rPr>
                 <w:rStyle w:val="Siuktni"/>
@@ -5810,7 +6000,7 @@
                 <w:noProof/>
                 <w:webHidden/>
               </w:rPr>
-              <w:instrText xml:space="preserve"> PAGEREF _Toc233473188 \h </w:instrText>
+              <w:instrText xml:space="preserve"> PAGEREF _Toc233475733 \h </w:instrText>
             </w:r>
             <w:r>
               <w:rPr>
@@ -5831,6 +6021,165 @@
                 <w:webHidden/>
               </w:rPr>
               <w:t>45</w:t>
+            </w:r>
+            <w:r>
+              <w:rPr>
+                <w:noProof/>
+                <w:webHidden/>
+              </w:rPr>
+              <w:fldChar w:fldCharType="end"/>
+            </w:r>
+          </w:hyperlink>
+        </w:p>
+        <w:p>
+          <w:pPr>
+            <w:pStyle w:val="Mucluc1"/>
+            <w:tabs>
+              <w:tab w:val="right" w:leader="dot" w:pos="9065"/>
+            </w:tabs>
+            <w:rPr>
+              <w:rFonts w:asciiTheme="minorHAnsi" w:eastAsiaTheme="minorEastAsia" w:hAnsiTheme="minorHAnsi" w:cstheme="minorBidi"/>
+              <w:noProof/>
+              <w:kern w:val="2"/>
+              <w:sz w:val="24"/>
+              <w:szCs w:val="24"/>
+              <w:lang w:val="en-US"/>
+              <w14:ligatures w14:val="standardContextual"/>
+            </w:rPr>
+          </w:pPr>
+          <w:hyperlink w:anchor="_Toc233475734" w:history="1">
+            <w:r>
+              <w:rPr>
+                <w:rStyle w:val="Siuktni"/>
+                <w:noProof/>
+              </w:rPr>
+              <w:t>DANH</w:t>
+            </w:r>
+            <w:r>
+              <w:rPr>
+                <w:rStyle w:val="Siuktni"/>
+                <w:noProof/>
+                <w:spacing w:val="-5"/>
+              </w:rPr>
+              <w:t xml:space="preserve"> </w:t>
+            </w:r>
+            <w:r>
+              <w:rPr>
+                <w:rStyle w:val="Siuktni"/>
+                <w:noProof/>
+              </w:rPr>
+              <w:t>MỤC</w:t>
+            </w:r>
+            <w:r>
+              <w:rPr>
+                <w:rStyle w:val="Siuktni"/>
+                <w:noProof/>
+                <w:spacing w:val="-3"/>
+              </w:rPr>
+              <w:t xml:space="preserve"> </w:t>
+            </w:r>
+            <w:r>
+              <w:rPr>
+                <w:rStyle w:val="Siuktni"/>
+                <w:noProof/>
+              </w:rPr>
+              <w:t>TÀI</w:t>
+            </w:r>
+            <w:r>
+              <w:rPr>
+                <w:rStyle w:val="Siuktni"/>
+                <w:noProof/>
+                <w:spacing w:val="-3"/>
+              </w:rPr>
+              <w:t xml:space="preserve"> </w:t>
+            </w:r>
+            <w:r>
+              <w:rPr>
+                <w:rStyle w:val="Siuktni"/>
+                <w:noProof/>
+              </w:rPr>
+              <w:t>LIỆU</w:t>
+            </w:r>
+            <w:r>
+              <w:rPr>
+                <w:rStyle w:val="Siuktni"/>
+                <w:noProof/>
+                <w:spacing w:val="-6"/>
+              </w:rPr>
+              <w:t xml:space="preserve"> </w:t>
+            </w:r>
+            <w:r>
+              <w:rPr>
+                <w:rStyle w:val="Siuktni"/>
+                <w:noProof/>
+              </w:rPr>
+              <w:t>THAM</w:t>
+            </w:r>
+            <w:r>
+              <w:rPr>
+                <w:rStyle w:val="Siuktni"/>
+                <w:noProof/>
+                <w:spacing w:val="-5"/>
+              </w:rPr>
+              <w:t xml:space="preserve"> </w:t>
+            </w:r>
+            <w:r>
+              <w:rPr>
+                <w:rStyle w:val="Siuktni"/>
+                <w:noProof/>
+                <w:spacing w:val="-4"/>
+              </w:rPr>
+              <w:t>KHẢ</w:t>
+            </w:r>
+            <w:r>
+              <w:rPr>
+                <w:rStyle w:val="Siuktni"/>
+                <w:noProof/>
+                <w:spacing w:val="-4"/>
+                <w:lang w:val="en-US"/>
+              </w:rPr>
+              <w:t>O</w:t>
+            </w:r>
+            <w:r>
+              <w:rPr>
+                <w:noProof/>
+                <w:webHidden/>
+              </w:rPr>
+              <w:tab/>
+            </w:r>
+            <w:r>
+              <w:rPr>
+                <w:noProof/>
+                <w:webHidden/>
+              </w:rPr>
+              <w:fldChar w:fldCharType="begin"/>
+            </w:r>
+            <w:r>
+              <w:rPr>
+                <w:noProof/>
+                <w:webHidden/>
+              </w:rPr>
+              <w:instrText xml:space="preserve"> PAGEREF _Toc233475734 \h </w:instrText>
+            </w:r>
+            <w:r>
+              <w:rPr>
+                <w:noProof/>
+                <w:webHidden/>
+              </w:rPr>
+            </w:r>
+            <w:r>
+              <w:rPr>
+                <w:noProof/>
+                <w:webHidden/>
+              </w:rPr>
+              <w:fldChar w:fldCharType="separate"/>
+            </w:r>
+            <w:r>
+              <w:rPr>
+                <w:noProof/>
+                <w:webHidden/>
+              </w:rPr>
+              <w:t>46</w:t>
             </w:r>
             <w:r>
               <w:rPr>
@@ -5970,7 +6319,7 @@
         </w:rPr>
         <w:fldChar w:fldCharType="separate"/>
       </w:r>
-      <w:hyperlink w:anchor="_Toc233473300" w:history="1">
+      <w:hyperlink w:anchor="_Toc233475576" w:history="1">
         <w:r>
           <w:rPr>
             <w:rStyle w:val="Siuktni"/>
@@ -6005,7 +6354,7 @@
             <w:noProof/>
             <w:webHidden/>
           </w:rPr>
-          <w:instrText xml:space="preserve"> PAGEREF _Toc233473300 \h </w:instrText>
+          <w:instrText xml:space="preserve"> PAGEREF _Toc233475576 \h </w:instrText>
         </w:r>
         <w:r>
           <w:rPr>
@@ -6052,7 +6401,7 @@
           <w14:ligatures w14:val="standardContextual"/>
         </w:rPr>
       </w:pPr>
-      <w:hyperlink w:anchor="_Toc233473301" w:history="1">
+      <w:hyperlink w:anchor="_Toc233475577" w:history="1">
         <w:r>
           <w:rPr>
             <w:rStyle w:val="Siuktni"/>
@@ -6087,7 +6436,7 @@
             <w:noProof/>
             <w:webHidden/>
           </w:rPr>
-          <w:instrText xml:space="preserve"> PAGEREF _Toc233473301 \h </w:instrText>
+          <w:instrText xml:space="preserve"> PAGEREF _Toc233475577 \h </w:instrText>
         </w:r>
         <w:r>
           <w:rPr>
@@ -6134,7 +6483,7 @@
           <w14:ligatures w14:val="standardContextual"/>
         </w:rPr>
       </w:pPr>
-      <w:hyperlink w:anchor="_Toc233473302" w:history="1">
+      <w:hyperlink w:anchor="_Toc233475578" w:history="1">
         <w:r>
           <w:rPr>
             <w:rStyle w:val="Siuktni"/>
@@ -6169,7 +6518,7 @@
             <w:noProof/>
             <w:webHidden/>
           </w:rPr>
-          <w:instrText xml:space="preserve"> PAGEREF _Toc233473302 \h </w:instrText>
+          <w:instrText xml:space="preserve"> PAGEREF _Toc233475578 \h </w:instrText>
         </w:r>
         <w:r>
           <w:rPr>
@@ -6216,7 +6565,7 @@
           <w14:ligatures w14:val="standardContextual"/>
         </w:rPr>
       </w:pPr>
-      <w:hyperlink w:anchor="_Toc233473303" w:history="1">
+      <w:hyperlink w:anchor="_Toc233475579" w:history="1">
         <w:r>
           <w:rPr>
             <w:rStyle w:val="Siuktni"/>
@@ -6251,7 +6600,7 @@
             <w:noProof/>
             <w:webHidden/>
           </w:rPr>
-          <w:instrText xml:space="preserve"> PAGEREF _Toc233473303 \h </w:instrText>
+          <w:instrText xml:space="preserve"> PAGEREF _Toc233475579 \h </w:instrText>
         </w:r>
         <w:r>
           <w:rPr>
@@ -6298,7 +6647,7 @@
           <w14:ligatures w14:val="standardContextual"/>
         </w:rPr>
       </w:pPr>
-      <w:hyperlink w:anchor="_Toc233473304" w:history="1">
+      <w:hyperlink w:anchor="_Toc233475580" w:history="1">
         <w:r>
           <w:rPr>
             <w:rStyle w:val="Siuktni"/>
@@ -6333,7 +6682,7 @@
             <w:noProof/>
             <w:webHidden/>
           </w:rPr>
-          <w:instrText xml:space="preserve"> PAGEREF _Toc233473304 \h </w:instrText>
+          <w:instrText xml:space="preserve"> PAGEREF _Toc233475580 \h </w:instrText>
         </w:r>
         <w:r>
           <w:rPr>
@@ -6380,7 +6729,7 @@
           <w14:ligatures w14:val="standardContextual"/>
         </w:rPr>
       </w:pPr>
-      <w:hyperlink w:anchor="_Toc233473305" w:history="1">
+      <w:hyperlink w:anchor="_Toc233475581" w:history="1">
         <w:r>
           <w:rPr>
             <w:rStyle w:val="Siuktni"/>
@@ -6415,7 +6764,7 @@
             <w:noProof/>
             <w:webHidden/>
           </w:rPr>
-          <w:instrText xml:space="preserve"> PAGEREF _Toc233473305 \h </w:instrText>
+          <w:instrText xml:space="preserve"> PAGEREF _Toc233475581 \h </w:instrText>
         </w:r>
         <w:r>
           <w:rPr>
@@ -6462,7 +6811,7 @@
           <w14:ligatures w14:val="standardContextual"/>
         </w:rPr>
       </w:pPr>
-      <w:hyperlink w:anchor="_Toc233473306" w:history="1">
+      <w:hyperlink w:anchor="_Toc233475582" w:history="1">
         <w:r>
           <w:rPr>
             <w:rStyle w:val="Siuktni"/>
@@ -6497,7 +6846,7 @@
             <w:noProof/>
             <w:webHidden/>
           </w:rPr>
-          <w:instrText xml:space="preserve"> PAGEREF _Toc233473306 \h </w:instrText>
+          <w:instrText xml:space="preserve"> PAGEREF _Toc233475582 \h </w:instrText>
         </w:r>
         <w:r>
           <w:rPr>
@@ -6544,7 +6893,7 @@
           <w14:ligatures w14:val="standardContextual"/>
         </w:rPr>
       </w:pPr>
-      <w:hyperlink w:anchor="_Toc233473307" w:history="1">
+      <w:hyperlink w:anchor="_Toc233475583" w:history="1">
         <w:r>
           <w:rPr>
             <w:rStyle w:val="Siuktni"/>
@@ -6579,7 +6928,7 @@
             <w:noProof/>
             <w:webHidden/>
           </w:rPr>
-          <w:instrText xml:space="preserve"> PAGEREF _Toc233473307 \h </w:instrText>
+          <w:instrText xml:space="preserve"> PAGEREF _Toc233475583 \h </w:instrText>
         </w:r>
         <w:r>
           <w:rPr>
@@ -6626,7 +6975,7 @@
           <w14:ligatures w14:val="standardContextual"/>
         </w:rPr>
       </w:pPr>
-      <w:hyperlink w:anchor="_Toc233473308" w:history="1">
+      <w:hyperlink w:anchor="_Toc233475584" w:history="1">
         <w:r>
           <w:rPr>
             <w:rStyle w:val="Siuktni"/>
@@ -6661,7 +7010,7 @@
             <w:noProof/>
             <w:webHidden/>
           </w:rPr>
-          <w:instrText xml:space="preserve"> PAGEREF _Toc233473308 \h </w:instrText>
+          <w:instrText xml:space="preserve"> PAGEREF _Toc233475584 \h </w:instrText>
         </w:r>
         <w:r>
           <w:rPr>
@@ -6708,7 +7057,7 @@
           <w14:ligatures w14:val="standardContextual"/>
         </w:rPr>
       </w:pPr>
-      <w:hyperlink w:anchor="_Toc233473309" w:history="1">
+      <w:hyperlink w:anchor="_Toc233475585" w:history="1">
         <w:r>
           <w:rPr>
             <w:rStyle w:val="Siuktni"/>
@@ -6743,7 +7092,7 @@
             <w:noProof/>
             <w:webHidden/>
           </w:rPr>
-          <w:instrText xml:space="preserve"> PAGEREF _Toc233473309 \h </w:instrText>
+          <w:instrText xml:space="preserve"> PAGEREF _Toc233475585 \h </w:instrText>
         </w:r>
         <w:r>
           <w:rPr>
@@ -6790,7 +7139,7 @@
           <w14:ligatures w14:val="standardContextual"/>
         </w:rPr>
       </w:pPr>
-      <w:hyperlink w:anchor="_Toc233473310" w:history="1">
+      <w:hyperlink w:anchor="_Toc233475586" w:history="1">
         <w:r>
           <w:rPr>
             <w:rStyle w:val="Siuktni"/>
@@ -6825,7 +7174,7 @@
             <w:noProof/>
             <w:webHidden/>
           </w:rPr>
-          <w:instrText xml:space="preserve"> PAGEREF _Toc233473310 \h </w:instrText>
+          <w:instrText xml:space="preserve"> PAGEREF _Toc233475586 \h </w:instrText>
         </w:r>
         <w:r>
           <w:rPr>
@@ -6872,7 +7221,7 @@
           <w14:ligatures w14:val="standardContextual"/>
         </w:rPr>
       </w:pPr>
-      <w:hyperlink w:anchor="_Toc233473311" w:history="1">
+      <w:hyperlink w:anchor="_Toc233475587" w:history="1">
         <w:r>
           <w:rPr>
             <w:rStyle w:val="Siuktni"/>
@@ -6907,7 +7256,7 @@
             <w:noProof/>
             <w:webHidden/>
           </w:rPr>
-          <w:instrText xml:space="preserve"> PAGEREF _Toc233473311 \h </w:instrText>
+          <w:instrText xml:space="preserve"> PAGEREF _Toc233475587 \h </w:instrText>
         </w:r>
         <w:r>
           <w:rPr>
@@ -6954,7 +7303,7 @@
           <w14:ligatures w14:val="standardContextual"/>
         </w:rPr>
       </w:pPr>
-      <w:hyperlink w:anchor="_Toc233473312" w:history="1">
+      <w:hyperlink w:anchor="_Toc233475588" w:history="1">
         <w:r>
           <w:rPr>
             <w:rStyle w:val="Siuktni"/>
@@ -6989,7 +7338,7 @@
             <w:noProof/>
             <w:webHidden/>
           </w:rPr>
-          <w:instrText xml:space="preserve"> PAGEREF _Toc233473312 \h </w:instrText>
+          <w:instrText xml:space="preserve"> PAGEREF _Toc233475588 \h </w:instrText>
         </w:r>
         <w:r>
           <w:rPr>
@@ -7036,7 +7385,7 @@
           <w14:ligatures w14:val="standardContextual"/>
         </w:rPr>
       </w:pPr>
-      <w:hyperlink w:anchor="_Toc233473313" w:history="1">
+      <w:hyperlink w:anchor="_Toc233475589" w:history="1">
         <w:r>
           <w:rPr>
             <w:rStyle w:val="Siuktni"/>
@@ -7071,7 +7420,7 @@
             <w:noProof/>
             <w:webHidden/>
           </w:rPr>
-          <w:instrText xml:space="preserve"> PAGEREF _Toc233473313 \h </w:instrText>
+          <w:instrText xml:space="preserve"> PAGEREF _Toc233475589 \h </w:instrText>
         </w:r>
         <w:r>
           <w:rPr>
@@ -7118,7 +7467,7 @@
           <w14:ligatures w14:val="standardContextual"/>
         </w:rPr>
       </w:pPr>
-      <w:hyperlink w:anchor="_Toc233473314" w:history="1">
+      <w:hyperlink w:anchor="_Toc233475590" w:history="1">
         <w:r>
           <w:rPr>
             <w:rStyle w:val="Siuktni"/>
@@ -7153,7 +7502,7 @@
             <w:noProof/>
             <w:webHidden/>
           </w:rPr>
-          <w:instrText xml:space="preserve"> PAGEREF _Toc233473314 \h </w:instrText>
+          <w:instrText xml:space="preserve"> PAGEREF _Toc233475590 \h </w:instrText>
         </w:r>
         <w:r>
           <w:rPr>
@@ -7200,7 +7549,7 @@
           <w14:ligatures w14:val="standardContextual"/>
         </w:rPr>
       </w:pPr>
-      <w:hyperlink w:anchor="_Toc233473315" w:history="1">
+      <w:hyperlink w:anchor="_Toc233475591" w:history="1">
         <w:r>
           <w:rPr>
             <w:rStyle w:val="Siuktni"/>
@@ -7235,7 +7584,7 @@
             <w:noProof/>
             <w:webHidden/>
           </w:rPr>
-          <w:instrText xml:space="preserve"> PAGEREF _Toc233473315 \h </w:instrText>
+          <w:instrText xml:space="preserve"> PAGEREF _Toc233475591 \h </w:instrText>
         </w:r>
         <w:r>
           <w:rPr>
@@ -7282,7 +7631,7 @@
           <w14:ligatures w14:val="standardContextual"/>
         </w:rPr>
       </w:pPr>
-      <w:hyperlink w:anchor="_Toc233473316" w:history="1">
+      <w:hyperlink w:anchor="_Toc233475592" w:history="1">
         <w:r>
           <w:rPr>
             <w:rStyle w:val="Siuktni"/>
@@ -7317,7 +7666,7 @@
             <w:noProof/>
             <w:webHidden/>
           </w:rPr>
-          <w:instrText xml:space="preserve"> PAGEREF _Toc233473316 \h </w:instrText>
+          <w:instrText xml:space="preserve"> PAGEREF _Toc233475592 \h </w:instrText>
         </w:r>
         <w:r>
           <w:rPr>
@@ -9033,59 +9382,43 @@
     </w:p>
     <w:p>
       <w:pPr>
-        <w:spacing w:before="80"/>
-        <w:ind w:left="155" w:right="718"/>
-        <w:jc w:val="center"/>
-        <w:rPr>
-          <w:b/>
-        </w:rPr>
-      </w:pPr>
-      <w:r>
-        <w:rPr>
-          <w:b/>
-        </w:rPr>
+        <w:pStyle w:val="u1"/>
+      </w:pPr>
+      <w:bookmarkStart w:id="1" w:name="_Toc233475703"/>
+      <w:r>
         <w:t>TÓM</w:t>
       </w:r>
       <w:r>
         <w:rPr>
-          <w:b/>
           <w:spacing w:val="-6"/>
         </w:rPr>
         <w:t xml:space="preserve"> </w:t>
       </w:r>
       <w:r>
-        <w:rPr>
-          <w:b/>
-        </w:rPr>
         <w:t>TẮT</w:t>
       </w:r>
       <w:r>
         <w:rPr>
-          <w:b/>
           <w:spacing w:val="-5"/>
         </w:rPr>
         <w:t xml:space="preserve"> </w:t>
       </w:r>
       <w:r>
-        <w:rPr>
-          <w:b/>
-        </w:rPr>
         <w:t>ĐỒ</w:t>
       </w:r>
       <w:r>
         <w:rPr>
-          <w:b/>
           <w:spacing w:val="-4"/>
         </w:rPr>
         <w:t xml:space="preserve"> </w:t>
       </w:r>
       <w:r>
         <w:rPr>
-          <w:b/>
           <w:spacing w:val="-5"/>
         </w:rPr>
         <w:t>ÁN</w:t>
       </w:r>
+      <w:bookmarkEnd w:id="1"/>
     </w:p>
     <w:p>
       <w:pPr>
@@ -9163,21 +9496,21 @@
       <w:pPr>
         <w:pStyle w:val="u1"/>
       </w:pPr>
-      <w:bookmarkStart w:id="1" w:name="_Toc231479977"/>
-      <w:bookmarkStart w:id="2" w:name="_Toc233473159"/>
+      <w:bookmarkStart w:id="2" w:name="_Toc231479977"/>
+      <w:bookmarkStart w:id="3" w:name="_Toc233475704"/>
       <w:r>
         <w:lastRenderedPageBreak/>
         <w:t>MỞ ĐẦU</w:t>
       </w:r>
-      <w:bookmarkEnd w:id="1"/>
       <w:bookmarkEnd w:id="2"/>
+      <w:bookmarkEnd w:id="3"/>
     </w:p>
     <w:p>
       <w:pPr>
         <w:pStyle w:val="u2"/>
         <w:ind w:left="426" w:hanging="426"/>
       </w:pPr>
-      <w:bookmarkStart w:id="3" w:name="_Toc233473160"/>
+      <w:bookmarkStart w:id="4" w:name="_Toc233475705"/>
       <w:r>
         <w:t>Lý</w:t>
       </w:r>
@@ -9220,7 +9553,7 @@
         </w:rPr>
         <w:t>tài</w:t>
       </w:r>
-      <w:bookmarkEnd w:id="3"/>
+      <w:bookmarkEnd w:id="4"/>
     </w:p>
     <w:p>
       <w:pPr>
@@ -9268,7 +9601,7 @@
         </w:rPr>
         <w:t xml:space="preserve"> </w:t>
       </w:r>
-      <w:bookmarkStart w:id="4" w:name="_Toc233473161"/>
+      <w:bookmarkStart w:id="5" w:name="_Toc233475706"/>
       <w:r>
         <w:t>Đối</w:t>
       </w:r>
@@ -9323,7 +9656,7 @@
         </w:rPr>
         <w:t xml:space="preserve"> cứu</w:t>
       </w:r>
-      <w:bookmarkEnd w:id="4"/>
+      <w:bookmarkEnd w:id="5"/>
     </w:p>
     <w:p>
       <w:pPr>
@@ -9336,7 +9669,7 @@
           <w:lang w:val="en-US"/>
         </w:rPr>
       </w:pPr>
-      <w:bookmarkStart w:id="5" w:name="_Toc233473162"/>
+      <w:bookmarkStart w:id="6" w:name="_Toc233475707"/>
       <w:r>
         <w:rPr>
           <w:lang w:val="en-US"/>
@@ -9352,7 +9685,7 @@
         </w:rPr>
         <w:t xml:space="preserve"> nghiên cứu</w:t>
       </w:r>
-      <w:bookmarkEnd w:id="5"/>
+      <w:bookmarkEnd w:id="6"/>
     </w:p>
     <w:p>
       <w:pPr>
@@ -9378,14 +9711,14 @@
           <w:lang w:val="en-US"/>
         </w:rPr>
       </w:pPr>
-      <w:bookmarkStart w:id="6" w:name="_Toc233473163"/>
+      <w:bookmarkStart w:id="7" w:name="_Toc233475708"/>
       <w:r>
         <w:rPr>
           <w:lang w:val="en-US"/>
         </w:rPr>
         <w:t>Phạm vi nghiên cứu</w:t>
       </w:r>
-      <w:bookmarkEnd w:id="6"/>
+      <w:bookmarkEnd w:id="7"/>
     </w:p>
     <w:p>
       <w:pPr>
@@ -9455,53 +9788,25 @@
         <w:rPr>
           <w:lang w:val="en-US"/>
         </w:rPr>
-        <w:t>Quản lý hợp đồng thuê phòng.</w:t>
-      </w:r>
-    </w:p>
-    <w:p>
-      <w:pPr>
-        <w:rPr>
-          <w:lang w:val="en-US"/>
-        </w:rPr>
-      </w:pPr>
-      <w:r>
-        <w:rPr>
-          <w:lang w:val="en-US"/>
-        </w:rPr>
-        <w:t xml:space="preserve">- </w:t>
-      </w:r>
-      <w:r>
-        <w:rPr>
-          <w:lang w:val="en-US"/>
-        </w:rPr>
         <w:t>Quản lý hóa đơn tiền phòng, điện, nước và các chi phí phát sinh.</w:t>
       </w:r>
-    </w:p>
-    <w:p>
-      <w:pPr>
-        <w:rPr>
-          <w:lang w:val="en-US"/>
-        </w:rPr>
-      </w:pPr>
-      <w:r>
-        <w:rPr>
-          <w:lang w:val="en-US"/>
-        </w:rPr>
-        <w:t xml:space="preserve"> -</w:t>
-      </w:r>
-      <w:r>
-        <w:rPr>
-          <w:lang w:val="en-US"/>
-        </w:rPr>
-        <w:t xml:space="preserve">Thống kê và tra cứu thông tin phục vụ công tác quản lý. </w:t>
+      <w:r>
+        <w:rPr>
+          <w:lang w:val="en-US"/>
+        </w:rPr>
+        <w:t xml:space="preserve"> </w:t>
       </w:r>
     </w:p>
     <w:p>
       <w:pPr>
         <w:pStyle w:val="u2"/>
         <w:ind w:left="0" w:firstLine="0"/>
-      </w:pPr>
-      <w:bookmarkStart w:id="7" w:name="_Toc233473164"/>
+        <w:rPr>
+          <w:spacing w:val="-5"/>
+          <w:lang w:val="en-US"/>
+        </w:rPr>
+      </w:pPr>
+      <w:bookmarkStart w:id="8" w:name="_Toc233475709"/>
       <w:r>
         <w:t>Phương</w:t>
       </w:r>
@@ -9535,7 +9840,7 @@
         </w:rPr>
         <w:t>cứu</w:t>
       </w:r>
-      <w:bookmarkEnd w:id="7"/>
+      <w:bookmarkEnd w:id="8"/>
     </w:p>
     <w:p>
       <w:pPr>
@@ -9548,18 +9853,22 @@
           <w:lang w:val="en-US"/>
         </w:rPr>
       </w:pPr>
-      <w:bookmarkStart w:id="8" w:name="_Toc233473165"/>
+      <w:bookmarkStart w:id="9" w:name="_Toc233475710"/>
       <w:r>
         <w:rPr>
           <w:lang w:val="en-US"/>
         </w:rPr>
         <w:t>Phương pháp thu thập và phân tích tài liệu</w:t>
       </w:r>
-      <w:bookmarkEnd w:id="8"/>
-    </w:p>
-    <w:p>
-      <w:pPr>
-        <w:rPr>
+      <w:bookmarkEnd w:id="9"/>
+    </w:p>
+    <w:p>
+      <w:pPr>
+        <w:widowControl w:val="0"/>
+        <w:autoSpaceDE w:val="0"/>
+        <w:autoSpaceDN w:val="0"/>
+        <w:rPr>
+          <w:szCs w:val="26"/>
           <w:lang w:val="en-US"/>
         </w:rPr>
       </w:pPr>
@@ -9568,6 +9877,129 @@
           <w:lang w:val="en-US"/>
         </w:rPr>
         <w:t>Tìm hiểu, tham khảo các tài liệu liên quan đến phân tích thiết kế hệ thống, cơ sở dữ liệu, lập trình web và các mô hình quản lý phòng trọ. Đồng thời nghiên cứu các website và hệ thống quản lý tương tự để xác định các chức năng cần thiết cho hệ thống.</w:t>
+      </w:r>
+      <w:r>
+        <w:rPr>
+          <w:lang w:val="en-US"/>
+        </w:rPr>
+        <w:br/>
+      </w:r>
+      <w:r>
+        <w:rPr>
+          <w:szCs w:val="26"/>
+          <w:lang w:val="en-US"/>
+        </w:rPr>
+        <w:t>Nghiên cứu các tài liệu liên quan đến:</w:t>
+      </w:r>
+    </w:p>
+    <w:p>
+      <w:pPr>
+        <w:widowControl w:val="0"/>
+        <w:numPr>
+          <w:ilvl w:val="0"/>
+          <w:numId w:val="19"/>
+        </w:numPr>
+        <w:autoSpaceDE w:val="0"/>
+        <w:autoSpaceDN w:val="0"/>
+        <w:rPr>
+          <w:szCs w:val="26"/>
+          <w:lang w:val="en-US"/>
+        </w:rPr>
+      </w:pPr>
+      <w:r>
+        <w:rPr>
+          <w:szCs w:val="26"/>
+          <w:lang w:val="en-US"/>
+        </w:rPr>
+        <w:t xml:space="preserve">ASP.NET Core MVC. </w:t>
+      </w:r>
+    </w:p>
+    <w:p>
+      <w:pPr>
+        <w:widowControl w:val="0"/>
+        <w:numPr>
+          <w:ilvl w:val="0"/>
+          <w:numId w:val="19"/>
+        </w:numPr>
+        <w:autoSpaceDE w:val="0"/>
+        <w:autoSpaceDN w:val="0"/>
+        <w:rPr>
+          <w:szCs w:val="26"/>
+          <w:lang w:val="en-US"/>
+        </w:rPr>
+      </w:pPr>
+      <w:r>
+        <w:rPr>
+          <w:szCs w:val="26"/>
+          <w:lang w:val="en-US"/>
+        </w:rPr>
+        <w:t xml:space="preserve">Entity Framework Core. </w:t>
+      </w:r>
+    </w:p>
+    <w:p>
+      <w:pPr>
+        <w:widowControl w:val="0"/>
+        <w:numPr>
+          <w:ilvl w:val="0"/>
+          <w:numId w:val="19"/>
+        </w:numPr>
+        <w:autoSpaceDE w:val="0"/>
+        <w:autoSpaceDN w:val="0"/>
+        <w:rPr>
+          <w:szCs w:val="26"/>
+          <w:lang w:val="en-US"/>
+        </w:rPr>
+      </w:pPr>
+      <w:r>
+        <w:rPr>
+          <w:szCs w:val="26"/>
+          <w:lang w:val="en-US"/>
+        </w:rPr>
+        <w:t xml:space="preserve">SQL Server. </w:t>
+      </w:r>
+    </w:p>
+    <w:p>
+      <w:pPr>
+        <w:widowControl w:val="0"/>
+        <w:numPr>
+          <w:ilvl w:val="0"/>
+          <w:numId w:val="19"/>
+        </w:numPr>
+        <w:autoSpaceDE w:val="0"/>
+        <w:autoSpaceDN w:val="0"/>
+        <w:rPr>
+          <w:szCs w:val="26"/>
+          <w:lang w:val="en-US"/>
+        </w:rPr>
+      </w:pPr>
+      <w:r>
+        <w:rPr>
+          <w:szCs w:val="26"/>
+          <w:lang w:val="en-US"/>
+        </w:rPr>
+        <w:t xml:space="preserve">Mô hình MVC. </w:t>
+      </w:r>
+    </w:p>
+    <w:p>
+      <w:pPr>
+        <w:widowControl w:val="0"/>
+        <w:numPr>
+          <w:ilvl w:val="0"/>
+          <w:numId w:val="19"/>
+        </w:numPr>
+        <w:autoSpaceDE w:val="0"/>
+        <w:autoSpaceDN w:val="0"/>
+        <w:rPr>
+          <w:szCs w:val="26"/>
+          <w:lang w:val="en-US"/>
+        </w:rPr>
+      </w:pPr>
+      <w:r>
+        <w:rPr>
+          <w:szCs w:val="26"/>
+          <w:lang w:val="en-US"/>
+        </w:rPr>
+        <w:t>Các hệ thống quản lý phòng trọ hiện có.</w:t>
       </w:r>
     </w:p>
     <w:p>
@@ -9581,26 +10013,102 @@
           <w:lang w:val="en-US"/>
         </w:rPr>
       </w:pPr>
-      <w:bookmarkStart w:id="9" w:name="_Toc233473166"/>
+      <w:bookmarkStart w:id="10" w:name="_Toc233475711"/>
       <w:r>
         <w:rPr>
           <w:lang w:val="en-US"/>
         </w:rPr>
         <w:t>Phương pháp khảo sát thực tế</w:t>
       </w:r>
-      <w:bookmarkEnd w:id="9"/>
-    </w:p>
-    <w:p>
-      <w:pPr>
-        <w:rPr>
-          <w:lang w:val="en-US"/>
-        </w:rPr>
-      </w:pPr>
-      <w:r>
-        <w:rPr>
-          <w:lang w:val="en-US"/>
-        </w:rPr>
-        <w:t>Tiến hành khảo sát nhu cầu quản lý phòng trọ của chủ nhà trọ và nhu cầu tìm kiếm, thuê phòng của sinh viên nhằm xác định các yêu cầu thực tế, từ đó xây dựng các chức năng phù hợp cho hệ thống.</w:t>
+      <w:bookmarkEnd w:id="10"/>
+    </w:p>
+    <w:p>
+      <w:pPr>
+        <w:widowControl w:val="0"/>
+        <w:autoSpaceDE w:val="0"/>
+        <w:autoSpaceDN w:val="0"/>
+        <w:rPr>
+          <w:szCs w:val="26"/>
+          <w:lang w:val="en-US"/>
+        </w:rPr>
+      </w:pPr>
+      <w:r>
+        <w:rPr>
+          <w:lang w:val="en-US"/>
+        </w:rPr>
+        <w:t>Tiến hành khảo sát nhu cầu quản lý phòng trọ của chủ nhà trọ và nhu cầu tìm kiếm, thuê phòng của sinh viên nhằm xác định các yêu cầu thực tế, từ đó xây dựng các chức năng phù hợp cho hệ thống</w:t>
+      </w:r>
+      <w:r>
+        <w:rPr>
+          <w:lang w:val="en-US"/>
+        </w:rPr>
+        <w:t>:</w:t>
+      </w:r>
+    </w:p>
+    <w:p>
+      <w:pPr>
+        <w:widowControl w:val="0"/>
+        <w:numPr>
+          <w:ilvl w:val="0"/>
+          <w:numId w:val="20"/>
+        </w:numPr>
+        <w:autoSpaceDE w:val="0"/>
+        <w:autoSpaceDN w:val="0"/>
+        <w:rPr>
+          <w:szCs w:val="26"/>
+          <w:lang w:val="en-US"/>
+        </w:rPr>
+      </w:pPr>
+      <w:r>
+        <w:rPr>
+          <w:szCs w:val="26"/>
+          <w:lang w:val="en-US"/>
+        </w:rPr>
+        <w:t xml:space="preserve">Quy trình quản lý hiện tại. </w:t>
+      </w:r>
+    </w:p>
+    <w:p>
+      <w:pPr>
+        <w:widowControl w:val="0"/>
+        <w:numPr>
+          <w:ilvl w:val="0"/>
+          <w:numId w:val="20"/>
+        </w:numPr>
+        <w:autoSpaceDE w:val="0"/>
+        <w:autoSpaceDN w:val="0"/>
+        <w:rPr>
+          <w:szCs w:val="26"/>
+          <w:lang w:val="en-US"/>
+        </w:rPr>
+      </w:pPr>
+      <w:r>
+        <w:rPr>
+          <w:szCs w:val="26"/>
+          <w:lang w:val="en-US"/>
+        </w:rPr>
+        <w:t xml:space="preserve">Các khó khăn gặp phải. </w:t>
+      </w:r>
+    </w:p>
+    <w:p>
+      <w:pPr>
+        <w:widowControl w:val="0"/>
+        <w:numPr>
+          <w:ilvl w:val="0"/>
+          <w:numId w:val="20"/>
+        </w:numPr>
+        <w:autoSpaceDE w:val="0"/>
+        <w:autoSpaceDN w:val="0"/>
+        <w:rPr>
+          <w:szCs w:val="26"/>
+          <w:lang w:val="en-US"/>
+        </w:rPr>
+      </w:pPr>
+      <w:r>
+        <w:rPr>
+          <w:szCs w:val="26"/>
+          <w:lang w:val="en-US"/>
+        </w:rPr>
+        <w:t xml:space="preserve">Các chức năng cần thiết cho hệ thống. </w:t>
       </w:r>
     </w:p>
     <w:p>
@@ -9614,18 +10122,22 @@
           <w:lang w:val="en-US"/>
         </w:rPr>
       </w:pPr>
-      <w:bookmarkStart w:id="10" w:name="_Toc233473167"/>
+      <w:bookmarkStart w:id="11" w:name="_Toc233475712"/>
       <w:r>
         <w:rPr>
           <w:lang w:val="en-US"/>
         </w:rPr>
         <w:t>Phương pháp phân tích và thiết kế hệ thống</w:t>
       </w:r>
-      <w:bookmarkEnd w:id="10"/>
-    </w:p>
-    <w:p>
-      <w:pPr>
-        <w:rPr>
+      <w:bookmarkEnd w:id="11"/>
+    </w:p>
+    <w:p>
+      <w:pPr>
+        <w:widowControl w:val="0"/>
+        <w:autoSpaceDE w:val="0"/>
+        <w:autoSpaceDN w:val="0"/>
+        <w:rPr>
+          <w:szCs w:val="26"/>
           <w:lang w:val="en-US"/>
         </w:rPr>
       </w:pPr>
@@ -9634,6 +10146,100 @@
           <w:lang w:val="en-US"/>
         </w:rPr>
         <w:t>Phân tích các yêu cầu chức năng và phi chức năng của hệ thống, xây dựng mô hình cơ sở dữ liệu, sơ đồ luồng dữ liệu và các thành phần cần thiết để đảm bảo hệ thống hoạt động hiệu quả.</w:t>
+      </w:r>
+      <w:r>
+        <w:rPr>
+          <w:lang w:val="en-US"/>
+        </w:rPr>
+        <w:t>:</w:t>
+      </w:r>
+    </w:p>
+    <w:p>
+      <w:pPr>
+        <w:widowControl w:val="0"/>
+        <w:numPr>
+          <w:ilvl w:val="0"/>
+          <w:numId w:val="21"/>
+        </w:numPr>
+        <w:autoSpaceDE w:val="0"/>
+        <w:autoSpaceDN w:val="0"/>
+        <w:rPr>
+          <w:szCs w:val="26"/>
+          <w:lang w:val="en-US"/>
+        </w:rPr>
+      </w:pPr>
+      <w:r>
+        <w:rPr>
+          <w:szCs w:val="26"/>
+          <w:lang w:val="en-US"/>
+        </w:rPr>
+        <w:t xml:space="preserve">Phân tích yêu cầu người dùng. </w:t>
+      </w:r>
+    </w:p>
+    <w:p>
+      <w:pPr>
+        <w:widowControl w:val="0"/>
+        <w:numPr>
+          <w:ilvl w:val="0"/>
+          <w:numId w:val="21"/>
+        </w:numPr>
+        <w:autoSpaceDE w:val="0"/>
+        <w:autoSpaceDN w:val="0"/>
+        <w:rPr>
+          <w:szCs w:val="26"/>
+          <w:lang w:val="en-US"/>
+        </w:rPr>
+      </w:pPr>
+      <w:r>
+        <w:rPr>
+          <w:szCs w:val="26"/>
+          <w:lang w:val="en-US"/>
+        </w:rPr>
+        <w:lastRenderedPageBreak/>
+        <w:t xml:space="preserve">Thiết kế cơ sở dữ liệu. </w:t>
+      </w:r>
+    </w:p>
+    <w:p>
+      <w:pPr>
+        <w:widowControl w:val="0"/>
+        <w:numPr>
+          <w:ilvl w:val="0"/>
+          <w:numId w:val="21"/>
+        </w:numPr>
+        <w:autoSpaceDE w:val="0"/>
+        <w:autoSpaceDN w:val="0"/>
+        <w:rPr>
+          <w:szCs w:val="26"/>
+          <w:lang w:val="en-US"/>
+        </w:rPr>
+      </w:pPr>
+      <w:r>
+        <w:rPr>
+          <w:szCs w:val="26"/>
+          <w:lang w:val="en-US"/>
+        </w:rPr>
+        <w:t xml:space="preserve">Thiết kế giao diện. </w:t>
+      </w:r>
+    </w:p>
+    <w:p>
+      <w:pPr>
+        <w:rPr>
+          <w:lang w:val="en-US"/>
+        </w:rPr>
+      </w:pPr>
+      <w:r>
+        <w:rPr>
+          <w:szCs w:val="26"/>
+          <w:lang w:val="en-US"/>
+        </w:rPr>
+        <w:t>Thiết kế các chức năng nghiệp vụ</w:t>
+      </w:r>
+      <w:r>
+        <w:rPr>
+          <w:szCs w:val="26"/>
+          <w:lang w:val="en-US"/>
+        </w:rPr>
+        <w:t>.</w:t>
       </w:r>
     </w:p>
     <w:p>
@@ -9647,27 +10253,150 @@
           <w:lang w:val="en-US"/>
         </w:rPr>
       </w:pPr>
-      <w:bookmarkStart w:id="11" w:name="_Toc233473168"/>
+      <w:bookmarkStart w:id="12" w:name="_Toc233475713"/>
       <w:r>
         <w:rPr>
           <w:lang w:val="en-US"/>
         </w:rPr>
         <w:t>Phương pháp xây dựng và kiểm thử hệ thống</w:t>
       </w:r>
-      <w:bookmarkEnd w:id="11"/>
-    </w:p>
-    <w:p>
-      <w:pPr>
-        <w:rPr>
-          <w:lang w:val="en-US"/>
-        </w:rPr>
-      </w:pPr>
-      <w:r>
-        <w:rPr>
-          <w:lang w:val="en-US"/>
-        </w:rPr>
-        <w:t>Sử dụng các công nghệ lập trình web để xây dựng hệ thống quản lý phòng trọ. Sau khi hoàn thành, tiến hành kiểm thử các chức năng nhằm phát hiện và khắc phục lỗi, đảm bảo hệ thống hoạt động ổn định và đáp ứng các yêu cầu đã đề ra.</w:t>
-      </w:r>
+      <w:bookmarkEnd w:id="12"/>
+    </w:p>
+    <w:p>
+      <w:pPr>
+        <w:widowControl w:val="0"/>
+        <w:autoSpaceDE w:val="0"/>
+        <w:autoSpaceDN w:val="0"/>
+        <w:rPr>
+          <w:szCs w:val="26"/>
+          <w:lang w:val="en-US"/>
+        </w:rPr>
+      </w:pPr>
+      <w:r>
+        <w:rPr>
+          <w:lang w:val="en-US"/>
+        </w:rPr>
+        <w:t>Sử dụng các công nghệ lập trình web để xây dựng hệ thống quản lý phòng trọ. Sau khi hoàn thành, tiến hành kiểm thử các chức năng nhằm phát hiện và khắc phục lỗi, đảm bảo hệ thống hoạt động ổn định và đáp ứng các yêu cầu đã đề ra</w:t>
+      </w:r>
+      <w:r>
+        <w:rPr>
+          <w:lang w:val="en-US"/>
+        </w:rPr>
+        <w:t>:</w:t>
+      </w:r>
+    </w:p>
+    <w:p>
+      <w:pPr>
+        <w:widowControl w:val="0"/>
+        <w:numPr>
+          <w:ilvl w:val="0"/>
+          <w:numId w:val="22"/>
+        </w:numPr>
+        <w:autoSpaceDE w:val="0"/>
+        <w:autoSpaceDN w:val="0"/>
+        <w:rPr>
+          <w:szCs w:val="26"/>
+          <w:lang w:val="en-US"/>
+        </w:rPr>
+      </w:pPr>
+      <w:r>
+        <w:rPr>
+          <w:szCs w:val="26"/>
+          <w:lang w:val="en-US"/>
+        </w:rPr>
+        <w:t xml:space="preserve">Tính chính xác của chức năng. </w:t>
+      </w:r>
+    </w:p>
+    <w:p>
+      <w:pPr>
+        <w:widowControl w:val="0"/>
+        <w:numPr>
+          <w:ilvl w:val="0"/>
+          <w:numId w:val="22"/>
+        </w:numPr>
+        <w:autoSpaceDE w:val="0"/>
+        <w:autoSpaceDN w:val="0"/>
+        <w:rPr>
+          <w:szCs w:val="26"/>
+          <w:lang w:val="en-US"/>
+        </w:rPr>
+      </w:pPr>
+      <w:r>
+        <w:rPr>
+          <w:szCs w:val="26"/>
+          <w:lang w:val="en-US"/>
+        </w:rPr>
+        <w:t xml:space="preserve">Hiệu năng hoạt động. </w:t>
+      </w:r>
+    </w:p>
+    <w:p>
+      <w:pPr>
+        <w:widowControl w:val="0"/>
+        <w:numPr>
+          <w:ilvl w:val="0"/>
+          <w:numId w:val="22"/>
+        </w:numPr>
+        <w:autoSpaceDE w:val="0"/>
+        <w:autoSpaceDN w:val="0"/>
+        <w:rPr>
+          <w:szCs w:val="26"/>
+          <w:lang w:val="en-US"/>
+        </w:rPr>
+      </w:pPr>
+      <w:r>
+        <w:rPr>
+          <w:szCs w:val="26"/>
+          <w:lang w:val="en-US"/>
+        </w:rPr>
+        <w:t xml:space="preserve">Khả năng bảo mật. </w:t>
+      </w:r>
+    </w:p>
+    <w:p>
+      <w:pPr>
+        <w:widowControl w:val="0"/>
+        <w:numPr>
+          <w:ilvl w:val="0"/>
+          <w:numId w:val="22"/>
+        </w:numPr>
+        <w:autoSpaceDE w:val="0"/>
+        <w:autoSpaceDN w:val="0"/>
+        <w:rPr>
+          <w:szCs w:val="26"/>
+          <w:lang w:val="en-US"/>
+        </w:rPr>
+      </w:pPr>
+      <w:r>
+        <w:rPr>
+          <w:szCs w:val="26"/>
+          <w:lang w:val="en-US"/>
+        </w:rPr>
+        <w:t xml:space="preserve">Tính ổn định của hệ thống. </w:t>
+      </w:r>
+    </w:p>
+    <w:p>
+      <w:pPr>
+        <w:widowControl w:val="0"/>
+        <w:autoSpaceDE w:val="0"/>
+        <w:autoSpaceDN w:val="0"/>
+        <w:rPr>
+          <w:szCs w:val="26"/>
+          <w:lang w:val="en-US"/>
+        </w:rPr>
+      </w:pPr>
+      <w:r>
+        <w:rPr>
+          <w:szCs w:val="26"/>
+          <w:lang w:val="en-US"/>
+        </w:rPr>
+        <w:t>Kết quả kiểm thử được sử dụng để sửa lỗi và hoàn thiện hệ thống trước khi đưa vào sử dụng thực tế.</w:t>
+      </w:r>
+    </w:p>
+    <w:p>
+      <w:pPr>
+        <w:rPr>
+          <w:lang w:val="en-US"/>
+        </w:rPr>
+      </w:pPr>
     </w:p>
     <w:p>
       <w:pPr>
@@ -9693,8 +10422,8 @@
           <w:lang w:val="en-US"/>
         </w:rPr>
       </w:pPr>
-      <w:bookmarkStart w:id="12" w:name="_Toc231479978"/>
-      <w:bookmarkStart w:id="13" w:name="_Toc233473169"/>
+      <w:bookmarkStart w:id="13" w:name="_Toc231479978"/>
+      <w:bookmarkStart w:id="14" w:name="_Toc233475714"/>
       <w:r>
         <w:rPr>
           <w:color w:val="000000" w:themeColor="text1"/>
@@ -9765,8 +10494,8 @@
         </w:rPr>
         <w:t>THUYẾT</w:t>
       </w:r>
-      <w:bookmarkEnd w:id="12"/>
       <w:bookmarkEnd w:id="13"/>
+      <w:bookmarkEnd w:id="14"/>
     </w:p>
     <w:p>
       <w:pPr>
@@ -9795,14 +10524,14 @@
         </w:rPr>
         <w:t xml:space="preserve"> </w:t>
       </w:r>
-      <w:bookmarkStart w:id="14" w:name="_Toc233473170"/>
+      <w:bookmarkStart w:id="15" w:name="_Toc233475715"/>
       <w:r>
         <w:rPr>
           <w:lang w:val="en-US"/>
         </w:rPr>
         <w:t>Tổng quan về hệ thống quản lý phòng trọ sinh viên</w:t>
       </w:r>
-      <w:bookmarkEnd w:id="14"/>
+      <w:bookmarkEnd w:id="15"/>
     </w:p>
     <w:p>
       <w:pPr>
@@ -10013,7 +10742,7 @@
           <w:szCs w:val="26"/>
           <w:lang w:val="en-US"/>
         </w:rPr>
-        <w:t xml:space="preserve">Quản lý hợp đồng thuê phòng. </w:t>
+        <w:t xml:space="preserve">Quản lý hóa đơn điện, nước và tiền thuê phòng. </w:t>
       </w:r>
     </w:p>
     <w:p>
@@ -10032,7 +10761,7 @@
           <w:szCs w:val="26"/>
           <w:lang w:val="en-US"/>
         </w:rPr>
-        <w:t xml:space="preserve">Quản lý hóa đơn điện, nước và tiền thuê phòng. </w:t>
+        <w:t xml:space="preserve">Quản lý tài khoản người dùng. </w:t>
       </w:r>
     </w:p>
     <w:p>
@@ -10051,45 +10780,7 @@
           <w:szCs w:val="26"/>
           <w:lang w:val="en-US"/>
         </w:rPr>
-        <w:t xml:space="preserve">Quản lý tài khoản người dùng. </w:t>
-      </w:r>
-    </w:p>
-    <w:p>
-      <w:pPr>
-        <w:numPr>
-          <w:ilvl w:val="0"/>
-          <w:numId w:val="12"/>
-        </w:numPr>
-        <w:rPr>
-          <w:szCs w:val="26"/>
-          <w:lang w:val="en-US"/>
-        </w:rPr>
-      </w:pPr>
-      <w:r>
-        <w:rPr>
-          <w:szCs w:val="26"/>
-          <w:lang w:val="en-US"/>
-        </w:rPr>
         <w:t xml:space="preserve">Phân quyền truy cập hệ thống. </w:t>
-      </w:r>
-    </w:p>
-    <w:p>
-      <w:pPr>
-        <w:numPr>
-          <w:ilvl w:val="0"/>
-          <w:numId w:val="12"/>
-        </w:numPr>
-        <w:rPr>
-          <w:szCs w:val="26"/>
-          <w:lang w:val="en-US"/>
-        </w:rPr>
-      </w:pPr>
-      <w:r>
-        <w:rPr>
-          <w:szCs w:val="26"/>
-          <w:lang w:val="en-US"/>
-        </w:rPr>
-        <w:t xml:space="preserve">Tra cứu và thống kê dữ liệu. </w:t>
       </w:r>
     </w:p>
     <w:p>
@@ -10128,14 +10819,14 @@
           <w:lang w:val="en-US"/>
         </w:rPr>
       </w:pPr>
-      <w:bookmarkStart w:id="15" w:name="_Toc233473171"/>
+      <w:bookmarkStart w:id="16" w:name="_Toc233475716"/>
       <w:r>
         <w:rPr>
           <w:lang w:val="en-US"/>
         </w:rPr>
         <w:t>Mô hình kiến trúc MVC</w:t>
       </w:r>
-      <w:bookmarkEnd w:id="15"/>
+      <w:bookmarkEnd w:id="16"/>
     </w:p>
     <w:p>
       <w:pPr>
@@ -10409,14 +11100,14 @@
           <w:lang w:val="en-US"/>
         </w:rPr>
       </w:pPr>
-      <w:bookmarkStart w:id="16" w:name="_Toc233473172"/>
+      <w:bookmarkStart w:id="17" w:name="_Toc233475717"/>
       <w:r>
         <w:rPr>
           <w:lang w:val="en-US"/>
         </w:rPr>
         <w:t>Hệ quản trị cơ sở dữ liệu SQL Server</w:t>
       </w:r>
-      <w:bookmarkEnd w:id="16"/>
+      <w:bookmarkEnd w:id="17"/>
     </w:p>
     <w:p>
       <w:pPr>
@@ -10429,14 +11120,16 @@
           <w:lang w:val="en-US"/>
         </w:rPr>
       </w:pPr>
-      <w:bookmarkStart w:id="17" w:name="_Toc233473173"/>
+      <w:bookmarkStart w:id="18" w:name="_Toc233473173"/>
+      <w:bookmarkStart w:id="19" w:name="_Toc233475718"/>
       <w:r>
         <w:rPr>
           <w:lang w:val="en-US"/>
         </w:rPr>
         <w:t>Khái niệm</w:t>
       </w:r>
-      <w:bookmarkEnd w:id="17"/>
+      <w:bookmarkEnd w:id="18"/>
+      <w:bookmarkEnd w:id="19"/>
     </w:p>
     <w:p>
       <w:pPr>
@@ -10563,7 +11256,7 @@
           <w:szCs w:val="26"/>
           <w:lang w:val="en-US"/>
         </w:rPr>
-        <w:t xml:space="preserve">Thông tin hợp đồng thuê phòng. </w:t>
+        <w:t xml:space="preserve">Thông tin hóa đơn. </w:t>
       </w:r>
     </w:p>
     <w:p>
@@ -10585,7 +11278,7 @@
           <w:szCs w:val="26"/>
           <w:lang w:val="en-US"/>
         </w:rPr>
-        <w:t xml:space="preserve">Thông tin hóa đơn điện, nước. </w:t>
+        <w:t xml:space="preserve">Tài khoản người dùng. </w:t>
       </w:r>
     </w:p>
     <w:p>
@@ -10607,51 +11300,7 @@
           <w:szCs w:val="26"/>
           <w:lang w:val="en-US"/>
         </w:rPr>
-        <w:t xml:space="preserve">Tài khoản người dùng. </w:t>
-      </w:r>
-    </w:p>
-    <w:p>
-      <w:pPr>
-        <w:widowControl w:val="0"/>
-        <w:numPr>
-          <w:ilvl w:val="0"/>
-          <w:numId w:val="13"/>
-        </w:numPr>
-        <w:autoSpaceDE w:val="0"/>
-        <w:autoSpaceDN w:val="0"/>
-        <w:rPr>
-          <w:szCs w:val="26"/>
-          <w:lang w:val="en-US"/>
-        </w:rPr>
-      </w:pPr>
-      <w:r>
-        <w:rPr>
-          <w:szCs w:val="26"/>
-          <w:lang w:val="en-US"/>
-        </w:rPr>
         <w:t xml:space="preserve">Dữ liệu phân quyền. </w:t>
-      </w:r>
-    </w:p>
-    <w:p>
-      <w:pPr>
-        <w:widowControl w:val="0"/>
-        <w:numPr>
-          <w:ilvl w:val="0"/>
-          <w:numId w:val="13"/>
-        </w:numPr>
-        <w:autoSpaceDE w:val="0"/>
-        <w:autoSpaceDN w:val="0"/>
-        <w:rPr>
-          <w:szCs w:val="26"/>
-          <w:lang w:val="en-US"/>
-        </w:rPr>
-      </w:pPr>
-      <w:r>
-        <w:rPr>
-          <w:szCs w:val="26"/>
-          <w:lang w:val="en-US"/>
-        </w:rPr>
-        <w:t xml:space="preserve">Dữ liệu thống kê và báo cáo. </w:t>
       </w:r>
     </w:p>
     <w:p>
@@ -10713,7 +11362,6 @@
           <w:szCs w:val="26"/>
           <w:lang w:val="en-US"/>
         </w:rPr>
-        <w:lastRenderedPageBreak/>
         <w:t xml:space="preserve">Khả năng truy xuất dữ liệu nhanh chóng. </w:t>
       </w:r>
     </w:p>
@@ -10758,19 +11406,9 @@
           <w:szCs w:val="26"/>
           <w:lang w:val="en-US"/>
         </w:rPr>
+        <w:lastRenderedPageBreak/>
         <w:t>Khả năng mở rộng khi số lượng người dùng tăng lên.</w:t>
       </w:r>
-    </w:p>
-    <w:p>
-      <w:pPr>
-        <w:widowControl w:val="0"/>
-        <w:autoSpaceDE w:val="0"/>
-        <w:autoSpaceDN w:val="0"/>
-        <w:rPr>
-          <w:szCs w:val="26"/>
-          <w:lang w:val="en-US"/>
-        </w:rPr>
-      </w:pPr>
     </w:p>
     <w:p>
       <w:pPr>
@@ -10784,14 +11422,14 @@
           <w:lang w:val="en-US"/>
         </w:rPr>
       </w:pPr>
-      <w:bookmarkStart w:id="18" w:name="_Toc233473174"/>
+      <w:bookmarkStart w:id="20" w:name="_Toc233475719"/>
       <w:r>
         <w:rPr>
           <w:lang w:val="en-US"/>
         </w:rPr>
         <w:t>Entity Framework Core</w:t>
       </w:r>
-      <w:bookmarkEnd w:id="18"/>
+      <w:bookmarkEnd w:id="20"/>
     </w:p>
     <w:p>
       <w:pPr>
@@ -10993,17 +11631,6 @@
     </w:p>
     <w:p>
       <w:pPr>
-        <w:widowControl w:val="0"/>
-        <w:autoSpaceDE w:val="0"/>
-        <w:autoSpaceDN w:val="0"/>
-        <w:rPr>
-          <w:szCs w:val="26"/>
-          <w:lang w:val="en-US"/>
-        </w:rPr>
-      </w:pPr>
-    </w:p>
-    <w:p>
-      <w:pPr>
         <w:pStyle w:val="u3"/>
         <w:numPr>
           <w:ilvl w:val="1"/>
@@ -11014,14 +11641,14 @@
           <w:lang w:val="en-US"/>
         </w:rPr>
       </w:pPr>
-      <w:bookmarkStart w:id="19" w:name="_Toc233473175"/>
+      <w:bookmarkStart w:id="21" w:name="_Toc233475720"/>
       <w:r>
         <w:rPr>
           <w:lang w:val="en-US"/>
         </w:rPr>
         <w:t>ASP.NET Core MVC</w:t>
       </w:r>
-      <w:bookmarkEnd w:id="19"/>
+      <w:bookmarkEnd w:id="21"/>
     </w:p>
     <w:p>
       <w:pPr>
@@ -11059,7 +11686,6 @@
         <w:rPr>
           <w:lang w:val="en-US"/>
         </w:rPr>
-        <w:lastRenderedPageBreak/>
         <w:t>Trong đề tài, ASP.NET Core MVC được sử dụng để xây dựng toàn bộ hệ thống quản lý phòng trọ từ giao diện người dùng đến xử lý nghiệp vụ và kết nối cơ sở dữ liệu.</w:t>
       </w:r>
     </w:p>
@@ -11135,6 +11761,7 @@
           <w:szCs w:val="26"/>
           <w:lang w:val="en-US"/>
         </w:rPr>
+        <w:lastRenderedPageBreak/>
         <w:t xml:space="preserve">Hỗ trợ Middleware linh hoạt. </w:t>
       </w:r>
     </w:p>
@@ -11251,14 +11878,14 @@
           <w:lang w:val="en-US"/>
         </w:rPr>
       </w:pPr>
-      <w:bookmarkStart w:id="20" w:name="_Toc233473176"/>
+      <w:bookmarkStart w:id="22" w:name="_Toc233475721"/>
       <w:r>
         <w:rPr>
           <w:lang w:val="en-US"/>
         </w:rPr>
         <w:t>Xác thực và phân quyền người dùng</w:t>
       </w:r>
-      <w:bookmarkEnd w:id="20"/>
+      <w:bookmarkEnd w:id="22"/>
     </w:p>
     <w:p>
       <w:pPr>
@@ -11478,8 +12105,7 @@
           <w:szCs w:val="26"/>
           <w:lang w:val="en-US"/>
         </w:rPr>
-        <w:lastRenderedPageBreak/>
-        <w:t xml:space="preserve">Quản lý hợp đồng. </w:t>
+        <w:t xml:space="preserve">Quản lý hóa đơn. </w:t>
       </w:r>
     </w:p>
     <w:p>
@@ -11501,51 +12127,7 @@
           <w:szCs w:val="26"/>
           <w:lang w:val="en-US"/>
         </w:rPr>
-        <w:t xml:space="preserve">Quản lý hóa đơn. </w:t>
-      </w:r>
-    </w:p>
-    <w:p>
-      <w:pPr>
-        <w:widowControl w:val="0"/>
-        <w:numPr>
-          <w:ilvl w:val="0"/>
-          <w:numId w:val="17"/>
-        </w:numPr>
-        <w:autoSpaceDE w:val="0"/>
-        <w:autoSpaceDN w:val="0"/>
-        <w:rPr>
-          <w:szCs w:val="26"/>
-          <w:lang w:val="en-US"/>
-        </w:rPr>
-      </w:pPr>
-      <w:r>
-        <w:rPr>
-          <w:szCs w:val="26"/>
-          <w:lang w:val="en-US"/>
-        </w:rPr>
         <w:t xml:space="preserve">Quản lý tài khoản người dùng. </w:t>
-      </w:r>
-    </w:p>
-    <w:p>
-      <w:pPr>
-        <w:widowControl w:val="0"/>
-        <w:numPr>
-          <w:ilvl w:val="0"/>
-          <w:numId w:val="17"/>
-        </w:numPr>
-        <w:autoSpaceDE w:val="0"/>
-        <w:autoSpaceDN w:val="0"/>
-        <w:rPr>
-          <w:szCs w:val="26"/>
-          <w:lang w:val="en-US"/>
-        </w:rPr>
-      </w:pPr>
-      <w:r>
-        <w:rPr>
-          <w:szCs w:val="26"/>
-          <w:lang w:val="en-US"/>
-        </w:rPr>
-        <w:t xml:space="preserve">Xem báo cáo và thống kê. </w:t>
       </w:r>
     </w:p>
     <w:p>
@@ -11629,51 +12211,8 @@
           <w:szCs w:val="26"/>
           <w:lang w:val="en-US"/>
         </w:rPr>
-        <w:t xml:space="preserve">Xem thông tin hợp đồng thuê phòng. </w:t>
-      </w:r>
-    </w:p>
-    <w:p>
-      <w:pPr>
-        <w:widowControl w:val="0"/>
-        <w:numPr>
-          <w:ilvl w:val="0"/>
-          <w:numId w:val="18"/>
-        </w:numPr>
-        <w:autoSpaceDE w:val="0"/>
-        <w:autoSpaceDN w:val="0"/>
-        <w:rPr>
-          <w:szCs w:val="26"/>
-          <w:lang w:val="en-US"/>
-        </w:rPr>
-      </w:pPr>
-      <w:r>
-        <w:rPr>
-          <w:szCs w:val="26"/>
-          <w:lang w:val="en-US"/>
-        </w:rPr>
+        <w:lastRenderedPageBreak/>
         <w:t xml:space="preserve">Xem hóa đơn điện, nước và tiền phòng. </w:t>
-      </w:r>
-    </w:p>
-    <w:p>
-      <w:pPr>
-        <w:widowControl w:val="0"/>
-        <w:numPr>
-          <w:ilvl w:val="0"/>
-          <w:numId w:val="18"/>
-        </w:numPr>
-        <w:autoSpaceDE w:val="0"/>
-        <w:autoSpaceDN w:val="0"/>
-        <w:rPr>
-          <w:szCs w:val="26"/>
-          <w:lang w:val="en-US"/>
-        </w:rPr>
-      </w:pPr>
-      <w:r>
-        <w:rPr>
-          <w:szCs w:val="26"/>
-          <w:lang w:val="en-US"/>
-        </w:rPr>
-        <w:t xml:space="preserve">Theo dõi lịch sử thanh toán. </w:t>
       </w:r>
     </w:p>
     <w:p>
@@ -11697,582 +12236,10 @@
     <w:p>
       <w:pPr>
         <w:pStyle w:val="oancuaDanhsach"/>
-        <w:numPr>
-          <w:ilvl w:val="1"/>
-          <w:numId w:val="7"/>
-        </w:numPr>
         <w:spacing w:before="120"/>
         <w:ind w:left="0" w:firstLine="0"/>
         <w:rPr>
           <w:bCs/>
-          <w:szCs w:val="26"/>
-          <w:lang w:val="en-US"/>
-        </w:rPr>
-      </w:pPr>
-      <w:r>
-        <w:rPr>
-          <w:bCs/>
-          <w:szCs w:val="26"/>
-          <w:lang w:val="en-US"/>
-        </w:rPr>
-        <w:t>Phương pháp nghiên cứu</w:t>
-      </w:r>
-    </w:p>
-    <w:p>
-      <w:pPr>
-        <w:widowControl w:val="0"/>
-        <w:autoSpaceDE w:val="0"/>
-        <w:autoSpaceDN w:val="0"/>
-        <w:rPr>
-          <w:szCs w:val="26"/>
-          <w:lang w:val="en-US"/>
-        </w:rPr>
-      </w:pPr>
-      <w:r>
-        <w:rPr>
-          <w:szCs w:val="26"/>
-          <w:lang w:val="en-US"/>
-        </w:rPr>
-        <w:t>Trong quá trình thực hiện đề tài, các phương pháp nghiên cứu được sử dụng gồm:</w:t>
-      </w:r>
-    </w:p>
-    <w:p>
-      <w:pPr>
-        <w:widowControl w:val="0"/>
-        <w:autoSpaceDE w:val="0"/>
-        <w:autoSpaceDN w:val="0"/>
-        <w:rPr>
-          <w:b/>
-          <w:bCs/>
-          <w:szCs w:val="26"/>
-          <w:lang w:val="en-US"/>
-        </w:rPr>
-      </w:pPr>
-      <w:r>
-        <w:rPr>
-          <w:b/>
-          <w:bCs/>
-          <w:szCs w:val="26"/>
-          <w:lang w:val="en-US"/>
-        </w:rPr>
-        <w:t>Phương pháp thu thập tài liệu</w:t>
-      </w:r>
-    </w:p>
-    <w:p>
-      <w:pPr>
-        <w:widowControl w:val="0"/>
-        <w:autoSpaceDE w:val="0"/>
-        <w:autoSpaceDN w:val="0"/>
-        <w:rPr>
-          <w:szCs w:val="26"/>
-          <w:lang w:val="en-US"/>
-        </w:rPr>
-      </w:pPr>
-      <w:r>
-        <w:rPr>
-          <w:szCs w:val="26"/>
-          <w:lang w:val="en-US"/>
-        </w:rPr>
-        <w:t>Nghiên cứu các tài liệu liên quan đến:</w:t>
-      </w:r>
-    </w:p>
-    <w:p>
-      <w:pPr>
-        <w:widowControl w:val="0"/>
-        <w:numPr>
-          <w:ilvl w:val="0"/>
-          <w:numId w:val="19"/>
-        </w:numPr>
-        <w:autoSpaceDE w:val="0"/>
-        <w:autoSpaceDN w:val="0"/>
-        <w:rPr>
-          <w:szCs w:val="26"/>
-          <w:lang w:val="en-US"/>
-        </w:rPr>
-      </w:pPr>
-      <w:r>
-        <w:rPr>
-          <w:szCs w:val="26"/>
-          <w:lang w:val="en-US"/>
-        </w:rPr>
-        <w:t xml:space="preserve">ASP.NET Core MVC. </w:t>
-      </w:r>
-    </w:p>
-    <w:p>
-      <w:pPr>
-        <w:widowControl w:val="0"/>
-        <w:numPr>
-          <w:ilvl w:val="0"/>
-          <w:numId w:val="19"/>
-        </w:numPr>
-        <w:autoSpaceDE w:val="0"/>
-        <w:autoSpaceDN w:val="0"/>
-        <w:rPr>
-          <w:szCs w:val="26"/>
-          <w:lang w:val="en-US"/>
-        </w:rPr>
-      </w:pPr>
-      <w:r>
-        <w:rPr>
-          <w:szCs w:val="26"/>
-          <w:lang w:val="en-US"/>
-        </w:rPr>
-        <w:t xml:space="preserve">Entity Framework Core. </w:t>
-      </w:r>
-    </w:p>
-    <w:p>
-      <w:pPr>
-        <w:widowControl w:val="0"/>
-        <w:numPr>
-          <w:ilvl w:val="0"/>
-          <w:numId w:val="19"/>
-        </w:numPr>
-        <w:autoSpaceDE w:val="0"/>
-        <w:autoSpaceDN w:val="0"/>
-        <w:rPr>
-          <w:szCs w:val="26"/>
-          <w:lang w:val="en-US"/>
-        </w:rPr>
-      </w:pPr>
-      <w:r>
-        <w:rPr>
-          <w:szCs w:val="26"/>
-          <w:lang w:val="en-US"/>
-        </w:rPr>
-        <w:t xml:space="preserve">SQL Server. </w:t>
-      </w:r>
-    </w:p>
-    <w:p>
-      <w:pPr>
-        <w:widowControl w:val="0"/>
-        <w:numPr>
-          <w:ilvl w:val="0"/>
-          <w:numId w:val="19"/>
-        </w:numPr>
-        <w:autoSpaceDE w:val="0"/>
-        <w:autoSpaceDN w:val="0"/>
-        <w:rPr>
-          <w:szCs w:val="26"/>
-          <w:lang w:val="en-US"/>
-        </w:rPr>
-      </w:pPr>
-      <w:r>
-        <w:rPr>
-          <w:szCs w:val="26"/>
-          <w:lang w:val="en-US"/>
-        </w:rPr>
-        <w:t xml:space="preserve">Mô hình MVC. </w:t>
-      </w:r>
-    </w:p>
-    <w:p>
-      <w:pPr>
-        <w:widowControl w:val="0"/>
-        <w:numPr>
-          <w:ilvl w:val="0"/>
-          <w:numId w:val="19"/>
-        </w:numPr>
-        <w:autoSpaceDE w:val="0"/>
-        <w:autoSpaceDN w:val="0"/>
-        <w:rPr>
-          <w:szCs w:val="26"/>
-          <w:lang w:val="en-US"/>
-        </w:rPr>
-      </w:pPr>
-      <w:r>
-        <w:rPr>
-          <w:szCs w:val="26"/>
-          <w:lang w:val="en-US"/>
-        </w:rPr>
-        <w:t xml:space="preserve">Các hệ thống quản lý phòng trọ hiện có. </w:t>
-      </w:r>
-    </w:p>
-    <w:p>
-      <w:pPr>
-        <w:widowControl w:val="0"/>
-        <w:autoSpaceDE w:val="0"/>
-        <w:autoSpaceDN w:val="0"/>
-        <w:rPr>
-          <w:b/>
-          <w:bCs/>
-          <w:szCs w:val="26"/>
-          <w:lang w:val="en-US"/>
-        </w:rPr>
-      </w:pPr>
-      <w:r>
-        <w:rPr>
-          <w:b/>
-          <w:bCs/>
-          <w:szCs w:val="26"/>
-          <w:lang w:val="en-US"/>
-        </w:rPr>
-        <w:t>Phương pháp khảo sát thực tế</w:t>
-      </w:r>
-    </w:p>
-    <w:p>
-      <w:pPr>
-        <w:widowControl w:val="0"/>
-        <w:autoSpaceDE w:val="0"/>
-        <w:autoSpaceDN w:val="0"/>
-        <w:rPr>
-          <w:szCs w:val="26"/>
-          <w:lang w:val="en-US"/>
-        </w:rPr>
-      </w:pPr>
-      <w:r>
-        <w:rPr>
-          <w:szCs w:val="26"/>
-          <w:lang w:val="en-US"/>
-        </w:rPr>
-        <w:t>Tiến hành khảo sát nhu cầu quản lý tại các khu nhà trọ sinh viên nhằm thu thập thông tin về:</w:t>
-      </w:r>
-    </w:p>
-    <w:p>
-      <w:pPr>
-        <w:widowControl w:val="0"/>
-        <w:numPr>
-          <w:ilvl w:val="0"/>
-          <w:numId w:val="20"/>
-        </w:numPr>
-        <w:autoSpaceDE w:val="0"/>
-        <w:autoSpaceDN w:val="0"/>
-        <w:rPr>
-          <w:szCs w:val="26"/>
-          <w:lang w:val="en-US"/>
-        </w:rPr>
-      </w:pPr>
-      <w:r>
-        <w:rPr>
-          <w:szCs w:val="26"/>
-          <w:lang w:val="en-US"/>
-        </w:rPr>
-        <w:t xml:space="preserve">Quy trình quản lý hiện tại. </w:t>
-      </w:r>
-    </w:p>
-    <w:p>
-      <w:pPr>
-        <w:widowControl w:val="0"/>
-        <w:numPr>
-          <w:ilvl w:val="0"/>
-          <w:numId w:val="20"/>
-        </w:numPr>
-        <w:autoSpaceDE w:val="0"/>
-        <w:autoSpaceDN w:val="0"/>
-        <w:rPr>
-          <w:szCs w:val="26"/>
-          <w:lang w:val="en-US"/>
-        </w:rPr>
-      </w:pPr>
-      <w:r>
-        <w:rPr>
-          <w:szCs w:val="26"/>
-          <w:lang w:val="en-US"/>
-        </w:rPr>
-        <w:t xml:space="preserve">Các khó khăn gặp phải. </w:t>
-      </w:r>
-    </w:p>
-    <w:p>
-      <w:pPr>
-        <w:widowControl w:val="0"/>
-        <w:numPr>
-          <w:ilvl w:val="0"/>
-          <w:numId w:val="20"/>
-        </w:numPr>
-        <w:autoSpaceDE w:val="0"/>
-        <w:autoSpaceDN w:val="0"/>
-        <w:rPr>
-          <w:szCs w:val="26"/>
-          <w:lang w:val="en-US"/>
-        </w:rPr>
-      </w:pPr>
-      <w:r>
-        <w:rPr>
-          <w:szCs w:val="26"/>
-          <w:lang w:val="en-US"/>
-        </w:rPr>
-        <w:lastRenderedPageBreak/>
-        <w:t xml:space="preserve">Các chức năng cần thiết cho hệ thống. </w:t>
-      </w:r>
-    </w:p>
-    <w:p>
-      <w:pPr>
-        <w:widowControl w:val="0"/>
-        <w:autoSpaceDE w:val="0"/>
-        <w:autoSpaceDN w:val="0"/>
-        <w:rPr>
-          <w:b/>
-          <w:bCs/>
-          <w:szCs w:val="26"/>
-          <w:lang w:val="en-US"/>
-        </w:rPr>
-      </w:pPr>
-      <w:r>
-        <w:rPr>
-          <w:b/>
-          <w:bCs/>
-          <w:szCs w:val="26"/>
-          <w:lang w:val="en-US"/>
-        </w:rPr>
-        <w:t>Phương pháp phân tích và thiết kế hệ thống</w:t>
-      </w:r>
-    </w:p>
-    <w:p>
-      <w:pPr>
-        <w:widowControl w:val="0"/>
-        <w:autoSpaceDE w:val="0"/>
-        <w:autoSpaceDN w:val="0"/>
-        <w:rPr>
-          <w:szCs w:val="26"/>
-          <w:lang w:val="en-US"/>
-        </w:rPr>
-      </w:pPr>
-      <w:r>
-        <w:rPr>
-          <w:szCs w:val="26"/>
-          <w:lang w:val="en-US"/>
-        </w:rPr>
-        <w:t>Thực hiện:</w:t>
-      </w:r>
-    </w:p>
-    <w:p>
-      <w:pPr>
-        <w:widowControl w:val="0"/>
-        <w:numPr>
-          <w:ilvl w:val="0"/>
-          <w:numId w:val="21"/>
-        </w:numPr>
-        <w:autoSpaceDE w:val="0"/>
-        <w:autoSpaceDN w:val="0"/>
-        <w:rPr>
-          <w:szCs w:val="26"/>
-          <w:lang w:val="en-US"/>
-        </w:rPr>
-      </w:pPr>
-      <w:r>
-        <w:rPr>
-          <w:szCs w:val="26"/>
-          <w:lang w:val="en-US"/>
-        </w:rPr>
-        <w:t xml:space="preserve">Phân tích yêu cầu người dùng. </w:t>
-      </w:r>
-    </w:p>
-    <w:p>
-      <w:pPr>
-        <w:widowControl w:val="0"/>
-        <w:numPr>
-          <w:ilvl w:val="0"/>
-          <w:numId w:val="21"/>
-        </w:numPr>
-        <w:autoSpaceDE w:val="0"/>
-        <w:autoSpaceDN w:val="0"/>
-        <w:rPr>
-          <w:szCs w:val="26"/>
-          <w:lang w:val="en-US"/>
-        </w:rPr>
-      </w:pPr>
-      <w:r>
-        <w:rPr>
-          <w:szCs w:val="26"/>
-          <w:lang w:val="en-US"/>
-        </w:rPr>
-        <w:t xml:space="preserve">Thiết kế cơ sở dữ liệu. </w:t>
-      </w:r>
-    </w:p>
-    <w:p>
-      <w:pPr>
-        <w:widowControl w:val="0"/>
-        <w:numPr>
-          <w:ilvl w:val="0"/>
-          <w:numId w:val="21"/>
-        </w:numPr>
-        <w:autoSpaceDE w:val="0"/>
-        <w:autoSpaceDN w:val="0"/>
-        <w:rPr>
-          <w:szCs w:val="26"/>
-          <w:lang w:val="en-US"/>
-        </w:rPr>
-      </w:pPr>
-      <w:r>
-        <w:rPr>
-          <w:szCs w:val="26"/>
-          <w:lang w:val="en-US"/>
-        </w:rPr>
-        <w:t xml:space="preserve">Thiết kế giao diện. </w:t>
-      </w:r>
-    </w:p>
-    <w:p>
-      <w:pPr>
-        <w:widowControl w:val="0"/>
-        <w:numPr>
-          <w:ilvl w:val="0"/>
-          <w:numId w:val="21"/>
-        </w:numPr>
-        <w:autoSpaceDE w:val="0"/>
-        <w:autoSpaceDN w:val="0"/>
-        <w:rPr>
-          <w:szCs w:val="26"/>
-          <w:lang w:val="en-US"/>
-        </w:rPr>
-      </w:pPr>
-      <w:r>
-        <w:rPr>
-          <w:szCs w:val="26"/>
-          <w:lang w:val="en-US"/>
-        </w:rPr>
-        <w:t xml:space="preserve">Thiết kế các chức năng nghiệp vụ. </w:t>
-      </w:r>
-    </w:p>
-    <w:p>
-      <w:pPr>
-        <w:widowControl w:val="0"/>
-        <w:autoSpaceDE w:val="0"/>
-        <w:autoSpaceDN w:val="0"/>
-        <w:rPr>
-          <w:b/>
-          <w:bCs/>
-          <w:szCs w:val="26"/>
-          <w:lang w:val="en-US"/>
-        </w:rPr>
-      </w:pPr>
-      <w:r>
-        <w:rPr>
-          <w:b/>
-          <w:bCs/>
-          <w:szCs w:val="26"/>
-          <w:lang w:val="en-US"/>
-        </w:rPr>
-        <w:t>Phương pháp xây dựng và kiểm thử phần mềm</w:t>
-      </w:r>
-    </w:p>
-    <w:p>
-      <w:pPr>
-        <w:widowControl w:val="0"/>
-        <w:autoSpaceDE w:val="0"/>
-        <w:autoSpaceDN w:val="0"/>
-        <w:rPr>
-          <w:szCs w:val="26"/>
-          <w:lang w:val="en-US"/>
-        </w:rPr>
-      </w:pPr>
-      <w:r>
-        <w:rPr>
-          <w:szCs w:val="26"/>
-          <w:lang w:val="en-US"/>
-        </w:rPr>
-        <w:t>Tiến hành lập trình hệ thống theo từng giai đoạn và thực hiện kiểm thử để đánh giá:</w:t>
-      </w:r>
-    </w:p>
-    <w:p>
-      <w:pPr>
-        <w:widowControl w:val="0"/>
-        <w:numPr>
-          <w:ilvl w:val="0"/>
-          <w:numId w:val="22"/>
-        </w:numPr>
-        <w:autoSpaceDE w:val="0"/>
-        <w:autoSpaceDN w:val="0"/>
-        <w:rPr>
-          <w:szCs w:val="26"/>
-          <w:lang w:val="en-US"/>
-        </w:rPr>
-      </w:pPr>
-      <w:r>
-        <w:rPr>
-          <w:szCs w:val="26"/>
-          <w:lang w:val="en-US"/>
-        </w:rPr>
-        <w:t xml:space="preserve">Tính chính xác của chức năng. </w:t>
-      </w:r>
-    </w:p>
-    <w:p>
-      <w:pPr>
-        <w:widowControl w:val="0"/>
-        <w:numPr>
-          <w:ilvl w:val="0"/>
-          <w:numId w:val="22"/>
-        </w:numPr>
-        <w:autoSpaceDE w:val="0"/>
-        <w:autoSpaceDN w:val="0"/>
-        <w:rPr>
-          <w:szCs w:val="26"/>
-          <w:lang w:val="en-US"/>
-        </w:rPr>
-      </w:pPr>
-      <w:r>
-        <w:rPr>
-          <w:szCs w:val="26"/>
-          <w:lang w:val="en-US"/>
-        </w:rPr>
-        <w:t xml:space="preserve">Hiệu năng hoạt động. </w:t>
-      </w:r>
-    </w:p>
-    <w:p>
-      <w:pPr>
-        <w:widowControl w:val="0"/>
-        <w:numPr>
-          <w:ilvl w:val="0"/>
-          <w:numId w:val="22"/>
-        </w:numPr>
-        <w:autoSpaceDE w:val="0"/>
-        <w:autoSpaceDN w:val="0"/>
-        <w:rPr>
-          <w:szCs w:val="26"/>
-          <w:lang w:val="en-US"/>
-        </w:rPr>
-      </w:pPr>
-      <w:r>
-        <w:rPr>
-          <w:szCs w:val="26"/>
-          <w:lang w:val="en-US"/>
-        </w:rPr>
-        <w:t xml:space="preserve">Khả năng bảo mật. </w:t>
-      </w:r>
-    </w:p>
-    <w:p>
-      <w:pPr>
-        <w:widowControl w:val="0"/>
-        <w:numPr>
-          <w:ilvl w:val="0"/>
-          <w:numId w:val="22"/>
-        </w:numPr>
-        <w:autoSpaceDE w:val="0"/>
-        <w:autoSpaceDN w:val="0"/>
-        <w:rPr>
-          <w:szCs w:val="26"/>
-          <w:lang w:val="en-US"/>
-        </w:rPr>
-      </w:pPr>
-      <w:r>
-        <w:rPr>
-          <w:szCs w:val="26"/>
-          <w:lang w:val="en-US"/>
-        </w:rPr>
-        <w:t xml:space="preserve">Tính ổn định của hệ thống. </w:t>
-      </w:r>
-    </w:p>
-    <w:p>
-      <w:pPr>
-        <w:widowControl w:val="0"/>
-        <w:autoSpaceDE w:val="0"/>
-        <w:autoSpaceDN w:val="0"/>
-        <w:rPr>
-          <w:szCs w:val="26"/>
-          <w:lang w:val="en-US"/>
-        </w:rPr>
-      </w:pPr>
-      <w:r>
-        <w:rPr>
-          <w:szCs w:val="26"/>
-          <w:lang w:val="en-US"/>
-        </w:rPr>
-        <w:t>Kết quả kiểm thử được sử dụng để sửa lỗi và hoàn thiện hệ thống trước khi đưa vào sử dụng thực tế.</w:t>
-      </w:r>
-    </w:p>
-    <w:p>
-      <w:pPr>
-        <w:widowControl w:val="0"/>
-        <w:autoSpaceDE w:val="0"/>
-        <w:autoSpaceDN w:val="0"/>
-        <w:rPr>
           <w:szCs w:val="26"/>
           <w:lang w:val="en-US"/>
         </w:rPr>
@@ -12291,18 +12258,20 @@
           <w:lang w:val="en-US"/>
         </w:rPr>
       </w:pPr>
-      <w:bookmarkStart w:id="21" w:name="_Toc233472613"/>
-      <w:bookmarkStart w:id="22" w:name="_Toc233472738"/>
-      <w:bookmarkStart w:id="23" w:name="_Toc233473177"/>
+      <w:bookmarkStart w:id="23" w:name="_Toc233472613"/>
+      <w:bookmarkStart w:id="24" w:name="_Toc233472738"/>
+      <w:bookmarkStart w:id="25" w:name="_Toc233473177"/>
+      <w:bookmarkStart w:id="26" w:name="_Toc233475722"/>
       <w:r>
         <w:rPr>
           <w:color w:val="FFFFFF" w:themeColor="background1"/>
         </w:rPr>
         <w:t>M</w:t>
       </w:r>
-      <w:bookmarkEnd w:id="21"/>
-      <w:bookmarkEnd w:id="22"/>
       <w:bookmarkEnd w:id="23"/>
+      <w:bookmarkEnd w:id="24"/>
+      <w:bookmarkEnd w:id="25"/>
+      <w:bookmarkEnd w:id="26"/>
     </w:p>
     <w:p>
       <w:pPr>
@@ -12325,8 +12294,8 @@
           <w:lang w:val="en-US"/>
         </w:rPr>
       </w:pPr>
-      <w:bookmarkStart w:id="24" w:name="_Toc231479979"/>
-      <w:bookmarkStart w:id="25" w:name="_Toc233473178"/>
+      <w:bookmarkStart w:id="27" w:name="_Toc231479979"/>
+      <w:bookmarkStart w:id="28" w:name="_Toc233475723"/>
       <w:r>
         <w:lastRenderedPageBreak/>
         <w:t>CHƯƠNG</w:t>
@@ -12394,8 +12363,8 @@
         </w:rPr>
         <w:t>CỨU</w:t>
       </w:r>
-      <w:bookmarkEnd w:id="24"/>
-      <w:bookmarkEnd w:id="25"/>
+      <w:bookmarkEnd w:id="27"/>
+      <w:bookmarkEnd w:id="28"/>
     </w:p>
     <w:p>
       <w:pPr>
@@ -12417,14 +12386,14 @@
           <w:lang w:val="en-US"/>
         </w:rPr>
       </w:pPr>
-      <w:bookmarkStart w:id="26" w:name="_Toc233473179"/>
+      <w:bookmarkStart w:id="29" w:name="_Toc233475724"/>
       <w:r>
         <w:rPr>
           <w:lang w:val="en-US"/>
         </w:rPr>
         <w:t>Mô tả bài toán</w:t>
       </w:r>
-      <w:bookmarkEnd w:id="26"/>
+      <w:bookmarkEnd w:id="29"/>
     </w:p>
     <w:p>
       <w:pPr>
@@ -12544,7 +12513,7 @@
           <w:lang w:val="en-US"/>
         </w:rPr>
       </w:pPr>
-      <w:bookmarkStart w:id="27" w:name="_Toc233473180"/>
+      <w:bookmarkStart w:id="30" w:name="_Toc233475725"/>
       <w:r>
         <w:rPr>
           <w:lang w:val="en-US"/>
@@ -12554,7 +12523,7 @@
       <w:r>
         <w:t>êu cầu chức năng của hệ thống</w:t>
       </w:r>
-      <w:bookmarkEnd w:id="27"/>
+      <w:bookmarkEnd w:id="30"/>
     </w:p>
     <w:p>
       <w:pPr>
@@ -13227,7 +13196,7 @@
           <w:lang w:val="en-US"/>
         </w:rPr>
       </w:pPr>
-      <w:bookmarkStart w:id="28" w:name="_Toc233473181"/>
+      <w:bookmarkStart w:id="31" w:name="_Toc233475726"/>
       <w:r>
         <w:rPr>
           <w:lang w:val="en-US"/>
@@ -13235,7 +13204,7 @@
         <w:lastRenderedPageBreak/>
         <w:t>Hình ảnh và mô tả chức năng ERD khách hàng</w:t>
       </w:r>
-      <w:bookmarkEnd w:id="28"/>
+      <w:bookmarkEnd w:id="31"/>
     </w:p>
     <w:p>
       <w:pPr>
@@ -13295,8 +13264,8 @@
           <w:lang w:val="en-US"/>
         </w:rPr>
       </w:pPr>
-      <w:bookmarkStart w:id="29" w:name="_Toc231486761"/>
-      <w:bookmarkStart w:id="30" w:name="_Toc233473300"/>
+      <w:bookmarkStart w:id="32" w:name="_Toc231486761"/>
+      <w:bookmarkStart w:id="33" w:name="_Toc233475576"/>
       <w:r>
         <w:rPr>
           <w:color w:val="000000" w:themeColor="text1"/>
@@ -13341,8 +13310,8 @@
         </w:rPr>
         <w:t xml:space="preserve"> Liên kết giữa các bảng</w:t>
       </w:r>
-      <w:bookmarkEnd w:id="29"/>
-      <w:bookmarkEnd w:id="30"/>
+      <w:bookmarkEnd w:id="32"/>
+      <w:bookmarkEnd w:id="33"/>
     </w:p>
     <w:p>
       <w:pPr>
@@ -14075,7 +14044,7 @@
           <w:color w:val="000000" w:themeColor="text1"/>
         </w:rPr>
       </w:pPr>
-      <w:bookmarkStart w:id="31" w:name="_Toc233473340"/>
+      <w:bookmarkStart w:id="34" w:name="_Toc233473340"/>
       <w:r>
         <w:rPr>
           <w:color w:val="000000" w:themeColor="text1"/>
@@ -14120,7 +14089,7 @@
         </w:rPr>
         <w:t xml:space="preserve"> Các bảng, cột và chức năng trong database</w:t>
       </w:r>
-      <w:bookmarkEnd w:id="31"/>
+      <w:bookmarkEnd w:id="34"/>
     </w:p>
     <w:p>
       <w:pPr>
@@ -14234,14 +14203,14 @@
           <w:lang w:val="en-US"/>
         </w:rPr>
       </w:pPr>
-      <w:bookmarkStart w:id="32" w:name="_Toc233473182"/>
+      <w:bookmarkStart w:id="35" w:name="_Toc233475727"/>
       <w:r>
         <w:rPr>
           <w:lang w:val="en-US"/>
         </w:rPr>
         <w:t>Sơ đồ usecase</w:t>
       </w:r>
-      <w:bookmarkEnd w:id="32"/>
+      <w:bookmarkEnd w:id="35"/>
     </w:p>
     <w:p>
       <w:pPr>
@@ -14303,7 +14272,7 @@
           <w:lang w:val="en-US"/>
         </w:rPr>
       </w:pPr>
-      <w:bookmarkStart w:id="33" w:name="_Toc233473301"/>
+      <w:bookmarkStart w:id="36" w:name="_Toc233475577"/>
       <w:r>
         <w:rPr>
           <w:color w:val="000000" w:themeColor="text1"/>
@@ -14362,7 +14331,7 @@
         </w:rPr>
         <w:t>secase admin</w:t>
       </w:r>
-      <w:bookmarkEnd w:id="33"/>
+      <w:bookmarkEnd w:id="36"/>
     </w:p>
     <w:p>
       <w:pPr>
@@ -14423,7 +14392,7 @@
           <w:lang w:val="en-US"/>
         </w:rPr>
       </w:pPr>
-      <w:bookmarkStart w:id="34" w:name="_Toc233473302"/>
+      <w:bookmarkStart w:id="37" w:name="_Toc233475578"/>
       <w:r>
         <w:rPr>
           <w:color w:val="000000" w:themeColor="text1"/>
@@ -14482,7 +14451,7 @@
         </w:rPr>
         <w:t>secase người thuê</w:t>
       </w:r>
-      <w:bookmarkEnd w:id="34"/>
+      <w:bookmarkEnd w:id="37"/>
     </w:p>
     <w:p>
       <w:pPr>
@@ -14611,14 +14580,14 @@
           <w:lang w:val="en-US"/>
         </w:rPr>
       </w:pPr>
-      <w:bookmarkStart w:id="35" w:name="_Toc233473183"/>
+      <w:bookmarkStart w:id="38" w:name="_Toc233475728"/>
       <w:r>
         <w:rPr>
           <w:lang w:val="en-US"/>
         </w:rPr>
         <w:t>Kiến trúc hệ thống</w:t>
       </w:r>
-      <w:bookmarkEnd w:id="35"/>
+      <w:bookmarkEnd w:id="38"/>
     </w:p>
     <w:p>
       <w:pPr>
@@ -14756,23 +14725,6 @@
         <w:rPr>
           <w:lang w:val="en-US"/>
         </w:rPr>
-        <w:t>Quản lý hợp đồng thuê phòng.</w:t>
-      </w:r>
-    </w:p>
-    <w:p>
-      <w:pPr>
-        <w:numPr>
-          <w:ilvl w:val="0"/>
-          <w:numId w:val="23"/>
-        </w:numPr>
-        <w:rPr>
-          <w:lang w:val="en-US"/>
-        </w:rPr>
-      </w:pPr>
-      <w:r>
-        <w:rPr>
-          <w:lang w:val="en-US"/>
-        </w:rPr>
         <w:t>Theo dõi các yêu cầu sửa chữa.</w:t>
       </w:r>
     </w:p>
@@ -14953,7 +14905,6 @@
         <w:rPr>
           <w:lang w:val="en-US"/>
         </w:rPr>
-        <w:lastRenderedPageBreak/>
         <w:t>Quản lý thông tin người thuê.</w:t>
       </w:r>
     </w:p>
@@ -14971,6 +14922,7 @@
         <w:rPr>
           <w:lang w:val="en-US"/>
         </w:rPr>
+        <w:lastRenderedPageBreak/>
         <w:t>Tính toán tiền điện, nước và tiền thuê hàng tháng.</w:t>
       </w:r>
     </w:p>
@@ -15283,7 +15235,6 @@
         <w:rPr>
           <w:lang w:val="en-US"/>
         </w:rPr>
-        <w:lastRenderedPageBreak/>
         <w:t>Giảm thiểu số lượng câu lệnh SQL cần viết.</w:t>
       </w:r>
     </w:p>
@@ -15301,6 +15252,7 @@
         <w:rPr>
           <w:lang w:val="en-US"/>
         </w:rPr>
+        <w:lastRenderedPageBreak/>
         <w:t>Tăng tốc độ phát triển ứng dụng.</w:t>
       </w:r>
     </w:p>
@@ -15820,7 +15772,6 @@
               <w:rPr>
                 <w:lang w:val="en-US"/>
               </w:rPr>
-              <w:lastRenderedPageBreak/>
               <w:t>Quản lý CSDL</w:t>
             </w:r>
           </w:p>
@@ -15866,6 +15817,7 @@
               <w:rPr>
                 <w:lang w:val="en-US"/>
               </w:rPr>
+              <w:lastRenderedPageBreak/>
               <w:t>Quản lý mã nguồn</w:t>
             </w:r>
           </w:p>
@@ -15902,7 +15854,7 @@
           <w:lang w:val="en-US"/>
         </w:rPr>
       </w:pPr>
-      <w:bookmarkStart w:id="36" w:name="_Toc233473341"/>
+      <w:bookmarkStart w:id="39" w:name="_Toc233473341"/>
       <w:r>
         <w:rPr>
           <w:color w:val="000000" w:themeColor="text1"/>
@@ -15947,7 +15899,7 @@
         </w:rPr>
         <w:t xml:space="preserve"> Các công nghệ được sử dụng</w:t>
       </w:r>
-      <w:bookmarkEnd w:id="36"/>
+      <w:bookmarkEnd w:id="39"/>
     </w:p>
     <w:p>
       <w:pPr>
@@ -16021,7 +15973,7 @@
           <w:lang w:val="en-US"/>
         </w:rPr>
       </w:pPr>
-      <w:bookmarkStart w:id="37" w:name="_Toc233473303"/>
+      <w:bookmarkStart w:id="40" w:name="_Toc233475579"/>
       <w:r>
         <w:rPr>
           <w:color w:val="000000" w:themeColor="text1"/>
@@ -16066,19 +16018,18 @@
         </w:rPr>
         <w:t xml:space="preserve"> Sơ đồ kiến trúc</w:t>
       </w:r>
-      <w:bookmarkEnd w:id="37"/>
-    </w:p>
-    <w:p>
-      <w:pPr>
-        <w:rPr>
-          <w:lang w:val="en-US"/>
-        </w:rPr>
-      </w:pPr>
-      <w:r>
-        <w:rPr>
-          <w:lang w:val="en-US"/>
-        </w:rPr>
-        <w:lastRenderedPageBreak/>
+      <w:bookmarkEnd w:id="40"/>
+    </w:p>
+    <w:p>
+      <w:pPr>
+        <w:rPr>
+          <w:lang w:val="en-US"/>
+        </w:rPr>
+      </w:pPr>
+      <w:r>
+        <w:rPr>
+          <w:lang w:val="en-US"/>
+        </w:rPr>
         <w:t>Mô tả chi tiết sơ đồ:</w:t>
       </w:r>
     </w:p>
@@ -16096,6 +16047,7 @@
         <w:rPr>
           <w:lang w:val="en-US"/>
         </w:rPr>
+        <w:lastRenderedPageBreak/>
         <w:t>Client Layer sử dụng trình duyệt Chrome hoặc Microsoft Edge để truy cập hệ thống. Giao diện được xây dựng bằng HTML5, CSS3, JavaScript và Razor View.</w:t>
       </w:r>
     </w:p>
@@ -16206,7 +16158,7 @@
           <w:lang w:val="en-US"/>
         </w:rPr>
       </w:pPr>
-      <w:bookmarkStart w:id="38" w:name="_Toc233473304"/>
+      <w:bookmarkStart w:id="41" w:name="_Toc233475580"/>
       <w:r>
         <w:rPr>
           <w:color w:val="000000" w:themeColor="text1"/>
@@ -16251,7 +16203,7 @@
         </w:rPr>
         <w:t xml:space="preserve"> Sơ đồ MVC</w:t>
       </w:r>
-      <w:bookmarkEnd w:id="38"/>
+      <w:bookmarkEnd w:id="41"/>
     </w:p>
     <w:p>
       <w:pPr>
@@ -16613,8 +16565,8 @@
       <w:pPr>
         <w:pStyle w:val="u1"/>
       </w:pPr>
-      <w:bookmarkStart w:id="39" w:name="_Toc231479980"/>
-      <w:bookmarkStart w:id="40" w:name="_Toc233473184"/>
+      <w:bookmarkStart w:id="42" w:name="_Toc231479980"/>
+      <w:bookmarkStart w:id="43" w:name="_Toc233475729"/>
       <w:r>
         <w:lastRenderedPageBreak/>
         <w:t>CHƯƠNG</w:t>
@@ -16673,8 +16625,8 @@
         </w:rPr>
         <w:t>CỨU</w:t>
       </w:r>
-      <w:bookmarkEnd w:id="39"/>
-      <w:bookmarkEnd w:id="40"/>
+      <w:bookmarkEnd w:id="42"/>
+      <w:bookmarkEnd w:id="43"/>
     </w:p>
     <w:p>
       <w:pPr>
@@ -16687,14 +16639,14 @@
           <w:lang w:val="en-US"/>
         </w:rPr>
       </w:pPr>
-      <w:bookmarkStart w:id="41" w:name="_Toc233473185"/>
+      <w:bookmarkStart w:id="44" w:name="_Toc233475730"/>
       <w:r>
         <w:rPr>
           <w:lang w:val="en-US"/>
         </w:rPr>
         <w:t>Hình ảnh giao diện</w:t>
       </w:r>
-      <w:bookmarkEnd w:id="41"/>
+      <w:bookmarkEnd w:id="44"/>
     </w:p>
     <w:p>
       <w:pPr>
@@ -16768,7 +16720,7 @@
           <w:lang w:val="en-US"/>
         </w:rPr>
       </w:pPr>
-      <w:bookmarkStart w:id="42" w:name="_Toc233473305"/>
+      <w:bookmarkStart w:id="45" w:name="_Toc233475581"/>
       <w:r>
         <w:rPr>
           <w:color w:val="000000" w:themeColor="text1"/>
@@ -16813,7 +16765,7 @@
         </w:rPr>
         <w:t xml:space="preserve"> Trang giao diện cho thuê</w:t>
       </w:r>
-      <w:bookmarkEnd w:id="42"/>
+      <w:bookmarkEnd w:id="45"/>
     </w:p>
     <w:p>
       <w:pPr>
@@ -17192,7 +17144,7 @@
           <w:lang w:val="en-US"/>
         </w:rPr>
       </w:pPr>
-      <w:bookmarkStart w:id="43" w:name="_Toc233473306"/>
+      <w:bookmarkStart w:id="46" w:name="_Toc233475582"/>
       <w:r>
         <w:rPr>
           <w:color w:val="000000" w:themeColor="text1"/>
@@ -17251,7 +17203,7 @@
         </w:rPr>
         <w:t>ác nhận thuê và tích hợp đăng ký</w:t>
       </w:r>
-      <w:bookmarkEnd w:id="43"/>
+      <w:bookmarkEnd w:id="46"/>
     </w:p>
     <w:p>
       <w:pPr>
@@ -17394,7 +17346,7 @@
           <w:lang w:val="en-US"/>
         </w:rPr>
       </w:pPr>
-      <w:bookmarkStart w:id="44" w:name="_Toc233473307"/>
+      <w:bookmarkStart w:id="47" w:name="_Toc233475583"/>
       <w:r>
         <w:rPr>
           <w:color w:val="000000" w:themeColor="text1"/>
@@ -17439,7 +17391,7 @@
         </w:rPr>
         <w:t xml:space="preserve"> Modal đăng nhập</w:t>
       </w:r>
-      <w:bookmarkEnd w:id="44"/>
+      <w:bookmarkEnd w:id="47"/>
     </w:p>
     <w:p>
       <w:pPr>
@@ -17602,7 +17554,7 @@
           <w:lang w:val="en-US"/>
         </w:rPr>
       </w:pPr>
-      <w:bookmarkStart w:id="45" w:name="_Toc233473308"/>
+      <w:bookmarkStart w:id="48" w:name="_Toc233475584"/>
       <w:r>
         <w:rPr>
           <w:color w:val="000000" w:themeColor="text1"/>
@@ -17647,7 +17599,7 @@
         </w:rPr>
         <w:t xml:space="preserve"> Trang dành cho người sỡ hữu</w:t>
       </w:r>
-      <w:bookmarkEnd w:id="45"/>
+      <w:bookmarkEnd w:id="48"/>
     </w:p>
     <w:p>
       <w:pPr>
@@ -17929,7 +17881,7 @@
           <w:lang w:val="en-US"/>
         </w:rPr>
       </w:pPr>
-      <w:bookmarkStart w:id="46" w:name="_Toc233473309"/>
+      <w:bookmarkStart w:id="49" w:name="_Toc233475585"/>
       <w:r>
         <w:rPr>
           <w:color w:val="000000" w:themeColor="text1"/>
@@ -17974,7 +17926,7 @@
         </w:rPr>
         <w:t xml:space="preserve"> Modal yêu cầu sửa chữa</w:t>
       </w:r>
-      <w:bookmarkEnd w:id="46"/>
+      <w:bookmarkEnd w:id="49"/>
     </w:p>
     <w:p>
       <w:pPr>
@@ -18110,7 +18062,7 @@
           <w:lang w:val="en-US"/>
         </w:rPr>
       </w:pPr>
-      <w:bookmarkStart w:id="47" w:name="_Toc233473310"/>
+      <w:bookmarkStart w:id="50" w:name="_Toc233475586"/>
       <w:r>
         <w:rPr>
           <w:color w:val="000000" w:themeColor="text1"/>
@@ -18155,7 +18107,7 @@
         </w:rPr>
         <w:t xml:space="preserve"> Modal kiểm tra hoá đơn</w:t>
       </w:r>
-      <w:bookmarkEnd w:id="47"/>
+      <w:bookmarkEnd w:id="50"/>
     </w:p>
     <w:p>
       <w:pPr>
@@ -18329,7 +18281,7 @@
           <w:lang w:val="en-US"/>
         </w:rPr>
       </w:pPr>
-      <w:bookmarkStart w:id="48" w:name="_Toc233473311"/>
+      <w:bookmarkStart w:id="51" w:name="_Toc233475587"/>
       <w:r>
         <w:rPr>
           <w:color w:val="000000" w:themeColor="text1"/>
@@ -18374,7 +18326,7 @@
         </w:rPr>
         <w:t xml:space="preserve"> Modal thanh toán</w:t>
       </w:r>
-      <w:bookmarkEnd w:id="48"/>
+      <w:bookmarkEnd w:id="51"/>
     </w:p>
     <w:p>
       <w:pPr>
@@ -18535,7 +18487,7 @@
           <w:lang w:val="en-US"/>
         </w:rPr>
       </w:pPr>
-      <w:bookmarkStart w:id="49" w:name="_Toc233473312"/>
+      <w:bookmarkStart w:id="52" w:name="_Toc233475588"/>
       <w:r>
         <w:rPr>
           <w:color w:val="000000" w:themeColor="text1"/>
@@ -18580,7 +18532,7 @@
         </w:rPr>
         <w:t xml:space="preserve"> Modal hoá đơn thanh toán</w:t>
       </w:r>
-      <w:bookmarkEnd w:id="49"/>
+      <w:bookmarkEnd w:id="52"/>
     </w:p>
     <w:p>
       <w:pPr>
@@ -18748,7 +18700,7 @@
           <w:lang w:val="en-US"/>
         </w:rPr>
       </w:pPr>
-      <w:bookmarkStart w:id="50" w:name="_Toc233473313"/>
+      <w:bookmarkStart w:id="53" w:name="_Toc233475589"/>
       <w:r>
         <w:rPr>
           <w:color w:val="000000" w:themeColor="text1"/>
@@ -18793,7 +18745,7 @@
         </w:rPr>
         <w:t xml:space="preserve"> Trang quản lý phòng</w:t>
       </w:r>
-      <w:bookmarkEnd w:id="50"/>
+      <w:bookmarkEnd w:id="53"/>
     </w:p>
     <w:p>
       <w:pPr>
@@ -18954,7 +18906,7 @@
           <w:lang w:val="en-US"/>
         </w:rPr>
       </w:pPr>
-      <w:bookmarkStart w:id="51" w:name="_Toc233473314"/>
+      <w:bookmarkStart w:id="54" w:name="_Toc233475590"/>
       <w:r>
         <w:rPr>
           <w:color w:val="000000" w:themeColor="text1"/>
@@ -18999,7 +18951,7 @@
         </w:rPr>
         <w:t xml:space="preserve"> Modal setting phòng</w:t>
       </w:r>
-      <w:bookmarkEnd w:id="51"/>
+      <w:bookmarkEnd w:id="54"/>
     </w:p>
     <w:p>
       <w:pPr>
@@ -19349,7 +19301,7 @@
           <w:lang w:val="en-US"/>
         </w:rPr>
       </w:pPr>
-      <w:bookmarkStart w:id="52" w:name="_Toc233473315"/>
+      <w:bookmarkStart w:id="55" w:name="_Toc233475591"/>
       <w:r>
         <w:rPr>
           <w:color w:val="000000" w:themeColor="text1"/>
@@ -19394,7 +19346,7 @@
         </w:rPr>
         <w:t xml:space="preserve"> Trang danh sách yêu cầu sữa chữa</w:t>
       </w:r>
-      <w:bookmarkEnd w:id="52"/>
+      <w:bookmarkEnd w:id="55"/>
     </w:p>
     <w:p>
       <w:pPr>
@@ -19588,7 +19540,7 @@
           <w:lang w:val="en-US"/>
         </w:rPr>
       </w:pPr>
-      <w:bookmarkStart w:id="53" w:name="_Toc233473316"/>
+      <w:bookmarkStart w:id="56" w:name="_Toc233475592"/>
       <w:r>
         <w:rPr>
           <w:color w:val="000000" w:themeColor="text1"/>
@@ -19633,7 +19585,7 @@
         </w:rPr>
         <w:t xml:space="preserve"> Chi tiết yêu cầu sữa chữa</w:t>
       </w:r>
-      <w:bookmarkEnd w:id="53"/>
+      <w:bookmarkEnd w:id="56"/>
     </w:p>
     <w:p>
       <w:pPr>
@@ -19867,8 +19819,8 @@
         <w:pStyle w:val="u1"/>
         <w:ind w:right="716"/>
       </w:pPr>
-      <w:bookmarkStart w:id="54" w:name="_Toc231479981"/>
-      <w:bookmarkStart w:id="55" w:name="_Toc233473186"/>
+      <w:bookmarkStart w:id="57" w:name="_Toc231479981"/>
+      <w:bookmarkStart w:id="58" w:name="_Toc233475731"/>
       <w:r>
         <w:lastRenderedPageBreak/>
         <w:t>CHƯƠNG</w:t>
@@ -19945,8 +19897,8 @@
         </w:rPr>
         <w:t>TRIỂN</w:t>
       </w:r>
-      <w:bookmarkEnd w:id="54"/>
-      <w:bookmarkEnd w:id="55"/>
+      <w:bookmarkEnd w:id="57"/>
+      <w:bookmarkEnd w:id="58"/>
     </w:p>
     <w:p>
       <w:pPr>
@@ -19967,14 +19919,14 @@
           <w:lang w:val="en-US"/>
         </w:rPr>
       </w:pPr>
-      <w:bookmarkStart w:id="56" w:name="_Toc233473187"/>
+      <w:bookmarkStart w:id="59" w:name="_Toc233475732"/>
       <w:r>
         <w:rPr>
           <w:lang w:val="en-US"/>
         </w:rPr>
         <w:t>Kết luận</w:t>
       </w:r>
-      <w:bookmarkEnd w:id="56"/>
+      <w:bookmarkEnd w:id="59"/>
     </w:p>
     <w:p>
       <w:pPr>
@@ -20181,14 +20133,14 @@
           <w:lang w:val="en-US"/>
         </w:rPr>
       </w:pPr>
-      <w:bookmarkStart w:id="57" w:name="_Toc233473188"/>
+      <w:bookmarkStart w:id="60" w:name="_Toc233475733"/>
       <w:r>
         <w:rPr>
           <w:lang w:val="en-US"/>
         </w:rPr>
         <w:t>Hướng phát triển</w:t>
       </w:r>
-      <w:bookmarkEnd w:id="57"/>
+      <w:bookmarkEnd w:id="60"/>
     </w:p>
     <w:p>
       <w:pPr>
@@ -20369,107 +20321,72 @@
     </w:p>
     <w:p>
       <w:pPr>
-        <w:ind w:left="155" w:right="715"/>
-        <w:jc w:val="center"/>
-        <w:rPr>
-          <w:b/>
+        <w:pStyle w:val="u1"/>
+        <w:rPr>
           <w:spacing w:val="-4"/>
-          <w:sz w:val="28"/>
-          <w:lang w:val="en-US"/>
-        </w:rPr>
-      </w:pPr>
-      <w:r>
-        <w:rPr>
-          <w:b/>
-          <w:sz w:val="28"/>
-        </w:rPr>
+          <w:lang w:val="en-US"/>
+        </w:rPr>
+      </w:pPr>
+      <w:bookmarkStart w:id="61" w:name="_Toc233475734"/>
+      <w:r>
         <w:t>DANH</w:t>
       </w:r>
       <w:r>
         <w:rPr>
-          <w:b/>
           <w:spacing w:val="-5"/>
-          <w:sz w:val="28"/>
         </w:rPr>
         <w:t xml:space="preserve"> </w:t>
       </w:r>
       <w:r>
-        <w:rPr>
-          <w:b/>
-          <w:sz w:val="28"/>
-        </w:rPr>
         <w:t>MỤC</w:t>
       </w:r>
       <w:r>
         <w:rPr>
-          <w:b/>
           <w:spacing w:val="-3"/>
-          <w:sz w:val="28"/>
         </w:rPr>
         <w:t xml:space="preserve"> </w:t>
       </w:r>
       <w:r>
-        <w:rPr>
-          <w:b/>
-          <w:sz w:val="28"/>
-        </w:rPr>
         <w:t>TÀI</w:t>
       </w:r>
       <w:r>
         <w:rPr>
-          <w:b/>
           <w:spacing w:val="-3"/>
-          <w:sz w:val="28"/>
         </w:rPr>
         <w:t xml:space="preserve"> </w:t>
       </w:r>
       <w:r>
-        <w:rPr>
-          <w:b/>
-          <w:sz w:val="28"/>
-        </w:rPr>
         <w:t>LIỆU</w:t>
       </w:r>
       <w:r>
         <w:rPr>
-          <w:b/>
           <w:spacing w:val="-6"/>
-          <w:sz w:val="28"/>
         </w:rPr>
         <w:t xml:space="preserve"> </w:t>
       </w:r>
       <w:r>
-        <w:rPr>
-          <w:b/>
-          <w:sz w:val="28"/>
-        </w:rPr>
         <w:t>THAM</w:t>
       </w:r>
       <w:r>
         <w:rPr>
-          <w:b/>
           <w:spacing w:val="-5"/>
-          <w:sz w:val="28"/>
         </w:rPr>
         <w:t xml:space="preserve"> </w:t>
       </w:r>
       <w:r>
         <w:rPr>
-          <w:b/>
           <w:spacing w:val="-4"/>
-          <w:sz w:val="28"/>
         </w:rPr>
         <w:t>KHẢ</w:t>
       </w:r>
       <w:r>
         <w:rPr>
-          <w:b/>
           <w:spacing w:val="-4"/>
-          <w:sz w:val="28"/>
           <w:lang w:val="en-US"/>
         </w:rPr>
         <w:t>O</w:t>
       </w:r>
+      <w:bookmarkEnd w:id="61"/>
     </w:p>
     <w:p>
       <w:pPr>
@@ -20944,7 +20861,7 @@
       <mc:AlternateContent>
         <mc:Choice Requires="wps">
           <w:drawing>
-            <wp:anchor distT="0" distB="0" distL="0" distR="0" simplePos="0" relativeHeight="251659264" behindDoc="1" locked="0" layoutInCell="1" allowOverlap="1" wp14:anchorId="1809AE75" wp14:editId="38BD0C28">
+            <wp:anchor distT="0" distB="0" distL="0" distR="0" simplePos="0" relativeHeight="251660288" behindDoc="1" locked="0" layoutInCell="1" allowOverlap="1" wp14:anchorId="1809AE75" wp14:editId="38BD0C28">
               <wp:simplePos x="0" y="0"/>
               <wp:positionH relativeFrom="page">
                 <wp:posOffset>6409690</wp:posOffset>
@@ -21044,7 +20961,7 @@
               <v:stroke joinstyle="miter"/>
               <v:path gradientshapeok="t" o:connecttype="rect"/>
             </v:shapetype>
-            <v:shape id="Textbox 6" o:spid="_x0000_s1030" type="#_x0000_t202" style="position:absolute;margin-left:504.7pt;margin-top:803.75pt;width:16.7pt;height:15.3pt;z-index:-251657216;visibility:visible;mso-wrap-style:square;mso-width-percent:0;mso-height-percent:0;mso-wrap-distance-left:0;mso-wrap-distance-top:0;mso-wrap-distance-right:0;mso-wrap-distance-bottom:0;mso-position-horizontal:absolute;mso-position-horizontal-relative:page;mso-position-vertical:absolute;mso-position-vertical-relative:page;mso-width-percent:0;mso-height-percent:0;mso-width-relative:margin;mso-height-relative:margin;v-text-anchor:top" o:gfxdata="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" filled="f" stroked="f">
+            <v:shape id="Textbox 6" o:spid="_x0000_s1030" type="#_x0000_t202" style="position:absolute;margin-left:504.7pt;margin-top:803.75pt;width:16.7pt;height:15.3pt;z-index:-251656192;visibility:visible;mso-wrap-style:square;mso-width-percent:0;mso-height-percent:0;mso-wrap-distance-left:0;mso-wrap-distance-top:0;mso-wrap-distance-right:0;mso-wrap-distance-bottom:0;mso-position-horizontal:absolute;mso-position-horizontal-relative:page;mso-position-vertical:absolute;mso-position-vertical-relative:page;mso-width-percent:0;mso-height-percent:0;mso-width-relative:margin;mso-height-relative:margin;v-text-anchor:top" o:gfxdata="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" filled="f" stroked="f">
               <v:textbox inset="0,0,0,0">
                 <w:txbxContent>
                   <w:p>
@@ -21108,7 +21025,7 @@
       <mc:AlternateContent>
         <mc:Choice Requires="wps">
           <w:drawing>
-            <wp:anchor distT="0" distB="0" distL="0" distR="0" simplePos="0" relativeHeight="251655168" behindDoc="1" locked="0" layoutInCell="1" allowOverlap="1" wp14:anchorId="56FB8D18" wp14:editId="30B70429">
+            <wp:anchor distT="0" distB="0" distL="0" distR="0" simplePos="0" relativeHeight="251655168" behindDoc="1" locked="0" layoutInCell="1" allowOverlap="1" wp14:anchorId="56FB8D18" wp14:editId="489A628C">
               <wp:simplePos x="0" y="0"/>
               <wp:positionH relativeFrom="page">
                 <wp:posOffset>1196259</wp:posOffset>
@@ -21301,7 +21218,7 @@
         </mc:Choice>
         <mc:Fallback>
           <w:pict>
-            <v:shape w14:anchorId="74E76278" id="Graphic 12" o:spid="_x0000_s1026" style="position:absolute;margin-left:85.05pt;margin-top:795.8pt;width:457.5pt;height:5.25pt;z-index:-251658240;visibility:visible;mso-wrap-style:square;mso-width-percent:0;mso-height-percent:0;mso-wrap-distance-left:0;mso-wrap-distance-top:0;mso-wrap-distance-right:0;mso-wrap-distance-bottom:0;mso-position-horizontal:absolute;mso-position-horizontal-relative:page;mso-position-vertical:absolute;mso-position-vertical-relative:page;mso-width-percent:0;mso-height-percent:0;mso-width-relative:margin;mso-height-relative:margin;v-text-anchor:top" coordsize="5618480,56515" o:gfxdata="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" path="m5618353,18288l,18288,,56388r5618353,l5618353,18288xem5618353,l,,,9144r5618353,l5618353,xe" fillcolor="black" stroked="f">
+            <v:shape w14:anchorId="7D44BE5B" id="Graphic 12" o:spid="_x0000_s1026" style="position:absolute;margin-left:85.05pt;margin-top:795.8pt;width:457.5pt;height:5.25pt;z-index:-251658240;visibility:visible;mso-wrap-style:square;mso-width-percent:0;mso-height-percent:0;mso-wrap-distance-left:0;mso-wrap-distance-top:0;mso-wrap-distance-right:0;mso-wrap-distance-bottom:0;mso-position-horizontal:absolute;mso-position-horizontal-relative:page;mso-position-vertical:absolute;mso-position-vertical-relative:page;mso-width-percent:0;mso-height-percent:0;mso-width-relative:margin;mso-height-relative:margin;v-text-anchor:top" coordsize="5618480,56515" o:gfxdata="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" path="m5618353,18288l,18288,,56388r5618353,l5618353,18288xem5618353,l,,,9144r5618353,l5618353,xe" fillcolor="black" stroked="f">
               <v:path arrowok="t"/>
               <w10:wrap anchorx="page" anchory="page"/>
             </v:shape>
@@ -21331,7 +21248,7 @@
       <mc:AlternateContent>
         <mc:Choice Requires="wps">
           <w:drawing>
-            <wp:anchor distT="0" distB="0" distL="0" distR="0" simplePos="0" relativeHeight="251652096" behindDoc="1" locked="0" layoutInCell="1" allowOverlap="1" wp14:anchorId="05E6F002" wp14:editId="7E87C311">
+            <wp:anchor distT="0" distB="0" distL="0" distR="0" simplePos="0" relativeHeight="251656192" behindDoc="1" locked="0" layoutInCell="1" allowOverlap="1" wp14:anchorId="05E6F002" wp14:editId="0FBD25DF">
               <wp:simplePos x="0" y="0"/>
               <wp:positionH relativeFrom="page">
                 <wp:posOffset>1076324</wp:posOffset>
@@ -21426,7 +21343,7 @@
         </mc:Choice>
         <mc:Fallback>
           <w:pict>
-            <v:shape w14:anchorId="1A2B5603" id="Graphic 15" o:spid="_x0000_s1026" style="position:absolute;margin-left:84.75pt;margin-top:793.5pt;width:453.75pt;height:4.5pt;z-index:-251664384;visibility:visible;mso-wrap-style:square;mso-width-percent:0;mso-height-percent:0;mso-wrap-distance-left:0;mso-wrap-distance-top:0;mso-wrap-distance-right:0;mso-wrap-distance-bottom:0;mso-position-horizontal:absolute;mso-position-horizontal-relative:page;mso-position-vertical:absolute;mso-position-vertical-relative:page;mso-width-percent:0;mso-height-percent:0;mso-width-relative:margin;mso-height-relative:margin;v-text-anchor:top" coordsize="5389880,57150" o:gfxdata="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" path="m5389740,47256l,47256r,9436l5389740,56692r,-9436xem5389740,l,,,38100r5389740,l5389740,xe" fillcolor="black" stroked="f">
+            <v:shape w14:anchorId="149CC358" id="Graphic 15" o:spid="_x0000_s1026" style="position:absolute;margin-left:84.75pt;margin-top:793.5pt;width:453.75pt;height:4.5pt;z-index:-251660288;visibility:visible;mso-wrap-style:square;mso-width-percent:0;mso-height-percent:0;mso-wrap-distance-left:0;mso-wrap-distance-top:0;mso-wrap-distance-right:0;mso-wrap-distance-bottom:0;mso-position-horizontal:absolute;mso-position-horizontal-relative:page;mso-position-vertical:absolute;mso-position-vertical-relative:page;mso-width-percent:0;mso-height-percent:0;mso-width-relative:margin;mso-height-relative:margin;v-text-anchor:top" coordsize="5389880,57150" o:gfxdata="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" path="m5389740,47256l,47256r,9436l5389740,56692r,-9436xem5389740,l,,,38100r5389740,l5389740,xe" fillcolor="black" stroked="f">
               <v:path arrowok="t"/>
               <w10:wrap anchorx="page" anchory="page"/>
             </v:shape>
@@ -21442,7 +21359,7 @@
       <mc:AlternateContent>
         <mc:Choice Requires="wps">
           <w:drawing>
-            <wp:anchor distT="0" distB="0" distL="0" distR="0" simplePos="0" relativeHeight="251664384" behindDoc="1" locked="0" layoutInCell="1" allowOverlap="1" wp14:anchorId="1B06748B" wp14:editId="65057281">
+            <wp:anchor distT="0" distB="0" distL="0" distR="0" simplePos="0" relativeHeight="251661312" behindDoc="1" locked="0" layoutInCell="1" allowOverlap="1" wp14:anchorId="1B06748B" wp14:editId="11F0DD42">
               <wp:simplePos x="0" y="0"/>
               <wp:positionH relativeFrom="page">
                 <wp:posOffset>6343649</wp:posOffset>
@@ -21542,7 +21459,7 @@
               <v:stroke joinstyle="miter"/>
               <v:path gradientshapeok="t" o:connecttype="rect"/>
             </v:shapetype>
-            <v:shape id="Textbox 17" o:spid="_x0000_s1034" type="#_x0000_t202" style="position:absolute;margin-left:499.5pt;margin-top:801pt;width:24.75pt;height:20.25pt;z-index:-251652096;visibility:visible;mso-wrap-style:square;mso-width-percent:0;mso-height-percent:0;mso-wrap-distance-left:0;mso-wrap-distance-top:0;mso-wrap-distance-right:0;mso-wrap-distance-bottom:0;mso-position-horizontal:absolute;mso-position-horizontal-relative:page;mso-position-vertical:absolute;mso-position-vertical-relative:page;mso-width-percent:0;mso-height-percent:0;mso-width-relative:margin;mso-height-relative:margin;v-text-anchor:top" o:gfxdata="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" filled="f" stroked="f">
+            <v:shape id="Textbox 17" o:spid="_x0000_s1034" type="#_x0000_t202" style="position:absolute;margin-left:499.5pt;margin-top:801pt;width:24.75pt;height:20.25pt;z-index:-251655168;visibility:visible;mso-wrap-style:square;mso-width-percent:0;mso-height-percent:0;mso-wrap-distance-left:0;mso-wrap-distance-top:0;mso-wrap-distance-right:0;mso-wrap-distance-bottom:0;mso-position-horizontal:absolute;mso-position-horizontal-relative:page;mso-position-vertical:absolute;mso-position-vertical-relative:page;mso-width-percent:0;mso-height-percent:0;mso-width-relative:margin;mso-height-relative:margin;v-text-anchor:top" o:gfxdata="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" filled="f" stroked="f">
               <v:textbox inset="0,0,0,0">
                 <w:txbxContent>
                   <w:p>
@@ -21606,7 +21523,7 @@
       <mc:AlternateContent>
         <mc:Choice Requires="wps">
           <w:drawing>
-            <wp:anchor distT="0" distB="0" distL="0" distR="0" simplePos="0" relativeHeight="251666432" behindDoc="1" locked="0" layoutInCell="1" allowOverlap="1" wp14:anchorId="0ECBBE00" wp14:editId="1D06AC69">
+            <wp:anchor distT="0" distB="0" distL="0" distR="0" simplePos="0" relativeHeight="251663360" behindDoc="1" locked="0" layoutInCell="1" allowOverlap="1" wp14:anchorId="0ECBBE00" wp14:editId="6064EF70">
               <wp:simplePos x="0" y="0"/>
               <wp:positionH relativeFrom="page">
                 <wp:posOffset>1247952</wp:posOffset>
@@ -21668,7 +21585,7 @@
         </mc:Choice>
         <mc:Fallback>
           <w:pict>
-            <v:shape w14:anchorId="0ECBBE00" id="Textbox 16" o:spid="_x0000_s1035" type="#_x0000_t202" style="position:absolute;margin-left:98.25pt;margin-top:798.55pt;width:114.7pt;height:15.3pt;z-index:-251650048;visibility:visible;mso-wrap-style:square;mso-wrap-distance-left:0;mso-wrap-distance-top:0;mso-wrap-distance-right:0;mso-wrap-distance-bottom:0;mso-position-horizontal:absolute;mso-position-horizontal-relative:page;mso-position-vertical:absolute;mso-position-vertical-relative:page;v-text-anchor:top" o:gfxdata="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" filled="f" stroked="f">
+            <v:shape w14:anchorId="0ECBBE00" id="Textbox 16" o:spid="_x0000_s1035" type="#_x0000_t202" style="position:absolute;margin-left:98.25pt;margin-top:798.55pt;width:114.7pt;height:15.3pt;z-index:-251653120;visibility:visible;mso-wrap-style:square;mso-wrap-distance-left:0;mso-wrap-distance-top:0;mso-wrap-distance-right:0;mso-wrap-distance-bottom:0;mso-position-horizontal:absolute;mso-position-horizontal-relative:page;mso-position-vertical:absolute;mso-position-vertical-relative:page;v-text-anchor:top" o:gfxdata="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" filled="f" stroked="f">
               <v:textbox inset="0,0,0,0">
                 <w:txbxContent>
                   <w:p>
@@ -21737,7 +21654,7 @@
       <mc:AlternateContent>
         <mc:Choice Requires="wps">
           <w:drawing>
-            <wp:anchor distT="0" distB="0" distL="0" distR="0" simplePos="0" relativeHeight="251653120" behindDoc="1" locked="0" layoutInCell="1" allowOverlap="1" wp14:anchorId="648CE87D" wp14:editId="3953524C">
+            <wp:anchor distT="0" distB="0" distL="0" distR="0" simplePos="0" relativeHeight="251652096" behindDoc="1" locked="0" layoutInCell="1" allowOverlap="1" wp14:anchorId="648CE87D" wp14:editId="4CCEC93E">
               <wp:simplePos x="0" y="0"/>
               <wp:positionH relativeFrom="page">
                 <wp:posOffset>5438775</wp:posOffset>
@@ -21816,7 +21733,7 @@
               <v:stroke joinstyle="miter"/>
               <v:path gradientshapeok="t" o:connecttype="rect"/>
             </v:shapetype>
-            <v:shape id="Textbox 3" o:spid="_x0000_s1028" type="#_x0000_t202" style="position:absolute;margin-left:428.25pt;margin-top:26.2pt;width:110.5pt;height:17.3pt;z-index:-251663360;visibility:visible;mso-wrap-style:square;mso-width-percent:0;mso-height-percent:0;mso-wrap-distance-left:0;mso-wrap-distance-top:0;mso-wrap-distance-right:0;mso-wrap-distance-bottom:0;mso-position-horizontal:absolute;mso-position-horizontal-relative:page;mso-position-vertical:absolute;mso-position-vertical-relative:page;mso-width-percent:0;mso-height-percent:0;mso-width-relative:margin;mso-height-relative:margin;v-text-anchor:top" o:gfxdata="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" filled="f" stroked="f">
+            <v:shape id="Textbox 3" o:spid="_x0000_s1028" type="#_x0000_t202" style="position:absolute;margin-left:428.25pt;margin-top:26.2pt;width:110.5pt;height:17.3pt;z-index:-251664384;visibility:visible;mso-wrap-style:square;mso-width-percent:0;mso-height-percent:0;mso-wrap-distance-left:0;mso-wrap-distance-top:0;mso-wrap-distance-right:0;mso-wrap-distance-bottom:0;mso-position-horizontal:absolute;mso-position-horizontal-relative:page;mso-position-vertical:absolute;mso-position-vertical-relative:page;mso-width-percent:0;mso-height-percent:0;mso-width-relative:margin;mso-height-relative:margin;v-text-anchor:top" o:gfxdata="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" filled="f" stroked="f">
               <v:textbox inset="0,0,0,0">
                 <w:txbxContent>
                   <w:p>
@@ -21859,7 +21776,7 @@
       <mc:AlternateContent>
         <mc:Choice Requires="wps">
           <w:drawing>
-            <wp:anchor distT="0" distB="0" distL="0" distR="0" simplePos="0" relativeHeight="251660288" behindDoc="1" locked="0" layoutInCell="1" allowOverlap="1" wp14:anchorId="7BFFD3D3" wp14:editId="0DB3F028">
+            <wp:anchor distT="0" distB="0" distL="0" distR="0" simplePos="0" relativeHeight="251662336" behindDoc="1" locked="0" layoutInCell="1" allowOverlap="1" wp14:anchorId="7BFFD3D3" wp14:editId="0DB3F028">
               <wp:simplePos x="0" y="0"/>
               <wp:positionH relativeFrom="page">
                 <wp:posOffset>1080135</wp:posOffset>
@@ -21954,7 +21871,7 @@
         </mc:Choice>
         <mc:Fallback>
           <w:pict>
-            <v:shape w14:anchorId="571A61F6" id="Graphic 12" o:spid="_x0000_s1026" style="position:absolute;margin-left:85.05pt;margin-top:43.8pt;width:457.5pt;height:5.25pt;z-index:-251656192;visibility:visible;mso-wrap-style:square;mso-width-percent:0;mso-height-percent:0;mso-wrap-distance-left:0;mso-wrap-distance-top:0;mso-wrap-distance-right:0;mso-wrap-distance-bottom:0;mso-position-horizontal:absolute;mso-position-horizontal-relative:page;mso-position-vertical:absolute;mso-position-vertical-relative:page;mso-width-percent:0;mso-height-percent:0;mso-width-relative:margin;mso-height-relative:margin;v-text-anchor:top" coordsize="5618480,56515" o:gfxdata="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" path="m5618353,18288l,18288,,56388r5618353,l5618353,18288xem5618353,l,,,9144r5618353,l5618353,xe" fillcolor="black" stroked="f">
+            <v:shape w14:anchorId="6AC607B2" id="Graphic 12" o:spid="_x0000_s1026" style="position:absolute;margin-left:85.05pt;margin-top:43.8pt;width:457.5pt;height:5.25pt;z-index:-251654144;visibility:visible;mso-wrap-style:square;mso-width-percent:0;mso-height-percent:0;mso-wrap-distance-left:0;mso-wrap-distance-top:0;mso-wrap-distance-right:0;mso-wrap-distance-bottom:0;mso-position-horizontal:absolute;mso-position-horizontal-relative:page;mso-position-vertical:absolute;mso-position-vertical-relative:page;mso-width-percent:0;mso-height-percent:0;mso-width-relative:margin;mso-height-relative:margin;v-text-anchor:top" coordsize="5618480,56515" o:gfxdata="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" path="m5618353,18288l,18288,,56388r5618353,l5618353,18288xem5618353,l,,,9144r5618353,l5618353,xe" fillcolor="black" stroked="f">
               <v:path arrowok="t"/>
               <w10:wrap anchorx="page" anchory="page"/>
             </v:shape>
@@ -21970,7 +21887,7 @@
       <mc:AlternateContent>
         <mc:Choice Requires="wps">
           <w:drawing>
-            <wp:anchor distT="0" distB="0" distL="0" distR="0" simplePos="0" relativeHeight="251654144" behindDoc="1" locked="0" layoutInCell="1" allowOverlap="1" wp14:anchorId="396C7069" wp14:editId="4C88EF79">
+            <wp:anchor distT="0" distB="0" distL="0" distR="0" simplePos="0" relativeHeight="251653120" behindDoc="1" locked="0" layoutInCell="1" allowOverlap="1" wp14:anchorId="396C7069" wp14:editId="340B399F">
               <wp:simplePos x="0" y="0"/>
               <wp:positionH relativeFrom="page">
                 <wp:posOffset>1114425</wp:posOffset>
@@ -22044,7 +21961,7 @@
         </mc:Choice>
         <mc:Fallback>
           <w:pict>
-            <v:shape w14:anchorId="396C7069" id="Textbox 2" o:spid="_x0000_s1029" type="#_x0000_t202" style="position:absolute;margin-left:87.75pt;margin-top:24.75pt;width:243pt;height:15pt;z-index:-251662336;visibility:visible;mso-wrap-style:square;mso-width-percent:0;mso-height-percent:0;mso-wrap-distance-left:0;mso-wrap-distance-top:0;mso-wrap-distance-right:0;mso-wrap-distance-bottom:0;mso-position-horizontal:absolute;mso-position-horizontal-relative:page;mso-position-vertical:absolute;mso-position-vertical-relative:page;mso-width-percent:0;mso-height-percent:0;mso-width-relative:margin;mso-height-relative:margin;v-text-anchor:top" o:gfxdata="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" filled="f" stroked="f">
+            <v:shape w14:anchorId="396C7069" id="Textbox 2" o:spid="_x0000_s1029" type="#_x0000_t202" style="position:absolute;margin-left:87.75pt;margin-top:24.75pt;width:243pt;height:15pt;z-index:-251663360;visibility:visible;mso-wrap-style:square;mso-width-percent:0;mso-height-percent:0;mso-wrap-distance-left:0;mso-wrap-distance-top:0;mso-wrap-distance-right:0;mso-wrap-distance-bottom:0;mso-position-horizontal:absolute;mso-position-horizontal-relative:page;mso-position-vertical:absolute;mso-position-vertical-relative:page;mso-width-percent:0;mso-height-percent:0;mso-width-relative:margin;mso-height-relative:margin;v-text-anchor:top" o:gfxdata="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" filled="f" stroked="f">
               <v:textbox inset="0,0,0,0">
                 <w:txbxContent>
                   <w:p>
@@ -22100,7 +22017,7 @@
       <mc:AlternateContent>
         <mc:Choice Requires="wps">
           <w:drawing>
-            <wp:anchor distT="0" distB="0" distL="0" distR="0" simplePos="0" relativeHeight="251662336" behindDoc="1" locked="0" layoutInCell="1" allowOverlap="1" wp14:anchorId="3F15147F" wp14:editId="4B10F7F6">
+            <wp:anchor distT="0" distB="0" distL="0" distR="0" simplePos="0" relativeHeight="251659264" behindDoc="1" locked="0" layoutInCell="1" allowOverlap="1" wp14:anchorId="3F15147F" wp14:editId="6EF396E6">
               <wp:simplePos x="0" y="0"/>
               <wp:positionH relativeFrom="page">
                 <wp:posOffset>5439410</wp:posOffset>
@@ -22172,7 +22089,7 @@
               <v:stroke joinstyle="miter"/>
               <v:path gradientshapeok="t" o:connecttype="rect"/>
             </v:shapetype>
-            <v:shape id="_x0000_s1032" type="#_x0000_t202" style="position:absolute;margin-left:428.3pt;margin-top:27.3pt;width:110.5pt;height:17.3pt;z-index:-251654144;visibility:visible;mso-wrap-style:square;mso-width-percent:0;mso-height-percent:0;mso-wrap-distance-left:0;mso-wrap-distance-top:0;mso-wrap-distance-right:0;mso-wrap-distance-bottom:0;mso-position-horizontal:absolute;mso-position-horizontal-relative:page;mso-position-vertical:absolute;mso-position-vertical-relative:page;mso-width-percent:0;mso-height-percent:0;mso-width-relative:margin;mso-height-relative:margin;v-text-anchor:top" o:gfxdata="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" filled="f" stroked="f">
+            <v:shape id="_x0000_s1032" type="#_x0000_t202" style="position:absolute;margin-left:428.3pt;margin-top:27.3pt;width:110.5pt;height:17.3pt;z-index:-251657216;visibility:visible;mso-wrap-style:square;mso-width-percent:0;mso-height-percent:0;mso-wrap-distance-left:0;mso-wrap-distance-top:0;mso-wrap-distance-right:0;mso-wrap-distance-bottom:0;mso-position-horizontal:absolute;mso-position-horizontal-relative:page;mso-position-vertical:absolute;mso-position-vertical-relative:page;mso-width-percent:0;mso-height-percent:0;mso-width-relative:margin;mso-height-relative:margin;v-text-anchor:top" o:gfxdata="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" filled="f" stroked="f">
               <v:textbox inset="0,0,0,0">
                 <w:txbxContent>
                   <w:p>
@@ -22208,7 +22125,7 @@
       <mc:AlternateContent>
         <mc:Choice Requires="wps">
           <w:drawing>
-            <wp:anchor distT="0" distB="0" distL="0" distR="0" simplePos="0" relativeHeight="251656192" behindDoc="1" locked="0" layoutInCell="1" allowOverlap="1" wp14:anchorId="53F818AE" wp14:editId="3C57C1D6">
+            <wp:anchor distT="0" distB="0" distL="0" distR="0" simplePos="0" relativeHeight="251657216" behindDoc="1" locked="0" layoutInCell="1" allowOverlap="1" wp14:anchorId="53F818AE" wp14:editId="666294CE">
               <wp:simplePos x="0" y="0"/>
               <wp:positionH relativeFrom="page">
                 <wp:posOffset>1080135</wp:posOffset>
@@ -22282,7 +22199,7 @@
         </mc:Choice>
         <mc:Fallback>
           <w:pict>
-            <v:shape w14:anchorId="53F818AE" id="_x0000_s1033" type="#_x0000_t202" style="position:absolute;margin-left:85.05pt;margin-top:26.55pt;width:243pt;height:15pt;z-index:-251660288;visibility:visible;mso-wrap-style:square;mso-width-percent:0;mso-height-percent:0;mso-wrap-distance-left:0;mso-wrap-distance-top:0;mso-wrap-distance-right:0;mso-wrap-distance-bottom:0;mso-position-horizontal:absolute;mso-position-horizontal-relative:page;mso-position-vertical:absolute;mso-position-vertical-relative:page;mso-width-percent:0;mso-height-percent:0;mso-width-relative:margin;mso-height-relative:margin;v-text-anchor:top" o:gfxdata="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" filled="f" stroked="f">
+            <v:shape w14:anchorId="53F818AE" id="_x0000_s1033" type="#_x0000_t202" style="position:absolute;margin-left:85.05pt;margin-top:26.55pt;width:243pt;height:15pt;z-index:-251659264;visibility:visible;mso-wrap-style:square;mso-width-percent:0;mso-height-percent:0;mso-wrap-distance-left:0;mso-wrap-distance-top:0;mso-wrap-distance-right:0;mso-wrap-distance-bottom:0;mso-position-horizontal:absolute;mso-position-horizontal-relative:page;mso-position-vertical:absolute;mso-position-vertical-relative:page;mso-width-percent:0;mso-height-percent:0;mso-width-relative:margin;mso-height-relative:margin;v-text-anchor:top" o:gfxdata="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" filled="f" stroked="f">
               <v:textbox inset="0,0,0,0">
                 <w:txbxContent>
                   <w:p>
@@ -22324,7 +22241,7 @@
       <mc:AlternateContent>
         <mc:Choice Requires="wps">
           <w:drawing>
-            <wp:anchor distT="0" distB="0" distL="0" distR="0" simplePos="0" relativeHeight="251650048" behindDoc="1" locked="0" layoutInCell="1" allowOverlap="1" wp14:anchorId="4C3876BD" wp14:editId="722B3471">
+            <wp:anchor distT="0" distB="0" distL="0" distR="0" simplePos="0" relativeHeight="251654144" behindDoc="1" locked="0" layoutInCell="1" allowOverlap="1" wp14:anchorId="4C3876BD" wp14:editId="2EFF35BB">
               <wp:simplePos x="0" y="0"/>
               <wp:positionH relativeFrom="page">
                 <wp:posOffset>1076326</wp:posOffset>
@@ -22419,7 +22336,7 @@
         </mc:Choice>
         <mc:Fallback>
           <w:pict>
-            <v:shape w14:anchorId="019E04B2" id="Graphic 12" o:spid="_x0000_s1026" style="position:absolute;margin-left:84.75pt;margin-top:42.75pt;width:457.5pt;height:5.25pt;z-index:-251666432;visibility:visible;mso-wrap-style:square;mso-width-percent:0;mso-height-percent:0;mso-wrap-distance-left:0;mso-wrap-distance-top:0;mso-wrap-distance-right:0;mso-wrap-distance-bottom:0;mso-position-horizontal:absolute;mso-position-horizontal-relative:page;mso-position-vertical:absolute;mso-position-vertical-relative:page;mso-width-percent:0;mso-height-percent:0;mso-width-relative:margin;mso-height-relative:margin;v-text-anchor:top" coordsize="5618480,56515" o:gfxdata="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" path="m5618353,18288l,18288,,56388r5618353,l5618353,18288xem5618353,l,,,9144r5618353,l5618353,xe" fillcolor="black" stroked="f">
+            <v:shape w14:anchorId="7D751AB8" id="Graphic 12" o:spid="_x0000_s1026" style="position:absolute;margin-left:84.75pt;margin-top:42.75pt;width:457.5pt;height:5.25pt;z-index:-251662336;visibility:visible;mso-wrap-style:square;mso-width-percent:0;mso-height-percent:0;mso-wrap-distance-left:0;mso-wrap-distance-top:0;mso-wrap-distance-right:0;mso-wrap-distance-bottom:0;mso-position-horizontal:absolute;mso-position-horizontal-relative:page;mso-position-vertical:absolute;mso-position-vertical-relative:page;mso-width-percent:0;mso-height-percent:0;mso-width-relative:margin;mso-height-relative:margin;v-text-anchor:top" coordsize="5618480,56515" o:gfxdata="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" path="m5618353,18288l,18288,,56388r5618353,l5618353,18288xem5618353,l,,,9144r5618353,l5618353,xe" fillcolor="black" stroked="f">
               <v:path arrowok="t"/>
               <w10:wrap anchorx="page" anchory="page"/>
             </v:shape>
@@ -23473,6 +23390,119 @@
     </w:lvl>
   </w:abstractNum>
   <w:abstractNum w:abstractNumId="7" w15:restartNumberingAfterBreak="0">
+    <w:nsid w:val="24E52805"/>
+    <w:multiLevelType w:val="hybridMultilevel"/>
+    <w:tmpl w:val="1DB4D150"/>
+    <w:lvl w:ilvl="0" w:tplc="04090001">
+      <w:start w:val="1"/>
+      <w:numFmt w:val="bullet"/>
+      <w:lvlText w:val=""/>
+      <w:lvlJc w:val="left"/>
+      <w:pPr>
+        <w:ind w:left="720" w:hanging="360"/>
+      </w:pPr>
+      <w:rPr>
+        <w:rFonts w:ascii="Symbol" w:hAnsi="Symbol" w:hint="default"/>
+      </w:rPr>
+    </w:lvl>
+    <w:lvl w:ilvl="1" w:tplc="04090003" w:tentative="1">
+      <w:start w:val="1"/>
+      <w:numFmt w:val="bullet"/>
+      <w:lvlText w:val="o"/>
+      <w:lvlJc w:val="left"/>
+      <w:pPr>
+        <w:ind w:left="1440" w:hanging="360"/>
+      </w:pPr>
+      <w:rPr>
+        <w:rFonts w:ascii="Courier New" w:hAnsi="Courier New" w:cs="Courier New" w:hint="default"/>
+      </w:rPr>
+    </w:lvl>
+    <w:lvl w:ilvl="2" w:tplc="04090005" w:tentative="1">
+      <w:start w:val="1"/>
+      <w:numFmt w:val="bullet"/>
+      <w:lvlText w:val=""/>
+      <w:lvlJc w:val="left"/>
+      <w:pPr>
+        <w:ind w:left="2160" w:hanging="360"/>
+      </w:pPr>
+      <w:rPr>
+        <w:rFonts w:ascii="Wingdings" w:hAnsi="Wingdings" w:hint="default"/>
+      </w:rPr>
+    </w:lvl>
+    <w:lvl w:ilvl="3" w:tplc="04090001" w:tentative="1">
+      <w:start w:val="1"/>
+      <w:numFmt w:val="bullet"/>
+      <w:lvlText w:val=""/>
+      <w:lvlJc w:val="left"/>
+      <w:pPr>
+        <w:ind w:left="2880" w:hanging="360"/>
+      </w:pPr>
+      <w:rPr>
+        <w:rFonts w:ascii="Symbol" w:hAnsi="Symbol" w:hint="default"/>
+      </w:rPr>
+    </w:lvl>
+    <w:lvl w:ilvl="4" w:tplc="04090003" w:tentative="1">
+      <w:start w:val="1"/>
+      <w:numFmt w:val="bullet"/>
+      <w:lvlText w:val="o"/>
+      <w:lvlJc w:val="left"/>
+      <w:pPr>
+        <w:ind w:left="3600" w:hanging="360"/>
+      </w:pPr>
+      <w:rPr>
+        <w:rFonts w:ascii="Courier New" w:hAnsi="Courier New" w:cs="Courier New" w:hint="default"/>
+      </w:rPr>
+    </w:lvl>
+    <w:lvl w:ilvl="5" w:tplc="04090005" w:tentative="1">
+      <w:start w:val="1"/>
+      <w:numFmt w:val="bullet"/>
+      <w:lvlText w:val=""/>
+      <w:lvlJc w:val="left"/>
+      <w:pPr>
+        <w:ind w:left="4320" w:hanging="360"/>
+      </w:pPr>
+      <w:rPr>
+        <w:rFonts w:ascii="Wingdings" w:hAnsi="Wingdings" w:hint="default"/>
+      </w:rPr>
+    </w:lvl>
+    <w:lvl w:ilvl="6" w:tplc="04090001" w:tentative="1">
+      <w:start w:val="1"/>
+      <w:numFmt w:val="bullet"/>
+      <w:lvlText w:val=""/>
+      <w:lvlJc w:val="left"/>
+      <w:pPr>
+        <w:ind w:left="5040" w:hanging="360"/>
+      </w:pPr>
+      <w:rPr>
+        <w:rFonts w:ascii="Symbol" w:hAnsi="Symbol" w:hint="default"/>
+      </w:rPr>
+    </w:lvl>
+    <w:lvl w:ilvl="7" w:tplc="04090003" w:tentative="1">
+      <w:start w:val="1"/>
+      <w:numFmt w:val="bullet"/>
+      <w:lvlText w:val="o"/>
+      <w:lvlJc w:val="left"/>
+      <w:pPr>
+        <w:ind w:left="5760" w:hanging="360"/>
+      </w:pPr>
+      <w:rPr>
+        <w:rFonts w:ascii="Courier New" w:hAnsi="Courier New" w:cs="Courier New" w:hint="default"/>
+      </w:rPr>
+    </w:lvl>
+    <w:lvl w:ilvl="8" w:tplc="04090005" w:tentative="1">
+      <w:start w:val="1"/>
+      <w:numFmt w:val="bullet"/>
+      <w:lvlText w:val=""/>
+      <w:lvlJc w:val="left"/>
+      <w:pPr>
+        <w:ind w:left="6480" w:hanging="360"/>
+      </w:pPr>
+      <w:rPr>
+        <w:rFonts w:ascii="Wingdings" w:hAnsi="Wingdings" w:hint="default"/>
+      </w:rPr>
+    </w:lvl>
+  </w:abstractNum>
+  <w:abstractNum w:abstractNumId="8" w15:restartNumberingAfterBreak="0">
     <w:nsid w:val="2CA7448C"/>
     <w:multiLevelType w:val="multilevel"/>
     <w:tmpl w:val="ED6004D0"/>
@@ -23621,7 +23651,7 @@
       </w:rPr>
     </w:lvl>
   </w:abstractNum>
-  <w:abstractNum w:abstractNumId="8" w15:restartNumberingAfterBreak="0">
+  <w:abstractNum w:abstractNumId="9" w15:restartNumberingAfterBreak="0">
     <w:nsid w:val="311A011A"/>
     <w:multiLevelType w:val="multilevel"/>
     <w:tmpl w:val="DCA8AD98"/>
@@ -23770,7 +23800,7 @@
       </w:rPr>
     </w:lvl>
   </w:abstractNum>
-  <w:abstractNum w:abstractNumId="9" w15:restartNumberingAfterBreak="0">
+  <w:abstractNum w:abstractNumId="10" w15:restartNumberingAfterBreak="0">
     <w:nsid w:val="320F18E0"/>
     <w:multiLevelType w:val="multilevel"/>
     <w:tmpl w:val="EAD23B06"/>
@@ -23919,7 +23949,7 @@
       </w:rPr>
     </w:lvl>
   </w:abstractNum>
-  <w:abstractNum w:abstractNumId="10" w15:restartNumberingAfterBreak="0">
+  <w:abstractNum w:abstractNumId="11" w15:restartNumberingAfterBreak="0">
     <w:nsid w:val="36BF0445"/>
     <w:multiLevelType w:val="multilevel"/>
     <w:tmpl w:val="04DA5ABA"/>
@@ -24068,7 +24098,7 @@
       </w:rPr>
     </w:lvl>
   </w:abstractNum>
-  <w:abstractNum w:abstractNumId="11" w15:restartNumberingAfterBreak="0">
+  <w:abstractNum w:abstractNumId="12" w15:restartNumberingAfterBreak="0">
     <w:nsid w:val="41E35A5A"/>
     <w:multiLevelType w:val="multilevel"/>
     <w:tmpl w:val="DB9EE2BC"/>
@@ -24217,7 +24247,7 @@
       </w:rPr>
     </w:lvl>
   </w:abstractNum>
-  <w:abstractNum w:abstractNumId="12" w15:restartNumberingAfterBreak="0">
+  <w:abstractNum w:abstractNumId="13" w15:restartNumberingAfterBreak="0">
     <w:nsid w:val="4297677D"/>
     <w:multiLevelType w:val="multilevel"/>
     <w:tmpl w:val="DE8659C6"/>
@@ -24366,7 +24396,7 @@
       </w:rPr>
     </w:lvl>
   </w:abstractNum>
-  <w:abstractNum w:abstractNumId="13" w15:restartNumberingAfterBreak="0">
+  <w:abstractNum w:abstractNumId="14" w15:restartNumberingAfterBreak="0">
     <w:nsid w:val="42B56930"/>
     <w:multiLevelType w:val="multilevel"/>
     <w:tmpl w:val="3E0CE5EA"/>
@@ -24515,7 +24545,7 @@
       </w:rPr>
     </w:lvl>
   </w:abstractNum>
-  <w:abstractNum w:abstractNumId="14" w15:restartNumberingAfterBreak="0">
+  <w:abstractNum w:abstractNumId="15" w15:restartNumberingAfterBreak="0">
     <w:nsid w:val="49F1781B"/>
     <w:multiLevelType w:val="multilevel"/>
     <w:tmpl w:val="EEFCF2AC"/>
@@ -24664,7 +24694,7 @@
       </w:rPr>
     </w:lvl>
   </w:abstractNum>
-  <w:abstractNum w:abstractNumId="15" w15:restartNumberingAfterBreak="0">
+  <w:abstractNum w:abstractNumId="16" w15:restartNumberingAfterBreak="0">
     <w:nsid w:val="4D3B036F"/>
     <w:multiLevelType w:val="multilevel"/>
     <w:tmpl w:val="E1B6A674"/>
@@ -24813,7 +24843,7 @@
       </w:rPr>
     </w:lvl>
   </w:abstractNum>
-  <w:abstractNum w:abstractNumId="16" w15:restartNumberingAfterBreak="0">
+  <w:abstractNum w:abstractNumId="17" w15:restartNumberingAfterBreak="0">
     <w:nsid w:val="4EE44CEC"/>
     <w:multiLevelType w:val="multilevel"/>
     <w:tmpl w:val="599C0B4E"/>
@@ -24962,7 +24992,7 @@
       </w:rPr>
     </w:lvl>
   </w:abstractNum>
-  <w:abstractNum w:abstractNumId="17" w15:restartNumberingAfterBreak="0">
+  <w:abstractNum w:abstractNumId="18" w15:restartNumberingAfterBreak="0">
     <w:nsid w:val="505C1FD0"/>
     <w:multiLevelType w:val="multilevel"/>
     <w:tmpl w:val="29062DBC"/>
@@ -25111,7 +25141,7 @@
       </w:rPr>
     </w:lvl>
   </w:abstractNum>
-  <w:abstractNum w:abstractNumId="18" w15:restartNumberingAfterBreak="0">
+  <w:abstractNum w:abstractNumId="19" w15:restartNumberingAfterBreak="0">
     <w:nsid w:val="536932CA"/>
     <w:multiLevelType w:val="multilevel"/>
     <w:tmpl w:val="4D1C819E"/>
@@ -25260,7 +25290,7 @@
       </w:rPr>
     </w:lvl>
   </w:abstractNum>
-  <w:abstractNum w:abstractNumId="19" w15:restartNumberingAfterBreak="0">
+  <w:abstractNum w:abstractNumId="20" w15:restartNumberingAfterBreak="0">
     <w:nsid w:val="57C84F17"/>
     <w:multiLevelType w:val="multilevel"/>
     <w:tmpl w:val="CE74BB62"/>
@@ -25409,7 +25439,7 @@
       </w:rPr>
     </w:lvl>
   </w:abstractNum>
-  <w:abstractNum w:abstractNumId="20" w15:restartNumberingAfterBreak="0">
+  <w:abstractNum w:abstractNumId="21" w15:restartNumberingAfterBreak="0">
     <w:nsid w:val="5A4F4D49"/>
     <w:multiLevelType w:val="multilevel"/>
     <w:tmpl w:val="30629F48"/>
@@ -25567,7 +25597,7 @@
       </w:rPr>
     </w:lvl>
   </w:abstractNum>
-  <w:abstractNum w:abstractNumId="21" w15:restartNumberingAfterBreak="0">
+  <w:abstractNum w:abstractNumId="22" w15:restartNumberingAfterBreak="0">
     <w:nsid w:val="605C0211"/>
     <w:multiLevelType w:val="multilevel"/>
     <w:tmpl w:val="DF94CD8A"/>
@@ -25716,7 +25746,7 @@
       </w:rPr>
     </w:lvl>
   </w:abstractNum>
-  <w:abstractNum w:abstractNumId="22" w15:restartNumberingAfterBreak="0">
+  <w:abstractNum w:abstractNumId="23" w15:restartNumberingAfterBreak="0">
     <w:nsid w:val="618F7655"/>
     <w:multiLevelType w:val="multilevel"/>
     <w:tmpl w:val="B5FE6D6A"/>
@@ -25865,7 +25895,7 @@
       </w:rPr>
     </w:lvl>
   </w:abstractNum>
-  <w:abstractNum w:abstractNumId="23" w15:restartNumberingAfterBreak="0">
+  <w:abstractNum w:abstractNumId="24" w15:restartNumberingAfterBreak="0">
     <w:nsid w:val="6EE230F5"/>
     <w:multiLevelType w:val="multilevel"/>
     <w:tmpl w:val="AA7CE40A"/>
@@ -26014,7 +26044,7 @@
       </w:rPr>
     </w:lvl>
   </w:abstractNum>
-  <w:abstractNum w:abstractNumId="24" w15:restartNumberingAfterBreak="0">
+  <w:abstractNum w:abstractNumId="25" w15:restartNumberingAfterBreak="0">
     <w:nsid w:val="71A750CB"/>
     <w:multiLevelType w:val="multilevel"/>
     <w:tmpl w:val="801290FC"/>
@@ -26163,7 +26193,7 @@
       </w:rPr>
     </w:lvl>
   </w:abstractNum>
-  <w:abstractNum w:abstractNumId="25" w15:restartNumberingAfterBreak="0">
+  <w:abstractNum w:abstractNumId="26" w15:restartNumberingAfterBreak="0">
     <w:nsid w:val="75161A05"/>
     <w:multiLevelType w:val="multilevel"/>
     <w:tmpl w:val="BC2686C4"/>
@@ -26312,7 +26342,7 @@
       </w:rPr>
     </w:lvl>
   </w:abstractNum>
-  <w:abstractNum w:abstractNumId="26" w15:restartNumberingAfterBreak="0">
+  <w:abstractNum w:abstractNumId="27" w15:restartNumberingAfterBreak="0">
     <w:nsid w:val="76C53327"/>
     <w:multiLevelType w:val="multilevel"/>
     <w:tmpl w:val="B420BC52"/>
@@ -26443,7 +26473,7 @@
       </w:rPr>
     </w:lvl>
   </w:abstractNum>
-  <w:abstractNum w:abstractNumId="27" w15:restartNumberingAfterBreak="0">
+  <w:abstractNum w:abstractNumId="28" w15:restartNumberingAfterBreak="0">
     <w:nsid w:val="7FC45BF4"/>
     <w:multiLevelType w:val="multilevel"/>
     <w:tmpl w:val="B9B870FE"/>
@@ -26593,22 +26623,22 @@
     </w:lvl>
   </w:abstractNum>
   <w:num w:numId="1" w16cid:durableId="72895722">
-    <w:abstractNumId w:val="7"/>
+    <w:abstractNumId w:val="8"/>
   </w:num>
   <w:num w:numId="2" w16cid:durableId="17774561">
-    <w:abstractNumId w:val="23"/>
+    <w:abstractNumId w:val="24"/>
   </w:num>
   <w:num w:numId="3" w16cid:durableId="1935700763">
-    <w:abstractNumId w:val="21"/>
+    <w:abstractNumId w:val="22"/>
   </w:num>
   <w:num w:numId="4" w16cid:durableId="1362239687">
-    <w:abstractNumId w:val="25"/>
+    <w:abstractNumId w:val="26"/>
   </w:num>
   <w:num w:numId="5" w16cid:durableId="819268149">
     <w:abstractNumId w:val="6"/>
   </w:num>
   <w:num w:numId="6" w16cid:durableId="395204236">
-    <w:abstractNumId w:val="20"/>
+    <w:abstractNumId w:val="21"/>
     <w:lvlOverride w:ilvl="0">
       <w:lvl w:ilvl="0">
         <w:start w:val="1"/>
@@ -26711,28 +26741,28 @@
     </w:lvlOverride>
   </w:num>
   <w:num w:numId="7" w16cid:durableId="467894090">
-    <w:abstractNumId w:val="26"/>
+    <w:abstractNumId w:val="27"/>
   </w:num>
   <w:num w:numId="8" w16cid:durableId="2010406604">
-    <w:abstractNumId w:val="16"/>
+    <w:abstractNumId w:val="17"/>
   </w:num>
   <w:num w:numId="9" w16cid:durableId="754136254">
-    <w:abstractNumId w:val="13"/>
+    <w:abstractNumId w:val="14"/>
   </w:num>
   <w:num w:numId="10" w16cid:durableId="486361641">
-    <w:abstractNumId w:val="8"/>
+    <w:abstractNumId w:val="9"/>
   </w:num>
   <w:num w:numId="11" w16cid:durableId="397174691">
-    <w:abstractNumId w:val="18"/>
+    <w:abstractNumId w:val="19"/>
   </w:num>
   <w:num w:numId="12" w16cid:durableId="1815292771">
     <w:abstractNumId w:val="4"/>
   </w:num>
   <w:num w:numId="13" w16cid:durableId="1976107413">
-    <w:abstractNumId w:val="11"/>
+    <w:abstractNumId w:val="12"/>
   </w:num>
   <w:num w:numId="14" w16cid:durableId="458770316">
-    <w:abstractNumId w:val="15"/>
+    <w:abstractNumId w:val="16"/>
   </w:num>
   <w:num w:numId="15" w16cid:durableId="62529221">
     <w:abstractNumId w:val="2"/>
@@ -26741,40 +26771,43 @@
     <w:abstractNumId w:val="1"/>
   </w:num>
   <w:num w:numId="17" w16cid:durableId="1076782011">
-    <w:abstractNumId w:val="12"/>
+    <w:abstractNumId w:val="13"/>
   </w:num>
   <w:num w:numId="18" w16cid:durableId="549801970">
-    <w:abstractNumId w:val="14"/>
+    <w:abstractNumId w:val="15"/>
   </w:num>
   <w:num w:numId="19" w16cid:durableId="319621638">
-    <w:abstractNumId w:val="19"/>
+    <w:abstractNumId w:val="20"/>
   </w:num>
   <w:num w:numId="20" w16cid:durableId="1323849782">
-    <w:abstractNumId w:val="9"/>
+    <w:abstractNumId w:val="10"/>
   </w:num>
   <w:num w:numId="21" w16cid:durableId="1949005371">
-    <w:abstractNumId w:val="17"/>
+    <w:abstractNumId w:val="18"/>
   </w:num>
   <w:num w:numId="22" w16cid:durableId="484903951">
     <w:abstractNumId w:val="3"/>
   </w:num>
   <w:num w:numId="23" w16cid:durableId="1966228977">
-    <w:abstractNumId w:val="10"/>
+    <w:abstractNumId w:val="11"/>
   </w:num>
   <w:num w:numId="24" w16cid:durableId="719668392">
-    <w:abstractNumId w:val="27"/>
+    <w:abstractNumId w:val="28"/>
   </w:num>
   <w:num w:numId="25" w16cid:durableId="1874802650">
-    <w:abstractNumId w:val="22"/>
+    <w:abstractNumId w:val="23"/>
   </w:num>
   <w:num w:numId="26" w16cid:durableId="2030569956">
     <w:abstractNumId w:val="5"/>
   </w:num>
   <w:num w:numId="27" w16cid:durableId="1179392610">
-    <w:abstractNumId w:val="24"/>
+    <w:abstractNumId w:val="25"/>
   </w:num>
   <w:num w:numId="28" w16cid:durableId="1099133707">
     <w:abstractNumId w:val="0"/>
+  </w:num>
+  <w:num w:numId="29" w16cid:durableId="727992211">
+    <w:abstractNumId w:val="7"/>
   </w:num>
   <w:numIdMacAtCleanup w:val="10"/>
 </w:numbering>
@@ -27295,6 +27328,7 @@
   <w:style w:type="character" w:default="1" w:styleId="Phngmcinhcuaoanvn">
     <w:name w:val="Default Paragraph Font"/>
     <w:uiPriority w:val="1"/>
+    <w:semiHidden/>
     <w:unhideWhenUsed/>
   </w:style>
   <w:style w:type="table" w:default="1" w:styleId="BangThngthng">

--- a/thesis/ASPNET-DK24TT80171-dangduongthang-quanlytroisinhvien.docx
+++ b/thesis/ASPNET-DK24TT80171-dangduongthang-quanlytroisinhvien.docx
@@ -568,15 +568,15 @@
         <mc:AlternateContent>
           <mc:Choice Requires="wps">
             <w:drawing>
-              <wp:anchor distT="0" distB="0" distL="114300" distR="114300" simplePos="0" relativeHeight="251659264" behindDoc="0" locked="0" layoutInCell="1" allowOverlap="1" wp14:anchorId="187673F7" wp14:editId="6F559C8D">
+              <wp:anchor distT="0" distB="0" distL="114300" distR="114300" simplePos="0" relativeHeight="251659264" behindDoc="0" locked="0" layoutInCell="1" allowOverlap="1" wp14:anchorId="187673F7" wp14:editId="4CC1FEBE">
                 <wp:simplePos x="0" y="0"/>
                 <wp:positionH relativeFrom="column">
-                  <wp:posOffset>3304359</wp:posOffset>
+                  <wp:posOffset>3305598</wp:posOffset>
                 </wp:positionH>
                 <wp:positionV relativeFrom="paragraph">
-                  <wp:posOffset>3175</wp:posOffset>
+                  <wp:posOffset>5292</wp:posOffset>
                 </wp:positionV>
-                <wp:extent cx="2118360" cy="731520"/>
+                <wp:extent cx="2118360" cy="1549400"/>
                 <wp:effectExtent l="0" t="0" r="0" b="0"/>
                 <wp:wrapNone/>
                 <wp:docPr id="36" name="Hộp Văn bản 36"/>
@@ -592,7 +592,7 @@
                       <wps:spPr bwMode="auto">
                         <a:xfrm>
                           <a:off x="0" y="0"/>
-                          <a:ext cx="2118360" cy="731520"/>
+                          <a:ext cx="2118360" cy="1549400"/>
                         </a:xfrm>
                         <a:prstGeom prst="rect">
                           <a:avLst/>
@@ -632,18 +632,10 @@
                             </w:r>
                           </w:p>
                           <w:p>
-                            <w:pPr>
-                              <w:rPr>
-                                <w:lang w:val="en-US"/>
-                              </w:rPr>
-                            </w:pPr>
                             <w:r>
                               <w:t>Họ tên:</w:t>
                             </w:r>
                             <w:r>
-                              <w:rPr>
-                                <w:lang w:val="en-US"/>
-                              </w:rPr>
                               <w:t xml:space="preserve"> Đặng Dương Thắng</w:t>
                             </w:r>
                           </w:p>
@@ -651,12 +643,19 @@
                             <w:r>
                               <w:t>MSSV:</w:t>
                             </w:r>
+                            <w:r>
+                              <w:t xml:space="preserve"> 170124845</w:t>
+                            </w:r>
                           </w:p>
                           <w:p>
                             <w:r>
                               <w:t>Lớp:</w:t>
                             </w:r>
+                            <w:r>
+                              <w:t xml:space="preserve"> DK24TT80171</w:t>
+                            </w:r>
                           </w:p>
+                          <w:p/>
                         </w:txbxContent>
                       </wps:txbx>
                       <wps:bodyPr rot="0" vert="horz" wrap="square" lIns="91440" tIns="45720" rIns="91440" bIns="45720" anchor="t" anchorCtr="0" upright="1">
@@ -676,7 +675,7 @@
           </mc:Choice>
           <mc:Fallback>
             <w:pict>
-              <v:shape w14:anchorId="187673F7" id="Hộp Văn bản 36" o:spid="_x0000_s1027" type="#_x0000_t202" style="position:absolute;left:0;text-align:left;margin-left:260.2pt;margin-top:.25pt;width:166.8pt;height:57.6pt;z-index:251659264;visibility:visible;mso-wrap-style:square;mso-width-percent:0;mso-height-percent:0;mso-wrap-distance-left:9pt;mso-wrap-distance-top:0;mso-wrap-distance-right:9pt;mso-wrap-distance-bottom:0;mso-position-horizontal:absolute;mso-position-horizontal-relative:text;mso-position-vertical:absolute;mso-position-vertical-relative:text;mso-width-percent:0;mso-height-percent:0;mso-width-relative:page;mso-height-relative:page;v-text-anchor:top" o:gfxdata="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" stroked="f">
+              <v:shape w14:anchorId="187673F7" id="Hộp Văn bản 36" o:spid="_x0000_s1027" type="#_x0000_t202" style="position:absolute;left:0;text-align:left;margin-left:260.3pt;margin-top:.4pt;width:166.8pt;height:122pt;z-index:251659264;visibility:visible;mso-wrap-style:square;mso-width-percent:0;mso-height-percent:0;mso-wrap-distance-left:9pt;mso-wrap-distance-top:0;mso-wrap-distance-right:9pt;mso-wrap-distance-bottom:0;mso-position-horizontal:absolute;mso-position-horizontal-relative:text;mso-position-vertical:absolute;mso-position-vertical-relative:text;mso-width-percent:0;mso-height-percent:0;mso-width-relative:page;mso-height-relative:page;v-text-anchor:top" o:gfxdata="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" stroked="f">
                 <v:textbox>
                   <w:txbxContent>
                     <w:p>
@@ -693,18 +692,10 @@
                       </w:r>
                     </w:p>
                     <w:p>
-                      <w:pPr>
-                        <w:rPr>
-                          <w:lang w:val="en-US"/>
-                        </w:rPr>
-                      </w:pPr>
                       <w:r>
                         <w:t>Họ tên:</w:t>
                       </w:r>
                       <w:r>
-                        <w:rPr>
-                          <w:lang w:val="en-US"/>
-                        </w:rPr>
                         <w:t xml:space="preserve"> Đặng Dương Thắng</w:t>
                       </w:r>
                     </w:p>
@@ -712,12 +703,19 @@
                       <w:r>
                         <w:t>MSSV:</w:t>
                       </w:r>
+                      <w:r>
+                        <w:t xml:space="preserve"> 170124845</w:t>
+                      </w:r>
                     </w:p>
                     <w:p>
                       <w:r>
                         <w:t>Lớp:</w:t>
                       </w:r>
+                      <w:r>
+                        <w:t xml:space="preserve"> DK24TT80171</w:t>
+                      </w:r>
                     </w:p>
+                    <w:p/>
                   </w:txbxContent>
                 </v:textbox>
               </v:shape>
@@ -1040,7 +1038,7 @@
           </mc:Choice>
           <mc:Fallback>
             <w:pict>
-              <v:group w14:anchorId="6A33E8F8" id="Group 7" o:spid="_x0000_s1026" style="position:absolute;margin-left:84.85pt;margin-top:56.55pt;width:446.9pt;height:720.75pt;z-index:-251674112;mso-wrap-distance-left:0;mso-wrap-distance-right:0;mso-position-horizontal-relative:page;mso-position-vertical-relative:page;mso-width-relative:margin;mso-height-relative:margin" coordsize="53816,91535" o:gfxdata="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">
+              <v:group w14:anchorId="57EE93B1" id="Group 7" o:spid="_x0000_s1026" style="position:absolute;margin-left:84.85pt;margin-top:56.55pt;width:446.9pt;height:720.75pt;z-index:-251674112;mso-wrap-distance-left:0;mso-wrap-distance-right:0;mso-position-horizontal-relative:page;mso-position-vertical-relative:page;mso-width-relative:margin;mso-height-relative:margin" coordsize="53816,91535" o:gfxdata="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">
                 <v:shape id="Graphic 8" o:spid="_x0000_s1027" style="position:absolute;left:47;top:47;width:53721;height:91440;visibility:visible;mso-wrap-style:square;v-text-anchor:top" coordsize="5372100,9144000" o:gfxdata="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" path="m5372100,l,,,9144000r5372100,l5372100,xe" stroked="f">
                   <v:path arrowok="t"/>
                 </v:shape>
@@ -1810,7 +1808,7 @@
           </mc:Choice>
           <mc:Fallback>
             <w:pict>
-              <v:shape w14:anchorId="5FC1211F" id="Graphic 11" o:spid="_x0000_s1026" style="position:absolute;margin-left:87.6pt;margin-top:69.6pt;width:447pt;height:10in;z-index:-251647488;visibility:visible;mso-wrap-style:square;mso-width-percent:0;mso-wrap-distance-left:0;mso-wrap-distance-top:0;mso-wrap-distance-right:0;mso-wrap-distance-bottom:0;mso-position-horizontal:absolute;mso-position-horizontal-relative:page;mso-position-vertical:absolute;mso-position-vertical-relative:page;mso-width-percent:0;mso-width-relative:margin;v-text-anchor:top" coordsize="5372100,9144000" o:gfxdata="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" path="m,9144000r5372100,l5372100,,,,,9144000xe" filled="f">
+              <v:shape w14:anchorId="37233012" id="Graphic 11" o:spid="_x0000_s1026" style="position:absolute;margin-left:87.6pt;margin-top:69.6pt;width:447pt;height:10in;z-index:-251647488;visibility:visible;mso-wrap-style:square;mso-width-percent:0;mso-wrap-distance-left:0;mso-wrap-distance-top:0;mso-wrap-distance-right:0;mso-wrap-distance-bottom:0;mso-position-horizontal:absolute;mso-position-horizontal-relative:page;mso-position-vertical:absolute;mso-position-vertical-relative:page;mso-width-percent:0;mso-width-relative:margin;v-text-anchor:top" coordsize="5372100,9144000" o:gfxdata="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" path="m,9144000r5372100,l5372100,,,,,9144000xe" filled="f">
                 <v:path arrowok="t"/>
                 <w10:wrap anchorx="page" anchory="page"/>
               </v:shape>
@@ -21218,7 +21216,7 @@
         </mc:Choice>
         <mc:Fallback>
           <w:pict>
-            <v:shape w14:anchorId="7D44BE5B" id="Graphic 12" o:spid="_x0000_s1026" style="position:absolute;margin-left:85.05pt;margin-top:795.8pt;width:457.5pt;height:5.25pt;z-index:-251658240;visibility:visible;mso-wrap-style:square;mso-width-percent:0;mso-height-percent:0;mso-wrap-distance-left:0;mso-wrap-distance-top:0;mso-wrap-distance-right:0;mso-wrap-distance-bottom:0;mso-position-horizontal:absolute;mso-position-horizontal-relative:page;mso-position-vertical:absolute;mso-position-vertical-relative:page;mso-width-percent:0;mso-height-percent:0;mso-width-relative:margin;mso-height-relative:margin;v-text-anchor:top" coordsize="5618480,56515" o:gfxdata="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" path="m5618353,18288l,18288,,56388r5618353,l5618353,18288xem5618353,l,,,9144r5618353,l5618353,xe" fillcolor="black" stroked="f">
+            <v:shape w14:anchorId="2B598FA3" id="Graphic 12" o:spid="_x0000_s1026" style="position:absolute;margin-left:85.05pt;margin-top:795.8pt;width:457.5pt;height:5.25pt;z-index:-251658240;visibility:visible;mso-wrap-style:square;mso-width-percent:0;mso-height-percent:0;mso-wrap-distance-left:0;mso-wrap-distance-top:0;mso-wrap-distance-right:0;mso-wrap-distance-bottom:0;mso-position-horizontal:absolute;mso-position-horizontal-relative:page;mso-position-vertical:absolute;mso-position-vertical-relative:page;mso-width-percent:0;mso-height-percent:0;mso-width-relative:margin;mso-height-relative:margin;v-text-anchor:top" coordsize="5618480,56515" o:gfxdata="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" path="m5618353,18288l,18288,,56388r5618353,l5618353,18288xem5618353,l,,,9144r5618353,l5618353,xe" fillcolor="black" stroked="f">
               <v:path arrowok="t"/>
               <w10:wrap anchorx="page" anchory="page"/>
             </v:shape>
@@ -21343,7 +21341,7 @@
         </mc:Choice>
         <mc:Fallback>
           <w:pict>
-            <v:shape w14:anchorId="149CC358" id="Graphic 15" o:spid="_x0000_s1026" style="position:absolute;margin-left:84.75pt;margin-top:793.5pt;width:453.75pt;height:4.5pt;z-index:-251660288;visibility:visible;mso-wrap-style:square;mso-width-percent:0;mso-height-percent:0;mso-wrap-distance-left:0;mso-wrap-distance-top:0;mso-wrap-distance-right:0;mso-wrap-distance-bottom:0;mso-position-horizontal:absolute;mso-position-horizontal-relative:page;mso-position-vertical:absolute;mso-position-vertical-relative:page;mso-width-percent:0;mso-height-percent:0;mso-width-relative:margin;mso-height-relative:margin;v-text-anchor:top" coordsize="5389880,57150" o:gfxdata="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" path="m5389740,47256l,47256r,9436l5389740,56692r,-9436xem5389740,l,,,38100r5389740,l5389740,xe" fillcolor="black" stroked="f">
+            <v:shape w14:anchorId="78C5B0BD" id="Graphic 15" o:spid="_x0000_s1026" style="position:absolute;margin-left:84.75pt;margin-top:793.5pt;width:453.75pt;height:4.5pt;z-index:-251660288;visibility:visible;mso-wrap-style:square;mso-width-percent:0;mso-height-percent:0;mso-wrap-distance-left:0;mso-wrap-distance-top:0;mso-wrap-distance-right:0;mso-wrap-distance-bottom:0;mso-position-horizontal:absolute;mso-position-horizontal-relative:page;mso-position-vertical:absolute;mso-position-vertical-relative:page;mso-width-percent:0;mso-height-percent:0;mso-width-relative:margin;mso-height-relative:margin;v-text-anchor:top" coordsize="5389880,57150" o:gfxdata="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" path="m5389740,47256l,47256r,9436l5389740,56692r,-9436xem5389740,l,,,38100r5389740,l5389740,xe" fillcolor="black" stroked="f">
               <v:path arrowok="t"/>
               <w10:wrap anchorx="page" anchory="page"/>
             </v:shape>
@@ -21871,7 +21869,7 @@
         </mc:Choice>
         <mc:Fallback>
           <w:pict>
-            <v:shape w14:anchorId="6AC607B2" id="Graphic 12" o:spid="_x0000_s1026" style="position:absolute;margin-left:85.05pt;margin-top:43.8pt;width:457.5pt;height:5.25pt;z-index:-251654144;visibility:visible;mso-wrap-style:square;mso-width-percent:0;mso-height-percent:0;mso-wrap-distance-left:0;mso-wrap-distance-top:0;mso-wrap-distance-right:0;mso-wrap-distance-bottom:0;mso-position-horizontal:absolute;mso-position-horizontal-relative:page;mso-position-vertical:absolute;mso-position-vertical-relative:page;mso-width-percent:0;mso-height-percent:0;mso-width-relative:margin;mso-height-relative:margin;v-text-anchor:top" coordsize="5618480,56515" o:gfxdata="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" path="m5618353,18288l,18288,,56388r5618353,l5618353,18288xem5618353,l,,,9144r5618353,l5618353,xe" fillcolor="black" stroked="f">
+            <v:shape w14:anchorId="14955430" id="Graphic 12" o:spid="_x0000_s1026" style="position:absolute;margin-left:85.05pt;margin-top:43.8pt;width:457.5pt;height:5.25pt;z-index:-251654144;visibility:visible;mso-wrap-style:square;mso-width-percent:0;mso-height-percent:0;mso-wrap-distance-left:0;mso-wrap-distance-top:0;mso-wrap-distance-right:0;mso-wrap-distance-bottom:0;mso-position-horizontal:absolute;mso-position-horizontal-relative:page;mso-position-vertical:absolute;mso-position-vertical-relative:page;mso-width-percent:0;mso-height-percent:0;mso-width-relative:margin;mso-height-relative:margin;v-text-anchor:top" coordsize="5618480,56515" o:gfxdata="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" path="m5618353,18288l,18288,,56388r5618353,l5618353,18288xem5618353,l,,,9144r5618353,l5618353,xe" fillcolor="black" stroked="f">
               <v:path arrowok="t"/>
               <w10:wrap anchorx="page" anchory="page"/>
             </v:shape>
@@ -22336,7 +22334,7 @@
         </mc:Choice>
         <mc:Fallback>
           <w:pict>
-            <v:shape w14:anchorId="7D751AB8" id="Graphic 12" o:spid="_x0000_s1026" style="position:absolute;margin-left:84.75pt;margin-top:42.75pt;width:457.5pt;height:5.25pt;z-index:-251662336;visibility:visible;mso-wrap-style:square;mso-width-percent:0;mso-height-percent:0;mso-wrap-distance-left:0;mso-wrap-distance-top:0;mso-wrap-distance-right:0;mso-wrap-distance-bottom:0;mso-position-horizontal:absolute;mso-position-horizontal-relative:page;mso-position-vertical:absolute;mso-position-vertical-relative:page;mso-width-percent:0;mso-height-percent:0;mso-width-relative:margin;mso-height-relative:margin;v-text-anchor:top" coordsize="5618480,56515" o:gfxdata="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" path="m5618353,18288l,18288,,56388r5618353,l5618353,18288xem5618353,l,,,9144r5618353,l5618353,xe" fillcolor="black" stroked="f">
+            <v:shape w14:anchorId="5A1674AD" id="Graphic 12" o:spid="_x0000_s1026" style="position:absolute;margin-left:84.75pt;margin-top:42.75pt;width:457.5pt;height:5.25pt;z-index:-251662336;visibility:visible;mso-wrap-style:square;mso-width-percent:0;mso-height-percent:0;mso-wrap-distance-left:0;mso-wrap-distance-top:0;mso-wrap-distance-right:0;mso-wrap-distance-bottom:0;mso-position-horizontal:absolute;mso-position-horizontal-relative:page;mso-position-vertical:absolute;mso-position-vertical-relative:page;mso-width-percent:0;mso-height-percent:0;mso-width-relative:margin;mso-height-relative:margin;v-text-anchor:top" coordsize="5618480,56515" o:gfxdata="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" path="m5618353,18288l,18288,,56388r5618353,l5618353,18288xem5618353,l,,,9144r5618353,l5618353,xe" fillcolor="black" stroked="f">
               <v:path arrowok="t"/>
               <w10:wrap anchorx="page" anchory="page"/>
             </v:shape>
